--- a/6-过程管理/流程制度规范类文件/060106-变更管理程序.docx
+++ b/6-过程管理/流程制度规范类文件/060106-变更管理程序.docx
@@ -1,10 +1,11 @@
 
 <file path=word/document.xml><?xml version="1.0" encoding="utf-8"?>
-<w:document xmlns:wpc="http://schemas.microsoft.com/office/word/2010/wordprocessingCanvas" xmlns:mc="http://schemas.openxmlformats.org/markup-compatibility/2006" xmlns:o="urn:schemas-microsoft-com:office:office" xmlns:r="http://schemas.openxmlformats.org/officeDocument/2006/relationships" xmlns:m="http://schemas.openxmlformats.org/officeDocument/2006/math" xmlns:v="urn:schemas-microsoft-com:vml" xmlns:wp14="http://schemas.microsoft.com/office/word/2010/wordprocessingDrawing" xmlns:wp="http://schemas.openxmlformats.org/drawingml/2006/wordprocessingDrawing" xmlns:w="http://schemas.openxmlformats.org/wordprocessingml/2006/main" xmlns:w14="http://schemas.microsoft.com/office/word/2010/wordml" xmlns:w10="urn:schemas-microsoft-com:office:word" xmlns:w15="http://schemas.microsoft.com/office/word/2012/wordml" xmlns:wpg="http://schemas.microsoft.com/office/word/2010/wordprocessingGroup" xmlns:wpi="http://schemas.microsoft.com/office/word/2010/wordprocessingInk" xmlns:wne="http://schemas.microsoft.com/office/word/2006/wordml" xmlns:wps="http://schemas.microsoft.com/office/word/2010/wordprocessingShape" xmlns:wpsCustomData="http://www.wps.cn/officeDocument/2013/wpsCustomData" mc:Ignorable="w14 w15 wp14">
+<w:document xmlns:wpc="http://schemas.microsoft.com/office/word/2010/wordprocessingCanvas" xmlns:mc="http://schemas.openxmlformats.org/markup-compatibility/2006" xmlns:o="urn:schemas-microsoft-com:office:office" xmlns:r="http://schemas.openxmlformats.org/officeDocument/2006/relationships" xmlns:m="http://schemas.openxmlformats.org/officeDocument/2006/math" xmlns:v="urn:schemas-microsoft-com:vml" xmlns:wp14="http://schemas.microsoft.com/office/word/2010/wordprocessingDrawing" xmlns:wp="http://schemas.openxmlformats.org/drawingml/2006/wordprocessingDrawing" xmlns:w10="urn:schemas-microsoft-com:office:word" xmlns:w="http://schemas.openxmlformats.org/wordprocessingml/2006/main" xmlns:w14="http://schemas.microsoft.com/office/word/2010/wordml" xmlns:w15="http://schemas.microsoft.com/office/word/2012/wordml" xmlns:wne="http://schemas.microsoft.com/office/word/2006/wordml" xmlns:wpg="http://schemas.microsoft.com/office/word/2010/wordprocessingGroup" xmlns:wpi="http://schemas.microsoft.com/office/word/2010/wordprocessingInk" xmlns:wps="http://schemas.microsoft.com/office/word/2010/wordprocessingShape" mc:Ignorable="w14 w15 wp14">
+  <!-- Generated by Aspose.Words for .NET 13.3.0.1 -->
   <w:body>
     <w:p>
       <w:pPr>
-        <w:pStyle w:val="31"/>
+        <w:pStyle w:val="a1"/>
         <w:keepNext w:val="0"/>
         <w:keepLines w:val="0"/>
         <w:pageBreakBefore w:val="0"/>
@@ -24,7 +25,7 @@
     </w:p>
     <w:p>
       <w:pPr>
-        <w:pStyle w:val="31"/>
+        <w:pStyle w:val="a1"/>
         <w:keepNext w:val="0"/>
         <w:keepLines w:val="0"/>
         <w:pageBreakBefore w:val="0"/>
@@ -47,7 +48,7 @@
     </w:p>
     <w:p>
       <w:pPr>
-        <w:pStyle w:val="32"/>
+        <w:pStyle w:val="a2"/>
         <w:keepNext w:val="0"/>
         <w:keepLines w:val="0"/>
         <w:pageBreakBefore w:val="0"/>
@@ -65,7 +66,7 @@
       </w:pPr>
       <w:bookmarkStart w:id="1" w:name="_Toc25318"/>
       <w:r>
-        <w:t>甘肃国邦信息科技有限公司</w:t>
+        <w:t>中达丰集团有限公司</w:t>
       </w:r>
       <w:bookmarkEnd w:id="1"/>
     </w:p>
@@ -88,14 +89,14 @@
         <w:ind w:left="3285"/>
         <w:textAlignment w:val="baseline"/>
         <w:rPr>
-          <w:rFonts w:ascii="宋体" w:hAnsi="宋体" w:eastAsia="宋体" w:cs="宋体"/>
+          <w:rFonts w:ascii="宋体" w:eastAsia="宋体" w:hAnsi="宋体" w:cs="宋体"/>
           <w:sz w:val="36"/>
           <w:szCs w:val="36"/>
         </w:rPr>
       </w:pPr>
       <w:r>
         <w:rPr>
-          <w:rFonts w:ascii="宋体" w:hAnsi="宋体" w:eastAsia="宋体" w:cs="宋体"/>
+          <w:rFonts w:ascii="宋体" w:eastAsia="宋体" w:hAnsi="宋体" w:cs="宋体"/>
           <w:spacing w:val="-2"/>
           <w:sz w:val="36"/>
           <w:szCs w:val="36"/>
@@ -120,7 +121,7 @@
         <w:snapToGrid w:val="0"/>
         <w:textAlignment w:val="baseline"/>
         <w:rPr>
-          <w:rFonts w:ascii="宋体" w:hAnsi="宋体" w:eastAsia="宋体" w:cs="宋体"/>
+          <w:rFonts w:ascii="宋体" w:eastAsia="宋体" w:hAnsi="宋体" w:cs="宋体"/>
           <w:sz w:val="30"/>
           <w:szCs w:val="30"/>
         </w:rPr>
@@ -128,12 +129,12 @@
           <w:pgSz w:w="11906" w:h="16839"/>
           <w:pgMar w:top="1431" w:right="1785" w:bottom="0" w:left="1785" w:header="0" w:footer="0" w:gutter="0"/>
           <w:pgBorders>
-            <w:top w:val="none" w:sz="0" w:space="0"/>
-            <w:left w:val="none" w:sz="0" w:space="0"/>
-            <w:bottom w:val="none" w:sz="0" w:space="0"/>
-            <w:right w:val="none" w:sz="0" w:space="0"/>
+            <w:top w:val="nil"/>
+            <w:left w:val="nil"/>
+            <w:bottom w:val="nil"/>
+            <w:right w:val="nil"/>
           </w:pgBorders>
-          <w:cols w:space="720" w:num="1"/>
+          <w:cols w:num="1" w:space="720"/>
         </w:sectPr>
       </w:pPr>
     </w:p>
@@ -157,7 +158,7 @@
         <w:textAlignment w:val="baseline"/>
         <w:outlineLvl w:val="1"/>
         <w:rPr>
-          <w:rFonts w:ascii="宋体" w:hAnsi="宋体" w:eastAsia="宋体" w:cs="宋体"/>
+          <w:rFonts w:ascii="宋体" w:eastAsia="宋体" w:hAnsi="宋体" w:cs="宋体"/>
           <w:sz w:val="28"/>
           <w:szCs w:val="28"/>
         </w:rPr>
@@ -165,7 +166,7 @@
       <w:bookmarkStart w:id="2" w:name="_Toc16703"/>
       <w:r>
         <w:rPr>
-          <w:rFonts w:ascii="宋体" w:hAnsi="宋体" w:eastAsia="宋体" w:cs="宋体"/>
+          <w:rFonts w:ascii="宋体" w:eastAsia="宋体" w:hAnsi="宋体" w:cs="宋体"/>
           <w:spacing w:val="-3"/>
           <w:sz w:val="28"/>
           <w:szCs w:val="28"/>
@@ -176,16 +177,16 @@
     </w:p>
     <w:tbl>
       <w:tblPr>
-        <w:tblStyle w:val="24"/>
+        <w:tblStyle w:val="TableNormal0"/>
         <w:tblW w:w="9072" w:type="dxa"/>
         <w:tblInd w:w="5" w:type="dxa"/>
         <w:tblBorders>
-          <w:top w:val="single" w:color="000000" w:sz="4" w:space="0"/>
-          <w:left w:val="single" w:color="000000" w:sz="4" w:space="0"/>
-          <w:bottom w:val="single" w:color="000000" w:sz="4" w:space="0"/>
-          <w:right w:val="single" w:color="000000" w:sz="4" w:space="0"/>
-          <w:insideH w:val="single" w:color="000000" w:sz="4" w:space="0"/>
-          <w:insideV w:val="single" w:color="000000" w:sz="4" w:space="0"/>
+          <w:top w:val="single" w:sz="4" w:space="0" w:color="000000"/>
+          <w:left w:val="single" w:sz="4" w:space="0" w:color="000000"/>
+          <w:bottom w:val="single" w:sz="4" w:space="0" w:color="000000"/>
+          <w:right w:val="single" w:sz="4" w:space="0" w:color="000000"/>
+          <w:insideH w:val="single" w:sz="4" w:space="0" w:color="000000"/>
+          <w:insideV w:val="single" w:sz="4" w:space="0" w:color="000000"/>
         </w:tblBorders>
         <w:tblLayout w:type="fixed"/>
         <w:tblCellMar>
@@ -204,14 +205,17 @@
       </w:tblGrid>
       <w:tr>
         <w:tblPrEx>
+          <w:tblW w:w="9072" w:type="dxa"/>
+          <w:tblInd w:w="5" w:type="dxa"/>
           <w:tblBorders>
-            <w:top w:val="single" w:color="000000" w:sz="4" w:space="0"/>
-            <w:left w:val="single" w:color="000000" w:sz="4" w:space="0"/>
-            <w:bottom w:val="single" w:color="000000" w:sz="4" w:space="0"/>
-            <w:right w:val="single" w:color="000000" w:sz="4" w:space="0"/>
-            <w:insideH w:val="single" w:color="000000" w:sz="4" w:space="0"/>
-            <w:insideV w:val="single" w:color="000000" w:sz="4" w:space="0"/>
+            <w:top w:val="single" w:sz="4" w:space="0" w:color="000000"/>
+            <w:left w:val="single" w:sz="4" w:space="0" w:color="000000"/>
+            <w:bottom w:val="single" w:sz="4" w:space="0" w:color="000000"/>
+            <w:right w:val="single" w:sz="4" w:space="0" w:color="000000"/>
+            <w:insideH w:val="single" w:sz="4" w:space="0" w:color="000000"/>
+            <w:insideV w:val="single" w:sz="4" w:space="0" w:color="000000"/>
           </w:tblBorders>
+          <w:tblLayout w:type="fixed"/>
           <w:tblCellMar>
             <w:top w:w="0" w:type="dxa"/>
             <w:left w:w="0" w:type="dxa"/>
@@ -220,7 +224,7 @@
           </w:tblCellMar>
         </w:tblPrEx>
         <w:trPr>
-          <w:trHeight w:val="611" w:hRule="atLeast"/>
+          <w:trHeight w:val="611"/>
         </w:trPr>
         <w:tc>
           <w:tcPr>
@@ -245,14 +249,14 @@
               <w:ind w:left="207"/>
               <w:textAlignment w:val="baseline"/>
               <w:rPr>
-                <w:rFonts w:ascii="宋体" w:hAnsi="宋体" w:eastAsia="宋体" w:cs="宋体"/>
+                <w:rFonts w:ascii="宋体" w:eastAsia="宋体" w:hAnsi="宋体" w:cs="宋体"/>
                 <w:sz w:val="24"/>
                 <w:szCs w:val="24"/>
               </w:rPr>
             </w:pPr>
             <w:r>
               <w:rPr>
-                <w:rFonts w:ascii="宋体" w:hAnsi="宋体" w:eastAsia="宋体" w:cs="宋体"/>
+                <w:rFonts w:ascii="宋体" w:eastAsia="宋体" w:hAnsi="宋体" w:cs="宋体"/>
                 <w:spacing w:val="-2"/>
                 <w:sz w:val="24"/>
                 <w:szCs w:val="24"/>
@@ -285,33 +289,28 @@
               <w:ind w:left="109"/>
               <w:textAlignment w:val="baseline"/>
               <w:rPr>
-                <w:rFonts w:ascii="宋体" w:hAnsi="宋体" w:eastAsia="宋体" w:cs="宋体"/>
+                <w:rFonts w:ascii="宋体" w:eastAsia="宋体" w:hAnsi="宋体" w:cs="宋体"/>
                 <w:sz w:val="24"/>
                 <w:szCs w:val="24"/>
               </w:rPr>
             </w:pPr>
             <w:r>
               <w:rPr>
-                <w:rFonts w:ascii="宋体" w:hAnsi="宋体" w:eastAsia="宋体" w:cs="宋体"/>
+                <w:rFonts w:ascii="宋体" w:eastAsia="宋体" w:hAnsi="宋体" w:cs="宋体"/>
                 <w:spacing w:val="-1"/>
                 <w:sz w:val="24"/>
                 <w:szCs w:val="24"/>
               </w:rPr>
-              <w:t>变更管理程序（GSGB-ITSS-BGGL）</w:t>
+              <w:t>变更管理程序（ZDFJT-ITSS-BGGL）</w:t>
             </w:r>
           </w:p>
         </w:tc>
       </w:tr>
       <w:tr>
         <w:tblPrEx>
-          <w:tblBorders>
-            <w:top w:val="single" w:color="000000" w:sz="4" w:space="0"/>
-            <w:left w:val="single" w:color="000000" w:sz="4" w:space="0"/>
-            <w:bottom w:val="single" w:color="000000" w:sz="4" w:space="0"/>
-            <w:right w:val="single" w:color="000000" w:sz="4" w:space="0"/>
-            <w:insideH w:val="single" w:color="000000" w:sz="4" w:space="0"/>
-            <w:insideV w:val="single" w:color="000000" w:sz="4" w:space="0"/>
-          </w:tblBorders>
+          <w:tblW w:w="9072" w:type="dxa"/>
+          <w:tblInd w:w="5" w:type="dxa"/>
+          <w:tblLayout w:type="fixed"/>
           <w:tblCellMar>
             <w:top w:w="0" w:type="dxa"/>
             <w:left w:w="0" w:type="dxa"/>
@@ -320,7 +319,7 @@
           </w:tblCellMar>
         </w:tblPrEx>
         <w:trPr>
-          <w:trHeight w:val="607" w:hRule="atLeast"/>
+          <w:trHeight w:val="607"/>
         </w:trPr>
         <w:tc>
           <w:tcPr>
@@ -345,14 +344,14 @@
               <w:ind w:left="447"/>
               <w:textAlignment w:val="baseline"/>
               <w:rPr>
-                <w:rFonts w:ascii="宋体" w:hAnsi="宋体" w:eastAsia="宋体" w:cs="宋体"/>
+                <w:rFonts w:ascii="宋体" w:eastAsia="宋体" w:hAnsi="宋体" w:cs="宋体"/>
                 <w:sz w:val="24"/>
                 <w:szCs w:val="24"/>
               </w:rPr>
             </w:pPr>
             <w:r>
               <w:rPr>
-                <w:rFonts w:ascii="宋体" w:hAnsi="宋体" w:eastAsia="宋体" w:cs="宋体"/>
+                <w:rFonts w:ascii="宋体" w:eastAsia="宋体" w:hAnsi="宋体" w:cs="宋体"/>
                 <w:spacing w:val="-3"/>
                 <w:sz w:val="24"/>
                 <w:szCs w:val="24"/>
@@ -385,33 +384,28 @@
               <w:ind w:left="109"/>
               <w:textAlignment w:val="baseline"/>
               <w:rPr>
-                <w:rFonts w:ascii="宋体" w:hAnsi="宋体" w:eastAsia="宋体" w:cs="宋体"/>
+                <w:rFonts w:ascii="宋体" w:eastAsia="宋体" w:hAnsi="宋体" w:cs="宋体"/>
                 <w:sz w:val="24"/>
                 <w:szCs w:val="24"/>
               </w:rPr>
             </w:pPr>
             <w:r>
               <w:rPr>
-                <w:rFonts w:ascii="宋体" w:hAnsi="宋体" w:eastAsia="宋体" w:cs="宋体"/>
+                <w:rFonts w:ascii="宋体" w:eastAsia="宋体" w:hAnsi="宋体" w:cs="宋体"/>
                 <w:spacing w:val="-1"/>
                 <w:sz w:val="24"/>
                 <w:szCs w:val="24"/>
               </w:rPr>
-              <w:t>甘肃国邦信息科技有限公司</w:t>
+              <w:t>中达丰集团有限公司</w:t>
             </w:r>
           </w:p>
         </w:tc>
       </w:tr>
       <w:tr>
         <w:tblPrEx>
-          <w:tblBorders>
-            <w:top w:val="single" w:color="000000" w:sz="4" w:space="0"/>
-            <w:left w:val="single" w:color="000000" w:sz="4" w:space="0"/>
-            <w:bottom w:val="single" w:color="000000" w:sz="4" w:space="0"/>
-            <w:right w:val="single" w:color="000000" w:sz="4" w:space="0"/>
-            <w:insideH w:val="single" w:color="000000" w:sz="4" w:space="0"/>
-            <w:insideV w:val="single" w:color="000000" w:sz="4" w:space="0"/>
-          </w:tblBorders>
+          <w:tblW w:w="9072" w:type="dxa"/>
+          <w:tblInd w:w="5" w:type="dxa"/>
+          <w:tblLayout w:type="fixed"/>
           <w:tblCellMar>
             <w:top w:w="0" w:type="dxa"/>
             <w:left w:w="0" w:type="dxa"/>
@@ -420,7 +414,7 @@
           </w:tblCellMar>
         </w:tblPrEx>
         <w:trPr>
-          <w:trHeight w:val="607" w:hRule="atLeast"/>
+          <w:trHeight w:val="607"/>
         </w:trPr>
         <w:tc>
           <w:tcPr>
@@ -445,14 +439,14 @@
               <w:ind w:left="447"/>
               <w:textAlignment w:val="baseline"/>
               <w:rPr>
-                <w:rFonts w:ascii="宋体" w:hAnsi="宋体" w:eastAsia="宋体" w:cs="宋体"/>
+                <w:rFonts w:ascii="宋体" w:eastAsia="宋体" w:hAnsi="宋体" w:cs="宋体"/>
                 <w:sz w:val="24"/>
                 <w:szCs w:val="24"/>
               </w:rPr>
             </w:pPr>
             <w:r>
               <w:rPr>
-                <w:rFonts w:ascii="宋体" w:hAnsi="宋体" w:eastAsia="宋体" w:cs="宋体"/>
+                <w:rFonts w:ascii="宋体" w:eastAsia="宋体" w:hAnsi="宋体" w:cs="宋体"/>
                 <w:spacing w:val="-3"/>
                 <w:sz w:val="24"/>
                 <w:szCs w:val="24"/>
@@ -484,14 +478,14 @@
               <w:ind w:left="229"/>
               <w:textAlignment w:val="baseline"/>
               <w:rPr>
-                <w:rFonts w:ascii="宋体" w:hAnsi="宋体" w:eastAsia="宋体" w:cs="宋体"/>
+                <w:rFonts w:ascii="宋体" w:eastAsia="宋体" w:hAnsi="宋体" w:cs="宋体"/>
                 <w:sz w:val="24"/>
                 <w:szCs w:val="24"/>
               </w:rPr>
             </w:pPr>
             <w:r>
               <w:rPr>
-                <w:rFonts w:ascii="宋体" w:hAnsi="宋体" w:eastAsia="宋体" w:cs="宋体"/>
+                <w:rFonts w:ascii="宋体" w:eastAsia="宋体" w:hAnsi="宋体" w:cs="宋体"/>
                 <w:spacing w:val="-2"/>
                 <w:sz w:val="24"/>
                 <w:szCs w:val="24"/>
@@ -523,14 +517,14 @@
               <w:ind w:left="676"/>
               <w:textAlignment w:val="baseline"/>
               <w:rPr>
-                <w:rFonts w:ascii="宋体" w:hAnsi="宋体" w:eastAsia="宋体" w:cs="宋体"/>
+                <w:rFonts w:ascii="宋体" w:eastAsia="宋体" w:hAnsi="宋体" w:cs="宋体"/>
                 <w:sz w:val="24"/>
                 <w:szCs w:val="24"/>
               </w:rPr>
             </w:pPr>
             <w:r>
               <w:rPr>
-                <w:rFonts w:ascii="宋体" w:hAnsi="宋体" w:eastAsia="宋体" w:cs="宋体"/>
+                <w:rFonts w:ascii="宋体" w:eastAsia="宋体" w:hAnsi="宋体" w:cs="宋体"/>
                 <w:spacing w:val="-2"/>
                 <w:sz w:val="24"/>
                 <w:szCs w:val="24"/>
@@ -562,14 +556,14 @@
               <w:ind w:left="545"/>
               <w:textAlignment w:val="baseline"/>
               <w:rPr>
-                <w:rFonts w:ascii="宋体" w:hAnsi="宋体" w:eastAsia="宋体" w:cs="宋体"/>
+                <w:rFonts w:ascii="宋体" w:eastAsia="宋体" w:hAnsi="宋体" w:cs="宋体"/>
                 <w:sz w:val="24"/>
                 <w:szCs w:val="24"/>
               </w:rPr>
             </w:pPr>
             <w:r>
               <w:rPr>
-                <w:rFonts w:ascii="宋体" w:hAnsi="宋体" w:eastAsia="宋体" w:cs="宋体"/>
+                <w:rFonts w:ascii="宋体" w:eastAsia="宋体" w:hAnsi="宋体" w:cs="宋体"/>
                 <w:spacing w:val="-3"/>
                 <w:sz w:val="24"/>
                 <w:szCs w:val="24"/>
@@ -601,14 +595,14 @@
               <w:ind w:left="754"/>
               <w:textAlignment w:val="baseline"/>
               <w:rPr>
-                <w:rFonts w:ascii="宋体" w:hAnsi="宋体" w:eastAsia="宋体" w:cs="宋体"/>
+                <w:rFonts w:ascii="宋体" w:eastAsia="宋体" w:hAnsi="宋体" w:cs="宋体"/>
                 <w:sz w:val="24"/>
                 <w:szCs w:val="24"/>
               </w:rPr>
             </w:pPr>
             <w:r>
               <w:rPr>
-                <w:rFonts w:ascii="宋体" w:hAnsi="宋体" w:eastAsia="宋体" w:cs="宋体"/>
+                <w:rFonts w:ascii="宋体" w:eastAsia="宋体" w:hAnsi="宋体" w:cs="宋体"/>
                 <w:spacing w:val="-6"/>
                 <w:sz w:val="24"/>
                 <w:szCs w:val="24"/>
@@ -620,14 +614,9 @@
       </w:tr>
       <w:tr>
         <w:tblPrEx>
-          <w:tblBorders>
-            <w:top w:val="single" w:color="000000" w:sz="4" w:space="0"/>
-            <w:left w:val="single" w:color="000000" w:sz="4" w:space="0"/>
-            <w:bottom w:val="single" w:color="000000" w:sz="4" w:space="0"/>
-            <w:right w:val="single" w:color="000000" w:sz="4" w:space="0"/>
-            <w:insideH w:val="single" w:color="000000" w:sz="4" w:space="0"/>
-            <w:insideV w:val="single" w:color="000000" w:sz="4" w:space="0"/>
-          </w:tblBorders>
+          <w:tblW w:w="9072" w:type="dxa"/>
+          <w:tblInd w:w="5" w:type="dxa"/>
+          <w:tblLayout w:type="fixed"/>
           <w:tblCellMar>
             <w:top w:w="0" w:type="dxa"/>
             <w:left w:w="0" w:type="dxa"/>
@@ -636,7 +625,7 @@
           </w:tblCellMar>
         </w:tblPrEx>
         <w:trPr>
-          <w:trHeight w:val="474" w:hRule="atLeast"/>
+          <w:trHeight w:val="474"/>
         </w:trPr>
         <w:tc>
           <w:tcPr>
@@ -661,14 +650,14 @@
               <w:ind w:left="709"/>
               <w:textAlignment w:val="baseline"/>
               <w:rPr>
-                <w:rFonts w:ascii="宋体" w:hAnsi="宋体" w:eastAsia="宋体" w:cs="宋体"/>
+                <w:rFonts w:ascii="宋体" w:eastAsia="宋体" w:hAnsi="宋体" w:cs="宋体"/>
                 <w:sz w:val="21"/>
                 <w:szCs w:val="21"/>
               </w:rPr>
             </w:pPr>
             <w:r>
               <w:rPr>
-                <w:rFonts w:ascii="宋体" w:hAnsi="宋体" w:eastAsia="宋体" w:cs="宋体"/>
+                <w:rFonts w:ascii="宋体" w:eastAsia="宋体" w:hAnsi="宋体" w:cs="宋体"/>
                 <w:spacing w:val="-1"/>
                 <w:sz w:val="21"/>
                 <w:szCs w:val="21"/>
@@ -700,19 +689,19 @@
               <w:ind w:left="290"/>
               <w:textAlignment w:val="baseline"/>
               <w:rPr>
-                <w:rFonts w:ascii="宋体" w:hAnsi="宋体" w:eastAsia="宋体" w:cs="宋体"/>
+                <w:rFonts w:ascii="宋体" w:eastAsia="宋体" w:hAnsi="宋体" w:cs="宋体"/>
                 <w:sz w:val="21"/>
                 <w:szCs w:val="21"/>
               </w:rPr>
             </w:pPr>
             <w:r>
               <w:rPr>
-                <w:rFonts w:ascii="宋体" w:hAnsi="宋体" w:eastAsia="宋体" w:cs="宋体"/>
+                <w:rFonts w:ascii="宋体" w:eastAsia="宋体" w:hAnsi="宋体" w:cs="宋体"/>
                 <w:spacing w:val="-2"/>
                 <w:sz w:val="21"/>
                 <w:szCs w:val="21"/>
               </w:rPr>
-              <w:t>2025-1-4</w:t>
+              <w:t>2025-7-4</w:t>
             </w:r>
           </w:p>
         </w:tc>
@@ -739,14 +728,14 @@
               <w:ind w:left="738"/>
               <w:textAlignment w:val="baseline"/>
               <w:rPr>
-                <w:rFonts w:ascii="宋体" w:hAnsi="宋体" w:eastAsia="宋体" w:cs="宋体"/>
+                <w:rFonts w:ascii="宋体" w:eastAsia="宋体" w:hAnsi="宋体" w:cs="宋体"/>
                 <w:sz w:val="21"/>
                 <w:szCs w:val="21"/>
               </w:rPr>
             </w:pPr>
             <w:r>
               <w:rPr>
-                <w:rFonts w:ascii="宋体" w:hAnsi="宋体" w:eastAsia="宋体" w:cs="宋体"/>
+                <w:rFonts w:ascii="宋体" w:eastAsia="宋体" w:hAnsi="宋体" w:cs="宋体"/>
                 <w:spacing w:val="-3"/>
                 <w:sz w:val="21"/>
                 <w:szCs w:val="21"/>
@@ -778,7 +767,7 @@
               <w:ind w:left="479"/>
               <w:textAlignment w:val="baseline"/>
               <w:rPr>
-                <w:rFonts w:hint="eastAsia" w:ascii="宋体" w:hAnsi="宋体" w:eastAsia="宋体" w:cs="宋体"/>
+                <w:rFonts w:ascii="宋体" w:eastAsia="宋体" w:hAnsi="宋体" w:cs="宋体" w:hint="eastAsia"/>
                 <w:sz w:val="21"/>
                 <w:szCs w:val="21"/>
                 <w:lang w:val="en-US" w:eastAsia="zh-CN"/>
@@ -786,12 +775,12 @@
             </w:pPr>
             <w:r>
               <w:rPr>
-                <w:rFonts w:hint="eastAsia" w:ascii="宋体" w:hAnsi="宋体" w:eastAsia="宋体" w:cs="宋体"/>
+                <w:rFonts w:ascii="宋体" w:eastAsia="宋体" w:hAnsi="宋体" w:cs="宋体" w:hint="eastAsia"/>
                 <w:sz w:val="21"/>
                 <w:szCs w:val="21"/>
                 <w:lang w:val="en-US" w:eastAsia="zh-CN"/>
               </w:rPr>
-              <w:t>胡葛鹏宇</w:t>
+              <w:t>肖龙莽</w:t>
             </w:r>
           </w:p>
         </w:tc>
@@ -818,33 +807,28 @@
               <w:ind w:left="671"/>
               <w:textAlignment w:val="baseline"/>
               <w:rPr>
-                <w:rFonts w:ascii="宋体" w:hAnsi="宋体" w:eastAsia="宋体" w:cs="宋体"/>
+                <w:rFonts w:ascii="宋体" w:eastAsia="宋体" w:hAnsi="宋体" w:cs="宋体"/>
                 <w:sz w:val="21"/>
                 <w:szCs w:val="21"/>
               </w:rPr>
             </w:pPr>
             <w:r>
               <w:rPr>
-                <w:rFonts w:ascii="宋体" w:hAnsi="宋体" w:eastAsia="宋体" w:cs="宋体"/>
+                <w:rFonts w:ascii="宋体" w:eastAsia="宋体" w:hAnsi="宋体" w:cs="宋体"/>
                 <w:spacing w:val="-3"/>
                 <w:sz w:val="21"/>
                 <w:szCs w:val="21"/>
               </w:rPr>
-              <w:t>黄益溪</w:t>
+              <w:t>吴向阳</w:t>
             </w:r>
           </w:p>
         </w:tc>
       </w:tr>
       <w:tr>
         <w:tblPrEx>
-          <w:tblBorders>
-            <w:top w:val="single" w:color="000000" w:sz="4" w:space="0"/>
-            <w:left w:val="single" w:color="000000" w:sz="4" w:space="0"/>
-            <w:bottom w:val="single" w:color="000000" w:sz="4" w:space="0"/>
-            <w:right w:val="single" w:color="000000" w:sz="4" w:space="0"/>
-            <w:insideH w:val="single" w:color="000000" w:sz="4" w:space="0"/>
-            <w:insideV w:val="single" w:color="000000" w:sz="4" w:space="0"/>
-          </w:tblBorders>
+          <w:tblW w:w="9072" w:type="dxa"/>
+          <w:tblInd w:w="5" w:type="dxa"/>
+          <w:tblLayout w:type="fixed"/>
           <w:tblCellMar>
             <w:top w:w="0" w:type="dxa"/>
             <w:left w:w="0" w:type="dxa"/>
@@ -853,7 +837,7 @@
           </w:tblCellMar>
         </w:tblPrEx>
         <w:trPr>
-          <w:trHeight w:val="474" w:hRule="atLeast"/>
+          <w:trHeight w:val="474"/>
         </w:trPr>
         <w:tc>
           <w:tcPr>
@@ -861,7 +845,7 @@
           </w:tcPr>
           <w:p>
             <w:pPr>
-              <w:pStyle w:val="25"/>
+              <w:pStyle w:val="TableText"/>
               <w:keepNext w:val="0"/>
               <w:keepLines w:val="0"/>
               <w:pageBreakBefore w:val="0"/>
@@ -885,7 +869,7 @@
           </w:tcPr>
           <w:p>
             <w:pPr>
-              <w:pStyle w:val="25"/>
+              <w:pStyle w:val="TableText"/>
               <w:keepNext w:val="0"/>
               <w:keepLines w:val="0"/>
               <w:pageBreakBefore w:val="0"/>
@@ -909,7 +893,7 @@
           </w:tcPr>
           <w:p>
             <w:pPr>
-              <w:pStyle w:val="25"/>
+              <w:pStyle w:val="TableText"/>
               <w:keepNext w:val="0"/>
               <w:keepLines w:val="0"/>
               <w:pageBreakBefore w:val="0"/>
@@ -933,7 +917,7 @@
           </w:tcPr>
           <w:p>
             <w:pPr>
-              <w:pStyle w:val="25"/>
+              <w:pStyle w:val="TableText"/>
               <w:keepNext w:val="0"/>
               <w:keepLines w:val="0"/>
               <w:pageBreakBefore w:val="0"/>
@@ -957,7 +941,7 @@
           </w:tcPr>
           <w:p>
             <w:pPr>
-              <w:pStyle w:val="25"/>
+              <w:pStyle w:val="TableText"/>
               <w:keepNext w:val="0"/>
               <w:keepLines w:val="0"/>
               <w:pageBreakBefore w:val="0"/>
@@ -978,14 +962,9 @@
       </w:tr>
       <w:tr>
         <w:tblPrEx>
-          <w:tblBorders>
-            <w:top w:val="single" w:color="000000" w:sz="4" w:space="0"/>
-            <w:left w:val="single" w:color="000000" w:sz="4" w:space="0"/>
-            <w:bottom w:val="single" w:color="000000" w:sz="4" w:space="0"/>
-            <w:right w:val="single" w:color="000000" w:sz="4" w:space="0"/>
-            <w:insideH w:val="single" w:color="000000" w:sz="4" w:space="0"/>
-            <w:insideV w:val="single" w:color="000000" w:sz="4" w:space="0"/>
-          </w:tblBorders>
+          <w:tblW w:w="9072" w:type="dxa"/>
+          <w:tblInd w:w="5" w:type="dxa"/>
+          <w:tblLayout w:type="fixed"/>
           <w:tblCellMar>
             <w:top w:w="0" w:type="dxa"/>
             <w:left w:w="0" w:type="dxa"/>
@@ -994,7 +973,7 @@
           </w:tblCellMar>
         </w:tblPrEx>
         <w:trPr>
-          <w:trHeight w:val="474" w:hRule="atLeast"/>
+          <w:trHeight w:val="474"/>
         </w:trPr>
         <w:tc>
           <w:tcPr>
@@ -1002,7 +981,7 @@
           </w:tcPr>
           <w:p>
             <w:pPr>
-              <w:pStyle w:val="25"/>
+              <w:pStyle w:val="TableText"/>
               <w:keepNext w:val="0"/>
               <w:keepLines w:val="0"/>
               <w:pageBreakBefore w:val="0"/>
@@ -1026,7 +1005,7 @@
           </w:tcPr>
           <w:p>
             <w:pPr>
-              <w:pStyle w:val="25"/>
+              <w:pStyle w:val="TableText"/>
               <w:keepNext w:val="0"/>
               <w:keepLines w:val="0"/>
               <w:pageBreakBefore w:val="0"/>
@@ -1050,7 +1029,7 @@
           </w:tcPr>
           <w:p>
             <w:pPr>
-              <w:pStyle w:val="25"/>
+              <w:pStyle w:val="TableText"/>
               <w:keepNext w:val="0"/>
               <w:keepLines w:val="0"/>
               <w:pageBreakBefore w:val="0"/>
@@ -1074,7 +1053,7 @@
           </w:tcPr>
           <w:p>
             <w:pPr>
-              <w:pStyle w:val="25"/>
+              <w:pStyle w:val="TableText"/>
               <w:keepNext w:val="0"/>
               <w:keepLines w:val="0"/>
               <w:pageBreakBefore w:val="0"/>
@@ -1098,7 +1077,7 @@
           </w:tcPr>
           <w:p>
             <w:pPr>
-              <w:pStyle w:val="25"/>
+              <w:pStyle w:val="TableText"/>
               <w:keepNext w:val="0"/>
               <w:keepLines w:val="0"/>
               <w:pageBreakBefore w:val="0"/>
@@ -1119,14 +1098,9 @@
       </w:tr>
       <w:tr>
         <w:tblPrEx>
-          <w:tblBorders>
-            <w:top w:val="single" w:color="000000" w:sz="4" w:space="0"/>
-            <w:left w:val="single" w:color="000000" w:sz="4" w:space="0"/>
-            <w:bottom w:val="single" w:color="000000" w:sz="4" w:space="0"/>
-            <w:right w:val="single" w:color="000000" w:sz="4" w:space="0"/>
-            <w:insideH w:val="single" w:color="000000" w:sz="4" w:space="0"/>
-            <w:insideV w:val="single" w:color="000000" w:sz="4" w:space="0"/>
-          </w:tblBorders>
+          <w:tblW w:w="9072" w:type="dxa"/>
+          <w:tblInd w:w="5" w:type="dxa"/>
+          <w:tblLayout w:type="fixed"/>
           <w:tblCellMar>
             <w:top w:w="0" w:type="dxa"/>
             <w:left w:w="0" w:type="dxa"/>
@@ -1135,7 +1109,7 @@
           </w:tblCellMar>
         </w:tblPrEx>
         <w:trPr>
-          <w:trHeight w:val="474" w:hRule="atLeast"/>
+          <w:trHeight w:val="474"/>
         </w:trPr>
         <w:tc>
           <w:tcPr>
@@ -1143,7 +1117,7 @@
           </w:tcPr>
           <w:p>
             <w:pPr>
-              <w:pStyle w:val="25"/>
+              <w:pStyle w:val="TableText"/>
               <w:keepNext w:val="0"/>
               <w:keepLines w:val="0"/>
               <w:pageBreakBefore w:val="0"/>
@@ -1167,7 +1141,7 @@
           </w:tcPr>
           <w:p>
             <w:pPr>
-              <w:pStyle w:val="25"/>
+              <w:pStyle w:val="TableText"/>
               <w:keepNext w:val="0"/>
               <w:keepLines w:val="0"/>
               <w:pageBreakBefore w:val="0"/>
@@ -1191,7 +1165,7 @@
           </w:tcPr>
           <w:p>
             <w:pPr>
-              <w:pStyle w:val="25"/>
+              <w:pStyle w:val="TableText"/>
               <w:keepNext w:val="0"/>
               <w:keepLines w:val="0"/>
               <w:pageBreakBefore w:val="0"/>
@@ -1215,7 +1189,7 @@
           </w:tcPr>
           <w:p>
             <w:pPr>
-              <w:pStyle w:val="25"/>
+              <w:pStyle w:val="TableText"/>
               <w:keepNext w:val="0"/>
               <w:keepLines w:val="0"/>
               <w:pageBreakBefore w:val="0"/>
@@ -1239,7 +1213,7 @@
           </w:tcPr>
           <w:p>
             <w:pPr>
-              <w:pStyle w:val="25"/>
+              <w:pStyle w:val="TableText"/>
               <w:keepNext w:val="0"/>
               <w:keepLines w:val="0"/>
               <w:pageBreakBefore w:val="0"/>
@@ -1260,14 +1234,9 @@
       </w:tr>
       <w:tr>
         <w:tblPrEx>
-          <w:tblBorders>
-            <w:top w:val="single" w:color="000000" w:sz="4" w:space="0"/>
-            <w:left w:val="single" w:color="000000" w:sz="4" w:space="0"/>
-            <w:bottom w:val="single" w:color="000000" w:sz="4" w:space="0"/>
-            <w:right w:val="single" w:color="000000" w:sz="4" w:space="0"/>
-            <w:insideH w:val="single" w:color="000000" w:sz="4" w:space="0"/>
-            <w:insideV w:val="single" w:color="000000" w:sz="4" w:space="0"/>
-          </w:tblBorders>
+          <w:tblW w:w="9072" w:type="dxa"/>
+          <w:tblInd w:w="5" w:type="dxa"/>
+          <w:tblLayout w:type="fixed"/>
           <w:tblCellMar>
             <w:top w:w="0" w:type="dxa"/>
             <w:left w:w="0" w:type="dxa"/>
@@ -1276,7 +1245,7 @@
           </w:tblCellMar>
         </w:tblPrEx>
         <w:trPr>
-          <w:trHeight w:val="528" w:hRule="atLeast"/>
+          <w:trHeight w:val="528"/>
         </w:trPr>
         <w:tc>
           <w:tcPr>
@@ -1284,7 +1253,7 @@
           </w:tcPr>
           <w:p>
             <w:pPr>
-              <w:pStyle w:val="25"/>
+              <w:pStyle w:val="TableText"/>
               <w:keepNext w:val="0"/>
               <w:keepLines w:val="0"/>
               <w:pageBreakBefore w:val="0"/>
@@ -1308,7 +1277,7 @@
           </w:tcPr>
           <w:p>
             <w:pPr>
-              <w:pStyle w:val="25"/>
+              <w:pStyle w:val="TableText"/>
               <w:keepNext w:val="0"/>
               <w:keepLines w:val="0"/>
               <w:pageBreakBefore w:val="0"/>
@@ -1332,7 +1301,7 @@
           </w:tcPr>
           <w:p>
             <w:pPr>
-              <w:pStyle w:val="25"/>
+              <w:pStyle w:val="TableText"/>
               <w:keepNext w:val="0"/>
               <w:keepLines w:val="0"/>
               <w:pageBreakBefore w:val="0"/>
@@ -1356,7 +1325,7 @@
           </w:tcPr>
           <w:p>
             <w:pPr>
-              <w:pStyle w:val="25"/>
+              <w:pStyle w:val="TableText"/>
               <w:keepNext w:val="0"/>
               <w:keepLines w:val="0"/>
               <w:pageBreakBefore w:val="0"/>
@@ -1380,7 +1349,7 @@
           </w:tcPr>
           <w:p>
             <w:pPr>
-              <w:pStyle w:val="25"/>
+              <w:pStyle w:val="TableText"/>
               <w:keepNext w:val="0"/>
               <w:keepLines w:val="0"/>
               <w:pageBreakBefore w:val="0"/>
@@ -1401,14 +1370,9 @@
       </w:tr>
       <w:tr>
         <w:tblPrEx>
-          <w:tblBorders>
-            <w:top w:val="single" w:color="000000" w:sz="4" w:space="0"/>
-            <w:left w:val="single" w:color="000000" w:sz="4" w:space="0"/>
-            <w:bottom w:val="single" w:color="000000" w:sz="4" w:space="0"/>
-            <w:right w:val="single" w:color="000000" w:sz="4" w:space="0"/>
-            <w:insideH w:val="single" w:color="000000" w:sz="4" w:space="0"/>
-            <w:insideV w:val="single" w:color="000000" w:sz="4" w:space="0"/>
-          </w:tblBorders>
+          <w:tblW w:w="9072" w:type="dxa"/>
+          <w:tblInd w:w="5" w:type="dxa"/>
+          <w:tblLayout w:type="fixed"/>
           <w:tblCellMar>
             <w:top w:w="0" w:type="dxa"/>
             <w:left w:w="0" w:type="dxa"/>
@@ -1417,7 +1381,7 @@
           </w:tblCellMar>
         </w:tblPrEx>
         <w:trPr>
-          <w:trHeight w:val="589" w:hRule="atLeast"/>
+          <w:trHeight w:val="589"/>
         </w:trPr>
         <w:tc>
           <w:tcPr>
@@ -1425,7 +1389,7 @@
           </w:tcPr>
           <w:p>
             <w:pPr>
-              <w:pStyle w:val="25"/>
+              <w:pStyle w:val="TableText"/>
               <w:keepNext w:val="0"/>
               <w:keepLines w:val="0"/>
               <w:pageBreakBefore w:val="0"/>
@@ -1449,7 +1413,7 @@
           </w:tcPr>
           <w:p>
             <w:pPr>
-              <w:pStyle w:val="25"/>
+              <w:pStyle w:val="TableText"/>
               <w:keepNext w:val="0"/>
               <w:keepLines w:val="0"/>
               <w:pageBreakBefore w:val="0"/>
@@ -1473,7 +1437,7 @@
           </w:tcPr>
           <w:p>
             <w:pPr>
-              <w:pStyle w:val="25"/>
+              <w:pStyle w:val="TableText"/>
               <w:keepNext w:val="0"/>
               <w:keepLines w:val="0"/>
               <w:pageBreakBefore w:val="0"/>
@@ -1497,7 +1461,7 @@
           </w:tcPr>
           <w:p>
             <w:pPr>
-              <w:pStyle w:val="25"/>
+              <w:pStyle w:val="TableText"/>
               <w:keepNext w:val="0"/>
               <w:keepLines w:val="0"/>
               <w:pageBreakBefore w:val="0"/>
@@ -1521,7 +1485,7 @@
           </w:tcPr>
           <w:p>
             <w:pPr>
-              <w:pStyle w:val="25"/>
+              <w:pStyle w:val="TableText"/>
               <w:keepNext w:val="0"/>
               <w:keepLines w:val="0"/>
               <w:pageBreakBefore w:val="0"/>
@@ -1543,7 +1507,7 @@
     </w:tbl>
     <w:p>
       <w:pPr>
-        <w:pStyle w:val="12"/>
+        <w:pStyle w:val="BodyText"/>
         <w:keepNext w:val="0"/>
         <w:keepLines w:val="0"/>
         <w:pageBreakBefore w:val="0"/>
@@ -1580,19 +1544,19 @@
           <w:pgSz w:w="11906" w:h="16839"/>
           <w:pgMar w:top="1431" w:right="1127" w:bottom="0" w:left="1696" w:header="0" w:footer="0" w:gutter="0"/>
           <w:pgBorders>
-            <w:top w:val="none" w:sz="0" w:space="0"/>
-            <w:left w:val="none" w:sz="0" w:space="0"/>
-            <w:bottom w:val="none" w:sz="0" w:space="0"/>
-            <w:right w:val="none" w:sz="0" w:space="0"/>
+            <w:top w:val="nil"/>
+            <w:left w:val="nil"/>
+            <w:bottom w:val="nil"/>
+            <w:right w:val="nil"/>
           </w:pgBorders>
-          <w:cols w:space="720" w:num="1"/>
+          <w:cols w:num="1" w:space="720"/>
         </w:sectPr>
       </w:pPr>
     </w:p>
     <w:sdt>
       <w:sdtPr>
         <w:rPr>
-          <w:rFonts w:ascii="宋体" w:hAnsi="宋体" w:eastAsia="宋体" w:cs="Arial"/>
+          <w:rFonts w:ascii="宋体" w:eastAsia="宋体" w:hAnsi="宋体" w:cs="Arial"/>
           <w:snapToGrid w:val="0"/>
           <w:color w:val="000000"/>
           <w:kern w:val="0"/>
@@ -1608,7 +1572,7 @@
       </w:sdtPr>
       <w:sdtEndPr>
         <w:rPr>
-          <w:rFonts w:ascii="Times New Roman" w:hAnsi="Times New Roman" w:eastAsia="Times New Roman" w:cs="Times New Roman"/>
+          <w:rFonts w:ascii="Times New Roman" w:eastAsia="Times New Roman" w:hAnsi="Times New Roman" w:cs="Times New Roman"/>
           <w:snapToGrid w:val="0"/>
           <w:color w:val="000000"/>
           <w:kern w:val="0"/>
@@ -1634,13 +1598,13 @@
             <w:adjustRightInd w:val="0"/>
             <w:snapToGrid w:val="0"/>
             <w:spacing w:before="0" w:beforeLines="0" w:after="0" w:afterLines="0" w:line="240" w:lineRule="auto"/>
-            <w:ind w:left="0" w:leftChars="0" w:right="0" w:rightChars="0" w:firstLine="0" w:firstLineChars="0"/>
+            <w:ind w:left="0" w:right="0" w:firstLine="0" w:leftChars="0" w:rightChars="0" w:firstLineChars="0"/>
             <w:jc w:val="center"/>
             <w:textAlignment w:val="baseline"/>
           </w:pPr>
           <w:r>
             <w:rPr>
-              <w:rFonts w:ascii="宋体" w:hAnsi="宋体" w:eastAsia="宋体"/>
+              <w:rFonts w:ascii="宋体" w:eastAsia="宋体" w:hAnsi="宋体"/>
               <w:sz w:val="21"/>
             </w:rPr>
             <w:t>目录</w:t>
@@ -1648,14 +1612,14 @@
         </w:p>
         <w:p>
           <w:pPr>
-            <w:pStyle w:val="16"/>
+            <w:pStyle w:val="TOC1"/>
             <w:tabs>
               <w:tab w:val="right" w:leader="dot" w:pos="8492"/>
             </w:tabs>
           </w:pPr>
           <w:r>
             <w:rPr>
-              <w:rFonts w:ascii="Times New Roman" w:hAnsi="Times New Roman" w:eastAsia="Times New Roman" w:cs="Times New Roman"/>
+              <w:rFonts w:ascii="Times New Roman" w:eastAsia="Times New Roman" w:hAnsi="Times New Roman" w:cs="Times New Roman"/>
               <w:sz w:val="24"/>
               <w:szCs w:val="24"/>
             </w:rPr>
@@ -1663,7 +1627,7 @@
           </w:r>
           <w:r>
             <w:rPr>
-              <w:rFonts w:ascii="Times New Roman" w:hAnsi="Times New Roman" w:eastAsia="Times New Roman" w:cs="Times New Roman"/>
+              <w:rFonts w:ascii="Times New Roman" w:eastAsia="Times New Roman" w:hAnsi="Times New Roman" w:cs="Times New Roman"/>
               <w:sz w:val="24"/>
               <w:szCs w:val="24"/>
             </w:rPr>
@@ -1671,7 +1635,7 @@
           </w:r>
           <w:r>
             <w:rPr>
-              <w:rFonts w:ascii="Times New Roman" w:hAnsi="Times New Roman" w:eastAsia="Times New Roman" w:cs="Times New Roman"/>
+              <w:rFonts w:ascii="Times New Roman" w:eastAsia="Times New Roman" w:hAnsi="Times New Roman" w:cs="Times New Roman"/>
               <w:sz w:val="24"/>
               <w:szCs w:val="24"/>
             </w:rPr>
@@ -1679,21 +1643,21 @@
           </w:r>
           <w:r>
             <w:rPr>
-              <w:rFonts w:ascii="Times New Roman" w:hAnsi="Times New Roman" w:eastAsia="Times New Roman" w:cs="Times New Roman"/>
+              <w:rFonts w:ascii="Times New Roman" w:eastAsia="Times New Roman" w:hAnsi="Times New Roman" w:cs="Times New Roman"/>
               <w:szCs w:val="24"/>
             </w:rPr>
             <w:fldChar w:fldCharType="begin"/>
           </w:r>
           <w:r>
             <w:rPr>
-              <w:rFonts w:ascii="Times New Roman" w:hAnsi="Times New Roman" w:eastAsia="Times New Roman" w:cs="Times New Roman"/>
+              <w:rFonts w:ascii="Times New Roman" w:eastAsia="Times New Roman" w:hAnsi="Times New Roman" w:cs="Times New Roman"/>
               <w:szCs w:val="24"/>
             </w:rPr>
             <w:instrText xml:space="preserve"> HYPERLINK \l _Toc12806 </w:instrText>
           </w:r>
           <w:r>
             <w:rPr>
-              <w:rFonts w:ascii="Times New Roman" w:hAnsi="Times New Roman" w:eastAsia="Times New Roman" w:cs="Times New Roman"/>
+              <w:rFonts w:ascii="Times New Roman" w:eastAsia="Times New Roman" w:hAnsi="Times New Roman" w:cs="Times New Roman"/>
               <w:szCs w:val="24"/>
             </w:rPr>
             <w:fldChar w:fldCharType="separate"/>
@@ -1721,7 +1685,7 @@
           </w:r>
           <w:r>
             <w:rPr>
-              <w:rFonts w:ascii="Times New Roman" w:hAnsi="Times New Roman" w:eastAsia="Times New Roman" w:cs="Times New Roman"/>
+              <w:rFonts w:ascii="Times New Roman" w:eastAsia="Times New Roman" w:hAnsi="Times New Roman" w:cs="Times New Roman"/>
               <w:szCs w:val="24"/>
             </w:rPr>
             <w:fldChar w:fldCharType="end"/>
@@ -1729,34 +1693,34 @@
         </w:p>
         <w:p>
           <w:pPr>
-            <w:pStyle w:val="16"/>
+            <w:pStyle w:val="TOC1"/>
             <w:tabs>
               <w:tab w:val="right" w:leader="dot" w:pos="8492"/>
             </w:tabs>
           </w:pPr>
           <w:r>
             <w:rPr>
-              <w:rFonts w:ascii="Times New Roman" w:hAnsi="Times New Roman" w:eastAsia="Times New Roman" w:cs="Times New Roman"/>
+              <w:rFonts w:ascii="Times New Roman" w:eastAsia="Times New Roman" w:hAnsi="Times New Roman" w:cs="Times New Roman"/>
               <w:szCs w:val="24"/>
             </w:rPr>
             <w:fldChar w:fldCharType="begin"/>
           </w:r>
           <w:r>
             <w:rPr>
-              <w:rFonts w:ascii="Times New Roman" w:hAnsi="Times New Roman" w:eastAsia="Times New Roman" w:cs="Times New Roman"/>
+              <w:rFonts w:ascii="Times New Roman" w:eastAsia="Times New Roman" w:hAnsi="Times New Roman" w:cs="Times New Roman"/>
               <w:szCs w:val="24"/>
             </w:rPr>
             <w:instrText xml:space="preserve"> HYPERLINK \l _Toc25318 </w:instrText>
           </w:r>
           <w:r>
             <w:rPr>
-              <w:rFonts w:ascii="Times New Roman" w:hAnsi="Times New Roman" w:eastAsia="Times New Roman" w:cs="Times New Roman"/>
+              <w:rFonts w:ascii="Times New Roman" w:eastAsia="Times New Roman" w:hAnsi="Times New Roman" w:cs="Times New Roman"/>
               <w:szCs w:val="24"/>
             </w:rPr>
             <w:fldChar w:fldCharType="separate"/>
           </w:r>
           <w:r>
-            <w:t>甘肃国邦信息科技有限公司</w:t>
+            <w:t>中达丰集团有限公司</w:t>
           </w:r>
           <w:r>
             <w:tab/>
@@ -1778,7 +1742,7 @@
           </w:r>
           <w:r>
             <w:rPr>
-              <w:rFonts w:ascii="Times New Roman" w:hAnsi="Times New Roman" w:eastAsia="Times New Roman" w:cs="Times New Roman"/>
+              <w:rFonts w:ascii="Times New Roman" w:eastAsia="Times New Roman" w:hAnsi="Times New Roman" w:cs="Times New Roman"/>
               <w:szCs w:val="24"/>
             </w:rPr>
             <w:fldChar w:fldCharType="end"/>
@@ -1786,35 +1750,35 @@
         </w:p>
         <w:p>
           <w:pPr>
-            <w:pStyle w:val="17"/>
+            <w:pStyle w:val="TOC2"/>
             <w:tabs>
               <w:tab w:val="right" w:leader="dot" w:pos="8492"/>
             </w:tabs>
           </w:pPr>
           <w:r>
             <w:rPr>
-              <w:rFonts w:ascii="Times New Roman" w:hAnsi="Times New Roman" w:eastAsia="Times New Roman" w:cs="Times New Roman"/>
+              <w:rFonts w:ascii="Times New Roman" w:eastAsia="Times New Roman" w:hAnsi="Times New Roman" w:cs="Times New Roman"/>
               <w:szCs w:val="24"/>
             </w:rPr>
             <w:fldChar w:fldCharType="begin"/>
           </w:r>
           <w:r>
             <w:rPr>
-              <w:rFonts w:ascii="Times New Roman" w:hAnsi="Times New Roman" w:eastAsia="Times New Roman" w:cs="Times New Roman"/>
+              <w:rFonts w:ascii="Times New Roman" w:eastAsia="Times New Roman" w:hAnsi="Times New Roman" w:cs="Times New Roman"/>
               <w:szCs w:val="24"/>
             </w:rPr>
             <w:instrText xml:space="preserve"> HYPERLINK \l _Toc16703 </w:instrText>
           </w:r>
           <w:r>
             <w:rPr>
-              <w:rFonts w:ascii="Times New Roman" w:hAnsi="Times New Roman" w:eastAsia="Times New Roman" w:cs="Times New Roman"/>
+              <w:rFonts w:ascii="Times New Roman" w:eastAsia="Times New Roman" w:hAnsi="Times New Roman" w:cs="Times New Roman"/>
               <w:szCs w:val="24"/>
             </w:rPr>
             <w:fldChar w:fldCharType="separate"/>
           </w:r>
           <w:r>
             <w:rPr>
-              <w:rFonts w:ascii="宋体" w:hAnsi="宋体" w:eastAsia="宋体" w:cs="宋体"/>
+              <w:rFonts w:ascii="宋体" w:eastAsia="宋体" w:hAnsi="宋体" w:cs="宋体"/>
               <w:spacing w:val="-3"/>
               <w:szCs w:val="28"/>
             </w:rPr>
@@ -1840,7 +1804,7 @@
           </w:r>
           <w:r>
             <w:rPr>
-              <w:rFonts w:ascii="Times New Roman" w:hAnsi="Times New Roman" w:eastAsia="Times New Roman" w:cs="Times New Roman"/>
+              <w:rFonts w:ascii="Times New Roman" w:eastAsia="Times New Roman" w:hAnsi="Times New Roman" w:cs="Times New Roman"/>
               <w:szCs w:val="24"/>
             </w:rPr>
             <w:fldChar w:fldCharType="end"/>
@@ -1848,28 +1812,28 @@
         </w:p>
         <w:p>
           <w:pPr>
-            <w:pStyle w:val="16"/>
+            <w:pStyle w:val="TOC1"/>
             <w:tabs>
               <w:tab w:val="right" w:leader="dot" w:pos="8492"/>
             </w:tabs>
           </w:pPr>
           <w:r>
             <w:rPr>
-              <w:rFonts w:ascii="Times New Roman" w:hAnsi="Times New Roman" w:eastAsia="Times New Roman" w:cs="Times New Roman"/>
+              <w:rFonts w:ascii="Times New Roman" w:eastAsia="Times New Roman" w:hAnsi="Times New Roman" w:cs="Times New Roman"/>
               <w:szCs w:val="24"/>
             </w:rPr>
             <w:fldChar w:fldCharType="begin"/>
           </w:r>
           <w:r>
             <w:rPr>
-              <w:rFonts w:ascii="Times New Roman" w:hAnsi="Times New Roman" w:eastAsia="Times New Roman" w:cs="Times New Roman"/>
+              <w:rFonts w:ascii="Times New Roman" w:eastAsia="Times New Roman" w:hAnsi="Times New Roman" w:cs="Times New Roman"/>
               <w:szCs w:val="24"/>
             </w:rPr>
             <w:instrText xml:space="preserve"> HYPERLINK \l _Toc9787 </w:instrText>
           </w:r>
           <w:r>
             <w:rPr>
-              <w:rFonts w:ascii="Times New Roman" w:hAnsi="Times New Roman" w:eastAsia="Times New Roman" w:cs="Times New Roman"/>
+              <w:rFonts w:ascii="Times New Roman" w:eastAsia="Times New Roman" w:hAnsi="Times New Roman" w:cs="Times New Roman"/>
               <w:szCs w:val="24"/>
             </w:rPr>
             <w:fldChar w:fldCharType="separate"/>
@@ -1903,7 +1867,7 @@
           </w:r>
           <w:r>
             <w:rPr>
-              <w:rFonts w:ascii="Times New Roman" w:hAnsi="Times New Roman" w:eastAsia="Times New Roman" w:cs="Times New Roman"/>
+              <w:rFonts w:ascii="Times New Roman" w:eastAsia="Times New Roman" w:hAnsi="Times New Roman" w:cs="Times New Roman"/>
               <w:szCs w:val="24"/>
             </w:rPr>
             <w:fldChar w:fldCharType="end"/>
@@ -1911,28 +1875,28 @@
         </w:p>
         <w:p>
           <w:pPr>
-            <w:pStyle w:val="16"/>
+            <w:pStyle w:val="TOC1"/>
             <w:tabs>
               <w:tab w:val="right" w:leader="dot" w:pos="8492"/>
             </w:tabs>
           </w:pPr>
           <w:r>
             <w:rPr>
-              <w:rFonts w:ascii="Times New Roman" w:hAnsi="Times New Roman" w:eastAsia="Times New Roman" w:cs="Times New Roman"/>
+              <w:rFonts w:ascii="Times New Roman" w:eastAsia="Times New Roman" w:hAnsi="Times New Roman" w:cs="Times New Roman"/>
               <w:szCs w:val="24"/>
             </w:rPr>
             <w:fldChar w:fldCharType="begin"/>
           </w:r>
           <w:r>
             <w:rPr>
-              <w:rFonts w:ascii="Times New Roman" w:hAnsi="Times New Roman" w:eastAsia="Times New Roman" w:cs="Times New Roman"/>
+              <w:rFonts w:ascii="Times New Roman" w:eastAsia="Times New Roman" w:hAnsi="Times New Roman" w:cs="Times New Roman"/>
               <w:szCs w:val="24"/>
             </w:rPr>
             <w:instrText xml:space="preserve"> HYPERLINK \l _Toc15967 </w:instrText>
           </w:r>
           <w:r>
             <w:rPr>
-              <w:rFonts w:ascii="Times New Roman" w:hAnsi="Times New Roman" w:eastAsia="Times New Roman" w:cs="Times New Roman"/>
+              <w:rFonts w:ascii="Times New Roman" w:eastAsia="Times New Roman" w:hAnsi="Times New Roman" w:cs="Times New Roman"/>
               <w:szCs w:val="24"/>
             </w:rPr>
             <w:fldChar w:fldCharType="separate"/>
@@ -1966,7 +1930,7 @@
           </w:r>
           <w:r>
             <w:rPr>
-              <w:rFonts w:ascii="Times New Roman" w:hAnsi="Times New Roman" w:eastAsia="Times New Roman" w:cs="Times New Roman"/>
+              <w:rFonts w:ascii="Times New Roman" w:eastAsia="Times New Roman" w:hAnsi="Times New Roman" w:cs="Times New Roman"/>
               <w:szCs w:val="24"/>
             </w:rPr>
             <w:fldChar w:fldCharType="end"/>
@@ -1974,28 +1938,28 @@
         </w:p>
         <w:p>
           <w:pPr>
-            <w:pStyle w:val="16"/>
+            <w:pStyle w:val="TOC1"/>
             <w:tabs>
               <w:tab w:val="right" w:leader="dot" w:pos="8492"/>
             </w:tabs>
           </w:pPr>
           <w:r>
             <w:rPr>
-              <w:rFonts w:ascii="Times New Roman" w:hAnsi="Times New Roman" w:eastAsia="Times New Roman" w:cs="Times New Roman"/>
+              <w:rFonts w:ascii="Times New Roman" w:eastAsia="Times New Roman" w:hAnsi="Times New Roman" w:cs="Times New Roman"/>
               <w:szCs w:val="24"/>
             </w:rPr>
             <w:fldChar w:fldCharType="begin"/>
           </w:r>
           <w:r>
             <w:rPr>
-              <w:rFonts w:ascii="Times New Roman" w:hAnsi="Times New Roman" w:eastAsia="Times New Roman" w:cs="Times New Roman"/>
+              <w:rFonts w:ascii="Times New Roman" w:eastAsia="Times New Roman" w:hAnsi="Times New Roman" w:cs="Times New Roman"/>
               <w:szCs w:val="24"/>
             </w:rPr>
             <w:instrText xml:space="preserve"> HYPERLINK \l _Toc2842 </w:instrText>
           </w:r>
           <w:r>
             <w:rPr>
-              <w:rFonts w:ascii="Times New Roman" w:hAnsi="Times New Roman" w:eastAsia="Times New Roman" w:cs="Times New Roman"/>
+              <w:rFonts w:ascii="Times New Roman" w:eastAsia="Times New Roman" w:hAnsi="Times New Roman" w:cs="Times New Roman"/>
               <w:szCs w:val="24"/>
             </w:rPr>
             <w:fldChar w:fldCharType="separate"/>
@@ -2029,7 +1993,7 @@
           </w:r>
           <w:r>
             <w:rPr>
-              <w:rFonts w:ascii="Times New Roman" w:hAnsi="Times New Roman" w:eastAsia="Times New Roman" w:cs="Times New Roman"/>
+              <w:rFonts w:ascii="Times New Roman" w:eastAsia="Times New Roman" w:hAnsi="Times New Roman" w:cs="Times New Roman"/>
               <w:szCs w:val="24"/>
             </w:rPr>
             <w:fldChar w:fldCharType="end"/>
@@ -2037,28 +2001,28 @@
         </w:p>
         <w:p>
           <w:pPr>
-            <w:pStyle w:val="16"/>
+            <w:pStyle w:val="TOC1"/>
             <w:tabs>
               <w:tab w:val="right" w:leader="dot" w:pos="8492"/>
             </w:tabs>
           </w:pPr>
           <w:r>
             <w:rPr>
-              <w:rFonts w:ascii="Times New Roman" w:hAnsi="Times New Roman" w:eastAsia="Times New Roman" w:cs="Times New Roman"/>
+              <w:rFonts w:ascii="Times New Roman" w:eastAsia="Times New Roman" w:hAnsi="Times New Roman" w:cs="Times New Roman"/>
               <w:szCs w:val="24"/>
             </w:rPr>
             <w:fldChar w:fldCharType="begin"/>
           </w:r>
           <w:r>
             <w:rPr>
-              <w:rFonts w:ascii="Times New Roman" w:hAnsi="Times New Roman" w:eastAsia="Times New Roman" w:cs="Times New Roman"/>
+              <w:rFonts w:ascii="Times New Roman" w:eastAsia="Times New Roman" w:hAnsi="Times New Roman" w:cs="Times New Roman"/>
               <w:szCs w:val="24"/>
             </w:rPr>
             <w:instrText xml:space="preserve"> HYPERLINK \l _Toc26144 </w:instrText>
           </w:r>
           <w:r>
             <w:rPr>
-              <w:rFonts w:ascii="Times New Roman" w:hAnsi="Times New Roman" w:eastAsia="Times New Roman" w:cs="Times New Roman"/>
+              <w:rFonts w:ascii="Times New Roman" w:eastAsia="Times New Roman" w:hAnsi="Times New Roman" w:cs="Times New Roman"/>
               <w:szCs w:val="24"/>
             </w:rPr>
             <w:fldChar w:fldCharType="separate"/>
@@ -2092,7 +2056,7 @@
           </w:r>
           <w:r>
             <w:rPr>
-              <w:rFonts w:ascii="Times New Roman" w:hAnsi="Times New Roman" w:eastAsia="Times New Roman" w:cs="Times New Roman"/>
+              <w:rFonts w:ascii="Times New Roman" w:eastAsia="Times New Roman" w:hAnsi="Times New Roman" w:cs="Times New Roman"/>
               <w:szCs w:val="24"/>
             </w:rPr>
             <w:fldChar w:fldCharType="end"/>
@@ -2100,28 +2064,28 @@
         </w:p>
         <w:p>
           <w:pPr>
-            <w:pStyle w:val="16"/>
+            <w:pStyle w:val="TOC1"/>
             <w:tabs>
               <w:tab w:val="right" w:leader="dot" w:pos="8492"/>
             </w:tabs>
           </w:pPr>
           <w:r>
             <w:rPr>
-              <w:rFonts w:ascii="Times New Roman" w:hAnsi="Times New Roman" w:eastAsia="Times New Roman" w:cs="Times New Roman"/>
+              <w:rFonts w:ascii="Times New Roman" w:eastAsia="Times New Roman" w:hAnsi="Times New Roman" w:cs="Times New Roman"/>
               <w:szCs w:val="24"/>
             </w:rPr>
             <w:fldChar w:fldCharType="begin"/>
           </w:r>
           <w:r>
             <w:rPr>
-              <w:rFonts w:ascii="Times New Roman" w:hAnsi="Times New Roman" w:eastAsia="Times New Roman" w:cs="Times New Roman"/>
+              <w:rFonts w:ascii="Times New Roman" w:eastAsia="Times New Roman" w:hAnsi="Times New Roman" w:cs="Times New Roman"/>
               <w:szCs w:val="24"/>
             </w:rPr>
             <w:instrText xml:space="preserve"> HYPERLINK \l _Toc20315 </w:instrText>
           </w:r>
           <w:r>
             <w:rPr>
-              <w:rFonts w:ascii="Times New Roman" w:hAnsi="Times New Roman" w:eastAsia="Times New Roman" w:cs="Times New Roman"/>
+              <w:rFonts w:ascii="Times New Roman" w:eastAsia="Times New Roman" w:hAnsi="Times New Roman" w:cs="Times New Roman"/>
               <w:szCs w:val="24"/>
             </w:rPr>
             <w:fldChar w:fldCharType="separate"/>
@@ -2155,7 +2119,7 @@
           </w:r>
           <w:r>
             <w:rPr>
-              <w:rFonts w:ascii="Times New Roman" w:hAnsi="Times New Roman" w:eastAsia="Times New Roman" w:cs="Times New Roman"/>
+              <w:rFonts w:ascii="Times New Roman" w:eastAsia="Times New Roman" w:hAnsi="Times New Roman" w:cs="Times New Roman"/>
               <w:szCs w:val="24"/>
             </w:rPr>
             <w:fldChar w:fldCharType="end"/>
@@ -2163,28 +2127,28 @@
         </w:p>
         <w:p>
           <w:pPr>
-            <w:pStyle w:val="17"/>
+            <w:pStyle w:val="TOC2"/>
             <w:tabs>
               <w:tab w:val="right" w:leader="dot" w:pos="8492"/>
             </w:tabs>
           </w:pPr>
           <w:r>
             <w:rPr>
-              <w:rFonts w:ascii="Times New Roman" w:hAnsi="Times New Roman" w:eastAsia="Times New Roman" w:cs="Times New Roman"/>
+              <w:rFonts w:ascii="Times New Roman" w:eastAsia="Times New Roman" w:hAnsi="Times New Roman" w:cs="Times New Roman"/>
               <w:szCs w:val="24"/>
             </w:rPr>
             <w:fldChar w:fldCharType="begin"/>
           </w:r>
           <w:r>
             <w:rPr>
-              <w:rFonts w:ascii="Times New Roman" w:hAnsi="Times New Roman" w:eastAsia="Times New Roman" w:cs="Times New Roman"/>
+              <w:rFonts w:ascii="Times New Roman" w:eastAsia="Times New Roman" w:hAnsi="Times New Roman" w:cs="Times New Roman"/>
               <w:szCs w:val="24"/>
             </w:rPr>
             <w:instrText xml:space="preserve"> HYPERLINK \l _Toc10999 </w:instrText>
           </w:r>
           <w:r>
             <w:rPr>
-              <w:rFonts w:ascii="Times New Roman" w:hAnsi="Times New Roman" w:eastAsia="Times New Roman" w:cs="Times New Roman"/>
+              <w:rFonts w:ascii="Times New Roman" w:eastAsia="Times New Roman" w:hAnsi="Times New Roman" w:cs="Times New Roman"/>
               <w:szCs w:val="24"/>
             </w:rPr>
             <w:fldChar w:fldCharType="separate"/>
@@ -2218,7 +2182,7 @@
           </w:r>
           <w:r>
             <w:rPr>
-              <w:rFonts w:ascii="Times New Roman" w:hAnsi="Times New Roman" w:eastAsia="Times New Roman" w:cs="Times New Roman"/>
+              <w:rFonts w:ascii="Times New Roman" w:eastAsia="Times New Roman" w:hAnsi="Times New Roman" w:cs="Times New Roman"/>
               <w:szCs w:val="24"/>
             </w:rPr>
             <w:fldChar w:fldCharType="end"/>
@@ -2226,28 +2190,28 @@
         </w:p>
         <w:p>
           <w:pPr>
-            <w:pStyle w:val="13"/>
+            <w:pStyle w:val="TOC3"/>
             <w:tabs>
               <w:tab w:val="right" w:leader="dot" w:pos="8492"/>
             </w:tabs>
           </w:pPr>
           <w:r>
             <w:rPr>
-              <w:rFonts w:ascii="Times New Roman" w:hAnsi="Times New Roman" w:eastAsia="Times New Roman" w:cs="Times New Roman"/>
+              <w:rFonts w:ascii="Times New Roman" w:eastAsia="Times New Roman" w:hAnsi="Times New Roman" w:cs="Times New Roman"/>
               <w:szCs w:val="24"/>
             </w:rPr>
             <w:fldChar w:fldCharType="begin"/>
           </w:r>
           <w:r>
             <w:rPr>
-              <w:rFonts w:ascii="Times New Roman" w:hAnsi="Times New Roman" w:eastAsia="Times New Roman" w:cs="Times New Roman"/>
+              <w:rFonts w:ascii="Times New Roman" w:eastAsia="Times New Roman" w:hAnsi="Times New Roman" w:cs="Times New Roman"/>
               <w:szCs w:val="24"/>
             </w:rPr>
             <w:instrText xml:space="preserve"> HYPERLINK \l _Toc32685 </w:instrText>
           </w:r>
           <w:r>
             <w:rPr>
-              <w:rFonts w:ascii="Times New Roman" w:hAnsi="Times New Roman" w:eastAsia="Times New Roman" w:cs="Times New Roman"/>
+              <w:rFonts w:ascii="Times New Roman" w:eastAsia="Times New Roman" w:hAnsi="Times New Roman" w:cs="Times New Roman"/>
               <w:szCs w:val="24"/>
             </w:rPr>
             <w:fldChar w:fldCharType="separate"/>
@@ -2281,7 +2245,7 @@
           </w:r>
           <w:r>
             <w:rPr>
-              <w:rFonts w:ascii="Times New Roman" w:hAnsi="Times New Roman" w:eastAsia="Times New Roman" w:cs="Times New Roman"/>
+              <w:rFonts w:ascii="Times New Roman" w:eastAsia="Times New Roman" w:hAnsi="Times New Roman" w:cs="Times New Roman"/>
               <w:szCs w:val="24"/>
             </w:rPr>
             <w:fldChar w:fldCharType="end"/>
@@ -2289,28 +2253,28 @@
         </w:p>
         <w:p>
           <w:pPr>
-            <w:pStyle w:val="13"/>
+            <w:pStyle w:val="TOC3"/>
             <w:tabs>
               <w:tab w:val="right" w:leader="dot" w:pos="8492"/>
             </w:tabs>
           </w:pPr>
           <w:r>
             <w:rPr>
-              <w:rFonts w:ascii="Times New Roman" w:hAnsi="Times New Roman" w:eastAsia="Times New Roman" w:cs="Times New Roman"/>
+              <w:rFonts w:ascii="Times New Roman" w:eastAsia="Times New Roman" w:hAnsi="Times New Roman" w:cs="Times New Roman"/>
               <w:szCs w:val="24"/>
             </w:rPr>
             <w:fldChar w:fldCharType="begin"/>
           </w:r>
           <w:r>
             <w:rPr>
-              <w:rFonts w:ascii="Times New Roman" w:hAnsi="Times New Roman" w:eastAsia="Times New Roman" w:cs="Times New Roman"/>
+              <w:rFonts w:ascii="Times New Roman" w:eastAsia="Times New Roman" w:hAnsi="Times New Roman" w:cs="Times New Roman"/>
               <w:szCs w:val="24"/>
             </w:rPr>
             <w:instrText xml:space="preserve"> HYPERLINK \l _Toc669 </w:instrText>
           </w:r>
           <w:r>
             <w:rPr>
-              <w:rFonts w:ascii="Times New Roman" w:hAnsi="Times New Roman" w:eastAsia="Times New Roman" w:cs="Times New Roman"/>
+              <w:rFonts w:ascii="Times New Roman" w:eastAsia="Times New Roman" w:hAnsi="Times New Roman" w:cs="Times New Roman"/>
               <w:szCs w:val="24"/>
             </w:rPr>
             <w:fldChar w:fldCharType="separate"/>
@@ -2344,7 +2308,7 @@
           </w:r>
           <w:r>
             <w:rPr>
-              <w:rFonts w:ascii="Times New Roman" w:hAnsi="Times New Roman" w:eastAsia="Times New Roman" w:cs="Times New Roman"/>
+              <w:rFonts w:ascii="Times New Roman" w:eastAsia="Times New Roman" w:hAnsi="Times New Roman" w:cs="Times New Roman"/>
               <w:szCs w:val="24"/>
             </w:rPr>
             <w:fldChar w:fldCharType="end"/>
@@ -2352,28 +2316,28 @@
         </w:p>
         <w:p>
           <w:pPr>
-            <w:pStyle w:val="17"/>
+            <w:pStyle w:val="TOC2"/>
             <w:tabs>
               <w:tab w:val="right" w:leader="dot" w:pos="8492"/>
             </w:tabs>
           </w:pPr>
           <w:r>
             <w:rPr>
-              <w:rFonts w:ascii="Times New Roman" w:hAnsi="Times New Roman" w:eastAsia="Times New Roman" w:cs="Times New Roman"/>
+              <w:rFonts w:ascii="Times New Roman" w:eastAsia="Times New Roman" w:hAnsi="Times New Roman" w:cs="Times New Roman"/>
               <w:szCs w:val="24"/>
             </w:rPr>
             <w:fldChar w:fldCharType="begin"/>
           </w:r>
           <w:r>
             <w:rPr>
-              <w:rFonts w:ascii="Times New Roman" w:hAnsi="Times New Roman" w:eastAsia="Times New Roman" w:cs="Times New Roman"/>
+              <w:rFonts w:ascii="Times New Roman" w:eastAsia="Times New Roman" w:hAnsi="Times New Roman" w:cs="Times New Roman"/>
               <w:szCs w:val="24"/>
             </w:rPr>
             <w:instrText xml:space="preserve"> HYPERLINK \l _Toc3976 </w:instrText>
           </w:r>
           <w:r>
             <w:rPr>
-              <w:rFonts w:ascii="Times New Roman" w:hAnsi="Times New Roman" w:eastAsia="Times New Roman" w:cs="Times New Roman"/>
+              <w:rFonts w:ascii="Times New Roman" w:eastAsia="Times New Roman" w:hAnsi="Times New Roman" w:cs="Times New Roman"/>
               <w:szCs w:val="24"/>
             </w:rPr>
             <w:fldChar w:fldCharType="separate"/>
@@ -2407,7 +2371,7 @@
           </w:r>
           <w:r>
             <w:rPr>
-              <w:rFonts w:ascii="Times New Roman" w:hAnsi="Times New Roman" w:eastAsia="Times New Roman" w:cs="Times New Roman"/>
+              <w:rFonts w:ascii="Times New Roman" w:eastAsia="Times New Roman" w:hAnsi="Times New Roman" w:cs="Times New Roman"/>
               <w:szCs w:val="24"/>
             </w:rPr>
             <w:fldChar w:fldCharType="end"/>
@@ -2415,28 +2379,28 @@
         </w:p>
         <w:p>
           <w:pPr>
-            <w:pStyle w:val="13"/>
+            <w:pStyle w:val="TOC3"/>
             <w:tabs>
               <w:tab w:val="right" w:leader="dot" w:pos="8492"/>
             </w:tabs>
           </w:pPr>
           <w:r>
             <w:rPr>
-              <w:rFonts w:ascii="Times New Roman" w:hAnsi="Times New Roman" w:eastAsia="Times New Roman" w:cs="Times New Roman"/>
+              <w:rFonts w:ascii="Times New Roman" w:eastAsia="Times New Roman" w:hAnsi="Times New Roman" w:cs="Times New Roman"/>
               <w:szCs w:val="24"/>
             </w:rPr>
             <w:fldChar w:fldCharType="begin"/>
           </w:r>
           <w:r>
             <w:rPr>
-              <w:rFonts w:ascii="Times New Roman" w:hAnsi="Times New Roman" w:eastAsia="Times New Roman" w:cs="Times New Roman"/>
+              <w:rFonts w:ascii="Times New Roman" w:eastAsia="Times New Roman" w:hAnsi="Times New Roman" w:cs="Times New Roman"/>
               <w:szCs w:val="24"/>
             </w:rPr>
             <w:instrText xml:space="preserve"> HYPERLINK \l _Toc7365 </w:instrText>
           </w:r>
           <w:r>
             <w:rPr>
-              <w:rFonts w:ascii="Times New Roman" w:hAnsi="Times New Roman" w:eastAsia="Times New Roman" w:cs="Times New Roman"/>
+              <w:rFonts w:ascii="Times New Roman" w:eastAsia="Times New Roman" w:hAnsi="Times New Roman" w:cs="Times New Roman"/>
               <w:szCs w:val="24"/>
             </w:rPr>
             <w:fldChar w:fldCharType="separate"/>
@@ -2470,7 +2434,7 @@
           </w:r>
           <w:r>
             <w:rPr>
-              <w:rFonts w:ascii="Times New Roman" w:hAnsi="Times New Roman" w:eastAsia="Times New Roman" w:cs="Times New Roman"/>
+              <w:rFonts w:ascii="Times New Roman" w:eastAsia="Times New Roman" w:hAnsi="Times New Roman" w:cs="Times New Roman"/>
               <w:szCs w:val="24"/>
             </w:rPr>
             <w:fldChar w:fldCharType="end"/>
@@ -2478,28 +2442,28 @@
         </w:p>
         <w:p>
           <w:pPr>
-            <w:pStyle w:val="13"/>
+            <w:pStyle w:val="TOC3"/>
             <w:tabs>
               <w:tab w:val="right" w:leader="dot" w:pos="8492"/>
             </w:tabs>
           </w:pPr>
           <w:r>
             <w:rPr>
-              <w:rFonts w:ascii="Times New Roman" w:hAnsi="Times New Roman" w:eastAsia="Times New Roman" w:cs="Times New Roman"/>
+              <w:rFonts w:ascii="Times New Roman" w:eastAsia="Times New Roman" w:hAnsi="Times New Roman" w:cs="Times New Roman"/>
               <w:szCs w:val="24"/>
             </w:rPr>
             <w:fldChar w:fldCharType="begin"/>
           </w:r>
           <w:r>
             <w:rPr>
-              <w:rFonts w:ascii="Times New Roman" w:hAnsi="Times New Roman" w:eastAsia="Times New Roman" w:cs="Times New Roman"/>
+              <w:rFonts w:ascii="Times New Roman" w:eastAsia="Times New Roman" w:hAnsi="Times New Roman" w:cs="Times New Roman"/>
               <w:szCs w:val="24"/>
             </w:rPr>
             <w:instrText xml:space="preserve"> HYPERLINK \l _Toc14726 </w:instrText>
           </w:r>
           <w:r>
             <w:rPr>
-              <w:rFonts w:ascii="Times New Roman" w:hAnsi="Times New Roman" w:eastAsia="Times New Roman" w:cs="Times New Roman"/>
+              <w:rFonts w:ascii="Times New Roman" w:eastAsia="Times New Roman" w:hAnsi="Times New Roman" w:cs="Times New Roman"/>
               <w:szCs w:val="24"/>
             </w:rPr>
             <w:fldChar w:fldCharType="separate"/>
@@ -2533,7 +2497,7 @@
           </w:r>
           <w:r>
             <w:rPr>
-              <w:rFonts w:ascii="Times New Roman" w:hAnsi="Times New Roman" w:eastAsia="Times New Roman" w:cs="Times New Roman"/>
+              <w:rFonts w:ascii="Times New Roman" w:eastAsia="Times New Roman" w:hAnsi="Times New Roman" w:cs="Times New Roman"/>
               <w:szCs w:val="24"/>
             </w:rPr>
             <w:fldChar w:fldCharType="end"/>
@@ -2541,28 +2505,28 @@
         </w:p>
         <w:p>
           <w:pPr>
-            <w:pStyle w:val="17"/>
+            <w:pStyle w:val="TOC2"/>
             <w:tabs>
               <w:tab w:val="right" w:leader="dot" w:pos="8492"/>
             </w:tabs>
           </w:pPr>
           <w:r>
             <w:rPr>
-              <w:rFonts w:ascii="Times New Roman" w:hAnsi="Times New Roman" w:eastAsia="Times New Roman" w:cs="Times New Roman"/>
+              <w:rFonts w:ascii="Times New Roman" w:eastAsia="Times New Roman" w:hAnsi="Times New Roman" w:cs="Times New Roman"/>
               <w:szCs w:val="24"/>
             </w:rPr>
             <w:fldChar w:fldCharType="begin"/>
           </w:r>
           <w:r>
             <w:rPr>
-              <w:rFonts w:ascii="Times New Roman" w:hAnsi="Times New Roman" w:eastAsia="Times New Roman" w:cs="Times New Roman"/>
+              <w:rFonts w:ascii="Times New Roman" w:eastAsia="Times New Roman" w:hAnsi="Times New Roman" w:cs="Times New Roman"/>
               <w:szCs w:val="24"/>
             </w:rPr>
             <w:instrText xml:space="preserve"> HYPERLINK \l _Toc13451 </w:instrText>
           </w:r>
           <w:r>
             <w:rPr>
-              <w:rFonts w:ascii="Times New Roman" w:hAnsi="Times New Roman" w:eastAsia="Times New Roman" w:cs="Times New Roman"/>
+              <w:rFonts w:ascii="Times New Roman" w:eastAsia="Times New Roman" w:hAnsi="Times New Roman" w:cs="Times New Roman"/>
               <w:szCs w:val="24"/>
             </w:rPr>
             <w:fldChar w:fldCharType="separate"/>
@@ -2596,7 +2560,7 @@
           </w:r>
           <w:r>
             <w:rPr>
-              <w:rFonts w:ascii="Times New Roman" w:hAnsi="Times New Roman" w:eastAsia="Times New Roman" w:cs="Times New Roman"/>
+              <w:rFonts w:ascii="Times New Roman" w:eastAsia="Times New Roman" w:hAnsi="Times New Roman" w:cs="Times New Roman"/>
               <w:szCs w:val="24"/>
             </w:rPr>
             <w:fldChar w:fldCharType="end"/>
@@ -2604,28 +2568,28 @@
         </w:p>
         <w:p>
           <w:pPr>
-            <w:pStyle w:val="13"/>
+            <w:pStyle w:val="TOC3"/>
             <w:tabs>
               <w:tab w:val="right" w:leader="dot" w:pos="8492"/>
             </w:tabs>
           </w:pPr>
           <w:r>
             <w:rPr>
-              <w:rFonts w:ascii="Times New Roman" w:hAnsi="Times New Roman" w:eastAsia="Times New Roman" w:cs="Times New Roman"/>
+              <w:rFonts w:ascii="Times New Roman" w:eastAsia="Times New Roman" w:hAnsi="Times New Roman" w:cs="Times New Roman"/>
               <w:szCs w:val="24"/>
             </w:rPr>
             <w:fldChar w:fldCharType="begin"/>
           </w:r>
           <w:r>
             <w:rPr>
-              <w:rFonts w:ascii="Times New Roman" w:hAnsi="Times New Roman" w:eastAsia="Times New Roman" w:cs="Times New Roman"/>
+              <w:rFonts w:ascii="Times New Roman" w:eastAsia="Times New Roman" w:hAnsi="Times New Roman" w:cs="Times New Roman"/>
               <w:szCs w:val="24"/>
             </w:rPr>
             <w:instrText xml:space="preserve"> HYPERLINK \l _Toc13202 </w:instrText>
           </w:r>
           <w:r>
             <w:rPr>
-              <w:rFonts w:ascii="Times New Roman" w:hAnsi="Times New Roman" w:eastAsia="Times New Roman" w:cs="Times New Roman"/>
+              <w:rFonts w:ascii="Times New Roman" w:eastAsia="Times New Roman" w:hAnsi="Times New Roman" w:cs="Times New Roman"/>
               <w:szCs w:val="24"/>
             </w:rPr>
             <w:fldChar w:fldCharType="separate"/>
@@ -2659,7 +2623,7 @@
           </w:r>
           <w:r>
             <w:rPr>
-              <w:rFonts w:ascii="Times New Roman" w:hAnsi="Times New Roman" w:eastAsia="Times New Roman" w:cs="Times New Roman"/>
+              <w:rFonts w:ascii="Times New Roman" w:eastAsia="Times New Roman" w:hAnsi="Times New Roman" w:cs="Times New Roman"/>
               <w:szCs w:val="24"/>
             </w:rPr>
             <w:fldChar w:fldCharType="end"/>
@@ -2667,28 +2631,28 @@
         </w:p>
         <w:p>
           <w:pPr>
-            <w:pStyle w:val="13"/>
+            <w:pStyle w:val="TOC3"/>
             <w:tabs>
               <w:tab w:val="right" w:leader="dot" w:pos="8492"/>
             </w:tabs>
           </w:pPr>
           <w:r>
             <w:rPr>
-              <w:rFonts w:ascii="Times New Roman" w:hAnsi="Times New Roman" w:eastAsia="Times New Roman" w:cs="Times New Roman"/>
+              <w:rFonts w:ascii="Times New Roman" w:eastAsia="Times New Roman" w:hAnsi="Times New Roman" w:cs="Times New Roman"/>
               <w:szCs w:val="24"/>
             </w:rPr>
             <w:fldChar w:fldCharType="begin"/>
           </w:r>
           <w:r>
             <w:rPr>
-              <w:rFonts w:ascii="Times New Roman" w:hAnsi="Times New Roman" w:eastAsia="Times New Roman" w:cs="Times New Roman"/>
+              <w:rFonts w:ascii="Times New Roman" w:eastAsia="Times New Roman" w:hAnsi="Times New Roman" w:cs="Times New Roman"/>
               <w:szCs w:val="24"/>
             </w:rPr>
             <w:instrText xml:space="preserve"> HYPERLINK \l _Toc31337 </w:instrText>
           </w:r>
           <w:r>
             <w:rPr>
-              <w:rFonts w:ascii="Times New Roman" w:hAnsi="Times New Roman" w:eastAsia="Times New Roman" w:cs="Times New Roman"/>
+              <w:rFonts w:ascii="Times New Roman" w:eastAsia="Times New Roman" w:hAnsi="Times New Roman" w:cs="Times New Roman"/>
               <w:szCs w:val="24"/>
             </w:rPr>
             <w:fldChar w:fldCharType="separate"/>
@@ -2722,7 +2686,7 @@
           </w:r>
           <w:r>
             <w:rPr>
-              <w:rFonts w:ascii="Times New Roman" w:hAnsi="Times New Roman" w:eastAsia="Times New Roman" w:cs="Times New Roman"/>
+              <w:rFonts w:ascii="Times New Roman" w:eastAsia="Times New Roman" w:hAnsi="Times New Roman" w:cs="Times New Roman"/>
               <w:szCs w:val="24"/>
             </w:rPr>
             <w:fldChar w:fldCharType="end"/>
@@ -2730,28 +2694,28 @@
         </w:p>
         <w:p>
           <w:pPr>
-            <w:pStyle w:val="16"/>
+            <w:pStyle w:val="TOC1"/>
             <w:tabs>
               <w:tab w:val="right" w:leader="dot" w:pos="8492"/>
             </w:tabs>
           </w:pPr>
           <w:r>
             <w:rPr>
-              <w:rFonts w:ascii="Times New Roman" w:hAnsi="Times New Roman" w:eastAsia="Times New Roman" w:cs="Times New Roman"/>
+              <w:rFonts w:ascii="Times New Roman" w:eastAsia="Times New Roman" w:hAnsi="Times New Roman" w:cs="Times New Roman"/>
               <w:szCs w:val="24"/>
             </w:rPr>
             <w:fldChar w:fldCharType="begin"/>
           </w:r>
           <w:r>
             <w:rPr>
-              <w:rFonts w:ascii="Times New Roman" w:hAnsi="Times New Roman" w:eastAsia="Times New Roman" w:cs="Times New Roman"/>
+              <w:rFonts w:ascii="Times New Roman" w:eastAsia="Times New Roman" w:hAnsi="Times New Roman" w:cs="Times New Roman"/>
               <w:szCs w:val="24"/>
             </w:rPr>
             <w:instrText xml:space="preserve"> HYPERLINK \l _Toc23957 </w:instrText>
           </w:r>
           <w:r>
             <w:rPr>
-              <w:rFonts w:ascii="Times New Roman" w:hAnsi="Times New Roman" w:eastAsia="Times New Roman" w:cs="Times New Roman"/>
+              <w:rFonts w:ascii="Times New Roman" w:eastAsia="Times New Roman" w:hAnsi="Times New Roman" w:cs="Times New Roman"/>
               <w:szCs w:val="24"/>
             </w:rPr>
             <w:fldChar w:fldCharType="separate"/>
@@ -2783,7 +2747,7 @@
           </w:r>
           <w:r>
             <w:rPr>
-              <w:rFonts w:ascii="Times New Roman" w:hAnsi="Times New Roman" w:eastAsia="Times New Roman" w:cs="Times New Roman"/>
+              <w:rFonts w:ascii="Times New Roman" w:eastAsia="Times New Roman" w:hAnsi="Times New Roman" w:cs="Times New Roman"/>
               <w:szCs w:val="24"/>
             </w:rPr>
             <w:fldChar w:fldCharType="end"/>
@@ -2791,28 +2755,28 @@
         </w:p>
         <w:p>
           <w:pPr>
-            <w:pStyle w:val="16"/>
+            <w:pStyle w:val="TOC1"/>
             <w:tabs>
               <w:tab w:val="right" w:leader="dot" w:pos="8492"/>
             </w:tabs>
           </w:pPr>
           <w:r>
             <w:rPr>
-              <w:rFonts w:ascii="Times New Roman" w:hAnsi="Times New Roman" w:eastAsia="Times New Roman" w:cs="Times New Roman"/>
+              <w:rFonts w:ascii="Times New Roman" w:eastAsia="Times New Roman" w:hAnsi="Times New Roman" w:cs="Times New Roman"/>
               <w:szCs w:val="24"/>
             </w:rPr>
             <w:fldChar w:fldCharType="begin"/>
           </w:r>
           <w:r>
             <w:rPr>
-              <w:rFonts w:ascii="Times New Roman" w:hAnsi="Times New Roman" w:eastAsia="Times New Roman" w:cs="Times New Roman"/>
+              <w:rFonts w:ascii="Times New Roman" w:eastAsia="Times New Roman" w:hAnsi="Times New Roman" w:cs="Times New Roman"/>
               <w:szCs w:val="24"/>
             </w:rPr>
             <w:instrText xml:space="preserve"> HYPERLINK \l _Toc17066 </w:instrText>
           </w:r>
           <w:r>
             <w:rPr>
-              <w:rFonts w:ascii="Times New Roman" w:hAnsi="Times New Roman" w:eastAsia="Times New Roman" w:cs="Times New Roman"/>
+              <w:rFonts w:ascii="Times New Roman" w:eastAsia="Times New Roman" w:hAnsi="Times New Roman" w:cs="Times New Roman"/>
               <w:szCs w:val="24"/>
             </w:rPr>
             <w:fldChar w:fldCharType="separate"/>
@@ -2846,7 +2810,7 @@
           </w:r>
           <w:r>
             <w:rPr>
-              <w:rFonts w:ascii="Times New Roman" w:hAnsi="Times New Roman" w:eastAsia="Times New Roman" w:cs="Times New Roman"/>
+              <w:rFonts w:ascii="Times New Roman" w:eastAsia="Times New Roman" w:hAnsi="Times New Roman" w:cs="Times New Roman"/>
               <w:szCs w:val="24"/>
             </w:rPr>
             <w:fldChar w:fldCharType="end"/>
@@ -2870,7 +2834,7 @@
             <w:spacing w:line="219" w:lineRule="auto"/>
             <w:textAlignment w:val="baseline"/>
             <w:rPr>
-              <w:rFonts w:ascii="Times New Roman" w:hAnsi="Times New Roman" w:eastAsia="Times New Roman" w:cs="Times New Roman"/>
+              <w:rFonts w:ascii="Times New Roman" w:eastAsia="Times New Roman" w:hAnsi="Times New Roman" w:cs="Times New Roman"/>
               <w:snapToGrid w:val="0"/>
               <w:color w:val="000000"/>
               <w:kern w:val="0"/>
@@ -2881,7 +2845,7 @@
           </w:pPr>
           <w:r>
             <w:rPr>
-              <w:rFonts w:ascii="Times New Roman" w:hAnsi="Times New Roman" w:eastAsia="Times New Roman" w:cs="Times New Roman"/>
+              <w:rFonts w:ascii="Times New Roman" w:eastAsia="Times New Roman" w:hAnsi="Times New Roman" w:cs="Times New Roman"/>
               <w:szCs w:val="24"/>
             </w:rPr>
             <w:fldChar w:fldCharType="end"/>
@@ -2907,7 +2871,7 @@
         <w:spacing w:line="219" w:lineRule="auto"/>
         <w:textAlignment w:val="baseline"/>
         <w:rPr>
-          <w:rFonts w:ascii="Times New Roman" w:hAnsi="Times New Roman" w:eastAsia="Times New Roman" w:cs="Times New Roman"/>
+          <w:rFonts w:ascii="Times New Roman" w:eastAsia="Times New Roman" w:hAnsi="Times New Roman" w:cs="Times New Roman"/>
           <w:snapToGrid w:val="0"/>
           <w:color w:val="000000"/>
           <w:kern w:val="0"/>
@@ -2919,18 +2883,18 @@
           <w:pgSz w:w="11906" w:h="16839"/>
           <w:pgMar w:top="1431" w:right="1710" w:bottom="0" w:left="1704" w:header="0" w:footer="0" w:gutter="0"/>
           <w:pgBorders>
-            <w:top w:val="none" w:sz="0" w:space="0"/>
-            <w:left w:val="none" w:sz="0" w:space="0"/>
-            <w:bottom w:val="none" w:sz="0" w:space="0"/>
-            <w:right w:val="none" w:sz="0" w:space="0"/>
+            <w:top w:val="nil"/>
+            <w:left w:val="nil"/>
+            <w:bottom w:val="nil"/>
+            <w:right w:val="nil"/>
           </w:pgBorders>
-          <w:cols w:space="720" w:num="1"/>
+          <w:cols w:num="1" w:space="720"/>
         </w:sectPr>
       </w:pPr>
     </w:p>
     <w:p>
       <w:pPr>
-        <w:pStyle w:val="26"/>
+        <w:pStyle w:val="1"/>
         <w:keepNext w:val="0"/>
         <w:keepLines w:val="0"/>
         <w:pageBreakBefore w:val="0"/>
@@ -2954,7 +2918,7 @@
     </w:p>
     <w:p>
       <w:pPr>
-        <w:pStyle w:val="27"/>
+        <w:pStyle w:val="a"/>
         <w:keepNext w:val="0"/>
         <w:keepLines w:val="0"/>
         <w:pageBreakBefore w:val="0"/>
@@ -2976,7 +2940,7 @@
     </w:p>
     <w:p>
       <w:pPr>
-        <w:pStyle w:val="27"/>
+        <w:pStyle w:val="a"/>
         <w:keepNext w:val="0"/>
         <w:keepLines w:val="0"/>
         <w:pageBreakBefore w:val="0"/>
@@ -2998,7 +2962,7 @@
     </w:p>
     <w:p>
       <w:pPr>
-        <w:pStyle w:val="39"/>
+        <w:pStyle w:val="a3"/>
         <w:keepNext w:val="0"/>
         <w:keepLines w:val="0"/>
         <w:pageBreakBefore w:val="0"/>
@@ -3016,7 +2980,7 @@
         <w:bidi w:val="0"/>
         <w:adjustRightInd w:val="0"/>
         <w:snapToGrid w:val="0"/>
-        <w:ind w:left="425" w:leftChars="0" w:hanging="425" w:firstLineChars="0"/>
+        <w:ind w:left="425" w:hanging="425" w:leftChars="0" w:firstLineChars="0"/>
         <w:textAlignment w:val="baseline"/>
       </w:pPr>
       <w:r>
@@ -3025,7 +2989,7 @@
     </w:p>
     <w:p>
       <w:pPr>
-        <w:pStyle w:val="39"/>
+        <w:pStyle w:val="a3"/>
         <w:keepNext w:val="0"/>
         <w:keepLines w:val="0"/>
         <w:pageBreakBefore w:val="0"/>
@@ -3043,7 +3007,7 @@
         <w:bidi w:val="0"/>
         <w:adjustRightInd w:val="0"/>
         <w:snapToGrid w:val="0"/>
-        <w:ind w:left="425" w:leftChars="0" w:hanging="425" w:firstLineChars="0"/>
+        <w:ind w:left="425" w:hanging="425" w:leftChars="0" w:firstLineChars="0"/>
         <w:textAlignment w:val="baseline"/>
       </w:pPr>
       <w:r>
@@ -3052,7 +3016,7 @@
     </w:p>
     <w:p>
       <w:pPr>
-        <w:pStyle w:val="39"/>
+        <w:pStyle w:val="a3"/>
         <w:keepNext w:val="0"/>
         <w:keepLines w:val="0"/>
         <w:pageBreakBefore w:val="0"/>
@@ -3070,7 +3034,7 @@
         <w:bidi w:val="0"/>
         <w:adjustRightInd w:val="0"/>
         <w:snapToGrid w:val="0"/>
-        <w:ind w:left="425" w:leftChars="0" w:hanging="425" w:firstLineChars="0"/>
+        <w:ind w:left="425" w:hanging="425" w:leftChars="0" w:firstLineChars="0"/>
         <w:textAlignment w:val="baseline"/>
       </w:pPr>
       <w:r>
@@ -3079,7 +3043,7 @@
     </w:p>
     <w:p>
       <w:pPr>
-        <w:pStyle w:val="39"/>
+        <w:pStyle w:val="a3"/>
         <w:keepNext w:val="0"/>
         <w:keepLines w:val="0"/>
         <w:pageBreakBefore w:val="0"/>
@@ -3097,7 +3061,7 @@
         <w:bidi w:val="0"/>
         <w:adjustRightInd w:val="0"/>
         <w:snapToGrid w:val="0"/>
-        <w:ind w:left="425" w:leftChars="0" w:hanging="425" w:firstLineChars="0"/>
+        <w:ind w:left="425" w:hanging="425" w:leftChars="0" w:firstLineChars="0"/>
         <w:textAlignment w:val="baseline"/>
       </w:pPr>
       <w:r>
@@ -3106,7 +3070,7 @@
     </w:p>
     <w:p>
       <w:pPr>
-        <w:pStyle w:val="26"/>
+        <w:pStyle w:val="1"/>
         <w:keepNext w:val="0"/>
         <w:keepLines w:val="0"/>
         <w:pageBreakBefore w:val="0"/>
@@ -3130,7 +3094,7 @@
     </w:p>
     <w:p>
       <w:pPr>
-        <w:pStyle w:val="27"/>
+        <w:pStyle w:val="a"/>
         <w:keepNext w:val="0"/>
         <w:keepLines w:val="0"/>
         <w:pageBreakBefore w:val="0"/>
@@ -3152,7 +3116,7 @@
     </w:p>
     <w:p>
       <w:pPr>
-        <w:pStyle w:val="26"/>
+        <w:pStyle w:val="1"/>
         <w:keepNext w:val="0"/>
         <w:keepLines w:val="0"/>
         <w:pageBreakBefore w:val="0"/>
@@ -3199,16 +3163,16 @@
     </w:p>
     <w:tbl>
       <w:tblPr>
-        <w:tblStyle w:val="24"/>
+        <w:tblStyle w:val="TableNormal0"/>
         <w:tblW w:w="8522" w:type="dxa"/>
         <w:tblInd w:w="17" w:type="dxa"/>
         <w:tblBorders>
-          <w:top w:val="single" w:color="000000" w:sz="4" w:space="0"/>
-          <w:left w:val="single" w:color="000000" w:sz="4" w:space="0"/>
-          <w:bottom w:val="single" w:color="000000" w:sz="4" w:space="0"/>
-          <w:right w:val="single" w:color="000000" w:sz="4" w:space="0"/>
-          <w:insideH w:val="single" w:color="000000" w:sz="4" w:space="0"/>
-          <w:insideV w:val="single" w:color="000000" w:sz="4" w:space="0"/>
+          <w:top w:val="single" w:sz="4" w:space="0" w:color="000000"/>
+          <w:left w:val="single" w:sz="4" w:space="0" w:color="000000"/>
+          <w:bottom w:val="single" w:sz="4" w:space="0" w:color="000000"/>
+          <w:right w:val="single" w:sz="4" w:space="0" w:color="000000"/>
+          <w:insideH w:val="single" w:sz="4" w:space="0" w:color="000000"/>
+          <w:insideV w:val="single" w:sz="4" w:space="0" w:color="000000"/>
         </w:tblBorders>
         <w:tblLayout w:type="fixed"/>
         <w:tblCellMar>
@@ -3225,14 +3189,17 @@
       </w:tblGrid>
       <w:tr>
         <w:tblPrEx>
+          <w:tblW w:w="8522" w:type="dxa"/>
+          <w:tblInd w:w="17" w:type="dxa"/>
           <w:tblBorders>
-            <w:top w:val="single" w:color="000000" w:sz="4" w:space="0"/>
-            <w:left w:val="single" w:color="000000" w:sz="4" w:space="0"/>
-            <w:bottom w:val="single" w:color="000000" w:sz="4" w:space="0"/>
-            <w:right w:val="single" w:color="000000" w:sz="4" w:space="0"/>
-            <w:insideH w:val="single" w:color="000000" w:sz="4" w:space="0"/>
-            <w:insideV w:val="single" w:color="000000" w:sz="4" w:space="0"/>
+            <w:top w:val="single" w:sz="4" w:space="0" w:color="000000"/>
+            <w:left w:val="single" w:sz="4" w:space="0" w:color="000000"/>
+            <w:bottom w:val="single" w:sz="4" w:space="0" w:color="000000"/>
+            <w:right w:val="single" w:sz="4" w:space="0" w:color="000000"/>
+            <w:insideH w:val="single" w:sz="4" w:space="0" w:color="000000"/>
+            <w:insideV w:val="single" w:sz="4" w:space="0" w:color="000000"/>
           </w:tblBorders>
+          <w:tblLayout w:type="fixed"/>
           <w:tblCellMar>
             <w:top w:w="0" w:type="dxa"/>
             <w:left w:w="0" w:type="dxa"/>
@@ -3241,16 +3208,16 @@
           </w:tblCellMar>
         </w:tblPrEx>
         <w:trPr>
-          <w:trHeight w:val="442" w:hRule="atLeast"/>
+          <w:trHeight w:val="442"/>
         </w:trPr>
         <w:tc>
           <w:tcPr>
             <w:tcW w:w="1418" w:type="dxa"/>
             <w:tcBorders>
-              <w:top w:val="single" w:color="auto" w:sz="4" w:space="0"/>
-              <w:left w:val="single" w:color="auto" w:sz="4" w:space="0"/>
-              <w:bottom w:val="single" w:color="auto" w:sz="4" w:space="0"/>
-              <w:right w:val="single" w:color="auto" w:sz="4" w:space="0"/>
+              <w:top w:val="single" w:sz="4" w:space="0" w:color="auto"/>
+              <w:left w:val="single" w:sz="4" w:space="0" w:color="auto"/>
+              <w:bottom w:val="single" w:sz="4" w:space="0" w:color="auto"/>
+              <w:right w:val="single" w:sz="4" w:space="0" w:color="auto"/>
             </w:tcBorders>
             <w:shd w:val="clear" w:color="auto" w:fill="E6E6E6"/>
           </w:tcPr>
@@ -3273,14 +3240,14 @@
               <w:ind w:left="458"/>
               <w:textAlignment w:val="baseline"/>
               <w:rPr>
-                <w:rFonts w:ascii="宋体" w:hAnsi="宋体" w:eastAsia="宋体" w:cs="宋体"/>
+                <w:rFonts w:ascii="宋体" w:eastAsia="宋体" w:hAnsi="宋体" w:cs="宋体"/>
                 <w:sz w:val="20"/>
                 <w:szCs w:val="20"/>
               </w:rPr>
             </w:pPr>
             <w:r>
               <w:rPr>
-                <w:rFonts w:ascii="宋体" w:hAnsi="宋体" w:eastAsia="宋体" w:cs="宋体"/>
+                <w:rFonts w:ascii="宋体" w:eastAsia="宋体" w:hAnsi="宋体" w:cs="宋体"/>
                 <w:b/>
                 <w:bCs/>
                 <w:spacing w:val="-7"/>
@@ -3295,10 +3262,10 @@
           <w:tcPr>
             <w:tcW w:w="1130" w:type="dxa"/>
             <w:tcBorders>
-              <w:top w:val="single" w:color="auto" w:sz="4" w:space="0"/>
-              <w:left w:val="single" w:color="auto" w:sz="4" w:space="0"/>
-              <w:bottom w:val="single" w:color="auto" w:sz="4" w:space="0"/>
-              <w:right w:val="single" w:color="auto" w:sz="4" w:space="0"/>
+              <w:top w:val="single" w:sz="4" w:space="0" w:color="auto"/>
+              <w:left w:val="single" w:sz="4" w:space="0" w:color="auto"/>
+              <w:bottom w:val="single" w:sz="4" w:space="0" w:color="auto"/>
+              <w:right w:val="single" w:sz="4" w:space="0" w:color="auto"/>
             </w:tcBorders>
             <w:shd w:val="clear" w:color="auto" w:fill="E6E6E6"/>
           </w:tcPr>
@@ -3321,14 +3288,14 @@
               <w:ind w:left="259"/>
               <w:textAlignment w:val="baseline"/>
               <w:rPr>
-                <w:rFonts w:ascii="宋体" w:hAnsi="宋体" w:eastAsia="宋体" w:cs="宋体"/>
+                <w:rFonts w:ascii="宋体" w:eastAsia="宋体" w:hAnsi="宋体" w:cs="宋体"/>
                 <w:sz w:val="20"/>
                 <w:szCs w:val="20"/>
               </w:rPr>
             </w:pPr>
             <w:r>
               <w:rPr>
-                <w:rFonts w:ascii="宋体" w:hAnsi="宋体" w:eastAsia="宋体" w:cs="宋体"/>
+                <w:rFonts w:ascii="宋体" w:eastAsia="宋体" w:hAnsi="宋体" w:cs="宋体"/>
                 <w:b/>
                 <w:bCs/>
                 <w:spacing w:val="-4"/>
@@ -3343,10 +3310,10 @@
           <w:tcPr>
             <w:tcW w:w="5974" w:type="dxa"/>
             <w:tcBorders>
-              <w:top w:val="single" w:color="auto" w:sz="4" w:space="0"/>
-              <w:left w:val="single" w:color="auto" w:sz="4" w:space="0"/>
-              <w:bottom w:val="single" w:color="auto" w:sz="4" w:space="0"/>
-              <w:right w:val="single" w:color="auto" w:sz="4" w:space="0"/>
+              <w:top w:val="single" w:sz="4" w:space="0" w:color="auto"/>
+              <w:left w:val="single" w:sz="4" w:space="0" w:color="auto"/>
+              <w:bottom w:val="single" w:sz="4" w:space="0" w:color="auto"/>
+              <w:right w:val="single" w:sz="4" w:space="0" w:color="auto"/>
             </w:tcBorders>
             <w:shd w:val="clear" w:color="auto" w:fill="E6E6E6"/>
           </w:tcPr>
@@ -3369,14 +3336,14 @@
               <w:ind w:left="2741"/>
               <w:textAlignment w:val="baseline"/>
               <w:rPr>
-                <w:rFonts w:ascii="宋体" w:hAnsi="宋体" w:eastAsia="宋体" w:cs="宋体"/>
+                <w:rFonts w:ascii="宋体" w:eastAsia="宋体" w:hAnsi="宋体" w:cs="宋体"/>
                 <w:sz w:val="20"/>
                 <w:szCs w:val="20"/>
               </w:rPr>
             </w:pPr>
             <w:r>
               <w:rPr>
-                <w:rFonts w:ascii="宋体" w:hAnsi="宋体" w:eastAsia="宋体" w:cs="宋体"/>
+                <w:rFonts w:ascii="宋体" w:eastAsia="宋体" w:hAnsi="宋体" w:cs="宋体"/>
                 <w:b/>
                 <w:bCs/>
                 <w:spacing w:val="-9"/>
@@ -3390,14 +3357,9 @@
       </w:tr>
       <w:tr>
         <w:tblPrEx>
-          <w:tblBorders>
-            <w:top w:val="single" w:color="000000" w:sz="4" w:space="0"/>
-            <w:left w:val="single" w:color="000000" w:sz="4" w:space="0"/>
-            <w:bottom w:val="single" w:color="000000" w:sz="4" w:space="0"/>
-            <w:right w:val="single" w:color="000000" w:sz="4" w:space="0"/>
-            <w:insideH w:val="single" w:color="000000" w:sz="4" w:space="0"/>
-            <w:insideV w:val="single" w:color="000000" w:sz="4" w:space="0"/>
-          </w:tblBorders>
+          <w:tblW w:w="8522" w:type="dxa"/>
+          <w:tblInd w:w="17" w:type="dxa"/>
+          <w:tblLayout w:type="fixed"/>
           <w:tblCellMar>
             <w:top w:w="0" w:type="dxa"/>
             <w:left w:w="0" w:type="dxa"/>
@@ -3406,16 +3368,16 @@
           </w:tblCellMar>
         </w:tblPrEx>
         <w:trPr>
-          <w:trHeight w:val="931" w:hRule="atLeast"/>
+          <w:trHeight w:val="931"/>
         </w:trPr>
         <w:tc>
           <w:tcPr>
             <w:tcW w:w="1418" w:type="dxa"/>
             <w:tcBorders>
-              <w:top w:val="single" w:color="auto" w:sz="4" w:space="0"/>
-              <w:left w:val="single" w:color="auto" w:sz="4" w:space="0"/>
-              <w:bottom w:val="single" w:color="auto" w:sz="4" w:space="0"/>
-              <w:right w:val="single" w:color="auto" w:sz="4" w:space="0"/>
+              <w:top w:val="single" w:sz="4" w:space="0" w:color="auto"/>
+              <w:left w:val="single" w:sz="4" w:space="0" w:color="auto"/>
+              <w:bottom w:val="single" w:sz="4" w:space="0" w:color="auto"/>
+              <w:right w:val="single" w:sz="4" w:space="0" w:color="auto"/>
             </w:tcBorders>
             <w:vAlign w:val="center"/>
           </w:tcPr>
@@ -3438,14 +3400,14 @@
               <w:ind w:left="497"/>
               <w:textAlignment w:val="baseline"/>
               <w:rPr>
-                <w:rFonts w:ascii="宋体" w:hAnsi="宋体" w:eastAsia="宋体" w:cs="宋体"/>
+                <w:rFonts w:ascii="宋体" w:eastAsia="宋体" w:hAnsi="宋体" w:cs="宋体"/>
                 <w:sz w:val="21"/>
                 <w:szCs w:val="21"/>
               </w:rPr>
             </w:pPr>
             <w:r>
               <w:rPr>
-                <w:rFonts w:ascii="宋体" w:hAnsi="宋体" w:eastAsia="宋体" w:cs="宋体"/>
+                <w:rFonts w:ascii="宋体" w:eastAsia="宋体" w:hAnsi="宋体" w:cs="宋体"/>
                 <w:spacing w:val="-3"/>
                 <w:sz w:val="21"/>
                 <w:szCs w:val="21"/>
@@ -3458,10 +3420,10 @@
           <w:tcPr>
             <w:tcW w:w="1130" w:type="dxa"/>
             <w:tcBorders>
-              <w:top w:val="single" w:color="auto" w:sz="4" w:space="0"/>
-              <w:left w:val="single" w:color="auto" w:sz="4" w:space="0"/>
-              <w:bottom w:val="single" w:color="auto" w:sz="4" w:space="0"/>
-              <w:right w:val="single" w:color="auto" w:sz="4" w:space="0"/>
+              <w:top w:val="single" w:sz="4" w:space="0" w:color="auto"/>
+              <w:left w:val="single" w:sz="4" w:space="0" w:color="auto"/>
+              <w:bottom w:val="single" w:sz="4" w:space="0" w:color="auto"/>
+              <w:right w:val="single" w:sz="4" w:space="0" w:color="auto"/>
             </w:tcBorders>
           </w:tcPr>
           <w:p>
@@ -3483,14 +3445,14 @@
               <w:ind w:left="220"/>
               <w:textAlignment w:val="baseline"/>
               <w:rPr>
-                <w:rFonts w:ascii="Times New Roman" w:hAnsi="Times New Roman" w:eastAsia="Times New Roman" w:cs="Times New Roman"/>
+                <w:rFonts w:ascii="Times New Roman" w:eastAsia="Times New Roman" w:hAnsi="Times New Roman" w:cs="Times New Roman"/>
                 <w:sz w:val="21"/>
                 <w:szCs w:val="21"/>
               </w:rPr>
             </w:pPr>
             <w:r>
               <w:rPr>
-                <w:rFonts w:ascii="Times New Roman" w:hAnsi="Times New Roman" w:eastAsia="Times New Roman" w:cs="Times New Roman"/>
+                <w:rFonts w:ascii="Times New Roman" w:eastAsia="Times New Roman" w:hAnsi="Times New Roman" w:cs="Times New Roman"/>
                 <w:spacing w:val="-2"/>
                 <w:sz w:val="21"/>
                 <w:szCs w:val="21"/>
@@ -3503,10 +3465,10 @@
           <w:tcPr>
             <w:tcW w:w="5974" w:type="dxa"/>
             <w:tcBorders>
-              <w:top w:val="single" w:color="auto" w:sz="4" w:space="0"/>
-              <w:left w:val="single" w:color="auto" w:sz="4" w:space="0"/>
-              <w:bottom w:val="single" w:color="auto" w:sz="4" w:space="0"/>
-              <w:right w:val="single" w:color="auto" w:sz="4" w:space="0"/>
+              <w:top w:val="single" w:sz="4" w:space="0" w:color="auto"/>
+              <w:left w:val="single" w:sz="4" w:space="0" w:color="auto"/>
+              <w:bottom w:val="single" w:sz="4" w:space="0" w:color="auto"/>
+              <w:right w:val="single" w:sz="4" w:space="0" w:color="auto"/>
             </w:tcBorders>
           </w:tcPr>
           <w:p>
@@ -3529,14 +3491,14 @@
               <w:jc w:val="both"/>
               <w:textAlignment w:val="baseline"/>
               <w:rPr>
-                <w:rFonts w:ascii="宋体" w:hAnsi="宋体" w:eastAsia="宋体" w:cs="宋体"/>
+                <w:rFonts w:ascii="宋体" w:eastAsia="宋体" w:hAnsi="宋体" w:cs="宋体"/>
                 <w:sz w:val="21"/>
                 <w:szCs w:val="21"/>
               </w:rPr>
             </w:pPr>
             <w:r>
               <w:rPr>
-                <w:rFonts w:ascii="宋体" w:hAnsi="宋体" w:eastAsia="宋体" w:cs="宋体"/>
+                <w:rFonts w:ascii="宋体" w:eastAsia="宋体" w:hAnsi="宋体" w:cs="宋体"/>
                 <w:spacing w:val="-1"/>
                 <w:sz w:val="21"/>
                 <w:szCs w:val="21"/>
@@ -3545,7 +3507,7 @@
             </w:r>
             <w:r>
               <w:rPr>
-                <w:rFonts w:ascii="宋体" w:hAnsi="宋体" w:eastAsia="宋体" w:cs="宋体"/>
+                <w:rFonts w:ascii="宋体" w:eastAsia="宋体" w:hAnsi="宋体" w:cs="宋体"/>
                 <w:spacing w:val="-2"/>
                 <w:sz w:val="21"/>
                 <w:szCs w:val="21"/>
@@ -3557,14 +3519,9 @@
       </w:tr>
       <w:tr>
         <w:tblPrEx>
-          <w:tblBorders>
-            <w:top w:val="single" w:color="000000" w:sz="4" w:space="0"/>
-            <w:left w:val="single" w:color="000000" w:sz="4" w:space="0"/>
-            <w:bottom w:val="single" w:color="000000" w:sz="4" w:space="0"/>
-            <w:right w:val="single" w:color="000000" w:sz="4" w:space="0"/>
-            <w:insideH w:val="single" w:color="000000" w:sz="4" w:space="0"/>
-            <w:insideV w:val="single" w:color="000000" w:sz="4" w:space="0"/>
-          </w:tblBorders>
+          <w:tblW w:w="8522" w:type="dxa"/>
+          <w:tblInd w:w="17" w:type="dxa"/>
+          <w:tblLayout w:type="fixed"/>
           <w:tblCellMar>
             <w:top w:w="0" w:type="dxa"/>
             <w:left w:w="0" w:type="dxa"/>
@@ -3573,16 +3530,16 @@
           </w:tblCellMar>
         </w:tblPrEx>
         <w:trPr>
-          <w:trHeight w:val="931" w:hRule="atLeast"/>
+          <w:trHeight w:val="931"/>
         </w:trPr>
         <w:tc>
           <w:tcPr>
             <w:tcW w:w="1418" w:type="dxa"/>
             <w:tcBorders>
-              <w:top w:val="single" w:color="auto" w:sz="4" w:space="0"/>
-              <w:left w:val="single" w:color="auto" w:sz="4" w:space="0"/>
-              <w:bottom w:val="single" w:color="auto" w:sz="4" w:space="0"/>
-              <w:right w:val="single" w:color="auto" w:sz="4" w:space="0"/>
+              <w:top w:val="single" w:sz="4" w:space="0" w:color="auto"/>
+              <w:left w:val="single" w:sz="4" w:space="0" w:color="auto"/>
+              <w:bottom w:val="single" w:sz="4" w:space="0" w:color="auto"/>
+              <w:right w:val="single" w:sz="4" w:space="0" w:color="auto"/>
             </w:tcBorders>
             <w:vAlign w:val="center"/>
           </w:tcPr>
@@ -3605,14 +3562,14 @@
               <w:ind w:left="231"/>
               <w:textAlignment w:val="baseline"/>
               <w:rPr>
-                <w:rFonts w:ascii="宋体" w:hAnsi="宋体" w:eastAsia="宋体" w:cs="宋体"/>
+                <w:rFonts w:ascii="宋体" w:eastAsia="宋体" w:hAnsi="宋体" w:cs="宋体"/>
                 <w:sz w:val="21"/>
                 <w:szCs w:val="21"/>
               </w:rPr>
             </w:pPr>
             <w:r>
               <w:rPr>
-                <w:rFonts w:ascii="宋体" w:hAnsi="宋体" w:eastAsia="宋体" w:cs="宋体"/>
+                <w:rFonts w:ascii="宋体" w:eastAsia="宋体" w:hAnsi="宋体" w:cs="宋体"/>
                 <w:spacing w:val="-2"/>
                 <w:sz w:val="21"/>
                 <w:szCs w:val="21"/>
@@ -3625,10 +3582,10 @@
           <w:tcPr>
             <w:tcW w:w="1130" w:type="dxa"/>
             <w:tcBorders>
-              <w:top w:val="single" w:color="auto" w:sz="4" w:space="0"/>
-              <w:left w:val="single" w:color="auto" w:sz="4" w:space="0"/>
-              <w:bottom w:val="single" w:color="auto" w:sz="4" w:space="0"/>
-              <w:right w:val="single" w:color="auto" w:sz="4" w:space="0"/>
+              <w:top w:val="single" w:sz="4" w:space="0" w:color="auto"/>
+              <w:left w:val="single" w:sz="4" w:space="0" w:color="auto"/>
+              <w:bottom w:val="single" w:sz="4" w:space="0" w:color="auto"/>
+              <w:right w:val="single" w:sz="4" w:space="0" w:color="auto"/>
             </w:tcBorders>
           </w:tcPr>
           <w:p>
@@ -3650,14 +3607,14 @@
               <w:ind w:left="220"/>
               <w:textAlignment w:val="baseline"/>
               <w:rPr>
-                <w:rFonts w:ascii="Times New Roman" w:hAnsi="Times New Roman" w:eastAsia="Times New Roman" w:cs="Times New Roman"/>
+                <w:rFonts w:ascii="Times New Roman" w:eastAsia="Times New Roman" w:hAnsi="Times New Roman" w:cs="Times New Roman"/>
                 <w:sz w:val="21"/>
                 <w:szCs w:val="21"/>
               </w:rPr>
             </w:pPr>
             <w:r>
               <w:rPr>
-                <w:rFonts w:ascii="Times New Roman" w:hAnsi="Times New Roman" w:eastAsia="Times New Roman" w:cs="Times New Roman"/>
+                <w:rFonts w:ascii="Times New Roman" w:eastAsia="Times New Roman" w:hAnsi="Times New Roman" w:cs="Times New Roman"/>
                 <w:spacing w:val="-2"/>
                 <w:sz w:val="21"/>
                 <w:szCs w:val="21"/>
@@ -3684,14 +3641,14 @@
               <w:ind w:left="216"/>
               <w:textAlignment w:val="baseline"/>
               <w:rPr>
-                <w:rFonts w:ascii="Times New Roman" w:hAnsi="Times New Roman" w:eastAsia="Times New Roman" w:cs="Times New Roman"/>
+                <w:rFonts w:ascii="Times New Roman" w:eastAsia="Times New Roman" w:hAnsi="Times New Roman" w:cs="Times New Roman"/>
                 <w:sz w:val="21"/>
                 <w:szCs w:val="21"/>
               </w:rPr>
             </w:pPr>
             <w:r>
               <w:rPr>
-                <w:rFonts w:ascii="Times New Roman" w:hAnsi="Times New Roman" w:eastAsia="Times New Roman" w:cs="Times New Roman"/>
+                <w:rFonts w:ascii="Times New Roman" w:eastAsia="Times New Roman" w:hAnsi="Times New Roman" w:cs="Times New Roman"/>
                 <w:spacing w:val="-1"/>
                 <w:sz w:val="21"/>
                 <w:szCs w:val="21"/>
@@ -3704,10 +3661,10 @@
           <w:tcPr>
             <w:tcW w:w="5974" w:type="dxa"/>
             <w:tcBorders>
-              <w:top w:val="single" w:color="auto" w:sz="4" w:space="0"/>
-              <w:left w:val="single" w:color="auto" w:sz="4" w:space="0"/>
-              <w:bottom w:val="single" w:color="auto" w:sz="4" w:space="0"/>
-              <w:right w:val="single" w:color="auto" w:sz="4" w:space="0"/>
+              <w:top w:val="single" w:sz="4" w:space="0" w:color="auto"/>
+              <w:left w:val="single" w:sz="4" w:space="0" w:color="auto"/>
+              <w:bottom w:val="single" w:sz="4" w:space="0" w:color="auto"/>
+              <w:right w:val="single" w:sz="4" w:space="0" w:color="auto"/>
             </w:tcBorders>
           </w:tcPr>
           <w:p>
@@ -3730,14 +3687,14 @@
               <w:jc w:val="both"/>
               <w:textAlignment w:val="baseline"/>
               <w:rPr>
-                <w:rFonts w:ascii="宋体" w:hAnsi="宋体" w:eastAsia="宋体" w:cs="宋体"/>
+                <w:rFonts w:ascii="宋体" w:eastAsia="宋体" w:hAnsi="宋体" w:cs="宋体"/>
                 <w:sz w:val="21"/>
                 <w:szCs w:val="21"/>
               </w:rPr>
             </w:pPr>
             <w:r>
               <w:rPr>
-                <w:rFonts w:ascii="宋体" w:hAnsi="宋体" w:eastAsia="宋体" w:cs="宋体"/>
+                <w:rFonts w:ascii="宋体" w:eastAsia="宋体" w:hAnsi="宋体" w:cs="宋体"/>
                 <w:spacing w:val="-1"/>
                 <w:sz w:val="21"/>
                 <w:szCs w:val="21"/>
@@ -3746,7 +3703,7 @@
             </w:r>
             <w:r>
               <w:rPr>
-                <w:rFonts w:ascii="宋体" w:hAnsi="宋体" w:eastAsia="宋体" w:cs="宋体"/>
+                <w:rFonts w:ascii="宋体" w:eastAsia="宋体" w:hAnsi="宋体" w:cs="宋体"/>
                 <w:spacing w:val="-2"/>
                 <w:sz w:val="21"/>
                 <w:szCs w:val="21"/>
@@ -3758,14 +3715,9 @@
       </w:tr>
       <w:tr>
         <w:tblPrEx>
-          <w:tblBorders>
-            <w:top w:val="single" w:color="000000" w:sz="4" w:space="0"/>
-            <w:left w:val="single" w:color="000000" w:sz="4" w:space="0"/>
-            <w:bottom w:val="single" w:color="000000" w:sz="4" w:space="0"/>
-            <w:right w:val="single" w:color="000000" w:sz="4" w:space="0"/>
-            <w:insideH w:val="single" w:color="000000" w:sz="4" w:space="0"/>
-            <w:insideV w:val="single" w:color="000000" w:sz="4" w:space="0"/>
-          </w:tblBorders>
+          <w:tblW w:w="8522" w:type="dxa"/>
+          <w:tblInd w:w="17" w:type="dxa"/>
+          <w:tblLayout w:type="fixed"/>
           <w:tblCellMar>
             <w:top w:w="0" w:type="dxa"/>
             <w:left w:w="0" w:type="dxa"/>
@@ -3774,16 +3726,16 @@
           </w:tblCellMar>
         </w:tblPrEx>
         <w:trPr>
-          <w:trHeight w:val="621" w:hRule="atLeast"/>
+          <w:trHeight w:val="621"/>
         </w:trPr>
         <w:tc>
           <w:tcPr>
             <w:tcW w:w="1418" w:type="dxa"/>
             <w:tcBorders>
-              <w:top w:val="single" w:color="auto" w:sz="4" w:space="0"/>
-              <w:left w:val="single" w:color="auto" w:sz="4" w:space="0"/>
-              <w:bottom w:val="single" w:color="auto" w:sz="4" w:space="0"/>
-              <w:right w:val="single" w:color="auto" w:sz="4" w:space="0"/>
+              <w:top w:val="single" w:sz="4" w:space="0" w:color="auto"/>
+              <w:left w:val="single" w:sz="4" w:space="0" w:color="auto"/>
+              <w:bottom w:val="single" w:sz="4" w:space="0" w:color="auto"/>
+              <w:right w:val="single" w:sz="4" w:space="0" w:color="auto"/>
             </w:tcBorders>
             <w:vAlign w:val="center"/>
           </w:tcPr>
@@ -3806,14 +3758,14 @@
               <w:ind w:left="231"/>
               <w:textAlignment w:val="baseline"/>
               <w:rPr>
-                <w:rFonts w:ascii="宋体" w:hAnsi="宋体" w:eastAsia="宋体" w:cs="宋体"/>
+                <w:rFonts w:ascii="宋体" w:eastAsia="宋体" w:hAnsi="宋体" w:cs="宋体"/>
                 <w:sz w:val="21"/>
                 <w:szCs w:val="21"/>
               </w:rPr>
             </w:pPr>
             <w:r>
               <w:rPr>
-                <w:rFonts w:ascii="宋体" w:hAnsi="宋体" w:eastAsia="宋体" w:cs="宋体"/>
+                <w:rFonts w:ascii="宋体" w:eastAsia="宋体" w:hAnsi="宋体" w:cs="宋体"/>
                 <w:spacing w:val="-2"/>
                 <w:sz w:val="21"/>
                 <w:szCs w:val="21"/>
@@ -3826,10 +3778,10 @@
           <w:tcPr>
             <w:tcW w:w="1130" w:type="dxa"/>
             <w:tcBorders>
-              <w:top w:val="single" w:color="auto" w:sz="4" w:space="0"/>
-              <w:left w:val="single" w:color="auto" w:sz="4" w:space="0"/>
-              <w:bottom w:val="single" w:color="auto" w:sz="4" w:space="0"/>
-              <w:right w:val="single" w:color="auto" w:sz="4" w:space="0"/>
+              <w:top w:val="single" w:sz="4" w:space="0" w:color="auto"/>
+              <w:left w:val="single" w:sz="4" w:space="0" w:color="auto"/>
+              <w:bottom w:val="single" w:sz="4" w:space="0" w:color="auto"/>
+              <w:right w:val="single" w:sz="4" w:space="0" w:color="auto"/>
             </w:tcBorders>
           </w:tcPr>
           <w:p>
@@ -3851,14 +3803,14 @@
               <w:ind w:left="220"/>
               <w:textAlignment w:val="baseline"/>
               <w:rPr>
-                <w:rFonts w:ascii="Times New Roman" w:hAnsi="Times New Roman" w:eastAsia="Times New Roman" w:cs="Times New Roman"/>
+                <w:rFonts w:ascii="Times New Roman" w:eastAsia="Times New Roman" w:hAnsi="Times New Roman" w:cs="Times New Roman"/>
                 <w:sz w:val="21"/>
                 <w:szCs w:val="21"/>
               </w:rPr>
             </w:pPr>
             <w:r>
               <w:rPr>
-                <w:rFonts w:ascii="Times New Roman" w:hAnsi="Times New Roman" w:eastAsia="Times New Roman" w:cs="Times New Roman"/>
+                <w:rFonts w:ascii="Times New Roman" w:eastAsia="Times New Roman" w:hAnsi="Times New Roman" w:cs="Times New Roman"/>
                 <w:spacing w:val="-2"/>
                 <w:sz w:val="21"/>
                 <w:szCs w:val="21"/>
@@ -3885,14 +3837,14 @@
               <w:ind w:left="216"/>
               <w:textAlignment w:val="baseline"/>
               <w:rPr>
-                <w:rFonts w:ascii="Times New Roman" w:hAnsi="Times New Roman" w:eastAsia="Times New Roman" w:cs="Times New Roman"/>
+                <w:rFonts w:ascii="Times New Roman" w:eastAsia="Times New Roman" w:hAnsi="Times New Roman" w:cs="Times New Roman"/>
                 <w:sz w:val="21"/>
                 <w:szCs w:val="21"/>
               </w:rPr>
             </w:pPr>
             <w:r>
               <w:rPr>
-                <w:rFonts w:ascii="Times New Roman" w:hAnsi="Times New Roman" w:eastAsia="Times New Roman" w:cs="Times New Roman"/>
+                <w:rFonts w:ascii="Times New Roman" w:eastAsia="Times New Roman" w:hAnsi="Times New Roman" w:cs="Times New Roman"/>
                 <w:spacing w:val="-1"/>
                 <w:sz w:val="21"/>
                 <w:szCs w:val="21"/>
@@ -3905,10 +3857,10 @@
           <w:tcPr>
             <w:tcW w:w="5974" w:type="dxa"/>
             <w:tcBorders>
-              <w:top w:val="single" w:color="auto" w:sz="4" w:space="0"/>
-              <w:left w:val="single" w:color="auto" w:sz="4" w:space="0"/>
-              <w:bottom w:val="single" w:color="auto" w:sz="4" w:space="0"/>
-              <w:right w:val="single" w:color="auto" w:sz="4" w:space="0"/>
+              <w:top w:val="single" w:sz="4" w:space="0" w:color="auto"/>
+              <w:left w:val="single" w:sz="4" w:space="0" w:color="auto"/>
+              <w:bottom w:val="single" w:sz="4" w:space="0" w:color="auto"/>
+              <w:right w:val="single" w:sz="4" w:space="0" w:color="auto"/>
             </w:tcBorders>
           </w:tcPr>
           <w:p>
@@ -3930,14 +3882,14 @@
               <w:ind w:left="223" w:right="287" w:firstLine="1"/>
               <w:textAlignment w:val="baseline"/>
               <w:rPr>
-                <w:rFonts w:ascii="宋体" w:hAnsi="宋体" w:eastAsia="宋体" w:cs="宋体"/>
+                <w:rFonts w:ascii="宋体" w:eastAsia="宋体" w:hAnsi="宋体" w:cs="宋体"/>
                 <w:sz w:val="21"/>
                 <w:szCs w:val="21"/>
               </w:rPr>
             </w:pPr>
             <w:r>
               <w:rPr>
-                <w:rFonts w:ascii="宋体" w:hAnsi="宋体" w:eastAsia="宋体" w:cs="宋体"/>
+                <w:rFonts w:ascii="宋体" w:eastAsia="宋体" w:hAnsi="宋体" w:cs="宋体"/>
                 <w:spacing w:val="-1"/>
                 <w:sz w:val="21"/>
                 <w:szCs w:val="21"/>
@@ -3946,7 +3898,7 @@
             </w:r>
             <w:r>
               <w:rPr>
-                <w:rFonts w:ascii="宋体" w:hAnsi="宋体" w:eastAsia="宋体" w:cs="宋体"/>
+                <w:rFonts w:ascii="宋体" w:eastAsia="宋体" w:hAnsi="宋体" w:cs="宋体"/>
                 <w:spacing w:val="-2"/>
                 <w:sz w:val="21"/>
                 <w:szCs w:val="21"/>
@@ -3958,14 +3910,9 @@
       </w:tr>
       <w:tr>
         <w:tblPrEx>
-          <w:tblBorders>
-            <w:top w:val="single" w:color="000000" w:sz="4" w:space="0"/>
-            <w:left w:val="single" w:color="000000" w:sz="4" w:space="0"/>
-            <w:bottom w:val="single" w:color="000000" w:sz="4" w:space="0"/>
-            <w:right w:val="single" w:color="000000" w:sz="4" w:space="0"/>
-            <w:insideH w:val="single" w:color="000000" w:sz="4" w:space="0"/>
-            <w:insideV w:val="single" w:color="000000" w:sz="4" w:space="0"/>
-          </w:tblBorders>
+          <w:tblW w:w="8522" w:type="dxa"/>
+          <w:tblInd w:w="17" w:type="dxa"/>
+          <w:tblLayout w:type="fixed"/>
           <w:tblCellMar>
             <w:top w:w="0" w:type="dxa"/>
             <w:left w:w="0" w:type="dxa"/>
@@ -3974,16 +3921,16 @@
           </w:tblCellMar>
         </w:tblPrEx>
         <w:trPr>
-          <w:trHeight w:val="1268" w:hRule="atLeast"/>
+          <w:trHeight w:val="1268"/>
         </w:trPr>
         <w:tc>
           <w:tcPr>
             <w:tcW w:w="1418" w:type="dxa"/>
             <w:tcBorders>
-              <w:top w:val="single" w:color="auto" w:sz="4" w:space="0"/>
-              <w:left w:val="single" w:color="auto" w:sz="4" w:space="0"/>
-              <w:bottom w:val="single" w:color="auto" w:sz="4" w:space="0"/>
-              <w:right w:val="single" w:color="auto" w:sz="4" w:space="0"/>
+              <w:top w:val="single" w:sz="4" w:space="0" w:color="auto"/>
+              <w:left w:val="single" w:sz="4" w:space="0" w:color="auto"/>
+              <w:bottom w:val="single" w:sz="4" w:space="0" w:color="auto"/>
+              <w:right w:val="single" w:sz="4" w:space="0" w:color="auto"/>
             </w:tcBorders>
             <w:vAlign w:val="center"/>
           </w:tcPr>
@@ -4006,14 +3953,14 @@
               <w:ind w:left="300"/>
               <w:textAlignment w:val="baseline"/>
               <w:rPr>
-                <w:rFonts w:ascii="宋体" w:hAnsi="宋体" w:eastAsia="宋体" w:cs="宋体"/>
+                <w:rFonts w:ascii="宋体" w:eastAsia="宋体" w:hAnsi="宋体" w:cs="宋体"/>
                 <w:sz w:val="20"/>
                 <w:szCs w:val="20"/>
               </w:rPr>
             </w:pPr>
             <w:r>
               <w:rPr>
-                <w:rFonts w:ascii="宋体" w:hAnsi="宋体" w:eastAsia="宋体" w:cs="宋体"/>
+                <w:rFonts w:ascii="宋体" w:eastAsia="宋体" w:hAnsi="宋体" w:cs="宋体"/>
                 <w:spacing w:val="-3"/>
                 <w:sz w:val="20"/>
                 <w:szCs w:val="20"/>
@@ -4026,10 +3973,10 @@
           <w:tcPr>
             <w:tcW w:w="1130" w:type="dxa"/>
             <w:tcBorders>
-              <w:top w:val="single" w:color="auto" w:sz="4" w:space="0"/>
-              <w:left w:val="single" w:color="auto" w:sz="4" w:space="0"/>
-              <w:bottom w:val="single" w:color="auto" w:sz="4" w:space="0"/>
-              <w:right w:val="single" w:color="auto" w:sz="4" w:space="0"/>
+              <w:top w:val="single" w:sz="4" w:space="0" w:color="auto"/>
+              <w:left w:val="single" w:sz="4" w:space="0" w:color="auto"/>
+              <w:bottom w:val="single" w:sz="4" w:space="0" w:color="auto"/>
+              <w:right w:val="single" w:sz="4" w:space="0" w:color="auto"/>
             </w:tcBorders>
           </w:tcPr>
           <w:p>
@@ -4050,7 +3997,7 @@
               <w:spacing w:before="127" w:line="183" w:lineRule="auto"/>
               <w:textAlignment w:val="baseline"/>
               <w:rPr>
-                <w:rFonts w:ascii="Times New Roman" w:hAnsi="Times New Roman" w:eastAsia="Times New Roman" w:cs="Times New Roman"/>
+                <w:rFonts w:ascii="Times New Roman" w:eastAsia="Times New Roman" w:hAnsi="Times New Roman" w:cs="Times New Roman"/>
                 <w:spacing w:val="-1"/>
                 <w:sz w:val="21"/>
                 <w:szCs w:val="21"/>
@@ -4058,7 +4005,7 @@
             </w:pPr>
             <w:r>
               <w:rPr>
-                <w:rFonts w:ascii="Times New Roman" w:hAnsi="Times New Roman" w:eastAsia="Times New Roman" w:cs="Times New Roman"/>
+                <w:rFonts w:ascii="Times New Roman" w:eastAsia="Times New Roman" w:hAnsi="Times New Roman" w:cs="Times New Roman"/>
                 <w:spacing w:val="-1"/>
                 <w:sz w:val="21"/>
                 <w:szCs w:val="21"/>
@@ -4085,7 +4032,7 @@
               <w:ind w:left="216"/>
               <w:textAlignment w:val="baseline"/>
               <w:rPr>
-                <w:rFonts w:ascii="Times New Roman" w:hAnsi="Times New Roman" w:eastAsia="Times New Roman" w:cs="Times New Roman"/>
+                <w:rFonts w:ascii="Times New Roman" w:eastAsia="Times New Roman" w:hAnsi="Times New Roman" w:cs="Times New Roman"/>
                 <w:spacing w:val="-1"/>
                 <w:sz w:val="21"/>
                 <w:szCs w:val="21"/>
@@ -4093,7 +4040,7 @@
             </w:pPr>
             <w:r>
               <w:rPr>
-                <w:rFonts w:ascii="Times New Roman" w:hAnsi="Times New Roman" w:eastAsia="Times New Roman" w:cs="Times New Roman"/>
+                <w:rFonts w:ascii="Times New Roman" w:eastAsia="Times New Roman" w:hAnsi="Times New Roman" w:cs="Times New Roman"/>
                 <w:spacing w:val="-1"/>
                 <w:sz w:val="21"/>
                 <w:szCs w:val="21"/>
@@ -4106,10 +4053,10 @@
           <w:tcPr>
             <w:tcW w:w="5974" w:type="dxa"/>
             <w:tcBorders>
-              <w:top w:val="single" w:color="auto" w:sz="4" w:space="0"/>
-              <w:left w:val="single" w:color="auto" w:sz="4" w:space="0"/>
-              <w:bottom w:val="single" w:color="auto" w:sz="4" w:space="0"/>
-              <w:right w:val="single" w:color="auto" w:sz="4" w:space="0"/>
+              <w:top w:val="single" w:sz="4" w:space="0" w:color="auto"/>
+              <w:left w:val="single" w:sz="4" w:space="0" w:color="auto"/>
+              <w:bottom w:val="single" w:sz="4" w:space="0" w:color="auto"/>
+              <w:right w:val="single" w:sz="4" w:space="0" w:color="auto"/>
             </w:tcBorders>
           </w:tcPr>
           <w:p>
@@ -4131,14 +4078,14 @@
               <w:ind w:left="220" w:right="224" w:firstLine="7"/>
               <w:textAlignment w:val="baseline"/>
               <w:rPr>
-                <w:rFonts w:ascii="宋体" w:hAnsi="宋体" w:eastAsia="宋体" w:cs="宋体"/>
+                <w:rFonts w:ascii="宋体" w:eastAsia="宋体" w:hAnsi="宋体" w:cs="宋体"/>
                 <w:sz w:val="21"/>
                 <w:szCs w:val="21"/>
               </w:rPr>
             </w:pPr>
             <w:r>
               <w:rPr>
-                <w:rFonts w:ascii="宋体" w:hAnsi="宋体" w:eastAsia="宋体" w:cs="宋体"/>
+                <w:rFonts w:ascii="宋体" w:eastAsia="宋体" w:hAnsi="宋体" w:cs="宋体"/>
                 <w:spacing w:val="-1"/>
                 <w:sz w:val="21"/>
                 <w:szCs w:val="21"/>
@@ -4147,7 +4094,7 @@
             </w:r>
             <w:r>
               <w:rPr>
-                <w:rFonts w:ascii="宋体" w:hAnsi="宋体" w:eastAsia="宋体" w:cs="宋体"/>
+                <w:rFonts w:ascii="宋体" w:eastAsia="宋体" w:hAnsi="宋体" w:cs="宋体"/>
                 <w:sz w:val="21"/>
                 <w:szCs w:val="21"/>
               </w:rPr>
@@ -4155,7 +4102,7 @@
             </w:r>
             <w:r>
               <w:rPr>
-                <w:rFonts w:ascii="Times New Roman" w:hAnsi="Times New Roman" w:eastAsia="Times New Roman" w:cs="Times New Roman"/>
+                <w:rFonts w:ascii="Times New Roman" w:eastAsia="Times New Roman" w:hAnsi="Times New Roman" w:cs="Times New Roman"/>
                 <w:spacing w:val="-1"/>
                 <w:sz w:val="21"/>
                 <w:szCs w:val="21"/>
@@ -4164,7 +4111,7 @@
             </w:r>
             <w:r>
               <w:rPr>
-                <w:rFonts w:ascii="宋体" w:hAnsi="宋体" w:eastAsia="宋体" w:cs="宋体"/>
+                <w:rFonts w:ascii="宋体" w:eastAsia="宋体" w:hAnsi="宋体" w:cs="宋体"/>
                 <w:spacing w:val="-1"/>
                 <w:sz w:val="21"/>
                 <w:szCs w:val="21"/>
@@ -4173,7 +4120,7 @@
             </w:r>
             <w:r>
               <w:rPr>
-                <w:rFonts w:ascii="宋体" w:hAnsi="宋体" w:eastAsia="宋体" w:cs="宋体"/>
+                <w:rFonts w:ascii="宋体" w:eastAsia="宋体" w:hAnsi="宋体" w:cs="宋体"/>
                 <w:sz w:val="21"/>
                 <w:szCs w:val="21"/>
               </w:rPr>
@@ -4181,7 +4128,7 @@
             </w:r>
             <w:r>
               <w:rPr>
-                <w:rFonts w:ascii="Times New Roman" w:hAnsi="Times New Roman" w:eastAsia="Times New Roman" w:cs="Times New Roman"/>
+                <w:rFonts w:ascii="Times New Roman" w:eastAsia="Times New Roman" w:hAnsi="Times New Roman" w:cs="Times New Roman"/>
                 <w:spacing w:val="-5"/>
                 <w:sz w:val="21"/>
                 <w:szCs w:val="21"/>
@@ -4190,7 +4137,7 @@
             </w:r>
             <w:r>
               <w:rPr>
-                <w:rFonts w:ascii="Times New Roman" w:hAnsi="Times New Roman" w:eastAsia="Times New Roman" w:cs="Times New Roman"/>
+                <w:rFonts w:ascii="Times New Roman" w:eastAsia="Times New Roman" w:hAnsi="Times New Roman" w:cs="Times New Roman"/>
                 <w:spacing w:val="8"/>
                 <w:sz w:val="21"/>
                 <w:szCs w:val="21"/>
@@ -4199,7 +4146,7 @@
             </w:r>
             <w:r>
               <w:rPr>
-                <w:rFonts w:ascii="宋体" w:hAnsi="宋体" w:eastAsia="宋体" w:cs="宋体"/>
+                <w:rFonts w:ascii="宋体" w:eastAsia="宋体" w:hAnsi="宋体" w:cs="宋体"/>
                 <w:spacing w:val="-5"/>
                 <w:sz w:val="21"/>
                 <w:szCs w:val="21"/>
@@ -4211,14 +4158,9 @@
       </w:tr>
       <w:tr>
         <w:tblPrEx>
-          <w:tblBorders>
-            <w:top w:val="single" w:color="000000" w:sz="4" w:space="0"/>
-            <w:left w:val="single" w:color="000000" w:sz="4" w:space="0"/>
-            <w:bottom w:val="single" w:color="000000" w:sz="4" w:space="0"/>
-            <w:right w:val="single" w:color="000000" w:sz="4" w:space="0"/>
-            <w:insideH w:val="single" w:color="000000" w:sz="4" w:space="0"/>
-            <w:insideV w:val="single" w:color="000000" w:sz="4" w:space="0"/>
-          </w:tblBorders>
+          <w:tblW w:w="8522" w:type="dxa"/>
+          <w:tblInd w:w="17" w:type="dxa"/>
+          <w:tblLayout w:type="fixed"/>
           <w:tblCellMar>
             <w:top w:w="0" w:type="dxa"/>
             <w:left w:w="0" w:type="dxa"/>
@@ -4227,16 +4169,16 @@
           </w:tblCellMar>
         </w:tblPrEx>
         <w:trPr>
-          <w:trHeight w:val="1085" w:hRule="atLeast"/>
+          <w:trHeight w:val="1085"/>
         </w:trPr>
         <w:tc>
           <w:tcPr>
             <w:tcW w:w="1418" w:type="dxa"/>
             <w:tcBorders>
-              <w:top w:val="single" w:color="auto" w:sz="4" w:space="0"/>
-              <w:left w:val="single" w:color="auto" w:sz="4" w:space="0"/>
-              <w:bottom w:val="single" w:color="auto" w:sz="4" w:space="0"/>
-              <w:right w:val="single" w:color="auto" w:sz="4" w:space="0"/>
+              <w:top w:val="single" w:sz="4" w:space="0" w:color="auto"/>
+              <w:left w:val="single" w:sz="4" w:space="0" w:color="auto"/>
+              <w:bottom w:val="single" w:sz="4" w:space="0" w:color="auto"/>
+              <w:right w:val="single" w:sz="4" w:space="0" w:color="auto"/>
             </w:tcBorders>
             <w:vAlign w:val="center"/>
           </w:tcPr>
@@ -4259,14 +4201,14 @@
               <w:ind w:left="302"/>
               <w:textAlignment w:val="baseline"/>
               <w:rPr>
-                <w:rFonts w:ascii="宋体" w:hAnsi="宋体" w:eastAsia="宋体" w:cs="宋体"/>
+                <w:rFonts w:ascii="宋体" w:eastAsia="宋体" w:hAnsi="宋体" w:cs="宋体"/>
                 <w:sz w:val="20"/>
                 <w:szCs w:val="20"/>
               </w:rPr>
             </w:pPr>
             <w:r>
               <w:rPr>
-                <w:rFonts w:ascii="宋体" w:hAnsi="宋体" w:eastAsia="宋体" w:cs="宋体"/>
+                <w:rFonts w:ascii="宋体" w:eastAsia="宋体" w:hAnsi="宋体" w:cs="宋体"/>
                 <w:spacing w:val="-3"/>
                 <w:sz w:val="20"/>
                 <w:szCs w:val="20"/>
@@ -4279,10 +4221,10 @@
           <w:tcPr>
             <w:tcW w:w="1130" w:type="dxa"/>
             <w:tcBorders>
-              <w:top w:val="single" w:color="auto" w:sz="4" w:space="0"/>
-              <w:left w:val="single" w:color="auto" w:sz="4" w:space="0"/>
-              <w:bottom w:val="single" w:color="auto" w:sz="4" w:space="0"/>
-              <w:right w:val="single" w:color="auto" w:sz="4" w:space="0"/>
+              <w:top w:val="single" w:sz="4" w:space="0" w:color="auto"/>
+              <w:left w:val="single" w:sz="4" w:space="0" w:color="auto"/>
+              <w:bottom w:val="single" w:sz="4" w:space="0" w:color="auto"/>
+              <w:right w:val="single" w:sz="4" w:space="0" w:color="auto"/>
             </w:tcBorders>
           </w:tcPr>
           <w:p>
@@ -4303,7 +4245,7 @@
               <w:spacing w:before="127" w:line="183" w:lineRule="auto"/>
               <w:textAlignment w:val="baseline"/>
               <w:rPr>
-                <w:rFonts w:ascii="Times New Roman" w:hAnsi="Times New Roman" w:eastAsia="Times New Roman" w:cs="Times New Roman"/>
+                <w:rFonts w:ascii="Times New Roman" w:eastAsia="Times New Roman" w:hAnsi="Times New Roman" w:cs="Times New Roman"/>
                 <w:spacing w:val="-1"/>
                 <w:sz w:val="21"/>
                 <w:szCs w:val="21"/>
@@ -4311,7 +4253,7 @@
             </w:pPr>
             <w:r>
               <w:rPr>
-                <w:rFonts w:ascii="Times New Roman" w:hAnsi="Times New Roman" w:eastAsia="Times New Roman" w:cs="Times New Roman"/>
+                <w:rFonts w:ascii="Times New Roman" w:eastAsia="Times New Roman" w:hAnsi="Times New Roman" w:cs="Times New Roman"/>
                 <w:spacing w:val="-1"/>
                 <w:sz w:val="21"/>
                 <w:szCs w:val="21"/>
@@ -4337,7 +4279,7 @@
               <w:spacing w:before="127" w:line="183" w:lineRule="auto"/>
               <w:textAlignment w:val="baseline"/>
               <w:rPr>
-                <w:rFonts w:ascii="Times New Roman" w:hAnsi="Times New Roman" w:eastAsia="Times New Roman" w:cs="Times New Roman"/>
+                <w:rFonts w:ascii="Times New Roman" w:eastAsia="Times New Roman" w:hAnsi="Times New Roman" w:cs="Times New Roman"/>
                 <w:spacing w:val="-1"/>
                 <w:sz w:val="21"/>
                 <w:szCs w:val="21"/>
@@ -4345,7 +4287,7 @@
             </w:pPr>
             <w:r>
               <w:rPr>
-                <w:rFonts w:ascii="Times New Roman" w:hAnsi="Times New Roman" w:eastAsia="Times New Roman" w:cs="Times New Roman"/>
+                <w:rFonts w:ascii="Times New Roman" w:eastAsia="Times New Roman" w:hAnsi="Times New Roman" w:cs="Times New Roman"/>
                 <w:spacing w:val="-1"/>
                 <w:sz w:val="21"/>
                 <w:szCs w:val="21"/>
@@ -4358,10 +4300,10 @@
           <w:tcPr>
             <w:tcW w:w="5974" w:type="dxa"/>
             <w:tcBorders>
-              <w:top w:val="single" w:color="auto" w:sz="4" w:space="0"/>
-              <w:left w:val="single" w:color="auto" w:sz="4" w:space="0"/>
-              <w:bottom w:val="single" w:color="auto" w:sz="4" w:space="0"/>
-              <w:right w:val="single" w:color="auto" w:sz="4" w:space="0"/>
+              <w:top w:val="single" w:sz="4" w:space="0" w:color="auto"/>
+              <w:left w:val="single" w:sz="4" w:space="0" w:color="auto"/>
+              <w:bottom w:val="single" w:sz="4" w:space="0" w:color="auto"/>
+              <w:right w:val="single" w:sz="4" w:space="0" w:color="auto"/>
             </w:tcBorders>
           </w:tcPr>
           <w:p>
@@ -4383,14 +4325,14 @@
               <w:ind w:left="225" w:right="277" w:firstLine="5"/>
               <w:textAlignment w:val="baseline"/>
               <w:rPr>
-                <w:rFonts w:ascii="宋体" w:hAnsi="宋体" w:eastAsia="宋体" w:cs="宋体"/>
+                <w:rFonts w:ascii="宋体" w:eastAsia="宋体" w:hAnsi="宋体" w:cs="宋体"/>
                 <w:sz w:val="21"/>
                 <w:szCs w:val="21"/>
               </w:rPr>
             </w:pPr>
             <w:r>
               <w:rPr>
-                <w:rFonts w:ascii="宋体" w:hAnsi="宋体" w:eastAsia="宋体" w:cs="宋体"/>
+                <w:rFonts w:ascii="宋体" w:eastAsia="宋体" w:hAnsi="宋体" w:cs="宋体"/>
                 <w:spacing w:val="-1"/>
                 <w:sz w:val="21"/>
                 <w:szCs w:val="21"/>
@@ -4399,7 +4341,7 @@
             </w:r>
             <w:r>
               <w:rPr>
-                <w:rFonts w:ascii="宋体" w:hAnsi="宋体" w:eastAsia="宋体" w:cs="宋体"/>
+                <w:rFonts w:ascii="宋体" w:eastAsia="宋体" w:hAnsi="宋体" w:cs="宋体"/>
                 <w:spacing w:val="-3"/>
                 <w:sz w:val="21"/>
                 <w:szCs w:val="21"/>
@@ -4411,14 +4353,9 @@
       </w:tr>
       <w:tr>
         <w:tblPrEx>
-          <w:tblBorders>
-            <w:top w:val="single" w:color="000000" w:sz="4" w:space="0"/>
-            <w:left w:val="single" w:color="000000" w:sz="4" w:space="0"/>
-            <w:bottom w:val="single" w:color="000000" w:sz="4" w:space="0"/>
-            <w:right w:val="single" w:color="000000" w:sz="4" w:space="0"/>
-            <w:insideH w:val="single" w:color="000000" w:sz="4" w:space="0"/>
-            <w:insideV w:val="single" w:color="000000" w:sz="4" w:space="0"/>
-          </w:tblBorders>
+          <w:tblW w:w="8522" w:type="dxa"/>
+          <w:tblInd w:w="17" w:type="dxa"/>
+          <w:tblLayout w:type="fixed"/>
           <w:tblCellMar>
             <w:top w:w="0" w:type="dxa"/>
             <w:left w:w="0" w:type="dxa"/>
@@ -4427,16 +4364,16 @@
           </w:tblCellMar>
         </w:tblPrEx>
         <w:trPr>
-          <w:trHeight w:val="845" w:hRule="atLeast"/>
+          <w:trHeight w:val="845"/>
         </w:trPr>
         <w:tc>
           <w:tcPr>
             <w:tcW w:w="1418" w:type="dxa"/>
             <w:tcBorders>
-              <w:top w:val="single" w:color="auto" w:sz="4" w:space="0"/>
-              <w:left w:val="single" w:color="auto" w:sz="4" w:space="0"/>
-              <w:bottom w:val="single" w:color="auto" w:sz="4" w:space="0"/>
-              <w:right w:val="single" w:color="auto" w:sz="4" w:space="0"/>
+              <w:top w:val="single" w:sz="4" w:space="0" w:color="auto"/>
+              <w:left w:val="single" w:sz="4" w:space="0" w:color="auto"/>
+              <w:bottom w:val="single" w:sz="4" w:space="0" w:color="auto"/>
+              <w:right w:val="single" w:sz="4" w:space="0" w:color="auto"/>
             </w:tcBorders>
             <w:shd w:val="clear" w:color="auto" w:fill="auto"/>
             <w:vAlign w:val="center"/>
@@ -4460,7 +4397,7 @@
               <w:ind w:left="297" w:leftChars="0"/>
               <w:textAlignment w:val="baseline"/>
               <w:rPr>
-                <w:rFonts w:ascii="宋体" w:hAnsi="宋体" w:eastAsia="宋体" w:cs="宋体"/>
+                <w:rFonts w:ascii="宋体" w:eastAsia="宋体" w:hAnsi="宋体" w:cs="宋体"/>
                 <w:snapToGrid w:val="0"/>
                 <w:color w:val="000000"/>
                 <w:kern w:val="0"/>
@@ -4471,7 +4408,7 @@
             </w:pPr>
             <w:r>
               <w:rPr>
-                <w:rFonts w:ascii="宋体" w:hAnsi="宋体" w:eastAsia="宋体" w:cs="宋体"/>
+                <w:rFonts w:ascii="宋体" w:eastAsia="宋体" w:hAnsi="宋体" w:cs="宋体"/>
                 <w:spacing w:val="-2"/>
                 <w:sz w:val="20"/>
                 <w:szCs w:val="20"/>
@@ -4484,10 +4421,10 @@
           <w:tcPr>
             <w:tcW w:w="1130" w:type="dxa"/>
             <w:tcBorders>
-              <w:top w:val="single" w:color="auto" w:sz="4" w:space="0"/>
-              <w:left w:val="single" w:color="auto" w:sz="4" w:space="0"/>
-              <w:bottom w:val="single" w:color="auto" w:sz="4" w:space="0"/>
-              <w:right w:val="single" w:color="auto" w:sz="4" w:space="0"/>
+              <w:top w:val="single" w:sz="4" w:space="0" w:color="auto"/>
+              <w:left w:val="single" w:sz="4" w:space="0" w:color="auto"/>
+              <w:bottom w:val="single" w:sz="4" w:space="0" w:color="auto"/>
+              <w:right w:val="single" w:sz="4" w:space="0" w:color="auto"/>
             </w:tcBorders>
             <w:shd w:val="clear" w:color="auto" w:fill="auto"/>
           </w:tcPr>
@@ -4510,7 +4447,7 @@
               <w:ind w:left="133" w:leftChars="0"/>
               <w:textAlignment w:val="baseline"/>
               <w:rPr>
-                <w:rFonts w:ascii="宋体" w:hAnsi="宋体" w:eastAsia="宋体" w:cs="宋体"/>
+                <w:rFonts w:ascii="宋体" w:eastAsia="宋体" w:hAnsi="宋体" w:cs="宋体"/>
                 <w:snapToGrid w:val="0"/>
                 <w:color w:val="000000"/>
                 <w:kern w:val="0"/>
@@ -4521,7 +4458,7 @@
             </w:pPr>
             <w:r>
               <w:rPr>
-                <w:rFonts w:ascii="宋体" w:hAnsi="宋体" w:eastAsia="宋体" w:cs="宋体"/>
+                <w:rFonts w:ascii="宋体" w:eastAsia="宋体" w:hAnsi="宋体" w:cs="宋体"/>
                 <w:spacing w:val="-1"/>
                 <w:sz w:val="24"/>
                 <w:szCs w:val="24"/>
@@ -4530,7 +4467,7 @@
             </w:r>
             <w:r>
               <w:rPr>
-                <w:rFonts w:ascii="宋体" w:hAnsi="宋体" w:eastAsia="宋体" w:cs="宋体"/>
+                <w:rFonts w:ascii="宋体" w:eastAsia="宋体" w:hAnsi="宋体" w:cs="宋体"/>
                 <w:sz w:val="24"/>
                 <w:szCs w:val="24"/>
               </w:rPr>
@@ -4538,7 +4475,7 @@
             </w:r>
             <w:r>
               <w:rPr>
-                <w:rFonts w:ascii="宋体" w:hAnsi="宋体" w:eastAsia="宋体" w:cs="宋体"/>
+                <w:rFonts w:ascii="宋体" w:eastAsia="宋体" w:hAnsi="宋体" w:cs="宋体"/>
                 <w:spacing w:val="-2"/>
                 <w:sz w:val="24"/>
                 <w:szCs w:val="24"/>
@@ -4551,10 +4488,10 @@
           <w:tcPr>
             <w:tcW w:w="5974" w:type="dxa"/>
             <w:tcBorders>
-              <w:top w:val="single" w:color="auto" w:sz="4" w:space="0"/>
-              <w:left w:val="single" w:color="auto" w:sz="4" w:space="0"/>
-              <w:bottom w:val="single" w:color="auto" w:sz="4" w:space="0"/>
-              <w:right w:val="single" w:color="auto" w:sz="4" w:space="0"/>
+              <w:top w:val="single" w:sz="4" w:space="0" w:color="auto"/>
+              <w:left w:val="single" w:sz="4" w:space="0" w:color="auto"/>
+              <w:bottom w:val="single" w:sz="4" w:space="0" w:color="auto"/>
+              <w:right w:val="single" w:sz="4" w:space="0" w:color="auto"/>
             </w:tcBorders>
             <w:shd w:val="clear" w:color="auto" w:fill="auto"/>
           </w:tcPr>
@@ -4574,10 +4511,10 @@
               <w:adjustRightInd w:val="0"/>
               <w:snapToGrid w:val="0"/>
               <w:spacing w:before="53" w:line="276" w:lineRule="auto"/>
-              <w:ind w:left="226" w:leftChars="0" w:right="277" w:rightChars="0"/>
-              <w:textAlignment w:val="baseline"/>
-              <w:rPr>
-                <w:rFonts w:ascii="宋体" w:hAnsi="宋体" w:eastAsia="宋体" w:cs="宋体"/>
+              <w:ind w:left="226" w:right="277" w:leftChars="0" w:rightChars="0"/>
+              <w:textAlignment w:val="baseline"/>
+              <w:rPr>
+                <w:rFonts w:ascii="宋体" w:eastAsia="宋体" w:hAnsi="宋体" w:cs="宋体"/>
                 <w:snapToGrid w:val="0"/>
                 <w:color w:val="000000"/>
                 <w:kern w:val="0"/>
@@ -4588,7 +4525,7 @@
             </w:pPr>
             <w:r>
               <w:rPr>
-                <w:rFonts w:ascii="宋体" w:hAnsi="宋体" w:eastAsia="宋体" w:cs="宋体"/>
+                <w:rFonts w:ascii="宋体" w:eastAsia="宋体" w:hAnsi="宋体" w:cs="宋体"/>
                 <w:spacing w:val="-1"/>
                 <w:sz w:val="21"/>
                 <w:szCs w:val="21"/>
@@ -4597,7 +4534,7 @@
             </w:r>
             <w:r>
               <w:rPr>
-                <w:rFonts w:ascii="宋体" w:hAnsi="宋体" w:eastAsia="宋体" w:cs="宋体"/>
+                <w:rFonts w:ascii="宋体" w:eastAsia="宋体" w:hAnsi="宋体" w:cs="宋体"/>
                 <w:spacing w:val="-3"/>
                 <w:sz w:val="21"/>
                 <w:szCs w:val="21"/>
@@ -4610,7 +4547,7 @@
     </w:tbl>
     <w:p>
       <w:pPr>
-        <w:pStyle w:val="26"/>
+        <w:pStyle w:val="1"/>
         <w:keepNext w:val="0"/>
         <w:keepLines w:val="0"/>
         <w:pageBreakBefore w:val="0"/>
@@ -4657,16 +4594,16 @@
     </w:p>
     <w:tbl>
       <w:tblPr>
-        <w:tblStyle w:val="24"/>
+        <w:tblStyle w:val="TableNormal0"/>
         <w:tblW w:w="9214" w:type="dxa"/>
         <w:jc w:val="center"/>
         <w:tblBorders>
-          <w:top w:val="single" w:color="000000" w:sz="8" w:space="0"/>
-          <w:left w:val="single" w:color="000000" w:sz="8" w:space="0"/>
-          <w:bottom w:val="single" w:color="000000" w:sz="8" w:space="0"/>
-          <w:right w:val="single" w:color="000000" w:sz="8" w:space="0"/>
-          <w:insideH w:val="single" w:color="000000" w:sz="8" w:space="0"/>
-          <w:insideV w:val="single" w:color="000000" w:sz="8" w:space="0"/>
+          <w:top w:val="single" w:sz="8" w:space="0" w:color="000000"/>
+          <w:left w:val="single" w:sz="8" w:space="0" w:color="000000"/>
+          <w:bottom w:val="single" w:sz="8" w:space="0" w:color="000000"/>
+          <w:right w:val="single" w:sz="8" w:space="0" w:color="000000"/>
+          <w:insideH w:val="single" w:sz="8" w:space="0" w:color="000000"/>
+          <w:insideV w:val="single" w:sz="8" w:space="0" w:color="000000"/>
         </w:tblBorders>
         <w:tblLayout w:type="fixed"/>
         <w:tblCellMar>
@@ -4683,168 +4620,17 @@
       </w:tblGrid>
       <w:tr>
         <w:tblPrEx>
+          <w:tblW w:w="9214" w:type="dxa"/>
+          <w:jc w:val="center"/>
           <w:tblBorders>
-            <w:top w:val="single" w:color="000000" w:sz="8" w:space="0"/>
-            <w:left w:val="single" w:color="000000" w:sz="8" w:space="0"/>
-            <w:bottom w:val="single" w:color="000000" w:sz="8" w:space="0"/>
-            <w:right w:val="single" w:color="000000" w:sz="8" w:space="0"/>
-            <w:insideH w:val="single" w:color="000000" w:sz="8" w:space="0"/>
-            <w:insideV w:val="single" w:color="000000" w:sz="8" w:space="0"/>
+            <w:top w:val="single" w:sz="8" w:space="0" w:color="000000"/>
+            <w:left w:val="single" w:sz="8" w:space="0" w:color="000000"/>
+            <w:bottom w:val="single" w:sz="8" w:space="0" w:color="000000"/>
+            <w:right w:val="single" w:sz="8" w:space="0" w:color="000000"/>
+            <w:insideH w:val="single" w:sz="8" w:space="0" w:color="000000"/>
+            <w:insideV w:val="single" w:sz="8" w:space="0" w:color="000000"/>
           </w:tblBorders>
-        </w:tblPrEx>
-        <w:trPr>
-          <w:trHeight w:val="504" w:hRule="atLeast"/>
-          <w:jc w:val="center"/>
-        </w:trPr>
-        <w:tc>
-          <w:tcPr>
-            <w:tcW w:w="1973" w:type="dxa"/>
-            <w:tcBorders>
-              <w:top w:val="single" w:color="000000" w:sz="4" w:space="0"/>
-              <w:left w:val="single" w:color="000000" w:sz="4" w:space="0"/>
-            </w:tcBorders>
-            <w:shd w:val="clear" w:color="auto" w:fill="C0C0C0"/>
-            <w:vAlign w:val="center"/>
-          </w:tcPr>
-          <w:p>
-            <w:pPr>
-              <w:keepNext w:val="0"/>
-              <w:keepLines w:val="0"/>
-              <w:pageBreakBefore w:val="0"/>
-              <w:widowControl w:val="0"/>
-              <w:kinsoku w:val="0"/>
-              <w:wordWrap/>
-              <w:overflowPunct/>
-              <w:topLinePunct w:val="0"/>
-              <w:autoSpaceDE w:val="0"/>
-              <w:autoSpaceDN w:val="0"/>
-              <w:bidi w:val="0"/>
-              <w:adjustRightInd w:val="0"/>
-              <w:snapToGrid w:val="0"/>
-              <w:spacing w:before="128" w:line="219" w:lineRule="auto"/>
-              <w:ind w:left="837"/>
-              <w:textAlignment w:val="baseline"/>
-              <w:rPr>
-                <w:rFonts w:ascii="宋体" w:hAnsi="宋体" w:eastAsia="宋体" w:cs="宋体"/>
-                <w:sz w:val="24"/>
-                <w:szCs w:val="24"/>
-              </w:rPr>
-            </w:pPr>
-            <w:r>
-              <w:rPr>
-                <w:rFonts w:ascii="宋体" w:hAnsi="宋体" w:eastAsia="宋体" w:cs="宋体"/>
-                <w:b/>
-                <w:bCs/>
-                <w:spacing w:val="-6"/>
-                <w:sz w:val="24"/>
-                <w:szCs w:val="24"/>
-              </w:rPr>
-              <w:t>角色</w:t>
-            </w:r>
-          </w:p>
-        </w:tc>
-        <w:tc>
-          <w:tcPr>
-            <w:tcW w:w="5520" w:type="dxa"/>
-            <w:tcBorders>
-              <w:top w:val="single" w:color="000000" w:sz="4" w:space="0"/>
-              <w:right w:val="single" w:color="000000" w:sz="4" w:space="0"/>
-            </w:tcBorders>
-            <w:shd w:val="clear" w:color="auto" w:fill="C0C0C0"/>
-            <w:vAlign w:val="center"/>
-          </w:tcPr>
-          <w:p>
-            <w:pPr>
-              <w:keepNext w:val="0"/>
-              <w:keepLines w:val="0"/>
-              <w:pageBreakBefore w:val="0"/>
-              <w:widowControl w:val="0"/>
-              <w:kinsoku w:val="0"/>
-              <w:wordWrap/>
-              <w:overflowPunct/>
-              <w:topLinePunct w:val="0"/>
-              <w:autoSpaceDE w:val="0"/>
-              <w:autoSpaceDN w:val="0"/>
-              <w:bidi w:val="0"/>
-              <w:adjustRightInd w:val="0"/>
-              <w:snapToGrid w:val="0"/>
-              <w:spacing w:before="109" w:line="221" w:lineRule="auto"/>
-              <w:ind w:left="2746"/>
-              <w:textAlignment w:val="baseline"/>
-              <w:rPr>
-                <w:rFonts w:ascii="宋体" w:hAnsi="宋体" w:eastAsia="宋体" w:cs="宋体"/>
-                <w:sz w:val="24"/>
-                <w:szCs w:val="24"/>
-              </w:rPr>
-            </w:pPr>
-            <w:r>
-              <w:rPr>
-                <w:rFonts w:ascii="宋体" w:hAnsi="宋体" w:eastAsia="宋体" w:cs="宋体"/>
-                <w:b/>
-                <w:bCs/>
-                <w:spacing w:val="-5"/>
-                <w:sz w:val="24"/>
-                <w:szCs w:val="24"/>
-              </w:rPr>
-              <w:t>主要职责</w:t>
-            </w:r>
-          </w:p>
-        </w:tc>
-        <w:tc>
-          <w:tcPr>
-            <w:tcW w:w="1721" w:type="dxa"/>
-            <w:tcBorders>
-              <w:top w:val="single" w:color="000000" w:sz="4" w:space="0"/>
-              <w:right w:val="single" w:color="000000" w:sz="4" w:space="0"/>
-            </w:tcBorders>
-            <w:shd w:val="clear" w:color="auto" w:fill="C0C0C0"/>
-            <w:vAlign w:val="bottom"/>
-          </w:tcPr>
-          <w:p>
-            <w:pPr>
-              <w:keepNext w:val="0"/>
-              <w:keepLines w:val="0"/>
-              <w:pageBreakBefore w:val="0"/>
-              <w:widowControl w:val="0"/>
-              <w:kinsoku w:val="0"/>
-              <w:wordWrap/>
-              <w:overflowPunct/>
-              <w:topLinePunct w:val="0"/>
-              <w:autoSpaceDE w:val="0"/>
-              <w:autoSpaceDN w:val="0"/>
-              <w:bidi w:val="0"/>
-              <w:adjustRightInd w:val="0"/>
-              <w:snapToGrid w:val="0"/>
-              <w:ind w:left="0" w:leftChars="0" w:right="0" w:rightChars="0" w:firstLine="0" w:firstLineChars="0"/>
-              <w:jc w:val="center"/>
-              <w:textAlignment w:val="baseline"/>
-              <w:rPr>
-                <w:rFonts w:hint="default"/>
-                <w:lang w:val="en-US" w:eastAsia="zh-CN"/>
-              </w:rPr>
-            </w:pPr>
-            <w:r>
-              <w:rPr>
-                <w:rFonts w:hint="eastAsia"/>
-                <w:b/>
-                <w:bCs/>
-                <w:lang w:val="en-US" w:eastAsia="zh-CN"/>
-              </w:rPr>
-              <w:t>责任人</w:t>
-            </w:r>
-          </w:p>
-        </w:tc>
-      </w:tr>
-      <w:tr>
-        <w:tblPrEx>
-          <w:tblBorders>
-            <w:top w:val="single" w:color="000000" w:sz="8" w:space="0"/>
-            <w:left w:val="single" w:color="000000" w:sz="8" w:space="0"/>
-            <w:bottom w:val="single" w:color="000000" w:sz="8" w:space="0"/>
-            <w:right w:val="single" w:color="000000" w:sz="8" w:space="0"/>
-            <w:insideH w:val="single" w:color="000000" w:sz="8" w:space="0"/>
-            <w:insideV w:val="single" w:color="000000" w:sz="8" w:space="0"/>
-          </w:tblBorders>
+          <w:tblLayout w:type="fixed"/>
           <w:tblCellMar>
             <w:top w:w="0" w:type="dxa"/>
             <w:left w:w="0" w:type="dxa"/>
@@ -4853,15 +4639,17 @@
           </w:tblCellMar>
         </w:tblPrEx>
         <w:trPr>
-          <w:trHeight w:val="1536" w:hRule="atLeast"/>
+          <w:trHeight w:val="504"/>
           <w:jc w:val="center"/>
         </w:trPr>
         <w:tc>
           <w:tcPr>
             <w:tcW w:w="1973" w:type="dxa"/>
             <w:tcBorders>
-              <w:left w:val="single" w:color="000000" w:sz="4" w:space="0"/>
+              <w:top w:val="single" w:sz="4" w:space="0" w:color="000000"/>
+              <w:left w:val="single" w:sz="4" w:space="0" w:color="000000"/>
             </w:tcBorders>
+            <w:shd w:val="clear" w:color="auto" w:fill="C0C0C0"/>
             <w:vAlign w:val="center"/>
           </w:tcPr>
           <w:p>
@@ -4879,23 +4667,25 @@
               <w:bidi w:val="0"/>
               <w:adjustRightInd w:val="0"/>
               <w:snapToGrid w:val="0"/>
-              <w:spacing w:before="78" w:line="220" w:lineRule="auto"/>
-              <w:ind w:left="148"/>
-              <w:textAlignment w:val="baseline"/>
-              <w:rPr>
-                <w:rFonts w:ascii="宋体" w:hAnsi="宋体" w:eastAsia="宋体" w:cs="宋体"/>
+              <w:spacing w:before="128" w:line="219" w:lineRule="auto"/>
+              <w:ind w:left="837"/>
+              <w:textAlignment w:val="baseline"/>
+              <w:rPr>
+                <w:rFonts w:ascii="宋体" w:eastAsia="宋体" w:hAnsi="宋体" w:cs="宋体"/>
                 <w:sz w:val="24"/>
                 <w:szCs w:val="24"/>
               </w:rPr>
             </w:pPr>
             <w:r>
               <w:rPr>
-                <w:rFonts w:ascii="宋体" w:hAnsi="宋体" w:eastAsia="宋体" w:cs="宋体"/>
-                <w:spacing w:val="-2"/>
+                <w:rFonts w:ascii="宋体" w:eastAsia="宋体" w:hAnsi="宋体" w:cs="宋体"/>
+                <w:b/>
+                <w:bCs/>
+                <w:spacing w:val="-6"/>
                 <w:sz w:val="24"/>
                 <w:szCs w:val="24"/>
               </w:rPr>
-              <w:t>变更管理负责人</w:t>
+              <w:t>角色</w:t>
             </w:r>
           </w:p>
         </w:tc>
@@ -4903,8 +4693,11 @@
           <w:tcPr>
             <w:tcW w:w="5520" w:type="dxa"/>
             <w:tcBorders>
-              <w:right w:val="single" w:color="000000" w:sz="4" w:space="0"/>
+              <w:top w:val="single" w:sz="4" w:space="0" w:color="000000"/>
+              <w:right w:val="single" w:sz="4" w:space="0" w:color="000000"/>
             </w:tcBorders>
+            <w:shd w:val="clear" w:color="auto" w:fill="C0C0C0"/>
+            <w:vAlign w:val="center"/>
           </w:tcPr>
           <w:p>
             <w:pPr>
@@ -4921,93 +4714,25 @@
               <w:bidi w:val="0"/>
               <w:adjustRightInd w:val="0"/>
               <w:snapToGrid w:val="0"/>
-              <w:spacing w:before="104" w:line="220" w:lineRule="auto"/>
-              <w:ind w:left="142"/>
-              <w:textAlignment w:val="baseline"/>
-              <w:rPr>
-                <w:rFonts w:ascii="宋体" w:hAnsi="宋体" w:eastAsia="宋体" w:cs="宋体"/>
-                <w:spacing w:val="-2"/>
+              <w:spacing w:before="109" w:line="221" w:lineRule="auto"/>
+              <w:ind w:left="2746"/>
+              <w:textAlignment w:val="baseline"/>
+              <w:rPr>
+                <w:rFonts w:ascii="宋体" w:eastAsia="宋体" w:hAnsi="宋体" w:cs="宋体"/>
                 <w:sz w:val="24"/>
                 <w:szCs w:val="24"/>
               </w:rPr>
             </w:pPr>
             <w:r>
               <w:rPr>
-                <w:rFonts w:ascii="宋体" w:hAnsi="宋体" w:eastAsia="宋体" w:cs="宋体"/>
-                <w:spacing w:val="-2"/>
+                <w:rFonts w:ascii="宋体" w:eastAsia="宋体" w:hAnsi="宋体" w:cs="宋体"/>
+                <w:b/>
+                <w:bCs/>
+                <w:spacing w:val="-5"/>
                 <w:sz w:val="24"/>
                 <w:szCs w:val="24"/>
               </w:rPr>
-              <w:t>定义并维护变更管理流程文件及所需要的记录模板；管理变更管理流程的实施；</w:t>
-            </w:r>
-          </w:p>
-          <w:p>
-            <w:pPr>
-              <w:keepNext w:val="0"/>
-              <w:keepLines w:val="0"/>
-              <w:pageBreakBefore w:val="0"/>
-              <w:widowControl w:val="0"/>
-              <w:kinsoku w:val="0"/>
-              <w:wordWrap/>
-              <w:overflowPunct/>
-              <w:topLinePunct w:val="0"/>
-              <w:autoSpaceDE w:val="0"/>
-              <w:autoSpaceDN w:val="0"/>
-              <w:bidi w:val="0"/>
-              <w:adjustRightInd w:val="0"/>
-              <w:snapToGrid w:val="0"/>
-              <w:spacing w:before="104" w:line="220" w:lineRule="auto"/>
-              <w:ind w:left="142"/>
-              <w:textAlignment w:val="baseline"/>
-              <w:rPr>
-                <w:rFonts w:ascii="宋体" w:hAnsi="宋体" w:eastAsia="宋体" w:cs="宋体"/>
-                <w:spacing w:val="-2"/>
-                <w:sz w:val="24"/>
-                <w:szCs w:val="24"/>
-              </w:rPr>
-            </w:pPr>
-            <w:r>
-              <w:rPr>
-                <w:rFonts w:ascii="宋体" w:hAnsi="宋体" w:eastAsia="宋体" w:cs="宋体"/>
-                <w:spacing w:val="-2"/>
-                <w:sz w:val="24"/>
-                <w:szCs w:val="24"/>
-              </w:rPr>
-              <w:t>确保变更管理流程目标的实现；</w:t>
-            </w:r>
-          </w:p>
-          <w:p>
-            <w:pPr>
-              <w:keepNext w:val="0"/>
-              <w:keepLines w:val="0"/>
-              <w:pageBreakBefore w:val="0"/>
-              <w:widowControl w:val="0"/>
-              <w:kinsoku w:val="0"/>
-              <w:wordWrap/>
-              <w:overflowPunct/>
-              <w:topLinePunct w:val="0"/>
-              <w:autoSpaceDE w:val="0"/>
-              <w:autoSpaceDN w:val="0"/>
-              <w:bidi w:val="0"/>
-              <w:adjustRightInd w:val="0"/>
-              <w:snapToGrid w:val="0"/>
-              <w:spacing w:before="104" w:line="220" w:lineRule="auto"/>
-              <w:ind w:left="142"/>
-              <w:textAlignment w:val="baseline"/>
-              <w:rPr>
-                <w:rFonts w:ascii="宋体" w:hAnsi="宋体" w:eastAsia="宋体" w:cs="宋体"/>
-                <w:sz w:val="24"/>
-                <w:szCs w:val="24"/>
-              </w:rPr>
-            </w:pPr>
-            <w:r>
-              <w:rPr>
-                <w:rFonts w:ascii="宋体" w:hAnsi="宋体" w:eastAsia="宋体" w:cs="宋体"/>
-                <w:spacing w:val="-2"/>
-                <w:sz w:val="24"/>
-                <w:szCs w:val="24"/>
-              </w:rPr>
-              <w:t>识别变更管理过程中存在的问题并提出改进措施。</w:t>
+              <w:t>主要职责</w:t>
             </w:r>
           </w:p>
         </w:tc>
@@ -5015,9 +4740,11 @@
           <w:tcPr>
             <w:tcW w:w="1721" w:type="dxa"/>
             <w:tcBorders>
-              <w:right w:val="single" w:color="000000" w:sz="4" w:space="0"/>
+              <w:top w:val="single" w:sz="4" w:space="0" w:color="000000"/>
+              <w:right w:val="single" w:sz="4" w:space="0" w:color="000000"/>
             </w:tcBorders>
-            <w:vAlign w:val="center"/>
+            <w:shd w:val="clear" w:color="auto" w:fill="C0C0C0"/>
+            <w:vAlign w:val="bottom"/>
           </w:tcPr>
           <w:p>
             <w:pPr>
@@ -5034,41 +4761,31 @@
               <w:bidi w:val="0"/>
               <w:adjustRightInd w:val="0"/>
               <w:snapToGrid w:val="0"/>
-              <w:spacing w:before="104" w:line="220" w:lineRule="auto"/>
-              <w:ind w:left="0" w:leftChars="0" w:right="0" w:rightChars="0" w:firstLine="0" w:firstLineChars="0"/>
-              <w:jc w:val="both"/>
-              <w:textAlignment w:val="baseline"/>
-              <w:rPr>
-                <w:rFonts w:hint="default" w:ascii="宋体" w:hAnsi="宋体" w:eastAsia="宋体" w:cs="宋体"/>
-                <w:spacing w:val="-2"/>
-                <w:sz w:val="24"/>
-                <w:szCs w:val="24"/>
+              <w:ind w:left="0" w:right="0" w:firstLine="0" w:leftChars="0" w:rightChars="0" w:firstLineChars="0"/>
+              <w:jc w:val="center"/>
+              <w:textAlignment w:val="baseline"/>
+              <w:rPr>
+                <w:rFonts w:hint="default"/>
                 <w:lang w:val="en-US" w:eastAsia="zh-CN"/>
               </w:rPr>
             </w:pPr>
             <w:r>
               <w:rPr>
-                <w:rFonts w:hint="eastAsia" w:ascii="宋体" w:hAnsi="宋体" w:cs="宋体"/>
-                <w:spacing w:val="-2"/>
-                <w:sz w:val="24"/>
-                <w:szCs w:val="24"/>
+                <w:rFonts w:hint="eastAsia"/>
+                <w:b/>
+                <w:bCs/>
                 <w:lang w:val="en-US" w:eastAsia="zh-CN"/>
               </w:rPr>
-              <w:t>运维项目经理</w:t>
+              <w:t>责任人</w:t>
             </w:r>
           </w:p>
         </w:tc>
       </w:tr>
       <w:tr>
         <w:tblPrEx>
-          <w:tblBorders>
-            <w:top w:val="single" w:color="000000" w:sz="8" w:space="0"/>
-            <w:left w:val="single" w:color="000000" w:sz="8" w:space="0"/>
-            <w:bottom w:val="single" w:color="000000" w:sz="8" w:space="0"/>
-            <w:right w:val="single" w:color="000000" w:sz="8" w:space="0"/>
-            <w:insideH w:val="single" w:color="000000" w:sz="8" w:space="0"/>
-            <w:insideV w:val="single" w:color="000000" w:sz="8" w:space="0"/>
-          </w:tblBorders>
+          <w:tblW w:w="9214" w:type="dxa"/>
+          <w:jc w:val="center"/>
+          <w:tblLayout w:type="fixed"/>
           <w:tblCellMar>
             <w:top w:w="0" w:type="dxa"/>
             <w:left w:w="0" w:type="dxa"/>
@@ -5077,14 +4794,14 @@
           </w:tblCellMar>
         </w:tblPrEx>
         <w:trPr>
-          <w:trHeight w:val="1944" w:hRule="atLeast"/>
+          <w:trHeight w:val="1536"/>
           <w:jc w:val="center"/>
         </w:trPr>
         <w:tc>
           <w:tcPr>
             <w:tcW w:w="1973" w:type="dxa"/>
             <w:tcBorders>
-              <w:left w:val="single" w:color="000000" w:sz="4" w:space="0"/>
+              <w:left w:val="single" w:sz="4" w:space="0" w:color="000000"/>
             </w:tcBorders>
             <w:vAlign w:val="center"/>
           </w:tcPr>
@@ -5107,19 +4824,19 @@
               <w:ind w:left="148"/>
               <w:textAlignment w:val="baseline"/>
               <w:rPr>
-                <w:rFonts w:ascii="宋体" w:hAnsi="宋体" w:eastAsia="宋体" w:cs="宋体"/>
+                <w:rFonts w:ascii="宋体" w:eastAsia="宋体" w:hAnsi="宋体" w:cs="宋体"/>
                 <w:sz w:val="24"/>
                 <w:szCs w:val="24"/>
               </w:rPr>
             </w:pPr>
             <w:r>
               <w:rPr>
-                <w:rFonts w:ascii="宋体" w:hAnsi="宋体" w:eastAsia="宋体" w:cs="宋体"/>
+                <w:rFonts w:ascii="宋体" w:eastAsia="宋体" w:hAnsi="宋体" w:cs="宋体"/>
                 <w:spacing w:val="-2"/>
                 <w:sz w:val="24"/>
                 <w:szCs w:val="24"/>
               </w:rPr>
-              <w:t>变更负责人</w:t>
+              <w:t>变更管理负责人</w:t>
             </w:r>
           </w:p>
         </w:tc>
@@ -5127,7 +4844,7 @@
           <w:tcPr>
             <w:tcW w:w="5520" w:type="dxa"/>
             <w:tcBorders>
-              <w:right w:val="single" w:color="000000" w:sz="4" w:space="0"/>
+              <w:right w:val="single" w:sz="4" w:space="0" w:color="000000"/>
             </w:tcBorders>
           </w:tcPr>
           <w:p>
@@ -5149,7 +4866,7 @@
               <w:ind w:left="142"/>
               <w:textAlignment w:val="baseline"/>
               <w:rPr>
-                <w:rFonts w:ascii="宋体" w:hAnsi="宋体" w:eastAsia="宋体" w:cs="宋体"/>
+                <w:rFonts w:ascii="宋体" w:eastAsia="宋体" w:hAnsi="宋体" w:cs="宋体"/>
                 <w:spacing w:val="-2"/>
                 <w:sz w:val="24"/>
                 <w:szCs w:val="24"/>
@@ -5157,12 +4874,12 @@
             </w:pPr>
             <w:r>
               <w:rPr>
-                <w:rFonts w:ascii="宋体" w:hAnsi="宋体" w:eastAsia="宋体" w:cs="宋体"/>
+                <w:rFonts w:ascii="宋体" w:eastAsia="宋体" w:hAnsi="宋体" w:cs="宋体"/>
                 <w:spacing w:val="-2"/>
                 <w:sz w:val="24"/>
                 <w:szCs w:val="24"/>
               </w:rPr>
-              <w:t>对具体某个变更负责；负责变更方案审核；</w:t>
+              <w:t>定义并维护变更管理流程文件及所需要的记录模板；管理变更管理流程的实施；</w:t>
             </w:r>
           </w:p>
           <w:p>
@@ -5184,7 +4901,7 @@
               <w:ind w:left="142"/>
               <w:textAlignment w:val="baseline"/>
               <w:rPr>
-                <w:rFonts w:ascii="宋体" w:hAnsi="宋体" w:eastAsia="宋体" w:cs="宋体"/>
+                <w:rFonts w:ascii="宋体" w:eastAsia="宋体" w:hAnsi="宋体" w:cs="宋体"/>
                 <w:spacing w:val="-2"/>
                 <w:sz w:val="24"/>
                 <w:szCs w:val="24"/>
@@ -5192,12 +4909,12 @@
             </w:pPr>
             <w:r>
               <w:rPr>
-                <w:rFonts w:ascii="宋体" w:hAnsi="宋体" w:eastAsia="宋体" w:cs="宋体"/>
+                <w:rFonts w:ascii="宋体" w:eastAsia="宋体" w:hAnsi="宋体" w:cs="宋体"/>
                 <w:spacing w:val="-2"/>
                 <w:sz w:val="24"/>
                 <w:szCs w:val="24"/>
               </w:rPr>
-              <w:t>负责该变更的顺利实施；</w:t>
+              <w:t>确保变更管理流程目标的实现；</w:t>
             </w:r>
           </w:p>
           <w:p>
@@ -5219,54 +4936,19 @@
               <w:ind w:left="142"/>
               <w:textAlignment w:val="baseline"/>
               <w:rPr>
-                <w:rFonts w:ascii="宋体" w:hAnsi="宋体" w:eastAsia="宋体" w:cs="宋体"/>
+                <w:rFonts w:ascii="宋体" w:eastAsia="宋体" w:hAnsi="宋体" w:cs="宋体"/>
+                <w:sz w:val="24"/>
+                <w:szCs w:val="24"/>
+              </w:rPr>
+            </w:pPr>
+            <w:r>
+              <w:rPr>
+                <w:rFonts w:ascii="宋体" w:eastAsia="宋体" w:hAnsi="宋体" w:cs="宋体"/>
                 <w:spacing w:val="-2"/>
                 <w:sz w:val="24"/>
                 <w:szCs w:val="24"/>
               </w:rPr>
-            </w:pPr>
-            <w:r>
-              <w:rPr>
-                <w:rFonts w:ascii="宋体" w:hAnsi="宋体" w:eastAsia="宋体" w:cs="宋体"/>
-                <w:spacing w:val="-2"/>
-                <w:sz w:val="24"/>
-                <w:szCs w:val="24"/>
-              </w:rPr>
-              <w:t>负责跟踪变更的状态，直到关闭；负责与上级的沟通汇报；</w:t>
-            </w:r>
-          </w:p>
-          <w:p>
-            <w:pPr>
-              <w:keepNext w:val="0"/>
-              <w:keepLines w:val="0"/>
-              <w:pageBreakBefore w:val="0"/>
-              <w:widowControl w:val="0"/>
-              <w:kinsoku w:val="0"/>
-              <w:wordWrap/>
-              <w:overflowPunct/>
-              <w:topLinePunct w:val="0"/>
-              <w:autoSpaceDE w:val="0"/>
-              <w:autoSpaceDN w:val="0"/>
-              <w:bidi w:val="0"/>
-              <w:adjustRightInd w:val="0"/>
-              <w:snapToGrid w:val="0"/>
-              <w:spacing w:before="104" w:line="220" w:lineRule="auto"/>
-              <w:ind w:left="142"/>
-              <w:textAlignment w:val="baseline"/>
-              <w:rPr>
-                <w:rFonts w:ascii="宋体" w:hAnsi="宋体" w:eastAsia="宋体" w:cs="宋体"/>
-                <w:sz w:val="24"/>
-                <w:szCs w:val="24"/>
-              </w:rPr>
-            </w:pPr>
-            <w:r>
-              <w:rPr>
-                <w:rFonts w:ascii="宋体" w:hAnsi="宋体" w:eastAsia="宋体" w:cs="宋体"/>
-                <w:spacing w:val="-2"/>
-                <w:sz w:val="24"/>
-                <w:szCs w:val="24"/>
-              </w:rPr>
-              <w:t>负责变更的批准</w:t>
+              <w:t>识别变更管理过程中存在的问题并提出改进措施。</w:t>
             </w:r>
           </w:p>
         </w:tc>
@@ -5274,7 +4956,7 @@
           <w:tcPr>
             <w:tcW w:w="1721" w:type="dxa"/>
             <w:tcBorders>
-              <w:right w:val="single" w:color="000000" w:sz="4" w:space="0"/>
+              <w:right w:val="single" w:sz="4" w:space="0" w:color="000000"/>
             </w:tcBorders>
             <w:vAlign w:val="center"/>
           </w:tcPr>
@@ -5293,13 +4975,13 @@
               <w:bidi w:val="0"/>
               <w:adjustRightInd w:val="0"/>
               <w:snapToGrid w:val="0"/>
-              <w:spacing w:line="219" w:lineRule="auto"/>
-              <w:ind w:left="0" w:leftChars="0" w:right="0" w:rightChars="0" w:firstLine="0" w:firstLineChars="0"/>
+              <w:spacing w:before="104" w:line="220" w:lineRule="auto"/>
+              <w:ind w:left="0" w:right="0" w:firstLine="0" w:leftChars="0" w:rightChars="0" w:firstLineChars="0"/>
               <w:jc w:val="both"/>
               <w:textAlignment w:val="baseline"/>
               <w:rPr>
-                <w:rFonts w:hint="default" w:ascii="宋体" w:hAnsi="宋体" w:eastAsia="宋体" w:cs="宋体"/>
-                <w:spacing w:val="-3"/>
+                <w:rFonts w:ascii="宋体" w:eastAsia="宋体" w:hAnsi="宋体" w:cs="宋体" w:hint="default"/>
+                <w:spacing w:val="-2"/>
                 <w:sz w:val="24"/>
                 <w:szCs w:val="24"/>
                 <w:lang w:val="en-US" w:eastAsia="zh-CN"/>
@@ -5307,27 +4989,22 @@
             </w:pPr>
             <w:r>
               <w:rPr>
-                <w:rFonts w:hint="eastAsia" w:ascii="宋体" w:hAnsi="宋体" w:cs="宋体"/>
-                <w:spacing w:val="-3"/>
+                <w:rFonts w:ascii="宋体" w:hAnsi="宋体" w:cs="宋体" w:hint="eastAsia"/>
+                <w:spacing w:val="-2"/>
                 <w:sz w:val="24"/>
                 <w:szCs w:val="24"/>
                 <w:lang w:val="en-US" w:eastAsia="zh-CN"/>
               </w:rPr>
-              <w:t>运维部经理</w:t>
+              <w:t>运维项目经理</w:t>
             </w:r>
           </w:p>
         </w:tc>
       </w:tr>
       <w:tr>
         <w:tblPrEx>
-          <w:tblBorders>
-            <w:top w:val="single" w:color="000000" w:sz="8" w:space="0"/>
-            <w:left w:val="single" w:color="000000" w:sz="8" w:space="0"/>
-            <w:bottom w:val="single" w:color="000000" w:sz="8" w:space="0"/>
-            <w:right w:val="single" w:color="000000" w:sz="8" w:space="0"/>
-            <w:insideH w:val="single" w:color="000000" w:sz="8" w:space="0"/>
-            <w:insideV w:val="single" w:color="000000" w:sz="8" w:space="0"/>
-          </w:tblBorders>
+          <w:tblW w:w="9214" w:type="dxa"/>
+          <w:jc w:val="center"/>
+          <w:tblLayout w:type="fixed"/>
           <w:tblCellMar>
             <w:top w:w="0" w:type="dxa"/>
             <w:left w:w="0" w:type="dxa"/>
@@ -5336,15 +5013,14 @@
           </w:tblCellMar>
         </w:tblPrEx>
         <w:trPr>
-          <w:trHeight w:val="2091" w:hRule="atLeast"/>
+          <w:trHeight w:val="1944"/>
           <w:jc w:val="center"/>
         </w:trPr>
         <w:tc>
           <w:tcPr>
             <w:tcW w:w="1973" w:type="dxa"/>
             <w:tcBorders>
-              <w:left w:val="single" w:color="000000" w:sz="4" w:space="0"/>
-              <w:bottom w:val="single" w:color="000000" w:sz="4" w:space="0"/>
+              <w:left w:val="single" w:sz="4" w:space="0" w:color="000000"/>
             </w:tcBorders>
             <w:vAlign w:val="center"/>
           </w:tcPr>
@@ -5367,19 +5043,19 @@
               <w:ind w:left="148"/>
               <w:textAlignment w:val="baseline"/>
               <w:rPr>
-                <w:rFonts w:ascii="宋体" w:hAnsi="宋体" w:eastAsia="宋体" w:cs="宋体"/>
+                <w:rFonts w:ascii="宋体" w:eastAsia="宋体" w:hAnsi="宋体" w:cs="宋体"/>
                 <w:sz w:val="24"/>
                 <w:szCs w:val="24"/>
               </w:rPr>
             </w:pPr>
             <w:r>
               <w:rPr>
-                <w:rFonts w:ascii="宋体" w:hAnsi="宋体" w:eastAsia="宋体" w:cs="宋体"/>
+                <w:rFonts w:ascii="宋体" w:eastAsia="宋体" w:hAnsi="宋体" w:cs="宋体"/>
                 <w:spacing w:val="-2"/>
                 <w:sz w:val="24"/>
                 <w:szCs w:val="24"/>
               </w:rPr>
-              <w:t>变更实施人员</w:t>
+              <w:t>变更负责人</w:t>
             </w:r>
           </w:p>
         </w:tc>
@@ -5387,8 +5063,7 @@
           <w:tcPr>
             <w:tcW w:w="5520" w:type="dxa"/>
             <w:tcBorders>
-              <w:bottom w:val="single" w:color="000000" w:sz="4" w:space="0"/>
-              <w:right w:val="single" w:color="000000" w:sz="4" w:space="0"/>
+              <w:right w:val="single" w:sz="4" w:space="0" w:color="000000"/>
             </w:tcBorders>
           </w:tcPr>
           <w:p>
@@ -5406,134 +5081,128 @@
               <w:bidi w:val="0"/>
               <w:adjustRightInd w:val="0"/>
               <w:snapToGrid w:val="0"/>
-              <w:spacing w:before="146" w:line="300" w:lineRule="auto"/>
-              <w:ind w:left="149" w:right="363" w:hanging="8"/>
-              <w:textAlignment w:val="baseline"/>
-              <w:rPr>
-                <w:rFonts w:ascii="宋体" w:hAnsi="宋体" w:eastAsia="宋体" w:cs="宋体"/>
+              <w:spacing w:before="104" w:line="220" w:lineRule="auto"/>
+              <w:ind w:left="142"/>
+              <w:textAlignment w:val="baseline"/>
+              <w:rPr>
+                <w:rFonts w:ascii="宋体" w:eastAsia="宋体" w:hAnsi="宋体" w:cs="宋体"/>
+                <w:spacing w:val="-2"/>
                 <w:sz w:val="24"/>
                 <w:szCs w:val="24"/>
               </w:rPr>
             </w:pPr>
             <w:r>
               <w:rPr>
-                <w:rFonts w:ascii="宋体" w:hAnsi="宋体" w:eastAsia="宋体" w:cs="宋体"/>
-                <w:spacing w:val="-3"/>
+                <w:rFonts w:ascii="宋体" w:eastAsia="宋体" w:hAnsi="宋体" w:cs="宋体"/>
+                <w:spacing w:val="-2"/>
                 <w:sz w:val="24"/>
                 <w:szCs w:val="24"/>
               </w:rPr>
-              <w:t>协助变更管理过程负责人制定变更实施方案、实施计划；</w:t>
+              <w:t>对具体某个变更负责；负责变更方案审核；</w:t>
             </w:r>
-            <w:r>
-              <w:rPr>
-                <w:rFonts w:ascii="宋体" w:hAnsi="宋体" w:eastAsia="宋体" w:cs="宋体"/>
-                <w:spacing w:val="-5"/>
+          </w:p>
+          <w:p>
+            <w:pPr>
+              <w:keepNext w:val="0"/>
+              <w:keepLines w:val="0"/>
+              <w:pageBreakBefore w:val="0"/>
+              <w:widowControl w:val="0"/>
+              <w:kinsoku w:val="0"/>
+              <w:wordWrap/>
+              <w:overflowPunct/>
+              <w:topLinePunct w:val="0"/>
+              <w:autoSpaceDE w:val="0"/>
+              <w:autoSpaceDN w:val="0"/>
+              <w:bidi w:val="0"/>
+              <w:adjustRightInd w:val="0"/>
+              <w:snapToGrid w:val="0"/>
+              <w:spacing w:before="104" w:line="220" w:lineRule="auto"/>
+              <w:ind w:left="142"/>
+              <w:textAlignment w:val="baseline"/>
+              <w:rPr>
+                <w:rFonts w:ascii="宋体" w:eastAsia="宋体" w:hAnsi="宋体" w:cs="宋体"/>
+                <w:spacing w:val="-2"/>
                 <w:sz w:val="24"/>
                 <w:szCs w:val="24"/>
               </w:rPr>
-              <w:t>负责实施经过审核后的变更方案；</w:t>
-            </w:r>
-          </w:p>
-          <w:p>
-            <w:pPr>
-              <w:keepNext w:val="0"/>
-              <w:keepLines w:val="0"/>
-              <w:pageBreakBefore w:val="0"/>
-              <w:widowControl w:val="0"/>
-              <w:kinsoku w:val="0"/>
-              <w:wordWrap/>
-              <w:overflowPunct/>
-              <w:topLinePunct w:val="0"/>
-              <w:autoSpaceDE w:val="0"/>
-              <w:autoSpaceDN w:val="0"/>
-              <w:bidi w:val="0"/>
-              <w:adjustRightInd w:val="0"/>
-              <w:snapToGrid w:val="0"/>
-              <w:spacing w:line="219" w:lineRule="auto"/>
-              <w:ind w:left="149"/>
-              <w:textAlignment w:val="baseline"/>
-              <w:rPr>
-                <w:rFonts w:ascii="宋体" w:hAnsi="宋体" w:eastAsia="宋体" w:cs="宋体"/>
+            </w:pPr>
+            <w:r>
+              <w:rPr>
+                <w:rFonts w:ascii="宋体" w:eastAsia="宋体" w:hAnsi="宋体" w:cs="宋体"/>
+                <w:spacing w:val="-2"/>
                 <w:sz w:val="24"/>
                 <w:szCs w:val="24"/>
               </w:rPr>
-            </w:pPr>
-            <w:r>
-              <w:rPr>
-                <w:rFonts w:ascii="宋体" w:hAnsi="宋体" w:eastAsia="宋体" w:cs="宋体"/>
-                <w:spacing w:val="-7"/>
+              <w:t>负责该变更的顺利实施；</w:t>
+            </w:r>
+          </w:p>
+          <w:p>
+            <w:pPr>
+              <w:keepNext w:val="0"/>
+              <w:keepLines w:val="0"/>
+              <w:pageBreakBefore w:val="0"/>
+              <w:widowControl w:val="0"/>
+              <w:kinsoku w:val="0"/>
+              <w:wordWrap/>
+              <w:overflowPunct/>
+              <w:topLinePunct w:val="0"/>
+              <w:autoSpaceDE w:val="0"/>
+              <w:autoSpaceDN w:val="0"/>
+              <w:bidi w:val="0"/>
+              <w:adjustRightInd w:val="0"/>
+              <w:snapToGrid w:val="0"/>
+              <w:spacing w:before="104" w:line="220" w:lineRule="auto"/>
+              <w:ind w:left="142"/>
+              <w:textAlignment w:val="baseline"/>
+              <w:rPr>
+                <w:rFonts w:ascii="宋体" w:eastAsia="宋体" w:hAnsi="宋体" w:cs="宋体"/>
+                <w:spacing w:val="-2"/>
                 <w:sz w:val="24"/>
                 <w:szCs w:val="24"/>
               </w:rPr>
-              <w:t>负责变更后相关测试；</w:t>
-            </w:r>
-          </w:p>
-          <w:p>
-            <w:pPr>
-              <w:keepNext w:val="0"/>
-              <w:keepLines w:val="0"/>
-              <w:pageBreakBefore w:val="0"/>
-              <w:widowControl w:val="0"/>
-              <w:kinsoku w:val="0"/>
-              <w:wordWrap/>
-              <w:overflowPunct/>
-              <w:topLinePunct w:val="0"/>
-              <w:autoSpaceDE w:val="0"/>
-              <w:autoSpaceDN w:val="0"/>
-              <w:bidi w:val="0"/>
-              <w:adjustRightInd w:val="0"/>
-              <w:snapToGrid w:val="0"/>
-              <w:spacing w:before="104" w:line="220" w:lineRule="auto"/>
-              <w:ind w:left="140"/>
-              <w:textAlignment w:val="baseline"/>
-              <w:rPr>
-                <w:rFonts w:ascii="宋体" w:hAnsi="宋体" w:eastAsia="宋体" w:cs="宋体"/>
+            </w:pPr>
+            <w:r>
+              <w:rPr>
+                <w:rFonts w:ascii="宋体" w:eastAsia="宋体" w:hAnsi="宋体" w:cs="宋体"/>
+                <w:spacing w:val="-2"/>
                 <w:sz w:val="24"/>
                 <w:szCs w:val="24"/>
               </w:rPr>
-            </w:pPr>
-            <w:r>
-              <w:rPr>
-                <w:rFonts w:ascii="宋体" w:hAnsi="宋体" w:eastAsia="宋体" w:cs="宋体"/>
-                <w:spacing w:val="-3"/>
+              <w:t>负责跟踪变更的状态，直到关闭；负责与上级的沟通汇报；</w:t>
+            </w:r>
+          </w:p>
+          <w:p>
+            <w:pPr>
+              <w:keepNext w:val="0"/>
+              <w:keepLines w:val="0"/>
+              <w:pageBreakBefore w:val="0"/>
+              <w:widowControl w:val="0"/>
+              <w:kinsoku w:val="0"/>
+              <w:wordWrap/>
+              <w:overflowPunct/>
+              <w:topLinePunct w:val="0"/>
+              <w:autoSpaceDE w:val="0"/>
+              <w:autoSpaceDN w:val="0"/>
+              <w:bidi w:val="0"/>
+              <w:adjustRightInd w:val="0"/>
+              <w:snapToGrid w:val="0"/>
+              <w:spacing w:before="104" w:line="220" w:lineRule="auto"/>
+              <w:ind w:left="142"/>
+              <w:textAlignment w:val="baseline"/>
+              <w:rPr>
+                <w:rFonts w:ascii="宋体" w:eastAsia="宋体" w:hAnsi="宋体" w:cs="宋体"/>
                 <w:sz w:val="24"/>
                 <w:szCs w:val="24"/>
               </w:rPr>
-              <w:t>变更完成及时总结经验，确保文档的完整性。</w:t>
-            </w:r>
-          </w:p>
-          <w:p>
-            <w:pPr>
-              <w:keepNext w:val="0"/>
-              <w:keepLines w:val="0"/>
-              <w:pageBreakBefore w:val="0"/>
-              <w:widowControl w:val="0"/>
-              <w:kinsoku w:val="0"/>
-              <w:wordWrap/>
-              <w:overflowPunct/>
-              <w:topLinePunct w:val="0"/>
-              <w:autoSpaceDE w:val="0"/>
-              <w:autoSpaceDN w:val="0"/>
-              <w:bidi w:val="0"/>
-              <w:adjustRightInd w:val="0"/>
-              <w:snapToGrid w:val="0"/>
-              <w:spacing w:before="104" w:line="220" w:lineRule="auto"/>
-              <w:ind w:left="139"/>
-              <w:textAlignment w:val="baseline"/>
-              <w:rPr>
-                <w:rFonts w:ascii="宋体" w:hAnsi="宋体" w:eastAsia="宋体" w:cs="宋体"/>
+            </w:pPr>
+            <w:r>
+              <w:rPr>
+                <w:rFonts w:ascii="宋体" w:eastAsia="宋体" w:hAnsi="宋体" w:cs="宋体"/>
+                <w:spacing w:val="-2"/>
                 <w:sz w:val="24"/>
                 <w:szCs w:val="24"/>
               </w:rPr>
-            </w:pPr>
-            <w:r>
-              <w:rPr>
-                <w:rFonts w:ascii="宋体" w:hAnsi="宋体" w:eastAsia="宋体" w:cs="宋体"/>
-                <w:spacing w:val="-3"/>
-                <w:sz w:val="24"/>
-                <w:szCs w:val="24"/>
-              </w:rPr>
-              <w:t>及时向变更负责人汇报实施进展情况。</w:t>
+              <w:t>负责变更的批准</w:t>
             </w:r>
           </w:p>
         </w:tc>
@@ -5541,8 +5210,7 @@
           <w:tcPr>
             <w:tcW w:w="1721" w:type="dxa"/>
             <w:tcBorders>
-              <w:bottom w:val="single" w:color="000000" w:sz="4" w:space="0"/>
-              <w:right w:val="single" w:color="000000" w:sz="4" w:space="0"/>
+              <w:right w:val="single" w:sz="4" w:space="0" w:color="000000"/>
             </w:tcBorders>
             <w:vAlign w:val="center"/>
           </w:tcPr>
@@ -5561,12 +5229,12 @@
               <w:bidi w:val="0"/>
               <w:adjustRightInd w:val="0"/>
               <w:snapToGrid w:val="0"/>
-              <w:spacing w:before="104" w:line="220" w:lineRule="auto"/>
-              <w:ind w:left="0" w:leftChars="0" w:right="0" w:rightChars="0" w:firstLine="0" w:firstLineChars="0"/>
-              <w:jc w:val="center"/>
-              <w:textAlignment w:val="baseline"/>
-              <w:rPr>
-                <w:rFonts w:hint="default" w:ascii="宋体" w:hAnsi="宋体" w:eastAsia="宋体" w:cs="宋体"/>
+              <w:spacing w:line="219" w:lineRule="auto"/>
+              <w:ind w:left="0" w:right="0" w:firstLine="0" w:leftChars="0" w:rightChars="0" w:firstLineChars="0"/>
+              <w:jc w:val="both"/>
+              <w:textAlignment w:val="baseline"/>
+              <w:rPr>
+                <w:rFonts w:ascii="宋体" w:eastAsia="宋体" w:hAnsi="宋体" w:cs="宋体" w:hint="default"/>
                 <w:spacing w:val="-3"/>
                 <w:sz w:val="24"/>
                 <w:szCs w:val="24"/>
@@ -5575,7 +5243,270 @@
             </w:pPr>
             <w:r>
               <w:rPr>
-                <w:rFonts w:hint="eastAsia" w:ascii="宋体" w:hAnsi="宋体" w:cs="宋体"/>
+                <w:rFonts w:ascii="宋体" w:hAnsi="宋体" w:cs="宋体" w:hint="eastAsia"/>
+                <w:spacing w:val="-3"/>
+                <w:sz w:val="24"/>
+                <w:szCs w:val="24"/>
+                <w:lang w:val="en-US" w:eastAsia="zh-CN"/>
+              </w:rPr>
+              <w:t>运维部经理</w:t>
+            </w:r>
+          </w:p>
+        </w:tc>
+      </w:tr>
+      <w:tr>
+        <w:tblPrEx>
+          <w:tblW w:w="9214" w:type="dxa"/>
+          <w:jc w:val="center"/>
+          <w:tblLayout w:type="fixed"/>
+          <w:tblCellMar>
+            <w:top w:w="0" w:type="dxa"/>
+            <w:left w:w="0" w:type="dxa"/>
+            <w:bottom w:w="0" w:type="dxa"/>
+            <w:right w:w="0" w:type="dxa"/>
+          </w:tblCellMar>
+        </w:tblPrEx>
+        <w:trPr>
+          <w:trHeight w:val="2091"/>
+          <w:jc w:val="center"/>
+        </w:trPr>
+        <w:tc>
+          <w:tcPr>
+            <w:tcW w:w="1973" w:type="dxa"/>
+            <w:tcBorders>
+              <w:left w:val="single" w:sz="4" w:space="0" w:color="000000"/>
+              <w:bottom w:val="single" w:sz="4" w:space="0" w:color="000000"/>
+            </w:tcBorders>
+            <w:vAlign w:val="center"/>
+          </w:tcPr>
+          <w:p>
+            <w:pPr>
+              <w:keepNext w:val="0"/>
+              <w:keepLines w:val="0"/>
+              <w:pageBreakBefore w:val="0"/>
+              <w:widowControl w:val="0"/>
+              <w:kinsoku w:val="0"/>
+              <w:wordWrap/>
+              <w:overflowPunct/>
+              <w:topLinePunct w:val="0"/>
+              <w:autoSpaceDE w:val="0"/>
+              <w:autoSpaceDN w:val="0"/>
+              <w:bidi w:val="0"/>
+              <w:adjustRightInd w:val="0"/>
+              <w:snapToGrid w:val="0"/>
+              <w:spacing w:before="78" w:line="220" w:lineRule="auto"/>
+              <w:ind w:left="148"/>
+              <w:textAlignment w:val="baseline"/>
+              <w:rPr>
+                <w:rFonts w:ascii="宋体" w:eastAsia="宋体" w:hAnsi="宋体" w:cs="宋体"/>
+                <w:sz w:val="24"/>
+                <w:szCs w:val="24"/>
+              </w:rPr>
+            </w:pPr>
+            <w:r>
+              <w:rPr>
+                <w:rFonts w:ascii="宋体" w:eastAsia="宋体" w:hAnsi="宋体" w:cs="宋体"/>
+                <w:spacing w:val="-2"/>
+                <w:sz w:val="24"/>
+                <w:szCs w:val="24"/>
+              </w:rPr>
+              <w:t>变更实施人员</w:t>
+            </w:r>
+          </w:p>
+        </w:tc>
+        <w:tc>
+          <w:tcPr>
+            <w:tcW w:w="5520" w:type="dxa"/>
+            <w:tcBorders>
+              <w:bottom w:val="single" w:sz="4" w:space="0" w:color="000000"/>
+              <w:right w:val="single" w:sz="4" w:space="0" w:color="000000"/>
+            </w:tcBorders>
+          </w:tcPr>
+          <w:p>
+            <w:pPr>
+              <w:keepNext w:val="0"/>
+              <w:keepLines w:val="0"/>
+              <w:pageBreakBefore w:val="0"/>
+              <w:widowControl w:val="0"/>
+              <w:kinsoku w:val="0"/>
+              <w:wordWrap/>
+              <w:overflowPunct/>
+              <w:topLinePunct w:val="0"/>
+              <w:autoSpaceDE w:val="0"/>
+              <w:autoSpaceDN w:val="0"/>
+              <w:bidi w:val="0"/>
+              <w:adjustRightInd w:val="0"/>
+              <w:snapToGrid w:val="0"/>
+              <w:spacing w:before="146" w:line="300" w:lineRule="auto"/>
+              <w:ind w:left="149" w:right="363" w:hanging="8"/>
+              <w:textAlignment w:val="baseline"/>
+              <w:rPr>
+                <w:rFonts w:ascii="宋体" w:eastAsia="宋体" w:hAnsi="宋体" w:cs="宋体"/>
+                <w:sz w:val="24"/>
+                <w:szCs w:val="24"/>
+              </w:rPr>
+            </w:pPr>
+            <w:r>
+              <w:rPr>
+                <w:rFonts w:ascii="宋体" w:eastAsia="宋体" w:hAnsi="宋体" w:cs="宋体"/>
+                <w:spacing w:val="-3"/>
+                <w:sz w:val="24"/>
+                <w:szCs w:val="24"/>
+              </w:rPr>
+              <w:t>协助变更管理过程负责人制定变更实施方案、实施计划；</w:t>
+            </w:r>
+            <w:r>
+              <w:rPr>
+                <w:rFonts w:ascii="宋体" w:eastAsia="宋体" w:hAnsi="宋体" w:cs="宋体"/>
+                <w:spacing w:val="-5"/>
+                <w:sz w:val="24"/>
+                <w:szCs w:val="24"/>
+              </w:rPr>
+              <w:t>负责实施经过审核后的变更方案；</w:t>
+            </w:r>
+          </w:p>
+          <w:p>
+            <w:pPr>
+              <w:keepNext w:val="0"/>
+              <w:keepLines w:val="0"/>
+              <w:pageBreakBefore w:val="0"/>
+              <w:widowControl w:val="0"/>
+              <w:kinsoku w:val="0"/>
+              <w:wordWrap/>
+              <w:overflowPunct/>
+              <w:topLinePunct w:val="0"/>
+              <w:autoSpaceDE w:val="0"/>
+              <w:autoSpaceDN w:val="0"/>
+              <w:bidi w:val="0"/>
+              <w:adjustRightInd w:val="0"/>
+              <w:snapToGrid w:val="0"/>
+              <w:spacing w:line="219" w:lineRule="auto"/>
+              <w:ind w:left="149"/>
+              <w:textAlignment w:val="baseline"/>
+              <w:rPr>
+                <w:rFonts w:ascii="宋体" w:eastAsia="宋体" w:hAnsi="宋体" w:cs="宋体"/>
+                <w:sz w:val="24"/>
+                <w:szCs w:val="24"/>
+              </w:rPr>
+            </w:pPr>
+            <w:r>
+              <w:rPr>
+                <w:rFonts w:ascii="宋体" w:eastAsia="宋体" w:hAnsi="宋体" w:cs="宋体"/>
+                <w:spacing w:val="-7"/>
+                <w:sz w:val="24"/>
+                <w:szCs w:val="24"/>
+              </w:rPr>
+              <w:t>负责变更后相关测试；</w:t>
+            </w:r>
+          </w:p>
+          <w:p>
+            <w:pPr>
+              <w:keepNext w:val="0"/>
+              <w:keepLines w:val="0"/>
+              <w:pageBreakBefore w:val="0"/>
+              <w:widowControl w:val="0"/>
+              <w:kinsoku w:val="0"/>
+              <w:wordWrap/>
+              <w:overflowPunct/>
+              <w:topLinePunct w:val="0"/>
+              <w:autoSpaceDE w:val="0"/>
+              <w:autoSpaceDN w:val="0"/>
+              <w:bidi w:val="0"/>
+              <w:adjustRightInd w:val="0"/>
+              <w:snapToGrid w:val="0"/>
+              <w:spacing w:before="104" w:line="220" w:lineRule="auto"/>
+              <w:ind w:left="140"/>
+              <w:textAlignment w:val="baseline"/>
+              <w:rPr>
+                <w:rFonts w:ascii="宋体" w:eastAsia="宋体" w:hAnsi="宋体" w:cs="宋体"/>
+                <w:sz w:val="24"/>
+                <w:szCs w:val="24"/>
+              </w:rPr>
+            </w:pPr>
+            <w:r>
+              <w:rPr>
+                <w:rFonts w:ascii="宋体" w:eastAsia="宋体" w:hAnsi="宋体" w:cs="宋体"/>
+                <w:spacing w:val="-3"/>
+                <w:sz w:val="24"/>
+                <w:szCs w:val="24"/>
+              </w:rPr>
+              <w:t>变更完成及时总结经验，确保文档的完整性。</w:t>
+            </w:r>
+          </w:p>
+          <w:p>
+            <w:pPr>
+              <w:keepNext w:val="0"/>
+              <w:keepLines w:val="0"/>
+              <w:pageBreakBefore w:val="0"/>
+              <w:widowControl w:val="0"/>
+              <w:kinsoku w:val="0"/>
+              <w:wordWrap/>
+              <w:overflowPunct/>
+              <w:topLinePunct w:val="0"/>
+              <w:autoSpaceDE w:val="0"/>
+              <w:autoSpaceDN w:val="0"/>
+              <w:bidi w:val="0"/>
+              <w:adjustRightInd w:val="0"/>
+              <w:snapToGrid w:val="0"/>
+              <w:spacing w:before="104" w:line="220" w:lineRule="auto"/>
+              <w:ind w:left="139"/>
+              <w:textAlignment w:val="baseline"/>
+              <w:rPr>
+                <w:rFonts w:ascii="宋体" w:eastAsia="宋体" w:hAnsi="宋体" w:cs="宋体"/>
+                <w:sz w:val="24"/>
+                <w:szCs w:val="24"/>
+              </w:rPr>
+            </w:pPr>
+            <w:r>
+              <w:rPr>
+                <w:rFonts w:ascii="宋体" w:eastAsia="宋体" w:hAnsi="宋体" w:cs="宋体"/>
+                <w:spacing w:val="-3"/>
+                <w:sz w:val="24"/>
+                <w:szCs w:val="24"/>
+              </w:rPr>
+              <w:t>及时向变更负责人汇报实施进展情况。</w:t>
+            </w:r>
+          </w:p>
+        </w:tc>
+        <w:tc>
+          <w:tcPr>
+            <w:tcW w:w="1721" w:type="dxa"/>
+            <w:tcBorders>
+              <w:bottom w:val="single" w:sz="4" w:space="0" w:color="000000"/>
+              <w:right w:val="single" w:sz="4" w:space="0" w:color="000000"/>
+            </w:tcBorders>
+            <w:vAlign w:val="center"/>
+          </w:tcPr>
+          <w:p>
+            <w:pPr>
+              <w:keepNext w:val="0"/>
+              <w:keepLines w:val="0"/>
+              <w:pageBreakBefore w:val="0"/>
+              <w:widowControl w:val="0"/>
+              <w:kinsoku w:val="0"/>
+              <w:wordWrap/>
+              <w:overflowPunct/>
+              <w:topLinePunct w:val="0"/>
+              <w:autoSpaceDE w:val="0"/>
+              <w:autoSpaceDN w:val="0"/>
+              <w:bidi w:val="0"/>
+              <w:adjustRightInd w:val="0"/>
+              <w:snapToGrid w:val="0"/>
+              <w:spacing w:before="104" w:line="220" w:lineRule="auto"/>
+              <w:ind w:left="0" w:right="0" w:firstLine="0" w:leftChars="0" w:rightChars="0" w:firstLineChars="0"/>
+              <w:jc w:val="center"/>
+              <w:textAlignment w:val="baseline"/>
+              <w:rPr>
+                <w:rFonts w:ascii="宋体" w:eastAsia="宋体" w:hAnsi="宋体" w:cs="宋体" w:hint="default"/>
+                <w:spacing w:val="-3"/>
+                <w:sz w:val="24"/>
+                <w:szCs w:val="24"/>
+                <w:lang w:val="en-US" w:eastAsia="zh-CN"/>
+              </w:rPr>
+            </w:pPr>
+            <w:r>
+              <w:rPr>
+                <w:rFonts w:ascii="宋体" w:hAnsi="宋体" w:cs="宋体" w:hint="eastAsia"/>
                 <w:spacing w:val="-3"/>
                 <w:sz w:val="24"/>
                 <w:szCs w:val="24"/>
@@ -5589,7 +5520,7 @@
     </w:tbl>
     <w:p>
       <w:pPr>
-        <w:pStyle w:val="26"/>
+        <w:pStyle w:val="1"/>
         <w:keepNext w:val="0"/>
         <w:keepLines w:val="0"/>
         <w:pageBreakBefore w:val="0"/>
@@ -5613,7 +5544,7 @@
     </w:p>
     <w:p>
       <w:pPr>
-        <w:pStyle w:val="28"/>
+        <w:pStyle w:val="2"/>
         <w:keepNext w:val="0"/>
         <w:keepLines w:val="0"/>
         <w:pageBreakBefore w:val="0"/>
@@ -5637,7 +5568,7 @@
     </w:p>
     <w:p>
       <w:pPr>
-        <w:pStyle w:val="29"/>
+        <w:pStyle w:val="3"/>
         <w:keepNext w:val="0"/>
         <w:keepLines w:val="0"/>
         <w:pageBreakBefore w:val="0"/>
@@ -5661,7 +5592,7 @@
     </w:p>
     <w:p>
       <w:pPr>
-        <w:pStyle w:val="12"/>
+        <w:pStyle w:val="BodyText"/>
         <w:keepNext w:val="0"/>
         <w:keepLines w:val="0"/>
         <w:pageBreakBefore w:val="0"/>
@@ -5676,7 +5607,7 @@
         <w:adjustRightInd w:val="0"/>
         <w:snapToGrid w:val="0"/>
         <w:spacing w:line="268" w:lineRule="auto"/>
-        <w:ind w:left="0" w:leftChars="0" w:right="0" w:rightChars="0" w:firstLine="0" w:firstLineChars="0"/>
+        <w:ind w:left="0" w:right="0" w:firstLine="0" w:leftChars="0" w:rightChars="0" w:firstLineChars="0"/>
         <w:jc w:val="center"/>
         <w:textAlignment w:val="baseline"/>
       </w:pPr>
@@ -5699,7 +5630,7 @@
                     </pic:cNvPicPr>
                   </pic:nvPicPr>
                   <pic:blipFill>
-                    <a:blip r:embed="rId7"/>
+                    <a:blip xmlns:r="http://schemas.openxmlformats.org/officeDocument/2006/relationships" r:embed="rId4"/>
                     <a:stretch>
                       <a:fillRect/>
                     </a:stretch>
@@ -5726,7 +5657,7 @@
     </w:p>
     <w:p>
       <w:pPr>
-        <w:pStyle w:val="29"/>
+        <w:pStyle w:val="3"/>
         <w:keepNext w:val="0"/>
         <w:keepLines w:val="0"/>
         <w:pageBreakBefore w:val="0"/>
@@ -5750,7 +5681,7 @@
     </w:p>
     <w:p>
       <w:pPr>
-        <w:pStyle w:val="39"/>
+        <w:pStyle w:val="a3"/>
         <w:keepNext w:val="0"/>
         <w:keepLines w:val="0"/>
         <w:pageBreakBefore w:val="0"/>
@@ -5768,7 +5699,7 @@
         <w:bidi w:val="0"/>
         <w:adjustRightInd w:val="0"/>
         <w:snapToGrid w:val="0"/>
-        <w:ind w:left="425" w:leftChars="0" w:hanging="425" w:firstLineChars="0"/>
+        <w:ind w:left="425" w:hanging="425" w:leftChars="0" w:firstLineChars="0"/>
         <w:textAlignment w:val="baseline"/>
       </w:pPr>
       <w:r>
@@ -5777,7 +5708,7 @@
     </w:p>
     <w:p>
       <w:pPr>
-        <w:pStyle w:val="27"/>
+        <w:pStyle w:val="a"/>
         <w:keepNext w:val="0"/>
         <w:keepLines w:val="0"/>
         <w:pageBreakBefore w:val="0"/>
@@ -5799,7 +5730,7 @@
     </w:p>
     <w:p>
       <w:pPr>
-        <w:pStyle w:val="39"/>
+        <w:pStyle w:val="a3"/>
         <w:keepNext w:val="0"/>
         <w:keepLines w:val="0"/>
         <w:pageBreakBefore w:val="0"/>
@@ -5817,7 +5748,7 @@
         <w:bidi w:val="0"/>
         <w:adjustRightInd w:val="0"/>
         <w:snapToGrid w:val="0"/>
-        <w:ind w:left="425" w:leftChars="0" w:hanging="425" w:firstLineChars="0"/>
+        <w:ind w:left="425" w:hanging="425" w:leftChars="0" w:firstLineChars="0"/>
         <w:textAlignment w:val="baseline"/>
       </w:pPr>
       <w:r>
@@ -5826,7 +5757,7 @@
     </w:p>
     <w:p>
       <w:pPr>
-        <w:pStyle w:val="27"/>
+        <w:pStyle w:val="a"/>
         <w:keepNext w:val="0"/>
         <w:keepLines w:val="0"/>
         <w:pageBreakBefore w:val="0"/>
@@ -5848,7 +5779,7 @@
     </w:p>
     <w:p>
       <w:pPr>
-        <w:pStyle w:val="39"/>
+        <w:pStyle w:val="a3"/>
         <w:keepNext w:val="0"/>
         <w:keepLines w:val="0"/>
         <w:pageBreakBefore w:val="0"/>
@@ -5866,7 +5797,7 @@
         <w:bidi w:val="0"/>
         <w:adjustRightInd w:val="0"/>
         <w:snapToGrid w:val="0"/>
-        <w:ind w:left="425" w:leftChars="0" w:hanging="425" w:firstLineChars="0"/>
+        <w:ind w:left="425" w:hanging="425" w:leftChars="0" w:firstLineChars="0"/>
         <w:textAlignment w:val="baseline"/>
       </w:pPr>
       <w:r>
@@ -5875,7 +5806,7 @@
     </w:p>
     <w:p>
       <w:pPr>
-        <w:pStyle w:val="27"/>
+        <w:pStyle w:val="a"/>
         <w:keepNext w:val="0"/>
         <w:keepLines w:val="0"/>
         <w:pageBreakBefore w:val="0"/>
@@ -5897,7 +5828,7 @@
     </w:p>
     <w:p>
       <w:pPr>
-        <w:pStyle w:val="39"/>
+        <w:pStyle w:val="a3"/>
         <w:keepNext w:val="0"/>
         <w:keepLines w:val="0"/>
         <w:pageBreakBefore w:val="0"/>
@@ -5915,7 +5846,7 @@
         <w:bidi w:val="0"/>
         <w:adjustRightInd w:val="0"/>
         <w:snapToGrid w:val="0"/>
-        <w:ind w:left="425" w:leftChars="0" w:hanging="425" w:firstLineChars="0"/>
+        <w:ind w:left="425" w:hanging="425" w:leftChars="0" w:firstLineChars="0"/>
         <w:textAlignment w:val="baseline"/>
       </w:pPr>
       <w:r>
@@ -5924,7 +5855,7 @@
     </w:p>
     <w:p>
       <w:pPr>
-        <w:pStyle w:val="27"/>
+        <w:pStyle w:val="a"/>
         <w:keepNext w:val="0"/>
         <w:keepLines w:val="0"/>
         <w:pageBreakBefore w:val="0"/>
@@ -5946,7 +5877,7 @@
     </w:p>
     <w:p>
       <w:pPr>
-        <w:pStyle w:val="28"/>
+        <w:pStyle w:val="2"/>
         <w:keepNext w:val="0"/>
         <w:keepLines w:val="0"/>
         <w:pageBreakBefore w:val="0"/>
@@ -5970,7 +5901,7 @@
     </w:p>
     <w:p>
       <w:pPr>
-        <w:pStyle w:val="29"/>
+        <w:pStyle w:val="3"/>
         <w:keepNext w:val="0"/>
         <w:keepLines w:val="0"/>
         <w:pageBreakBefore w:val="0"/>
@@ -5994,7 +5925,7 @@
     </w:p>
     <w:p>
       <w:pPr>
-        <w:pStyle w:val="12"/>
+        <w:pStyle w:val="BodyText"/>
         <w:keepNext w:val="0"/>
         <w:keepLines w:val="0"/>
         <w:pageBreakBefore w:val="0"/>
@@ -6008,7 +5939,7 @@
         <w:bidi w:val="0"/>
         <w:adjustRightInd w:val="0"/>
         <w:snapToGrid w:val="0"/>
-        <w:ind w:left="0" w:leftChars="0" w:right="0" w:rightChars="0" w:firstLine="0" w:firstLineChars="0"/>
+        <w:ind w:left="0" w:right="0" w:firstLine="0" w:leftChars="0" w:rightChars="0" w:firstLineChars="0"/>
         <w:jc w:val="center"/>
         <w:textAlignment w:val="baseline"/>
       </w:pPr>
@@ -6031,7 +5962,7 @@
                     </pic:cNvPicPr>
                   </pic:nvPicPr>
                   <pic:blipFill>
-                    <a:blip r:embed="rId8"/>
+                    <a:blip xmlns:r="http://schemas.openxmlformats.org/officeDocument/2006/relationships" r:embed="rId5"/>
                     <a:stretch>
                       <a:fillRect/>
                     </a:stretch>
@@ -6058,7 +5989,7 @@
     </w:p>
     <w:p>
       <w:pPr>
-        <w:pStyle w:val="29"/>
+        <w:pStyle w:val="3"/>
         <w:bidi w:val="0"/>
       </w:pPr>
       <w:bookmarkStart w:id="13" w:name="_Toc14726"/>
@@ -6069,7 +6000,7 @@
     </w:p>
     <w:p>
       <w:pPr>
-        <w:pStyle w:val="39"/>
+        <w:pStyle w:val="a3"/>
         <w:keepNext w:val="0"/>
         <w:keepLines w:val="0"/>
         <w:pageBreakBefore w:val="0"/>
@@ -6087,7 +6018,7 @@
         <w:bidi w:val="0"/>
         <w:adjustRightInd w:val="0"/>
         <w:snapToGrid w:val="0"/>
-        <w:ind w:left="425" w:leftChars="0" w:hanging="425" w:firstLineChars="0"/>
+        <w:ind w:left="425" w:hanging="425" w:leftChars="0" w:firstLineChars="0"/>
         <w:textAlignment w:val="baseline"/>
       </w:pPr>
       <w:r>
@@ -6096,7 +6027,7 @@
     </w:p>
     <w:p>
       <w:pPr>
-        <w:pStyle w:val="27"/>
+        <w:pStyle w:val="a"/>
         <w:keepNext w:val="0"/>
         <w:keepLines w:val="0"/>
         <w:pageBreakBefore w:val="0"/>
@@ -6118,7 +6049,7 @@
     </w:p>
     <w:p>
       <w:pPr>
-        <w:pStyle w:val="39"/>
+        <w:pStyle w:val="a3"/>
         <w:keepNext w:val="0"/>
         <w:keepLines w:val="0"/>
         <w:pageBreakBefore w:val="0"/>
@@ -6136,7 +6067,7 @@
         <w:bidi w:val="0"/>
         <w:adjustRightInd w:val="0"/>
         <w:snapToGrid w:val="0"/>
-        <w:ind w:left="425" w:leftChars="0" w:hanging="425" w:firstLineChars="0"/>
+        <w:ind w:left="425" w:hanging="425" w:leftChars="0" w:firstLineChars="0"/>
         <w:textAlignment w:val="baseline"/>
       </w:pPr>
       <w:r>
@@ -6145,7 +6076,7 @@
     </w:p>
     <w:p>
       <w:pPr>
-        <w:pStyle w:val="27"/>
+        <w:pStyle w:val="a"/>
         <w:keepNext w:val="0"/>
         <w:keepLines w:val="0"/>
         <w:pageBreakBefore w:val="0"/>
@@ -6167,7 +6098,7 @@
     </w:p>
     <w:p>
       <w:pPr>
-        <w:pStyle w:val="39"/>
+        <w:pStyle w:val="a3"/>
         <w:keepNext w:val="0"/>
         <w:keepLines w:val="0"/>
         <w:pageBreakBefore w:val="0"/>
@@ -6185,7 +6116,7 @@
         <w:bidi w:val="0"/>
         <w:adjustRightInd w:val="0"/>
         <w:snapToGrid w:val="0"/>
-        <w:ind w:left="425" w:leftChars="0" w:hanging="425" w:firstLineChars="0"/>
+        <w:ind w:left="425" w:hanging="425" w:leftChars="0" w:firstLineChars="0"/>
         <w:textAlignment w:val="baseline"/>
       </w:pPr>
       <w:r>
@@ -6194,7 +6125,7 @@
     </w:p>
     <w:p>
       <w:pPr>
-        <w:pStyle w:val="27"/>
+        <w:pStyle w:val="a"/>
         <w:keepNext w:val="0"/>
         <w:keepLines w:val="0"/>
         <w:pageBreakBefore w:val="0"/>
@@ -6216,7 +6147,7 @@
     </w:p>
     <w:p>
       <w:pPr>
-        <w:pStyle w:val="39"/>
+        <w:pStyle w:val="a3"/>
         <w:keepNext w:val="0"/>
         <w:keepLines w:val="0"/>
         <w:pageBreakBefore w:val="0"/>
@@ -6234,7 +6165,7 @@
         <w:bidi w:val="0"/>
         <w:adjustRightInd w:val="0"/>
         <w:snapToGrid w:val="0"/>
-        <w:ind w:left="425" w:leftChars="0" w:hanging="425" w:firstLineChars="0"/>
+        <w:ind w:left="425" w:hanging="425" w:leftChars="0" w:firstLineChars="0"/>
         <w:textAlignment w:val="baseline"/>
       </w:pPr>
       <w:r>
@@ -6243,7 +6174,7 @@
     </w:p>
     <w:p>
       <w:pPr>
-        <w:pStyle w:val="27"/>
+        <w:pStyle w:val="a"/>
         <w:keepNext w:val="0"/>
         <w:keepLines w:val="0"/>
         <w:pageBreakBefore w:val="0"/>
@@ -6265,7 +6196,7 @@
     </w:p>
     <w:p>
       <w:pPr>
-        <w:pStyle w:val="39"/>
+        <w:pStyle w:val="a3"/>
         <w:keepNext w:val="0"/>
         <w:keepLines w:val="0"/>
         <w:pageBreakBefore w:val="0"/>
@@ -6283,7 +6214,7 @@
         <w:bidi w:val="0"/>
         <w:adjustRightInd w:val="0"/>
         <w:snapToGrid w:val="0"/>
-        <w:ind w:left="425" w:leftChars="0" w:hanging="425" w:firstLineChars="0"/>
+        <w:ind w:left="425" w:hanging="425" w:leftChars="0" w:firstLineChars="0"/>
         <w:textAlignment w:val="baseline"/>
       </w:pPr>
       <w:r>
@@ -6292,7 +6223,7 @@
     </w:p>
     <w:p>
       <w:pPr>
-        <w:pStyle w:val="27"/>
+        <w:pStyle w:val="a"/>
         <w:keepNext w:val="0"/>
         <w:keepLines w:val="0"/>
         <w:pageBreakBefore w:val="0"/>
@@ -6314,7 +6245,7 @@
     </w:p>
     <w:p>
       <w:pPr>
-        <w:pStyle w:val="39"/>
+        <w:pStyle w:val="a3"/>
         <w:keepNext w:val="0"/>
         <w:keepLines w:val="0"/>
         <w:pageBreakBefore w:val="0"/>
@@ -6332,7 +6263,7 @@
         <w:bidi w:val="0"/>
         <w:adjustRightInd w:val="0"/>
         <w:snapToGrid w:val="0"/>
-        <w:ind w:left="425" w:leftChars="0" w:hanging="425" w:firstLineChars="0"/>
+        <w:ind w:left="425" w:hanging="425" w:leftChars="0" w:firstLineChars="0"/>
         <w:textAlignment w:val="baseline"/>
       </w:pPr>
       <w:r>
@@ -6341,7 +6272,7 @@
     </w:p>
     <w:p>
       <w:pPr>
-        <w:pStyle w:val="27"/>
+        <w:pStyle w:val="a"/>
         <w:keepNext w:val="0"/>
         <w:keepLines w:val="0"/>
         <w:pageBreakBefore w:val="0"/>
@@ -6363,7 +6294,7 @@
     </w:p>
     <w:p>
       <w:pPr>
-        <w:pStyle w:val="28"/>
+        <w:pStyle w:val="2"/>
         <w:keepNext w:val="0"/>
         <w:keepLines w:val="0"/>
         <w:pageBreakBefore w:val="0"/>
@@ -6387,7 +6318,7 @@
     </w:p>
     <w:p>
       <w:pPr>
-        <w:pStyle w:val="29"/>
+        <w:pStyle w:val="3"/>
         <w:keepNext w:val="0"/>
         <w:keepLines w:val="0"/>
         <w:pageBreakBefore w:val="0"/>
@@ -6411,7 +6342,7 @@
     </w:p>
     <w:p>
       <w:pPr>
-        <w:pStyle w:val="12"/>
+        <w:pStyle w:val="BodyText"/>
         <w:keepNext w:val="0"/>
         <w:keepLines w:val="0"/>
         <w:pageBreakBefore w:val="0"/>
@@ -6426,7 +6357,7 @@
         <w:adjustRightInd w:val="0"/>
         <w:snapToGrid w:val="0"/>
         <w:spacing w:line="357" w:lineRule="auto"/>
-        <w:ind w:left="0" w:leftChars="0" w:right="0" w:rightChars="0" w:firstLine="0" w:firstLineChars="0"/>
+        <w:ind w:left="0" w:right="0" w:firstLine="0" w:leftChars="0" w:rightChars="0" w:firstLineChars="0"/>
         <w:jc w:val="center"/>
         <w:textAlignment w:val="baseline"/>
       </w:pPr>
@@ -6449,7 +6380,7 @@
                     </pic:cNvPicPr>
                   </pic:nvPicPr>
                   <pic:blipFill>
-                    <a:blip r:embed="rId9"/>
+                    <a:blip xmlns:r="http://schemas.openxmlformats.org/officeDocument/2006/relationships" r:embed="rId6"/>
                     <a:stretch>
                       <a:fillRect/>
                     </a:stretch>
@@ -6476,7 +6407,7 @@
     </w:p>
     <w:p>
       <w:pPr>
-        <w:pStyle w:val="29"/>
+        <w:pStyle w:val="3"/>
         <w:keepNext w:val="0"/>
         <w:keepLines w:val="0"/>
         <w:pageBreakBefore w:val="0"/>
@@ -6500,7 +6431,7 @@
     </w:p>
     <w:p>
       <w:pPr>
-        <w:pStyle w:val="39"/>
+        <w:pStyle w:val="a3"/>
         <w:keepNext w:val="0"/>
         <w:keepLines w:val="0"/>
         <w:pageBreakBefore w:val="0"/>
@@ -6518,7 +6449,7 @@
         <w:bidi w:val="0"/>
         <w:adjustRightInd w:val="0"/>
         <w:snapToGrid w:val="0"/>
-        <w:ind w:left="425" w:leftChars="0" w:hanging="425" w:firstLineChars="0"/>
+        <w:ind w:left="425" w:hanging="425" w:leftChars="0" w:firstLineChars="0"/>
         <w:textAlignment w:val="baseline"/>
       </w:pPr>
       <w:r>
@@ -6527,7 +6458,7 @@
     </w:p>
     <w:p>
       <w:pPr>
-        <w:pStyle w:val="27"/>
+        <w:pStyle w:val="a"/>
         <w:keepNext w:val="0"/>
         <w:keepLines w:val="0"/>
         <w:pageBreakBefore w:val="0"/>
@@ -6549,7 +6480,7 @@
     </w:p>
     <w:p>
       <w:pPr>
-        <w:pStyle w:val="39"/>
+        <w:pStyle w:val="a3"/>
         <w:keepNext w:val="0"/>
         <w:keepLines w:val="0"/>
         <w:pageBreakBefore w:val="0"/>
@@ -6567,7 +6498,7 @@
         <w:bidi w:val="0"/>
         <w:adjustRightInd w:val="0"/>
         <w:snapToGrid w:val="0"/>
-        <w:ind w:left="425" w:leftChars="0" w:hanging="425" w:firstLineChars="0"/>
+        <w:ind w:left="425" w:hanging="425" w:leftChars="0" w:firstLineChars="0"/>
         <w:textAlignment w:val="baseline"/>
       </w:pPr>
       <w:r>
@@ -6576,7 +6507,7 @@
     </w:p>
     <w:p>
       <w:pPr>
-        <w:pStyle w:val="27"/>
+        <w:pStyle w:val="a"/>
         <w:keepNext w:val="0"/>
         <w:keepLines w:val="0"/>
         <w:pageBreakBefore w:val="0"/>
@@ -6598,7 +6529,7 @@
     </w:p>
     <w:p>
       <w:pPr>
-        <w:pStyle w:val="39"/>
+        <w:pStyle w:val="a3"/>
         <w:keepNext w:val="0"/>
         <w:keepLines w:val="0"/>
         <w:pageBreakBefore w:val="0"/>
@@ -6616,7 +6547,7 @@
         <w:bidi w:val="0"/>
         <w:adjustRightInd w:val="0"/>
         <w:snapToGrid w:val="0"/>
-        <w:ind w:left="425" w:leftChars="0" w:hanging="425" w:firstLineChars="0"/>
+        <w:ind w:left="425" w:hanging="425" w:leftChars="0" w:firstLineChars="0"/>
         <w:textAlignment w:val="baseline"/>
       </w:pPr>
       <w:r>
@@ -6625,7 +6556,7 @@
     </w:p>
     <w:p>
       <w:pPr>
-        <w:pStyle w:val="27"/>
+        <w:pStyle w:val="a"/>
         <w:keepNext w:val="0"/>
         <w:keepLines w:val="0"/>
         <w:pageBreakBefore w:val="0"/>
@@ -6647,7 +6578,7 @@
     </w:p>
     <w:p>
       <w:pPr>
-        <w:pStyle w:val="39"/>
+        <w:pStyle w:val="a3"/>
         <w:keepNext w:val="0"/>
         <w:keepLines w:val="0"/>
         <w:pageBreakBefore w:val="0"/>
@@ -6665,7 +6596,7 @@
         <w:bidi w:val="0"/>
         <w:adjustRightInd w:val="0"/>
         <w:snapToGrid w:val="0"/>
-        <w:ind w:left="425" w:leftChars="0" w:hanging="425" w:firstLineChars="0"/>
+        <w:ind w:left="425" w:hanging="425" w:leftChars="0" w:firstLineChars="0"/>
         <w:textAlignment w:val="baseline"/>
       </w:pPr>
       <w:r>
@@ -6674,7 +6605,7 @@
     </w:p>
     <w:p>
       <w:pPr>
-        <w:pStyle w:val="27"/>
+        <w:pStyle w:val="a"/>
         <w:keepNext w:val="0"/>
         <w:keepLines w:val="0"/>
         <w:pageBreakBefore w:val="0"/>
@@ -6714,10 +6645,10 @@
         <w:adjustRightInd w:val="0"/>
         <w:snapToGrid w:val="0"/>
         <w:spacing w:line="360" w:lineRule="auto"/>
-        <w:ind w:leftChars="0" w:right="0" w:rightChars="0"/>
+        <w:ind w:right="0" w:leftChars="0" w:rightChars="0"/>
         <w:textAlignment w:val="baseline"/>
         <w:rPr>
-          <w:rFonts w:ascii="宋体" w:hAnsi="宋体" w:eastAsia="宋体" w:cs="宋体"/>
+          <w:rFonts w:ascii="宋体" w:eastAsia="宋体" w:hAnsi="宋体" w:cs="宋体"/>
           <w:spacing w:val="-1"/>
           <w:sz w:val="24"/>
           <w:szCs w:val="24"/>
@@ -6725,7 +6656,7 @@
       </w:pPr>
       <w:r>
         <w:rPr>
-          <w:rFonts w:ascii="宋体" w:hAnsi="宋体" w:eastAsia="宋体" w:cs="宋体"/>
+          <w:rFonts w:ascii="宋体" w:eastAsia="宋体" w:hAnsi="宋体" w:cs="宋体"/>
           <w:spacing w:val="-1"/>
           <w:sz w:val="24"/>
           <w:szCs w:val="24"/>
@@ -6735,7 +6666,7 @@
     </w:p>
     <w:p>
       <w:pPr>
-        <w:pStyle w:val="39"/>
+        <w:pStyle w:val="a3"/>
         <w:keepNext w:val="0"/>
         <w:keepLines w:val="0"/>
         <w:pageBreakBefore w:val="0"/>
@@ -6753,7 +6684,7 @@
         <w:bidi w:val="0"/>
         <w:adjustRightInd w:val="0"/>
         <w:snapToGrid w:val="0"/>
-        <w:ind w:left="425" w:leftChars="0" w:hanging="425" w:firstLineChars="0"/>
+        <w:ind w:left="425" w:hanging="425" w:leftChars="0" w:firstLineChars="0"/>
         <w:textAlignment w:val="baseline"/>
       </w:pPr>
       <w:r>
@@ -6762,7 +6693,7 @@
     </w:p>
     <w:p>
       <w:pPr>
-        <w:pStyle w:val="27"/>
+        <w:pStyle w:val="a"/>
         <w:keepNext w:val="0"/>
         <w:keepLines w:val="0"/>
         <w:pageBreakBefore w:val="0"/>
@@ -6784,7 +6715,7 @@
     </w:p>
     <w:p>
       <w:pPr>
-        <w:pStyle w:val="39"/>
+        <w:pStyle w:val="a3"/>
         <w:keepNext w:val="0"/>
         <w:keepLines w:val="0"/>
         <w:pageBreakBefore w:val="0"/>
@@ -6802,7 +6733,7 @@
         <w:bidi w:val="0"/>
         <w:adjustRightInd w:val="0"/>
         <w:snapToGrid w:val="0"/>
-        <w:ind w:left="425" w:leftChars="0" w:hanging="425" w:firstLineChars="0"/>
+        <w:ind w:left="425" w:hanging="425" w:leftChars="0" w:firstLineChars="0"/>
         <w:textAlignment w:val="baseline"/>
       </w:pPr>
       <w:r>
@@ -6811,7 +6742,7 @@
     </w:p>
     <w:p>
       <w:pPr>
-        <w:pStyle w:val="27"/>
+        <w:pStyle w:val="a"/>
         <w:keepNext w:val="0"/>
         <w:keepLines w:val="0"/>
         <w:pageBreakBefore w:val="0"/>
@@ -6833,7 +6764,7 @@
     </w:p>
     <w:p>
       <w:pPr>
-        <w:pStyle w:val="27"/>
+        <w:pStyle w:val="a"/>
         <w:keepNext w:val="0"/>
         <w:keepLines w:val="0"/>
         <w:pageBreakBefore w:val="0"/>
@@ -6855,7 +6786,7 @@
     </w:p>
     <w:p>
       <w:pPr>
-        <w:pStyle w:val="26"/>
+        <w:pStyle w:val="1"/>
         <w:keepNext w:val="0"/>
         <w:keepLines w:val="0"/>
         <w:pageBreakBefore w:val="0"/>
@@ -6889,16 +6820,16 @@
     </w:p>
     <w:tbl>
       <w:tblPr>
-        <w:tblStyle w:val="24"/>
+        <w:tblStyle w:val="TableNormal0"/>
         <w:tblW w:w="8237" w:type="dxa"/>
         <w:tblInd w:w="130" w:type="dxa"/>
         <w:tblBorders>
-          <w:top w:val="single" w:color="000000" w:sz="2" w:space="0"/>
-          <w:left w:val="single" w:color="000000" w:sz="2" w:space="0"/>
-          <w:bottom w:val="single" w:color="000000" w:sz="2" w:space="0"/>
-          <w:right w:val="single" w:color="000000" w:sz="2" w:space="0"/>
-          <w:insideH w:val="single" w:color="000000" w:sz="2" w:space="0"/>
-          <w:insideV w:val="single" w:color="000000" w:sz="2" w:space="0"/>
+          <w:top w:val="single" w:sz="2" w:space="0" w:color="000000"/>
+          <w:left w:val="single" w:sz="2" w:space="0" w:color="000000"/>
+          <w:bottom w:val="single" w:sz="2" w:space="0" w:color="000000"/>
+          <w:right w:val="single" w:sz="2" w:space="0" w:color="000000"/>
+          <w:insideH w:val="single" w:sz="2" w:space="0" w:color="000000"/>
+          <w:insideV w:val="single" w:sz="2" w:space="0" w:color="000000"/>
         </w:tblBorders>
         <w:tblLayout w:type="fixed"/>
         <w:tblCellMar>
@@ -6917,14 +6848,17 @@
       </w:tblGrid>
       <w:tr>
         <w:tblPrEx>
+          <w:tblW w:w="8237" w:type="dxa"/>
+          <w:tblInd w:w="130" w:type="dxa"/>
           <w:tblBorders>
-            <w:top w:val="single" w:color="000000" w:sz="2" w:space="0"/>
-            <w:left w:val="single" w:color="000000" w:sz="2" w:space="0"/>
-            <w:bottom w:val="single" w:color="000000" w:sz="2" w:space="0"/>
-            <w:right w:val="single" w:color="000000" w:sz="2" w:space="0"/>
-            <w:insideH w:val="single" w:color="000000" w:sz="2" w:space="0"/>
-            <w:insideV w:val="single" w:color="000000" w:sz="2" w:space="0"/>
+            <w:top w:val="single" w:sz="2" w:space="0" w:color="000000"/>
+            <w:left w:val="single" w:sz="2" w:space="0" w:color="000000"/>
+            <w:bottom w:val="single" w:sz="2" w:space="0" w:color="000000"/>
+            <w:right w:val="single" w:sz="2" w:space="0" w:color="000000"/>
+            <w:insideH w:val="single" w:sz="2" w:space="0" w:color="000000"/>
+            <w:insideV w:val="single" w:sz="2" w:space="0" w:color="000000"/>
           </w:tblBorders>
+          <w:tblLayout w:type="fixed"/>
           <w:tblCellMar>
             <w:top w:w="0" w:type="dxa"/>
             <w:left w:w="0" w:type="dxa"/>
@@ -6933,15 +6867,15 @@
           </w:tblCellMar>
         </w:tblPrEx>
         <w:trPr>
-          <w:trHeight w:val="583" w:hRule="atLeast"/>
+          <w:trHeight w:val="583"/>
         </w:trPr>
         <w:tc>
           <w:tcPr>
             <w:tcW w:w="727" w:type="dxa"/>
             <w:tcBorders>
-              <w:top w:val="single" w:color="000000" w:sz="6" w:space="0"/>
-              <w:left w:val="single" w:color="000000" w:sz="6" w:space="0"/>
-              <w:bottom w:val="single" w:color="000000" w:sz="6" w:space="0"/>
+              <w:top w:val="single" w:sz="6" w:space="0" w:color="000000"/>
+              <w:left w:val="single" w:sz="6" w:space="0" w:color="000000"/>
+              <w:bottom w:val="single" w:sz="6" w:space="0" w:color="000000"/>
             </w:tcBorders>
             <w:shd w:val="clear" w:color="auto" w:fill="C0C0C0"/>
           </w:tcPr>
@@ -6964,7 +6898,7 @@
               <w:ind w:left="195"/>
               <w:textAlignment w:val="baseline"/>
               <w:rPr>
-                <w:rFonts w:ascii="宋体" w:hAnsi="宋体" w:eastAsia="宋体" w:cs="宋体"/>
+                <w:rFonts w:ascii="宋体" w:eastAsia="宋体" w:hAnsi="宋体" w:cs="宋体"/>
                 <w:b/>
                 <w:bCs/>
                 <w:spacing w:val="-7"/>
@@ -6974,7 +6908,7 @@
             </w:pPr>
             <w:r>
               <w:rPr>
-                <w:rFonts w:ascii="宋体" w:hAnsi="宋体" w:eastAsia="宋体" w:cs="宋体"/>
+                <w:rFonts w:ascii="宋体" w:eastAsia="宋体" w:hAnsi="宋体" w:cs="宋体"/>
                 <w:b/>
                 <w:bCs/>
                 <w:spacing w:val="-7"/>
@@ -6989,8 +6923,8 @@
           <w:tcPr>
             <w:tcW w:w="1337" w:type="dxa"/>
             <w:tcBorders>
-              <w:top w:val="single" w:color="000000" w:sz="6" w:space="0"/>
-              <w:bottom w:val="single" w:color="000000" w:sz="6" w:space="0"/>
+              <w:top w:val="single" w:sz="6" w:space="0" w:color="000000"/>
+              <w:bottom w:val="single" w:sz="6" w:space="0" w:color="000000"/>
             </w:tcBorders>
             <w:shd w:val="clear" w:color="auto" w:fill="C0C0C0"/>
           </w:tcPr>
@@ -7013,7 +6947,7 @@
               <w:ind w:left="195"/>
               <w:textAlignment w:val="baseline"/>
               <w:rPr>
-                <w:rFonts w:ascii="宋体" w:hAnsi="宋体" w:eastAsia="宋体" w:cs="宋体"/>
+                <w:rFonts w:ascii="宋体" w:eastAsia="宋体" w:hAnsi="宋体" w:cs="宋体"/>
                 <w:b/>
                 <w:bCs/>
                 <w:spacing w:val="-7"/>
@@ -7023,7 +6957,7 @@
             </w:pPr>
             <w:r>
               <w:rPr>
-                <w:rFonts w:ascii="宋体" w:hAnsi="宋体" w:eastAsia="宋体" w:cs="宋体"/>
+                <w:rFonts w:ascii="宋体" w:eastAsia="宋体" w:hAnsi="宋体" w:cs="宋体"/>
                 <w:b/>
                 <w:bCs/>
                 <w:spacing w:val="-7"/>
@@ -7038,9 +6972,9 @@
           <w:tcPr>
             <w:tcW w:w="3545" w:type="dxa"/>
             <w:tcBorders>
-              <w:top w:val="single" w:color="000000" w:sz="6" w:space="0"/>
-              <w:bottom w:val="single" w:color="000000" w:sz="6" w:space="0"/>
-              <w:right w:val="single" w:color="000000" w:sz="6" w:space="0"/>
+              <w:top w:val="single" w:sz="6" w:space="0" w:color="000000"/>
+              <w:bottom w:val="single" w:sz="6" w:space="0" w:color="000000"/>
+              <w:right w:val="single" w:sz="6" w:space="0" w:color="000000"/>
             </w:tcBorders>
             <w:shd w:val="clear" w:color="auto" w:fill="C0C0C0"/>
           </w:tcPr>
@@ -7063,7 +6997,7 @@
               <w:ind w:left="195"/>
               <w:textAlignment w:val="baseline"/>
               <w:rPr>
-                <w:rFonts w:ascii="宋体" w:hAnsi="宋体" w:eastAsia="宋体" w:cs="宋体"/>
+                <w:rFonts w:ascii="宋体" w:eastAsia="宋体" w:hAnsi="宋体" w:cs="宋体"/>
                 <w:b/>
                 <w:bCs/>
                 <w:spacing w:val="-7"/>
@@ -7073,7 +7007,7 @@
             </w:pPr>
             <w:r>
               <w:rPr>
-                <w:rFonts w:ascii="宋体" w:hAnsi="宋体" w:eastAsia="宋体" w:cs="宋体"/>
+                <w:rFonts w:ascii="宋体" w:eastAsia="宋体" w:hAnsi="宋体" w:cs="宋体"/>
                 <w:b/>
                 <w:bCs/>
                 <w:spacing w:val="-7"/>
@@ -7088,9 +7022,9 @@
           <w:tcPr>
             <w:tcW w:w="1314" w:type="dxa"/>
             <w:tcBorders>
-              <w:top w:val="single" w:color="000000" w:sz="6" w:space="0"/>
-              <w:bottom w:val="single" w:color="000000" w:sz="6" w:space="0"/>
-              <w:right w:val="single" w:color="000000" w:sz="6" w:space="0"/>
+              <w:top w:val="single" w:sz="6" w:space="0" w:color="000000"/>
+              <w:bottom w:val="single" w:sz="6" w:space="0" w:color="000000"/>
+              <w:right w:val="single" w:sz="6" w:space="0" w:color="000000"/>
             </w:tcBorders>
             <w:shd w:val="clear" w:color="auto" w:fill="C0C0C0"/>
           </w:tcPr>
@@ -7113,7 +7047,7 @@
               <w:ind w:left="195"/>
               <w:textAlignment w:val="baseline"/>
               <w:rPr>
-                <w:rFonts w:hint="default" w:ascii="宋体" w:hAnsi="宋体" w:eastAsia="宋体" w:cs="宋体"/>
+                <w:rFonts w:ascii="宋体" w:eastAsia="宋体" w:hAnsi="宋体" w:cs="宋体" w:hint="default"/>
                 <w:b/>
                 <w:bCs/>
                 <w:spacing w:val="-7"/>
@@ -7124,7 +7058,7 @@
             </w:pPr>
             <w:r>
               <w:rPr>
-                <w:rFonts w:hint="eastAsia" w:ascii="宋体" w:hAnsi="宋体" w:eastAsia="宋体" w:cs="宋体"/>
+                <w:rFonts w:ascii="宋体" w:eastAsia="宋体" w:hAnsi="宋体" w:cs="宋体" w:hint="eastAsia"/>
                 <w:b/>
                 <w:bCs/>
                 <w:spacing w:val="-7"/>
@@ -7140,9 +7074,9 @@
           <w:tcPr>
             <w:tcW w:w="1314" w:type="dxa"/>
             <w:tcBorders>
-              <w:top w:val="single" w:color="000000" w:sz="6" w:space="0"/>
-              <w:bottom w:val="single" w:color="000000" w:sz="6" w:space="0"/>
-              <w:right w:val="single" w:color="000000" w:sz="6" w:space="0"/>
+              <w:top w:val="single" w:sz="6" w:space="0" w:color="000000"/>
+              <w:bottom w:val="single" w:sz="6" w:space="0" w:color="000000"/>
+              <w:right w:val="single" w:sz="6" w:space="0" w:color="000000"/>
             </w:tcBorders>
             <w:shd w:val="clear" w:color="auto" w:fill="C0C0C0"/>
           </w:tcPr>
@@ -7165,7 +7099,7 @@
               <w:ind w:left="195"/>
               <w:textAlignment w:val="baseline"/>
               <w:rPr>
-                <w:rFonts w:hint="default" w:ascii="宋体" w:hAnsi="宋体" w:eastAsia="宋体" w:cs="宋体"/>
+                <w:rFonts w:ascii="宋体" w:eastAsia="宋体" w:hAnsi="宋体" w:cs="宋体" w:hint="default"/>
                 <w:b/>
                 <w:bCs/>
                 <w:spacing w:val="-7"/>
@@ -7176,7 +7110,7 @@
             </w:pPr>
             <w:r>
               <w:rPr>
-                <w:rFonts w:hint="eastAsia" w:ascii="宋体" w:hAnsi="宋体" w:cs="宋体"/>
+                <w:rFonts w:ascii="宋体" w:hAnsi="宋体" w:cs="宋体" w:hint="eastAsia"/>
                 <w:b/>
                 <w:bCs/>
                 <w:spacing w:val="-7"/>
@@ -7191,14 +7125,9 @@
       </w:tr>
       <w:tr>
         <w:tblPrEx>
-          <w:tblBorders>
-            <w:top w:val="single" w:color="000000" w:sz="2" w:space="0"/>
-            <w:left w:val="single" w:color="000000" w:sz="2" w:space="0"/>
-            <w:bottom w:val="single" w:color="000000" w:sz="2" w:space="0"/>
-            <w:right w:val="single" w:color="000000" w:sz="2" w:space="0"/>
-            <w:insideH w:val="single" w:color="000000" w:sz="2" w:space="0"/>
-            <w:insideV w:val="single" w:color="000000" w:sz="2" w:space="0"/>
-          </w:tblBorders>
+          <w:tblW w:w="8237" w:type="dxa"/>
+          <w:tblInd w:w="130" w:type="dxa"/>
+          <w:tblLayout w:type="fixed"/>
           <w:tblCellMar>
             <w:top w:w="0" w:type="dxa"/>
             <w:left w:w="0" w:type="dxa"/>
@@ -7207,14 +7136,14 @@
           </w:tblCellMar>
         </w:tblPrEx>
         <w:trPr>
-          <w:trHeight w:val="549" w:hRule="atLeast"/>
+          <w:trHeight w:val="549"/>
         </w:trPr>
         <w:tc>
           <w:tcPr>
             <w:tcW w:w="727" w:type="dxa"/>
             <w:tcBorders>
-              <w:top w:val="single" w:color="000000" w:sz="6" w:space="0"/>
-              <w:left w:val="single" w:color="000000" w:sz="6" w:space="0"/>
+              <w:top w:val="single" w:sz="6" w:space="0" w:color="000000"/>
+              <w:left w:val="single" w:sz="6" w:space="0" w:color="000000"/>
             </w:tcBorders>
           </w:tcPr>
           <w:p>
@@ -7236,7 +7165,7 @@
               <w:ind w:left="123"/>
               <w:textAlignment w:val="baseline"/>
               <w:rPr>
-                <w:rFonts w:hint="eastAsia" w:ascii="宋体" w:hAnsi="宋体" w:eastAsia="宋体" w:cs="宋体"/>
+                <w:rFonts w:ascii="宋体" w:eastAsia="宋体" w:hAnsi="宋体" w:cs="宋体" w:hint="eastAsia"/>
                 <w:spacing w:val="-2"/>
                 <w:sz w:val="24"/>
                 <w:szCs w:val="24"/>
@@ -7245,7 +7174,7 @@
             </w:pPr>
             <w:r>
               <w:rPr>
-                <w:rFonts w:hint="eastAsia" w:ascii="宋体" w:hAnsi="宋体" w:eastAsia="宋体" w:cs="宋体"/>
+                <w:rFonts w:ascii="宋体" w:eastAsia="宋体" w:hAnsi="宋体" w:cs="宋体" w:hint="eastAsia"/>
                 <w:spacing w:val="-2"/>
                 <w:sz w:val="24"/>
                 <w:szCs w:val="24"/>
@@ -7259,7 +7188,7 @@
           <w:tcPr>
             <w:tcW w:w="1337" w:type="dxa"/>
             <w:tcBorders>
-              <w:top w:val="single" w:color="000000" w:sz="6" w:space="0"/>
+              <w:top w:val="single" w:sz="6" w:space="0" w:color="000000"/>
             </w:tcBorders>
           </w:tcPr>
           <w:p>
@@ -7281,7 +7210,7 @@
               <w:ind w:left="123"/>
               <w:textAlignment w:val="baseline"/>
               <w:rPr>
-                <w:rFonts w:hint="default" w:ascii="宋体" w:hAnsi="宋体" w:eastAsia="宋体" w:cs="宋体"/>
+                <w:rFonts w:ascii="宋体" w:eastAsia="宋体" w:hAnsi="宋体" w:cs="宋体" w:hint="default"/>
                 <w:spacing w:val="-2"/>
                 <w:sz w:val="24"/>
                 <w:szCs w:val="24"/>
@@ -7290,7 +7219,7 @@
             </w:pPr>
             <w:r>
               <w:rPr>
-                <w:rFonts w:hint="eastAsia" w:ascii="宋体" w:hAnsi="宋体" w:eastAsia="宋体" w:cs="宋体"/>
+                <w:rFonts w:ascii="宋体" w:eastAsia="宋体" w:hAnsi="宋体" w:cs="宋体" w:hint="eastAsia"/>
                 <w:spacing w:val="-2"/>
                 <w:sz w:val="24"/>
                 <w:szCs w:val="24"/>
@@ -7304,8 +7233,8 @@
           <w:tcPr>
             <w:tcW w:w="3545" w:type="dxa"/>
             <w:tcBorders>
-              <w:top w:val="single" w:color="000000" w:sz="6" w:space="0"/>
-              <w:right w:val="single" w:color="000000" w:sz="6" w:space="0"/>
+              <w:top w:val="single" w:sz="6" w:space="0" w:color="000000"/>
+              <w:right w:val="single" w:sz="6" w:space="0" w:color="000000"/>
             </w:tcBorders>
           </w:tcPr>
           <w:p>
@@ -7327,7 +7256,7 @@
               <w:ind w:left="123"/>
               <w:textAlignment w:val="baseline"/>
               <w:rPr>
-                <w:rFonts w:hint="default" w:ascii="宋体" w:hAnsi="宋体" w:eastAsia="宋体" w:cs="宋体"/>
+                <w:rFonts w:ascii="宋体" w:eastAsia="宋体" w:hAnsi="宋体" w:cs="宋体" w:hint="default"/>
                 <w:spacing w:val="-2"/>
                 <w:sz w:val="24"/>
                 <w:szCs w:val="24"/>
@@ -7336,7 +7265,7 @@
             </w:pPr>
             <w:r>
               <w:rPr>
-                <w:rFonts w:hint="default" w:ascii="宋体" w:hAnsi="宋体" w:eastAsia="宋体" w:cs="宋体"/>
+                <w:rFonts w:ascii="宋体" w:eastAsia="宋体" w:hAnsi="宋体" w:cs="宋体" w:hint="default"/>
                 <w:spacing w:val="-2"/>
                 <w:sz w:val="24"/>
                 <w:szCs w:val="24"/>
@@ -7350,8 +7279,8 @@
           <w:tcPr>
             <w:tcW w:w="1314" w:type="dxa"/>
             <w:tcBorders>
-              <w:top w:val="single" w:color="000000" w:sz="6" w:space="0"/>
-              <w:right w:val="single" w:color="000000" w:sz="6" w:space="0"/>
+              <w:top w:val="single" w:sz="6" w:space="0" w:color="000000"/>
+              <w:right w:val="single" w:sz="6" w:space="0" w:color="000000"/>
             </w:tcBorders>
           </w:tcPr>
           <w:p>
@@ -7373,7 +7302,7 @@
               <w:ind w:left="123"/>
               <w:textAlignment w:val="baseline"/>
               <w:rPr>
-                <w:rFonts w:hint="default" w:ascii="宋体" w:hAnsi="宋体" w:eastAsia="宋体" w:cs="宋体"/>
+                <w:rFonts w:ascii="宋体" w:eastAsia="宋体" w:hAnsi="宋体" w:cs="宋体" w:hint="default"/>
                 <w:spacing w:val="-2"/>
                 <w:sz w:val="24"/>
                 <w:szCs w:val="24"/>
@@ -7382,7 +7311,7 @@
             </w:pPr>
             <w:r>
               <w:rPr>
-                <w:rFonts w:hint="eastAsia" w:ascii="宋体" w:hAnsi="宋体" w:eastAsia="宋体" w:cs="宋体"/>
+                <w:rFonts w:ascii="宋体" w:eastAsia="宋体" w:hAnsi="宋体" w:cs="宋体" w:hint="eastAsia"/>
                 <w:spacing w:val="-2"/>
                 <w:sz w:val="24"/>
                 <w:szCs w:val="24"/>
@@ -7396,8 +7325,8 @@
           <w:tcPr>
             <w:tcW w:w="1314" w:type="dxa"/>
             <w:tcBorders>
-              <w:top w:val="single" w:color="000000" w:sz="6" w:space="0"/>
-              <w:right w:val="single" w:color="000000" w:sz="6" w:space="0"/>
+              <w:top w:val="single" w:sz="6" w:space="0" w:color="000000"/>
+              <w:right w:val="single" w:sz="6" w:space="0" w:color="000000"/>
             </w:tcBorders>
           </w:tcPr>
           <w:p>
@@ -7419,7 +7348,7 @@
               <w:ind w:left="123"/>
               <w:textAlignment w:val="baseline"/>
               <w:rPr>
-                <w:rFonts w:hint="eastAsia" w:ascii="宋体" w:hAnsi="宋体" w:eastAsia="宋体" w:cs="宋体"/>
+                <w:rFonts w:ascii="宋体" w:eastAsia="宋体" w:hAnsi="宋体" w:cs="宋体" w:hint="eastAsia"/>
                 <w:spacing w:val="-2"/>
                 <w:sz w:val="24"/>
                 <w:szCs w:val="24"/>
@@ -7428,7 +7357,7 @@
             </w:pPr>
             <w:r>
               <w:rPr>
-                <w:rFonts w:hint="default" w:ascii="宋体" w:hAnsi="宋体" w:eastAsia="宋体" w:cs="宋体"/>
+                <w:rFonts w:ascii="宋体" w:eastAsia="宋体" w:hAnsi="宋体" w:cs="宋体" w:hint="default"/>
                 <w:spacing w:val="-2"/>
                 <w:sz w:val="24"/>
                 <w:szCs w:val="24"/>
@@ -7442,7 +7371,7 @@
     </w:tbl>
     <w:p>
       <w:pPr>
-        <w:pStyle w:val="26"/>
+        <w:pStyle w:val="1"/>
         <w:keepNext w:val="0"/>
         <w:keepLines w:val="0"/>
         <w:pageBreakBefore w:val="0"/>
@@ -7483,14 +7412,14 @@
         <w:ind w:left="465"/>
         <w:textAlignment w:val="baseline"/>
         <w:rPr>
-          <w:rFonts w:ascii="宋体" w:hAnsi="宋体" w:eastAsia="宋体" w:cs="宋体"/>
+          <w:rFonts w:ascii="宋体" w:eastAsia="宋体" w:hAnsi="宋体" w:cs="宋体"/>
           <w:sz w:val="24"/>
           <w:szCs w:val="24"/>
         </w:rPr>
       </w:pPr>
       <w:r>
         <w:rPr>
-          <w:rFonts w:ascii="宋体" w:hAnsi="宋体" w:eastAsia="宋体" w:cs="宋体"/>
+          <w:rFonts w:ascii="宋体" w:eastAsia="宋体" w:hAnsi="宋体" w:cs="宋体"/>
           <w:position w:val="-5"/>
           <w:sz w:val="24"/>
           <w:szCs w:val="24"/>
@@ -7509,7 +7438,7 @@
                     <pic:cNvPicPr/>
                   </pic:nvPicPr>
                   <pic:blipFill>
-                    <a:blip r:embed="rId10"/>
+                    <a:blip xmlns:r="http://schemas.openxmlformats.org/officeDocument/2006/relationships" r:embed="rId7"/>
                     <a:stretch>
                       <a:fillRect/>
                     </a:stretch>
@@ -7531,7 +7460,7 @@
       </w:r>
       <w:r>
         <w:rPr>
-          <w:rFonts w:ascii="宋体" w:hAnsi="宋体" w:eastAsia="宋体" w:cs="宋体"/>
+          <w:rFonts w:ascii="宋体" w:eastAsia="宋体" w:hAnsi="宋体" w:cs="宋体"/>
           <w:spacing w:val="117"/>
           <w:sz w:val="24"/>
           <w:szCs w:val="24"/>
@@ -7540,7 +7469,7 @@
       </w:r>
       <w:r>
         <w:rPr>
-          <w:rFonts w:ascii="宋体" w:hAnsi="宋体" w:eastAsia="宋体" w:cs="宋体"/>
+          <w:rFonts w:ascii="宋体" w:eastAsia="宋体" w:hAnsi="宋体" w:cs="宋体"/>
           <w:spacing w:val="-1"/>
           <w:sz w:val="24"/>
           <w:szCs w:val="24"/>
@@ -7567,14 +7496,14 @@
         <w:ind w:left="465"/>
         <w:textAlignment w:val="baseline"/>
         <w:rPr>
-          <w:rFonts w:ascii="宋体" w:hAnsi="宋体" w:eastAsia="宋体" w:cs="宋体"/>
+          <w:rFonts w:ascii="宋体" w:eastAsia="宋体" w:hAnsi="宋体" w:cs="宋体"/>
           <w:sz w:val="24"/>
           <w:szCs w:val="24"/>
         </w:rPr>
       </w:pPr>
       <w:r>
         <w:rPr>
-          <w:rFonts w:ascii="宋体" w:hAnsi="宋体" w:eastAsia="宋体" w:cs="宋体"/>
+          <w:rFonts w:ascii="宋体" w:eastAsia="宋体" w:hAnsi="宋体" w:cs="宋体"/>
           <w:position w:val="-5"/>
           <w:sz w:val="24"/>
           <w:szCs w:val="24"/>
@@ -7593,7 +7522,7 @@
                     <pic:cNvPicPr/>
                   </pic:nvPicPr>
                   <pic:blipFill>
-                    <a:blip r:embed="rId11"/>
+                    <a:blip xmlns:r="http://schemas.openxmlformats.org/officeDocument/2006/relationships" r:embed="rId8"/>
                     <a:stretch>
                       <a:fillRect/>
                     </a:stretch>
@@ -7615,7 +7544,7 @@
       </w:r>
       <w:r>
         <w:rPr>
-          <w:rFonts w:ascii="宋体" w:hAnsi="宋体" w:eastAsia="宋体" w:cs="宋体"/>
+          <w:rFonts w:ascii="宋体" w:eastAsia="宋体" w:hAnsi="宋体" w:cs="宋体"/>
           <w:spacing w:val="116"/>
           <w:sz w:val="24"/>
           <w:szCs w:val="24"/>
@@ -7624,7 +7553,7 @@
       </w:r>
       <w:r>
         <w:rPr>
-          <w:rFonts w:ascii="宋体" w:hAnsi="宋体" w:eastAsia="宋体" w:cs="宋体"/>
+          <w:rFonts w:ascii="宋体" w:eastAsia="宋体" w:hAnsi="宋体" w:cs="宋体"/>
           <w:spacing w:val="-1"/>
           <w:sz w:val="24"/>
           <w:szCs w:val="24"/>
@@ -7635,61 +7564,36 @@
       <w:bookmarkEnd w:id="20"/>
     </w:p>
     <w:sectPr>
-      <w:footerReference r:id="rId5" w:type="default"/>
+      <w:footerReference w:type="default" r:id="rId9"/>
       <w:pgSz w:w="11906" w:h="16839"/>
       <w:pgMar w:top="1431" w:right="1785" w:bottom="1373" w:left="1785" w:header="0" w:footer="1211" w:gutter="0"/>
       <w:pgBorders>
-        <w:top w:val="none" w:sz="0" w:space="0"/>
-        <w:left w:val="none" w:sz="0" w:space="0"/>
-        <w:bottom w:val="none" w:sz="0" w:space="0"/>
-        <w:right w:val="none" w:sz="0" w:space="0"/>
+        <w:top w:val="nil"/>
+        <w:left w:val="nil"/>
+        <w:bottom w:val="nil"/>
+        <w:right w:val="nil"/>
       </w:pgBorders>
-      <w:cols w:space="720" w:num="1"/>
+      <w:cols w:num="1" w:space="720"/>
     </w:sectPr>
   </w:body>
 </w:document>
 </file>
 
-<file path=word/endnotes.xml><?xml version="1.0" encoding="utf-8"?>
-<w:endnotes xmlns:wpc="http://schemas.microsoft.com/office/word/2010/wordprocessingCanvas" xmlns:mc="http://schemas.openxmlformats.org/markup-compatibility/2006" xmlns:o="urn:schemas-microsoft-com:office:office" xmlns:r="http://schemas.openxmlformats.org/officeDocument/2006/relationships" xmlns:m="http://schemas.openxmlformats.org/officeDocument/2006/math" xmlns:v="urn:schemas-microsoft-com:vml" xmlns:wp14="http://schemas.microsoft.com/office/word/2010/wordprocessingDrawing" xmlns:wp="http://schemas.openxmlformats.org/drawingml/2006/wordprocessingDrawing" xmlns:w="http://schemas.openxmlformats.org/wordprocessingml/2006/main" xmlns:w14="http://schemas.microsoft.com/office/word/2010/wordml" xmlns:w15="http://schemas.microsoft.com/office/word/2012/wordml" xmlns:w10="urn:schemas-microsoft-com:office:word" xmlns:wpg="http://schemas.microsoft.com/office/word/2010/wordprocessingGroup" xmlns:wpi="http://schemas.microsoft.com/office/word/2010/wordprocessingInk" xmlns:wne="http://schemas.microsoft.com/office/word/2006/wordml" xmlns:wps="http://schemas.microsoft.com/office/word/2010/wordprocessingShape" xmlns:wpsCustomData="http://www.wps.cn/officeDocument/2013/wpsCustomData" mc:Ignorable="w14 w15 wp14">
-  <w:endnote w:type="separator" w:id="0">
-    <w:p>
-      <w:pPr>
-        <w:spacing w:line="240" w:lineRule="auto"/>
-      </w:pPr>
-      <w:r>
-        <w:separator/>
-      </w:r>
-    </w:p>
-  </w:endnote>
-  <w:endnote w:type="continuationSeparator" w:id="1">
-    <w:p>
-      <w:pPr>
-        <w:spacing w:line="240" w:lineRule="auto"/>
-      </w:pPr>
-      <w:r>
-        <w:continuationSeparator/>
-      </w:r>
-    </w:p>
-  </w:endnote>
-</w:endnotes>
-</file>
-
 <file path=word/footer1.xml><?xml version="1.0" encoding="utf-8"?>
-<w:ftr xmlns:wpc="http://schemas.microsoft.com/office/word/2010/wordprocessingCanvas" xmlns:mc="http://schemas.openxmlformats.org/markup-compatibility/2006" xmlns:o="urn:schemas-microsoft-com:office:office" xmlns:r="http://schemas.openxmlformats.org/officeDocument/2006/relationships" xmlns:m="http://schemas.openxmlformats.org/officeDocument/2006/math" xmlns:v="urn:schemas-microsoft-com:vml" xmlns:wp14="http://schemas.microsoft.com/office/word/2010/wordprocessingDrawing" xmlns:wp="http://schemas.openxmlformats.org/drawingml/2006/wordprocessingDrawing" xmlns:w10="urn:schemas-microsoft-com:office:word" xmlns:w="http://schemas.openxmlformats.org/wordprocessingml/2006/main" xmlns:w14="http://schemas.microsoft.com/office/word/2010/wordml" xmlns:w15="http://schemas.microsoft.com/office/word/2012/wordml" xmlns:wpg="http://schemas.microsoft.com/office/word/2010/wordprocessingGroup" xmlns:wpi="http://schemas.microsoft.com/office/word/2010/wordprocessingInk" xmlns:wne="http://schemas.microsoft.com/office/word/2006/wordml" xmlns:wps="http://schemas.microsoft.com/office/word/2010/wordprocessingShape" xmlns:wpsCustomData="http://www.wps.cn/officeDocument/2013/wpsCustomData" mc:Ignorable="w14 w15 wp14">
+<w:ftr xmlns:wpc="http://schemas.microsoft.com/office/word/2010/wordprocessingCanvas" xmlns:mc="http://schemas.openxmlformats.org/markup-compatibility/2006" xmlns:o="urn:schemas-microsoft-com:office:office" xmlns:r="http://schemas.openxmlformats.org/officeDocument/2006/relationships" xmlns:m="http://schemas.openxmlformats.org/officeDocument/2006/math" xmlns:v="urn:schemas-microsoft-com:vml" xmlns:wp14="http://schemas.microsoft.com/office/word/2010/wordprocessingDrawing" xmlns:wp="http://schemas.openxmlformats.org/drawingml/2006/wordprocessingDrawing" xmlns:w10="urn:schemas-microsoft-com:office:word" xmlns:w="http://schemas.openxmlformats.org/wordprocessingml/2006/main" xmlns:w14="http://schemas.microsoft.com/office/word/2010/wordml" xmlns:w15="http://schemas.microsoft.com/office/word/2012/wordml" xmlns:wne="http://schemas.microsoft.com/office/word/2006/wordml" xmlns:wpg="http://schemas.microsoft.com/office/word/2010/wordprocessingGroup" xmlns:wpi="http://schemas.microsoft.com/office/word/2010/wordprocessingInk" xmlns:wps="http://schemas.microsoft.com/office/word/2010/wordprocessingShape" mc:Ignorable="w14 w15 wp14">
   <w:p>
     <w:pPr>
       <w:spacing w:line="165" w:lineRule="auto"/>
       <w:ind w:left="4109"/>
       <w:rPr>
-        <w:rFonts w:ascii="Calibri" w:hAnsi="Calibri" w:eastAsia="Calibri" w:cs="Calibri"/>
+        <w:rFonts w:ascii="Calibri" w:eastAsia="Calibri" w:hAnsi="Calibri" w:cs="Calibri"/>
         <w:sz w:val="18"/>
         <w:szCs w:val="18"/>
       </w:rPr>
     </w:pPr>
     <w:r>
       <w:rPr>
-        <w:rFonts w:ascii="Calibri" w:hAnsi="Calibri" w:eastAsia="Calibri" w:cs="Calibri"/>
+        <w:rFonts w:ascii="Calibri" w:eastAsia="Calibri" w:hAnsi="Calibri" w:cs="Calibri"/>
         <w:sz w:val="18"/>
         <w:szCs w:val="18"/>
       </w:rPr>
@@ -7699,41 +7603,16 @@
 </w:ftr>
 </file>
 
-<file path=word/footnotes.xml><?xml version="1.0" encoding="utf-8"?>
-<w:footnotes xmlns:wpc="http://schemas.microsoft.com/office/word/2010/wordprocessingCanvas" xmlns:mc="http://schemas.openxmlformats.org/markup-compatibility/2006" xmlns:o="urn:schemas-microsoft-com:office:office" xmlns:r="http://schemas.openxmlformats.org/officeDocument/2006/relationships" xmlns:m="http://schemas.openxmlformats.org/officeDocument/2006/math" xmlns:v="urn:schemas-microsoft-com:vml" xmlns:wp14="http://schemas.microsoft.com/office/word/2010/wordprocessingDrawing" xmlns:wp="http://schemas.openxmlformats.org/drawingml/2006/wordprocessingDrawing" xmlns:w="http://schemas.openxmlformats.org/wordprocessingml/2006/main" xmlns:w14="http://schemas.microsoft.com/office/word/2010/wordml" xmlns:w15="http://schemas.microsoft.com/office/word/2012/wordml" xmlns:w10="urn:schemas-microsoft-com:office:word" xmlns:wpg="http://schemas.microsoft.com/office/word/2010/wordprocessingGroup" xmlns:wpi="http://schemas.microsoft.com/office/word/2010/wordprocessingInk" xmlns:wne="http://schemas.microsoft.com/office/word/2006/wordml" xmlns:wps="http://schemas.microsoft.com/office/word/2010/wordprocessingShape" xmlns:wpsCustomData="http://www.wps.cn/officeDocument/2013/wpsCustomData" mc:Ignorable="w14 w15 wp14">
-  <w:footnote w:type="separator" w:id="0">
-    <w:p>
-      <w:pPr>
-        <w:spacing w:line="360" w:lineRule="auto"/>
-      </w:pPr>
-      <w:r>
-        <w:separator/>
-      </w:r>
-    </w:p>
-  </w:footnote>
-  <w:footnote w:type="continuationSeparator" w:id="1">
-    <w:p>
-      <w:pPr>
-        <w:spacing w:line="360" w:lineRule="auto"/>
-      </w:pPr>
-      <w:r>
-        <w:continuationSeparator/>
-      </w:r>
-    </w:p>
-  </w:footnote>
-</w:footnotes>
-</file>
-
 <file path=word/numbering.xml><?xml version="1.0" encoding="utf-8"?>
-<w:numbering xmlns:wpc="http://schemas.microsoft.com/office/word/2010/wordprocessingCanvas" xmlns:mc="http://schemas.openxmlformats.org/markup-compatibility/2006" xmlns:o="urn:schemas-microsoft-com:office:office" xmlns:r="http://schemas.openxmlformats.org/officeDocument/2006/relationships" xmlns:m="http://schemas.openxmlformats.org/officeDocument/2006/math" xmlns:v="urn:schemas-microsoft-com:vml" xmlns:wp14="http://schemas.microsoft.com/office/word/2010/wordprocessingDrawing" xmlns:wp="http://schemas.openxmlformats.org/drawingml/2006/wordprocessingDrawing" xmlns:w10="urn:schemas-microsoft-com:office:word" xmlns:w="http://schemas.openxmlformats.org/wordprocessingml/2006/main" xmlns:w14="http://schemas.microsoft.com/office/word/2010/wordml" xmlns:wpg="http://schemas.microsoft.com/office/word/2010/wordprocessingGroup" xmlns:wpi="http://schemas.microsoft.com/office/word/2010/wordprocessingInk" xmlns:wne="http://schemas.microsoft.com/office/word/2006/wordml" xmlns:wps="http://schemas.microsoft.com/office/word/2010/wordprocessingShape" xmlns:wpsCustomData="http://www.wps.cn/officeDocument/2013/wpsCustomData" mc:Ignorable="w14 wp14">
+<w:numbering xmlns:wpc="http://schemas.microsoft.com/office/word/2010/wordprocessingCanvas" xmlns:mc="http://schemas.openxmlformats.org/markup-compatibility/2006" xmlns:o="urn:schemas-microsoft-com:office:office" xmlns:r="http://schemas.openxmlformats.org/officeDocument/2006/relationships" xmlns:m="http://schemas.openxmlformats.org/officeDocument/2006/math" xmlns:v="urn:schemas-microsoft-com:vml" xmlns:wp14="http://schemas.microsoft.com/office/word/2010/wordprocessingDrawing" xmlns:wp="http://schemas.openxmlformats.org/drawingml/2006/wordprocessingDrawing" xmlns:w10="urn:schemas-microsoft-com:office:word" xmlns:w="http://schemas.openxmlformats.org/wordprocessingml/2006/main" xmlns:w14="http://schemas.microsoft.com/office/word/2010/wordml" xmlns:w15="http://schemas.microsoft.com/office/word/2012/wordml" xmlns:wne="http://schemas.microsoft.com/office/word/2006/wordml" xmlns:wpg="http://schemas.microsoft.com/office/word/2010/wordprocessingGroup" xmlns:wpi="http://schemas.microsoft.com/office/word/2010/wordprocessingInk" xmlns:wps="http://schemas.microsoft.com/office/word/2010/wordprocessingShape" mc:Ignorable="w14 w15 wp14">
   <w:abstractNum w:abstractNumId="0">
     <w:nsid w:val="8E964DCE"/>
     <w:multiLevelType w:val="multilevel"/>
     <w:tmpl w:val="8E964DCE"/>
-    <w:lvl w:ilvl="0" w:tentative="0">
+    <w:lvl w:ilvl="0">
       <w:start w:val="1"/>
       <w:numFmt w:val="decimal"/>
-      <w:pStyle w:val="2"/>
+      <w:pStyle w:val="Heading1"/>
       <w:lvlText w:val="%1."/>
       <w:lvlJc w:val="left"/>
       <w:pPr>
@@ -7743,10 +7622,10 @@
         <w:rFonts w:hint="default"/>
       </w:rPr>
     </w:lvl>
-    <w:lvl w:ilvl="1" w:tentative="0">
+    <w:lvl w:ilvl="1">
       <w:start w:val="1"/>
       <w:numFmt w:val="decimal"/>
-      <w:pStyle w:val="3"/>
+      <w:pStyle w:val="Heading2"/>
       <w:lvlText w:val="%1.%2."/>
       <w:lvlJc w:val="left"/>
       <w:pPr>
@@ -7756,10 +7635,10 @@
         <w:rFonts w:hint="default"/>
       </w:rPr>
     </w:lvl>
-    <w:lvl w:ilvl="2" w:tentative="0">
+    <w:lvl w:ilvl="2">
       <w:start w:val="1"/>
       <w:numFmt w:val="decimal"/>
-      <w:pStyle w:val="4"/>
+      <w:pStyle w:val="Heading3"/>
       <w:lvlText w:val="%1.%2.%3."/>
       <w:lvlJc w:val="left"/>
       <w:pPr>
@@ -7769,10 +7648,10 @@
         <w:rFonts w:hint="default"/>
       </w:rPr>
     </w:lvl>
-    <w:lvl w:ilvl="3" w:tentative="0">
+    <w:lvl w:ilvl="3">
       <w:start w:val="1"/>
       <w:numFmt w:val="decimal"/>
-      <w:pStyle w:val="5"/>
+      <w:pStyle w:val="Heading4"/>
       <w:lvlText w:val="%1.%2.%3.%4."/>
       <w:lvlJc w:val="left"/>
       <w:pPr>
@@ -7782,10 +7661,10 @@
         <w:rFonts w:hint="default"/>
       </w:rPr>
     </w:lvl>
-    <w:lvl w:ilvl="4" w:tentative="0">
+    <w:lvl w:ilvl="4">
       <w:start w:val="1"/>
       <w:numFmt w:val="decimal"/>
-      <w:pStyle w:val="6"/>
+      <w:pStyle w:val="Heading5"/>
       <w:lvlText w:val="%1.%2.%3.%4.%5."/>
       <w:lvlJc w:val="left"/>
       <w:pPr>
@@ -7795,10 +7674,10 @@
         <w:rFonts w:hint="default"/>
       </w:rPr>
     </w:lvl>
-    <w:lvl w:ilvl="5" w:tentative="0">
+    <w:lvl w:ilvl="5">
       <w:start w:val="1"/>
       <w:numFmt w:val="decimal"/>
-      <w:pStyle w:val="7"/>
+      <w:pStyle w:val="Heading6"/>
       <w:lvlText w:val="%1.%2.%3.%4.%5.%6."/>
       <w:lvlJc w:val="left"/>
       <w:pPr>
@@ -7808,10 +7687,10 @@
         <w:rFonts w:hint="default"/>
       </w:rPr>
     </w:lvl>
-    <w:lvl w:ilvl="6" w:tentative="0">
+    <w:lvl w:ilvl="6">
       <w:start w:val="1"/>
       <w:numFmt w:val="decimal"/>
-      <w:pStyle w:val="8"/>
+      <w:pStyle w:val="Heading7"/>
       <w:lvlText w:val="%1.%2.%3.%4.%5.%6.%7."/>
       <w:lvlJc w:val="left"/>
       <w:pPr>
@@ -7821,10 +7700,10 @@
         <w:rFonts w:hint="default"/>
       </w:rPr>
     </w:lvl>
-    <w:lvl w:ilvl="7" w:tentative="0">
+    <w:lvl w:ilvl="7">
       <w:start w:val="1"/>
       <w:numFmt w:val="decimal"/>
-      <w:pStyle w:val="9"/>
+      <w:pStyle w:val="Heading8"/>
       <w:lvlText w:val="%1.%2.%3.%4.%5.%6.%7.%8."/>
       <w:lvlJc w:val="left"/>
       <w:pPr>
@@ -7834,10 +7713,10 @@
         <w:rFonts w:hint="default"/>
       </w:rPr>
     </w:lvl>
-    <w:lvl w:ilvl="8" w:tentative="0">
+    <w:lvl w:ilvl="8">
       <w:start w:val="1"/>
       <w:numFmt w:val="decimal"/>
-      <w:pStyle w:val="10"/>
+      <w:pStyle w:val="Heading9"/>
       <w:lvlText w:val="%1.%2.%3.%4.%5.%6.%7.%8.%9."/>
       <w:lvlJc w:val="left"/>
       <w:pPr>
@@ -7852,7 +7731,7 @@
     <w:nsid w:val="E02E8EF1"/>
     <w:multiLevelType w:val="singleLevel"/>
     <w:tmpl w:val="E02E8EF1"/>
-    <w:lvl w:ilvl="0" w:tentative="0">
+    <w:lvl w:ilvl="0">
       <w:start w:val="1"/>
       <w:numFmt w:val="decimal"/>
       <w:lvlText w:val="%1."/>
@@ -7869,7 +7748,7 @@
     <w:nsid w:val="EC3C530F"/>
     <w:multiLevelType w:val="singleLevel"/>
     <w:tmpl w:val="EC3C530F"/>
-    <w:lvl w:ilvl="0" w:tentative="0">
+    <w:lvl w:ilvl="0">
       <w:start w:val="1"/>
       <w:numFmt w:val="decimal"/>
       <w:lvlText w:val="%1."/>
@@ -7886,7 +7765,7 @@
     <w:nsid w:val="F558F81B"/>
     <w:multiLevelType w:val="singleLevel"/>
     <w:tmpl w:val="F558F81B"/>
-    <w:lvl w:ilvl="0" w:tentative="0">
+    <w:lvl w:ilvl="0">
       <w:start w:val="1"/>
       <w:numFmt w:val="decimal"/>
       <w:lvlText w:val="%1."/>
@@ -7903,7 +7782,7 @@
     <w:nsid w:val="2D78B592"/>
     <w:multiLevelType w:val="singleLevel"/>
     <w:tmpl w:val="2D78B592"/>
-    <w:lvl w:ilvl="0" w:tentative="0">
+    <w:lvl w:ilvl="0">
       <w:start w:val="1"/>
       <w:numFmt w:val="decimal"/>
       <w:lvlText w:val="%1."/>
@@ -7935,269 +7814,267 @@
 </file>
 
 <file path=word/styles.xml><?xml version="1.0" encoding="utf-8"?>
-<w:styles xmlns:mc="http://schemas.openxmlformats.org/markup-compatibility/2006" xmlns:o="urn:schemas-microsoft-com:office:office" xmlns:r="http://schemas.openxmlformats.org/officeDocument/2006/relationships" xmlns:m="http://schemas.openxmlformats.org/officeDocument/2006/math" xmlns:v="urn:schemas-microsoft-com:vml" xmlns:w="http://schemas.openxmlformats.org/wordprocessingml/2006/main" xmlns:w14="http://schemas.microsoft.com/office/word/2010/wordml" xmlns:w10="urn:schemas-microsoft-com:office:word" xmlns:sl="http://schemas.openxmlformats.org/schemaLibrary/2006/main" xmlns:wpsCustomData="http://www.wps.cn/officeDocument/2013/wpsCustomData" mc:Ignorable="w14">
+<w:styles xmlns:mc="http://schemas.openxmlformats.org/markup-compatibility/2006" xmlns:r="http://schemas.openxmlformats.org/officeDocument/2006/relationships" xmlns:w="http://schemas.openxmlformats.org/wordprocessingml/2006/main" xmlns:w14="http://schemas.microsoft.com/office/word/2010/wordml" xmlns:w15="http://schemas.microsoft.com/office/word/2012/wordml" mc:Ignorable="w14 w15">
   <w:docDefaults>
     <w:rPrDefault>
       <w:rPr>
-        <w:rFonts w:ascii="Arial" w:hAnsi="Arial" w:eastAsia="Arial" w:cs="Arial"/>
+        <w:rFonts w:ascii="Arial" w:eastAsia="Arial" w:hAnsi="Arial" w:cs="Arial"/>
       </w:rPr>
     </w:rPrDefault>
     <w:pPrDefault/>
   </w:docDefaults>
-  <w:latentStyles w:count="260" w:defQFormat="0" w:defUnhideWhenUsed="1" w:defSemiHidden="1" w:defUIPriority="99" w:defLockedState="0">
-    <w:lsdException w:qFormat="1" w:unhideWhenUsed="0" w:uiPriority="0" w:semiHidden="0" w:name="Normal"/>
-    <w:lsdException w:qFormat="1" w:unhideWhenUsed="0" w:uiPriority="0" w:semiHidden="0" w:name="heading 1"/>
-    <w:lsdException w:qFormat="1" w:uiPriority="0" w:semiHidden="0" w:name="heading 2"/>
-    <w:lsdException w:qFormat="1" w:uiPriority="0" w:name="heading 3"/>
-    <w:lsdException w:qFormat="1" w:uiPriority="0" w:semiHidden="0" w:name="heading 4"/>
-    <w:lsdException w:qFormat="1" w:uiPriority="0" w:name="heading 5"/>
-    <w:lsdException w:qFormat="1" w:uiPriority="0" w:name="heading 6"/>
-    <w:lsdException w:qFormat="1" w:uiPriority="0" w:name="heading 7"/>
-    <w:lsdException w:qFormat="1" w:uiPriority="0" w:name="heading 8"/>
-    <w:lsdException w:qFormat="1" w:uiPriority="0" w:name="heading 9"/>
-    <w:lsdException w:unhideWhenUsed="0" w:uiPriority="0" w:semiHidden="0" w:name="index 1"/>
-    <w:lsdException w:unhideWhenUsed="0" w:uiPriority="0" w:semiHidden="0" w:name="index 2"/>
-    <w:lsdException w:unhideWhenUsed="0" w:uiPriority="0" w:semiHidden="0" w:name="index 3"/>
-    <w:lsdException w:unhideWhenUsed="0" w:uiPriority="0" w:semiHidden="0" w:name="index 4"/>
-    <w:lsdException w:unhideWhenUsed="0" w:uiPriority="0" w:semiHidden="0" w:name="index 5"/>
-    <w:lsdException w:unhideWhenUsed="0" w:uiPriority="0" w:semiHidden="0" w:name="index 6"/>
-    <w:lsdException w:unhideWhenUsed="0" w:uiPriority="0" w:semiHidden="0" w:name="index 7"/>
-    <w:lsdException w:unhideWhenUsed="0" w:uiPriority="0" w:semiHidden="0" w:name="index 8"/>
-    <w:lsdException w:unhideWhenUsed="0" w:uiPriority="0" w:semiHidden="0" w:name="index 9"/>
-    <w:lsdException w:qFormat="1" w:unhideWhenUsed="0" w:uiPriority="0" w:semiHidden="0" w:name="toc 1"/>
-    <w:lsdException w:qFormat="1" w:unhideWhenUsed="0" w:uiPriority="0" w:semiHidden="0" w:name="toc 2"/>
-    <w:lsdException w:qFormat="1" w:unhideWhenUsed="0" w:uiPriority="0" w:semiHidden="0" w:name="toc 3"/>
-    <w:lsdException w:unhideWhenUsed="0" w:uiPriority="0" w:semiHidden="0" w:name="toc 4"/>
-    <w:lsdException w:unhideWhenUsed="0" w:uiPriority="0" w:semiHidden="0" w:name="toc 5"/>
-    <w:lsdException w:unhideWhenUsed="0" w:uiPriority="0" w:semiHidden="0" w:name="toc 6"/>
-    <w:lsdException w:unhideWhenUsed="0" w:uiPriority="0" w:semiHidden="0" w:name="toc 7"/>
-    <w:lsdException w:unhideWhenUsed="0" w:uiPriority="0" w:semiHidden="0" w:name="toc 8"/>
-    <w:lsdException w:unhideWhenUsed="0" w:uiPriority="0" w:semiHidden="0" w:name="toc 9"/>
-    <w:lsdException w:unhideWhenUsed="0" w:uiPriority="0" w:semiHidden="0" w:name="Normal Indent"/>
-    <w:lsdException w:unhideWhenUsed="0" w:uiPriority="0" w:semiHidden="0" w:name="footnote text"/>
-    <w:lsdException w:qFormat="1" w:unhideWhenUsed="0" w:uiPriority="0" w:semiHidden="0" w:name="annotation text"/>
-    <w:lsdException w:qFormat="1" w:unhideWhenUsed="0" w:uiPriority="0" w:semiHidden="0" w:name="header"/>
-    <w:lsdException w:qFormat="1" w:unhideWhenUsed="0" w:uiPriority="0" w:semiHidden="0" w:name="footer"/>
-    <w:lsdException w:unhideWhenUsed="0" w:uiPriority="0" w:semiHidden="0" w:name="index heading"/>
-    <w:lsdException w:qFormat="1" w:uiPriority="0" w:name="caption"/>
-    <w:lsdException w:unhideWhenUsed="0" w:uiPriority="0" w:semiHidden="0" w:name="table of figures"/>
-    <w:lsdException w:unhideWhenUsed="0" w:uiPriority="0" w:semiHidden="0" w:name="envelope address"/>
-    <w:lsdException w:unhideWhenUsed="0" w:uiPriority="0" w:semiHidden="0" w:name="envelope return"/>
-    <w:lsdException w:unhideWhenUsed="0" w:uiPriority="0" w:semiHidden="0" w:name="footnote reference"/>
-    <w:lsdException w:unhideWhenUsed="0" w:uiPriority="0" w:semiHidden="0" w:name="annotation reference"/>
-    <w:lsdException w:unhideWhenUsed="0" w:uiPriority="0" w:semiHidden="0" w:name="line number"/>
-    <w:lsdException w:unhideWhenUsed="0" w:uiPriority="0" w:semiHidden="0" w:name="page number"/>
-    <w:lsdException w:unhideWhenUsed="0" w:uiPriority="0" w:semiHidden="0" w:name="endnote reference"/>
-    <w:lsdException w:unhideWhenUsed="0" w:uiPriority="0" w:semiHidden="0" w:name="endnote text"/>
-    <w:lsdException w:unhideWhenUsed="0" w:uiPriority="0" w:semiHidden="0" w:name="table of authorities"/>
-    <w:lsdException w:unhideWhenUsed="0" w:uiPriority="0" w:semiHidden="0" w:name="macro"/>
-    <w:lsdException w:unhideWhenUsed="0" w:uiPriority="0" w:semiHidden="0" w:name="toa heading"/>
-    <w:lsdException w:unhideWhenUsed="0" w:uiPriority="0" w:semiHidden="0" w:name="List"/>
-    <w:lsdException w:unhideWhenUsed="0" w:uiPriority="0" w:semiHidden="0" w:name="List Bullet"/>
-    <w:lsdException w:unhideWhenUsed="0" w:uiPriority="0" w:semiHidden="0" w:name="List Number"/>
-    <w:lsdException w:unhideWhenUsed="0" w:uiPriority="0" w:semiHidden="0" w:name="List 2"/>
-    <w:lsdException w:unhideWhenUsed="0" w:uiPriority="0" w:semiHidden="0" w:name="List 3"/>
-    <w:lsdException w:unhideWhenUsed="0" w:uiPriority="0" w:semiHidden="0" w:name="List 4"/>
-    <w:lsdException w:unhideWhenUsed="0" w:uiPriority="0" w:semiHidden="0" w:name="List 5"/>
-    <w:lsdException w:unhideWhenUsed="0" w:uiPriority="0" w:semiHidden="0" w:name="List Bullet 2"/>
-    <w:lsdException w:unhideWhenUsed="0" w:uiPriority="0" w:semiHidden="0" w:name="List Bullet 3"/>
-    <w:lsdException w:unhideWhenUsed="0" w:uiPriority="0" w:semiHidden="0" w:name="List Bullet 4"/>
-    <w:lsdException w:unhideWhenUsed="0" w:uiPriority="0" w:semiHidden="0" w:name="List Bullet 5"/>
-    <w:lsdException w:unhideWhenUsed="0" w:uiPriority="0" w:semiHidden="0" w:name="List Number 2"/>
-    <w:lsdException w:unhideWhenUsed="0" w:uiPriority="0" w:semiHidden="0" w:name="List Number 3"/>
-    <w:lsdException w:unhideWhenUsed="0" w:uiPriority="0" w:semiHidden="0" w:name="List Number 4"/>
-    <w:lsdException w:unhideWhenUsed="0" w:uiPriority="0" w:semiHidden="0" w:name="List Number 5"/>
-    <w:lsdException w:qFormat="1" w:unhideWhenUsed="0" w:uiPriority="0" w:semiHidden="0" w:name="Title"/>
-    <w:lsdException w:unhideWhenUsed="0" w:uiPriority="0" w:semiHidden="0" w:name="Closing"/>
-    <w:lsdException w:unhideWhenUsed="0" w:uiPriority="0" w:semiHidden="0" w:name="Signature"/>
-    <w:lsdException w:qFormat="1" w:unhideWhenUsed="0" w:uiPriority="0" w:name="Default Paragraph Font"/>
-    <w:lsdException w:qFormat="1" w:unhideWhenUsed="0" w:uiPriority="0" w:name="Body Text"/>
-    <w:lsdException w:unhideWhenUsed="0" w:uiPriority="0" w:semiHidden="0" w:name="Body Text Indent"/>
-    <w:lsdException w:unhideWhenUsed="0" w:uiPriority="0" w:semiHidden="0" w:name="List Continue"/>
-    <w:lsdException w:unhideWhenUsed="0" w:uiPriority="0" w:semiHidden="0" w:name="List Continue 2"/>
-    <w:lsdException w:unhideWhenUsed="0" w:uiPriority="0" w:semiHidden="0" w:name="List Continue 3"/>
-    <w:lsdException w:unhideWhenUsed="0" w:uiPriority="0" w:semiHidden="0" w:name="List Continue 4"/>
-    <w:lsdException w:unhideWhenUsed="0" w:uiPriority="0" w:semiHidden="0" w:name="List Continue 5"/>
-    <w:lsdException w:unhideWhenUsed="0" w:uiPriority="0" w:semiHidden="0" w:name="Message Header"/>
-    <w:lsdException w:qFormat="1" w:unhideWhenUsed="0" w:uiPriority="0" w:semiHidden="0" w:name="Subtitle"/>
-    <w:lsdException w:unhideWhenUsed="0" w:uiPriority="0" w:semiHidden="0" w:name="Salutation"/>
-    <w:lsdException w:unhideWhenUsed="0" w:uiPriority="0" w:semiHidden="0" w:name="Date"/>
-    <w:lsdException w:unhideWhenUsed="0" w:uiPriority="0" w:semiHidden="0" w:name="Body Text First Indent"/>
-    <w:lsdException w:unhideWhenUsed="0" w:uiPriority="0" w:semiHidden="0" w:name="Body Text First Indent 2"/>
-    <w:lsdException w:uiPriority="99" w:name="Note Heading"/>
-    <w:lsdException w:unhideWhenUsed="0" w:uiPriority="0" w:semiHidden="0" w:name="Body Text 2"/>
-    <w:lsdException w:unhideWhenUsed="0" w:uiPriority="0" w:semiHidden="0" w:name="Body Text 3"/>
-    <w:lsdException w:unhideWhenUsed="0" w:uiPriority="0" w:semiHidden="0" w:name="Body Text Indent 2"/>
-    <w:lsdException w:unhideWhenUsed="0" w:uiPriority="0" w:semiHidden="0" w:name="Body Text Indent 3"/>
-    <w:lsdException w:unhideWhenUsed="0" w:uiPriority="0" w:semiHidden="0" w:name="Block Text"/>
-    <w:lsdException w:unhideWhenUsed="0" w:uiPriority="0" w:semiHidden="0" w:name="Hyperlink"/>
-    <w:lsdException w:unhideWhenUsed="0" w:uiPriority="0" w:semiHidden="0" w:name="FollowedHyperlink"/>
-    <w:lsdException w:qFormat="1" w:unhideWhenUsed="0" w:uiPriority="0" w:semiHidden="0" w:name="Strong"/>
-    <w:lsdException w:qFormat="1" w:unhideWhenUsed="0" w:uiPriority="0" w:semiHidden="0" w:name="Emphasis"/>
-    <w:lsdException w:unhideWhenUsed="0" w:uiPriority="0" w:semiHidden="0" w:name="Document Map"/>
-    <w:lsdException w:unhideWhenUsed="0" w:uiPriority="0" w:semiHidden="0" w:name="Plain Text"/>
-    <w:lsdException w:unhideWhenUsed="0" w:uiPriority="0" w:semiHidden="0" w:name="E-mail Signature"/>
-    <w:lsdException w:qFormat="1" w:unhideWhenUsed="0" w:uiPriority="0" w:semiHidden="0" w:name="Normal (Web)"/>
-    <w:lsdException w:unhideWhenUsed="0" w:uiPriority="0" w:semiHidden="0" w:name="HTML Acronym"/>
-    <w:lsdException w:unhideWhenUsed="0" w:uiPriority="0" w:semiHidden="0" w:name="HTML Address"/>
-    <w:lsdException w:unhideWhenUsed="0" w:uiPriority="0" w:semiHidden="0" w:name="HTML Cite"/>
-    <w:lsdException w:unhideWhenUsed="0" w:uiPriority="0" w:semiHidden="0" w:name="HTML Code"/>
-    <w:lsdException w:unhideWhenUsed="0" w:uiPriority="0" w:semiHidden="0" w:name="HTML Definition"/>
-    <w:lsdException w:unhideWhenUsed="0" w:uiPriority="0" w:semiHidden="0" w:name="HTML Keyboard"/>
-    <w:lsdException w:unhideWhenUsed="0" w:uiPriority="0" w:semiHidden="0" w:name="HTML Preformatted"/>
-    <w:lsdException w:unhideWhenUsed="0" w:uiPriority="0" w:semiHidden="0" w:name="HTML Sample"/>
-    <w:lsdException w:unhideWhenUsed="0" w:uiPriority="0" w:semiHidden="0" w:name="HTML Typewriter"/>
-    <w:lsdException w:unhideWhenUsed="0" w:uiPriority="0" w:semiHidden="0" w:name="HTML Variable"/>
-    <w:lsdException w:qFormat="1" w:unhideWhenUsed="0" w:uiPriority="0" w:name="Normal Table"/>
-    <w:lsdException w:unhideWhenUsed="0" w:uiPriority="0" w:semiHidden="0" w:name="annotation subject"/>
-    <w:lsdException w:unhideWhenUsed="0" w:uiPriority="0" w:semiHidden="0" w:name="Table Simple 1"/>
-    <w:lsdException w:unhideWhenUsed="0" w:uiPriority="0" w:semiHidden="0" w:name="Table Simple 2"/>
-    <w:lsdException w:unhideWhenUsed="0" w:uiPriority="0" w:semiHidden="0" w:name="Table Simple 3"/>
-    <w:lsdException w:unhideWhenUsed="0" w:uiPriority="0" w:semiHidden="0" w:name="Table Classic 1"/>
-    <w:lsdException w:unhideWhenUsed="0" w:uiPriority="0" w:semiHidden="0" w:name="Table Classic 2"/>
-    <w:lsdException w:unhideWhenUsed="0" w:uiPriority="0" w:semiHidden="0" w:name="Table Classic 3"/>
-    <w:lsdException w:unhideWhenUsed="0" w:uiPriority="0" w:semiHidden="0" w:name="Table Classic 4"/>
-    <w:lsdException w:unhideWhenUsed="0" w:uiPriority="0" w:semiHidden="0" w:name="Table Colorful 1"/>
-    <w:lsdException w:unhideWhenUsed="0" w:uiPriority="0" w:semiHidden="0" w:name="Table Colorful 2"/>
-    <w:lsdException w:unhideWhenUsed="0" w:uiPriority="0" w:semiHidden="0" w:name="Table Colorful 3"/>
-    <w:lsdException w:unhideWhenUsed="0" w:uiPriority="0" w:semiHidden="0" w:name="Table Columns 1"/>
-    <w:lsdException w:unhideWhenUsed="0" w:uiPriority="0" w:semiHidden="0" w:name="Table Columns 2"/>
-    <w:lsdException w:unhideWhenUsed="0" w:uiPriority="0" w:semiHidden="0" w:name="Table Columns 3"/>
-    <w:lsdException w:unhideWhenUsed="0" w:uiPriority="0" w:semiHidden="0" w:name="Table Columns 4"/>
-    <w:lsdException w:unhideWhenUsed="0" w:uiPriority="0" w:semiHidden="0" w:name="Table Columns 5"/>
-    <w:lsdException w:unhideWhenUsed="0" w:uiPriority="0" w:semiHidden="0" w:name="Table Grid 1"/>
-    <w:lsdException w:unhideWhenUsed="0" w:uiPriority="0" w:semiHidden="0" w:name="Table Grid 2"/>
-    <w:lsdException w:unhideWhenUsed="0" w:uiPriority="0" w:semiHidden="0" w:name="Table Grid 3"/>
-    <w:lsdException w:unhideWhenUsed="0" w:uiPriority="0" w:semiHidden="0" w:name="Table Grid 4"/>
-    <w:lsdException w:unhideWhenUsed="0" w:uiPriority="0" w:semiHidden="0" w:name="Table Grid 5"/>
-    <w:lsdException w:unhideWhenUsed="0" w:uiPriority="0" w:semiHidden="0" w:name="Table Grid 6"/>
-    <w:lsdException w:unhideWhenUsed="0" w:uiPriority="0" w:semiHidden="0" w:name="Table Grid 7"/>
-    <w:lsdException w:unhideWhenUsed="0" w:uiPriority="0" w:semiHidden="0" w:name="Table Grid 8"/>
-    <w:lsdException w:unhideWhenUsed="0" w:uiPriority="0" w:semiHidden="0" w:name="Table List 1"/>
-    <w:lsdException w:unhideWhenUsed="0" w:uiPriority="0" w:semiHidden="0" w:name="Table List 2"/>
-    <w:lsdException w:unhideWhenUsed="0" w:uiPriority="0" w:semiHidden="0" w:name="Table List 3"/>
-    <w:lsdException w:unhideWhenUsed="0" w:uiPriority="0" w:semiHidden="0" w:name="Table List 4"/>
-    <w:lsdException w:unhideWhenUsed="0" w:uiPriority="0" w:semiHidden="0" w:name="Table List 5"/>
-    <w:lsdException w:unhideWhenUsed="0" w:uiPriority="0" w:semiHidden="0" w:name="Table List 6"/>
-    <w:lsdException w:unhideWhenUsed="0" w:uiPriority="0" w:semiHidden="0" w:name="Table List 7"/>
-    <w:lsdException w:unhideWhenUsed="0" w:uiPriority="0" w:semiHidden="0" w:name="Table List 8"/>
-    <w:lsdException w:unhideWhenUsed="0" w:uiPriority="0" w:semiHidden="0" w:name="Table 3D effects 1"/>
-    <w:lsdException w:unhideWhenUsed="0" w:uiPriority="0" w:semiHidden="0" w:name="Table 3D effects 2"/>
-    <w:lsdException w:unhideWhenUsed="0" w:uiPriority="0" w:semiHidden="0" w:name="Table 3D effects 3"/>
-    <w:lsdException w:unhideWhenUsed="0" w:uiPriority="0" w:semiHidden="0" w:name="Table Contemporary"/>
-    <w:lsdException w:unhideWhenUsed="0" w:uiPriority="0" w:semiHidden="0" w:name="Table Elegant"/>
-    <w:lsdException w:unhideWhenUsed="0" w:uiPriority="0" w:semiHidden="0" w:name="Table Professional"/>
-    <w:lsdException w:unhideWhenUsed="0" w:uiPriority="0" w:semiHidden="0" w:name="Table Subtle 1"/>
-    <w:lsdException w:unhideWhenUsed="0" w:uiPriority="0" w:semiHidden="0" w:name="Table Subtle 2"/>
-    <w:lsdException w:unhideWhenUsed="0" w:uiPriority="0" w:semiHidden="0" w:name="Table Web 1"/>
-    <w:lsdException w:unhideWhenUsed="0" w:uiPriority="0" w:semiHidden="0" w:name="Table Web 2"/>
-    <w:lsdException w:unhideWhenUsed="0" w:uiPriority="0" w:semiHidden="0" w:name="Table Web 3"/>
-    <w:lsdException w:unhideWhenUsed="0" w:uiPriority="0" w:semiHidden="0" w:name="Balloon Text"/>
-    <w:lsdException w:qFormat="1" w:unhideWhenUsed="0" w:uiPriority="0" w:semiHidden="0" w:name="Table Grid"/>
-    <w:lsdException w:unhideWhenUsed="0" w:uiPriority="0" w:semiHidden="0" w:name="Table Theme"/>
-    <w:lsdException w:unhideWhenUsed="0" w:uiPriority="60" w:semiHidden="0" w:name="Light Shading"/>
-    <w:lsdException w:unhideWhenUsed="0" w:uiPriority="61" w:semiHidden="0" w:name="Light List"/>
-    <w:lsdException w:unhideWhenUsed="0" w:uiPriority="62" w:semiHidden="0" w:name="Light Grid"/>
-    <w:lsdException w:unhideWhenUsed="0" w:uiPriority="63" w:semiHidden="0" w:name="Medium Shading 1"/>
-    <w:lsdException w:unhideWhenUsed="0" w:uiPriority="64" w:semiHidden="0" w:name="Medium Shading 2"/>
-    <w:lsdException w:unhideWhenUsed="0" w:uiPriority="65" w:semiHidden="0" w:name="Medium List 1"/>
-    <w:lsdException w:unhideWhenUsed="0" w:uiPriority="66" w:semiHidden="0" w:name="Medium List 2"/>
-    <w:lsdException w:unhideWhenUsed="0" w:uiPriority="67" w:semiHidden="0" w:name="Medium Grid 1"/>
-    <w:lsdException w:unhideWhenUsed="0" w:uiPriority="68" w:semiHidden="0" w:name="Medium Grid 2"/>
-    <w:lsdException w:unhideWhenUsed="0" w:uiPriority="69" w:semiHidden="0" w:name="Medium Grid 3"/>
-    <w:lsdException w:unhideWhenUsed="0" w:uiPriority="70" w:semiHidden="0" w:name="Dark List"/>
-    <w:lsdException w:unhideWhenUsed="0" w:uiPriority="71" w:semiHidden="0" w:name="Colorful Shading"/>
-    <w:lsdException w:unhideWhenUsed="0" w:uiPriority="72" w:semiHidden="0" w:name="Colorful List"/>
-    <w:lsdException w:unhideWhenUsed="0" w:uiPriority="73" w:semiHidden="0" w:name="Colorful Grid"/>
-    <w:lsdException w:unhideWhenUsed="0" w:uiPriority="60" w:semiHidden="0" w:name="Light Shading Accent 1"/>
-    <w:lsdException w:unhideWhenUsed="0" w:uiPriority="61" w:semiHidden="0" w:name="Light List Accent 1"/>
-    <w:lsdException w:unhideWhenUsed="0" w:uiPriority="62" w:semiHidden="0" w:name="Light Grid Accent 1"/>
-    <w:lsdException w:unhideWhenUsed="0" w:uiPriority="63" w:semiHidden="0" w:name="Medium Shading 1 Accent 1"/>
-    <w:lsdException w:unhideWhenUsed="0" w:uiPriority="64" w:semiHidden="0" w:name="Medium Shading 2 Accent 1"/>
-    <w:lsdException w:unhideWhenUsed="0" w:uiPriority="65" w:semiHidden="0" w:name="Medium List 1 Accent 1"/>
-    <w:lsdException w:unhideWhenUsed="0" w:uiPriority="66" w:semiHidden="0" w:name="Medium List 2 Accent 1"/>
-    <w:lsdException w:unhideWhenUsed="0" w:uiPriority="67" w:semiHidden="0" w:name="Medium Grid 1 Accent 1"/>
-    <w:lsdException w:unhideWhenUsed="0" w:uiPriority="68" w:semiHidden="0" w:name="Medium Grid 2 Accent 1"/>
-    <w:lsdException w:unhideWhenUsed="0" w:uiPriority="69" w:semiHidden="0" w:name="Medium Grid 3 Accent 1"/>
-    <w:lsdException w:unhideWhenUsed="0" w:uiPriority="70" w:semiHidden="0" w:name="Dark List Accent 1"/>
-    <w:lsdException w:unhideWhenUsed="0" w:uiPriority="71" w:semiHidden="0" w:name="Colorful Shading Accent 1"/>
-    <w:lsdException w:unhideWhenUsed="0" w:uiPriority="72" w:semiHidden="0" w:name="Colorful List Accent 1"/>
-    <w:lsdException w:unhideWhenUsed="0" w:uiPriority="73" w:semiHidden="0" w:name="Colorful Grid Accent 1"/>
-    <w:lsdException w:unhideWhenUsed="0" w:uiPriority="60" w:semiHidden="0" w:name="Light Shading Accent 2"/>
-    <w:lsdException w:unhideWhenUsed="0" w:uiPriority="61" w:semiHidden="0" w:name="Light List Accent 2"/>
-    <w:lsdException w:unhideWhenUsed="0" w:uiPriority="62" w:semiHidden="0" w:name="Light Grid Accent 2"/>
-    <w:lsdException w:unhideWhenUsed="0" w:uiPriority="63" w:semiHidden="0" w:name="Medium Shading 1 Accent 2"/>
-    <w:lsdException w:unhideWhenUsed="0" w:uiPriority="64" w:semiHidden="0" w:name="Medium Shading 2 Accent 2"/>
-    <w:lsdException w:unhideWhenUsed="0" w:uiPriority="65" w:semiHidden="0" w:name="Medium List 1 Accent 2"/>
-    <w:lsdException w:unhideWhenUsed="0" w:uiPriority="66" w:semiHidden="0" w:name="Medium List 2 Accent 2"/>
-    <w:lsdException w:unhideWhenUsed="0" w:uiPriority="67" w:semiHidden="0" w:name="Medium Grid 1 Accent 2"/>
-    <w:lsdException w:unhideWhenUsed="0" w:uiPriority="68" w:semiHidden="0" w:name="Medium Grid 2 Accent 2"/>
-    <w:lsdException w:unhideWhenUsed="0" w:uiPriority="69" w:semiHidden="0" w:name="Medium Grid 3 Accent 2"/>
-    <w:lsdException w:unhideWhenUsed="0" w:uiPriority="70" w:semiHidden="0" w:name="Dark List Accent 2"/>
-    <w:lsdException w:unhideWhenUsed="0" w:uiPriority="71" w:semiHidden="0" w:name="Colorful Shading Accent 2"/>
-    <w:lsdException w:unhideWhenUsed="0" w:uiPriority="72" w:semiHidden="0" w:name="Colorful List Accent 2"/>
-    <w:lsdException w:unhideWhenUsed="0" w:uiPriority="73" w:semiHidden="0" w:name="Colorful Grid Accent 2"/>
-    <w:lsdException w:unhideWhenUsed="0" w:uiPriority="60" w:semiHidden="0" w:name="Light Shading Accent 3"/>
-    <w:lsdException w:unhideWhenUsed="0" w:uiPriority="61" w:semiHidden="0" w:name="Light List Accent 3"/>
-    <w:lsdException w:unhideWhenUsed="0" w:uiPriority="62" w:semiHidden="0" w:name="Light Grid Accent 3"/>
-    <w:lsdException w:unhideWhenUsed="0" w:uiPriority="63" w:semiHidden="0" w:name="Medium Shading 1 Accent 3"/>
-    <w:lsdException w:unhideWhenUsed="0" w:uiPriority="64" w:semiHidden="0" w:name="Medium Shading 2 Accent 3"/>
-    <w:lsdException w:unhideWhenUsed="0" w:uiPriority="65" w:semiHidden="0" w:name="Medium List 1 Accent 3"/>
-    <w:lsdException w:unhideWhenUsed="0" w:uiPriority="66" w:semiHidden="0" w:name="Medium List 2 Accent 3"/>
-    <w:lsdException w:unhideWhenUsed="0" w:uiPriority="67" w:semiHidden="0" w:name="Medium Grid 1 Accent 3"/>
-    <w:lsdException w:unhideWhenUsed="0" w:uiPriority="68" w:semiHidden="0" w:name="Medium Grid 2 Accent 3"/>
-    <w:lsdException w:unhideWhenUsed="0" w:uiPriority="69" w:semiHidden="0" w:name="Medium Grid 3 Accent 3"/>
-    <w:lsdException w:unhideWhenUsed="0" w:uiPriority="70" w:semiHidden="0" w:name="Dark List Accent 3"/>
-    <w:lsdException w:unhideWhenUsed="0" w:uiPriority="71" w:semiHidden="0" w:name="Colorful Shading Accent 3"/>
-    <w:lsdException w:unhideWhenUsed="0" w:uiPriority="72" w:semiHidden="0" w:name="Colorful List Accent 3"/>
-    <w:lsdException w:unhideWhenUsed="0" w:uiPriority="73" w:semiHidden="0" w:name="Colorful Grid Accent 3"/>
-    <w:lsdException w:unhideWhenUsed="0" w:uiPriority="60" w:semiHidden="0" w:name="Light Shading Accent 4"/>
-    <w:lsdException w:unhideWhenUsed="0" w:uiPriority="61" w:semiHidden="0" w:name="Light List Accent 4"/>
-    <w:lsdException w:unhideWhenUsed="0" w:uiPriority="62" w:semiHidden="0" w:name="Light Grid Accent 4"/>
-    <w:lsdException w:unhideWhenUsed="0" w:uiPriority="63" w:semiHidden="0" w:name="Medium Shading 1 Accent 4"/>
-    <w:lsdException w:unhideWhenUsed="0" w:uiPriority="64" w:semiHidden="0" w:name="Medium Shading 2 Accent 4"/>
-    <w:lsdException w:unhideWhenUsed="0" w:uiPriority="65" w:semiHidden="0" w:name="Medium List 1 Accent 4"/>
-    <w:lsdException w:unhideWhenUsed="0" w:uiPriority="66" w:semiHidden="0" w:name="Medium List 2 Accent 4"/>
-    <w:lsdException w:unhideWhenUsed="0" w:uiPriority="67" w:semiHidden="0" w:name="Medium Grid 1 Accent 4"/>
-    <w:lsdException w:unhideWhenUsed="0" w:uiPriority="68" w:semiHidden="0" w:name="Medium Grid 2 Accent 4"/>
-    <w:lsdException w:unhideWhenUsed="0" w:uiPriority="69" w:semiHidden="0" w:name="Medium Grid 3 Accent 4"/>
-    <w:lsdException w:unhideWhenUsed="0" w:uiPriority="70" w:semiHidden="0" w:name="Dark List Accent 4"/>
-    <w:lsdException w:unhideWhenUsed="0" w:uiPriority="71" w:semiHidden="0" w:name="Colorful Shading Accent 4"/>
-    <w:lsdException w:unhideWhenUsed="0" w:uiPriority="72" w:semiHidden="0" w:name="Colorful List Accent 4"/>
-    <w:lsdException w:unhideWhenUsed="0" w:uiPriority="73" w:semiHidden="0" w:name="Colorful Grid Accent 4"/>
-    <w:lsdException w:unhideWhenUsed="0" w:uiPriority="60" w:semiHidden="0" w:name="Light Shading Accent 5"/>
-    <w:lsdException w:unhideWhenUsed="0" w:uiPriority="61" w:semiHidden="0" w:name="Light List Accent 5"/>
-    <w:lsdException w:unhideWhenUsed="0" w:uiPriority="62" w:semiHidden="0" w:name="Light Grid Accent 5"/>
-    <w:lsdException w:unhideWhenUsed="0" w:uiPriority="63" w:semiHidden="0" w:name="Medium Shading 1 Accent 5"/>
-    <w:lsdException w:unhideWhenUsed="0" w:uiPriority="64" w:semiHidden="0" w:name="Medium Shading 2 Accent 5"/>
-    <w:lsdException w:unhideWhenUsed="0" w:uiPriority="65" w:semiHidden="0" w:name="Medium List 1 Accent 5"/>
-    <w:lsdException w:unhideWhenUsed="0" w:uiPriority="66" w:semiHidden="0" w:name="Medium List 2 Accent 5"/>
-    <w:lsdException w:unhideWhenUsed="0" w:uiPriority="67" w:semiHidden="0" w:name="Medium Grid 1 Accent 5"/>
-    <w:lsdException w:unhideWhenUsed="0" w:uiPriority="68" w:semiHidden="0" w:name="Medium Grid 2 Accent 5"/>
-    <w:lsdException w:unhideWhenUsed="0" w:uiPriority="69" w:semiHidden="0" w:name="Medium Grid 3 Accent 5"/>
-    <w:lsdException w:unhideWhenUsed="0" w:uiPriority="70" w:semiHidden="0" w:name="Dark List Accent 5"/>
-    <w:lsdException w:unhideWhenUsed="0" w:uiPriority="71" w:semiHidden="0" w:name="Colorful Shading Accent 5"/>
-    <w:lsdException w:unhideWhenUsed="0" w:uiPriority="72" w:semiHidden="0" w:name="Colorful List Accent 5"/>
-    <w:lsdException w:unhideWhenUsed="0" w:uiPriority="73" w:semiHidden="0" w:name="Colorful Grid Accent 5"/>
-    <w:lsdException w:unhideWhenUsed="0" w:uiPriority="60" w:semiHidden="0" w:name="Light Shading Accent 6"/>
-    <w:lsdException w:unhideWhenUsed="0" w:uiPriority="61" w:semiHidden="0" w:name="Light List Accent 6"/>
-    <w:lsdException w:unhideWhenUsed="0" w:uiPriority="62" w:semiHidden="0" w:name="Light Grid Accent 6"/>
-    <w:lsdException w:unhideWhenUsed="0" w:uiPriority="63" w:semiHidden="0" w:name="Medium Shading 1 Accent 6"/>
-    <w:lsdException w:unhideWhenUsed="0" w:uiPriority="64" w:semiHidden="0" w:name="Medium Shading 2 Accent 6"/>
-    <w:lsdException w:unhideWhenUsed="0" w:uiPriority="65" w:semiHidden="0" w:name="Medium List 1 Accent 6"/>
-    <w:lsdException w:unhideWhenUsed="0" w:uiPriority="66" w:semiHidden="0" w:name="Medium List 2 Accent 6"/>
-    <w:lsdException w:unhideWhenUsed="0" w:uiPriority="67" w:semiHidden="0" w:name="Medium Grid 1 Accent 6"/>
-    <w:lsdException w:unhideWhenUsed="0" w:uiPriority="68" w:semiHidden="0" w:name="Medium Grid 2 Accent 6"/>
-    <w:lsdException w:unhideWhenUsed="0" w:uiPriority="69" w:semiHidden="0" w:name="Medium Grid 3 Accent 6"/>
-    <w:lsdException w:unhideWhenUsed="0" w:uiPriority="70" w:semiHidden="0" w:name="Dark List Accent 6"/>
-    <w:lsdException w:unhideWhenUsed="0" w:uiPriority="71" w:semiHidden="0" w:name="Colorful Shading Accent 6"/>
-    <w:lsdException w:unhideWhenUsed="0" w:uiPriority="72" w:semiHidden="0" w:name="Colorful List Accent 6"/>
-    <w:lsdException w:unhideWhenUsed="0" w:uiPriority="73" w:semiHidden="0" w:name="Colorful Grid Accent 6"/>
+  <w:latentStyles w:defLockedState="0" w:defUIPriority="99" w:defSemiHidden="1" w:defUnhideWhenUsed="1" w:defQFormat="0" w:count="260">
+    <w:lsdException w:name="Normal" w:semiHidden="0" w:uiPriority="0" w:unhideWhenUsed="0" w:qFormat="1"/>
+    <w:lsdException w:name="heading 1" w:semiHidden="0" w:uiPriority="0" w:unhideWhenUsed="0" w:qFormat="1"/>
+    <w:lsdException w:name="heading 2" w:semiHidden="0" w:uiPriority="0" w:qFormat="1"/>
+    <w:lsdException w:name="heading 3" w:uiPriority="0" w:qFormat="1"/>
+    <w:lsdException w:name="heading 4" w:semiHidden="0" w:uiPriority="0" w:qFormat="1"/>
+    <w:lsdException w:name="heading 5" w:uiPriority="0" w:qFormat="1"/>
+    <w:lsdException w:name="heading 6" w:uiPriority="0" w:qFormat="1"/>
+    <w:lsdException w:name="heading 7" w:uiPriority="0" w:qFormat="1"/>
+    <w:lsdException w:name="heading 8" w:uiPriority="0" w:qFormat="1"/>
+    <w:lsdException w:name="heading 9" w:uiPriority="0" w:qFormat="1"/>
+    <w:lsdException w:name="index 1" w:semiHidden="0" w:uiPriority="0" w:unhideWhenUsed="0"/>
+    <w:lsdException w:name="index 2" w:semiHidden="0" w:uiPriority="0" w:unhideWhenUsed="0"/>
+    <w:lsdException w:name="index 3" w:semiHidden="0" w:uiPriority="0" w:unhideWhenUsed="0"/>
+    <w:lsdException w:name="index 4" w:semiHidden="0" w:uiPriority="0" w:unhideWhenUsed="0"/>
+    <w:lsdException w:name="index 5" w:semiHidden="0" w:uiPriority="0" w:unhideWhenUsed="0"/>
+    <w:lsdException w:name="index 6" w:semiHidden="0" w:uiPriority="0" w:unhideWhenUsed="0"/>
+    <w:lsdException w:name="index 7" w:semiHidden="0" w:uiPriority="0" w:unhideWhenUsed="0"/>
+    <w:lsdException w:name="index 8" w:semiHidden="0" w:uiPriority="0" w:unhideWhenUsed="0"/>
+    <w:lsdException w:name="index 9" w:semiHidden="0" w:uiPriority="0" w:unhideWhenUsed="0"/>
+    <w:lsdException w:name="toc 1" w:semiHidden="0" w:uiPriority="0" w:unhideWhenUsed="0" w:qFormat="1"/>
+    <w:lsdException w:name="toc 2" w:semiHidden="0" w:uiPriority="0" w:unhideWhenUsed="0" w:qFormat="1"/>
+    <w:lsdException w:name="toc 3" w:semiHidden="0" w:uiPriority="0" w:unhideWhenUsed="0" w:qFormat="1"/>
+    <w:lsdException w:name="toc 4" w:semiHidden="0" w:uiPriority="0" w:unhideWhenUsed="0"/>
+    <w:lsdException w:name="toc 5" w:semiHidden="0" w:uiPriority="0" w:unhideWhenUsed="0"/>
+    <w:lsdException w:name="toc 6" w:semiHidden="0" w:uiPriority="0" w:unhideWhenUsed="0"/>
+    <w:lsdException w:name="toc 7" w:semiHidden="0" w:uiPriority="0" w:unhideWhenUsed="0"/>
+    <w:lsdException w:name="toc 8" w:semiHidden="0" w:uiPriority="0" w:unhideWhenUsed="0"/>
+    <w:lsdException w:name="toc 9" w:semiHidden="0" w:uiPriority="0" w:unhideWhenUsed="0"/>
+    <w:lsdException w:name="Normal Indent" w:semiHidden="0" w:uiPriority="0" w:unhideWhenUsed="0"/>
+    <w:lsdException w:name="footnote text" w:semiHidden="0" w:uiPriority="0" w:unhideWhenUsed="0"/>
+    <w:lsdException w:name="annotation text" w:semiHidden="0" w:uiPriority="0" w:unhideWhenUsed="0" w:qFormat="1"/>
+    <w:lsdException w:name="header" w:semiHidden="0" w:uiPriority="0" w:unhideWhenUsed="0" w:qFormat="1"/>
+    <w:lsdException w:name="footer" w:semiHidden="0" w:uiPriority="0" w:unhideWhenUsed="0" w:qFormat="1"/>
+    <w:lsdException w:name="index heading" w:semiHidden="0" w:uiPriority="0" w:unhideWhenUsed="0"/>
+    <w:lsdException w:name="caption" w:uiPriority="0" w:qFormat="1"/>
+    <w:lsdException w:name="table of figures" w:semiHidden="0" w:uiPriority="0" w:unhideWhenUsed="0"/>
+    <w:lsdException w:name="envelope address" w:semiHidden="0" w:uiPriority="0" w:unhideWhenUsed="0"/>
+    <w:lsdException w:name="envelope return" w:semiHidden="0" w:uiPriority="0" w:unhideWhenUsed="0"/>
+    <w:lsdException w:name="footnote reference" w:semiHidden="0" w:uiPriority="0" w:unhideWhenUsed="0"/>
+    <w:lsdException w:name="annotation reference" w:semiHidden="0" w:uiPriority="0" w:unhideWhenUsed="0"/>
+    <w:lsdException w:name="line number" w:semiHidden="0" w:uiPriority="0" w:unhideWhenUsed="0"/>
+    <w:lsdException w:name="page number" w:semiHidden="0" w:uiPriority="0" w:unhideWhenUsed="0"/>
+    <w:lsdException w:name="endnote reference" w:semiHidden="0" w:uiPriority="0" w:unhideWhenUsed="0"/>
+    <w:lsdException w:name="endnote text" w:semiHidden="0" w:uiPriority="0" w:unhideWhenUsed="0"/>
+    <w:lsdException w:name="table of authorities" w:semiHidden="0" w:uiPriority="0" w:unhideWhenUsed="0"/>
+    <w:lsdException w:name="macro" w:semiHidden="0" w:uiPriority="0" w:unhideWhenUsed="0"/>
+    <w:lsdException w:name="toa heading" w:semiHidden="0" w:uiPriority="0" w:unhideWhenUsed="0"/>
+    <w:lsdException w:name="List" w:semiHidden="0" w:uiPriority="0" w:unhideWhenUsed="0"/>
+    <w:lsdException w:name="List Bullet" w:semiHidden="0" w:uiPriority="0" w:unhideWhenUsed="0"/>
+    <w:lsdException w:name="List Number" w:semiHidden="0" w:uiPriority="0" w:unhideWhenUsed="0"/>
+    <w:lsdException w:name="List 2" w:semiHidden="0" w:uiPriority="0" w:unhideWhenUsed="0"/>
+    <w:lsdException w:name="List 3" w:semiHidden="0" w:uiPriority="0" w:unhideWhenUsed="0"/>
+    <w:lsdException w:name="List 4" w:semiHidden="0" w:uiPriority="0" w:unhideWhenUsed="0"/>
+    <w:lsdException w:name="List 5" w:semiHidden="0" w:uiPriority="0" w:unhideWhenUsed="0"/>
+    <w:lsdException w:name="List Bullet 2" w:semiHidden="0" w:uiPriority="0" w:unhideWhenUsed="0"/>
+    <w:lsdException w:name="List Bullet 3" w:semiHidden="0" w:uiPriority="0" w:unhideWhenUsed="0"/>
+    <w:lsdException w:name="List Bullet 4" w:semiHidden="0" w:uiPriority="0" w:unhideWhenUsed="0"/>
+    <w:lsdException w:name="List Bullet 5" w:semiHidden="0" w:uiPriority="0" w:unhideWhenUsed="0"/>
+    <w:lsdException w:name="List Number 2" w:semiHidden="0" w:uiPriority="0" w:unhideWhenUsed="0"/>
+    <w:lsdException w:name="List Number 3" w:semiHidden="0" w:uiPriority="0" w:unhideWhenUsed="0"/>
+    <w:lsdException w:name="List Number 4" w:semiHidden="0" w:uiPriority="0" w:unhideWhenUsed="0"/>
+    <w:lsdException w:name="List Number 5" w:semiHidden="0" w:uiPriority="0" w:unhideWhenUsed="0"/>
+    <w:lsdException w:name="Title" w:semiHidden="0" w:uiPriority="0" w:unhideWhenUsed="0" w:qFormat="1"/>
+    <w:lsdException w:name="Closing" w:semiHidden="0" w:uiPriority="0" w:unhideWhenUsed="0"/>
+    <w:lsdException w:name="Signature" w:semiHidden="0" w:uiPriority="0" w:unhideWhenUsed="0"/>
+    <w:lsdException w:name="Default Paragraph Font" w:uiPriority="0" w:unhideWhenUsed="0" w:qFormat="1"/>
+    <w:lsdException w:name="Body Text" w:uiPriority="0" w:unhideWhenUsed="0" w:qFormat="1"/>
+    <w:lsdException w:name="Body Text Indent" w:semiHidden="0" w:uiPriority="0" w:unhideWhenUsed="0"/>
+    <w:lsdException w:name="List Continue" w:semiHidden="0" w:uiPriority="0" w:unhideWhenUsed="0"/>
+    <w:lsdException w:name="List Continue 2" w:semiHidden="0" w:uiPriority="0" w:unhideWhenUsed="0"/>
+    <w:lsdException w:name="List Continue 3" w:semiHidden="0" w:uiPriority="0" w:unhideWhenUsed="0"/>
+    <w:lsdException w:name="List Continue 4" w:semiHidden="0" w:uiPriority="0" w:unhideWhenUsed="0"/>
+    <w:lsdException w:name="List Continue 5" w:semiHidden="0" w:uiPriority="0" w:unhideWhenUsed="0"/>
+    <w:lsdException w:name="Message Header" w:semiHidden="0" w:uiPriority="0" w:unhideWhenUsed="0"/>
+    <w:lsdException w:name="Subtitle" w:semiHidden="0" w:uiPriority="0" w:unhideWhenUsed="0" w:qFormat="1"/>
+    <w:lsdException w:name="Salutation" w:semiHidden="0" w:uiPriority="0" w:unhideWhenUsed="0"/>
+    <w:lsdException w:name="Date" w:semiHidden="0" w:uiPriority="0" w:unhideWhenUsed="0"/>
+    <w:lsdException w:name="Body Text First Indent" w:semiHidden="0" w:uiPriority="0" w:unhideWhenUsed="0"/>
+    <w:lsdException w:name="Body Text First Indent 2" w:semiHidden="0" w:uiPriority="0" w:unhideWhenUsed="0"/>
+    <w:lsdException w:name="Body Text 2" w:semiHidden="0" w:uiPriority="0" w:unhideWhenUsed="0"/>
+    <w:lsdException w:name="Body Text 3" w:semiHidden="0" w:uiPriority="0" w:unhideWhenUsed="0"/>
+    <w:lsdException w:name="Body Text Indent 2" w:semiHidden="0" w:uiPriority="0" w:unhideWhenUsed="0"/>
+    <w:lsdException w:name="Body Text Indent 3" w:semiHidden="0" w:uiPriority="0" w:unhideWhenUsed="0"/>
+    <w:lsdException w:name="Block Text" w:semiHidden="0" w:uiPriority="0" w:unhideWhenUsed="0"/>
+    <w:lsdException w:name="Hyperlink" w:semiHidden="0" w:uiPriority="0" w:unhideWhenUsed="0"/>
+    <w:lsdException w:name="FollowedHyperlink" w:semiHidden="0" w:uiPriority="0" w:unhideWhenUsed="0"/>
+    <w:lsdException w:name="Strong" w:semiHidden="0" w:uiPriority="0" w:unhideWhenUsed="0" w:qFormat="1"/>
+    <w:lsdException w:name="Emphasis" w:semiHidden="0" w:uiPriority="0" w:unhideWhenUsed="0" w:qFormat="1"/>
+    <w:lsdException w:name="Document Map" w:semiHidden="0" w:uiPriority="0" w:unhideWhenUsed="0"/>
+    <w:lsdException w:name="Plain Text" w:semiHidden="0" w:uiPriority="0" w:unhideWhenUsed="0"/>
+    <w:lsdException w:name="E-mail Signature" w:semiHidden="0" w:uiPriority="0" w:unhideWhenUsed="0"/>
+    <w:lsdException w:name="Normal (Web)" w:semiHidden="0" w:uiPriority="0" w:unhideWhenUsed="0" w:qFormat="1"/>
+    <w:lsdException w:name="HTML Acronym" w:semiHidden="0" w:uiPriority="0" w:unhideWhenUsed="0"/>
+    <w:lsdException w:name="HTML Address" w:semiHidden="0" w:uiPriority="0" w:unhideWhenUsed="0"/>
+    <w:lsdException w:name="HTML Cite" w:semiHidden="0" w:uiPriority="0" w:unhideWhenUsed="0"/>
+    <w:lsdException w:name="HTML Code" w:semiHidden="0" w:uiPriority="0" w:unhideWhenUsed="0"/>
+    <w:lsdException w:name="HTML Definition" w:semiHidden="0" w:uiPriority="0" w:unhideWhenUsed="0"/>
+    <w:lsdException w:name="HTML Keyboard" w:semiHidden="0" w:uiPriority="0" w:unhideWhenUsed="0"/>
+    <w:lsdException w:name="HTML Preformatted" w:semiHidden="0" w:uiPriority="0" w:unhideWhenUsed="0"/>
+    <w:lsdException w:name="HTML Sample" w:semiHidden="0" w:uiPriority="0" w:unhideWhenUsed="0"/>
+    <w:lsdException w:name="HTML Typewriter" w:semiHidden="0" w:uiPriority="0" w:unhideWhenUsed="0"/>
+    <w:lsdException w:name="HTML Variable" w:semiHidden="0" w:uiPriority="0" w:unhideWhenUsed="0"/>
+    <w:lsdException w:name="Normal Table" w:uiPriority="0" w:unhideWhenUsed="0" w:qFormat="1"/>
+    <w:lsdException w:name="annotation subject" w:semiHidden="0" w:uiPriority="0" w:unhideWhenUsed="0"/>
+    <w:lsdException w:name="Table Simple 1" w:semiHidden="0" w:uiPriority="0" w:unhideWhenUsed="0"/>
+    <w:lsdException w:name="Table Simple 2" w:semiHidden="0" w:uiPriority="0" w:unhideWhenUsed="0"/>
+    <w:lsdException w:name="Table Simple 3" w:semiHidden="0" w:uiPriority="0" w:unhideWhenUsed="0"/>
+    <w:lsdException w:name="Table Classic 1" w:semiHidden="0" w:uiPriority="0" w:unhideWhenUsed="0"/>
+    <w:lsdException w:name="Table Classic 2" w:semiHidden="0" w:uiPriority="0" w:unhideWhenUsed="0"/>
+    <w:lsdException w:name="Table Classic 3" w:semiHidden="0" w:uiPriority="0" w:unhideWhenUsed="0"/>
+    <w:lsdException w:name="Table Classic 4" w:semiHidden="0" w:uiPriority="0" w:unhideWhenUsed="0"/>
+    <w:lsdException w:name="Table Colorful 1" w:semiHidden="0" w:uiPriority="0" w:unhideWhenUsed="0"/>
+    <w:lsdException w:name="Table Colorful 2" w:semiHidden="0" w:uiPriority="0" w:unhideWhenUsed="0"/>
+    <w:lsdException w:name="Table Colorful 3" w:semiHidden="0" w:uiPriority="0" w:unhideWhenUsed="0"/>
+    <w:lsdException w:name="Table Columns 1" w:semiHidden="0" w:uiPriority="0" w:unhideWhenUsed="0"/>
+    <w:lsdException w:name="Table Columns 2" w:semiHidden="0" w:uiPriority="0" w:unhideWhenUsed="0"/>
+    <w:lsdException w:name="Table Columns 3" w:semiHidden="0" w:uiPriority="0" w:unhideWhenUsed="0"/>
+    <w:lsdException w:name="Table Columns 4" w:semiHidden="0" w:uiPriority="0" w:unhideWhenUsed="0"/>
+    <w:lsdException w:name="Table Columns 5" w:semiHidden="0" w:uiPriority="0" w:unhideWhenUsed="0"/>
+    <w:lsdException w:name="Table Grid 1" w:semiHidden="0" w:uiPriority="0" w:unhideWhenUsed="0"/>
+    <w:lsdException w:name="Table Grid 2" w:semiHidden="0" w:uiPriority="0" w:unhideWhenUsed="0"/>
+    <w:lsdException w:name="Table Grid 3" w:semiHidden="0" w:uiPriority="0" w:unhideWhenUsed="0"/>
+    <w:lsdException w:name="Table Grid 4" w:semiHidden="0" w:uiPriority="0" w:unhideWhenUsed="0"/>
+    <w:lsdException w:name="Table Grid 5" w:semiHidden="0" w:uiPriority="0" w:unhideWhenUsed="0"/>
+    <w:lsdException w:name="Table Grid 6" w:semiHidden="0" w:uiPriority="0" w:unhideWhenUsed="0"/>
+    <w:lsdException w:name="Table Grid 7" w:semiHidden="0" w:uiPriority="0" w:unhideWhenUsed="0"/>
+    <w:lsdException w:name="Table Grid 8" w:semiHidden="0" w:uiPriority="0" w:unhideWhenUsed="0"/>
+    <w:lsdException w:name="Table List 1" w:semiHidden="0" w:uiPriority="0" w:unhideWhenUsed="0"/>
+    <w:lsdException w:name="Table List 2" w:semiHidden="0" w:uiPriority="0" w:unhideWhenUsed="0"/>
+    <w:lsdException w:name="Table List 3" w:semiHidden="0" w:uiPriority="0" w:unhideWhenUsed="0"/>
+    <w:lsdException w:name="Table List 4" w:semiHidden="0" w:uiPriority="0" w:unhideWhenUsed="0"/>
+    <w:lsdException w:name="Table List 5" w:semiHidden="0" w:uiPriority="0" w:unhideWhenUsed="0"/>
+    <w:lsdException w:name="Table List 6" w:semiHidden="0" w:uiPriority="0" w:unhideWhenUsed="0"/>
+    <w:lsdException w:name="Table List 7" w:semiHidden="0" w:uiPriority="0" w:unhideWhenUsed="0"/>
+    <w:lsdException w:name="Table List 8" w:semiHidden="0" w:uiPriority="0" w:unhideWhenUsed="0"/>
+    <w:lsdException w:name="Table 3D effects 1" w:semiHidden="0" w:uiPriority="0" w:unhideWhenUsed="0"/>
+    <w:lsdException w:name="Table 3D effects 2" w:semiHidden="0" w:uiPriority="0" w:unhideWhenUsed="0"/>
+    <w:lsdException w:name="Table 3D effects 3" w:semiHidden="0" w:uiPriority="0" w:unhideWhenUsed="0"/>
+    <w:lsdException w:name="Table Contemporary" w:semiHidden="0" w:uiPriority="0" w:unhideWhenUsed="0"/>
+    <w:lsdException w:name="Table Elegant" w:semiHidden="0" w:uiPriority="0" w:unhideWhenUsed="0"/>
+    <w:lsdException w:name="Table Professional" w:semiHidden="0" w:uiPriority="0" w:unhideWhenUsed="0"/>
+    <w:lsdException w:name="Table Subtle 1" w:semiHidden="0" w:uiPriority="0" w:unhideWhenUsed="0"/>
+    <w:lsdException w:name="Table Subtle 2" w:semiHidden="0" w:uiPriority="0" w:unhideWhenUsed="0"/>
+    <w:lsdException w:name="Table Web 1" w:semiHidden="0" w:uiPriority="0" w:unhideWhenUsed="0"/>
+    <w:lsdException w:name="Table Web 2" w:semiHidden="0" w:uiPriority="0" w:unhideWhenUsed="0"/>
+    <w:lsdException w:name="Table Web 3" w:semiHidden="0" w:uiPriority="0" w:unhideWhenUsed="0"/>
+    <w:lsdException w:name="Balloon Text" w:semiHidden="0" w:uiPriority="0" w:unhideWhenUsed="0"/>
+    <w:lsdException w:name="Table Grid" w:semiHidden="0" w:uiPriority="0" w:unhideWhenUsed="0" w:qFormat="1"/>
+    <w:lsdException w:name="Table Theme" w:semiHidden="0" w:uiPriority="0" w:unhideWhenUsed="0"/>
+    <w:lsdException w:name="Light Shading" w:semiHidden="0" w:uiPriority="60" w:unhideWhenUsed="0"/>
+    <w:lsdException w:name="Light List" w:semiHidden="0" w:uiPriority="61" w:unhideWhenUsed="0"/>
+    <w:lsdException w:name="Light Grid" w:semiHidden="0" w:uiPriority="62" w:unhideWhenUsed="0"/>
+    <w:lsdException w:name="Medium Shading 1" w:semiHidden="0" w:uiPriority="63" w:unhideWhenUsed="0"/>
+    <w:lsdException w:name="Medium Shading 2" w:semiHidden="0" w:uiPriority="64" w:unhideWhenUsed="0"/>
+    <w:lsdException w:name="Medium List 1" w:semiHidden="0" w:uiPriority="65" w:unhideWhenUsed="0"/>
+    <w:lsdException w:name="Medium List 2" w:semiHidden="0" w:uiPriority="66" w:unhideWhenUsed="0"/>
+    <w:lsdException w:name="Medium Grid 1" w:semiHidden="0" w:uiPriority="67" w:unhideWhenUsed="0"/>
+    <w:lsdException w:name="Medium Grid 2" w:semiHidden="0" w:uiPriority="68" w:unhideWhenUsed="0"/>
+    <w:lsdException w:name="Medium Grid 3" w:semiHidden="0" w:uiPriority="69" w:unhideWhenUsed="0"/>
+    <w:lsdException w:name="Dark List" w:semiHidden="0" w:uiPriority="70" w:unhideWhenUsed="0"/>
+    <w:lsdException w:name="Colorful Shading" w:semiHidden="0" w:uiPriority="71" w:unhideWhenUsed="0"/>
+    <w:lsdException w:name="Colorful List" w:semiHidden="0" w:uiPriority="72" w:unhideWhenUsed="0"/>
+    <w:lsdException w:name="Colorful Grid" w:semiHidden="0" w:uiPriority="73" w:unhideWhenUsed="0"/>
+    <w:lsdException w:name="Light Shading Accent 1" w:semiHidden="0" w:uiPriority="60" w:unhideWhenUsed="0"/>
+    <w:lsdException w:name="Light List Accent 1" w:semiHidden="0" w:uiPriority="61" w:unhideWhenUsed="0"/>
+    <w:lsdException w:name="Light Grid Accent 1" w:semiHidden="0" w:uiPriority="62" w:unhideWhenUsed="0"/>
+    <w:lsdException w:name="Medium Shading 1 Accent 1" w:semiHidden="0" w:uiPriority="63" w:unhideWhenUsed="0"/>
+    <w:lsdException w:name="Medium Shading 2 Accent 1" w:semiHidden="0" w:uiPriority="64" w:unhideWhenUsed="0"/>
+    <w:lsdException w:name="Medium List 1 Accent 1" w:semiHidden="0" w:uiPriority="65" w:unhideWhenUsed="0"/>
+    <w:lsdException w:name="Medium List 2 Accent 1" w:semiHidden="0" w:uiPriority="66" w:unhideWhenUsed="0"/>
+    <w:lsdException w:name="Medium Grid 1 Accent 1" w:semiHidden="0" w:uiPriority="67" w:unhideWhenUsed="0"/>
+    <w:lsdException w:name="Medium Grid 2 Accent 1" w:semiHidden="0" w:uiPriority="68" w:unhideWhenUsed="0"/>
+    <w:lsdException w:name="Medium Grid 3 Accent 1" w:semiHidden="0" w:uiPriority="69" w:unhideWhenUsed="0"/>
+    <w:lsdException w:name="Dark List Accent 1" w:semiHidden="0" w:uiPriority="70" w:unhideWhenUsed="0"/>
+    <w:lsdException w:name="Colorful Shading Accent 1" w:semiHidden="0" w:uiPriority="71" w:unhideWhenUsed="0"/>
+    <w:lsdException w:name="Colorful List Accent 1" w:semiHidden="0" w:uiPriority="72" w:unhideWhenUsed="0"/>
+    <w:lsdException w:name="Colorful Grid Accent 1" w:semiHidden="0" w:uiPriority="73" w:unhideWhenUsed="0"/>
+    <w:lsdException w:name="Light Shading Accent 2" w:semiHidden="0" w:uiPriority="60" w:unhideWhenUsed="0"/>
+    <w:lsdException w:name="Light List Accent 2" w:semiHidden="0" w:uiPriority="61" w:unhideWhenUsed="0"/>
+    <w:lsdException w:name="Light Grid Accent 2" w:semiHidden="0" w:uiPriority="62" w:unhideWhenUsed="0"/>
+    <w:lsdException w:name="Medium Shading 1 Accent 2" w:semiHidden="0" w:uiPriority="63" w:unhideWhenUsed="0"/>
+    <w:lsdException w:name="Medium Shading 2 Accent 2" w:semiHidden="0" w:uiPriority="64" w:unhideWhenUsed="0"/>
+    <w:lsdException w:name="Medium List 1 Accent 2" w:semiHidden="0" w:uiPriority="65" w:unhideWhenUsed="0"/>
+    <w:lsdException w:name="Medium List 2 Accent 2" w:semiHidden="0" w:uiPriority="66" w:unhideWhenUsed="0"/>
+    <w:lsdException w:name="Medium Grid 1 Accent 2" w:semiHidden="0" w:uiPriority="67" w:unhideWhenUsed="0"/>
+    <w:lsdException w:name="Medium Grid 2 Accent 2" w:semiHidden="0" w:uiPriority="68" w:unhideWhenUsed="0"/>
+    <w:lsdException w:name="Medium Grid 3 Accent 2" w:semiHidden="0" w:uiPriority="69" w:unhideWhenUsed="0"/>
+    <w:lsdException w:name="Dark List Accent 2" w:semiHidden="0" w:uiPriority="70" w:unhideWhenUsed="0"/>
+    <w:lsdException w:name="Colorful Shading Accent 2" w:semiHidden="0" w:uiPriority="71" w:unhideWhenUsed="0"/>
+    <w:lsdException w:name="Colorful List Accent 2" w:semiHidden="0" w:uiPriority="72" w:unhideWhenUsed="0"/>
+    <w:lsdException w:name="Colorful Grid Accent 2" w:semiHidden="0" w:uiPriority="73" w:unhideWhenUsed="0"/>
+    <w:lsdException w:name="Light Shading Accent 3" w:semiHidden="0" w:uiPriority="60" w:unhideWhenUsed="0"/>
+    <w:lsdException w:name="Light List Accent 3" w:semiHidden="0" w:uiPriority="61" w:unhideWhenUsed="0"/>
+    <w:lsdException w:name="Light Grid Accent 3" w:semiHidden="0" w:uiPriority="62" w:unhideWhenUsed="0"/>
+    <w:lsdException w:name="Medium Shading 1 Accent 3" w:semiHidden="0" w:uiPriority="63" w:unhideWhenUsed="0"/>
+    <w:lsdException w:name="Medium Shading 2 Accent 3" w:semiHidden="0" w:uiPriority="64" w:unhideWhenUsed="0"/>
+    <w:lsdException w:name="Medium List 1 Accent 3" w:semiHidden="0" w:uiPriority="65" w:unhideWhenUsed="0"/>
+    <w:lsdException w:name="Medium List 2 Accent 3" w:semiHidden="0" w:uiPriority="66" w:unhideWhenUsed="0"/>
+    <w:lsdException w:name="Medium Grid 1 Accent 3" w:semiHidden="0" w:uiPriority="67" w:unhideWhenUsed="0"/>
+    <w:lsdException w:name="Medium Grid 2 Accent 3" w:semiHidden="0" w:uiPriority="68" w:unhideWhenUsed="0"/>
+    <w:lsdException w:name="Medium Grid 3 Accent 3" w:semiHidden="0" w:uiPriority="69" w:unhideWhenUsed="0"/>
+    <w:lsdException w:name="Dark List Accent 3" w:semiHidden="0" w:uiPriority="70" w:unhideWhenUsed="0"/>
+    <w:lsdException w:name="Colorful Shading Accent 3" w:semiHidden="0" w:uiPriority="71" w:unhideWhenUsed="0"/>
+    <w:lsdException w:name="Colorful List Accent 3" w:semiHidden="0" w:uiPriority="72" w:unhideWhenUsed="0"/>
+    <w:lsdException w:name="Colorful Grid Accent 3" w:semiHidden="0" w:uiPriority="73" w:unhideWhenUsed="0"/>
+    <w:lsdException w:name="Light Shading Accent 4" w:semiHidden="0" w:uiPriority="60" w:unhideWhenUsed="0"/>
+    <w:lsdException w:name="Light List Accent 4" w:semiHidden="0" w:uiPriority="61" w:unhideWhenUsed="0"/>
+    <w:lsdException w:name="Light Grid Accent 4" w:semiHidden="0" w:uiPriority="62" w:unhideWhenUsed="0"/>
+    <w:lsdException w:name="Medium Shading 1 Accent 4" w:semiHidden="0" w:uiPriority="63" w:unhideWhenUsed="0"/>
+    <w:lsdException w:name="Medium Shading 2 Accent 4" w:semiHidden="0" w:uiPriority="64" w:unhideWhenUsed="0"/>
+    <w:lsdException w:name="Medium List 1 Accent 4" w:semiHidden="0" w:uiPriority="65" w:unhideWhenUsed="0"/>
+    <w:lsdException w:name="Medium List 2 Accent 4" w:semiHidden="0" w:uiPriority="66" w:unhideWhenUsed="0"/>
+    <w:lsdException w:name="Medium Grid 1 Accent 4" w:semiHidden="0" w:uiPriority="67" w:unhideWhenUsed="0"/>
+    <w:lsdException w:name="Medium Grid 2 Accent 4" w:semiHidden="0" w:uiPriority="68" w:unhideWhenUsed="0"/>
+    <w:lsdException w:name="Medium Grid 3 Accent 4" w:semiHidden="0" w:uiPriority="69" w:unhideWhenUsed="0"/>
+    <w:lsdException w:name="Dark List Accent 4" w:semiHidden="0" w:uiPriority="70" w:unhideWhenUsed="0"/>
+    <w:lsdException w:name="Colorful Shading Accent 4" w:semiHidden="0" w:uiPriority="71" w:unhideWhenUsed="0"/>
+    <w:lsdException w:name="Colorful List Accent 4" w:semiHidden="0" w:uiPriority="72" w:unhideWhenUsed="0"/>
+    <w:lsdException w:name="Colorful Grid Accent 4" w:semiHidden="0" w:uiPriority="73" w:unhideWhenUsed="0"/>
+    <w:lsdException w:name="Light Shading Accent 5" w:semiHidden="0" w:uiPriority="60" w:unhideWhenUsed="0"/>
+    <w:lsdException w:name="Light List Accent 5" w:semiHidden="0" w:uiPriority="61" w:unhideWhenUsed="0"/>
+    <w:lsdException w:name="Light Grid Accent 5" w:semiHidden="0" w:uiPriority="62" w:unhideWhenUsed="0"/>
+    <w:lsdException w:name="Medium Shading 1 Accent 5" w:semiHidden="0" w:uiPriority="63" w:unhideWhenUsed="0"/>
+    <w:lsdException w:name="Medium Shading 2 Accent 5" w:semiHidden="0" w:uiPriority="64" w:unhideWhenUsed="0"/>
+    <w:lsdException w:name="Medium List 1 Accent 5" w:semiHidden="0" w:uiPriority="65" w:unhideWhenUsed="0"/>
+    <w:lsdException w:name="Medium List 2 Accent 5" w:semiHidden="0" w:uiPriority="66" w:unhideWhenUsed="0"/>
+    <w:lsdException w:name="Medium Grid 1 Accent 5" w:semiHidden="0" w:uiPriority="67" w:unhideWhenUsed="0"/>
+    <w:lsdException w:name="Medium Grid 2 Accent 5" w:semiHidden="0" w:uiPriority="68" w:unhideWhenUsed="0"/>
+    <w:lsdException w:name="Medium Grid 3 Accent 5" w:semiHidden="0" w:uiPriority="69" w:unhideWhenUsed="0"/>
+    <w:lsdException w:name="Dark List Accent 5" w:semiHidden="0" w:uiPriority="70" w:unhideWhenUsed="0"/>
+    <w:lsdException w:name="Colorful Shading Accent 5" w:semiHidden="0" w:uiPriority="71" w:unhideWhenUsed="0"/>
+    <w:lsdException w:name="Colorful List Accent 5" w:semiHidden="0" w:uiPriority="72" w:unhideWhenUsed="0"/>
+    <w:lsdException w:name="Colorful Grid Accent 5" w:semiHidden="0" w:uiPriority="73" w:unhideWhenUsed="0"/>
+    <w:lsdException w:name="Light Shading Accent 6" w:semiHidden="0" w:uiPriority="60" w:unhideWhenUsed="0"/>
+    <w:lsdException w:name="Light List Accent 6" w:semiHidden="0" w:uiPriority="61" w:unhideWhenUsed="0"/>
+    <w:lsdException w:name="Light Grid Accent 6" w:semiHidden="0" w:uiPriority="62" w:unhideWhenUsed="0"/>
+    <w:lsdException w:name="Medium Shading 1 Accent 6" w:semiHidden="0" w:uiPriority="63" w:unhideWhenUsed="0"/>
+    <w:lsdException w:name="Medium Shading 2 Accent 6" w:semiHidden="0" w:uiPriority="64" w:unhideWhenUsed="0"/>
+    <w:lsdException w:name="Medium List 1 Accent 6" w:semiHidden="0" w:uiPriority="65" w:unhideWhenUsed="0"/>
+    <w:lsdException w:name="Medium List 2 Accent 6" w:semiHidden="0" w:uiPriority="66" w:unhideWhenUsed="0"/>
+    <w:lsdException w:name="Medium Grid 1 Accent 6" w:semiHidden="0" w:uiPriority="67" w:unhideWhenUsed="0"/>
+    <w:lsdException w:name="Medium Grid 2 Accent 6" w:semiHidden="0" w:uiPriority="68" w:unhideWhenUsed="0"/>
+    <w:lsdException w:name="Medium Grid 3 Accent 6" w:semiHidden="0" w:uiPriority="69" w:unhideWhenUsed="0"/>
+    <w:lsdException w:name="Dark List Accent 6" w:semiHidden="0" w:uiPriority="70" w:unhideWhenUsed="0"/>
+    <w:lsdException w:name="Colorful Shading Accent 6" w:semiHidden="0" w:uiPriority="71" w:unhideWhenUsed="0"/>
+    <w:lsdException w:name="Colorful List Accent 6" w:semiHidden="0" w:uiPriority="72" w:unhideWhenUsed="0"/>
+    <w:lsdException w:name="Colorful Grid Accent 6" w:semiHidden="0" w:uiPriority="73" w:unhideWhenUsed="0"/>
   </w:latentStyles>
-  <w:style w:type="paragraph" w:default="1" w:styleId="1">
+  <w:style w:type="paragraph" w:default="1" w:styleId="Normal">
     <w:name w:val="Normal"/>
     <w:qFormat/>
-    <w:uiPriority w:val="0"/>
     <w:pPr>
       <w:kinsoku w:val="0"/>
       <w:autoSpaceDE w:val="0"/>
@@ -8209,7 +8086,7 @@
       <w:textAlignment w:val="baseline"/>
     </w:pPr>
     <w:rPr>
-      <w:rFonts w:ascii="Arial" w:hAnsi="Arial" w:eastAsia="宋体" w:cs="Arial"/>
+      <w:rFonts w:ascii="Arial" w:eastAsia="宋体" w:hAnsi="Arial" w:cs="Arial"/>
       <w:snapToGrid w:val="0"/>
       <w:color w:val="000000"/>
       <w:kern w:val="0"/>
@@ -8218,12 +8095,11 @@
       <w:lang w:val="en-US" w:eastAsia="en-US" w:bidi="ar-SA"/>
     </w:rPr>
   </w:style>
-  <w:style w:type="paragraph" w:styleId="2">
+  <w:style w:type="paragraph" w:styleId="Heading1">
     <w:name w:val="heading 1"/>
-    <w:basedOn w:val="1"/>
-    <w:next w:val="1"/>
+    <w:basedOn w:val="Normal"/>
+    <w:next w:val="Normal"/>
     <w:qFormat/>
-    <w:uiPriority w:val="0"/>
     <w:pPr>
       <w:keepNext/>
       <w:keepLines/>
@@ -8241,13 +8117,12 @@
       <w:sz w:val="44"/>
     </w:rPr>
   </w:style>
-  <w:style w:type="paragraph" w:styleId="3">
+  <w:style w:type="paragraph" w:styleId="Heading2">
     <w:name w:val="heading 2"/>
-    <w:basedOn w:val="1"/>
-    <w:next w:val="1"/>
+    <w:basedOn w:val="Normal"/>
+    <w:next w:val="Normal"/>
     <w:unhideWhenUsed/>
     <w:qFormat/>
-    <w:uiPriority w:val="0"/>
     <w:pPr>
       <w:keepNext/>
       <w:keepLines/>
@@ -8260,19 +8135,18 @@
       <w:outlineLvl w:val="1"/>
     </w:pPr>
     <w:rPr>
-      <w:rFonts w:ascii="Arial" w:hAnsi="Arial" w:eastAsia="黑体"/>
+      <w:rFonts w:ascii="Arial" w:eastAsia="黑体" w:hAnsi="Arial"/>
       <w:b/>
       <w:sz w:val="32"/>
     </w:rPr>
   </w:style>
-  <w:style w:type="paragraph" w:styleId="4">
+  <w:style w:type="paragraph" w:styleId="Heading3">
     <w:name w:val="heading 3"/>
-    <w:basedOn w:val="1"/>
-    <w:next w:val="1"/>
+    <w:basedOn w:val="Normal"/>
+    <w:next w:val="Normal"/>
     <w:semiHidden/>
     <w:unhideWhenUsed/>
     <w:qFormat/>
-    <w:uiPriority w:val="0"/>
     <w:pPr>
       <w:keepNext/>
       <w:keepLines/>
@@ -8289,13 +8163,12 @@
       <w:sz w:val="32"/>
     </w:rPr>
   </w:style>
-  <w:style w:type="paragraph" w:styleId="5">
+  <w:style w:type="paragraph" w:styleId="Heading4">
     <w:name w:val="heading 4"/>
-    <w:basedOn w:val="1"/>
-    <w:next w:val="1"/>
+    <w:basedOn w:val="Normal"/>
+    <w:next w:val="Normal"/>
     <w:unhideWhenUsed/>
     <w:qFormat/>
-    <w:uiPriority w:val="0"/>
     <w:pPr>
       <w:keepNext/>
       <w:keepLines/>
@@ -8308,19 +8181,18 @@
       <w:outlineLvl w:val="3"/>
     </w:pPr>
     <w:rPr>
-      <w:rFonts w:ascii="Arial" w:hAnsi="Arial" w:eastAsia="黑体"/>
+      <w:rFonts w:ascii="Arial" w:eastAsia="黑体" w:hAnsi="Arial"/>
       <w:b/>
       <w:sz w:val="28"/>
     </w:rPr>
   </w:style>
-  <w:style w:type="paragraph" w:styleId="6">
+  <w:style w:type="paragraph" w:styleId="Heading5">
     <w:name w:val="heading 5"/>
-    <w:basedOn w:val="1"/>
-    <w:next w:val="1"/>
+    <w:basedOn w:val="Normal"/>
+    <w:next w:val="Normal"/>
     <w:semiHidden/>
     <w:unhideWhenUsed/>
     <w:qFormat/>
-    <w:uiPriority w:val="0"/>
     <w:pPr>
       <w:keepNext/>
       <w:keepLines/>
@@ -8337,14 +8209,13 @@
       <w:sz w:val="28"/>
     </w:rPr>
   </w:style>
-  <w:style w:type="paragraph" w:styleId="7">
+  <w:style w:type="paragraph" w:styleId="Heading6">
     <w:name w:val="heading 6"/>
-    <w:basedOn w:val="1"/>
-    <w:next w:val="1"/>
+    <w:basedOn w:val="Normal"/>
+    <w:next w:val="Normal"/>
     <w:semiHidden/>
     <w:unhideWhenUsed/>
     <w:qFormat/>
-    <w:uiPriority w:val="0"/>
     <w:pPr>
       <w:keepNext/>
       <w:keepLines/>
@@ -8357,19 +8228,18 @@
       <w:outlineLvl w:val="5"/>
     </w:pPr>
     <w:rPr>
-      <w:rFonts w:ascii="Arial" w:hAnsi="Arial" w:eastAsia="黑体"/>
+      <w:rFonts w:ascii="Arial" w:eastAsia="黑体" w:hAnsi="Arial"/>
       <w:b/>
       <w:sz w:val="24"/>
     </w:rPr>
   </w:style>
-  <w:style w:type="paragraph" w:styleId="8">
+  <w:style w:type="paragraph" w:styleId="Heading7">
     <w:name w:val="heading 7"/>
-    <w:basedOn w:val="1"/>
-    <w:next w:val="1"/>
+    <w:basedOn w:val="Normal"/>
+    <w:next w:val="Normal"/>
     <w:semiHidden/>
     <w:unhideWhenUsed/>
     <w:qFormat/>
-    <w:uiPriority w:val="0"/>
     <w:pPr>
       <w:keepNext/>
       <w:keepLines/>
@@ -8386,14 +8256,13 @@
       <w:sz w:val="24"/>
     </w:rPr>
   </w:style>
-  <w:style w:type="paragraph" w:styleId="9">
+  <w:style w:type="paragraph" w:styleId="Heading8">
     <w:name w:val="heading 8"/>
-    <w:basedOn w:val="1"/>
-    <w:next w:val="1"/>
+    <w:basedOn w:val="Normal"/>
+    <w:next w:val="Normal"/>
     <w:semiHidden/>
     <w:unhideWhenUsed/>
     <w:qFormat/>
-    <w:uiPriority w:val="0"/>
     <w:pPr>
       <w:keepNext/>
       <w:keepLines/>
@@ -8406,18 +8275,17 @@
       <w:outlineLvl w:val="7"/>
     </w:pPr>
     <w:rPr>
-      <w:rFonts w:ascii="Arial" w:hAnsi="Arial" w:eastAsia="黑体"/>
+      <w:rFonts w:ascii="Arial" w:eastAsia="黑体" w:hAnsi="Arial"/>
       <w:sz w:val="24"/>
     </w:rPr>
   </w:style>
-  <w:style w:type="paragraph" w:styleId="10">
+  <w:style w:type="paragraph" w:styleId="Heading9">
     <w:name w:val="heading 9"/>
-    <w:basedOn w:val="1"/>
-    <w:next w:val="1"/>
+    <w:basedOn w:val="Normal"/>
+    <w:next w:val="Normal"/>
     <w:semiHidden/>
     <w:unhideWhenUsed/>
     <w:qFormat/>
-    <w:uiPriority w:val="0"/>
     <w:pPr>
       <w:keepNext/>
       <w:keepLines/>
@@ -8430,21 +8298,19 @@
       <w:outlineLvl w:val="8"/>
     </w:pPr>
     <w:rPr>
-      <w:rFonts w:ascii="Arial" w:hAnsi="Arial" w:eastAsia="黑体"/>
+      <w:rFonts w:ascii="Arial" w:eastAsia="黑体" w:hAnsi="Arial"/>
       <w:sz w:val="21"/>
     </w:rPr>
   </w:style>
-  <w:style w:type="character" w:default="1" w:styleId="22">
+  <w:style w:type="character" w:default="1" w:styleId="DefaultParagraphFont">
     <w:name w:val="Default Paragraph Font"/>
     <w:semiHidden/>
     <w:qFormat/>
-    <w:uiPriority w:val="0"/>
   </w:style>
-  <w:style w:type="table" w:default="1" w:styleId="20">
+  <w:style w:type="table" w:default="1" w:styleId="TableNormal">
     <w:name w:val="Normal Table"/>
     <w:semiHidden/>
     <w:qFormat/>
-    <w:uiPriority w:val="0"/>
     <w:tblPr>
       <w:tblCellMar>
         <w:top w:w="0" w:type="dxa"/>
@@ -8454,43 +8320,39 @@
       </w:tblCellMar>
     </w:tblPr>
   </w:style>
-  <w:style w:type="paragraph" w:styleId="11">
+  <w:style w:type="paragraph" w:styleId="CommentText">
     <w:name w:val="annotation text"/>
-    <w:basedOn w:val="1"/>
+    <w:basedOn w:val="Normal"/>
     <w:qFormat/>
-    <w:uiPriority w:val="0"/>
     <w:pPr>
       <w:jc w:val="left"/>
     </w:pPr>
   </w:style>
-  <w:style w:type="paragraph" w:styleId="12">
+  <w:style w:type="paragraph" w:styleId="BodyText">
     <w:name w:val="Body Text"/>
-    <w:basedOn w:val="1"/>
+    <w:basedOn w:val="Normal"/>
     <w:semiHidden/>
     <w:qFormat/>
-    <w:uiPriority w:val="0"/>
     <w:rPr>
-      <w:rFonts w:ascii="Arial" w:hAnsi="Arial" w:eastAsia="Arial" w:cs="Arial"/>
+      <w:rFonts w:ascii="Arial" w:eastAsia="Arial" w:hAnsi="Arial" w:cs="Arial"/>
       <w:sz w:val="21"/>
       <w:szCs w:val="21"/>
       <w:lang w:val="en-US" w:eastAsia="en-US" w:bidi="ar-SA"/>
     </w:rPr>
   </w:style>
-  <w:style w:type="paragraph" w:styleId="13">
+  <w:style w:type="paragraph" w:styleId="TOC3">
     <w:name w:val="toc 3"/>
-    <w:basedOn w:val="1"/>
-    <w:next w:val="1"/>
+    <w:basedOn w:val="Normal"/>
+    <w:next w:val="Normal"/>
     <w:qFormat/>
-    <w:uiPriority w:val="0"/>
     <w:pPr>
       <w:ind w:left="840" w:leftChars="400"/>
     </w:pPr>
   </w:style>
-  <w:style w:type="paragraph" w:styleId="14">
+  <w:style w:type="paragraph" w:styleId="Footer">
     <w:name w:val="footer"/>
-    <w:basedOn w:val="1"/>
+    <w:basedOn w:val="Normal"/>
     <w:qFormat/>
-    <w:uiPriority w:val="0"/>
     <w:pPr>
       <w:tabs>
         <w:tab w:val="center" w:pos="4153"/>
@@ -8503,17 +8365,16 @@
       <w:sz w:val="18"/>
     </w:rPr>
   </w:style>
-  <w:style w:type="paragraph" w:styleId="15">
+  <w:style w:type="paragraph" w:styleId="Header">
     <w:name w:val="header"/>
-    <w:basedOn w:val="1"/>
+    <w:basedOn w:val="Normal"/>
     <w:qFormat/>
-    <w:uiPriority w:val="0"/>
     <w:pPr>
       <w:pBdr>
-        <w:top w:val="none" w:color="auto" w:sz="0" w:space="0"/>
-        <w:left w:val="none" w:color="auto" w:sz="0" w:space="0"/>
-        <w:bottom w:val="none" w:color="auto" w:sz="0" w:space="0"/>
-        <w:right w:val="none" w:color="auto" w:sz="0" w:space="0"/>
+        <w:top w:val="nil"/>
+        <w:left w:val="nil"/>
+        <w:bottom w:val="nil"/>
+        <w:right w:val="nil"/>
       </w:pBdr>
       <w:tabs>
         <w:tab w:val="center" w:pos="4153"/>
@@ -8528,41 +8389,37 @@
       <w:sz w:val="18"/>
     </w:rPr>
   </w:style>
-  <w:style w:type="paragraph" w:styleId="16">
+  <w:style w:type="paragraph" w:styleId="TOC1">
     <w:name w:val="toc 1"/>
-    <w:basedOn w:val="1"/>
-    <w:next w:val="1"/>
+    <w:basedOn w:val="Normal"/>
+    <w:next w:val="Normal"/>
     <w:qFormat/>
-    <w:uiPriority w:val="0"/>
     <w:rPr>
-      <w:rFonts w:ascii="Arial" w:hAnsi="Arial" w:eastAsia="Microsoft JhengHei"/>
+      <w:rFonts w:ascii="Arial" w:eastAsia="Microsoft JhengHei" w:hAnsi="Arial"/>
       <w:sz w:val="24"/>
     </w:rPr>
   </w:style>
-  <w:style w:type="paragraph" w:styleId="17">
+  <w:style w:type="paragraph" w:styleId="TOC2">
     <w:name w:val="toc 2"/>
-    <w:basedOn w:val="1"/>
-    <w:next w:val="1"/>
+    <w:basedOn w:val="Normal"/>
+    <w:next w:val="Normal"/>
     <w:qFormat/>
-    <w:uiPriority w:val="0"/>
     <w:pPr>
       <w:ind w:left="420" w:leftChars="200"/>
     </w:pPr>
   </w:style>
-  <w:style w:type="paragraph" w:styleId="18">
+  <w:style w:type="paragraph" w:styleId="NormalWeb">
     <w:name w:val="Normal (Web)"/>
-    <w:basedOn w:val="1"/>
+    <w:basedOn w:val="Normal"/>
     <w:qFormat/>
-    <w:uiPriority w:val="0"/>
     <w:rPr>
       <w:sz w:val="24"/>
     </w:rPr>
   </w:style>
-  <w:style w:type="paragraph" w:styleId="19">
+  <w:style w:type="paragraph" w:styleId="Title">
     <w:name w:val="Title"/>
-    <w:basedOn w:val="1"/>
+    <w:basedOn w:val="Normal"/>
     <w:qFormat/>
-    <w:uiPriority w:val="0"/>
     <w:pPr>
       <w:spacing w:before="240" w:beforeLines="0" w:beforeAutospacing="0" w:after="60" w:afterLines="0" w:afterAutospacing="0"/>
       <w:jc w:val="center"/>
@@ -8574,41 +8431,38 @@
       <w:sz w:val="32"/>
     </w:rPr>
   </w:style>
-  <w:style w:type="table" w:styleId="21">
+  <w:style w:type="table" w:styleId="TableGrid">
     <w:name w:val="Table Grid"/>
-    <w:basedOn w:val="20"/>
+    <w:basedOn w:val="TableNormal"/>
     <w:qFormat/>
-    <w:uiPriority w:val="0"/>
     <w:pPr>
       <w:widowControl w:val="0"/>
       <w:jc w:val="both"/>
     </w:pPr>
     <w:tblPr>
       <w:tblBorders>
-        <w:top w:val="single" w:color="auto" w:sz="4" w:space="0"/>
-        <w:left w:val="single" w:color="auto" w:sz="4" w:space="0"/>
-        <w:bottom w:val="single" w:color="auto" w:sz="4" w:space="0"/>
-        <w:right w:val="single" w:color="auto" w:sz="4" w:space="0"/>
-        <w:insideH w:val="single" w:color="auto" w:sz="4" w:space="0"/>
-        <w:insideV w:val="single" w:color="auto" w:sz="4" w:space="0"/>
+        <w:top w:val="single" w:sz="4" w:space="0" w:color="auto"/>
+        <w:left w:val="single" w:sz="4" w:space="0" w:color="auto"/>
+        <w:bottom w:val="single" w:sz="4" w:space="0" w:color="auto"/>
+        <w:right w:val="single" w:sz="4" w:space="0" w:color="auto"/>
+        <w:insideH w:val="single" w:sz="4" w:space="0" w:color="auto"/>
+        <w:insideV w:val="single" w:sz="4" w:space="0" w:color="auto"/>
       </w:tblBorders>
     </w:tblPr>
   </w:style>
-  <w:style w:type="character" w:styleId="23">
+  <w:style w:type="character" w:styleId="Strong">
     <w:name w:val="Strong"/>
-    <w:basedOn w:val="22"/>
+    <w:basedOn w:val="DefaultParagraphFont"/>
     <w:qFormat/>
-    <w:uiPriority w:val="0"/>
     <w:rPr>
       <w:b/>
     </w:rPr>
   </w:style>
-  <w:style w:type="table" w:customStyle="1" w:styleId="24">
+  <w:style w:type="table" w:customStyle="1" w:styleId="TableNormal0">
     <w:name w:val="Table Normal_0"/>
     <w:semiHidden/>
     <w:unhideWhenUsed/>
     <w:qFormat/>
-    <w:uiPriority w:val="0"/>
     <w:tblPr>
       <w:tblCellMar>
         <w:top w:w="0" w:type="dxa"/>
@@ -8618,87 +8472,81 @@
       </w:tblCellMar>
     </w:tblPr>
   </w:style>
-  <w:style w:type="paragraph" w:customStyle="1" w:styleId="25">
+  <w:style w:type="paragraph" w:customStyle="1" w:styleId="TableText">
     <w:name w:val="Table Text"/>
-    <w:basedOn w:val="1"/>
+    <w:basedOn w:val="Normal"/>
     <w:semiHidden/>
     <w:qFormat/>
-    <w:uiPriority w:val="0"/>
     <w:rPr>
-      <w:rFonts w:ascii="宋体" w:hAnsi="宋体" w:eastAsia="宋体" w:cs="宋体"/>
+      <w:rFonts w:ascii="宋体" w:eastAsia="宋体" w:hAnsi="宋体" w:cs="宋体"/>
       <w:sz w:val="21"/>
       <w:szCs w:val="21"/>
       <w:lang w:val="en-US" w:eastAsia="en-US" w:bidi="ar-SA"/>
     </w:rPr>
   </w:style>
-  <w:style w:type="paragraph" w:customStyle="1" w:styleId="26">
+  <w:style w:type="paragraph" w:customStyle="1" w:styleId="1">
     <w:name w:val="柴_标题1"/>
-    <w:basedOn w:val="2"/>
-    <w:next w:val="27"/>
-    <w:link w:val="38"/>
+    <w:basedOn w:val="Heading1"/>
+    <w:next w:val="a"/>
+    <w:link w:val="1Char"/>
     <w:qFormat/>
-    <w:uiPriority w:val="0"/>
     <w:pPr>
       <w:spacing w:before="100" w:after="90" w:line="360" w:lineRule="auto"/>
     </w:pPr>
     <w:rPr>
-      <w:rFonts w:ascii="Arial" w:hAnsi="Arial" w:eastAsia="宋体"/>
+      <w:rFonts w:ascii="Arial" w:eastAsia="宋体" w:hAnsi="Arial"/>
       <w:sz w:val="32"/>
     </w:rPr>
   </w:style>
-  <w:style w:type="paragraph" w:customStyle="1" w:styleId="27">
+  <w:style w:type="paragraph" w:customStyle="1" w:styleId="a">
     <w:name w:val="柴_正文"/>
-    <w:basedOn w:val="12"/>
-    <w:link w:val="41"/>
+    <w:basedOn w:val="BodyText"/>
+    <w:link w:val="Char"/>
     <w:qFormat/>
-    <w:uiPriority w:val="0"/>
     <w:pPr>
       <w:spacing w:line="360" w:lineRule="auto"/>
       <w:ind w:firstLine="470" w:firstLineChars="200"/>
     </w:pPr>
     <w:rPr>
-      <w:rFonts w:ascii="Arial" w:hAnsi="Arial" w:eastAsia="宋体"/>
+      <w:rFonts w:ascii="Arial" w:eastAsia="宋体" w:hAnsi="Arial"/>
       <w:sz w:val="24"/>
       <w:lang w:eastAsia="zh-CN"/>
     </w:rPr>
   </w:style>
-  <w:style w:type="paragraph" w:customStyle="1" w:styleId="28">
+  <w:style w:type="paragraph" w:customStyle="1" w:styleId="2">
     <w:name w:val="柴_标题2"/>
-    <w:basedOn w:val="3"/>
-    <w:next w:val="27"/>
+    <w:basedOn w:val="Heading2"/>
+    <w:next w:val="a"/>
     <w:qFormat/>
-    <w:uiPriority w:val="0"/>
     <w:pPr>
       <w:spacing w:line="360" w:lineRule="auto"/>
     </w:pPr>
     <w:rPr>
-      <w:rFonts w:ascii="Arial" w:hAnsi="Arial" w:eastAsia="宋体"/>
+      <w:rFonts w:ascii="Arial" w:eastAsia="宋体" w:hAnsi="Arial"/>
       <w:sz w:val="28"/>
     </w:rPr>
   </w:style>
-  <w:style w:type="paragraph" w:customStyle="1" w:styleId="29">
+  <w:style w:type="paragraph" w:customStyle="1" w:styleId="3">
     <w:name w:val="柴_标题3"/>
-    <w:basedOn w:val="4"/>
-    <w:next w:val="27"/>
+    <w:basedOn w:val="Heading3"/>
+    <w:next w:val="a"/>
     <w:qFormat/>
-    <w:uiPriority w:val="0"/>
     <w:pPr>
       <w:spacing w:line="360" w:lineRule="auto"/>
       <w:ind w:left="0" w:firstLine="472" w:firstLineChars="200"/>
     </w:pPr>
     <w:rPr>
-      <w:rFonts w:ascii="宋体" w:hAnsi="宋体" w:eastAsia="宋体" w:cs="宋体"/>
+      <w:rFonts w:ascii="宋体" w:eastAsia="宋体" w:hAnsi="宋体" w:cs="宋体"/>
       <w:spacing w:val="-2"/>
       <w:sz w:val="24"/>
       <w:szCs w:val="24"/>
     </w:rPr>
   </w:style>
-  <w:style w:type="paragraph" w:customStyle="1" w:styleId="30">
+  <w:style w:type="paragraph" w:customStyle="1" w:styleId="a0">
     <w:name w:val="柴_目录"/>
-    <w:basedOn w:val="1"/>
-    <w:next w:val="12"/>
+    <w:basedOn w:val="Normal"/>
+    <w:next w:val="BodyText"/>
     <w:qFormat/>
-    <w:uiPriority w:val="0"/>
     <w:pPr>
       <w:tabs>
         <w:tab w:val="right" w:leader="dot" w:pos="8442"/>
@@ -8706,96 +8554,89 @@
       <w:ind w:left="0" w:leftChars="0"/>
     </w:pPr>
     <w:rPr>
-      <w:rFonts w:ascii="Arial" w:hAnsi="Arial" w:eastAsia="Microsoft JhengHei"/>
+      <w:rFonts w:ascii="Arial" w:eastAsia="Microsoft JhengHei" w:hAnsi="Arial"/>
       <w:sz w:val="24"/>
     </w:rPr>
   </w:style>
-  <w:style w:type="paragraph" w:customStyle="1" w:styleId="31">
+  <w:style w:type="paragraph" w:customStyle="1" w:styleId="a1">
     <w:name w:val="柴_公司名"/>
-    <w:basedOn w:val="19"/>
+    <w:basedOn w:val="Title"/>
     <w:qFormat/>
-    <w:uiPriority w:val="0"/>
     <w:pPr>
       <w:spacing w:after="600" w:afterLines="600"/>
     </w:pPr>
     <w:rPr>
-      <w:rFonts w:hint="eastAsia" w:ascii="宋体" w:hAnsi="宋体" w:eastAsia="宋体" w:cs="宋体"/>
+      <w:rFonts w:ascii="宋体" w:eastAsia="宋体" w:hAnsi="宋体" w:cs="宋体" w:hint="eastAsia"/>
       <w:bCs/>
       <w:spacing w:val="-6"/>
       <w:sz w:val="52"/>
       <w:szCs w:val="52"/>
     </w:rPr>
   </w:style>
-  <w:style w:type="paragraph" w:customStyle="1" w:styleId="32">
+  <w:style w:type="paragraph" w:customStyle="1" w:styleId="a2">
     <w:name w:val="柴_文档名"/>
-    <w:basedOn w:val="19"/>
+    <w:basedOn w:val="Title"/>
     <w:qFormat/>
-    <w:uiPriority w:val="0"/>
     <w:pPr>
       <w:spacing w:after="900" w:afterLines="900"/>
     </w:pPr>
     <w:rPr>
-      <w:rFonts w:ascii="黑体" w:hAnsi="黑体" w:eastAsia="黑体" w:cs="黑体"/>
+      <w:rFonts w:ascii="黑体" w:eastAsia="黑体" w:hAnsi="黑体" w:cs="黑体"/>
       <w:bCs/>
       <w:spacing w:val="-7"/>
       <w:sz w:val="52"/>
       <w:szCs w:val="52"/>
     </w:rPr>
   </w:style>
-  <w:style w:type="paragraph" w:customStyle="1" w:styleId="33">
+  <w:style w:type="paragraph" w:customStyle="1" w:styleId="WPSOffice1">
     <w:name w:val="WPSOffice手动目录 1"/>
     <w:qFormat/>
-    <w:uiPriority w:val="0"/>
     <w:pPr>
       <w:ind w:leftChars="0"/>
     </w:pPr>
     <w:rPr>
-      <w:rFonts w:ascii="Times New Roman" w:hAnsi="Times New Roman" w:eastAsia="宋体" w:cs="Times New Roman"/>
+      <w:rFonts w:ascii="Times New Roman" w:eastAsia="宋体" w:hAnsi="Times New Roman" w:cs="Times New Roman"/>
       <w:sz w:val="20"/>
       <w:szCs w:val="20"/>
     </w:rPr>
   </w:style>
-  <w:style w:type="paragraph" w:customStyle="1" w:styleId="34">
+  <w:style w:type="paragraph" w:customStyle="1" w:styleId="WPSOffice2">
     <w:name w:val="WPSOffice手动目录 2"/>
     <w:qFormat/>
-    <w:uiPriority w:val="0"/>
     <w:pPr>
       <w:ind w:leftChars="200"/>
     </w:pPr>
     <w:rPr>
-      <w:rFonts w:ascii="Times New Roman" w:hAnsi="Times New Roman" w:eastAsia="宋体" w:cs="Times New Roman"/>
+      <w:rFonts w:ascii="Times New Roman" w:eastAsia="宋体" w:hAnsi="Times New Roman" w:cs="Times New Roman"/>
       <w:sz w:val="20"/>
       <w:szCs w:val="20"/>
     </w:rPr>
   </w:style>
-  <w:style w:type="paragraph" w:customStyle="1" w:styleId="35">
+  <w:style w:type="paragraph" w:customStyle="1" w:styleId="WPSOffice3">
     <w:name w:val="WPSOffice手动目录 3"/>
     <w:qFormat/>
-    <w:uiPriority w:val="0"/>
     <w:pPr>
       <w:ind w:leftChars="400"/>
     </w:pPr>
     <w:rPr>
-      <w:rFonts w:ascii="Times New Roman" w:hAnsi="Times New Roman" w:eastAsia="宋体" w:cs="Times New Roman"/>
+      <w:rFonts w:ascii="Times New Roman" w:eastAsia="宋体" w:hAnsi="Times New Roman" w:cs="Times New Roman"/>
       <w:sz w:val="20"/>
       <w:szCs w:val="20"/>
     </w:rPr>
   </w:style>
-  <w:style w:type="paragraph" w:customStyle="1" w:styleId="36">
+  <w:style w:type="paragraph" w:customStyle="1" w:styleId="Compact">
     <w:name w:val="Compact"/>
-    <w:basedOn w:val="12"/>
+    <w:basedOn w:val="BodyText"/>
     <w:qFormat/>
-    <w:uiPriority w:val="0"/>
     <w:pPr>
       <w:spacing w:before="36" w:after="36"/>
     </w:pPr>
   </w:style>
-  <w:style w:type="table" w:customStyle="1" w:styleId="37">
+  <w:style w:type="table" w:customStyle="1" w:styleId="Table">
     <w:name w:val="Table"/>
     <w:semiHidden/>
     <w:unhideWhenUsed/>
     <w:qFormat/>
-    <w:uiPriority w:val="0"/>
     <w:tblPr>
       <w:tblCellMar>
         <w:top w:w="0" w:type="dxa"/>
@@ -8807,27 +8648,25 @@
     <w:tblStylePr w:type="firstRow">
       <w:tcPr>
         <w:tcBorders>
-          <w:bottom w:val="single" w:color="auto" w:sz="0" w:space="0"/>
+          <w:bottom w:val="single" w:sz="0" w:space="0" w:color="auto"/>
         </w:tcBorders>
         <w:vAlign w:val="bottom"/>
       </w:tcPr>
     </w:tblStylePr>
   </w:style>
-  <w:style w:type="character" w:customStyle="1" w:styleId="38">
+  <w:style w:type="character" w:customStyle="1" w:styleId="1Char">
     <w:name w:val="柴_标题1 Char"/>
-    <w:link w:val="26"/>
+    <w:link w:val="1"/>
     <w:qFormat/>
-    <w:uiPriority w:val="0"/>
     <w:rPr>
-      <w:rFonts w:ascii="Arial" w:hAnsi="Arial" w:eastAsia="宋体"/>
+      <w:rFonts w:ascii="Arial" w:eastAsia="宋体" w:hAnsi="Arial"/>
       <w:sz w:val="32"/>
     </w:rPr>
   </w:style>
-  <w:style w:type="paragraph" w:customStyle="1" w:styleId="39">
+  <w:style w:type="paragraph" w:customStyle="1" w:styleId="a3">
     <w:name w:val="柴_正文_无缩进"/>
-    <w:basedOn w:val="1"/>
+    <w:basedOn w:val="Normal"/>
     <w:qFormat/>
-    <w:uiPriority w:val="0"/>
     <w:pPr>
       <w:ind w:firstLine="0" w:firstLineChars="0"/>
     </w:pPr>
@@ -8837,31 +8676,29 @@
       <w:lang w:eastAsia="zh-CN"/>
     </w:rPr>
   </w:style>
-  <w:style w:type="paragraph" w:customStyle="1" w:styleId="40">
+  <w:style w:type="paragraph" w:customStyle="1" w:styleId="4">
     <w:name w:val="柴_标题4"/>
-    <w:basedOn w:val="5"/>
-    <w:next w:val="1"/>
+    <w:basedOn w:val="Heading4"/>
+    <w:next w:val="Normal"/>
     <w:qFormat/>
-    <w:uiPriority w:val="0"/>
     <w:pPr>
       <w:widowControl w:val="0"/>
       <w:spacing w:before="160" w:line="360" w:lineRule="auto"/>
-      <w:ind w:left="981" w:leftChars="300" w:hanging="862"/>
+      <w:ind w:left="981" w:hanging="862" w:leftChars="300"/>
     </w:pPr>
     <w:rPr>
-      <w:rFonts w:hint="eastAsia" w:ascii="Calibri" w:hAnsi="Calibri" w:eastAsia="宋体" w:cs="宋体"/>
+      <w:rFonts w:ascii="Calibri" w:eastAsia="宋体" w:hAnsi="Calibri" w:cs="宋体" w:hint="eastAsia"/>
       <w:sz w:val="24"/>
       <w:szCs w:val="24"/>
       <w:lang w:eastAsia="zh-CN" w:bidi="zh-CN"/>
     </w:rPr>
   </w:style>
-  <w:style w:type="character" w:customStyle="1" w:styleId="41">
+  <w:style w:type="character" w:customStyle="1" w:styleId="Char">
     <w:name w:val="柴_正文 Char"/>
-    <w:link w:val="27"/>
+    <w:link w:val="a"/>
     <w:qFormat/>
-    <w:uiPriority w:val="0"/>
     <w:rPr>
-      <w:rFonts w:ascii="Arial" w:hAnsi="Arial" w:eastAsia="宋体"/>
+      <w:rFonts w:ascii="Arial" w:eastAsia="宋体" w:hAnsi="Arial"/>
       <w:sz w:val="24"/>
       <w:lang w:eastAsia="zh-CN"/>
     </w:rPr>

--- a/6-过程管理/流程制度规范类文件/060106-变更管理程序.docx
+++ b/6-过程管理/流程制度规范类文件/060106-变更管理程序.docx
@@ -1,11 +1,10 @@
 
 <file path=word/document.xml><?xml version="1.0" encoding="utf-8"?>
-<w:document xmlns:wpc="http://schemas.microsoft.com/office/word/2010/wordprocessingCanvas" xmlns:mc="http://schemas.openxmlformats.org/markup-compatibility/2006" xmlns:o="urn:schemas-microsoft-com:office:office" xmlns:r="http://schemas.openxmlformats.org/officeDocument/2006/relationships" xmlns:m="http://schemas.openxmlformats.org/officeDocument/2006/math" xmlns:v="urn:schemas-microsoft-com:vml" xmlns:wp14="http://schemas.microsoft.com/office/word/2010/wordprocessingDrawing" xmlns:wp="http://schemas.openxmlformats.org/drawingml/2006/wordprocessingDrawing" xmlns:w10="urn:schemas-microsoft-com:office:word" xmlns:w="http://schemas.openxmlformats.org/wordprocessingml/2006/main" xmlns:w14="http://schemas.microsoft.com/office/word/2010/wordml" xmlns:w15="http://schemas.microsoft.com/office/word/2012/wordml" xmlns:wne="http://schemas.microsoft.com/office/word/2006/wordml" xmlns:wpg="http://schemas.microsoft.com/office/word/2010/wordprocessingGroup" xmlns:wpi="http://schemas.microsoft.com/office/word/2010/wordprocessingInk" xmlns:wps="http://schemas.microsoft.com/office/word/2010/wordprocessingShape" mc:Ignorable="w14 w15 wp14">
-  <!-- Generated by Aspose.Words for .NET 13.3.0.1 -->
+<w:document xmlns:wpc="http://schemas.microsoft.com/office/word/2010/wordprocessingCanvas" xmlns:mc="http://schemas.openxmlformats.org/markup-compatibility/2006" xmlns:o="urn:schemas-microsoft-com:office:office" xmlns:r="http://schemas.openxmlformats.org/officeDocument/2006/relationships" xmlns:m="http://schemas.openxmlformats.org/officeDocument/2006/math" xmlns:v="urn:schemas-microsoft-com:vml" xmlns:wp14="http://schemas.microsoft.com/office/word/2010/wordprocessingDrawing" xmlns:wp="http://schemas.openxmlformats.org/drawingml/2006/wordprocessingDrawing" xmlns:w="http://schemas.openxmlformats.org/wordprocessingml/2006/main" xmlns:w14="http://schemas.microsoft.com/office/word/2010/wordml" xmlns:w10="urn:schemas-microsoft-com:office:word" xmlns:w15="http://schemas.microsoft.com/office/word/2012/wordml" xmlns:wpg="http://schemas.microsoft.com/office/word/2010/wordprocessingGroup" xmlns:wpi="http://schemas.microsoft.com/office/word/2010/wordprocessingInk" xmlns:wne="http://schemas.microsoft.com/office/word/2006/wordml" xmlns:wps="http://schemas.microsoft.com/office/word/2010/wordprocessingShape" xmlns:wpsCustomData="http://www.wps.cn/officeDocument/2013/wpsCustomData" mc:Ignorable="w14 w15 wp14">
   <w:body>
     <w:p>
       <w:pPr>
-        <w:pStyle w:val="a1"/>
+        <w:pStyle w:val="31"/>
         <w:keepNext w:val="0"/>
         <w:keepLines w:val="0"/>
         <w:pageBreakBefore w:val="0"/>
@@ -21,11 +20,10 @@
         <w:snapToGrid w:val="0"/>
         <w:textAlignment w:val="baseline"/>
       </w:pPr>
-      <w:bookmarkStart w:id="0" w:name="_Toc12806"/>
     </w:p>
     <w:p>
       <w:pPr>
-        <w:pStyle w:val="a1"/>
+        <w:pStyle w:val="31"/>
         <w:keepNext w:val="0"/>
         <w:keepLines w:val="0"/>
         <w:pageBreakBefore w:val="0"/>
@@ -41,6 +39,7 @@
         <w:snapToGrid w:val="0"/>
         <w:textAlignment w:val="baseline"/>
       </w:pPr>
+      <w:bookmarkStart w:id="0" w:name="_Toc7521"/>
       <w:r>
         <w:t>变更管理程序</w:t>
       </w:r>
@@ -48,7 +47,7 @@
     </w:p>
     <w:p>
       <w:pPr>
-        <w:pStyle w:val="a2"/>
+        <w:pStyle w:val="32"/>
         <w:keepNext w:val="0"/>
         <w:keepLines w:val="0"/>
         <w:pageBreakBefore w:val="0"/>
@@ -64,7 +63,7 @@
         <w:snapToGrid w:val="0"/>
         <w:textAlignment w:val="baseline"/>
       </w:pPr>
-      <w:bookmarkStart w:id="1" w:name="_Toc25318"/>
+      <w:bookmarkStart w:id="1" w:name="_Toc8344"/>
       <w:r>
         <w:t>中达丰集团有限公司</w:t>
       </w:r>
@@ -89,19 +88,38 @@
         <w:ind w:left="3285"/>
         <w:textAlignment w:val="baseline"/>
         <w:rPr>
-          <w:rFonts w:ascii="宋体" w:eastAsia="宋体" w:hAnsi="宋体" w:cs="宋体"/>
+          <w:rFonts w:ascii="宋体" w:hAnsi="宋体" w:eastAsia="宋体" w:cs="宋体"/>
           <w:sz w:val="36"/>
           <w:szCs w:val="36"/>
         </w:rPr>
       </w:pPr>
       <w:r>
         <w:rPr>
-          <w:rFonts w:ascii="宋体" w:eastAsia="宋体" w:hAnsi="宋体" w:cs="宋体"/>
+          <w:rFonts w:ascii="宋体" w:hAnsi="宋体" w:eastAsia="宋体" w:cs="宋体"/>
           <w:spacing w:val="-2"/>
           <w:sz w:val="36"/>
           <w:szCs w:val="36"/>
         </w:rPr>
-        <w:t>2025-01-04</w:t>
+        <w:t>2025-0</w:t>
+      </w:r>
+      <w:r>
+        <w:rPr>
+          <w:rFonts w:hint="eastAsia" w:ascii="宋体" w:hAnsi="宋体" w:cs="宋体"/>
+          <w:spacing w:val="-2"/>
+          <w:sz w:val="36"/>
+          <w:szCs w:val="36"/>
+          <w:lang w:val="en-US" w:eastAsia="zh-CN"/>
+        </w:rPr>
+        <w:t>4</w:t>
+      </w:r>
+      <w:r>
+        <w:rPr>
+          <w:rFonts w:ascii="宋体" w:hAnsi="宋体" w:eastAsia="宋体" w:cs="宋体"/>
+          <w:spacing w:val="-2"/>
+          <w:sz w:val="36"/>
+          <w:szCs w:val="36"/>
+        </w:rPr>
+        <w:t>-04</w:t>
       </w:r>
     </w:p>
     <w:p>
@@ -121,7 +139,7 @@
         <w:snapToGrid w:val="0"/>
         <w:textAlignment w:val="baseline"/>
         <w:rPr>
-          <w:rFonts w:ascii="宋体" w:eastAsia="宋体" w:hAnsi="宋体" w:cs="宋体"/>
+          <w:rFonts w:ascii="宋体" w:hAnsi="宋体" w:eastAsia="宋体" w:cs="宋体"/>
           <w:sz w:val="30"/>
           <w:szCs w:val="30"/>
         </w:rPr>
@@ -129,12 +147,12 @@
           <w:pgSz w:w="11906" w:h="16839"/>
           <w:pgMar w:top="1431" w:right="1785" w:bottom="0" w:left="1785" w:header="0" w:footer="0" w:gutter="0"/>
           <w:pgBorders>
-            <w:top w:val="nil"/>
-            <w:left w:val="nil"/>
-            <w:bottom w:val="nil"/>
-            <w:right w:val="nil"/>
+            <w:top w:val="none" w:sz="0" w:space="0"/>
+            <w:left w:val="none" w:sz="0" w:space="0"/>
+            <w:bottom w:val="none" w:sz="0" w:space="0"/>
+            <w:right w:val="none" w:sz="0" w:space="0"/>
           </w:pgBorders>
-          <w:cols w:num="1" w:space="720"/>
+          <w:cols w:space="720" w:num="1"/>
         </w:sectPr>
       </w:pPr>
     </w:p>
@@ -158,15 +176,15 @@
         <w:textAlignment w:val="baseline"/>
         <w:outlineLvl w:val="1"/>
         <w:rPr>
-          <w:rFonts w:ascii="宋体" w:eastAsia="宋体" w:hAnsi="宋体" w:cs="宋体"/>
+          <w:rFonts w:ascii="宋体" w:hAnsi="宋体" w:eastAsia="宋体" w:cs="宋体"/>
           <w:sz w:val="28"/>
           <w:szCs w:val="28"/>
         </w:rPr>
       </w:pPr>
-      <w:bookmarkStart w:id="2" w:name="_Toc16703"/>
+      <w:bookmarkStart w:id="2" w:name="_Toc6323"/>
       <w:r>
         <w:rPr>
-          <w:rFonts w:ascii="宋体" w:eastAsia="宋体" w:hAnsi="宋体" w:cs="宋体"/>
+          <w:rFonts w:ascii="宋体" w:hAnsi="宋体" w:eastAsia="宋体" w:cs="宋体"/>
           <w:spacing w:val="-3"/>
           <w:sz w:val="28"/>
           <w:szCs w:val="28"/>
@@ -177,16 +195,16 @@
     </w:p>
     <w:tbl>
       <w:tblPr>
-        <w:tblStyle w:val="TableNormal0"/>
+        <w:tblStyle w:val="24"/>
         <w:tblW w:w="9072" w:type="dxa"/>
         <w:tblInd w:w="5" w:type="dxa"/>
         <w:tblBorders>
-          <w:top w:val="single" w:sz="4" w:space="0" w:color="000000"/>
-          <w:left w:val="single" w:sz="4" w:space="0" w:color="000000"/>
-          <w:bottom w:val="single" w:sz="4" w:space="0" w:color="000000"/>
-          <w:right w:val="single" w:sz="4" w:space="0" w:color="000000"/>
-          <w:insideH w:val="single" w:sz="4" w:space="0" w:color="000000"/>
-          <w:insideV w:val="single" w:sz="4" w:space="0" w:color="000000"/>
+          <w:top w:val="single" w:color="000000" w:sz="4" w:space="0"/>
+          <w:left w:val="single" w:color="000000" w:sz="4" w:space="0"/>
+          <w:bottom w:val="single" w:color="000000" w:sz="4" w:space="0"/>
+          <w:right w:val="single" w:color="000000" w:sz="4" w:space="0"/>
+          <w:insideH w:val="single" w:color="000000" w:sz="4" w:space="0"/>
+          <w:insideV w:val="single" w:color="000000" w:sz="4" w:space="0"/>
         </w:tblBorders>
         <w:tblLayout w:type="fixed"/>
         <w:tblCellMar>
@@ -205,17 +223,14 @@
       </w:tblGrid>
       <w:tr>
         <w:tblPrEx>
-          <w:tblW w:w="9072" w:type="dxa"/>
-          <w:tblInd w:w="5" w:type="dxa"/>
           <w:tblBorders>
-            <w:top w:val="single" w:sz="4" w:space="0" w:color="000000"/>
-            <w:left w:val="single" w:sz="4" w:space="0" w:color="000000"/>
-            <w:bottom w:val="single" w:sz="4" w:space="0" w:color="000000"/>
-            <w:right w:val="single" w:sz="4" w:space="0" w:color="000000"/>
-            <w:insideH w:val="single" w:sz="4" w:space="0" w:color="000000"/>
-            <w:insideV w:val="single" w:sz="4" w:space="0" w:color="000000"/>
+            <w:top w:val="single" w:color="000000" w:sz="4" w:space="0"/>
+            <w:left w:val="single" w:color="000000" w:sz="4" w:space="0"/>
+            <w:bottom w:val="single" w:color="000000" w:sz="4" w:space="0"/>
+            <w:right w:val="single" w:color="000000" w:sz="4" w:space="0"/>
+            <w:insideH w:val="single" w:color="000000" w:sz="4" w:space="0"/>
+            <w:insideV w:val="single" w:color="000000" w:sz="4" w:space="0"/>
           </w:tblBorders>
-          <w:tblLayout w:type="fixed"/>
           <w:tblCellMar>
             <w:top w:w="0" w:type="dxa"/>
             <w:left w:w="0" w:type="dxa"/>
@@ -224,7 +239,7 @@
           </w:tblCellMar>
         </w:tblPrEx>
         <w:trPr>
-          <w:trHeight w:val="611"/>
+          <w:trHeight w:val="611" w:hRule="atLeast"/>
         </w:trPr>
         <w:tc>
           <w:tcPr>
@@ -249,14 +264,14 @@
               <w:ind w:left="207"/>
               <w:textAlignment w:val="baseline"/>
               <w:rPr>
-                <w:rFonts w:ascii="宋体" w:eastAsia="宋体" w:hAnsi="宋体" w:cs="宋体"/>
+                <w:rFonts w:ascii="宋体" w:hAnsi="宋体" w:eastAsia="宋体" w:cs="宋体"/>
                 <w:sz w:val="24"/>
                 <w:szCs w:val="24"/>
               </w:rPr>
             </w:pPr>
             <w:r>
               <w:rPr>
-                <w:rFonts w:ascii="宋体" w:eastAsia="宋体" w:hAnsi="宋体" w:cs="宋体"/>
+                <w:rFonts w:ascii="宋体" w:hAnsi="宋体" w:eastAsia="宋体" w:cs="宋体"/>
                 <w:spacing w:val="-2"/>
                 <w:sz w:val="24"/>
                 <w:szCs w:val="24"/>
@@ -289,14 +304,14 @@
               <w:ind w:left="109"/>
               <w:textAlignment w:val="baseline"/>
               <w:rPr>
-                <w:rFonts w:ascii="宋体" w:eastAsia="宋体" w:hAnsi="宋体" w:cs="宋体"/>
+                <w:rFonts w:ascii="宋体" w:hAnsi="宋体" w:eastAsia="宋体" w:cs="宋体"/>
                 <w:sz w:val="24"/>
                 <w:szCs w:val="24"/>
               </w:rPr>
             </w:pPr>
             <w:r>
               <w:rPr>
-                <w:rFonts w:ascii="宋体" w:eastAsia="宋体" w:hAnsi="宋体" w:cs="宋体"/>
+                <w:rFonts w:ascii="宋体" w:hAnsi="宋体" w:eastAsia="宋体" w:cs="宋体"/>
                 <w:spacing w:val="-1"/>
                 <w:sz w:val="24"/>
                 <w:szCs w:val="24"/>
@@ -308,9 +323,14 @@
       </w:tr>
       <w:tr>
         <w:tblPrEx>
-          <w:tblW w:w="9072" w:type="dxa"/>
-          <w:tblInd w:w="5" w:type="dxa"/>
-          <w:tblLayout w:type="fixed"/>
+          <w:tblBorders>
+            <w:top w:val="single" w:color="000000" w:sz="4" w:space="0"/>
+            <w:left w:val="single" w:color="000000" w:sz="4" w:space="0"/>
+            <w:bottom w:val="single" w:color="000000" w:sz="4" w:space="0"/>
+            <w:right w:val="single" w:color="000000" w:sz="4" w:space="0"/>
+            <w:insideH w:val="single" w:color="000000" w:sz="4" w:space="0"/>
+            <w:insideV w:val="single" w:color="000000" w:sz="4" w:space="0"/>
+          </w:tblBorders>
           <w:tblCellMar>
             <w:top w:w="0" w:type="dxa"/>
             <w:left w:w="0" w:type="dxa"/>
@@ -319,7 +339,7 @@
           </w:tblCellMar>
         </w:tblPrEx>
         <w:trPr>
-          <w:trHeight w:val="607"/>
+          <w:trHeight w:val="607" w:hRule="atLeast"/>
         </w:trPr>
         <w:tc>
           <w:tcPr>
@@ -344,14 +364,14 @@
               <w:ind w:left="447"/>
               <w:textAlignment w:val="baseline"/>
               <w:rPr>
-                <w:rFonts w:ascii="宋体" w:eastAsia="宋体" w:hAnsi="宋体" w:cs="宋体"/>
+                <w:rFonts w:ascii="宋体" w:hAnsi="宋体" w:eastAsia="宋体" w:cs="宋体"/>
                 <w:sz w:val="24"/>
                 <w:szCs w:val="24"/>
               </w:rPr>
             </w:pPr>
             <w:r>
               <w:rPr>
-                <w:rFonts w:ascii="宋体" w:eastAsia="宋体" w:hAnsi="宋体" w:cs="宋体"/>
+                <w:rFonts w:ascii="宋体" w:hAnsi="宋体" w:eastAsia="宋体" w:cs="宋体"/>
                 <w:spacing w:val="-3"/>
                 <w:sz w:val="24"/>
                 <w:szCs w:val="24"/>
@@ -384,14 +404,14 @@
               <w:ind w:left="109"/>
               <w:textAlignment w:val="baseline"/>
               <w:rPr>
-                <w:rFonts w:ascii="宋体" w:eastAsia="宋体" w:hAnsi="宋体" w:cs="宋体"/>
+                <w:rFonts w:ascii="宋体" w:hAnsi="宋体" w:eastAsia="宋体" w:cs="宋体"/>
                 <w:sz w:val="24"/>
                 <w:szCs w:val="24"/>
               </w:rPr>
             </w:pPr>
             <w:r>
               <w:rPr>
-                <w:rFonts w:ascii="宋体" w:eastAsia="宋体" w:hAnsi="宋体" w:cs="宋体"/>
+                <w:rFonts w:ascii="宋体" w:hAnsi="宋体" w:eastAsia="宋体" w:cs="宋体"/>
                 <w:spacing w:val="-1"/>
                 <w:sz w:val="24"/>
                 <w:szCs w:val="24"/>
@@ -403,9 +423,14 @@
       </w:tr>
       <w:tr>
         <w:tblPrEx>
-          <w:tblW w:w="9072" w:type="dxa"/>
-          <w:tblInd w:w="5" w:type="dxa"/>
-          <w:tblLayout w:type="fixed"/>
+          <w:tblBorders>
+            <w:top w:val="single" w:color="000000" w:sz="4" w:space="0"/>
+            <w:left w:val="single" w:color="000000" w:sz="4" w:space="0"/>
+            <w:bottom w:val="single" w:color="000000" w:sz="4" w:space="0"/>
+            <w:right w:val="single" w:color="000000" w:sz="4" w:space="0"/>
+            <w:insideH w:val="single" w:color="000000" w:sz="4" w:space="0"/>
+            <w:insideV w:val="single" w:color="000000" w:sz="4" w:space="0"/>
+          </w:tblBorders>
           <w:tblCellMar>
             <w:top w:w="0" w:type="dxa"/>
             <w:left w:w="0" w:type="dxa"/>
@@ -414,7 +439,7 @@
           </w:tblCellMar>
         </w:tblPrEx>
         <w:trPr>
-          <w:trHeight w:val="607"/>
+          <w:trHeight w:val="607" w:hRule="atLeast"/>
         </w:trPr>
         <w:tc>
           <w:tcPr>
@@ -439,14 +464,14 @@
               <w:ind w:left="447"/>
               <w:textAlignment w:val="baseline"/>
               <w:rPr>
-                <w:rFonts w:ascii="宋体" w:eastAsia="宋体" w:hAnsi="宋体" w:cs="宋体"/>
+                <w:rFonts w:ascii="宋体" w:hAnsi="宋体" w:eastAsia="宋体" w:cs="宋体"/>
                 <w:sz w:val="24"/>
                 <w:szCs w:val="24"/>
               </w:rPr>
             </w:pPr>
             <w:r>
               <w:rPr>
-                <w:rFonts w:ascii="宋体" w:eastAsia="宋体" w:hAnsi="宋体" w:cs="宋体"/>
+                <w:rFonts w:ascii="宋体" w:hAnsi="宋体" w:eastAsia="宋体" w:cs="宋体"/>
                 <w:spacing w:val="-3"/>
                 <w:sz w:val="24"/>
                 <w:szCs w:val="24"/>
@@ -478,14 +503,14 @@
               <w:ind w:left="229"/>
               <w:textAlignment w:val="baseline"/>
               <w:rPr>
-                <w:rFonts w:ascii="宋体" w:eastAsia="宋体" w:hAnsi="宋体" w:cs="宋体"/>
+                <w:rFonts w:ascii="宋体" w:hAnsi="宋体" w:eastAsia="宋体" w:cs="宋体"/>
                 <w:sz w:val="24"/>
                 <w:szCs w:val="24"/>
               </w:rPr>
             </w:pPr>
             <w:r>
               <w:rPr>
-                <w:rFonts w:ascii="宋体" w:eastAsia="宋体" w:hAnsi="宋体" w:cs="宋体"/>
+                <w:rFonts w:ascii="宋体" w:hAnsi="宋体" w:eastAsia="宋体" w:cs="宋体"/>
                 <w:spacing w:val="-2"/>
                 <w:sz w:val="24"/>
                 <w:szCs w:val="24"/>
@@ -517,14 +542,14 @@
               <w:ind w:left="676"/>
               <w:textAlignment w:val="baseline"/>
               <w:rPr>
-                <w:rFonts w:ascii="宋体" w:eastAsia="宋体" w:hAnsi="宋体" w:cs="宋体"/>
+                <w:rFonts w:ascii="宋体" w:hAnsi="宋体" w:eastAsia="宋体" w:cs="宋体"/>
                 <w:sz w:val="24"/>
                 <w:szCs w:val="24"/>
               </w:rPr>
             </w:pPr>
             <w:r>
               <w:rPr>
-                <w:rFonts w:ascii="宋体" w:eastAsia="宋体" w:hAnsi="宋体" w:cs="宋体"/>
+                <w:rFonts w:ascii="宋体" w:hAnsi="宋体" w:eastAsia="宋体" w:cs="宋体"/>
                 <w:spacing w:val="-2"/>
                 <w:sz w:val="24"/>
                 <w:szCs w:val="24"/>
@@ -556,14 +581,14 @@
               <w:ind w:left="545"/>
               <w:textAlignment w:val="baseline"/>
               <w:rPr>
-                <w:rFonts w:ascii="宋体" w:eastAsia="宋体" w:hAnsi="宋体" w:cs="宋体"/>
+                <w:rFonts w:ascii="宋体" w:hAnsi="宋体" w:eastAsia="宋体" w:cs="宋体"/>
                 <w:sz w:val="24"/>
                 <w:szCs w:val="24"/>
               </w:rPr>
             </w:pPr>
             <w:r>
               <w:rPr>
-                <w:rFonts w:ascii="宋体" w:eastAsia="宋体" w:hAnsi="宋体" w:cs="宋体"/>
+                <w:rFonts w:ascii="宋体" w:hAnsi="宋体" w:eastAsia="宋体" w:cs="宋体"/>
                 <w:spacing w:val="-3"/>
                 <w:sz w:val="24"/>
                 <w:szCs w:val="24"/>
@@ -595,14 +620,14 @@
               <w:ind w:left="754"/>
               <w:textAlignment w:val="baseline"/>
               <w:rPr>
-                <w:rFonts w:ascii="宋体" w:eastAsia="宋体" w:hAnsi="宋体" w:cs="宋体"/>
+                <w:rFonts w:ascii="宋体" w:hAnsi="宋体" w:eastAsia="宋体" w:cs="宋体"/>
                 <w:sz w:val="24"/>
                 <w:szCs w:val="24"/>
               </w:rPr>
             </w:pPr>
             <w:r>
               <w:rPr>
-                <w:rFonts w:ascii="宋体" w:eastAsia="宋体" w:hAnsi="宋体" w:cs="宋体"/>
+                <w:rFonts w:ascii="宋体" w:hAnsi="宋体" w:eastAsia="宋体" w:cs="宋体"/>
                 <w:spacing w:val="-6"/>
                 <w:sz w:val="24"/>
                 <w:szCs w:val="24"/>
@@ -614,9 +639,14 @@
       </w:tr>
       <w:tr>
         <w:tblPrEx>
-          <w:tblW w:w="9072" w:type="dxa"/>
-          <w:tblInd w:w="5" w:type="dxa"/>
-          <w:tblLayout w:type="fixed"/>
+          <w:tblBorders>
+            <w:top w:val="single" w:color="000000" w:sz="4" w:space="0"/>
+            <w:left w:val="single" w:color="000000" w:sz="4" w:space="0"/>
+            <w:bottom w:val="single" w:color="000000" w:sz="4" w:space="0"/>
+            <w:right w:val="single" w:color="000000" w:sz="4" w:space="0"/>
+            <w:insideH w:val="single" w:color="000000" w:sz="4" w:space="0"/>
+            <w:insideV w:val="single" w:color="000000" w:sz="4" w:space="0"/>
+          </w:tblBorders>
           <w:tblCellMar>
             <w:top w:w="0" w:type="dxa"/>
             <w:left w:w="0" w:type="dxa"/>
@@ -625,7 +655,7 @@
           </w:tblCellMar>
         </w:tblPrEx>
         <w:trPr>
-          <w:trHeight w:val="474"/>
+          <w:trHeight w:val="474" w:hRule="atLeast"/>
         </w:trPr>
         <w:tc>
           <w:tcPr>
@@ -650,14 +680,14 @@
               <w:ind w:left="709"/>
               <w:textAlignment w:val="baseline"/>
               <w:rPr>
-                <w:rFonts w:ascii="宋体" w:eastAsia="宋体" w:hAnsi="宋体" w:cs="宋体"/>
+                <w:rFonts w:ascii="宋体" w:hAnsi="宋体" w:eastAsia="宋体" w:cs="宋体"/>
                 <w:sz w:val="21"/>
                 <w:szCs w:val="21"/>
               </w:rPr>
             </w:pPr>
             <w:r>
               <w:rPr>
-                <w:rFonts w:ascii="宋体" w:eastAsia="宋体" w:hAnsi="宋体" w:cs="宋体"/>
+                <w:rFonts w:ascii="宋体" w:hAnsi="宋体" w:eastAsia="宋体" w:cs="宋体"/>
                 <w:spacing w:val="-1"/>
                 <w:sz w:val="21"/>
                 <w:szCs w:val="21"/>
@@ -689,19 +719,19 @@
               <w:ind w:left="290"/>
               <w:textAlignment w:val="baseline"/>
               <w:rPr>
-                <w:rFonts w:ascii="宋体" w:eastAsia="宋体" w:hAnsi="宋体" w:cs="宋体"/>
+                <w:rFonts w:ascii="宋体" w:hAnsi="宋体" w:eastAsia="宋体" w:cs="宋体"/>
                 <w:sz w:val="21"/>
                 <w:szCs w:val="21"/>
               </w:rPr>
             </w:pPr>
             <w:r>
               <w:rPr>
-                <w:rFonts w:ascii="宋体" w:eastAsia="宋体" w:hAnsi="宋体" w:cs="宋体"/>
+                <w:rFonts w:ascii="宋体" w:hAnsi="宋体" w:eastAsia="宋体" w:cs="宋体"/>
                 <w:spacing w:val="-2"/>
                 <w:sz w:val="21"/>
                 <w:szCs w:val="21"/>
               </w:rPr>
-              <w:t>2025-7-4</w:t>
+              <w:t>2025-4-4</w:t>
             </w:r>
           </w:p>
         </w:tc>
@@ -728,14 +758,14 @@
               <w:ind w:left="738"/>
               <w:textAlignment w:val="baseline"/>
               <w:rPr>
-                <w:rFonts w:ascii="宋体" w:eastAsia="宋体" w:hAnsi="宋体" w:cs="宋体"/>
+                <w:rFonts w:ascii="宋体" w:hAnsi="宋体" w:eastAsia="宋体" w:cs="宋体"/>
                 <w:sz w:val="21"/>
                 <w:szCs w:val="21"/>
               </w:rPr>
             </w:pPr>
             <w:r>
               <w:rPr>
-                <w:rFonts w:ascii="宋体" w:eastAsia="宋体" w:hAnsi="宋体" w:cs="宋体"/>
+                <w:rFonts w:ascii="宋体" w:hAnsi="宋体" w:eastAsia="宋体" w:cs="宋体"/>
                 <w:spacing w:val="-3"/>
                 <w:sz w:val="21"/>
                 <w:szCs w:val="21"/>
@@ -767,7 +797,7 @@
               <w:ind w:left="479"/>
               <w:textAlignment w:val="baseline"/>
               <w:rPr>
-                <w:rFonts w:ascii="宋体" w:eastAsia="宋体" w:hAnsi="宋体" w:cs="宋体" w:hint="eastAsia"/>
+                <w:rFonts w:hint="eastAsia" w:ascii="宋体" w:hAnsi="宋体" w:eastAsia="宋体" w:cs="宋体"/>
                 <w:sz w:val="21"/>
                 <w:szCs w:val="21"/>
                 <w:lang w:val="en-US" w:eastAsia="zh-CN"/>
@@ -775,7 +805,7 @@
             </w:pPr>
             <w:r>
               <w:rPr>
-                <w:rFonts w:ascii="宋体" w:eastAsia="宋体" w:hAnsi="宋体" w:cs="宋体" w:hint="eastAsia"/>
+                <w:rFonts w:hint="eastAsia" w:ascii="宋体" w:hAnsi="宋体" w:eastAsia="宋体" w:cs="宋体"/>
                 <w:sz w:val="21"/>
                 <w:szCs w:val="21"/>
                 <w:lang w:val="en-US" w:eastAsia="zh-CN"/>
@@ -807,14 +837,14 @@
               <w:ind w:left="671"/>
               <w:textAlignment w:val="baseline"/>
               <w:rPr>
-                <w:rFonts w:ascii="宋体" w:eastAsia="宋体" w:hAnsi="宋体" w:cs="宋体"/>
+                <w:rFonts w:ascii="宋体" w:hAnsi="宋体" w:eastAsia="宋体" w:cs="宋体"/>
                 <w:sz w:val="21"/>
                 <w:szCs w:val="21"/>
               </w:rPr>
             </w:pPr>
             <w:r>
               <w:rPr>
-                <w:rFonts w:ascii="宋体" w:eastAsia="宋体" w:hAnsi="宋体" w:cs="宋体"/>
+                <w:rFonts w:ascii="宋体" w:hAnsi="宋体" w:eastAsia="宋体" w:cs="宋体"/>
                 <w:spacing w:val="-3"/>
                 <w:sz w:val="21"/>
                 <w:szCs w:val="21"/>
@@ -826,9 +856,14 @@
       </w:tr>
       <w:tr>
         <w:tblPrEx>
-          <w:tblW w:w="9072" w:type="dxa"/>
-          <w:tblInd w:w="5" w:type="dxa"/>
-          <w:tblLayout w:type="fixed"/>
+          <w:tblBorders>
+            <w:top w:val="single" w:color="000000" w:sz="4" w:space="0"/>
+            <w:left w:val="single" w:color="000000" w:sz="4" w:space="0"/>
+            <w:bottom w:val="single" w:color="000000" w:sz="4" w:space="0"/>
+            <w:right w:val="single" w:color="000000" w:sz="4" w:space="0"/>
+            <w:insideH w:val="single" w:color="000000" w:sz="4" w:space="0"/>
+            <w:insideV w:val="single" w:color="000000" w:sz="4" w:space="0"/>
+          </w:tblBorders>
           <w:tblCellMar>
             <w:top w:w="0" w:type="dxa"/>
             <w:left w:w="0" w:type="dxa"/>
@@ -837,7 +872,7 @@
           </w:tblCellMar>
         </w:tblPrEx>
         <w:trPr>
-          <w:trHeight w:val="474"/>
+          <w:trHeight w:val="474" w:hRule="atLeast"/>
         </w:trPr>
         <w:tc>
           <w:tcPr>
@@ -845,7 +880,7 @@
           </w:tcPr>
           <w:p>
             <w:pPr>
-              <w:pStyle w:val="TableText"/>
+              <w:pStyle w:val="25"/>
               <w:keepNext w:val="0"/>
               <w:keepLines w:val="0"/>
               <w:pageBreakBefore w:val="0"/>
@@ -869,7 +904,7 @@
           </w:tcPr>
           <w:p>
             <w:pPr>
-              <w:pStyle w:val="TableText"/>
+              <w:pStyle w:val="25"/>
               <w:keepNext w:val="0"/>
               <w:keepLines w:val="0"/>
               <w:pageBreakBefore w:val="0"/>
@@ -893,7 +928,7 @@
           </w:tcPr>
           <w:p>
             <w:pPr>
-              <w:pStyle w:val="TableText"/>
+              <w:pStyle w:val="25"/>
               <w:keepNext w:val="0"/>
               <w:keepLines w:val="0"/>
               <w:pageBreakBefore w:val="0"/>
@@ -917,7 +952,7 @@
           </w:tcPr>
           <w:p>
             <w:pPr>
-              <w:pStyle w:val="TableText"/>
+              <w:pStyle w:val="25"/>
               <w:keepNext w:val="0"/>
               <w:keepLines w:val="0"/>
               <w:pageBreakBefore w:val="0"/>
@@ -941,7 +976,7 @@
           </w:tcPr>
           <w:p>
             <w:pPr>
-              <w:pStyle w:val="TableText"/>
+              <w:pStyle w:val="25"/>
               <w:keepNext w:val="0"/>
               <w:keepLines w:val="0"/>
               <w:pageBreakBefore w:val="0"/>
@@ -962,9 +997,14 @@
       </w:tr>
       <w:tr>
         <w:tblPrEx>
-          <w:tblW w:w="9072" w:type="dxa"/>
-          <w:tblInd w:w="5" w:type="dxa"/>
-          <w:tblLayout w:type="fixed"/>
+          <w:tblBorders>
+            <w:top w:val="single" w:color="000000" w:sz="4" w:space="0"/>
+            <w:left w:val="single" w:color="000000" w:sz="4" w:space="0"/>
+            <w:bottom w:val="single" w:color="000000" w:sz="4" w:space="0"/>
+            <w:right w:val="single" w:color="000000" w:sz="4" w:space="0"/>
+            <w:insideH w:val="single" w:color="000000" w:sz="4" w:space="0"/>
+            <w:insideV w:val="single" w:color="000000" w:sz="4" w:space="0"/>
+          </w:tblBorders>
           <w:tblCellMar>
             <w:top w:w="0" w:type="dxa"/>
             <w:left w:w="0" w:type="dxa"/>
@@ -973,7 +1013,7 @@
           </w:tblCellMar>
         </w:tblPrEx>
         <w:trPr>
-          <w:trHeight w:val="474"/>
+          <w:trHeight w:val="474" w:hRule="atLeast"/>
         </w:trPr>
         <w:tc>
           <w:tcPr>
@@ -981,7 +1021,7 @@
           </w:tcPr>
           <w:p>
             <w:pPr>
-              <w:pStyle w:val="TableText"/>
+              <w:pStyle w:val="25"/>
               <w:keepNext w:val="0"/>
               <w:keepLines w:val="0"/>
               <w:pageBreakBefore w:val="0"/>
@@ -1005,7 +1045,7 @@
           </w:tcPr>
           <w:p>
             <w:pPr>
-              <w:pStyle w:val="TableText"/>
+              <w:pStyle w:val="25"/>
               <w:keepNext w:val="0"/>
               <w:keepLines w:val="0"/>
               <w:pageBreakBefore w:val="0"/>
@@ -1029,7 +1069,7 @@
           </w:tcPr>
           <w:p>
             <w:pPr>
-              <w:pStyle w:val="TableText"/>
+              <w:pStyle w:val="25"/>
               <w:keepNext w:val="0"/>
               <w:keepLines w:val="0"/>
               <w:pageBreakBefore w:val="0"/>
@@ -1053,7 +1093,7 @@
           </w:tcPr>
           <w:p>
             <w:pPr>
-              <w:pStyle w:val="TableText"/>
+              <w:pStyle w:val="25"/>
               <w:keepNext w:val="0"/>
               <w:keepLines w:val="0"/>
               <w:pageBreakBefore w:val="0"/>
@@ -1077,7 +1117,7 @@
           </w:tcPr>
           <w:p>
             <w:pPr>
-              <w:pStyle w:val="TableText"/>
+              <w:pStyle w:val="25"/>
               <w:keepNext w:val="0"/>
               <w:keepLines w:val="0"/>
               <w:pageBreakBefore w:val="0"/>
@@ -1098,9 +1138,14 @@
       </w:tr>
       <w:tr>
         <w:tblPrEx>
-          <w:tblW w:w="9072" w:type="dxa"/>
-          <w:tblInd w:w="5" w:type="dxa"/>
-          <w:tblLayout w:type="fixed"/>
+          <w:tblBorders>
+            <w:top w:val="single" w:color="000000" w:sz="4" w:space="0"/>
+            <w:left w:val="single" w:color="000000" w:sz="4" w:space="0"/>
+            <w:bottom w:val="single" w:color="000000" w:sz="4" w:space="0"/>
+            <w:right w:val="single" w:color="000000" w:sz="4" w:space="0"/>
+            <w:insideH w:val="single" w:color="000000" w:sz="4" w:space="0"/>
+            <w:insideV w:val="single" w:color="000000" w:sz="4" w:space="0"/>
+          </w:tblBorders>
           <w:tblCellMar>
             <w:top w:w="0" w:type="dxa"/>
             <w:left w:w="0" w:type="dxa"/>
@@ -1109,7 +1154,7 @@
           </w:tblCellMar>
         </w:tblPrEx>
         <w:trPr>
-          <w:trHeight w:val="474"/>
+          <w:trHeight w:val="474" w:hRule="atLeast"/>
         </w:trPr>
         <w:tc>
           <w:tcPr>
@@ -1117,7 +1162,7 @@
           </w:tcPr>
           <w:p>
             <w:pPr>
-              <w:pStyle w:val="TableText"/>
+              <w:pStyle w:val="25"/>
               <w:keepNext w:val="0"/>
               <w:keepLines w:val="0"/>
               <w:pageBreakBefore w:val="0"/>
@@ -1141,7 +1186,7 @@
           </w:tcPr>
           <w:p>
             <w:pPr>
-              <w:pStyle w:val="TableText"/>
+              <w:pStyle w:val="25"/>
               <w:keepNext w:val="0"/>
               <w:keepLines w:val="0"/>
               <w:pageBreakBefore w:val="0"/>
@@ -1165,7 +1210,7 @@
           </w:tcPr>
           <w:p>
             <w:pPr>
-              <w:pStyle w:val="TableText"/>
+              <w:pStyle w:val="25"/>
               <w:keepNext w:val="0"/>
               <w:keepLines w:val="0"/>
               <w:pageBreakBefore w:val="0"/>
@@ -1189,7 +1234,7 @@
           </w:tcPr>
           <w:p>
             <w:pPr>
-              <w:pStyle w:val="TableText"/>
+              <w:pStyle w:val="25"/>
               <w:keepNext w:val="0"/>
               <w:keepLines w:val="0"/>
               <w:pageBreakBefore w:val="0"/>
@@ -1213,7 +1258,7 @@
           </w:tcPr>
           <w:p>
             <w:pPr>
-              <w:pStyle w:val="TableText"/>
+              <w:pStyle w:val="25"/>
               <w:keepNext w:val="0"/>
               <w:keepLines w:val="0"/>
               <w:pageBreakBefore w:val="0"/>
@@ -1234,9 +1279,14 @@
       </w:tr>
       <w:tr>
         <w:tblPrEx>
-          <w:tblW w:w="9072" w:type="dxa"/>
-          <w:tblInd w:w="5" w:type="dxa"/>
-          <w:tblLayout w:type="fixed"/>
+          <w:tblBorders>
+            <w:top w:val="single" w:color="000000" w:sz="4" w:space="0"/>
+            <w:left w:val="single" w:color="000000" w:sz="4" w:space="0"/>
+            <w:bottom w:val="single" w:color="000000" w:sz="4" w:space="0"/>
+            <w:right w:val="single" w:color="000000" w:sz="4" w:space="0"/>
+            <w:insideH w:val="single" w:color="000000" w:sz="4" w:space="0"/>
+            <w:insideV w:val="single" w:color="000000" w:sz="4" w:space="0"/>
+          </w:tblBorders>
           <w:tblCellMar>
             <w:top w:w="0" w:type="dxa"/>
             <w:left w:w="0" w:type="dxa"/>
@@ -1245,7 +1295,7 @@
           </w:tblCellMar>
         </w:tblPrEx>
         <w:trPr>
-          <w:trHeight w:val="528"/>
+          <w:trHeight w:val="528" w:hRule="atLeast"/>
         </w:trPr>
         <w:tc>
           <w:tcPr>
@@ -1253,7 +1303,7 @@
           </w:tcPr>
           <w:p>
             <w:pPr>
-              <w:pStyle w:val="TableText"/>
+              <w:pStyle w:val="25"/>
               <w:keepNext w:val="0"/>
               <w:keepLines w:val="0"/>
               <w:pageBreakBefore w:val="0"/>
@@ -1277,7 +1327,7 @@
           </w:tcPr>
           <w:p>
             <w:pPr>
-              <w:pStyle w:val="TableText"/>
+              <w:pStyle w:val="25"/>
               <w:keepNext w:val="0"/>
               <w:keepLines w:val="0"/>
               <w:pageBreakBefore w:val="0"/>
@@ -1301,7 +1351,7 @@
           </w:tcPr>
           <w:p>
             <w:pPr>
-              <w:pStyle w:val="TableText"/>
+              <w:pStyle w:val="25"/>
               <w:keepNext w:val="0"/>
               <w:keepLines w:val="0"/>
               <w:pageBreakBefore w:val="0"/>
@@ -1325,7 +1375,7 @@
           </w:tcPr>
           <w:p>
             <w:pPr>
-              <w:pStyle w:val="TableText"/>
+              <w:pStyle w:val="25"/>
               <w:keepNext w:val="0"/>
               <w:keepLines w:val="0"/>
               <w:pageBreakBefore w:val="0"/>
@@ -1349,7 +1399,7 @@
           </w:tcPr>
           <w:p>
             <w:pPr>
-              <w:pStyle w:val="TableText"/>
+              <w:pStyle w:val="25"/>
               <w:keepNext w:val="0"/>
               <w:keepLines w:val="0"/>
               <w:pageBreakBefore w:val="0"/>
@@ -1370,9 +1420,14 @@
       </w:tr>
       <w:tr>
         <w:tblPrEx>
-          <w:tblW w:w="9072" w:type="dxa"/>
-          <w:tblInd w:w="5" w:type="dxa"/>
-          <w:tblLayout w:type="fixed"/>
+          <w:tblBorders>
+            <w:top w:val="single" w:color="000000" w:sz="4" w:space="0"/>
+            <w:left w:val="single" w:color="000000" w:sz="4" w:space="0"/>
+            <w:bottom w:val="single" w:color="000000" w:sz="4" w:space="0"/>
+            <w:right w:val="single" w:color="000000" w:sz="4" w:space="0"/>
+            <w:insideH w:val="single" w:color="000000" w:sz="4" w:space="0"/>
+            <w:insideV w:val="single" w:color="000000" w:sz="4" w:space="0"/>
+          </w:tblBorders>
           <w:tblCellMar>
             <w:top w:w="0" w:type="dxa"/>
             <w:left w:w="0" w:type="dxa"/>
@@ -1381,7 +1436,7 @@
           </w:tblCellMar>
         </w:tblPrEx>
         <w:trPr>
-          <w:trHeight w:val="589"/>
+          <w:trHeight w:val="589" w:hRule="atLeast"/>
         </w:trPr>
         <w:tc>
           <w:tcPr>
@@ -1389,7 +1444,7 @@
           </w:tcPr>
           <w:p>
             <w:pPr>
-              <w:pStyle w:val="TableText"/>
+              <w:pStyle w:val="25"/>
               <w:keepNext w:val="0"/>
               <w:keepLines w:val="0"/>
               <w:pageBreakBefore w:val="0"/>
@@ -1413,7 +1468,7 @@
           </w:tcPr>
           <w:p>
             <w:pPr>
-              <w:pStyle w:val="TableText"/>
+              <w:pStyle w:val="25"/>
               <w:keepNext w:val="0"/>
               <w:keepLines w:val="0"/>
               <w:pageBreakBefore w:val="0"/>
@@ -1437,7 +1492,7 @@
           </w:tcPr>
           <w:p>
             <w:pPr>
-              <w:pStyle w:val="TableText"/>
+              <w:pStyle w:val="25"/>
               <w:keepNext w:val="0"/>
               <w:keepLines w:val="0"/>
               <w:pageBreakBefore w:val="0"/>
@@ -1461,7 +1516,7 @@
           </w:tcPr>
           <w:p>
             <w:pPr>
-              <w:pStyle w:val="TableText"/>
+              <w:pStyle w:val="25"/>
               <w:keepNext w:val="0"/>
               <w:keepLines w:val="0"/>
               <w:pageBreakBefore w:val="0"/>
@@ -1485,7 +1540,7 @@
           </w:tcPr>
           <w:p>
             <w:pPr>
-              <w:pStyle w:val="TableText"/>
+              <w:pStyle w:val="25"/>
               <w:keepNext w:val="0"/>
               <w:keepLines w:val="0"/>
               <w:pageBreakBefore w:val="0"/>
@@ -1507,7 +1562,7 @@
     </w:tbl>
     <w:p>
       <w:pPr>
-        <w:pStyle w:val="BodyText"/>
+        <w:pStyle w:val="12"/>
         <w:keepNext w:val="0"/>
         <w:keepLines w:val="0"/>
         <w:pageBreakBefore w:val="0"/>
@@ -1544,19 +1599,19 @@
           <w:pgSz w:w="11906" w:h="16839"/>
           <w:pgMar w:top="1431" w:right="1127" w:bottom="0" w:left="1696" w:header="0" w:footer="0" w:gutter="0"/>
           <w:pgBorders>
-            <w:top w:val="nil"/>
-            <w:left w:val="nil"/>
-            <w:bottom w:val="nil"/>
-            <w:right w:val="nil"/>
+            <w:top w:val="none" w:sz="0" w:space="0"/>
+            <w:left w:val="none" w:sz="0" w:space="0"/>
+            <w:bottom w:val="none" w:sz="0" w:space="0"/>
+            <w:right w:val="none" w:sz="0" w:space="0"/>
           </w:pgBorders>
-          <w:cols w:num="1" w:space="720"/>
+          <w:cols w:space="720" w:num="1"/>
         </w:sectPr>
       </w:pPr>
     </w:p>
     <w:sdt>
       <w:sdtPr>
         <w:rPr>
-          <w:rFonts w:ascii="宋体" w:eastAsia="宋体" w:hAnsi="宋体" w:cs="Arial"/>
+          <w:rFonts w:ascii="宋体" w:hAnsi="宋体" w:eastAsia="宋体" w:cs="Arial"/>
           <w:snapToGrid w:val="0"/>
           <w:color w:val="000000"/>
           <w:kern w:val="0"/>
@@ -1572,7 +1627,7 @@
       </w:sdtPr>
       <w:sdtEndPr>
         <w:rPr>
-          <w:rFonts w:ascii="Times New Roman" w:eastAsia="Times New Roman" w:hAnsi="Times New Roman" w:cs="Times New Roman"/>
+          <w:rFonts w:ascii="Times New Roman" w:hAnsi="Times New Roman" w:eastAsia="Times New Roman" w:cs="Times New Roman"/>
           <w:snapToGrid w:val="0"/>
           <w:color w:val="000000"/>
           <w:kern w:val="0"/>
@@ -1598,13 +1653,13 @@
             <w:adjustRightInd w:val="0"/>
             <w:snapToGrid w:val="0"/>
             <w:spacing w:before="0" w:beforeLines="0" w:after="0" w:afterLines="0" w:line="240" w:lineRule="auto"/>
-            <w:ind w:left="0" w:right="0" w:firstLine="0" w:leftChars="0" w:rightChars="0" w:firstLineChars="0"/>
+            <w:ind w:left="0" w:leftChars="0" w:right="0" w:rightChars="0" w:firstLine="0" w:firstLineChars="0"/>
             <w:jc w:val="center"/>
             <w:textAlignment w:val="baseline"/>
           </w:pPr>
           <w:r>
             <w:rPr>
-              <w:rFonts w:ascii="宋体" w:eastAsia="宋体" w:hAnsi="宋体"/>
+              <w:rFonts w:ascii="宋体" w:hAnsi="宋体" w:eastAsia="宋体"/>
               <w:sz w:val="21"/>
             </w:rPr>
             <w:t>目录</w:t>
@@ -1612,14 +1667,16 @@
         </w:p>
         <w:p>
           <w:pPr>
-            <w:pStyle w:val="TOC1"/>
+            <w:pStyle w:val="16"/>
             <w:tabs>
               <w:tab w:val="right" w:leader="dot" w:pos="8492"/>
             </w:tabs>
           </w:pPr>
-          <w:r>
-            <w:rPr>
-              <w:rFonts w:ascii="Times New Roman" w:eastAsia="Times New Roman" w:hAnsi="Times New Roman" w:cs="Times New Roman"/>
+          <w:bookmarkStart w:id="20" w:name="_GoBack"/>
+          <w:bookmarkEnd w:id="20"/>
+          <w:r>
+            <w:rPr>
+              <w:rFonts w:ascii="Times New Roman" w:hAnsi="Times New Roman" w:eastAsia="Times New Roman" w:cs="Times New Roman"/>
               <w:sz w:val="24"/>
               <w:szCs w:val="24"/>
             </w:rPr>
@@ -1627,7 +1684,7 @@
           </w:r>
           <w:r>
             <w:rPr>
-              <w:rFonts w:ascii="Times New Roman" w:eastAsia="Times New Roman" w:hAnsi="Times New Roman" w:cs="Times New Roman"/>
+              <w:rFonts w:ascii="Times New Roman" w:hAnsi="Times New Roman" w:eastAsia="Times New Roman" w:cs="Times New Roman"/>
               <w:sz w:val="24"/>
               <w:szCs w:val="24"/>
             </w:rPr>
@@ -1635,7 +1692,7 @@
           </w:r>
           <w:r>
             <w:rPr>
-              <w:rFonts w:ascii="Times New Roman" w:eastAsia="Times New Roman" w:hAnsi="Times New Roman" w:cs="Times New Roman"/>
+              <w:rFonts w:ascii="Times New Roman" w:hAnsi="Times New Roman" w:eastAsia="Times New Roman" w:cs="Times New Roman"/>
               <w:sz w:val="24"/>
               <w:szCs w:val="24"/>
             </w:rPr>
@@ -1643,21 +1700,21 @@
           </w:r>
           <w:r>
             <w:rPr>
-              <w:rFonts w:ascii="Times New Roman" w:eastAsia="Times New Roman" w:hAnsi="Times New Roman" w:cs="Times New Roman"/>
+              <w:rFonts w:ascii="Times New Roman" w:hAnsi="Times New Roman" w:eastAsia="Times New Roman" w:cs="Times New Roman"/>
               <w:szCs w:val="24"/>
             </w:rPr>
             <w:fldChar w:fldCharType="begin"/>
           </w:r>
           <w:r>
             <w:rPr>
-              <w:rFonts w:ascii="Times New Roman" w:eastAsia="Times New Roman" w:hAnsi="Times New Roman" w:cs="Times New Roman"/>
+              <w:rFonts w:ascii="Times New Roman" w:hAnsi="Times New Roman" w:eastAsia="Times New Roman" w:cs="Times New Roman"/>
               <w:szCs w:val="24"/>
             </w:rPr>
-            <w:instrText xml:space="preserve"> HYPERLINK \l _Toc12806 </w:instrText>
-          </w:r>
-          <w:r>
-            <w:rPr>
-              <w:rFonts w:ascii="Times New Roman" w:eastAsia="Times New Roman" w:hAnsi="Times New Roman" w:cs="Times New Roman"/>
+            <w:instrText xml:space="preserve"> HYPERLINK \l _Toc7521 </w:instrText>
+          </w:r>
+          <w:r>
+            <w:rPr>
+              <w:rFonts w:ascii="Times New Roman" w:hAnsi="Times New Roman" w:eastAsia="Times New Roman" w:cs="Times New Roman"/>
               <w:szCs w:val="24"/>
             </w:rPr>
             <w:fldChar w:fldCharType="separate"/>
@@ -1672,7 +1729,7 @@
             <w:fldChar w:fldCharType="begin"/>
           </w:r>
           <w:r>
-            <w:instrText xml:space="preserve"> PAGEREF _Toc12806 \h </w:instrText>
+            <w:instrText xml:space="preserve"> PAGEREF _Toc7521 \h </w:instrText>
           </w:r>
           <w:r>
             <w:fldChar w:fldCharType="separate"/>
@@ -1685,7 +1742,7 @@
           </w:r>
           <w:r>
             <w:rPr>
-              <w:rFonts w:ascii="Times New Roman" w:eastAsia="Times New Roman" w:hAnsi="Times New Roman" w:cs="Times New Roman"/>
+              <w:rFonts w:ascii="Times New Roman" w:hAnsi="Times New Roman" w:eastAsia="Times New Roman" w:cs="Times New Roman"/>
               <w:szCs w:val="24"/>
             </w:rPr>
             <w:fldChar w:fldCharType="end"/>
@@ -1693,28 +1750,28 @@
         </w:p>
         <w:p>
           <w:pPr>
-            <w:pStyle w:val="TOC1"/>
+            <w:pStyle w:val="16"/>
             <w:tabs>
               <w:tab w:val="right" w:leader="dot" w:pos="8492"/>
             </w:tabs>
           </w:pPr>
           <w:r>
             <w:rPr>
-              <w:rFonts w:ascii="Times New Roman" w:eastAsia="Times New Roman" w:hAnsi="Times New Roman" w:cs="Times New Roman"/>
+              <w:rFonts w:ascii="Times New Roman" w:hAnsi="Times New Roman" w:eastAsia="Times New Roman" w:cs="Times New Roman"/>
               <w:szCs w:val="24"/>
             </w:rPr>
             <w:fldChar w:fldCharType="begin"/>
           </w:r>
           <w:r>
             <w:rPr>
-              <w:rFonts w:ascii="Times New Roman" w:eastAsia="Times New Roman" w:hAnsi="Times New Roman" w:cs="Times New Roman"/>
+              <w:rFonts w:ascii="Times New Roman" w:hAnsi="Times New Roman" w:eastAsia="Times New Roman" w:cs="Times New Roman"/>
               <w:szCs w:val="24"/>
             </w:rPr>
-            <w:instrText xml:space="preserve"> HYPERLINK \l _Toc25318 </w:instrText>
-          </w:r>
-          <w:r>
-            <w:rPr>
-              <w:rFonts w:ascii="Times New Roman" w:eastAsia="Times New Roman" w:hAnsi="Times New Roman" w:cs="Times New Roman"/>
+            <w:instrText xml:space="preserve"> HYPERLINK \l _Toc8344 </w:instrText>
+          </w:r>
+          <w:r>
+            <w:rPr>
+              <w:rFonts w:ascii="Times New Roman" w:hAnsi="Times New Roman" w:eastAsia="Times New Roman" w:cs="Times New Roman"/>
               <w:szCs w:val="24"/>
             </w:rPr>
             <w:fldChar w:fldCharType="separate"/>
@@ -1729,7 +1786,7 @@
             <w:fldChar w:fldCharType="begin"/>
           </w:r>
           <w:r>
-            <w:instrText xml:space="preserve"> PAGEREF _Toc25318 \h </w:instrText>
+            <w:instrText xml:space="preserve"> PAGEREF _Toc8344 \h </w:instrText>
           </w:r>
           <w:r>
             <w:fldChar w:fldCharType="separate"/>
@@ -1742,7 +1799,7 @@
           </w:r>
           <w:r>
             <w:rPr>
-              <w:rFonts w:ascii="Times New Roman" w:eastAsia="Times New Roman" w:hAnsi="Times New Roman" w:cs="Times New Roman"/>
+              <w:rFonts w:ascii="Times New Roman" w:hAnsi="Times New Roman" w:eastAsia="Times New Roman" w:cs="Times New Roman"/>
               <w:szCs w:val="24"/>
             </w:rPr>
             <w:fldChar w:fldCharType="end"/>
@@ -1750,35 +1807,35 @@
         </w:p>
         <w:p>
           <w:pPr>
-            <w:pStyle w:val="TOC2"/>
+            <w:pStyle w:val="17"/>
             <w:tabs>
               <w:tab w:val="right" w:leader="dot" w:pos="8492"/>
             </w:tabs>
           </w:pPr>
           <w:r>
             <w:rPr>
-              <w:rFonts w:ascii="Times New Roman" w:eastAsia="Times New Roman" w:hAnsi="Times New Roman" w:cs="Times New Roman"/>
+              <w:rFonts w:ascii="Times New Roman" w:hAnsi="Times New Roman" w:eastAsia="Times New Roman" w:cs="Times New Roman"/>
               <w:szCs w:val="24"/>
             </w:rPr>
             <w:fldChar w:fldCharType="begin"/>
           </w:r>
           <w:r>
             <w:rPr>
-              <w:rFonts w:ascii="Times New Roman" w:eastAsia="Times New Roman" w:hAnsi="Times New Roman" w:cs="Times New Roman"/>
+              <w:rFonts w:ascii="Times New Roman" w:hAnsi="Times New Roman" w:eastAsia="Times New Roman" w:cs="Times New Roman"/>
               <w:szCs w:val="24"/>
             </w:rPr>
-            <w:instrText xml:space="preserve"> HYPERLINK \l _Toc16703 </w:instrText>
-          </w:r>
-          <w:r>
-            <w:rPr>
-              <w:rFonts w:ascii="Times New Roman" w:eastAsia="Times New Roman" w:hAnsi="Times New Roman" w:cs="Times New Roman"/>
+            <w:instrText xml:space="preserve"> HYPERLINK \l _Toc6323 </w:instrText>
+          </w:r>
+          <w:r>
+            <w:rPr>
+              <w:rFonts w:ascii="Times New Roman" w:hAnsi="Times New Roman" w:eastAsia="Times New Roman" w:cs="Times New Roman"/>
               <w:szCs w:val="24"/>
             </w:rPr>
             <w:fldChar w:fldCharType="separate"/>
           </w:r>
           <w:r>
             <w:rPr>
-              <w:rFonts w:ascii="宋体" w:eastAsia="宋体" w:hAnsi="宋体" w:cs="宋体"/>
+              <w:rFonts w:ascii="宋体" w:hAnsi="宋体" w:eastAsia="宋体" w:cs="宋体"/>
               <w:spacing w:val="-3"/>
               <w:szCs w:val="28"/>
             </w:rPr>
@@ -1791,7 +1848,7 @@
             <w:fldChar w:fldCharType="begin"/>
           </w:r>
           <w:r>
-            <w:instrText xml:space="preserve"> PAGEREF _Toc16703 \h </w:instrText>
+            <w:instrText xml:space="preserve"> PAGEREF _Toc6323 \h </w:instrText>
           </w:r>
           <w:r>
             <w:fldChar w:fldCharType="separate"/>
@@ -1804,7 +1861,7 @@
           </w:r>
           <w:r>
             <w:rPr>
-              <w:rFonts w:ascii="Times New Roman" w:eastAsia="Times New Roman" w:hAnsi="Times New Roman" w:cs="Times New Roman"/>
+              <w:rFonts w:ascii="Times New Roman" w:hAnsi="Times New Roman" w:eastAsia="Times New Roman" w:cs="Times New Roman"/>
               <w:szCs w:val="24"/>
             </w:rPr>
             <w:fldChar w:fldCharType="end"/>
@@ -1812,28 +1869,28 @@
         </w:p>
         <w:p>
           <w:pPr>
-            <w:pStyle w:val="TOC1"/>
+            <w:pStyle w:val="16"/>
             <w:tabs>
               <w:tab w:val="right" w:leader="dot" w:pos="8492"/>
             </w:tabs>
           </w:pPr>
           <w:r>
             <w:rPr>
-              <w:rFonts w:ascii="Times New Roman" w:eastAsia="Times New Roman" w:hAnsi="Times New Roman" w:cs="Times New Roman"/>
+              <w:rFonts w:ascii="Times New Roman" w:hAnsi="Times New Roman" w:eastAsia="Times New Roman" w:cs="Times New Roman"/>
               <w:szCs w:val="24"/>
             </w:rPr>
             <w:fldChar w:fldCharType="begin"/>
           </w:r>
           <w:r>
             <w:rPr>
-              <w:rFonts w:ascii="Times New Roman" w:eastAsia="Times New Roman" w:hAnsi="Times New Roman" w:cs="Times New Roman"/>
+              <w:rFonts w:ascii="Times New Roman" w:hAnsi="Times New Roman" w:eastAsia="Times New Roman" w:cs="Times New Roman"/>
               <w:szCs w:val="24"/>
             </w:rPr>
-            <w:instrText xml:space="preserve"> HYPERLINK \l _Toc9787 </w:instrText>
-          </w:r>
-          <w:r>
-            <w:rPr>
-              <w:rFonts w:ascii="Times New Roman" w:eastAsia="Times New Roman" w:hAnsi="Times New Roman" w:cs="Times New Roman"/>
+            <w:instrText xml:space="preserve"> HYPERLINK \l _Toc32462 </w:instrText>
+          </w:r>
+          <w:r>
+            <w:rPr>
+              <w:rFonts w:ascii="Times New Roman" w:hAnsi="Times New Roman" w:eastAsia="Times New Roman" w:cs="Times New Roman"/>
               <w:szCs w:val="24"/>
             </w:rPr>
             <w:fldChar w:fldCharType="separate"/>
@@ -1854,7 +1911,7 @@
             <w:fldChar w:fldCharType="begin"/>
           </w:r>
           <w:r>
-            <w:instrText xml:space="preserve"> PAGEREF _Toc9787 \h </w:instrText>
+            <w:instrText xml:space="preserve"> PAGEREF _Toc32462 \h </w:instrText>
           </w:r>
           <w:r>
             <w:fldChar w:fldCharType="separate"/>
@@ -1867,7 +1924,7 @@
           </w:r>
           <w:r>
             <w:rPr>
-              <w:rFonts w:ascii="Times New Roman" w:eastAsia="Times New Roman" w:hAnsi="Times New Roman" w:cs="Times New Roman"/>
+              <w:rFonts w:ascii="Times New Roman" w:hAnsi="Times New Roman" w:eastAsia="Times New Roman" w:cs="Times New Roman"/>
               <w:szCs w:val="24"/>
             </w:rPr>
             <w:fldChar w:fldCharType="end"/>
@@ -1875,28 +1932,28 @@
         </w:p>
         <w:p>
           <w:pPr>
-            <w:pStyle w:val="TOC1"/>
+            <w:pStyle w:val="16"/>
             <w:tabs>
               <w:tab w:val="right" w:leader="dot" w:pos="8492"/>
             </w:tabs>
           </w:pPr>
           <w:r>
             <w:rPr>
-              <w:rFonts w:ascii="Times New Roman" w:eastAsia="Times New Roman" w:hAnsi="Times New Roman" w:cs="Times New Roman"/>
+              <w:rFonts w:ascii="Times New Roman" w:hAnsi="Times New Roman" w:eastAsia="Times New Roman" w:cs="Times New Roman"/>
               <w:szCs w:val="24"/>
             </w:rPr>
             <w:fldChar w:fldCharType="begin"/>
           </w:r>
           <w:r>
             <w:rPr>
-              <w:rFonts w:ascii="Times New Roman" w:eastAsia="Times New Roman" w:hAnsi="Times New Roman" w:cs="Times New Roman"/>
+              <w:rFonts w:ascii="Times New Roman" w:hAnsi="Times New Roman" w:eastAsia="Times New Roman" w:cs="Times New Roman"/>
               <w:szCs w:val="24"/>
             </w:rPr>
-            <w:instrText xml:space="preserve"> HYPERLINK \l _Toc15967 </w:instrText>
-          </w:r>
-          <w:r>
-            <w:rPr>
-              <w:rFonts w:ascii="Times New Roman" w:eastAsia="Times New Roman" w:hAnsi="Times New Roman" w:cs="Times New Roman"/>
+            <w:instrText xml:space="preserve"> HYPERLINK \l _Toc9769 </w:instrText>
+          </w:r>
+          <w:r>
+            <w:rPr>
+              <w:rFonts w:ascii="Times New Roman" w:hAnsi="Times New Roman" w:eastAsia="Times New Roman" w:cs="Times New Roman"/>
               <w:szCs w:val="24"/>
             </w:rPr>
             <w:fldChar w:fldCharType="separate"/>
@@ -1917,7 +1974,7 @@
             <w:fldChar w:fldCharType="begin"/>
           </w:r>
           <w:r>
-            <w:instrText xml:space="preserve"> PAGEREF _Toc15967 \h </w:instrText>
+            <w:instrText xml:space="preserve"> PAGEREF _Toc9769 \h </w:instrText>
           </w:r>
           <w:r>
             <w:fldChar w:fldCharType="separate"/>
@@ -1930,7 +1987,7 @@
           </w:r>
           <w:r>
             <w:rPr>
-              <w:rFonts w:ascii="Times New Roman" w:eastAsia="Times New Roman" w:hAnsi="Times New Roman" w:cs="Times New Roman"/>
+              <w:rFonts w:ascii="Times New Roman" w:hAnsi="Times New Roman" w:eastAsia="Times New Roman" w:cs="Times New Roman"/>
               <w:szCs w:val="24"/>
             </w:rPr>
             <w:fldChar w:fldCharType="end"/>
@@ -1938,28 +1995,28 @@
         </w:p>
         <w:p>
           <w:pPr>
-            <w:pStyle w:val="TOC1"/>
+            <w:pStyle w:val="16"/>
             <w:tabs>
               <w:tab w:val="right" w:leader="dot" w:pos="8492"/>
             </w:tabs>
           </w:pPr>
           <w:r>
             <w:rPr>
-              <w:rFonts w:ascii="Times New Roman" w:eastAsia="Times New Roman" w:hAnsi="Times New Roman" w:cs="Times New Roman"/>
+              <w:rFonts w:ascii="Times New Roman" w:hAnsi="Times New Roman" w:eastAsia="Times New Roman" w:cs="Times New Roman"/>
               <w:szCs w:val="24"/>
             </w:rPr>
             <w:fldChar w:fldCharType="begin"/>
           </w:r>
           <w:r>
             <w:rPr>
-              <w:rFonts w:ascii="Times New Roman" w:eastAsia="Times New Roman" w:hAnsi="Times New Roman" w:cs="Times New Roman"/>
+              <w:rFonts w:ascii="Times New Roman" w:hAnsi="Times New Roman" w:eastAsia="Times New Roman" w:cs="Times New Roman"/>
               <w:szCs w:val="24"/>
             </w:rPr>
-            <w:instrText xml:space="preserve"> HYPERLINK \l _Toc2842 </w:instrText>
-          </w:r>
-          <w:r>
-            <w:rPr>
-              <w:rFonts w:ascii="Times New Roman" w:eastAsia="Times New Roman" w:hAnsi="Times New Roman" w:cs="Times New Roman"/>
+            <w:instrText xml:space="preserve"> HYPERLINK \l _Toc5192 </w:instrText>
+          </w:r>
+          <w:r>
+            <w:rPr>
+              <w:rFonts w:ascii="Times New Roman" w:hAnsi="Times New Roman" w:eastAsia="Times New Roman" w:cs="Times New Roman"/>
               <w:szCs w:val="24"/>
             </w:rPr>
             <w:fldChar w:fldCharType="separate"/>
@@ -1980,7 +2037,7 @@
             <w:fldChar w:fldCharType="begin"/>
           </w:r>
           <w:r>
-            <w:instrText xml:space="preserve"> PAGEREF _Toc2842 \h </w:instrText>
+            <w:instrText xml:space="preserve"> PAGEREF _Toc5192 \h </w:instrText>
           </w:r>
           <w:r>
             <w:fldChar w:fldCharType="separate"/>
@@ -1993,7 +2050,7 @@
           </w:r>
           <w:r>
             <w:rPr>
-              <w:rFonts w:ascii="Times New Roman" w:eastAsia="Times New Roman" w:hAnsi="Times New Roman" w:cs="Times New Roman"/>
+              <w:rFonts w:ascii="Times New Roman" w:hAnsi="Times New Roman" w:eastAsia="Times New Roman" w:cs="Times New Roman"/>
               <w:szCs w:val="24"/>
             </w:rPr>
             <w:fldChar w:fldCharType="end"/>
@@ -2001,28 +2058,28 @@
         </w:p>
         <w:p>
           <w:pPr>
-            <w:pStyle w:val="TOC1"/>
+            <w:pStyle w:val="16"/>
             <w:tabs>
               <w:tab w:val="right" w:leader="dot" w:pos="8492"/>
             </w:tabs>
           </w:pPr>
           <w:r>
             <w:rPr>
-              <w:rFonts w:ascii="Times New Roman" w:eastAsia="Times New Roman" w:hAnsi="Times New Roman" w:cs="Times New Roman"/>
+              <w:rFonts w:ascii="Times New Roman" w:hAnsi="Times New Roman" w:eastAsia="Times New Roman" w:cs="Times New Roman"/>
               <w:szCs w:val="24"/>
             </w:rPr>
             <w:fldChar w:fldCharType="begin"/>
           </w:r>
           <w:r>
             <w:rPr>
-              <w:rFonts w:ascii="Times New Roman" w:eastAsia="Times New Roman" w:hAnsi="Times New Roman" w:cs="Times New Roman"/>
+              <w:rFonts w:ascii="Times New Roman" w:hAnsi="Times New Roman" w:eastAsia="Times New Roman" w:cs="Times New Roman"/>
               <w:szCs w:val="24"/>
             </w:rPr>
-            <w:instrText xml:space="preserve"> HYPERLINK \l _Toc26144 </w:instrText>
-          </w:r>
-          <w:r>
-            <w:rPr>
-              <w:rFonts w:ascii="Times New Roman" w:eastAsia="Times New Roman" w:hAnsi="Times New Roman" w:cs="Times New Roman"/>
+            <w:instrText xml:space="preserve"> HYPERLINK \l _Toc2506 </w:instrText>
+          </w:r>
+          <w:r>
+            <w:rPr>
+              <w:rFonts w:ascii="Times New Roman" w:hAnsi="Times New Roman" w:eastAsia="Times New Roman" w:cs="Times New Roman"/>
               <w:szCs w:val="24"/>
             </w:rPr>
             <w:fldChar w:fldCharType="separate"/>
@@ -2043,7 +2100,7 @@
             <w:fldChar w:fldCharType="begin"/>
           </w:r>
           <w:r>
-            <w:instrText xml:space="preserve"> PAGEREF _Toc26144 \h </w:instrText>
+            <w:instrText xml:space="preserve"> PAGEREF _Toc2506 \h </w:instrText>
           </w:r>
           <w:r>
             <w:fldChar w:fldCharType="separate"/>
@@ -2056,7 +2113,7 @@
           </w:r>
           <w:r>
             <w:rPr>
-              <w:rFonts w:ascii="Times New Roman" w:eastAsia="Times New Roman" w:hAnsi="Times New Roman" w:cs="Times New Roman"/>
+              <w:rFonts w:ascii="Times New Roman" w:hAnsi="Times New Roman" w:eastAsia="Times New Roman" w:cs="Times New Roman"/>
               <w:szCs w:val="24"/>
             </w:rPr>
             <w:fldChar w:fldCharType="end"/>
@@ -2064,28 +2121,28 @@
         </w:p>
         <w:p>
           <w:pPr>
-            <w:pStyle w:val="TOC1"/>
+            <w:pStyle w:val="16"/>
             <w:tabs>
               <w:tab w:val="right" w:leader="dot" w:pos="8492"/>
             </w:tabs>
           </w:pPr>
           <w:r>
             <w:rPr>
-              <w:rFonts w:ascii="Times New Roman" w:eastAsia="Times New Roman" w:hAnsi="Times New Roman" w:cs="Times New Roman"/>
+              <w:rFonts w:ascii="Times New Roman" w:hAnsi="Times New Roman" w:eastAsia="Times New Roman" w:cs="Times New Roman"/>
               <w:szCs w:val="24"/>
             </w:rPr>
             <w:fldChar w:fldCharType="begin"/>
           </w:r>
           <w:r>
             <w:rPr>
-              <w:rFonts w:ascii="Times New Roman" w:eastAsia="Times New Roman" w:hAnsi="Times New Roman" w:cs="Times New Roman"/>
+              <w:rFonts w:ascii="Times New Roman" w:hAnsi="Times New Roman" w:eastAsia="Times New Roman" w:cs="Times New Roman"/>
               <w:szCs w:val="24"/>
             </w:rPr>
-            <w:instrText xml:space="preserve"> HYPERLINK \l _Toc20315 </w:instrText>
-          </w:r>
-          <w:r>
-            <w:rPr>
-              <w:rFonts w:ascii="Times New Roman" w:eastAsia="Times New Roman" w:hAnsi="Times New Roman" w:cs="Times New Roman"/>
+            <w:instrText xml:space="preserve"> HYPERLINK \l _Toc25685 </w:instrText>
+          </w:r>
+          <w:r>
+            <w:rPr>
+              <w:rFonts w:ascii="Times New Roman" w:hAnsi="Times New Roman" w:eastAsia="Times New Roman" w:cs="Times New Roman"/>
               <w:szCs w:val="24"/>
             </w:rPr>
             <w:fldChar w:fldCharType="separate"/>
@@ -2106,7 +2163,7 @@
             <w:fldChar w:fldCharType="begin"/>
           </w:r>
           <w:r>
-            <w:instrText xml:space="preserve"> PAGEREF _Toc20315 \h </w:instrText>
+            <w:instrText xml:space="preserve"> PAGEREF _Toc25685 \h </w:instrText>
           </w:r>
           <w:r>
             <w:fldChar w:fldCharType="separate"/>
@@ -2119,7 +2176,7 @@
           </w:r>
           <w:r>
             <w:rPr>
-              <w:rFonts w:ascii="Times New Roman" w:eastAsia="Times New Roman" w:hAnsi="Times New Roman" w:cs="Times New Roman"/>
+              <w:rFonts w:ascii="Times New Roman" w:hAnsi="Times New Roman" w:eastAsia="Times New Roman" w:cs="Times New Roman"/>
               <w:szCs w:val="24"/>
             </w:rPr>
             <w:fldChar w:fldCharType="end"/>
@@ -2127,28 +2184,28 @@
         </w:p>
         <w:p>
           <w:pPr>
-            <w:pStyle w:val="TOC2"/>
+            <w:pStyle w:val="17"/>
             <w:tabs>
               <w:tab w:val="right" w:leader="dot" w:pos="8492"/>
             </w:tabs>
           </w:pPr>
           <w:r>
             <w:rPr>
-              <w:rFonts w:ascii="Times New Roman" w:eastAsia="Times New Roman" w:hAnsi="Times New Roman" w:cs="Times New Roman"/>
+              <w:rFonts w:ascii="Times New Roman" w:hAnsi="Times New Roman" w:eastAsia="Times New Roman" w:cs="Times New Roman"/>
               <w:szCs w:val="24"/>
             </w:rPr>
             <w:fldChar w:fldCharType="begin"/>
           </w:r>
           <w:r>
             <w:rPr>
-              <w:rFonts w:ascii="Times New Roman" w:eastAsia="Times New Roman" w:hAnsi="Times New Roman" w:cs="Times New Roman"/>
+              <w:rFonts w:ascii="Times New Roman" w:hAnsi="Times New Roman" w:eastAsia="Times New Roman" w:cs="Times New Roman"/>
               <w:szCs w:val="24"/>
             </w:rPr>
-            <w:instrText xml:space="preserve"> HYPERLINK \l _Toc10999 </w:instrText>
-          </w:r>
-          <w:r>
-            <w:rPr>
-              <w:rFonts w:ascii="Times New Roman" w:eastAsia="Times New Roman" w:hAnsi="Times New Roman" w:cs="Times New Roman"/>
+            <w:instrText xml:space="preserve"> HYPERLINK \l _Toc29547 </w:instrText>
+          </w:r>
+          <w:r>
+            <w:rPr>
+              <w:rFonts w:ascii="Times New Roman" w:hAnsi="Times New Roman" w:eastAsia="Times New Roman" w:cs="Times New Roman"/>
               <w:szCs w:val="24"/>
             </w:rPr>
             <w:fldChar w:fldCharType="separate"/>
@@ -2169,7 +2226,7 @@
             <w:fldChar w:fldCharType="begin"/>
           </w:r>
           <w:r>
-            <w:instrText xml:space="preserve"> PAGEREF _Toc10999 \h </w:instrText>
+            <w:instrText xml:space="preserve"> PAGEREF _Toc29547 \h </w:instrText>
           </w:r>
           <w:r>
             <w:fldChar w:fldCharType="separate"/>
@@ -2182,7 +2239,7 @@
           </w:r>
           <w:r>
             <w:rPr>
-              <w:rFonts w:ascii="Times New Roman" w:eastAsia="Times New Roman" w:hAnsi="Times New Roman" w:cs="Times New Roman"/>
+              <w:rFonts w:ascii="Times New Roman" w:hAnsi="Times New Roman" w:eastAsia="Times New Roman" w:cs="Times New Roman"/>
               <w:szCs w:val="24"/>
             </w:rPr>
             <w:fldChar w:fldCharType="end"/>
@@ -2190,28 +2247,28 @@
         </w:p>
         <w:p>
           <w:pPr>
-            <w:pStyle w:val="TOC3"/>
+            <w:pStyle w:val="13"/>
             <w:tabs>
               <w:tab w:val="right" w:leader="dot" w:pos="8492"/>
             </w:tabs>
           </w:pPr>
           <w:r>
             <w:rPr>
-              <w:rFonts w:ascii="Times New Roman" w:eastAsia="Times New Roman" w:hAnsi="Times New Roman" w:cs="Times New Roman"/>
+              <w:rFonts w:ascii="Times New Roman" w:hAnsi="Times New Roman" w:eastAsia="Times New Roman" w:cs="Times New Roman"/>
               <w:szCs w:val="24"/>
             </w:rPr>
             <w:fldChar w:fldCharType="begin"/>
           </w:r>
           <w:r>
             <w:rPr>
-              <w:rFonts w:ascii="Times New Roman" w:eastAsia="Times New Roman" w:hAnsi="Times New Roman" w:cs="Times New Roman"/>
+              <w:rFonts w:ascii="Times New Roman" w:hAnsi="Times New Roman" w:eastAsia="Times New Roman" w:cs="Times New Roman"/>
               <w:szCs w:val="24"/>
             </w:rPr>
-            <w:instrText xml:space="preserve"> HYPERLINK \l _Toc32685 </w:instrText>
-          </w:r>
-          <w:r>
-            <w:rPr>
-              <w:rFonts w:ascii="Times New Roman" w:eastAsia="Times New Roman" w:hAnsi="Times New Roman" w:cs="Times New Roman"/>
+            <w:instrText xml:space="preserve"> HYPERLINK \l _Toc14902 </w:instrText>
+          </w:r>
+          <w:r>
+            <w:rPr>
+              <w:rFonts w:ascii="Times New Roman" w:hAnsi="Times New Roman" w:eastAsia="Times New Roman" w:cs="Times New Roman"/>
               <w:szCs w:val="24"/>
             </w:rPr>
             <w:fldChar w:fldCharType="separate"/>
@@ -2232,7 +2289,7 @@
             <w:fldChar w:fldCharType="begin"/>
           </w:r>
           <w:r>
-            <w:instrText xml:space="preserve"> PAGEREF _Toc32685 \h </w:instrText>
+            <w:instrText xml:space="preserve"> PAGEREF _Toc14902 \h </w:instrText>
           </w:r>
           <w:r>
             <w:fldChar w:fldCharType="separate"/>
@@ -2245,7 +2302,7 @@
           </w:r>
           <w:r>
             <w:rPr>
-              <w:rFonts w:ascii="Times New Roman" w:eastAsia="Times New Roman" w:hAnsi="Times New Roman" w:cs="Times New Roman"/>
+              <w:rFonts w:ascii="Times New Roman" w:hAnsi="Times New Roman" w:eastAsia="Times New Roman" w:cs="Times New Roman"/>
               <w:szCs w:val="24"/>
             </w:rPr>
             <w:fldChar w:fldCharType="end"/>
@@ -2253,28 +2310,28 @@
         </w:p>
         <w:p>
           <w:pPr>
-            <w:pStyle w:val="TOC3"/>
+            <w:pStyle w:val="13"/>
             <w:tabs>
               <w:tab w:val="right" w:leader="dot" w:pos="8492"/>
             </w:tabs>
           </w:pPr>
           <w:r>
             <w:rPr>
-              <w:rFonts w:ascii="Times New Roman" w:eastAsia="Times New Roman" w:hAnsi="Times New Roman" w:cs="Times New Roman"/>
+              <w:rFonts w:ascii="Times New Roman" w:hAnsi="Times New Roman" w:eastAsia="Times New Roman" w:cs="Times New Roman"/>
               <w:szCs w:val="24"/>
             </w:rPr>
             <w:fldChar w:fldCharType="begin"/>
           </w:r>
           <w:r>
             <w:rPr>
-              <w:rFonts w:ascii="Times New Roman" w:eastAsia="Times New Roman" w:hAnsi="Times New Roman" w:cs="Times New Roman"/>
+              <w:rFonts w:ascii="Times New Roman" w:hAnsi="Times New Roman" w:eastAsia="Times New Roman" w:cs="Times New Roman"/>
               <w:szCs w:val="24"/>
             </w:rPr>
-            <w:instrText xml:space="preserve"> HYPERLINK \l _Toc669 </w:instrText>
-          </w:r>
-          <w:r>
-            <w:rPr>
-              <w:rFonts w:ascii="Times New Roman" w:eastAsia="Times New Roman" w:hAnsi="Times New Roman" w:cs="Times New Roman"/>
+            <w:instrText xml:space="preserve"> HYPERLINK \l _Toc22814 </w:instrText>
+          </w:r>
+          <w:r>
+            <w:rPr>
+              <w:rFonts w:ascii="Times New Roman" w:hAnsi="Times New Roman" w:eastAsia="Times New Roman" w:cs="Times New Roman"/>
               <w:szCs w:val="24"/>
             </w:rPr>
             <w:fldChar w:fldCharType="separate"/>
@@ -2295,7 +2352,7 @@
             <w:fldChar w:fldCharType="begin"/>
           </w:r>
           <w:r>
-            <w:instrText xml:space="preserve"> PAGEREF _Toc669 \h </w:instrText>
+            <w:instrText xml:space="preserve"> PAGEREF _Toc22814 \h </w:instrText>
           </w:r>
           <w:r>
             <w:fldChar w:fldCharType="separate"/>
@@ -2308,7 +2365,7 @@
           </w:r>
           <w:r>
             <w:rPr>
-              <w:rFonts w:ascii="Times New Roman" w:eastAsia="Times New Roman" w:hAnsi="Times New Roman" w:cs="Times New Roman"/>
+              <w:rFonts w:ascii="Times New Roman" w:hAnsi="Times New Roman" w:eastAsia="Times New Roman" w:cs="Times New Roman"/>
               <w:szCs w:val="24"/>
             </w:rPr>
             <w:fldChar w:fldCharType="end"/>
@@ -2316,28 +2373,28 @@
         </w:p>
         <w:p>
           <w:pPr>
-            <w:pStyle w:val="TOC2"/>
+            <w:pStyle w:val="17"/>
             <w:tabs>
               <w:tab w:val="right" w:leader="dot" w:pos="8492"/>
             </w:tabs>
           </w:pPr>
           <w:r>
             <w:rPr>
-              <w:rFonts w:ascii="Times New Roman" w:eastAsia="Times New Roman" w:hAnsi="Times New Roman" w:cs="Times New Roman"/>
+              <w:rFonts w:ascii="Times New Roman" w:hAnsi="Times New Roman" w:eastAsia="Times New Roman" w:cs="Times New Roman"/>
               <w:szCs w:val="24"/>
             </w:rPr>
             <w:fldChar w:fldCharType="begin"/>
           </w:r>
           <w:r>
             <w:rPr>
-              <w:rFonts w:ascii="Times New Roman" w:eastAsia="Times New Roman" w:hAnsi="Times New Roman" w:cs="Times New Roman"/>
+              <w:rFonts w:ascii="Times New Roman" w:hAnsi="Times New Roman" w:eastAsia="Times New Roman" w:cs="Times New Roman"/>
               <w:szCs w:val="24"/>
             </w:rPr>
-            <w:instrText xml:space="preserve"> HYPERLINK \l _Toc3976 </w:instrText>
-          </w:r>
-          <w:r>
-            <w:rPr>
-              <w:rFonts w:ascii="Times New Roman" w:eastAsia="Times New Roman" w:hAnsi="Times New Roman" w:cs="Times New Roman"/>
+            <w:instrText xml:space="preserve"> HYPERLINK \l _Toc29757 </w:instrText>
+          </w:r>
+          <w:r>
+            <w:rPr>
+              <w:rFonts w:ascii="Times New Roman" w:hAnsi="Times New Roman" w:eastAsia="Times New Roman" w:cs="Times New Roman"/>
               <w:szCs w:val="24"/>
             </w:rPr>
             <w:fldChar w:fldCharType="separate"/>
@@ -2358,20 +2415,20 @@
             <w:fldChar w:fldCharType="begin"/>
           </w:r>
           <w:r>
-            <w:instrText xml:space="preserve"> PAGEREF _Toc3976 \h </w:instrText>
+            <w:instrText xml:space="preserve"> PAGEREF _Toc29757 \h </w:instrText>
           </w:r>
           <w:r>
             <w:fldChar w:fldCharType="separate"/>
           </w:r>
           <w:r>
-            <w:t>6</w:t>
+            <w:t>7</w:t>
           </w:r>
           <w:r>
             <w:fldChar w:fldCharType="end"/>
           </w:r>
           <w:r>
             <w:rPr>
-              <w:rFonts w:ascii="Times New Roman" w:eastAsia="Times New Roman" w:hAnsi="Times New Roman" w:cs="Times New Roman"/>
+              <w:rFonts w:ascii="Times New Roman" w:hAnsi="Times New Roman" w:eastAsia="Times New Roman" w:cs="Times New Roman"/>
               <w:szCs w:val="24"/>
             </w:rPr>
             <w:fldChar w:fldCharType="end"/>
@@ -2379,28 +2436,28 @@
         </w:p>
         <w:p>
           <w:pPr>
-            <w:pStyle w:val="TOC3"/>
+            <w:pStyle w:val="13"/>
             <w:tabs>
               <w:tab w:val="right" w:leader="dot" w:pos="8492"/>
             </w:tabs>
           </w:pPr>
           <w:r>
             <w:rPr>
-              <w:rFonts w:ascii="Times New Roman" w:eastAsia="Times New Roman" w:hAnsi="Times New Roman" w:cs="Times New Roman"/>
+              <w:rFonts w:ascii="Times New Roman" w:hAnsi="Times New Roman" w:eastAsia="Times New Roman" w:cs="Times New Roman"/>
               <w:szCs w:val="24"/>
             </w:rPr>
             <w:fldChar w:fldCharType="begin"/>
           </w:r>
           <w:r>
             <w:rPr>
-              <w:rFonts w:ascii="Times New Roman" w:eastAsia="Times New Roman" w:hAnsi="Times New Roman" w:cs="Times New Roman"/>
+              <w:rFonts w:ascii="Times New Roman" w:hAnsi="Times New Roman" w:eastAsia="Times New Roman" w:cs="Times New Roman"/>
               <w:szCs w:val="24"/>
             </w:rPr>
-            <w:instrText xml:space="preserve"> HYPERLINK \l _Toc7365 </w:instrText>
-          </w:r>
-          <w:r>
-            <w:rPr>
-              <w:rFonts w:ascii="Times New Roman" w:eastAsia="Times New Roman" w:hAnsi="Times New Roman" w:cs="Times New Roman"/>
+            <w:instrText xml:space="preserve"> HYPERLINK \l _Toc1614 </w:instrText>
+          </w:r>
+          <w:r>
+            <w:rPr>
+              <w:rFonts w:ascii="Times New Roman" w:hAnsi="Times New Roman" w:eastAsia="Times New Roman" w:cs="Times New Roman"/>
               <w:szCs w:val="24"/>
             </w:rPr>
             <w:fldChar w:fldCharType="separate"/>
@@ -2421,7 +2478,7 @@
             <w:fldChar w:fldCharType="begin"/>
           </w:r>
           <w:r>
-            <w:instrText xml:space="preserve"> PAGEREF _Toc7365 \h </w:instrText>
+            <w:instrText xml:space="preserve"> PAGEREF _Toc1614 \h </w:instrText>
           </w:r>
           <w:r>
             <w:fldChar w:fldCharType="separate"/>
@@ -2434,7 +2491,7 @@
           </w:r>
           <w:r>
             <w:rPr>
-              <w:rFonts w:ascii="Times New Roman" w:eastAsia="Times New Roman" w:hAnsi="Times New Roman" w:cs="Times New Roman"/>
+              <w:rFonts w:ascii="Times New Roman" w:hAnsi="Times New Roman" w:eastAsia="Times New Roman" w:cs="Times New Roman"/>
               <w:szCs w:val="24"/>
             </w:rPr>
             <w:fldChar w:fldCharType="end"/>
@@ -2442,28 +2499,28 @@
         </w:p>
         <w:p>
           <w:pPr>
-            <w:pStyle w:val="TOC3"/>
+            <w:pStyle w:val="13"/>
             <w:tabs>
               <w:tab w:val="right" w:leader="dot" w:pos="8492"/>
             </w:tabs>
           </w:pPr>
           <w:r>
             <w:rPr>
-              <w:rFonts w:ascii="Times New Roman" w:eastAsia="Times New Roman" w:hAnsi="Times New Roman" w:cs="Times New Roman"/>
+              <w:rFonts w:ascii="Times New Roman" w:hAnsi="Times New Roman" w:eastAsia="Times New Roman" w:cs="Times New Roman"/>
               <w:szCs w:val="24"/>
             </w:rPr>
             <w:fldChar w:fldCharType="begin"/>
           </w:r>
           <w:r>
             <w:rPr>
-              <w:rFonts w:ascii="Times New Roman" w:eastAsia="Times New Roman" w:hAnsi="Times New Roman" w:cs="Times New Roman"/>
+              <w:rFonts w:ascii="Times New Roman" w:hAnsi="Times New Roman" w:eastAsia="Times New Roman" w:cs="Times New Roman"/>
               <w:szCs w:val="24"/>
             </w:rPr>
-            <w:instrText xml:space="preserve"> HYPERLINK \l _Toc14726 </w:instrText>
-          </w:r>
-          <w:r>
-            <w:rPr>
-              <w:rFonts w:ascii="Times New Roman" w:eastAsia="Times New Roman" w:hAnsi="Times New Roman" w:cs="Times New Roman"/>
+            <w:instrText xml:space="preserve"> HYPERLINK \l _Toc1281 </w:instrText>
+          </w:r>
+          <w:r>
+            <w:rPr>
+              <w:rFonts w:ascii="Times New Roman" w:hAnsi="Times New Roman" w:eastAsia="Times New Roman" w:cs="Times New Roman"/>
               <w:szCs w:val="24"/>
             </w:rPr>
             <w:fldChar w:fldCharType="separate"/>
@@ -2484,7 +2541,7 @@
             <w:fldChar w:fldCharType="begin"/>
           </w:r>
           <w:r>
-            <w:instrText xml:space="preserve"> PAGEREF _Toc14726 \h </w:instrText>
+            <w:instrText xml:space="preserve"> PAGEREF _Toc1281 \h </w:instrText>
           </w:r>
           <w:r>
             <w:fldChar w:fldCharType="separate"/>
@@ -2497,7 +2554,7 @@
           </w:r>
           <w:r>
             <w:rPr>
-              <w:rFonts w:ascii="Times New Roman" w:eastAsia="Times New Roman" w:hAnsi="Times New Roman" w:cs="Times New Roman"/>
+              <w:rFonts w:ascii="Times New Roman" w:hAnsi="Times New Roman" w:eastAsia="Times New Roman" w:cs="Times New Roman"/>
               <w:szCs w:val="24"/>
             </w:rPr>
             <w:fldChar w:fldCharType="end"/>
@@ -2505,28 +2562,28 @@
         </w:p>
         <w:p>
           <w:pPr>
-            <w:pStyle w:val="TOC2"/>
+            <w:pStyle w:val="17"/>
             <w:tabs>
               <w:tab w:val="right" w:leader="dot" w:pos="8492"/>
             </w:tabs>
           </w:pPr>
           <w:r>
             <w:rPr>
-              <w:rFonts w:ascii="Times New Roman" w:eastAsia="Times New Roman" w:hAnsi="Times New Roman" w:cs="Times New Roman"/>
+              <w:rFonts w:ascii="Times New Roman" w:hAnsi="Times New Roman" w:eastAsia="Times New Roman" w:cs="Times New Roman"/>
               <w:szCs w:val="24"/>
             </w:rPr>
             <w:fldChar w:fldCharType="begin"/>
           </w:r>
           <w:r>
             <w:rPr>
-              <w:rFonts w:ascii="Times New Roman" w:eastAsia="Times New Roman" w:hAnsi="Times New Roman" w:cs="Times New Roman"/>
+              <w:rFonts w:ascii="Times New Roman" w:hAnsi="Times New Roman" w:eastAsia="Times New Roman" w:cs="Times New Roman"/>
               <w:szCs w:val="24"/>
             </w:rPr>
-            <w:instrText xml:space="preserve"> HYPERLINK \l _Toc13451 </w:instrText>
-          </w:r>
-          <w:r>
-            <w:rPr>
-              <w:rFonts w:ascii="Times New Roman" w:eastAsia="Times New Roman" w:hAnsi="Times New Roman" w:cs="Times New Roman"/>
+            <w:instrText xml:space="preserve"> HYPERLINK \l _Toc3238 </w:instrText>
+          </w:r>
+          <w:r>
+            <w:rPr>
+              <w:rFonts w:ascii="Times New Roman" w:hAnsi="Times New Roman" w:eastAsia="Times New Roman" w:cs="Times New Roman"/>
               <w:szCs w:val="24"/>
             </w:rPr>
             <w:fldChar w:fldCharType="separate"/>
@@ -2547,7 +2604,7 @@
             <w:fldChar w:fldCharType="begin"/>
           </w:r>
           <w:r>
-            <w:instrText xml:space="preserve"> PAGEREF _Toc13451 \h </w:instrText>
+            <w:instrText xml:space="preserve"> PAGEREF _Toc3238 \h </w:instrText>
           </w:r>
           <w:r>
             <w:fldChar w:fldCharType="separate"/>
@@ -2560,7 +2617,7 @@
           </w:r>
           <w:r>
             <w:rPr>
-              <w:rFonts w:ascii="Times New Roman" w:eastAsia="Times New Roman" w:hAnsi="Times New Roman" w:cs="Times New Roman"/>
+              <w:rFonts w:ascii="Times New Roman" w:hAnsi="Times New Roman" w:eastAsia="Times New Roman" w:cs="Times New Roman"/>
               <w:szCs w:val="24"/>
             </w:rPr>
             <w:fldChar w:fldCharType="end"/>
@@ -2568,28 +2625,28 @@
         </w:p>
         <w:p>
           <w:pPr>
-            <w:pStyle w:val="TOC3"/>
+            <w:pStyle w:val="13"/>
             <w:tabs>
               <w:tab w:val="right" w:leader="dot" w:pos="8492"/>
             </w:tabs>
           </w:pPr>
           <w:r>
             <w:rPr>
-              <w:rFonts w:ascii="Times New Roman" w:eastAsia="Times New Roman" w:hAnsi="Times New Roman" w:cs="Times New Roman"/>
+              <w:rFonts w:ascii="Times New Roman" w:hAnsi="Times New Roman" w:eastAsia="Times New Roman" w:cs="Times New Roman"/>
               <w:szCs w:val="24"/>
             </w:rPr>
             <w:fldChar w:fldCharType="begin"/>
           </w:r>
           <w:r>
             <w:rPr>
-              <w:rFonts w:ascii="Times New Roman" w:eastAsia="Times New Roman" w:hAnsi="Times New Roman" w:cs="Times New Roman"/>
+              <w:rFonts w:ascii="Times New Roman" w:hAnsi="Times New Roman" w:eastAsia="Times New Roman" w:cs="Times New Roman"/>
               <w:szCs w:val="24"/>
             </w:rPr>
-            <w:instrText xml:space="preserve"> HYPERLINK \l _Toc13202 </w:instrText>
-          </w:r>
-          <w:r>
-            <w:rPr>
-              <w:rFonts w:ascii="Times New Roman" w:eastAsia="Times New Roman" w:hAnsi="Times New Roman" w:cs="Times New Roman"/>
+            <w:instrText xml:space="preserve"> HYPERLINK \l _Toc17196 </w:instrText>
+          </w:r>
+          <w:r>
+            <w:rPr>
+              <w:rFonts w:ascii="Times New Roman" w:hAnsi="Times New Roman" w:eastAsia="Times New Roman" w:cs="Times New Roman"/>
               <w:szCs w:val="24"/>
             </w:rPr>
             <w:fldChar w:fldCharType="separate"/>
@@ -2610,7 +2667,7 @@
             <w:fldChar w:fldCharType="begin"/>
           </w:r>
           <w:r>
-            <w:instrText xml:space="preserve"> PAGEREF _Toc13202 \h </w:instrText>
+            <w:instrText xml:space="preserve"> PAGEREF _Toc17196 \h </w:instrText>
           </w:r>
           <w:r>
             <w:fldChar w:fldCharType="separate"/>
@@ -2623,7 +2680,7 @@
           </w:r>
           <w:r>
             <w:rPr>
-              <w:rFonts w:ascii="Times New Roman" w:eastAsia="Times New Roman" w:hAnsi="Times New Roman" w:cs="Times New Roman"/>
+              <w:rFonts w:ascii="Times New Roman" w:hAnsi="Times New Roman" w:eastAsia="Times New Roman" w:cs="Times New Roman"/>
               <w:szCs w:val="24"/>
             </w:rPr>
             <w:fldChar w:fldCharType="end"/>
@@ -2631,28 +2688,28 @@
         </w:p>
         <w:p>
           <w:pPr>
-            <w:pStyle w:val="TOC3"/>
+            <w:pStyle w:val="13"/>
             <w:tabs>
               <w:tab w:val="right" w:leader="dot" w:pos="8492"/>
             </w:tabs>
           </w:pPr>
           <w:r>
             <w:rPr>
-              <w:rFonts w:ascii="Times New Roman" w:eastAsia="Times New Roman" w:hAnsi="Times New Roman" w:cs="Times New Roman"/>
+              <w:rFonts w:ascii="Times New Roman" w:hAnsi="Times New Roman" w:eastAsia="Times New Roman" w:cs="Times New Roman"/>
               <w:szCs w:val="24"/>
             </w:rPr>
             <w:fldChar w:fldCharType="begin"/>
           </w:r>
           <w:r>
             <w:rPr>
-              <w:rFonts w:ascii="Times New Roman" w:eastAsia="Times New Roman" w:hAnsi="Times New Roman" w:cs="Times New Roman"/>
+              <w:rFonts w:ascii="Times New Roman" w:hAnsi="Times New Roman" w:eastAsia="Times New Roman" w:cs="Times New Roman"/>
               <w:szCs w:val="24"/>
             </w:rPr>
-            <w:instrText xml:space="preserve"> HYPERLINK \l _Toc31337 </w:instrText>
-          </w:r>
-          <w:r>
-            <w:rPr>
-              <w:rFonts w:ascii="Times New Roman" w:eastAsia="Times New Roman" w:hAnsi="Times New Roman" w:cs="Times New Roman"/>
+            <w:instrText xml:space="preserve"> HYPERLINK \l _Toc27948 </w:instrText>
+          </w:r>
+          <w:r>
+            <w:rPr>
+              <w:rFonts w:ascii="Times New Roman" w:hAnsi="Times New Roman" w:eastAsia="Times New Roman" w:cs="Times New Roman"/>
               <w:szCs w:val="24"/>
             </w:rPr>
             <w:fldChar w:fldCharType="separate"/>
@@ -2673,20 +2730,20 @@
             <w:fldChar w:fldCharType="begin"/>
           </w:r>
           <w:r>
-            <w:instrText xml:space="preserve"> PAGEREF _Toc31337 \h </w:instrText>
+            <w:instrText xml:space="preserve"> PAGEREF _Toc27948 \h </w:instrText>
           </w:r>
           <w:r>
             <w:fldChar w:fldCharType="separate"/>
           </w:r>
           <w:r>
-            <w:t>8</w:t>
+            <w:t>9</w:t>
           </w:r>
           <w:r>
             <w:fldChar w:fldCharType="end"/>
           </w:r>
           <w:r>
             <w:rPr>
-              <w:rFonts w:ascii="Times New Roman" w:eastAsia="Times New Roman" w:hAnsi="Times New Roman" w:cs="Times New Roman"/>
+              <w:rFonts w:ascii="Times New Roman" w:hAnsi="Times New Roman" w:eastAsia="Times New Roman" w:cs="Times New Roman"/>
               <w:szCs w:val="24"/>
             </w:rPr>
             <w:fldChar w:fldCharType="end"/>
@@ -2694,28 +2751,28 @@
         </w:p>
         <w:p>
           <w:pPr>
-            <w:pStyle w:val="TOC1"/>
+            <w:pStyle w:val="16"/>
             <w:tabs>
               <w:tab w:val="right" w:leader="dot" w:pos="8492"/>
             </w:tabs>
           </w:pPr>
           <w:r>
             <w:rPr>
-              <w:rFonts w:ascii="Times New Roman" w:eastAsia="Times New Roman" w:hAnsi="Times New Roman" w:cs="Times New Roman"/>
+              <w:rFonts w:ascii="Times New Roman" w:hAnsi="Times New Roman" w:eastAsia="Times New Roman" w:cs="Times New Roman"/>
               <w:szCs w:val="24"/>
             </w:rPr>
             <w:fldChar w:fldCharType="begin"/>
           </w:r>
           <w:r>
             <w:rPr>
-              <w:rFonts w:ascii="Times New Roman" w:eastAsia="Times New Roman" w:hAnsi="Times New Roman" w:cs="Times New Roman"/>
+              <w:rFonts w:ascii="Times New Roman" w:hAnsi="Times New Roman" w:eastAsia="Times New Roman" w:cs="Times New Roman"/>
               <w:szCs w:val="24"/>
             </w:rPr>
-            <w:instrText xml:space="preserve"> HYPERLINK \l _Toc23957 </w:instrText>
-          </w:r>
-          <w:r>
-            <w:rPr>
-              <w:rFonts w:ascii="Times New Roman" w:eastAsia="Times New Roman" w:hAnsi="Times New Roman" w:cs="Times New Roman"/>
+            <w:instrText xml:space="preserve"> HYPERLINK \l _Toc9381 </w:instrText>
+          </w:r>
+          <w:r>
+            <w:rPr>
+              <w:rFonts w:ascii="Times New Roman" w:hAnsi="Times New Roman" w:eastAsia="Times New Roman" w:cs="Times New Roman"/>
               <w:szCs w:val="24"/>
             </w:rPr>
             <w:fldChar w:fldCharType="separate"/>
@@ -2734,7 +2791,7 @@
             <w:fldChar w:fldCharType="begin"/>
           </w:r>
           <w:r>
-            <w:instrText xml:space="preserve"> PAGEREF _Toc23957 \h </w:instrText>
+            <w:instrText xml:space="preserve"> PAGEREF _Toc9381 \h </w:instrText>
           </w:r>
           <w:r>
             <w:fldChar w:fldCharType="separate"/>
@@ -2747,7 +2804,7 @@
           </w:r>
           <w:r>
             <w:rPr>
-              <w:rFonts w:ascii="Times New Roman" w:eastAsia="Times New Roman" w:hAnsi="Times New Roman" w:cs="Times New Roman"/>
+              <w:rFonts w:ascii="Times New Roman" w:hAnsi="Times New Roman" w:eastAsia="Times New Roman" w:cs="Times New Roman"/>
               <w:szCs w:val="24"/>
             </w:rPr>
             <w:fldChar w:fldCharType="end"/>
@@ -2755,28 +2812,28 @@
         </w:p>
         <w:p>
           <w:pPr>
-            <w:pStyle w:val="TOC1"/>
+            <w:pStyle w:val="16"/>
             <w:tabs>
               <w:tab w:val="right" w:leader="dot" w:pos="8492"/>
             </w:tabs>
           </w:pPr>
           <w:r>
             <w:rPr>
-              <w:rFonts w:ascii="Times New Roman" w:eastAsia="Times New Roman" w:hAnsi="Times New Roman" w:cs="Times New Roman"/>
+              <w:rFonts w:ascii="Times New Roman" w:hAnsi="Times New Roman" w:eastAsia="Times New Roman" w:cs="Times New Roman"/>
               <w:szCs w:val="24"/>
             </w:rPr>
             <w:fldChar w:fldCharType="begin"/>
           </w:r>
           <w:r>
             <w:rPr>
-              <w:rFonts w:ascii="Times New Roman" w:eastAsia="Times New Roman" w:hAnsi="Times New Roman" w:cs="Times New Roman"/>
+              <w:rFonts w:ascii="Times New Roman" w:hAnsi="Times New Roman" w:eastAsia="Times New Roman" w:cs="Times New Roman"/>
               <w:szCs w:val="24"/>
             </w:rPr>
-            <w:instrText xml:space="preserve"> HYPERLINK \l _Toc17066 </w:instrText>
-          </w:r>
-          <w:r>
-            <w:rPr>
-              <w:rFonts w:ascii="Times New Roman" w:eastAsia="Times New Roman" w:hAnsi="Times New Roman" w:cs="Times New Roman"/>
+            <w:instrText xml:space="preserve"> HYPERLINK \l _Toc17210 </w:instrText>
+          </w:r>
+          <w:r>
+            <w:rPr>
+              <w:rFonts w:ascii="Times New Roman" w:hAnsi="Times New Roman" w:eastAsia="Times New Roman" w:cs="Times New Roman"/>
               <w:szCs w:val="24"/>
             </w:rPr>
             <w:fldChar w:fldCharType="separate"/>
@@ -2797,7 +2854,7 @@
             <w:fldChar w:fldCharType="begin"/>
           </w:r>
           <w:r>
-            <w:instrText xml:space="preserve"> PAGEREF _Toc17066 \h </w:instrText>
+            <w:instrText xml:space="preserve"> PAGEREF _Toc17210 \h </w:instrText>
           </w:r>
           <w:r>
             <w:fldChar w:fldCharType="separate"/>
@@ -2810,7 +2867,7 @@
           </w:r>
           <w:r>
             <w:rPr>
-              <w:rFonts w:ascii="Times New Roman" w:eastAsia="Times New Roman" w:hAnsi="Times New Roman" w:cs="Times New Roman"/>
+              <w:rFonts w:ascii="Times New Roman" w:hAnsi="Times New Roman" w:eastAsia="Times New Roman" w:cs="Times New Roman"/>
               <w:szCs w:val="24"/>
             </w:rPr>
             <w:fldChar w:fldCharType="end"/>
@@ -2834,7 +2891,7 @@
             <w:spacing w:line="219" w:lineRule="auto"/>
             <w:textAlignment w:val="baseline"/>
             <w:rPr>
-              <w:rFonts w:ascii="Times New Roman" w:eastAsia="Times New Roman" w:hAnsi="Times New Roman" w:cs="Times New Roman"/>
+              <w:rFonts w:ascii="Times New Roman" w:hAnsi="Times New Roman" w:eastAsia="Times New Roman" w:cs="Times New Roman"/>
               <w:snapToGrid w:val="0"/>
               <w:color w:val="000000"/>
               <w:kern w:val="0"/>
@@ -2845,7 +2902,7 @@
           </w:pPr>
           <w:r>
             <w:rPr>
-              <w:rFonts w:ascii="Times New Roman" w:eastAsia="Times New Roman" w:hAnsi="Times New Roman" w:cs="Times New Roman"/>
+              <w:rFonts w:ascii="Times New Roman" w:hAnsi="Times New Roman" w:eastAsia="Times New Roman" w:cs="Times New Roman"/>
               <w:szCs w:val="24"/>
             </w:rPr>
             <w:fldChar w:fldCharType="end"/>
@@ -2871,7 +2928,7 @@
         <w:spacing w:line="219" w:lineRule="auto"/>
         <w:textAlignment w:val="baseline"/>
         <w:rPr>
-          <w:rFonts w:ascii="Times New Roman" w:eastAsia="Times New Roman" w:hAnsi="Times New Roman" w:cs="Times New Roman"/>
+          <w:rFonts w:ascii="Times New Roman" w:hAnsi="Times New Roman" w:eastAsia="Times New Roman" w:cs="Times New Roman"/>
           <w:snapToGrid w:val="0"/>
           <w:color w:val="000000"/>
           <w:kern w:val="0"/>
@@ -2883,18 +2940,18 @@
           <w:pgSz w:w="11906" w:h="16839"/>
           <w:pgMar w:top="1431" w:right="1710" w:bottom="0" w:left="1704" w:header="0" w:footer="0" w:gutter="0"/>
           <w:pgBorders>
-            <w:top w:val="nil"/>
-            <w:left w:val="nil"/>
-            <w:bottom w:val="nil"/>
-            <w:right w:val="nil"/>
+            <w:top w:val="none" w:sz="0" w:space="0"/>
+            <w:left w:val="none" w:sz="0" w:space="0"/>
+            <w:bottom w:val="none" w:sz="0" w:space="0"/>
+            <w:right w:val="none" w:sz="0" w:space="0"/>
           </w:pgBorders>
-          <w:cols w:num="1" w:space="720"/>
+          <w:cols w:space="720" w:num="1"/>
         </w:sectPr>
       </w:pPr>
     </w:p>
     <w:p>
       <w:pPr>
-        <w:pStyle w:val="1"/>
+        <w:pStyle w:val="26"/>
         <w:keepNext w:val="0"/>
         <w:keepLines w:val="0"/>
         <w:pageBreakBefore w:val="0"/>
@@ -2910,7 +2967,7 @@
         <w:snapToGrid w:val="0"/>
         <w:textAlignment w:val="baseline"/>
       </w:pPr>
-      <w:bookmarkStart w:id="3" w:name="_Toc9787"/>
+      <w:bookmarkStart w:id="3" w:name="_Toc32462"/>
       <w:r>
         <w:t>目的</w:t>
       </w:r>
@@ -2918,7 +2975,7 @@
     </w:p>
     <w:p>
       <w:pPr>
-        <w:pStyle w:val="a"/>
+        <w:pStyle w:val="27"/>
         <w:keepNext w:val="0"/>
         <w:keepLines w:val="0"/>
         <w:pageBreakBefore w:val="0"/>
@@ -2940,7 +2997,7 @@
     </w:p>
     <w:p>
       <w:pPr>
-        <w:pStyle w:val="a"/>
+        <w:pStyle w:val="27"/>
         <w:keepNext w:val="0"/>
         <w:keepLines w:val="0"/>
         <w:pageBreakBefore w:val="0"/>
@@ -2962,7 +3019,7 @@
     </w:p>
     <w:p>
       <w:pPr>
-        <w:pStyle w:val="a3"/>
+        <w:pStyle w:val="39"/>
         <w:keepNext w:val="0"/>
         <w:keepLines w:val="0"/>
         <w:pageBreakBefore w:val="0"/>
@@ -2980,7 +3037,7 @@
         <w:bidi w:val="0"/>
         <w:adjustRightInd w:val="0"/>
         <w:snapToGrid w:val="0"/>
-        <w:ind w:left="425" w:hanging="425" w:leftChars="0" w:firstLineChars="0"/>
+        <w:ind w:left="425" w:leftChars="0" w:hanging="425" w:firstLineChars="0"/>
         <w:textAlignment w:val="baseline"/>
       </w:pPr>
       <w:r>
@@ -2989,7 +3046,7 @@
     </w:p>
     <w:p>
       <w:pPr>
-        <w:pStyle w:val="a3"/>
+        <w:pStyle w:val="39"/>
         <w:keepNext w:val="0"/>
         <w:keepLines w:val="0"/>
         <w:pageBreakBefore w:val="0"/>
@@ -3007,7 +3064,7 @@
         <w:bidi w:val="0"/>
         <w:adjustRightInd w:val="0"/>
         <w:snapToGrid w:val="0"/>
-        <w:ind w:left="425" w:hanging="425" w:leftChars="0" w:firstLineChars="0"/>
+        <w:ind w:left="425" w:leftChars="0" w:hanging="425" w:firstLineChars="0"/>
         <w:textAlignment w:val="baseline"/>
       </w:pPr>
       <w:r>
@@ -3016,7 +3073,7 @@
     </w:p>
     <w:p>
       <w:pPr>
-        <w:pStyle w:val="a3"/>
+        <w:pStyle w:val="39"/>
         <w:keepNext w:val="0"/>
         <w:keepLines w:val="0"/>
         <w:pageBreakBefore w:val="0"/>
@@ -3034,7 +3091,7 @@
         <w:bidi w:val="0"/>
         <w:adjustRightInd w:val="0"/>
         <w:snapToGrid w:val="0"/>
-        <w:ind w:left="425" w:hanging="425" w:leftChars="0" w:firstLineChars="0"/>
+        <w:ind w:left="425" w:leftChars="0" w:hanging="425" w:firstLineChars="0"/>
         <w:textAlignment w:val="baseline"/>
       </w:pPr>
       <w:r>
@@ -3043,7 +3100,7 @@
     </w:p>
     <w:p>
       <w:pPr>
-        <w:pStyle w:val="a3"/>
+        <w:pStyle w:val="39"/>
         <w:keepNext w:val="0"/>
         <w:keepLines w:val="0"/>
         <w:pageBreakBefore w:val="0"/>
@@ -3061,7 +3118,7 @@
         <w:bidi w:val="0"/>
         <w:adjustRightInd w:val="0"/>
         <w:snapToGrid w:val="0"/>
-        <w:ind w:left="425" w:hanging="425" w:leftChars="0" w:firstLineChars="0"/>
+        <w:ind w:left="425" w:leftChars="0" w:hanging="425" w:firstLineChars="0"/>
         <w:textAlignment w:val="baseline"/>
       </w:pPr>
       <w:r>
@@ -3070,7 +3127,7 @@
     </w:p>
     <w:p>
       <w:pPr>
-        <w:pStyle w:val="1"/>
+        <w:pStyle w:val="26"/>
         <w:keepNext w:val="0"/>
         <w:keepLines w:val="0"/>
         <w:pageBreakBefore w:val="0"/>
@@ -3086,7 +3143,7 @@
         <w:snapToGrid w:val="0"/>
         <w:textAlignment w:val="baseline"/>
       </w:pPr>
-      <w:bookmarkStart w:id="4" w:name="_Toc15967"/>
+      <w:bookmarkStart w:id="4" w:name="_Toc9769"/>
       <w:r>
         <w:t>适用范围</w:t>
       </w:r>
@@ -3094,7 +3151,7 @@
     </w:p>
     <w:p>
       <w:pPr>
-        <w:pStyle w:val="a"/>
+        <w:pStyle w:val="27"/>
         <w:keepNext w:val="0"/>
         <w:keepLines w:val="0"/>
         <w:pageBreakBefore w:val="0"/>
@@ -3116,7 +3173,7 @@
     </w:p>
     <w:p>
       <w:pPr>
-        <w:pStyle w:val="1"/>
+        <w:pStyle w:val="26"/>
         <w:keepNext w:val="0"/>
         <w:keepLines w:val="0"/>
         <w:pageBreakBefore w:val="0"/>
@@ -3132,7 +3189,7 @@
         <w:snapToGrid w:val="0"/>
         <w:textAlignment w:val="baseline"/>
       </w:pPr>
-      <w:bookmarkStart w:id="5" w:name="_Toc2842"/>
+      <w:bookmarkStart w:id="5" w:name="_Toc5192"/>
       <w:r>
         <w:t>术语、缩略词和定义</w:t>
       </w:r>
@@ -3163,16 +3220,16 @@
     </w:p>
     <w:tbl>
       <w:tblPr>
-        <w:tblStyle w:val="TableNormal0"/>
+        <w:tblStyle w:val="24"/>
         <w:tblW w:w="8522" w:type="dxa"/>
         <w:tblInd w:w="17" w:type="dxa"/>
         <w:tblBorders>
-          <w:top w:val="single" w:sz="4" w:space="0" w:color="000000"/>
-          <w:left w:val="single" w:sz="4" w:space="0" w:color="000000"/>
-          <w:bottom w:val="single" w:sz="4" w:space="0" w:color="000000"/>
-          <w:right w:val="single" w:sz="4" w:space="0" w:color="000000"/>
-          <w:insideH w:val="single" w:sz="4" w:space="0" w:color="000000"/>
-          <w:insideV w:val="single" w:sz="4" w:space="0" w:color="000000"/>
+          <w:top w:val="single" w:color="000000" w:sz="4" w:space="0"/>
+          <w:left w:val="single" w:color="000000" w:sz="4" w:space="0"/>
+          <w:bottom w:val="single" w:color="000000" w:sz="4" w:space="0"/>
+          <w:right w:val="single" w:color="000000" w:sz="4" w:space="0"/>
+          <w:insideH w:val="single" w:color="000000" w:sz="4" w:space="0"/>
+          <w:insideV w:val="single" w:color="000000" w:sz="4" w:space="0"/>
         </w:tblBorders>
         <w:tblLayout w:type="fixed"/>
         <w:tblCellMar>
@@ -3189,17 +3246,14 @@
       </w:tblGrid>
       <w:tr>
         <w:tblPrEx>
-          <w:tblW w:w="8522" w:type="dxa"/>
-          <w:tblInd w:w="17" w:type="dxa"/>
           <w:tblBorders>
-            <w:top w:val="single" w:sz="4" w:space="0" w:color="000000"/>
-            <w:left w:val="single" w:sz="4" w:space="0" w:color="000000"/>
-            <w:bottom w:val="single" w:sz="4" w:space="0" w:color="000000"/>
-            <w:right w:val="single" w:sz="4" w:space="0" w:color="000000"/>
-            <w:insideH w:val="single" w:sz="4" w:space="0" w:color="000000"/>
-            <w:insideV w:val="single" w:sz="4" w:space="0" w:color="000000"/>
+            <w:top w:val="single" w:color="000000" w:sz="4" w:space="0"/>
+            <w:left w:val="single" w:color="000000" w:sz="4" w:space="0"/>
+            <w:bottom w:val="single" w:color="000000" w:sz="4" w:space="0"/>
+            <w:right w:val="single" w:color="000000" w:sz="4" w:space="0"/>
+            <w:insideH w:val="single" w:color="000000" w:sz="4" w:space="0"/>
+            <w:insideV w:val="single" w:color="000000" w:sz="4" w:space="0"/>
           </w:tblBorders>
-          <w:tblLayout w:type="fixed"/>
           <w:tblCellMar>
             <w:top w:w="0" w:type="dxa"/>
             <w:left w:w="0" w:type="dxa"/>
@@ -3208,16 +3262,16 @@
           </w:tblCellMar>
         </w:tblPrEx>
         <w:trPr>
-          <w:trHeight w:val="442"/>
+          <w:trHeight w:val="442" w:hRule="atLeast"/>
         </w:trPr>
         <w:tc>
           <w:tcPr>
             <w:tcW w:w="1418" w:type="dxa"/>
             <w:tcBorders>
-              <w:top w:val="single" w:sz="4" w:space="0" w:color="auto"/>
-              <w:left w:val="single" w:sz="4" w:space="0" w:color="auto"/>
-              <w:bottom w:val="single" w:sz="4" w:space="0" w:color="auto"/>
-              <w:right w:val="single" w:sz="4" w:space="0" w:color="auto"/>
+              <w:top w:val="single" w:color="auto" w:sz="4" w:space="0"/>
+              <w:left w:val="single" w:color="auto" w:sz="4" w:space="0"/>
+              <w:bottom w:val="single" w:color="auto" w:sz="4" w:space="0"/>
+              <w:right w:val="single" w:color="auto" w:sz="4" w:space="0"/>
             </w:tcBorders>
             <w:shd w:val="clear" w:color="auto" w:fill="E6E6E6"/>
           </w:tcPr>
@@ -3240,14 +3294,14 @@
               <w:ind w:left="458"/>
               <w:textAlignment w:val="baseline"/>
               <w:rPr>
-                <w:rFonts w:ascii="宋体" w:eastAsia="宋体" w:hAnsi="宋体" w:cs="宋体"/>
+                <w:rFonts w:ascii="宋体" w:hAnsi="宋体" w:eastAsia="宋体" w:cs="宋体"/>
                 <w:sz w:val="20"/>
                 <w:szCs w:val="20"/>
               </w:rPr>
             </w:pPr>
             <w:r>
               <w:rPr>
-                <w:rFonts w:ascii="宋体" w:eastAsia="宋体" w:hAnsi="宋体" w:cs="宋体"/>
+                <w:rFonts w:ascii="宋体" w:hAnsi="宋体" w:eastAsia="宋体" w:cs="宋体"/>
                 <w:b/>
                 <w:bCs/>
                 <w:spacing w:val="-7"/>
@@ -3262,10 +3316,10 @@
           <w:tcPr>
             <w:tcW w:w="1130" w:type="dxa"/>
             <w:tcBorders>
-              <w:top w:val="single" w:sz="4" w:space="0" w:color="auto"/>
-              <w:left w:val="single" w:sz="4" w:space="0" w:color="auto"/>
-              <w:bottom w:val="single" w:sz="4" w:space="0" w:color="auto"/>
-              <w:right w:val="single" w:sz="4" w:space="0" w:color="auto"/>
+              <w:top w:val="single" w:color="auto" w:sz="4" w:space="0"/>
+              <w:left w:val="single" w:color="auto" w:sz="4" w:space="0"/>
+              <w:bottom w:val="single" w:color="auto" w:sz="4" w:space="0"/>
+              <w:right w:val="single" w:color="auto" w:sz="4" w:space="0"/>
             </w:tcBorders>
             <w:shd w:val="clear" w:color="auto" w:fill="E6E6E6"/>
           </w:tcPr>
@@ -3288,14 +3342,14 @@
               <w:ind w:left="259"/>
               <w:textAlignment w:val="baseline"/>
               <w:rPr>
-                <w:rFonts w:ascii="宋体" w:eastAsia="宋体" w:hAnsi="宋体" w:cs="宋体"/>
+                <w:rFonts w:ascii="宋体" w:hAnsi="宋体" w:eastAsia="宋体" w:cs="宋体"/>
                 <w:sz w:val="20"/>
                 <w:szCs w:val="20"/>
               </w:rPr>
             </w:pPr>
             <w:r>
               <w:rPr>
-                <w:rFonts w:ascii="宋体" w:eastAsia="宋体" w:hAnsi="宋体" w:cs="宋体"/>
+                <w:rFonts w:ascii="宋体" w:hAnsi="宋体" w:eastAsia="宋体" w:cs="宋体"/>
                 <w:b/>
                 <w:bCs/>
                 <w:spacing w:val="-4"/>
@@ -3310,10 +3364,10 @@
           <w:tcPr>
             <w:tcW w:w="5974" w:type="dxa"/>
             <w:tcBorders>
-              <w:top w:val="single" w:sz="4" w:space="0" w:color="auto"/>
-              <w:left w:val="single" w:sz="4" w:space="0" w:color="auto"/>
-              <w:bottom w:val="single" w:sz="4" w:space="0" w:color="auto"/>
-              <w:right w:val="single" w:sz="4" w:space="0" w:color="auto"/>
+              <w:top w:val="single" w:color="auto" w:sz="4" w:space="0"/>
+              <w:left w:val="single" w:color="auto" w:sz="4" w:space="0"/>
+              <w:bottom w:val="single" w:color="auto" w:sz="4" w:space="0"/>
+              <w:right w:val="single" w:color="auto" w:sz="4" w:space="0"/>
             </w:tcBorders>
             <w:shd w:val="clear" w:color="auto" w:fill="E6E6E6"/>
           </w:tcPr>
@@ -3336,14 +3390,14 @@
               <w:ind w:left="2741"/>
               <w:textAlignment w:val="baseline"/>
               <w:rPr>
-                <w:rFonts w:ascii="宋体" w:eastAsia="宋体" w:hAnsi="宋体" w:cs="宋体"/>
+                <w:rFonts w:ascii="宋体" w:hAnsi="宋体" w:eastAsia="宋体" w:cs="宋体"/>
                 <w:sz w:val="20"/>
                 <w:szCs w:val="20"/>
               </w:rPr>
             </w:pPr>
             <w:r>
               <w:rPr>
-                <w:rFonts w:ascii="宋体" w:eastAsia="宋体" w:hAnsi="宋体" w:cs="宋体"/>
+                <w:rFonts w:ascii="宋体" w:hAnsi="宋体" w:eastAsia="宋体" w:cs="宋体"/>
                 <w:b/>
                 <w:bCs/>
                 <w:spacing w:val="-9"/>
@@ -3357,9 +3411,14 @@
       </w:tr>
       <w:tr>
         <w:tblPrEx>
-          <w:tblW w:w="8522" w:type="dxa"/>
-          <w:tblInd w:w="17" w:type="dxa"/>
-          <w:tblLayout w:type="fixed"/>
+          <w:tblBorders>
+            <w:top w:val="single" w:color="000000" w:sz="4" w:space="0"/>
+            <w:left w:val="single" w:color="000000" w:sz="4" w:space="0"/>
+            <w:bottom w:val="single" w:color="000000" w:sz="4" w:space="0"/>
+            <w:right w:val="single" w:color="000000" w:sz="4" w:space="0"/>
+            <w:insideH w:val="single" w:color="000000" w:sz="4" w:space="0"/>
+            <w:insideV w:val="single" w:color="000000" w:sz="4" w:space="0"/>
+          </w:tblBorders>
           <w:tblCellMar>
             <w:top w:w="0" w:type="dxa"/>
             <w:left w:w="0" w:type="dxa"/>
@@ -3368,16 +3427,16 @@
           </w:tblCellMar>
         </w:tblPrEx>
         <w:trPr>
-          <w:trHeight w:val="931"/>
+          <w:trHeight w:val="931" w:hRule="atLeast"/>
         </w:trPr>
         <w:tc>
           <w:tcPr>
             <w:tcW w:w="1418" w:type="dxa"/>
             <w:tcBorders>
-              <w:top w:val="single" w:sz="4" w:space="0" w:color="auto"/>
-              <w:left w:val="single" w:sz="4" w:space="0" w:color="auto"/>
-              <w:bottom w:val="single" w:sz="4" w:space="0" w:color="auto"/>
-              <w:right w:val="single" w:sz="4" w:space="0" w:color="auto"/>
+              <w:top w:val="single" w:color="auto" w:sz="4" w:space="0"/>
+              <w:left w:val="single" w:color="auto" w:sz="4" w:space="0"/>
+              <w:bottom w:val="single" w:color="auto" w:sz="4" w:space="0"/>
+              <w:right w:val="single" w:color="auto" w:sz="4" w:space="0"/>
             </w:tcBorders>
             <w:vAlign w:val="center"/>
           </w:tcPr>
@@ -3400,14 +3459,14 @@
               <w:ind w:left="497"/>
               <w:textAlignment w:val="baseline"/>
               <w:rPr>
-                <w:rFonts w:ascii="宋体" w:eastAsia="宋体" w:hAnsi="宋体" w:cs="宋体"/>
+                <w:rFonts w:ascii="宋体" w:hAnsi="宋体" w:eastAsia="宋体" w:cs="宋体"/>
                 <w:sz w:val="21"/>
                 <w:szCs w:val="21"/>
               </w:rPr>
             </w:pPr>
             <w:r>
               <w:rPr>
-                <w:rFonts w:ascii="宋体" w:eastAsia="宋体" w:hAnsi="宋体" w:cs="宋体"/>
+                <w:rFonts w:ascii="宋体" w:hAnsi="宋体" w:eastAsia="宋体" w:cs="宋体"/>
                 <w:spacing w:val="-3"/>
                 <w:sz w:val="21"/>
                 <w:szCs w:val="21"/>
@@ -3420,10 +3479,10 @@
           <w:tcPr>
             <w:tcW w:w="1130" w:type="dxa"/>
             <w:tcBorders>
-              <w:top w:val="single" w:sz="4" w:space="0" w:color="auto"/>
-              <w:left w:val="single" w:sz="4" w:space="0" w:color="auto"/>
-              <w:bottom w:val="single" w:sz="4" w:space="0" w:color="auto"/>
-              <w:right w:val="single" w:sz="4" w:space="0" w:color="auto"/>
+              <w:top w:val="single" w:color="auto" w:sz="4" w:space="0"/>
+              <w:left w:val="single" w:color="auto" w:sz="4" w:space="0"/>
+              <w:bottom w:val="single" w:color="auto" w:sz="4" w:space="0"/>
+              <w:right w:val="single" w:color="auto" w:sz="4" w:space="0"/>
             </w:tcBorders>
           </w:tcPr>
           <w:p>
@@ -3445,14 +3504,14 @@
               <w:ind w:left="220"/>
               <w:textAlignment w:val="baseline"/>
               <w:rPr>
-                <w:rFonts w:ascii="Times New Roman" w:eastAsia="Times New Roman" w:hAnsi="Times New Roman" w:cs="Times New Roman"/>
+                <w:rFonts w:ascii="Times New Roman" w:hAnsi="Times New Roman" w:eastAsia="Times New Roman" w:cs="Times New Roman"/>
                 <w:sz w:val="21"/>
                 <w:szCs w:val="21"/>
               </w:rPr>
             </w:pPr>
             <w:r>
               <w:rPr>
-                <w:rFonts w:ascii="Times New Roman" w:eastAsia="Times New Roman" w:hAnsi="Times New Roman" w:cs="Times New Roman"/>
+                <w:rFonts w:ascii="Times New Roman" w:hAnsi="Times New Roman" w:eastAsia="Times New Roman" w:cs="Times New Roman"/>
                 <w:spacing w:val="-2"/>
                 <w:sz w:val="21"/>
                 <w:szCs w:val="21"/>
@@ -3465,10 +3524,10 @@
           <w:tcPr>
             <w:tcW w:w="5974" w:type="dxa"/>
             <w:tcBorders>
-              <w:top w:val="single" w:sz="4" w:space="0" w:color="auto"/>
-              <w:left w:val="single" w:sz="4" w:space="0" w:color="auto"/>
-              <w:bottom w:val="single" w:sz="4" w:space="0" w:color="auto"/>
-              <w:right w:val="single" w:sz="4" w:space="0" w:color="auto"/>
+              <w:top w:val="single" w:color="auto" w:sz="4" w:space="0"/>
+              <w:left w:val="single" w:color="auto" w:sz="4" w:space="0"/>
+              <w:bottom w:val="single" w:color="auto" w:sz="4" w:space="0"/>
+              <w:right w:val="single" w:color="auto" w:sz="4" w:space="0"/>
             </w:tcBorders>
           </w:tcPr>
           <w:p>
@@ -3491,14 +3550,14 @@
               <w:jc w:val="both"/>
               <w:textAlignment w:val="baseline"/>
               <w:rPr>
-                <w:rFonts w:ascii="宋体" w:eastAsia="宋体" w:hAnsi="宋体" w:cs="宋体"/>
+                <w:rFonts w:ascii="宋体" w:hAnsi="宋体" w:eastAsia="宋体" w:cs="宋体"/>
                 <w:sz w:val="21"/>
                 <w:szCs w:val="21"/>
               </w:rPr>
             </w:pPr>
             <w:r>
               <w:rPr>
-                <w:rFonts w:ascii="宋体" w:eastAsia="宋体" w:hAnsi="宋体" w:cs="宋体"/>
+                <w:rFonts w:ascii="宋体" w:hAnsi="宋体" w:eastAsia="宋体" w:cs="宋体"/>
                 <w:spacing w:val="-1"/>
                 <w:sz w:val="21"/>
                 <w:szCs w:val="21"/>
@@ -3507,7 +3566,7 @@
             </w:r>
             <w:r>
               <w:rPr>
-                <w:rFonts w:ascii="宋体" w:eastAsia="宋体" w:hAnsi="宋体" w:cs="宋体"/>
+                <w:rFonts w:ascii="宋体" w:hAnsi="宋体" w:eastAsia="宋体" w:cs="宋体"/>
                 <w:spacing w:val="-2"/>
                 <w:sz w:val="21"/>
                 <w:szCs w:val="21"/>
@@ -3519,9 +3578,14 @@
       </w:tr>
       <w:tr>
         <w:tblPrEx>
-          <w:tblW w:w="8522" w:type="dxa"/>
-          <w:tblInd w:w="17" w:type="dxa"/>
-          <w:tblLayout w:type="fixed"/>
+          <w:tblBorders>
+            <w:top w:val="single" w:color="000000" w:sz="4" w:space="0"/>
+            <w:left w:val="single" w:color="000000" w:sz="4" w:space="0"/>
+            <w:bottom w:val="single" w:color="000000" w:sz="4" w:space="0"/>
+            <w:right w:val="single" w:color="000000" w:sz="4" w:space="0"/>
+            <w:insideH w:val="single" w:color="000000" w:sz="4" w:space="0"/>
+            <w:insideV w:val="single" w:color="000000" w:sz="4" w:space="0"/>
+          </w:tblBorders>
           <w:tblCellMar>
             <w:top w:w="0" w:type="dxa"/>
             <w:left w:w="0" w:type="dxa"/>
@@ -3530,16 +3594,16 @@
           </w:tblCellMar>
         </w:tblPrEx>
         <w:trPr>
-          <w:trHeight w:val="931"/>
+          <w:trHeight w:val="931" w:hRule="atLeast"/>
         </w:trPr>
         <w:tc>
           <w:tcPr>
             <w:tcW w:w="1418" w:type="dxa"/>
             <w:tcBorders>
-              <w:top w:val="single" w:sz="4" w:space="0" w:color="auto"/>
-              <w:left w:val="single" w:sz="4" w:space="0" w:color="auto"/>
-              <w:bottom w:val="single" w:sz="4" w:space="0" w:color="auto"/>
-              <w:right w:val="single" w:sz="4" w:space="0" w:color="auto"/>
+              <w:top w:val="single" w:color="auto" w:sz="4" w:space="0"/>
+              <w:left w:val="single" w:color="auto" w:sz="4" w:space="0"/>
+              <w:bottom w:val="single" w:color="auto" w:sz="4" w:space="0"/>
+              <w:right w:val="single" w:color="auto" w:sz="4" w:space="0"/>
             </w:tcBorders>
             <w:vAlign w:val="center"/>
           </w:tcPr>
@@ -3562,14 +3626,14 @@
               <w:ind w:left="231"/>
               <w:textAlignment w:val="baseline"/>
               <w:rPr>
-                <w:rFonts w:ascii="宋体" w:eastAsia="宋体" w:hAnsi="宋体" w:cs="宋体"/>
+                <w:rFonts w:ascii="宋体" w:hAnsi="宋体" w:eastAsia="宋体" w:cs="宋体"/>
                 <w:sz w:val="21"/>
                 <w:szCs w:val="21"/>
               </w:rPr>
             </w:pPr>
             <w:r>
               <w:rPr>
-                <w:rFonts w:ascii="宋体" w:eastAsia="宋体" w:hAnsi="宋体" w:cs="宋体"/>
+                <w:rFonts w:ascii="宋体" w:hAnsi="宋体" w:eastAsia="宋体" w:cs="宋体"/>
                 <w:spacing w:val="-2"/>
                 <w:sz w:val="21"/>
                 <w:szCs w:val="21"/>
@@ -3582,10 +3646,10 @@
           <w:tcPr>
             <w:tcW w:w="1130" w:type="dxa"/>
             <w:tcBorders>
-              <w:top w:val="single" w:sz="4" w:space="0" w:color="auto"/>
-              <w:left w:val="single" w:sz="4" w:space="0" w:color="auto"/>
-              <w:bottom w:val="single" w:sz="4" w:space="0" w:color="auto"/>
-              <w:right w:val="single" w:sz="4" w:space="0" w:color="auto"/>
+              <w:top w:val="single" w:color="auto" w:sz="4" w:space="0"/>
+              <w:left w:val="single" w:color="auto" w:sz="4" w:space="0"/>
+              <w:bottom w:val="single" w:color="auto" w:sz="4" w:space="0"/>
+              <w:right w:val="single" w:color="auto" w:sz="4" w:space="0"/>
             </w:tcBorders>
           </w:tcPr>
           <w:p>
@@ -3607,14 +3671,14 @@
               <w:ind w:left="220"/>
               <w:textAlignment w:val="baseline"/>
               <w:rPr>
-                <w:rFonts w:ascii="Times New Roman" w:eastAsia="Times New Roman" w:hAnsi="Times New Roman" w:cs="Times New Roman"/>
+                <w:rFonts w:ascii="Times New Roman" w:hAnsi="Times New Roman" w:eastAsia="Times New Roman" w:cs="Times New Roman"/>
                 <w:sz w:val="21"/>
                 <w:szCs w:val="21"/>
               </w:rPr>
             </w:pPr>
             <w:r>
               <w:rPr>
-                <w:rFonts w:ascii="Times New Roman" w:eastAsia="Times New Roman" w:hAnsi="Times New Roman" w:cs="Times New Roman"/>
+                <w:rFonts w:ascii="Times New Roman" w:hAnsi="Times New Roman" w:eastAsia="Times New Roman" w:cs="Times New Roman"/>
                 <w:spacing w:val="-2"/>
                 <w:sz w:val="21"/>
                 <w:szCs w:val="21"/>
@@ -3641,14 +3705,14 @@
               <w:ind w:left="216"/>
               <w:textAlignment w:val="baseline"/>
               <w:rPr>
-                <w:rFonts w:ascii="Times New Roman" w:eastAsia="Times New Roman" w:hAnsi="Times New Roman" w:cs="Times New Roman"/>
+                <w:rFonts w:ascii="Times New Roman" w:hAnsi="Times New Roman" w:eastAsia="Times New Roman" w:cs="Times New Roman"/>
                 <w:sz w:val="21"/>
                 <w:szCs w:val="21"/>
               </w:rPr>
             </w:pPr>
             <w:r>
               <w:rPr>
-                <w:rFonts w:ascii="Times New Roman" w:eastAsia="Times New Roman" w:hAnsi="Times New Roman" w:cs="Times New Roman"/>
+                <w:rFonts w:ascii="Times New Roman" w:hAnsi="Times New Roman" w:eastAsia="Times New Roman" w:cs="Times New Roman"/>
                 <w:spacing w:val="-1"/>
                 <w:sz w:val="21"/>
                 <w:szCs w:val="21"/>
@@ -3661,10 +3725,10 @@
           <w:tcPr>
             <w:tcW w:w="5974" w:type="dxa"/>
             <w:tcBorders>
-              <w:top w:val="single" w:sz="4" w:space="0" w:color="auto"/>
-              <w:left w:val="single" w:sz="4" w:space="0" w:color="auto"/>
-              <w:bottom w:val="single" w:sz="4" w:space="0" w:color="auto"/>
-              <w:right w:val="single" w:sz="4" w:space="0" w:color="auto"/>
+              <w:top w:val="single" w:color="auto" w:sz="4" w:space="0"/>
+              <w:left w:val="single" w:color="auto" w:sz="4" w:space="0"/>
+              <w:bottom w:val="single" w:color="auto" w:sz="4" w:space="0"/>
+              <w:right w:val="single" w:color="auto" w:sz="4" w:space="0"/>
             </w:tcBorders>
           </w:tcPr>
           <w:p>
@@ -3687,14 +3751,14 @@
               <w:jc w:val="both"/>
               <w:textAlignment w:val="baseline"/>
               <w:rPr>
-                <w:rFonts w:ascii="宋体" w:eastAsia="宋体" w:hAnsi="宋体" w:cs="宋体"/>
+                <w:rFonts w:ascii="宋体" w:hAnsi="宋体" w:eastAsia="宋体" w:cs="宋体"/>
                 <w:sz w:val="21"/>
                 <w:szCs w:val="21"/>
               </w:rPr>
             </w:pPr>
             <w:r>
               <w:rPr>
-                <w:rFonts w:ascii="宋体" w:eastAsia="宋体" w:hAnsi="宋体" w:cs="宋体"/>
+                <w:rFonts w:ascii="宋体" w:hAnsi="宋体" w:eastAsia="宋体" w:cs="宋体"/>
                 <w:spacing w:val="-1"/>
                 <w:sz w:val="21"/>
                 <w:szCs w:val="21"/>
@@ -3703,7 +3767,7 @@
             </w:r>
             <w:r>
               <w:rPr>
-                <w:rFonts w:ascii="宋体" w:eastAsia="宋体" w:hAnsi="宋体" w:cs="宋体"/>
+                <w:rFonts w:ascii="宋体" w:hAnsi="宋体" w:eastAsia="宋体" w:cs="宋体"/>
                 <w:spacing w:val="-2"/>
                 <w:sz w:val="21"/>
                 <w:szCs w:val="21"/>
@@ -3715,9 +3779,14 @@
       </w:tr>
       <w:tr>
         <w:tblPrEx>
-          <w:tblW w:w="8522" w:type="dxa"/>
-          <w:tblInd w:w="17" w:type="dxa"/>
-          <w:tblLayout w:type="fixed"/>
+          <w:tblBorders>
+            <w:top w:val="single" w:color="000000" w:sz="4" w:space="0"/>
+            <w:left w:val="single" w:color="000000" w:sz="4" w:space="0"/>
+            <w:bottom w:val="single" w:color="000000" w:sz="4" w:space="0"/>
+            <w:right w:val="single" w:color="000000" w:sz="4" w:space="0"/>
+            <w:insideH w:val="single" w:color="000000" w:sz="4" w:space="0"/>
+            <w:insideV w:val="single" w:color="000000" w:sz="4" w:space="0"/>
+          </w:tblBorders>
           <w:tblCellMar>
             <w:top w:w="0" w:type="dxa"/>
             <w:left w:w="0" w:type="dxa"/>
@@ -3726,16 +3795,16 @@
           </w:tblCellMar>
         </w:tblPrEx>
         <w:trPr>
-          <w:trHeight w:val="621"/>
+          <w:trHeight w:val="621" w:hRule="atLeast"/>
         </w:trPr>
         <w:tc>
           <w:tcPr>
             <w:tcW w:w="1418" w:type="dxa"/>
             <w:tcBorders>
-              <w:top w:val="single" w:sz="4" w:space="0" w:color="auto"/>
-              <w:left w:val="single" w:sz="4" w:space="0" w:color="auto"/>
-              <w:bottom w:val="single" w:sz="4" w:space="0" w:color="auto"/>
-              <w:right w:val="single" w:sz="4" w:space="0" w:color="auto"/>
+              <w:top w:val="single" w:color="auto" w:sz="4" w:space="0"/>
+              <w:left w:val="single" w:color="auto" w:sz="4" w:space="0"/>
+              <w:bottom w:val="single" w:color="auto" w:sz="4" w:space="0"/>
+              <w:right w:val="single" w:color="auto" w:sz="4" w:space="0"/>
             </w:tcBorders>
             <w:vAlign w:val="center"/>
           </w:tcPr>
@@ -3758,14 +3827,14 @@
               <w:ind w:left="231"/>
               <w:textAlignment w:val="baseline"/>
               <w:rPr>
-                <w:rFonts w:ascii="宋体" w:eastAsia="宋体" w:hAnsi="宋体" w:cs="宋体"/>
+                <w:rFonts w:ascii="宋体" w:hAnsi="宋体" w:eastAsia="宋体" w:cs="宋体"/>
                 <w:sz w:val="21"/>
                 <w:szCs w:val="21"/>
               </w:rPr>
             </w:pPr>
             <w:r>
               <w:rPr>
-                <w:rFonts w:ascii="宋体" w:eastAsia="宋体" w:hAnsi="宋体" w:cs="宋体"/>
+                <w:rFonts w:ascii="宋体" w:hAnsi="宋体" w:eastAsia="宋体" w:cs="宋体"/>
                 <w:spacing w:val="-2"/>
                 <w:sz w:val="21"/>
                 <w:szCs w:val="21"/>
@@ -3778,10 +3847,10 @@
           <w:tcPr>
             <w:tcW w:w="1130" w:type="dxa"/>
             <w:tcBorders>
-              <w:top w:val="single" w:sz="4" w:space="0" w:color="auto"/>
-              <w:left w:val="single" w:sz="4" w:space="0" w:color="auto"/>
-              <w:bottom w:val="single" w:sz="4" w:space="0" w:color="auto"/>
-              <w:right w:val="single" w:sz="4" w:space="0" w:color="auto"/>
+              <w:top w:val="single" w:color="auto" w:sz="4" w:space="0"/>
+              <w:left w:val="single" w:color="auto" w:sz="4" w:space="0"/>
+              <w:bottom w:val="single" w:color="auto" w:sz="4" w:space="0"/>
+              <w:right w:val="single" w:color="auto" w:sz="4" w:space="0"/>
             </w:tcBorders>
           </w:tcPr>
           <w:p>
@@ -3803,14 +3872,14 @@
               <w:ind w:left="220"/>
               <w:textAlignment w:val="baseline"/>
               <w:rPr>
-                <w:rFonts w:ascii="Times New Roman" w:eastAsia="Times New Roman" w:hAnsi="Times New Roman" w:cs="Times New Roman"/>
+                <w:rFonts w:ascii="Times New Roman" w:hAnsi="Times New Roman" w:eastAsia="Times New Roman" w:cs="Times New Roman"/>
                 <w:sz w:val="21"/>
                 <w:szCs w:val="21"/>
               </w:rPr>
             </w:pPr>
             <w:r>
               <w:rPr>
-                <w:rFonts w:ascii="Times New Roman" w:eastAsia="Times New Roman" w:hAnsi="Times New Roman" w:cs="Times New Roman"/>
+                <w:rFonts w:ascii="Times New Roman" w:hAnsi="Times New Roman" w:eastAsia="Times New Roman" w:cs="Times New Roman"/>
                 <w:spacing w:val="-2"/>
                 <w:sz w:val="21"/>
                 <w:szCs w:val="21"/>
@@ -3837,14 +3906,14 @@
               <w:ind w:left="216"/>
               <w:textAlignment w:val="baseline"/>
               <w:rPr>
-                <w:rFonts w:ascii="Times New Roman" w:eastAsia="Times New Roman" w:hAnsi="Times New Roman" w:cs="Times New Roman"/>
+                <w:rFonts w:ascii="Times New Roman" w:hAnsi="Times New Roman" w:eastAsia="Times New Roman" w:cs="Times New Roman"/>
                 <w:sz w:val="21"/>
                 <w:szCs w:val="21"/>
               </w:rPr>
             </w:pPr>
             <w:r>
               <w:rPr>
-                <w:rFonts w:ascii="Times New Roman" w:eastAsia="Times New Roman" w:hAnsi="Times New Roman" w:cs="Times New Roman"/>
+                <w:rFonts w:ascii="Times New Roman" w:hAnsi="Times New Roman" w:eastAsia="Times New Roman" w:cs="Times New Roman"/>
                 <w:spacing w:val="-1"/>
                 <w:sz w:val="21"/>
                 <w:szCs w:val="21"/>
@@ -3857,10 +3926,10 @@
           <w:tcPr>
             <w:tcW w:w="5974" w:type="dxa"/>
             <w:tcBorders>
-              <w:top w:val="single" w:sz="4" w:space="0" w:color="auto"/>
-              <w:left w:val="single" w:sz="4" w:space="0" w:color="auto"/>
-              <w:bottom w:val="single" w:sz="4" w:space="0" w:color="auto"/>
-              <w:right w:val="single" w:sz="4" w:space="0" w:color="auto"/>
+              <w:top w:val="single" w:color="auto" w:sz="4" w:space="0"/>
+              <w:left w:val="single" w:color="auto" w:sz="4" w:space="0"/>
+              <w:bottom w:val="single" w:color="auto" w:sz="4" w:space="0"/>
+              <w:right w:val="single" w:color="auto" w:sz="4" w:space="0"/>
             </w:tcBorders>
           </w:tcPr>
           <w:p>
@@ -3882,14 +3951,14 @@
               <w:ind w:left="223" w:right="287" w:firstLine="1"/>
               <w:textAlignment w:val="baseline"/>
               <w:rPr>
-                <w:rFonts w:ascii="宋体" w:eastAsia="宋体" w:hAnsi="宋体" w:cs="宋体"/>
+                <w:rFonts w:ascii="宋体" w:hAnsi="宋体" w:eastAsia="宋体" w:cs="宋体"/>
                 <w:sz w:val="21"/>
                 <w:szCs w:val="21"/>
               </w:rPr>
             </w:pPr>
             <w:r>
               <w:rPr>
-                <w:rFonts w:ascii="宋体" w:eastAsia="宋体" w:hAnsi="宋体" w:cs="宋体"/>
+                <w:rFonts w:ascii="宋体" w:hAnsi="宋体" w:eastAsia="宋体" w:cs="宋体"/>
                 <w:spacing w:val="-1"/>
                 <w:sz w:val="21"/>
                 <w:szCs w:val="21"/>
@@ -3898,7 +3967,7 @@
             </w:r>
             <w:r>
               <w:rPr>
-                <w:rFonts w:ascii="宋体" w:eastAsia="宋体" w:hAnsi="宋体" w:cs="宋体"/>
+                <w:rFonts w:ascii="宋体" w:hAnsi="宋体" w:eastAsia="宋体" w:cs="宋体"/>
                 <w:spacing w:val="-2"/>
                 <w:sz w:val="21"/>
                 <w:szCs w:val="21"/>
@@ -3910,9 +3979,14 @@
       </w:tr>
       <w:tr>
         <w:tblPrEx>
-          <w:tblW w:w="8522" w:type="dxa"/>
-          <w:tblInd w:w="17" w:type="dxa"/>
-          <w:tblLayout w:type="fixed"/>
+          <w:tblBorders>
+            <w:top w:val="single" w:color="000000" w:sz="4" w:space="0"/>
+            <w:left w:val="single" w:color="000000" w:sz="4" w:space="0"/>
+            <w:bottom w:val="single" w:color="000000" w:sz="4" w:space="0"/>
+            <w:right w:val="single" w:color="000000" w:sz="4" w:space="0"/>
+            <w:insideH w:val="single" w:color="000000" w:sz="4" w:space="0"/>
+            <w:insideV w:val="single" w:color="000000" w:sz="4" w:space="0"/>
+          </w:tblBorders>
           <w:tblCellMar>
             <w:top w:w="0" w:type="dxa"/>
             <w:left w:w="0" w:type="dxa"/>
@@ -3921,16 +3995,16 @@
           </w:tblCellMar>
         </w:tblPrEx>
         <w:trPr>
-          <w:trHeight w:val="1268"/>
+          <w:trHeight w:val="1268" w:hRule="atLeast"/>
         </w:trPr>
         <w:tc>
           <w:tcPr>
             <w:tcW w:w="1418" w:type="dxa"/>
             <w:tcBorders>
-              <w:top w:val="single" w:sz="4" w:space="0" w:color="auto"/>
-              <w:left w:val="single" w:sz="4" w:space="0" w:color="auto"/>
-              <w:bottom w:val="single" w:sz="4" w:space="0" w:color="auto"/>
-              <w:right w:val="single" w:sz="4" w:space="0" w:color="auto"/>
+              <w:top w:val="single" w:color="auto" w:sz="4" w:space="0"/>
+              <w:left w:val="single" w:color="auto" w:sz="4" w:space="0"/>
+              <w:bottom w:val="single" w:color="auto" w:sz="4" w:space="0"/>
+              <w:right w:val="single" w:color="auto" w:sz="4" w:space="0"/>
             </w:tcBorders>
             <w:vAlign w:val="center"/>
           </w:tcPr>
@@ -3953,14 +4027,14 @@
               <w:ind w:left="300"/>
               <w:textAlignment w:val="baseline"/>
               <w:rPr>
-                <w:rFonts w:ascii="宋体" w:eastAsia="宋体" w:hAnsi="宋体" w:cs="宋体"/>
+                <w:rFonts w:ascii="宋体" w:hAnsi="宋体" w:eastAsia="宋体" w:cs="宋体"/>
                 <w:sz w:val="20"/>
                 <w:szCs w:val="20"/>
               </w:rPr>
             </w:pPr>
             <w:r>
               <w:rPr>
-                <w:rFonts w:ascii="宋体" w:eastAsia="宋体" w:hAnsi="宋体" w:cs="宋体"/>
+                <w:rFonts w:ascii="宋体" w:hAnsi="宋体" w:eastAsia="宋体" w:cs="宋体"/>
                 <w:spacing w:val="-3"/>
                 <w:sz w:val="20"/>
                 <w:szCs w:val="20"/>
@@ -3973,10 +4047,10 @@
           <w:tcPr>
             <w:tcW w:w="1130" w:type="dxa"/>
             <w:tcBorders>
-              <w:top w:val="single" w:sz="4" w:space="0" w:color="auto"/>
-              <w:left w:val="single" w:sz="4" w:space="0" w:color="auto"/>
-              <w:bottom w:val="single" w:sz="4" w:space="0" w:color="auto"/>
-              <w:right w:val="single" w:sz="4" w:space="0" w:color="auto"/>
+              <w:top w:val="single" w:color="auto" w:sz="4" w:space="0"/>
+              <w:left w:val="single" w:color="auto" w:sz="4" w:space="0"/>
+              <w:bottom w:val="single" w:color="auto" w:sz="4" w:space="0"/>
+              <w:right w:val="single" w:color="auto" w:sz="4" w:space="0"/>
             </w:tcBorders>
           </w:tcPr>
           <w:p>
@@ -3997,7 +4071,7 @@
               <w:spacing w:before="127" w:line="183" w:lineRule="auto"/>
               <w:textAlignment w:val="baseline"/>
               <w:rPr>
-                <w:rFonts w:ascii="Times New Roman" w:eastAsia="Times New Roman" w:hAnsi="Times New Roman" w:cs="Times New Roman"/>
+                <w:rFonts w:ascii="Times New Roman" w:hAnsi="Times New Roman" w:eastAsia="Times New Roman" w:cs="Times New Roman"/>
                 <w:spacing w:val="-1"/>
                 <w:sz w:val="21"/>
                 <w:szCs w:val="21"/>
@@ -4005,7 +4079,7 @@
             </w:pPr>
             <w:r>
               <w:rPr>
-                <w:rFonts w:ascii="Times New Roman" w:eastAsia="Times New Roman" w:hAnsi="Times New Roman" w:cs="Times New Roman"/>
+                <w:rFonts w:ascii="Times New Roman" w:hAnsi="Times New Roman" w:eastAsia="Times New Roman" w:cs="Times New Roman"/>
                 <w:spacing w:val="-1"/>
                 <w:sz w:val="21"/>
                 <w:szCs w:val="21"/>
@@ -4032,7 +4106,7 @@
               <w:ind w:left="216"/>
               <w:textAlignment w:val="baseline"/>
               <w:rPr>
-                <w:rFonts w:ascii="Times New Roman" w:eastAsia="Times New Roman" w:hAnsi="Times New Roman" w:cs="Times New Roman"/>
+                <w:rFonts w:ascii="Times New Roman" w:hAnsi="Times New Roman" w:eastAsia="Times New Roman" w:cs="Times New Roman"/>
                 <w:spacing w:val="-1"/>
                 <w:sz w:val="21"/>
                 <w:szCs w:val="21"/>
@@ -4040,7 +4114,7 @@
             </w:pPr>
             <w:r>
               <w:rPr>
-                <w:rFonts w:ascii="Times New Roman" w:eastAsia="Times New Roman" w:hAnsi="Times New Roman" w:cs="Times New Roman"/>
+                <w:rFonts w:ascii="Times New Roman" w:hAnsi="Times New Roman" w:eastAsia="Times New Roman" w:cs="Times New Roman"/>
                 <w:spacing w:val="-1"/>
                 <w:sz w:val="21"/>
                 <w:szCs w:val="21"/>
@@ -4053,10 +4127,10 @@
           <w:tcPr>
             <w:tcW w:w="5974" w:type="dxa"/>
             <w:tcBorders>
-              <w:top w:val="single" w:sz="4" w:space="0" w:color="auto"/>
-              <w:left w:val="single" w:sz="4" w:space="0" w:color="auto"/>
-              <w:bottom w:val="single" w:sz="4" w:space="0" w:color="auto"/>
-              <w:right w:val="single" w:sz="4" w:space="0" w:color="auto"/>
+              <w:top w:val="single" w:color="auto" w:sz="4" w:space="0"/>
+              <w:left w:val="single" w:color="auto" w:sz="4" w:space="0"/>
+              <w:bottom w:val="single" w:color="auto" w:sz="4" w:space="0"/>
+              <w:right w:val="single" w:color="auto" w:sz="4" w:space="0"/>
             </w:tcBorders>
           </w:tcPr>
           <w:p>
@@ -4078,14 +4152,14 @@
               <w:ind w:left="220" w:right="224" w:firstLine="7"/>
               <w:textAlignment w:val="baseline"/>
               <w:rPr>
-                <w:rFonts w:ascii="宋体" w:eastAsia="宋体" w:hAnsi="宋体" w:cs="宋体"/>
+                <w:rFonts w:ascii="宋体" w:hAnsi="宋体" w:eastAsia="宋体" w:cs="宋体"/>
                 <w:sz w:val="21"/>
                 <w:szCs w:val="21"/>
               </w:rPr>
             </w:pPr>
             <w:r>
               <w:rPr>
-                <w:rFonts w:ascii="宋体" w:eastAsia="宋体" w:hAnsi="宋体" w:cs="宋体"/>
+                <w:rFonts w:ascii="宋体" w:hAnsi="宋体" w:eastAsia="宋体" w:cs="宋体"/>
                 <w:spacing w:val="-1"/>
                 <w:sz w:val="21"/>
                 <w:szCs w:val="21"/>
@@ -4094,7 +4168,7 @@
             </w:r>
             <w:r>
               <w:rPr>
-                <w:rFonts w:ascii="宋体" w:eastAsia="宋体" w:hAnsi="宋体" w:cs="宋体"/>
+                <w:rFonts w:ascii="宋体" w:hAnsi="宋体" w:eastAsia="宋体" w:cs="宋体"/>
                 <w:sz w:val="21"/>
                 <w:szCs w:val="21"/>
               </w:rPr>
@@ -4102,7 +4176,7 @@
             </w:r>
             <w:r>
               <w:rPr>
-                <w:rFonts w:ascii="Times New Roman" w:eastAsia="Times New Roman" w:hAnsi="Times New Roman" w:cs="Times New Roman"/>
+                <w:rFonts w:ascii="Times New Roman" w:hAnsi="Times New Roman" w:eastAsia="Times New Roman" w:cs="Times New Roman"/>
                 <w:spacing w:val="-1"/>
                 <w:sz w:val="21"/>
                 <w:szCs w:val="21"/>
@@ -4111,7 +4185,7 @@
             </w:r>
             <w:r>
               <w:rPr>
-                <w:rFonts w:ascii="宋体" w:eastAsia="宋体" w:hAnsi="宋体" w:cs="宋体"/>
+                <w:rFonts w:ascii="宋体" w:hAnsi="宋体" w:eastAsia="宋体" w:cs="宋体"/>
                 <w:spacing w:val="-1"/>
                 <w:sz w:val="21"/>
                 <w:szCs w:val="21"/>
@@ -4120,7 +4194,7 @@
             </w:r>
             <w:r>
               <w:rPr>
-                <w:rFonts w:ascii="宋体" w:eastAsia="宋体" w:hAnsi="宋体" w:cs="宋体"/>
+                <w:rFonts w:ascii="宋体" w:hAnsi="宋体" w:eastAsia="宋体" w:cs="宋体"/>
                 <w:sz w:val="21"/>
                 <w:szCs w:val="21"/>
               </w:rPr>
@@ -4128,7 +4202,7 @@
             </w:r>
             <w:r>
               <w:rPr>
-                <w:rFonts w:ascii="Times New Roman" w:eastAsia="Times New Roman" w:hAnsi="Times New Roman" w:cs="Times New Roman"/>
+                <w:rFonts w:ascii="Times New Roman" w:hAnsi="Times New Roman" w:eastAsia="Times New Roman" w:cs="Times New Roman"/>
                 <w:spacing w:val="-5"/>
                 <w:sz w:val="21"/>
                 <w:szCs w:val="21"/>
@@ -4137,7 +4211,7 @@
             </w:r>
             <w:r>
               <w:rPr>
-                <w:rFonts w:ascii="Times New Roman" w:eastAsia="Times New Roman" w:hAnsi="Times New Roman" w:cs="Times New Roman"/>
+                <w:rFonts w:ascii="Times New Roman" w:hAnsi="Times New Roman" w:eastAsia="Times New Roman" w:cs="Times New Roman"/>
                 <w:spacing w:val="8"/>
                 <w:sz w:val="21"/>
                 <w:szCs w:val="21"/>
@@ -4146,7 +4220,7 @@
             </w:r>
             <w:r>
               <w:rPr>
-                <w:rFonts w:ascii="宋体" w:eastAsia="宋体" w:hAnsi="宋体" w:cs="宋体"/>
+                <w:rFonts w:ascii="宋体" w:hAnsi="宋体" w:eastAsia="宋体" w:cs="宋体"/>
                 <w:spacing w:val="-5"/>
                 <w:sz w:val="21"/>
                 <w:szCs w:val="21"/>
@@ -4158,9 +4232,14 @@
       </w:tr>
       <w:tr>
         <w:tblPrEx>
-          <w:tblW w:w="8522" w:type="dxa"/>
-          <w:tblInd w:w="17" w:type="dxa"/>
-          <w:tblLayout w:type="fixed"/>
+          <w:tblBorders>
+            <w:top w:val="single" w:color="000000" w:sz="4" w:space="0"/>
+            <w:left w:val="single" w:color="000000" w:sz="4" w:space="0"/>
+            <w:bottom w:val="single" w:color="000000" w:sz="4" w:space="0"/>
+            <w:right w:val="single" w:color="000000" w:sz="4" w:space="0"/>
+            <w:insideH w:val="single" w:color="000000" w:sz="4" w:space="0"/>
+            <w:insideV w:val="single" w:color="000000" w:sz="4" w:space="0"/>
+          </w:tblBorders>
           <w:tblCellMar>
             <w:top w:w="0" w:type="dxa"/>
             <w:left w:w="0" w:type="dxa"/>
@@ -4169,16 +4248,16 @@
           </w:tblCellMar>
         </w:tblPrEx>
         <w:trPr>
-          <w:trHeight w:val="1085"/>
+          <w:trHeight w:val="1085" w:hRule="atLeast"/>
         </w:trPr>
         <w:tc>
           <w:tcPr>
             <w:tcW w:w="1418" w:type="dxa"/>
             <w:tcBorders>
-              <w:top w:val="single" w:sz="4" w:space="0" w:color="auto"/>
-              <w:left w:val="single" w:sz="4" w:space="0" w:color="auto"/>
-              <w:bottom w:val="single" w:sz="4" w:space="0" w:color="auto"/>
-              <w:right w:val="single" w:sz="4" w:space="0" w:color="auto"/>
+              <w:top w:val="single" w:color="auto" w:sz="4" w:space="0"/>
+              <w:left w:val="single" w:color="auto" w:sz="4" w:space="0"/>
+              <w:bottom w:val="single" w:color="auto" w:sz="4" w:space="0"/>
+              <w:right w:val="single" w:color="auto" w:sz="4" w:space="0"/>
             </w:tcBorders>
             <w:vAlign w:val="center"/>
           </w:tcPr>
@@ -4201,14 +4280,14 @@
               <w:ind w:left="302"/>
               <w:textAlignment w:val="baseline"/>
               <w:rPr>
-                <w:rFonts w:ascii="宋体" w:eastAsia="宋体" w:hAnsi="宋体" w:cs="宋体"/>
+                <w:rFonts w:ascii="宋体" w:hAnsi="宋体" w:eastAsia="宋体" w:cs="宋体"/>
                 <w:sz w:val="20"/>
                 <w:szCs w:val="20"/>
               </w:rPr>
             </w:pPr>
             <w:r>
               <w:rPr>
-                <w:rFonts w:ascii="宋体" w:eastAsia="宋体" w:hAnsi="宋体" w:cs="宋体"/>
+                <w:rFonts w:ascii="宋体" w:hAnsi="宋体" w:eastAsia="宋体" w:cs="宋体"/>
                 <w:spacing w:val="-3"/>
                 <w:sz w:val="20"/>
                 <w:szCs w:val="20"/>
@@ -4221,10 +4300,10 @@
           <w:tcPr>
             <w:tcW w:w="1130" w:type="dxa"/>
             <w:tcBorders>
-              <w:top w:val="single" w:sz="4" w:space="0" w:color="auto"/>
-              <w:left w:val="single" w:sz="4" w:space="0" w:color="auto"/>
-              <w:bottom w:val="single" w:sz="4" w:space="0" w:color="auto"/>
-              <w:right w:val="single" w:sz="4" w:space="0" w:color="auto"/>
+              <w:top w:val="single" w:color="auto" w:sz="4" w:space="0"/>
+              <w:left w:val="single" w:color="auto" w:sz="4" w:space="0"/>
+              <w:bottom w:val="single" w:color="auto" w:sz="4" w:space="0"/>
+              <w:right w:val="single" w:color="auto" w:sz="4" w:space="0"/>
             </w:tcBorders>
           </w:tcPr>
           <w:p>
@@ -4245,7 +4324,7 @@
               <w:spacing w:before="127" w:line="183" w:lineRule="auto"/>
               <w:textAlignment w:val="baseline"/>
               <w:rPr>
-                <w:rFonts w:ascii="Times New Roman" w:eastAsia="Times New Roman" w:hAnsi="Times New Roman" w:cs="Times New Roman"/>
+                <w:rFonts w:ascii="Times New Roman" w:hAnsi="Times New Roman" w:eastAsia="Times New Roman" w:cs="Times New Roman"/>
                 <w:spacing w:val="-1"/>
                 <w:sz w:val="21"/>
                 <w:szCs w:val="21"/>
@@ -4253,7 +4332,7 @@
             </w:pPr>
             <w:r>
               <w:rPr>
-                <w:rFonts w:ascii="Times New Roman" w:eastAsia="Times New Roman" w:hAnsi="Times New Roman" w:cs="Times New Roman"/>
+                <w:rFonts w:ascii="Times New Roman" w:hAnsi="Times New Roman" w:eastAsia="Times New Roman" w:cs="Times New Roman"/>
                 <w:spacing w:val="-1"/>
                 <w:sz w:val="21"/>
                 <w:szCs w:val="21"/>
@@ -4279,7 +4358,7 @@
               <w:spacing w:before="127" w:line="183" w:lineRule="auto"/>
               <w:textAlignment w:val="baseline"/>
               <w:rPr>
-                <w:rFonts w:ascii="Times New Roman" w:eastAsia="Times New Roman" w:hAnsi="Times New Roman" w:cs="Times New Roman"/>
+                <w:rFonts w:ascii="Times New Roman" w:hAnsi="Times New Roman" w:eastAsia="Times New Roman" w:cs="Times New Roman"/>
                 <w:spacing w:val="-1"/>
                 <w:sz w:val="21"/>
                 <w:szCs w:val="21"/>
@@ -4287,7 +4366,7 @@
             </w:pPr>
             <w:r>
               <w:rPr>
-                <w:rFonts w:ascii="Times New Roman" w:eastAsia="Times New Roman" w:hAnsi="Times New Roman" w:cs="Times New Roman"/>
+                <w:rFonts w:ascii="Times New Roman" w:hAnsi="Times New Roman" w:eastAsia="Times New Roman" w:cs="Times New Roman"/>
                 <w:spacing w:val="-1"/>
                 <w:sz w:val="21"/>
                 <w:szCs w:val="21"/>
@@ -4300,10 +4379,10 @@
           <w:tcPr>
             <w:tcW w:w="5974" w:type="dxa"/>
             <w:tcBorders>
-              <w:top w:val="single" w:sz="4" w:space="0" w:color="auto"/>
-              <w:left w:val="single" w:sz="4" w:space="0" w:color="auto"/>
-              <w:bottom w:val="single" w:sz="4" w:space="0" w:color="auto"/>
-              <w:right w:val="single" w:sz="4" w:space="0" w:color="auto"/>
+              <w:top w:val="single" w:color="auto" w:sz="4" w:space="0"/>
+              <w:left w:val="single" w:color="auto" w:sz="4" w:space="0"/>
+              <w:bottom w:val="single" w:color="auto" w:sz="4" w:space="0"/>
+              <w:right w:val="single" w:color="auto" w:sz="4" w:space="0"/>
             </w:tcBorders>
           </w:tcPr>
           <w:p>
@@ -4325,14 +4404,14 @@
               <w:ind w:left="225" w:right="277" w:firstLine="5"/>
               <w:textAlignment w:val="baseline"/>
               <w:rPr>
-                <w:rFonts w:ascii="宋体" w:eastAsia="宋体" w:hAnsi="宋体" w:cs="宋体"/>
+                <w:rFonts w:ascii="宋体" w:hAnsi="宋体" w:eastAsia="宋体" w:cs="宋体"/>
                 <w:sz w:val="21"/>
                 <w:szCs w:val="21"/>
               </w:rPr>
             </w:pPr>
             <w:r>
               <w:rPr>
-                <w:rFonts w:ascii="宋体" w:eastAsia="宋体" w:hAnsi="宋体" w:cs="宋体"/>
+                <w:rFonts w:ascii="宋体" w:hAnsi="宋体" w:eastAsia="宋体" w:cs="宋体"/>
                 <w:spacing w:val="-1"/>
                 <w:sz w:val="21"/>
                 <w:szCs w:val="21"/>
@@ -4341,7 +4420,7 @@
             </w:r>
             <w:r>
               <w:rPr>
-                <w:rFonts w:ascii="宋体" w:eastAsia="宋体" w:hAnsi="宋体" w:cs="宋体"/>
+                <w:rFonts w:ascii="宋体" w:hAnsi="宋体" w:eastAsia="宋体" w:cs="宋体"/>
                 <w:spacing w:val="-3"/>
                 <w:sz w:val="21"/>
                 <w:szCs w:val="21"/>
@@ -4353,9 +4432,14 @@
       </w:tr>
       <w:tr>
         <w:tblPrEx>
-          <w:tblW w:w="8522" w:type="dxa"/>
-          <w:tblInd w:w="17" w:type="dxa"/>
-          <w:tblLayout w:type="fixed"/>
+          <w:tblBorders>
+            <w:top w:val="single" w:color="000000" w:sz="4" w:space="0"/>
+            <w:left w:val="single" w:color="000000" w:sz="4" w:space="0"/>
+            <w:bottom w:val="single" w:color="000000" w:sz="4" w:space="0"/>
+            <w:right w:val="single" w:color="000000" w:sz="4" w:space="0"/>
+            <w:insideH w:val="single" w:color="000000" w:sz="4" w:space="0"/>
+            <w:insideV w:val="single" w:color="000000" w:sz="4" w:space="0"/>
+          </w:tblBorders>
           <w:tblCellMar>
             <w:top w:w="0" w:type="dxa"/>
             <w:left w:w="0" w:type="dxa"/>
@@ -4364,16 +4448,16 @@
           </w:tblCellMar>
         </w:tblPrEx>
         <w:trPr>
-          <w:trHeight w:val="845"/>
+          <w:trHeight w:val="845" w:hRule="atLeast"/>
         </w:trPr>
         <w:tc>
           <w:tcPr>
             <w:tcW w:w="1418" w:type="dxa"/>
             <w:tcBorders>
-              <w:top w:val="single" w:sz="4" w:space="0" w:color="auto"/>
-              <w:left w:val="single" w:sz="4" w:space="0" w:color="auto"/>
-              <w:bottom w:val="single" w:sz="4" w:space="0" w:color="auto"/>
-              <w:right w:val="single" w:sz="4" w:space="0" w:color="auto"/>
+              <w:top w:val="single" w:color="auto" w:sz="4" w:space="0"/>
+              <w:left w:val="single" w:color="auto" w:sz="4" w:space="0"/>
+              <w:bottom w:val="single" w:color="auto" w:sz="4" w:space="0"/>
+              <w:right w:val="single" w:color="auto" w:sz="4" w:space="0"/>
             </w:tcBorders>
             <w:shd w:val="clear" w:color="auto" w:fill="auto"/>
             <w:vAlign w:val="center"/>
@@ -4397,7 +4481,7 @@
               <w:ind w:left="297" w:leftChars="0"/>
               <w:textAlignment w:val="baseline"/>
               <w:rPr>
-                <w:rFonts w:ascii="宋体" w:eastAsia="宋体" w:hAnsi="宋体" w:cs="宋体"/>
+                <w:rFonts w:ascii="宋体" w:hAnsi="宋体" w:eastAsia="宋体" w:cs="宋体"/>
                 <w:snapToGrid w:val="0"/>
                 <w:color w:val="000000"/>
                 <w:kern w:val="0"/>
@@ -4408,7 +4492,7 @@
             </w:pPr>
             <w:r>
               <w:rPr>
-                <w:rFonts w:ascii="宋体" w:eastAsia="宋体" w:hAnsi="宋体" w:cs="宋体"/>
+                <w:rFonts w:ascii="宋体" w:hAnsi="宋体" w:eastAsia="宋体" w:cs="宋体"/>
                 <w:spacing w:val="-2"/>
                 <w:sz w:val="20"/>
                 <w:szCs w:val="20"/>
@@ -4421,10 +4505,10 @@
           <w:tcPr>
             <w:tcW w:w="1130" w:type="dxa"/>
             <w:tcBorders>
-              <w:top w:val="single" w:sz="4" w:space="0" w:color="auto"/>
-              <w:left w:val="single" w:sz="4" w:space="0" w:color="auto"/>
-              <w:bottom w:val="single" w:sz="4" w:space="0" w:color="auto"/>
-              <w:right w:val="single" w:sz="4" w:space="0" w:color="auto"/>
+              <w:top w:val="single" w:color="auto" w:sz="4" w:space="0"/>
+              <w:left w:val="single" w:color="auto" w:sz="4" w:space="0"/>
+              <w:bottom w:val="single" w:color="auto" w:sz="4" w:space="0"/>
+              <w:right w:val="single" w:color="auto" w:sz="4" w:space="0"/>
             </w:tcBorders>
             <w:shd w:val="clear" w:color="auto" w:fill="auto"/>
           </w:tcPr>
@@ -4447,7 +4531,7 @@
               <w:ind w:left="133" w:leftChars="0"/>
               <w:textAlignment w:val="baseline"/>
               <w:rPr>
-                <w:rFonts w:ascii="宋体" w:eastAsia="宋体" w:hAnsi="宋体" w:cs="宋体"/>
+                <w:rFonts w:ascii="宋体" w:hAnsi="宋体" w:eastAsia="宋体" w:cs="宋体"/>
                 <w:snapToGrid w:val="0"/>
                 <w:color w:val="000000"/>
                 <w:kern w:val="0"/>
@@ -4458,7 +4542,7 @@
             </w:pPr>
             <w:r>
               <w:rPr>
-                <w:rFonts w:ascii="宋体" w:eastAsia="宋体" w:hAnsi="宋体" w:cs="宋体"/>
+                <w:rFonts w:ascii="宋体" w:hAnsi="宋体" w:eastAsia="宋体" w:cs="宋体"/>
                 <w:spacing w:val="-1"/>
                 <w:sz w:val="24"/>
                 <w:szCs w:val="24"/>
@@ -4467,7 +4551,7 @@
             </w:r>
             <w:r>
               <w:rPr>
-                <w:rFonts w:ascii="宋体" w:eastAsia="宋体" w:hAnsi="宋体" w:cs="宋体"/>
+                <w:rFonts w:ascii="宋体" w:hAnsi="宋体" w:eastAsia="宋体" w:cs="宋体"/>
                 <w:sz w:val="24"/>
                 <w:szCs w:val="24"/>
               </w:rPr>
@@ -4475,7 +4559,7 @@
             </w:r>
             <w:r>
               <w:rPr>
-                <w:rFonts w:ascii="宋体" w:eastAsia="宋体" w:hAnsi="宋体" w:cs="宋体"/>
+                <w:rFonts w:ascii="宋体" w:hAnsi="宋体" w:eastAsia="宋体" w:cs="宋体"/>
                 <w:spacing w:val="-2"/>
                 <w:sz w:val="24"/>
                 <w:szCs w:val="24"/>
@@ -4488,10 +4572,10 @@
           <w:tcPr>
             <w:tcW w:w="5974" w:type="dxa"/>
             <w:tcBorders>
-              <w:top w:val="single" w:sz="4" w:space="0" w:color="auto"/>
-              <w:left w:val="single" w:sz="4" w:space="0" w:color="auto"/>
-              <w:bottom w:val="single" w:sz="4" w:space="0" w:color="auto"/>
-              <w:right w:val="single" w:sz="4" w:space="0" w:color="auto"/>
+              <w:top w:val="single" w:color="auto" w:sz="4" w:space="0"/>
+              <w:left w:val="single" w:color="auto" w:sz="4" w:space="0"/>
+              <w:bottom w:val="single" w:color="auto" w:sz="4" w:space="0"/>
+              <w:right w:val="single" w:color="auto" w:sz="4" w:space="0"/>
             </w:tcBorders>
             <w:shd w:val="clear" w:color="auto" w:fill="auto"/>
           </w:tcPr>
@@ -4511,10 +4595,10 @@
               <w:adjustRightInd w:val="0"/>
               <w:snapToGrid w:val="0"/>
               <w:spacing w:before="53" w:line="276" w:lineRule="auto"/>
-              <w:ind w:left="226" w:right="277" w:leftChars="0" w:rightChars="0"/>
-              <w:textAlignment w:val="baseline"/>
-              <w:rPr>
-                <w:rFonts w:ascii="宋体" w:eastAsia="宋体" w:hAnsi="宋体" w:cs="宋体"/>
+              <w:ind w:left="226" w:leftChars="0" w:right="277" w:rightChars="0"/>
+              <w:textAlignment w:val="baseline"/>
+              <w:rPr>
+                <w:rFonts w:ascii="宋体" w:hAnsi="宋体" w:eastAsia="宋体" w:cs="宋体"/>
                 <w:snapToGrid w:val="0"/>
                 <w:color w:val="000000"/>
                 <w:kern w:val="0"/>
@@ -4525,7 +4609,7 @@
             </w:pPr>
             <w:r>
               <w:rPr>
-                <w:rFonts w:ascii="宋体" w:eastAsia="宋体" w:hAnsi="宋体" w:cs="宋体"/>
+                <w:rFonts w:ascii="宋体" w:hAnsi="宋体" w:eastAsia="宋体" w:cs="宋体"/>
                 <w:spacing w:val="-1"/>
                 <w:sz w:val="21"/>
                 <w:szCs w:val="21"/>
@@ -4534,7 +4618,7 @@
             </w:r>
             <w:r>
               <w:rPr>
-                <w:rFonts w:ascii="宋体" w:eastAsia="宋体" w:hAnsi="宋体" w:cs="宋体"/>
+                <w:rFonts w:ascii="宋体" w:hAnsi="宋体" w:eastAsia="宋体" w:cs="宋体"/>
                 <w:spacing w:val="-3"/>
                 <w:sz w:val="21"/>
                 <w:szCs w:val="21"/>
@@ -4547,7 +4631,7 @@
     </w:tbl>
     <w:p>
       <w:pPr>
-        <w:pStyle w:val="1"/>
+        <w:pStyle w:val="26"/>
         <w:keepNext w:val="0"/>
         <w:keepLines w:val="0"/>
         <w:pageBreakBefore w:val="0"/>
@@ -4563,7 +4647,7 @@
         <w:snapToGrid w:val="0"/>
         <w:textAlignment w:val="baseline"/>
       </w:pPr>
-      <w:bookmarkStart w:id="6" w:name="_Toc26144"/>
+      <w:bookmarkStart w:id="6" w:name="_Toc2506"/>
       <w:r>
         <w:t>角色与职责</w:t>
       </w:r>
@@ -4594,16 +4678,16 @@
     </w:p>
     <w:tbl>
       <w:tblPr>
-        <w:tblStyle w:val="TableNormal0"/>
+        <w:tblStyle w:val="24"/>
         <w:tblW w:w="9214" w:type="dxa"/>
         <w:jc w:val="center"/>
         <w:tblBorders>
-          <w:top w:val="single" w:sz="8" w:space="0" w:color="000000"/>
-          <w:left w:val="single" w:sz="8" w:space="0" w:color="000000"/>
-          <w:bottom w:val="single" w:sz="8" w:space="0" w:color="000000"/>
-          <w:right w:val="single" w:sz="8" w:space="0" w:color="000000"/>
-          <w:insideH w:val="single" w:sz="8" w:space="0" w:color="000000"/>
-          <w:insideV w:val="single" w:sz="8" w:space="0" w:color="000000"/>
+          <w:top w:val="single" w:color="000000" w:sz="8" w:space="0"/>
+          <w:left w:val="single" w:color="000000" w:sz="8" w:space="0"/>
+          <w:bottom w:val="single" w:color="000000" w:sz="8" w:space="0"/>
+          <w:right w:val="single" w:color="000000" w:sz="8" w:space="0"/>
+          <w:insideH w:val="single" w:color="000000" w:sz="8" w:space="0"/>
+          <w:insideV w:val="single" w:color="000000" w:sz="8" w:space="0"/>
         </w:tblBorders>
         <w:tblLayout w:type="fixed"/>
         <w:tblCellMar>
@@ -4620,17 +4704,14 @@
       </w:tblGrid>
       <w:tr>
         <w:tblPrEx>
-          <w:tblW w:w="9214" w:type="dxa"/>
-          <w:jc w:val="center"/>
           <w:tblBorders>
-            <w:top w:val="single" w:sz="8" w:space="0" w:color="000000"/>
-            <w:left w:val="single" w:sz="8" w:space="0" w:color="000000"/>
-            <w:bottom w:val="single" w:sz="8" w:space="0" w:color="000000"/>
-            <w:right w:val="single" w:sz="8" w:space="0" w:color="000000"/>
-            <w:insideH w:val="single" w:sz="8" w:space="0" w:color="000000"/>
-            <w:insideV w:val="single" w:sz="8" w:space="0" w:color="000000"/>
+            <w:top w:val="single" w:color="000000" w:sz="8" w:space="0"/>
+            <w:left w:val="single" w:color="000000" w:sz="8" w:space="0"/>
+            <w:bottom w:val="single" w:color="000000" w:sz="8" w:space="0"/>
+            <w:right w:val="single" w:color="000000" w:sz="8" w:space="0"/>
+            <w:insideH w:val="single" w:color="000000" w:sz="8" w:space="0"/>
+            <w:insideV w:val="single" w:color="000000" w:sz="8" w:space="0"/>
           </w:tblBorders>
-          <w:tblLayout w:type="fixed"/>
           <w:tblCellMar>
             <w:top w:w="0" w:type="dxa"/>
             <w:left w:w="0" w:type="dxa"/>
@@ -4639,15 +4720,15 @@
           </w:tblCellMar>
         </w:tblPrEx>
         <w:trPr>
-          <w:trHeight w:val="504"/>
+          <w:trHeight w:val="504" w:hRule="atLeast"/>
           <w:jc w:val="center"/>
         </w:trPr>
         <w:tc>
           <w:tcPr>
             <w:tcW w:w="1973" w:type="dxa"/>
             <w:tcBorders>
-              <w:top w:val="single" w:sz="4" w:space="0" w:color="000000"/>
-              <w:left w:val="single" w:sz="4" w:space="0" w:color="000000"/>
+              <w:top w:val="single" w:color="000000" w:sz="4" w:space="0"/>
+              <w:left w:val="single" w:color="000000" w:sz="4" w:space="0"/>
             </w:tcBorders>
             <w:shd w:val="clear" w:color="auto" w:fill="C0C0C0"/>
             <w:vAlign w:val="center"/>
@@ -4671,14 +4752,14 @@
               <w:ind w:left="837"/>
               <w:textAlignment w:val="baseline"/>
               <w:rPr>
-                <w:rFonts w:ascii="宋体" w:eastAsia="宋体" w:hAnsi="宋体" w:cs="宋体"/>
+                <w:rFonts w:ascii="宋体" w:hAnsi="宋体" w:eastAsia="宋体" w:cs="宋体"/>
                 <w:sz w:val="24"/>
                 <w:szCs w:val="24"/>
               </w:rPr>
             </w:pPr>
             <w:r>
               <w:rPr>
-                <w:rFonts w:ascii="宋体" w:eastAsia="宋体" w:hAnsi="宋体" w:cs="宋体"/>
+                <w:rFonts w:ascii="宋体" w:hAnsi="宋体" w:eastAsia="宋体" w:cs="宋体"/>
                 <w:b/>
                 <w:bCs/>
                 <w:spacing w:val="-6"/>
@@ -4693,8 +4774,8 @@
           <w:tcPr>
             <w:tcW w:w="5520" w:type="dxa"/>
             <w:tcBorders>
-              <w:top w:val="single" w:sz="4" w:space="0" w:color="000000"/>
-              <w:right w:val="single" w:sz="4" w:space="0" w:color="000000"/>
+              <w:top w:val="single" w:color="000000" w:sz="4" w:space="0"/>
+              <w:right w:val="single" w:color="000000" w:sz="4" w:space="0"/>
             </w:tcBorders>
             <w:shd w:val="clear" w:color="auto" w:fill="C0C0C0"/>
             <w:vAlign w:val="center"/>
@@ -4718,14 +4799,14 @@
               <w:ind w:left="2746"/>
               <w:textAlignment w:val="baseline"/>
               <w:rPr>
-                <w:rFonts w:ascii="宋体" w:eastAsia="宋体" w:hAnsi="宋体" w:cs="宋体"/>
+                <w:rFonts w:ascii="宋体" w:hAnsi="宋体" w:eastAsia="宋体" w:cs="宋体"/>
                 <w:sz w:val="24"/>
                 <w:szCs w:val="24"/>
               </w:rPr>
             </w:pPr>
             <w:r>
               <w:rPr>
-                <w:rFonts w:ascii="宋体" w:eastAsia="宋体" w:hAnsi="宋体" w:cs="宋体"/>
+                <w:rFonts w:ascii="宋体" w:hAnsi="宋体" w:eastAsia="宋体" w:cs="宋体"/>
                 <w:b/>
                 <w:bCs/>
                 <w:spacing w:val="-5"/>
@@ -4740,8 +4821,8 @@
           <w:tcPr>
             <w:tcW w:w="1721" w:type="dxa"/>
             <w:tcBorders>
-              <w:top w:val="single" w:sz="4" w:space="0" w:color="000000"/>
-              <w:right w:val="single" w:sz="4" w:space="0" w:color="000000"/>
+              <w:top w:val="single" w:color="000000" w:sz="4" w:space="0"/>
+              <w:right w:val="single" w:color="000000" w:sz="4" w:space="0"/>
             </w:tcBorders>
             <w:shd w:val="clear" w:color="auto" w:fill="C0C0C0"/>
             <w:vAlign w:val="bottom"/>
@@ -4761,7 +4842,7 @@
               <w:bidi w:val="0"/>
               <w:adjustRightInd w:val="0"/>
               <w:snapToGrid w:val="0"/>
-              <w:ind w:left="0" w:right="0" w:firstLine="0" w:leftChars="0" w:rightChars="0" w:firstLineChars="0"/>
+              <w:ind w:left="0" w:leftChars="0" w:right="0" w:rightChars="0" w:firstLine="0" w:firstLineChars="0"/>
               <w:jc w:val="center"/>
               <w:textAlignment w:val="baseline"/>
               <w:rPr>
@@ -4783,9 +4864,14 @@
       </w:tr>
       <w:tr>
         <w:tblPrEx>
-          <w:tblW w:w="9214" w:type="dxa"/>
-          <w:jc w:val="center"/>
-          <w:tblLayout w:type="fixed"/>
+          <w:tblBorders>
+            <w:top w:val="single" w:color="000000" w:sz="8" w:space="0"/>
+            <w:left w:val="single" w:color="000000" w:sz="8" w:space="0"/>
+            <w:bottom w:val="single" w:color="000000" w:sz="8" w:space="0"/>
+            <w:right w:val="single" w:color="000000" w:sz="8" w:space="0"/>
+            <w:insideH w:val="single" w:color="000000" w:sz="8" w:space="0"/>
+            <w:insideV w:val="single" w:color="000000" w:sz="8" w:space="0"/>
+          </w:tblBorders>
           <w:tblCellMar>
             <w:top w:w="0" w:type="dxa"/>
             <w:left w:w="0" w:type="dxa"/>
@@ -4794,14 +4880,14 @@
           </w:tblCellMar>
         </w:tblPrEx>
         <w:trPr>
-          <w:trHeight w:val="1536"/>
+          <w:trHeight w:val="1536" w:hRule="atLeast"/>
           <w:jc w:val="center"/>
         </w:trPr>
         <w:tc>
           <w:tcPr>
             <w:tcW w:w="1973" w:type="dxa"/>
             <w:tcBorders>
-              <w:left w:val="single" w:sz="4" w:space="0" w:color="000000"/>
+              <w:left w:val="single" w:color="000000" w:sz="4" w:space="0"/>
             </w:tcBorders>
             <w:vAlign w:val="center"/>
           </w:tcPr>
@@ -4824,14 +4910,14 @@
               <w:ind w:left="148"/>
               <w:textAlignment w:val="baseline"/>
               <w:rPr>
-                <w:rFonts w:ascii="宋体" w:eastAsia="宋体" w:hAnsi="宋体" w:cs="宋体"/>
+                <w:rFonts w:ascii="宋体" w:hAnsi="宋体" w:eastAsia="宋体" w:cs="宋体"/>
                 <w:sz w:val="24"/>
                 <w:szCs w:val="24"/>
               </w:rPr>
             </w:pPr>
             <w:r>
               <w:rPr>
-                <w:rFonts w:ascii="宋体" w:eastAsia="宋体" w:hAnsi="宋体" w:cs="宋体"/>
+                <w:rFonts w:ascii="宋体" w:hAnsi="宋体" w:eastAsia="宋体" w:cs="宋体"/>
                 <w:spacing w:val="-2"/>
                 <w:sz w:val="24"/>
                 <w:szCs w:val="24"/>
@@ -4844,7 +4930,7 @@
           <w:tcPr>
             <w:tcW w:w="5520" w:type="dxa"/>
             <w:tcBorders>
-              <w:right w:val="single" w:sz="4" w:space="0" w:color="000000"/>
+              <w:right w:val="single" w:color="000000" w:sz="4" w:space="0"/>
             </w:tcBorders>
           </w:tcPr>
           <w:p>
@@ -4866,7 +4952,7 @@
               <w:ind w:left="142"/>
               <w:textAlignment w:val="baseline"/>
               <w:rPr>
-                <w:rFonts w:ascii="宋体" w:eastAsia="宋体" w:hAnsi="宋体" w:cs="宋体"/>
+                <w:rFonts w:ascii="宋体" w:hAnsi="宋体" w:eastAsia="宋体" w:cs="宋体"/>
                 <w:spacing w:val="-2"/>
                 <w:sz w:val="24"/>
                 <w:szCs w:val="24"/>
@@ -4874,7 +4960,7 @@
             </w:pPr>
             <w:r>
               <w:rPr>
-                <w:rFonts w:ascii="宋体" w:eastAsia="宋体" w:hAnsi="宋体" w:cs="宋体"/>
+                <w:rFonts w:ascii="宋体" w:hAnsi="宋体" w:eastAsia="宋体" w:cs="宋体"/>
                 <w:spacing w:val="-2"/>
                 <w:sz w:val="24"/>
                 <w:szCs w:val="24"/>
@@ -4901,7 +4987,7 @@
               <w:ind w:left="142"/>
               <w:textAlignment w:val="baseline"/>
               <w:rPr>
-                <w:rFonts w:ascii="宋体" w:eastAsia="宋体" w:hAnsi="宋体" w:cs="宋体"/>
+                <w:rFonts w:ascii="宋体" w:hAnsi="宋体" w:eastAsia="宋体" w:cs="宋体"/>
                 <w:spacing w:val="-2"/>
                 <w:sz w:val="24"/>
                 <w:szCs w:val="24"/>
@@ -4909,7 +4995,7 @@
             </w:pPr>
             <w:r>
               <w:rPr>
-                <w:rFonts w:ascii="宋体" w:eastAsia="宋体" w:hAnsi="宋体" w:cs="宋体"/>
+                <w:rFonts w:ascii="宋体" w:hAnsi="宋体" w:eastAsia="宋体" w:cs="宋体"/>
                 <w:spacing w:val="-2"/>
                 <w:sz w:val="24"/>
                 <w:szCs w:val="24"/>
@@ -4936,14 +5022,14 @@
               <w:ind w:left="142"/>
               <w:textAlignment w:val="baseline"/>
               <w:rPr>
-                <w:rFonts w:ascii="宋体" w:eastAsia="宋体" w:hAnsi="宋体" w:cs="宋体"/>
+                <w:rFonts w:ascii="宋体" w:hAnsi="宋体" w:eastAsia="宋体" w:cs="宋体"/>
                 <w:sz w:val="24"/>
                 <w:szCs w:val="24"/>
               </w:rPr>
             </w:pPr>
             <w:r>
               <w:rPr>
-                <w:rFonts w:ascii="宋体" w:eastAsia="宋体" w:hAnsi="宋体" w:cs="宋体"/>
+                <w:rFonts w:ascii="宋体" w:hAnsi="宋体" w:eastAsia="宋体" w:cs="宋体"/>
                 <w:spacing w:val="-2"/>
                 <w:sz w:val="24"/>
                 <w:szCs w:val="24"/>
@@ -4956,7 +5042,7 @@
           <w:tcPr>
             <w:tcW w:w="1721" w:type="dxa"/>
             <w:tcBorders>
-              <w:right w:val="single" w:sz="4" w:space="0" w:color="000000"/>
+              <w:right w:val="single" w:color="000000" w:sz="4" w:space="0"/>
             </w:tcBorders>
             <w:vAlign w:val="center"/>
           </w:tcPr>
@@ -4976,11 +5062,11 @@
               <w:adjustRightInd w:val="0"/>
               <w:snapToGrid w:val="0"/>
               <w:spacing w:before="104" w:line="220" w:lineRule="auto"/>
-              <w:ind w:left="0" w:right="0" w:firstLine="0" w:leftChars="0" w:rightChars="0" w:firstLineChars="0"/>
+              <w:ind w:left="0" w:leftChars="0" w:right="0" w:rightChars="0" w:firstLine="0" w:firstLineChars="0"/>
               <w:jc w:val="both"/>
               <w:textAlignment w:val="baseline"/>
               <w:rPr>
-                <w:rFonts w:ascii="宋体" w:eastAsia="宋体" w:hAnsi="宋体" w:cs="宋体" w:hint="default"/>
+                <w:rFonts w:hint="default" w:ascii="宋体" w:hAnsi="宋体" w:eastAsia="宋体" w:cs="宋体"/>
                 <w:spacing w:val="-2"/>
                 <w:sz w:val="24"/>
                 <w:szCs w:val="24"/>
@@ -4989,7 +5075,7 @@
             </w:pPr>
             <w:r>
               <w:rPr>
-                <w:rFonts w:ascii="宋体" w:hAnsi="宋体" w:cs="宋体" w:hint="eastAsia"/>
+                <w:rFonts w:hint="eastAsia" w:ascii="宋体" w:hAnsi="宋体" w:cs="宋体"/>
                 <w:spacing w:val="-2"/>
                 <w:sz w:val="24"/>
                 <w:szCs w:val="24"/>
@@ -5002,9 +5088,14 @@
       </w:tr>
       <w:tr>
         <w:tblPrEx>
-          <w:tblW w:w="9214" w:type="dxa"/>
-          <w:jc w:val="center"/>
-          <w:tblLayout w:type="fixed"/>
+          <w:tblBorders>
+            <w:top w:val="single" w:color="000000" w:sz="8" w:space="0"/>
+            <w:left w:val="single" w:color="000000" w:sz="8" w:space="0"/>
+            <w:bottom w:val="single" w:color="000000" w:sz="8" w:space="0"/>
+            <w:right w:val="single" w:color="000000" w:sz="8" w:space="0"/>
+            <w:insideH w:val="single" w:color="000000" w:sz="8" w:space="0"/>
+            <w:insideV w:val="single" w:color="000000" w:sz="8" w:space="0"/>
+          </w:tblBorders>
           <w:tblCellMar>
             <w:top w:w="0" w:type="dxa"/>
             <w:left w:w="0" w:type="dxa"/>
@@ -5013,14 +5104,14 @@
           </w:tblCellMar>
         </w:tblPrEx>
         <w:trPr>
-          <w:trHeight w:val="1944"/>
+          <w:trHeight w:val="1944" w:hRule="atLeast"/>
           <w:jc w:val="center"/>
         </w:trPr>
         <w:tc>
           <w:tcPr>
             <w:tcW w:w="1973" w:type="dxa"/>
             <w:tcBorders>
-              <w:left w:val="single" w:sz="4" w:space="0" w:color="000000"/>
+              <w:left w:val="single" w:color="000000" w:sz="4" w:space="0"/>
             </w:tcBorders>
             <w:vAlign w:val="center"/>
           </w:tcPr>
@@ -5043,14 +5134,14 @@
               <w:ind w:left="148"/>
               <w:textAlignment w:val="baseline"/>
               <w:rPr>
-                <w:rFonts w:ascii="宋体" w:eastAsia="宋体" w:hAnsi="宋体" w:cs="宋体"/>
+                <w:rFonts w:ascii="宋体" w:hAnsi="宋体" w:eastAsia="宋体" w:cs="宋体"/>
                 <w:sz w:val="24"/>
                 <w:szCs w:val="24"/>
               </w:rPr>
             </w:pPr>
             <w:r>
               <w:rPr>
-                <w:rFonts w:ascii="宋体" w:eastAsia="宋体" w:hAnsi="宋体" w:cs="宋体"/>
+                <w:rFonts w:ascii="宋体" w:hAnsi="宋体" w:eastAsia="宋体" w:cs="宋体"/>
                 <w:spacing w:val="-2"/>
                 <w:sz w:val="24"/>
                 <w:szCs w:val="24"/>
@@ -5063,7 +5154,7 @@
           <w:tcPr>
             <w:tcW w:w="5520" w:type="dxa"/>
             <w:tcBorders>
-              <w:right w:val="single" w:sz="4" w:space="0" w:color="000000"/>
+              <w:right w:val="single" w:color="000000" w:sz="4" w:space="0"/>
             </w:tcBorders>
           </w:tcPr>
           <w:p>
@@ -5085,7 +5176,7 @@
               <w:ind w:left="142"/>
               <w:textAlignment w:val="baseline"/>
               <w:rPr>
-                <w:rFonts w:ascii="宋体" w:eastAsia="宋体" w:hAnsi="宋体" w:cs="宋体"/>
+                <w:rFonts w:ascii="宋体" w:hAnsi="宋体" w:eastAsia="宋体" w:cs="宋体"/>
                 <w:spacing w:val="-2"/>
                 <w:sz w:val="24"/>
                 <w:szCs w:val="24"/>
@@ -5093,7 +5184,7 @@
             </w:pPr>
             <w:r>
               <w:rPr>
-                <w:rFonts w:ascii="宋体" w:eastAsia="宋体" w:hAnsi="宋体" w:cs="宋体"/>
+                <w:rFonts w:ascii="宋体" w:hAnsi="宋体" w:eastAsia="宋体" w:cs="宋体"/>
                 <w:spacing w:val="-2"/>
                 <w:sz w:val="24"/>
                 <w:szCs w:val="24"/>
@@ -5120,7 +5211,7 @@
               <w:ind w:left="142"/>
               <w:textAlignment w:val="baseline"/>
               <w:rPr>
-                <w:rFonts w:ascii="宋体" w:eastAsia="宋体" w:hAnsi="宋体" w:cs="宋体"/>
+                <w:rFonts w:ascii="宋体" w:hAnsi="宋体" w:eastAsia="宋体" w:cs="宋体"/>
                 <w:spacing w:val="-2"/>
                 <w:sz w:val="24"/>
                 <w:szCs w:val="24"/>
@@ -5128,7 +5219,7 @@
             </w:pPr>
             <w:r>
               <w:rPr>
-                <w:rFonts w:ascii="宋体" w:eastAsia="宋体" w:hAnsi="宋体" w:cs="宋体"/>
+                <w:rFonts w:ascii="宋体" w:hAnsi="宋体" w:eastAsia="宋体" w:cs="宋体"/>
                 <w:spacing w:val="-2"/>
                 <w:sz w:val="24"/>
                 <w:szCs w:val="24"/>
@@ -5155,7 +5246,7 @@
               <w:ind w:left="142"/>
               <w:textAlignment w:val="baseline"/>
               <w:rPr>
-                <w:rFonts w:ascii="宋体" w:eastAsia="宋体" w:hAnsi="宋体" w:cs="宋体"/>
+                <w:rFonts w:ascii="宋体" w:hAnsi="宋体" w:eastAsia="宋体" w:cs="宋体"/>
                 <w:spacing w:val="-2"/>
                 <w:sz w:val="24"/>
                 <w:szCs w:val="24"/>
@@ -5163,7 +5254,7 @@
             </w:pPr>
             <w:r>
               <w:rPr>
-                <w:rFonts w:ascii="宋体" w:eastAsia="宋体" w:hAnsi="宋体" w:cs="宋体"/>
+                <w:rFonts w:ascii="宋体" w:hAnsi="宋体" w:eastAsia="宋体" w:cs="宋体"/>
                 <w:spacing w:val="-2"/>
                 <w:sz w:val="24"/>
                 <w:szCs w:val="24"/>
@@ -5190,14 +5281,14 @@
               <w:ind w:left="142"/>
               <w:textAlignment w:val="baseline"/>
               <w:rPr>
-                <w:rFonts w:ascii="宋体" w:eastAsia="宋体" w:hAnsi="宋体" w:cs="宋体"/>
+                <w:rFonts w:ascii="宋体" w:hAnsi="宋体" w:eastAsia="宋体" w:cs="宋体"/>
                 <w:sz w:val="24"/>
                 <w:szCs w:val="24"/>
               </w:rPr>
             </w:pPr>
             <w:r>
               <w:rPr>
-                <w:rFonts w:ascii="宋体" w:eastAsia="宋体" w:hAnsi="宋体" w:cs="宋体"/>
+                <w:rFonts w:ascii="宋体" w:hAnsi="宋体" w:eastAsia="宋体" w:cs="宋体"/>
                 <w:spacing w:val="-2"/>
                 <w:sz w:val="24"/>
                 <w:szCs w:val="24"/>
@@ -5210,7 +5301,7 @@
           <w:tcPr>
             <w:tcW w:w="1721" w:type="dxa"/>
             <w:tcBorders>
-              <w:right w:val="single" w:sz="4" w:space="0" w:color="000000"/>
+              <w:right w:val="single" w:color="000000" w:sz="4" w:space="0"/>
             </w:tcBorders>
             <w:vAlign w:val="center"/>
           </w:tcPr>
@@ -5230,11 +5321,11 @@
               <w:adjustRightInd w:val="0"/>
               <w:snapToGrid w:val="0"/>
               <w:spacing w:line="219" w:lineRule="auto"/>
-              <w:ind w:left="0" w:right="0" w:firstLine="0" w:leftChars="0" w:rightChars="0" w:firstLineChars="0"/>
+              <w:ind w:left="0" w:leftChars="0" w:right="0" w:rightChars="0" w:firstLine="0" w:firstLineChars="0"/>
               <w:jc w:val="both"/>
               <w:textAlignment w:val="baseline"/>
               <w:rPr>
-                <w:rFonts w:ascii="宋体" w:eastAsia="宋体" w:hAnsi="宋体" w:cs="宋体" w:hint="default"/>
+                <w:rFonts w:hint="default" w:ascii="宋体" w:hAnsi="宋体" w:eastAsia="宋体" w:cs="宋体"/>
                 <w:spacing w:val="-3"/>
                 <w:sz w:val="24"/>
                 <w:szCs w:val="24"/>
@@ -5243,7 +5334,7 @@
             </w:pPr>
             <w:r>
               <w:rPr>
-                <w:rFonts w:ascii="宋体" w:hAnsi="宋体" w:cs="宋体" w:hint="eastAsia"/>
+                <w:rFonts w:hint="eastAsia" w:ascii="宋体" w:hAnsi="宋体" w:cs="宋体"/>
                 <w:spacing w:val="-3"/>
                 <w:sz w:val="24"/>
                 <w:szCs w:val="24"/>
@@ -5256,9 +5347,14 @@
       </w:tr>
       <w:tr>
         <w:tblPrEx>
-          <w:tblW w:w="9214" w:type="dxa"/>
-          <w:jc w:val="center"/>
-          <w:tblLayout w:type="fixed"/>
+          <w:tblBorders>
+            <w:top w:val="single" w:color="000000" w:sz="8" w:space="0"/>
+            <w:left w:val="single" w:color="000000" w:sz="8" w:space="0"/>
+            <w:bottom w:val="single" w:color="000000" w:sz="8" w:space="0"/>
+            <w:right w:val="single" w:color="000000" w:sz="8" w:space="0"/>
+            <w:insideH w:val="single" w:color="000000" w:sz="8" w:space="0"/>
+            <w:insideV w:val="single" w:color="000000" w:sz="8" w:space="0"/>
+          </w:tblBorders>
           <w:tblCellMar>
             <w:top w:w="0" w:type="dxa"/>
             <w:left w:w="0" w:type="dxa"/>
@@ -5267,15 +5363,15 @@
           </w:tblCellMar>
         </w:tblPrEx>
         <w:trPr>
-          <w:trHeight w:val="2091"/>
+          <w:trHeight w:val="2091" w:hRule="atLeast"/>
           <w:jc w:val="center"/>
         </w:trPr>
         <w:tc>
           <w:tcPr>
             <w:tcW w:w="1973" w:type="dxa"/>
             <w:tcBorders>
-              <w:left w:val="single" w:sz="4" w:space="0" w:color="000000"/>
-              <w:bottom w:val="single" w:sz="4" w:space="0" w:color="000000"/>
+              <w:left w:val="single" w:color="000000" w:sz="4" w:space="0"/>
+              <w:bottom w:val="single" w:color="000000" w:sz="4" w:space="0"/>
             </w:tcBorders>
             <w:vAlign w:val="center"/>
           </w:tcPr>
@@ -5298,14 +5394,14 @@
               <w:ind w:left="148"/>
               <w:textAlignment w:val="baseline"/>
               <w:rPr>
-                <w:rFonts w:ascii="宋体" w:eastAsia="宋体" w:hAnsi="宋体" w:cs="宋体"/>
+                <w:rFonts w:ascii="宋体" w:hAnsi="宋体" w:eastAsia="宋体" w:cs="宋体"/>
                 <w:sz w:val="24"/>
                 <w:szCs w:val="24"/>
               </w:rPr>
             </w:pPr>
             <w:r>
               <w:rPr>
-                <w:rFonts w:ascii="宋体" w:eastAsia="宋体" w:hAnsi="宋体" w:cs="宋体"/>
+                <w:rFonts w:ascii="宋体" w:hAnsi="宋体" w:eastAsia="宋体" w:cs="宋体"/>
                 <w:spacing w:val="-2"/>
                 <w:sz w:val="24"/>
                 <w:szCs w:val="24"/>
@@ -5318,8 +5414,8 @@
           <w:tcPr>
             <w:tcW w:w="5520" w:type="dxa"/>
             <w:tcBorders>
-              <w:bottom w:val="single" w:sz="4" w:space="0" w:color="000000"/>
-              <w:right w:val="single" w:sz="4" w:space="0" w:color="000000"/>
+              <w:bottom w:val="single" w:color="000000" w:sz="4" w:space="0"/>
+              <w:right w:val="single" w:color="000000" w:sz="4" w:space="0"/>
             </w:tcBorders>
           </w:tcPr>
           <w:p>
@@ -5341,14 +5437,14 @@
               <w:ind w:left="149" w:right="363" w:hanging="8"/>
               <w:textAlignment w:val="baseline"/>
               <w:rPr>
-                <w:rFonts w:ascii="宋体" w:eastAsia="宋体" w:hAnsi="宋体" w:cs="宋体"/>
+                <w:rFonts w:ascii="宋体" w:hAnsi="宋体" w:eastAsia="宋体" w:cs="宋体"/>
                 <w:sz w:val="24"/>
                 <w:szCs w:val="24"/>
               </w:rPr>
             </w:pPr>
             <w:r>
               <w:rPr>
-                <w:rFonts w:ascii="宋体" w:eastAsia="宋体" w:hAnsi="宋体" w:cs="宋体"/>
+                <w:rFonts w:ascii="宋体" w:hAnsi="宋体" w:eastAsia="宋体" w:cs="宋体"/>
                 <w:spacing w:val="-3"/>
                 <w:sz w:val="24"/>
                 <w:szCs w:val="24"/>
@@ -5357,7 +5453,7 @@
             </w:r>
             <w:r>
               <w:rPr>
-                <w:rFonts w:ascii="宋体" w:eastAsia="宋体" w:hAnsi="宋体" w:cs="宋体"/>
+                <w:rFonts w:ascii="宋体" w:hAnsi="宋体" w:eastAsia="宋体" w:cs="宋体"/>
                 <w:spacing w:val="-5"/>
                 <w:sz w:val="24"/>
                 <w:szCs w:val="24"/>
@@ -5384,14 +5480,14 @@
               <w:ind w:left="149"/>
               <w:textAlignment w:val="baseline"/>
               <w:rPr>
-                <w:rFonts w:ascii="宋体" w:eastAsia="宋体" w:hAnsi="宋体" w:cs="宋体"/>
+                <w:rFonts w:ascii="宋体" w:hAnsi="宋体" w:eastAsia="宋体" w:cs="宋体"/>
                 <w:sz w:val="24"/>
                 <w:szCs w:val="24"/>
               </w:rPr>
             </w:pPr>
             <w:r>
               <w:rPr>
-                <w:rFonts w:ascii="宋体" w:eastAsia="宋体" w:hAnsi="宋体" w:cs="宋体"/>
+                <w:rFonts w:ascii="宋体" w:hAnsi="宋体" w:eastAsia="宋体" w:cs="宋体"/>
                 <w:spacing w:val="-7"/>
                 <w:sz w:val="24"/>
                 <w:szCs w:val="24"/>
@@ -5418,14 +5514,14 @@
               <w:ind w:left="140"/>
               <w:textAlignment w:val="baseline"/>
               <w:rPr>
-                <w:rFonts w:ascii="宋体" w:eastAsia="宋体" w:hAnsi="宋体" w:cs="宋体"/>
+                <w:rFonts w:ascii="宋体" w:hAnsi="宋体" w:eastAsia="宋体" w:cs="宋体"/>
                 <w:sz w:val="24"/>
                 <w:szCs w:val="24"/>
               </w:rPr>
             </w:pPr>
             <w:r>
               <w:rPr>
-                <w:rFonts w:ascii="宋体" w:eastAsia="宋体" w:hAnsi="宋体" w:cs="宋体"/>
+                <w:rFonts w:ascii="宋体" w:hAnsi="宋体" w:eastAsia="宋体" w:cs="宋体"/>
                 <w:spacing w:val="-3"/>
                 <w:sz w:val="24"/>
                 <w:szCs w:val="24"/>
@@ -5452,14 +5548,14 @@
               <w:ind w:left="139"/>
               <w:textAlignment w:val="baseline"/>
               <w:rPr>
-                <w:rFonts w:ascii="宋体" w:eastAsia="宋体" w:hAnsi="宋体" w:cs="宋体"/>
+                <w:rFonts w:ascii="宋体" w:hAnsi="宋体" w:eastAsia="宋体" w:cs="宋体"/>
                 <w:sz w:val="24"/>
                 <w:szCs w:val="24"/>
               </w:rPr>
             </w:pPr>
             <w:r>
               <w:rPr>
-                <w:rFonts w:ascii="宋体" w:eastAsia="宋体" w:hAnsi="宋体" w:cs="宋体"/>
+                <w:rFonts w:ascii="宋体" w:hAnsi="宋体" w:eastAsia="宋体" w:cs="宋体"/>
                 <w:spacing w:val="-3"/>
                 <w:sz w:val="24"/>
                 <w:szCs w:val="24"/>
@@ -5472,8 +5568,8 @@
           <w:tcPr>
             <w:tcW w:w="1721" w:type="dxa"/>
             <w:tcBorders>
-              <w:bottom w:val="single" w:sz="4" w:space="0" w:color="000000"/>
-              <w:right w:val="single" w:sz="4" w:space="0" w:color="000000"/>
+              <w:bottom w:val="single" w:color="000000" w:sz="4" w:space="0"/>
+              <w:right w:val="single" w:color="000000" w:sz="4" w:space="0"/>
             </w:tcBorders>
             <w:vAlign w:val="center"/>
           </w:tcPr>
@@ -5493,11 +5589,11 @@
               <w:adjustRightInd w:val="0"/>
               <w:snapToGrid w:val="0"/>
               <w:spacing w:before="104" w:line="220" w:lineRule="auto"/>
-              <w:ind w:left="0" w:right="0" w:firstLine="0" w:leftChars="0" w:rightChars="0" w:firstLineChars="0"/>
+              <w:ind w:left="0" w:leftChars="0" w:right="0" w:rightChars="0" w:firstLine="0" w:firstLineChars="0"/>
               <w:jc w:val="center"/>
               <w:textAlignment w:val="baseline"/>
               <w:rPr>
-                <w:rFonts w:ascii="宋体" w:eastAsia="宋体" w:hAnsi="宋体" w:cs="宋体" w:hint="default"/>
+                <w:rFonts w:hint="default" w:ascii="宋体" w:hAnsi="宋体" w:eastAsia="宋体" w:cs="宋体"/>
                 <w:spacing w:val="-3"/>
                 <w:sz w:val="24"/>
                 <w:szCs w:val="24"/>
@@ -5506,7 +5602,7 @@
             </w:pPr>
             <w:r>
               <w:rPr>
-                <w:rFonts w:ascii="宋体" w:hAnsi="宋体" w:cs="宋体" w:hint="eastAsia"/>
+                <w:rFonts w:hint="eastAsia" w:ascii="宋体" w:hAnsi="宋体" w:cs="宋体"/>
                 <w:spacing w:val="-3"/>
                 <w:sz w:val="24"/>
                 <w:szCs w:val="24"/>
@@ -5520,7 +5616,7 @@
     </w:tbl>
     <w:p>
       <w:pPr>
-        <w:pStyle w:val="1"/>
+        <w:pStyle w:val="26"/>
         <w:keepNext w:val="0"/>
         <w:keepLines w:val="0"/>
         <w:pageBreakBefore w:val="0"/>
@@ -5536,7 +5632,7 @@
         <w:snapToGrid w:val="0"/>
         <w:textAlignment w:val="baseline"/>
       </w:pPr>
-      <w:bookmarkStart w:id="7" w:name="_Toc20315"/>
+      <w:bookmarkStart w:id="7" w:name="_Toc25685"/>
       <w:r>
         <w:t>变更流程及说明</w:t>
       </w:r>
@@ -5544,7 +5640,7 @@
     </w:p>
     <w:p>
       <w:pPr>
-        <w:pStyle w:val="2"/>
+        <w:pStyle w:val="28"/>
         <w:keepNext w:val="0"/>
         <w:keepLines w:val="0"/>
         <w:pageBreakBefore w:val="0"/>
@@ -5560,7 +5656,7 @@
         <w:snapToGrid w:val="0"/>
         <w:textAlignment w:val="baseline"/>
       </w:pPr>
-      <w:bookmarkStart w:id="8" w:name="_Toc10999"/>
+      <w:bookmarkStart w:id="8" w:name="_Toc29547"/>
       <w:r>
         <w:t>变更管理总流程</w:t>
       </w:r>
@@ -5568,7 +5664,7 @@
     </w:p>
     <w:p>
       <w:pPr>
-        <w:pStyle w:val="3"/>
+        <w:pStyle w:val="29"/>
         <w:keepNext w:val="0"/>
         <w:keepLines w:val="0"/>
         <w:pageBreakBefore w:val="0"/>
@@ -5584,7 +5680,7 @@
         <w:snapToGrid w:val="0"/>
         <w:textAlignment w:val="baseline"/>
       </w:pPr>
-      <w:bookmarkStart w:id="9" w:name="_Toc32685"/>
+      <w:bookmarkStart w:id="9" w:name="_Toc14902"/>
       <w:r>
         <w:t>流程图</w:t>
       </w:r>
@@ -5592,7 +5688,7 @@
     </w:p>
     <w:p>
       <w:pPr>
-        <w:pStyle w:val="BodyText"/>
+        <w:pStyle w:val="12"/>
         <w:keepNext w:val="0"/>
         <w:keepLines w:val="0"/>
         <w:pageBreakBefore w:val="0"/>
@@ -5607,7 +5703,7 @@
         <w:adjustRightInd w:val="0"/>
         <w:snapToGrid w:val="0"/>
         <w:spacing w:line="268" w:lineRule="auto"/>
-        <w:ind w:left="0" w:right="0" w:firstLine="0" w:leftChars="0" w:rightChars="0" w:firstLineChars="0"/>
+        <w:ind w:left="0" w:leftChars="0" w:right="0" w:rightChars="0" w:firstLine="0" w:firstLineChars="0"/>
         <w:jc w:val="center"/>
         <w:textAlignment w:val="baseline"/>
       </w:pPr>
@@ -5630,7 +5726,7 @@
                     </pic:cNvPicPr>
                   </pic:nvPicPr>
                   <pic:blipFill>
-                    <a:blip xmlns:r="http://schemas.openxmlformats.org/officeDocument/2006/relationships" r:embed="rId4"/>
+                    <a:blip r:embed="rId7"/>
                     <a:stretch>
                       <a:fillRect/>
                     </a:stretch>
@@ -5657,7 +5753,7 @@
     </w:p>
     <w:p>
       <w:pPr>
-        <w:pStyle w:val="3"/>
+        <w:pStyle w:val="29"/>
         <w:keepNext w:val="0"/>
         <w:keepLines w:val="0"/>
         <w:pageBreakBefore w:val="0"/>
@@ -5673,7 +5769,7 @@
         <w:snapToGrid w:val="0"/>
         <w:textAlignment w:val="baseline"/>
       </w:pPr>
-      <w:bookmarkStart w:id="10" w:name="_Toc669"/>
+      <w:bookmarkStart w:id="10" w:name="_Toc22814"/>
       <w:r>
         <w:t>流程说明</w:t>
       </w:r>
@@ -5681,7 +5777,7 @@
     </w:p>
     <w:p>
       <w:pPr>
-        <w:pStyle w:val="a3"/>
+        <w:pStyle w:val="39"/>
         <w:keepNext w:val="0"/>
         <w:keepLines w:val="0"/>
         <w:pageBreakBefore w:val="0"/>
@@ -5699,7 +5795,7 @@
         <w:bidi w:val="0"/>
         <w:adjustRightInd w:val="0"/>
         <w:snapToGrid w:val="0"/>
-        <w:ind w:left="425" w:hanging="425" w:leftChars="0" w:firstLineChars="0"/>
+        <w:ind w:left="425" w:leftChars="0" w:hanging="425" w:firstLineChars="0"/>
         <w:textAlignment w:val="baseline"/>
       </w:pPr>
       <w:r>
@@ -5708,7 +5804,7 @@
     </w:p>
     <w:p>
       <w:pPr>
-        <w:pStyle w:val="a"/>
+        <w:pStyle w:val="27"/>
         <w:keepNext w:val="0"/>
         <w:keepLines w:val="0"/>
         <w:pageBreakBefore w:val="0"/>
@@ -5730,7 +5826,7 @@
     </w:p>
     <w:p>
       <w:pPr>
-        <w:pStyle w:val="a3"/>
+        <w:pStyle w:val="39"/>
         <w:keepNext w:val="0"/>
         <w:keepLines w:val="0"/>
         <w:pageBreakBefore w:val="0"/>
@@ -5748,7 +5844,7 @@
         <w:bidi w:val="0"/>
         <w:adjustRightInd w:val="0"/>
         <w:snapToGrid w:val="0"/>
-        <w:ind w:left="425" w:hanging="425" w:leftChars="0" w:firstLineChars="0"/>
+        <w:ind w:left="425" w:leftChars="0" w:hanging="425" w:firstLineChars="0"/>
         <w:textAlignment w:val="baseline"/>
       </w:pPr>
       <w:r>
@@ -5757,7 +5853,7 @@
     </w:p>
     <w:p>
       <w:pPr>
-        <w:pStyle w:val="a"/>
+        <w:pStyle w:val="27"/>
         <w:keepNext w:val="0"/>
         <w:keepLines w:val="0"/>
         <w:pageBreakBefore w:val="0"/>
@@ -5779,7 +5875,7 @@
     </w:p>
     <w:p>
       <w:pPr>
-        <w:pStyle w:val="a3"/>
+        <w:pStyle w:val="39"/>
         <w:keepNext w:val="0"/>
         <w:keepLines w:val="0"/>
         <w:pageBreakBefore w:val="0"/>
@@ -5797,7 +5893,7 @@
         <w:bidi w:val="0"/>
         <w:adjustRightInd w:val="0"/>
         <w:snapToGrid w:val="0"/>
-        <w:ind w:left="425" w:hanging="425" w:leftChars="0" w:firstLineChars="0"/>
+        <w:ind w:left="425" w:leftChars="0" w:hanging="425" w:firstLineChars="0"/>
         <w:textAlignment w:val="baseline"/>
       </w:pPr>
       <w:r>
@@ -5806,7 +5902,7 @@
     </w:p>
     <w:p>
       <w:pPr>
-        <w:pStyle w:val="a"/>
+        <w:pStyle w:val="27"/>
         <w:keepNext w:val="0"/>
         <w:keepLines w:val="0"/>
         <w:pageBreakBefore w:val="0"/>
@@ -5828,7 +5924,7 @@
     </w:p>
     <w:p>
       <w:pPr>
-        <w:pStyle w:val="a3"/>
+        <w:pStyle w:val="39"/>
         <w:keepNext w:val="0"/>
         <w:keepLines w:val="0"/>
         <w:pageBreakBefore w:val="0"/>
@@ -5846,7 +5942,7 @@
         <w:bidi w:val="0"/>
         <w:adjustRightInd w:val="0"/>
         <w:snapToGrid w:val="0"/>
-        <w:ind w:left="425" w:hanging="425" w:leftChars="0" w:firstLineChars="0"/>
+        <w:ind w:left="425" w:leftChars="0" w:hanging="425" w:firstLineChars="0"/>
         <w:textAlignment w:val="baseline"/>
       </w:pPr>
       <w:r>
@@ -5855,7 +5951,7 @@
     </w:p>
     <w:p>
       <w:pPr>
-        <w:pStyle w:val="a"/>
+        <w:pStyle w:val="27"/>
         <w:keepNext w:val="0"/>
         <w:keepLines w:val="0"/>
         <w:pageBreakBefore w:val="0"/>
@@ -5877,7 +5973,7 @@
     </w:p>
     <w:p>
       <w:pPr>
-        <w:pStyle w:val="2"/>
+        <w:pStyle w:val="28"/>
         <w:keepNext w:val="0"/>
         <w:keepLines w:val="0"/>
         <w:pageBreakBefore w:val="0"/>
@@ -5893,7 +5989,7 @@
         <w:snapToGrid w:val="0"/>
         <w:textAlignment w:val="baseline"/>
       </w:pPr>
-      <w:bookmarkStart w:id="11" w:name="_Toc3976"/>
+      <w:bookmarkStart w:id="11" w:name="_Toc29757"/>
       <w:r>
         <w:t>一般变更子流程</w:t>
       </w:r>
@@ -5901,7 +5997,7 @@
     </w:p>
     <w:p>
       <w:pPr>
-        <w:pStyle w:val="3"/>
+        <w:pStyle w:val="29"/>
         <w:keepNext w:val="0"/>
         <w:keepLines w:val="0"/>
         <w:pageBreakBefore w:val="0"/>
@@ -5917,7 +6013,7 @@
         <w:snapToGrid w:val="0"/>
         <w:textAlignment w:val="baseline"/>
       </w:pPr>
-      <w:bookmarkStart w:id="12" w:name="_Toc7365"/>
+      <w:bookmarkStart w:id="12" w:name="_Toc1614"/>
       <w:r>
         <w:t>流程图</w:t>
       </w:r>
@@ -5925,7 +6021,7 @@
     </w:p>
     <w:p>
       <w:pPr>
-        <w:pStyle w:val="BodyText"/>
+        <w:pStyle w:val="12"/>
         <w:keepNext w:val="0"/>
         <w:keepLines w:val="0"/>
         <w:pageBreakBefore w:val="0"/>
@@ -5939,7 +6035,7 @@
         <w:bidi w:val="0"/>
         <w:adjustRightInd w:val="0"/>
         <w:snapToGrid w:val="0"/>
-        <w:ind w:left="0" w:right="0" w:firstLine="0" w:leftChars="0" w:rightChars="0" w:firstLineChars="0"/>
+        <w:ind w:left="0" w:leftChars="0" w:right="0" w:rightChars="0" w:firstLine="0" w:firstLineChars="0"/>
         <w:jc w:val="center"/>
         <w:textAlignment w:val="baseline"/>
       </w:pPr>
@@ -5962,7 +6058,7 @@
                     </pic:cNvPicPr>
                   </pic:nvPicPr>
                   <pic:blipFill>
-                    <a:blip xmlns:r="http://schemas.openxmlformats.org/officeDocument/2006/relationships" r:embed="rId5"/>
+                    <a:blip r:embed="rId8"/>
                     <a:stretch>
                       <a:fillRect/>
                     </a:stretch>
@@ -5989,10 +6085,10 @@
     </w:p>
     <w:p>
       <w:pPr>
-        <w:pStyle w:val="3"/>
+        <w:pStyle w:val="29"/>
         <w:bidi w:val="0"/>
       </w:pPr>
-      <w:bookmarkStart w:id="13" w:name="_Toc14726"/>
+      <w:bookmarkStart w:id="13" w:name="_Toc1281"/>
       <w:r>
         <w:t>流程说明</w:t>
       </w:r>
@@ -6000,7 +6096,7 @@
     </w:p>
     <w:p>
       <w:pPr>
-        <w:pStyle w:val="a3"/>
+        <w:pStyle w:val="39"/>
         <w:keepNext w:val="0"/>
         <w:keepLines w:val="0"/>
         <w:pageBreakBefore w:val="0"/>
@@ -6018,7 +6114,7 @@
         <w:bidi w:val="0"/>
         <w:adjustRightInd w:val="0"/>
         <w:snapToGrid w:val="0"/>
-        <w:ind w:left="425" w:hanging="425" w:leftChars="0" w:firstLineChars="0"/>
+        <w:ind w:left="425" w:leftChars="0" w:hanging="425" w:firstLineChars="0"/>
         <w:textAlignment w:val="baseline"/>
       </w:pPr>
       <w:r>
@@ -6027,7 +6123,7 @@
     </w:p>
     <w:p>
       <w:pPr>
-        <w:pStyle w:val="a"/>
+        <w:pStyle w:val="27"/>
         <w:keepNext w:val="0"/>
         <w:keepLines w:val="0"/>
         <w:pageBreakBefore w:val="0"/>
@@ -6049,7 +6145,7 @@
     </w:p>
     <w:p>
       <w:pPr>
-        <w:pStyle w:val="a3"/>
+        <w:pStyle w:val="39"/>
         <w:keepNext w:val="0"/>
         <w:keepLines w:val="0"/>
         <w:pageBreakBefore w:val="0"/>
@@ -6067,7 +6163,7 @@
         <w:bidi w:val="0"/>
         <w:adjustRightInd w:val="0"/>
         <w:snapToGrid w:val="0"/>
-        <w:ind w:left="425" w:hanging="425" w:leftChars="0" w:firstLineChars="0"/>
+        <w:ind w:left="425" w:leftChars="0" w:hanging="425" w:firstLineChars="0"/>
         <w:textAlignment w:val="baseline"/>
       </w:pPr>
       <w:r>
@@ -6076,7 +6172,7 @@
     </w:p>
     <w:p>
       <w:pPr>
-        <w:pStyle w:val="a"/>
+        <w:pStyle w:val="27"/>
         <w:keepNext w:val="0"/>
         <w:keepLines w:val="0"/>
         <w:pageBreakBefore w:val="0"/>
@@ -6098,7 +6194,7 @@
     </w:p>
     <w:p>
       <w:pPr>
-        <w:pStyle w:val="a3"/>
+        <w:pStyle w:val="39"/>
         <w:keepNext w:val="0"/>
         <w:keepLines w:val="0"/>
         <w:pageBreakBefore w:val="0"/>
@@ -6116,7 +6212,7 @@
         <w:bidi w:val="0"/>
         <w:adjustRightInd w:val="0"/>
         <w:snapToGrid w:val="0"/>
-        <w:ind w:left="425" w:hanging="425" w:leftChars="0" w:firstLineChars="0"/>
+        <w:ind w:left="425" w:leftChars="0" w:hanging="425" w:firstLineChars="0"/>
         <w:textAlignment w:val="baseline"/>
       </w:pPr>
       <w:r>
@@ -6125,7 +6221,7 @@
     </w:p>
     <w:p>
       <w:pPr>
-        <w:pStyle w:val="a"/>
+        <w:pStyle w:val="27"/>
         <w:keepNext w:val="0"/>
         <w:keepLines w:val="0"/>
         <w:pageBreakBefore w:val="0"/>
@@ -6147,7 +6243,7 @@
     </w:p>
     <w:p>
       <w:pPr>
-        <w:pStyle w:val="a3"/>
+        <w:pStyle w:val="39"/>
         <w:keepNext w:val="0"/>
         <w:keepLines w:val="0"/>
         <w:pageBreakBefore w:val="0"/>
@@ -6165,7 +6261,7 @@
         <w:bidi w:val="0"/>
         <w:adjustRightInd w:val="0"/>
         <w:snapToGrid w:val="0"/>
-        <w:ind w:left="425" w:hanging="425" w:leftChars="0" w:firstLineChars="0"/>
+        <w:ind w:left="425" w:leftChars="0" w:hanging="425" w:firstLineChars="0"/>
         <w:textAlignment w:val="baseline"/>
       </w:pPr>
       <w:r>
@@ -6174,7 +6270,7 @@
     </w:p>
     <w:p>
       <w:pPr>
-        <w:pStyle w:val="a"/>
+        <w:pStyle w:val="27"/>
         <w:keepNext w:val="0"/>
         <w:keepLines w:val="0"/>
         <w:pageBreakBefore w:val="0"/>
@@ -6196,7 +6292,7 @@
     </w:p>
     <w:p>
       <w:pPr>
-        <w:pStyle w:val="a3"/>
+        <w:pStyle w:val="39"/>
         <w:keepNext w:val="0"/>
         <w:keepLines w:val="0"/>
         <w:pageBreakBefore w:val="0"/>
@@ -6214,7 +6310,7 @@
         <w:bidi w:val="0"/>
         <w:adjustRightInd w:val="0"/>
         <w:snapToGrid w:val="0"/>
-        <w:ind w:left="425" w:hanging="425" w:leftChars="0" w:firstLineChars="0"/>
+        <w:ind w:left="425" w:leftChars="0" w:hanging="425" w:firstLineChars="0"/>
         <w:textAlignment w:val="baseline"/>
       </w:pPr>
       <w:r>
@@ -6223,7 +6319,7 @@
     </w:p>
     <w:p>
       <w:pPr>
-        <w:pStyle w:val="a"/>
+        <w:pStyle w:val="27"/>
         <w:keepNext w:val="0"/>
         <w:keepLines w:val="0"/>
         <w:pageBreakBefore w:val="0"/>
@@ -6245,7 +6341,7 @@
     </w:p>
     <w:p>
       <w:pPr>
-        <w:pStyle w:val="a3"/>
+        <w:pStyle w:val="39"/>
         <w:keepNext w:val="0"/>
         <w:keepLines w:val="0"/>
         <w:pageBreakBefore w:val="0"/>
@@ -6263,7 +6359,7 @@
         <w:bidi w:val="0"/>
         <w:adjustRightInd w:val="0"/>
         <w:snapToGrid w:val="0"/>
-        <w:ind w:left="425" w:hanging="425" w:leftChars="0" w:firstLineChars="0"/>
+        <w:ind w:left="425" w:leftChars="0" w:hanging="425" w:firstLineChars="0"/>
         <w:textAlignment w:val="baseline"/>
       </w:pPr>
       <w:r>
@@ -6272,7 +6368,7 @@
     </w:p>
     <w:p>
       <w:pPr>
-        <w:pStyle w:val="a"/>
+        <w:pStyle w:val="27"/>
         <w:keepNext w:val="0"/>
         <w:keepLines w:val="0"/>
         <w:pageBreakBefore w:val="0"/>
@@ -6294,7 +6390,7 @@
     </w:p>
     <w:p>
       <w:pPr>
-        <w:pStyle w:val="2"/>
+        <w:pStyle w:val="28"/>
         <w:keepNext w:val="0"/>
         <w:keepLines w:val="0"/>
         <w:pageBreakBefore w:val="0"/>
@@ -6310,7 +6406,7 @@
         <w:snapToGrid w:val="0"/>
         <w:textAlignment w:val="baseline"/>
       </w:pPr>
-      <w:bookmarkStart w:id="14" w:name="_Toc13451"/>
+      <w:bookmarkStart w:id="14" w:name="_Toc3238"/>
       <w:r>
         <w:t>紧急变更子流程</w:t>
       </w:r>
@@ -6318,7 +6414,7 @@
     </w:p>
     <w:p>
       <w:pPr>
-        <w:pStyle w:val="3"/>
+        <w:pStyle w:val="29"/>
         <w:keepNext w:val="0"/>
         <w:keepLines w:val="0"/>
         <w:pageBreakBefore w:val="0"/>
@@ -6334,7 +6430,7 @@
         <w:snapToGrid w:val="0"/>
         <w:textAlignment w:val="baseline"/>
       </w:pPr>
-      <w:bookmarkStart w:id="15" w:name="_Toc13202"/>
+      <w:bookmarkStart w:id="15" w:name="_Toc17196"/>
       <w:r>
         <w:t>流程图</w:t>
       </w:r>
@@ -6342,7 +6438,7 @@
     </w:p>
     <w:p>
       <w:pPr>
-        <w:pStyle w:val="BodyText"/>
+        <w:pStyle w:val="12"/>
         <w:keepNext w:val="0"/>
         <w:keepLines w:val="0"/>
         <w:pageBreakBefore w:val="0"/>
@@ -6357,7 +6453,7 @@
         <w:adjustRightInd w:val="0"/>
         <w:snapToGrid w:val="0"/>
         <w:spacing w:line="357" w:lineRule="auto"/>
-        <w:ind w:left="0" w:right="0" w:firstLine="0" w:leftChars="0" w:rightChars="0" w:firstLineChars="0"/>
+        <w:ind w:left="0" w:leftChars="0" w:right="0" w:rightChars="0" w:firstLine="0" w:firstLineChars="0"/>
         <w:jc w:val="center"/>
         <w:textAlignment w:val="baseline"/>
       </w:pPr>
@@ -6380,7 +6476,7 @@
                     </pic:cNvPicPr>
                   </pic:nvPicPr>
                   <pic:blipFill>
-                    <a:blip xmlns:r="http://schemas.openxmlformats.org/officeDocument/2006/relationships" r:embed="rId6"/>
+                    <a:blip r:embed="rId9"/>
                     <a:stretch>
                       <a:fillRect/>
                     </a:stretch>
@@ -6407,7 +6503,7 @@
     </w:p>
     <w:p>
       <w:pPr>
-        <w:pStyle w:val="3"/>
+        <w:pStyle w:val="29"/>
         <w:keepNext w:val="0"/>
         <w:keepLines w:val="0"/>
         <w:pageBreakBefore w:val="0"/>
@@ -6423,7 +6519,7 @@
         <w:snapToGrid w:val="0"/>
         <w:textAlignment w:val="baseline"/>
       </w:pPr>
-      <w:bookmarkStart w:id="16" w:name="_Toc31337"/>
+      <w:bookmarkStart w:id="16" w:name="_Toc27948"/>
       <w:r>
         <w:t>流程说明</w:t>
       </w:r>
@@ -6431,7 +6527,7 @@
     </w:p>
     <w:p>
       <w:pPr>
-        <w:pStyle w:val="a3"/>
+        <w:pStyle w:val="39"/>
         <w:keepNext w:val="0"/>
         <w:keepLines w:val="0"/>
         <w:pageBreakBefore w:val="0"/>
@@ -6449,7 +6545,7 @@
         <w:bidi w:val="0"/>
         <w:adjustRightInd w:val="0"/>
         <w:snapToGrid w:val="0"/>
-        <w:ind w:left="425" w:hanging="425" w:leftChars="0" w:firstLineChars="0"/>
+        <w:ind w:left="425" w:leftChars="0" w:hanging="425" w:firstLineChars="0"/>
         <w:textAlignment w:val="baseline"/>
       </w:pPr>
       <w:r>
@@ -6458,7 +6554,7 @@
     </w:p>
     <w:p>
       <w:pPr>
-        <w:pStyle w:val="a"/>
+        <w:pStyle w:val="27"/>
         <w:keepNext w:val="0"/>
         <w:keepLines w:val="0"/>
         <w:pageBreakBefore w:val="0"/>
@@ -6480,7 +6576,7 @@
     </w:p>
     <w:p>
       <w:pPr>
-        <w:pStyle w:val="a3"/>
+        <w:pStyle w:val="39"/>
         <w:keepNext w:val="0"/>
         <w:keepLines w:val="0"/>
         <w:pageBreakBefore w:val="0"/>
@@ -6498,7 +6594,7 @@
         <w:bidi w:val="0"/>
         <w:adjustRightInd w:val="0"/>
         <w:snapToGrid w:val="0"/>
-        <w:ind w:left="425" w:hanging="425" w:leftChars="0" w:firstLineChars="0"/>
+        <w:ind w:left="425" w:leftChars="0" w:hanging="425" w:firstLineChars="0"/>
         <w:textAlignment w:val="baseline"/>
       </w:pPr>
       <w:r>
@@ -6507,7 +6603,7 @@
     </w:p>
     <w:p>
       <w:pPr>
-        <w:pStyle w:val="a"/>
+        <w:pStyle w:val="27"/>
         <w:keepNext w:val="0"/>
         <w:keepLines w:val="0"/>
         <w:pageBreakBefore w:val="0"/>
@@ -6529,7 +6625,7 @@
     </w:p>
     <w:p>
       <w:pPr>
-        <w:pStyle w:val="a3"/>
+        <w:pStyle w:val="39"/>
         <w:keepNext w:val="0"/>
         <w:keepLines w:val="0"/>
         <w:pageBreakBefore w:val="0"/>
@@ -6547,7 +6643,7 @@
         <w:bidi w:val="0"/>
         <w:adjustRightInd w:val="0"/>
         <w:snapToGrid w:val="0"/>
-        <w:ind w:left="425" w:hanging="425" w:leftChars="0" w:firstLineChars="0"/>
+        <w:ind w:left="425" w:leftChars="0" w:hanging="425" w:firstLineChars="0"/>
         <w:textAlignment w:val="baseline"/>
       </w:pPr>
       <w:r>
@@ -6556,7 +6652,7 @@
     </w:p>
     <w:p>
       <w:pPr>
-        <w:pStyle w:val="a"/>
+        <w:pStyle w:val="27"/>
         <w:keepNext w:val="0"/>
         <w:keepLines w:val="0"/>
         <w:pageBreakBefore w:val="0"/>
@@ -6578,7 +6674,7 @@
     </w:p>
     <w:p>
       <w:pPr>
-        <w:pStyle w:val="a3"/>
+        <w:pStyle w:val="39"/>
         <w:keepNext w:val="0"/>
         <w:keepLines w:val="0"/>
         <w:pageBreakBefore w:val="0"/>
@@ -6596,7 +6692,7 @@
         <w:bidi w:val="0"/>
         <w:adjustRightInd w:val="0"/>
         <w:snapToGrid w:val="0"/>
-        <w:ind w:left="425" w:hanging="425" w:leftChars="0" w:firstLineChars="0"/>
+        <w:ind w:left="425" w:leftChars="0" w:hanging="425" w:firstLineChars="0"/>
         <w:textAlignment w:val="baseline"/>
       </w:pPr>
       <w:r>
@@ -6605,7 +6701,7 @@
     </w:p>
     <w:p>
       <w:pPr>
-        <w:pStyle w:val="a"/>
+        <w:pStyle w:val="27"/>
         <w:keepNext w:val="0"/>
         <w:keepLines w:val="0"/>
         <w:pageBreakBefore w:val="0"/>
@@ -6645,10 +6741,10 @@
         <w:adjustRightInd w:val="0"/>
         <w:snapToGrid w:val="0"/>
         <w:spacing w:line="360" w:lineRule="auto"/>
-        <w:ind w:right="0" w:leftChars="0" w:rightChars="0"/>
+        <w:ind w:leftChars="0" w:right="0" w:rightChars="0"/>
         <w:textAlignment w:val="baseline"/>
         <w:rPr>
-          <w:rFonts w:ascii="宋体" w:eastAsia="宋体" w:hAnsi="宋体" w:cs="宋体"/>
+          <w:rFonts w:ascii="宋体" w:hAnsi="宋体" w:eastAsia="宋体" w:cs="宋体"/>
           <w:spacing w:val="-1"/>
           <w:sz w:val="24"/>
           <w:szCs w:val="24"/>
@@ -6656,7 +6752,7 @@
       </w:pPr>
       <w:r>
         <w:rPr>
-          <w:rFonts w:ascii="宋体" w:eastAsia="宋体" w:hAnsi="宋体" w:cs="宋体"/>
+          <w:rFonts w:ascii="宋体" w:hAnsi="宋体" w:eastAsia="宋体" w:cs="宋体"/>
           <w:spacing w:val="-1"/>
           <w:sz w:val="24"/>
           <w:szCs w:val="24"/>
@@ -6666,7 +6762,7 @@
     </w:p>
     <w:p>
       <w:pPr>
-        <w:pStyle w:val="a3"/>
+        <w:pStyle w:val="39"/>
         <w:keepNext w:val="0"/>
         <w:keepLines w:val="0"/>
         <w:pageBreakBefore w:val="0"/>
@@ -6684,7 +6780,7 @@
         <w:bidi w:val="0"/>
         <w:adjustRightInd w:val="0"/>
         <w:snapToGrid w:val="0"/>
-        <w:ind w:left="425" w:hanging="425" w:leftChars="0" w:firstLineChars="0"/>
+        <w:ind w:left="425" w:leftChars="0" w:hanging="425" w:firstLineChars="0"/>
         <w:textAlignment w:val="baseline"/>
       </w:pPr>
       <w:r>
@@ -6693,7 +6789,7 @@
     </w:p>
     <w:p>
       <w:pPr>
-        <w:pStyle w:val="a"/>
+        <w:pStyle w:val="27"/>
         <w:keepNext w:val="0"/>
         <w:keepLines w:val="0"/>
         <w:pageBreakBefore w:val="0"/>
@@ -6715,7 +6811,7 @@
     </w:p>
     <w:p>
       <w:pPr>
-        <w:pStyle w:val="a3"/>
+        <w:pStyle w:val="39"/>
         <w:keepNext w:val="0"/>
         <w:keepLines w:val="0"/>
         <w:pageBreakBefore w:val="0"/>
@@ -6733,7 +6829,7 @@
         <w:bidi w:val="0"/>
         <w:adjustRightInd w:val="0"/>
         <w:snapToGrid w:val="0"/>
-        <w:ind w:left="425" w:hanging="425" w:leftChars="0" w:firstLineChars="0"/>
+        <w:ind w:left="425" w:leftChars="0" w:hanging="425" w:firstLineChars="0"/>
         <w:textAlignment w:val="baseline"/>
       </w:pPr>
       <w:r>
@@ -6742,7 +6838,7 @@
     </w:p>
     <w:p>
       <w:pPr>
-        <w:pStyle w:val="a"/>
+        <w:pStyle w:val="27"/>
         <w:keepNext w:val="0"/>
         <w:keepLines w:val="0"/>
         <w:pageBreakBefore w:val="0"/>
@@ -6764,7 +6860,7 @@
     </w:p>
     <w:p>
       <w:pPr>
-        <w:pStyle w:val="a"/>
+        <w:pStyle w:val="27"/>
         <w:keepNext w:val="0"/>
         <w:keepLines w:val="0"/>
         <w:pageBreakBefore w:val="0"/>
@@ -6786,7 +6882,7 @@
     </w:p>
     <w:p>
       <w:pPr>
-        <w:pStyle w:val="1"/>
+        <w:pStyle w:val="26"/>
         <w:keepNext w:val="0"/>
         <w:keepLines w:val="0"/>
         <w:pageBreakBefore w:val="0"/>
@@ -6806,8 +6902,8 @@
           <w:lang w:val="en-US" w:eastAsia="zh-CN"/>
         </w:rPr>
       </w:pPr>
-      <w:bookmarkStart w:id="17" w:name="_Toc23957"/>
-      <w:bookmarkStart w:id="18" w:name="_Toc21434"/>
+      <w:bookmarkStart w:id="17" w:name="_Toc21434"/>
+      <w:bookmarkStart w:id="18" w:name="_Toc9381"/>
       <w:r>
         <w:rPr>
           <w:rFonts w:hint="default"/>
@@ -6820,16 +6916,16 @@
     </w:p>
     <w:tbl>
       <w:tblPr>
-        <w:tblStyle w:val="TableNormal0"/>
+        <w:tblStyle w:val="24"/>
         <w:tblW w:w="8237" w:type="dxa"/>
         <w:tblInd w:w="130" w:type="dxa"/>
         <w:tblBorders>
-          <w:top w:val="single" w:sz="2" w:space="0" w:color="000000"/>
-          <w:left w:val="single" w:sz="2" w:space="0" w:color="000000"/>
-          <w:bottom w:val="single" w:sz="2" w:space="0" w:color="000000"/>
-          <w:right w:val="single" w:sz="2" w:space="0" w:color="000000"/>
-          <w:insideH w:val="single" w:sz="2" w:space="0" w:color="000000"/>
-          <w:insideV w:val="single" w:sz="2" w:space="0" w:color="000000"/>
+          <w:top w:val="single" w:color="000000" w:sz="2" w:space="0"/>
+          <w:left w:val="single" w:color="000000" w:sz="2" w:space="0"/>
+          <w:bottom w:val="single" w:color="000000" w:sz="2" w:space="0"/>
+          <w:right w:val="single" w:color="000000" w:sz="2" w:space="0"/>
+          <w:insideH w:val="single" w:color="000000" w:sz="2" w:space="0"/>
+          <w:insideV w:val="single" w:color="000000" w:sz="2" w:space="0"/>
         </w:tblBorders>
         <w:tblLayout w:type="fixed"/>
         <w:tblCellMar>
@@ -6848,17 +6944,14 @@
       </w:tblGrid>
       <w:tr>
         <w:tblPrEx>
-          <w:tblW w:w="8237" w:type="dxa"/>
-          <w:tblInd w:w="130" w:type="dxa"/>
           <w:tblBorders>
-            <w:top w:val="single" w:sz="2" w:space="0" w:color="000000"/>
-            <w:left w:val="single" w:sz="2" w:space="0" w:color="000000"/>
-            <w:bottom w:val="single" w:sz="2" w:space="0" w:color="000000"/>
-            <w:right w:val="single" w:sz="2" w:space="0" w:color="000000"/>
-            <w:insideH w:val="single" w:sz="2" w:space="0" w:color="000000"/>
-            <w:insideV w:val="single" w:sz="2" w:space="0" w:color="000000"/>
+            <w:top w:val="single" w:color="000000" w:sz="2" w:space="0"/>
+            <w:left w:val="single" w:color="000000" w:sz="2" w:space="0"/>
+            <w:bottom w:val="single" w:color="000000" w:sz="2" w:space="0"/>
+            <w:right w:val="single" w:color="000000" w:sz="2" w:space="0"/>
+            <w:insideH w:val="single" w:color="000000" w:sz="2" w:space="0"/>
+            <w:insideV w:val="single" w:color="000000" w:sz="2" w:space="0"/>
           </w:tblBorders>
-          <w:tblLayout w:type="fixed"/>
           <w:tblCellMar>
             <w:top w:w="0" w:type="dxa"/>
             <w:left w:w="0" w:type="dxa"/>
@@ -6867,15 +6960,15 @@
           </w:tblCellMar>
         </w:tblPrEx>
         <w:trPr>
-          <w:trHeight w:val="583"/>
+          <w:trHeight w:val="583" w:hRule="atLeast"/>
         </w:trPr>
         <w:tc>
           <w:tcPr>
             <w:tcW w:w="727" w:type="dxa"/>
             <w:tcBorders>
-              <w:top w:val="single" w:sz="6" w:space="0" w:color="000000"/>
-              <w:left w:val="single" w:sz="6" w:space="0" w:color="000000"/>
-              <w:bottom w:val="single" w:sz="6" w:space="0" w:color="000000"/>
+              <w:top w:val="single" w:color="000000" w:sz="6" w:space="0"/>
+              <w:left w:val="single" w:color="000000" w:sz="6" w:space="0"/>
+              <w:bottom w:val="single" w:color="000000" w:sz="6" w:space="0"/>
             </w:tcBorders>
             <w:shd w:val="clear" w:color="auto" w:fill="C0C0C0"/>
           </w:tcPr>
@@ -6898,7 +6991,7 @@
               <w:ind w:left="195"/>
               <w:textAlignment w:val="baseline"/>
               <w:rPr>
-                <w:rFonts w:ascii="宋体" w:eastAsia="宋体" w:hAnsi="宋体" w:cs="宋体"/>
+                <w:rFonts w:ascii="宋体" w:hAnsi="宋体" w:eastAsia="宋体" w:cs="宋体"/>
                 <w:b/>
                 <w:bCs/>
                 <w:spacing w:val="-7"/>
@@ -6908,7 +7001,7 @@
             </w:pPr>
             <w:r>
               <w:rPr>
-                <w:rFonts w:ascii="宋体" w:eastAsia="宋体" w:hAnsi="宋体" w:cs="宋体"/>
+                <w:rFonts w:ascii="宋体" w:hAnsi="宋体" w:eastAsia="宋体" w:cs="宋体"/>
                 <w:b/>
                 <w:bCs/>
                 <w:spacing w:val="-7"/>
@@ -6923,8 +7016,8 @@
           <w:tcPr>
             <w:tcW w:w="1337" w:type="dxa"/>
             <w:tcBorders>
-              <w:top w:val="single" w:sz="6" w:space="0" w:color="000000"/>
-              <w:bottom w:val="single" w:sz="6" w:space="0" w:color="000000"/>
+              <w:top w:val="single" w:color="000000" w:sz="6" w:space="0"/>
+              <w:bottom w:val="single" w:color="000000" w:sz="6" w:space="0"/>
             </w:tcBorders>
             <w:shd w:val="clear" w:color="auto" w:fill="C0C0C0"/>
           </w:tcPr>
@@ -6947,7 +7040,7 @@
               <w:ind w:left="195"/>
               <w:textAlignment w:val="baseline"/>
               <w:rPr>
-                <w:rFonts w:ascii="宋体" w:eastAsia="宋体" w:hAnsi="宋体" w:cs="宋体"/>
+                <w:rFonts w:ascii="宋体" w:hAnsi="宋体" w:eastAsia="宋体" w:cs="宋体"/>
                 <w:b/>
                 <w:bCs/>
                 <w:spacing w:val="-7"/>
@@ -6957,7 +7050,7 @@
             </w:pPr>
             <w:r>
               <w:rPr>
-                <w:rFonts w:ascii="宋体" w:eastAsia="宋体" w:hAnsi="宋体" w:cs="宋体"/>
+                <w:rFonts w:ascii="宋体" w:hAnsi="宋体" w:eastAsia="宋体" w:cs="宋体"/>
                 <w:b/>
                 <w:bCs/>
                 <w:spacing w:val="-7"/>
@@ -6972,9 +7065,9 @@
           <w:tcPr>
             <w:tcW w:w="3545" w:type="dxa"/>
             <w:tcBorders>
-              <w:top w:val="single" w:sz="6" w:space="0" w:color="000000"/>
-              <w:bottom w:val="single" w:sz="6" w:space="0" w:color="000000"/>
-              <w:right w:val="single" w:sz="6" w:space="0" w:color="000000"/>
+              <w:top w:val="single" w:color="000000" w:sz="6" w:space="0"/>
+              <w:bottom w:val="single" w:color="000000" w:sz="6" w:space="0"/>
+              <w:right w:val="single" w:color="000000" w:sz="6" w:space="0"/>
             </w:tcBorders>
             <w:shd w:val="clear" w:color="auto" w:fill="C0C0C0"/>
           </w:tcPr>
@@ -6997,7 +7090,7 @@
               <w:ind w:left="195"/>
               <w:textAlignment w:val="baseline"/>
               <w:rPr>
-                <w:rFonts w:ascii="宋体" w:eastAsia="宋体" w:hAnsi="宋体" w:cs="宋体"/>
+                <w:rFonts w:ascii="宋体" w:hAnsi="宋体" w:eastAsia="宋体" w:cs="宋体"/>
                 <w:b/>
                 <w:bCs/>
                 <w:spacing w:val="-7"/>
@@ -7007,7 +7100,7 @@
             </w:pPr>
             <w:r>
               <w:rPr>
-                <w:rFonts w:ascii="宋体" w:eastAsia="宋体" w:hAnsi="宋体" w:cs="宋体"/>
+                <w:rFonts w:ascii="宋体" w:hAnsi="宋体" w:eastAsia="宋体" w:cs="宋体"/>
                 <w:b/>
                 <w:bCs/>
                 <w:spacing w:val="-7"/>
@@ -7022,9 +7115,9 @@
           <w:tcPr>
             <w:tcW w:w="1314" w:type="dxa"/>
             <w:tcBorders>
-              <w:top w:val="single" w:sz="6" w:space="0" w:color="000000"/>
-              <w:bottom w:val="single" w:sz="6" w:space="0" w:color="000000"/>
-              <w:right w:val="single" w:sz="6" w:space="0" w:color="000000"/>
+              <w:top w:val="single" w:color="000000" w:sz="6" w:space="0"/>
+              <w:bottom w:val="single" w:color="000000" w:sz="6" w:space="0"/>
+              <w:right w:val="single" w:color="000000" w:sz="6" w:space="0"/>
             </w:tcBorders>
             <w:shd w:val="clear" w:color="auto" w:fill="C0C0C0"/>
           </w:tcPr>
@@ -7047,7 +7140,7 @@
               <w:ind w:left="195"/>
               <w:textAlignment w:val="baseline"/>
               <w:rPr>
-                <w:rFonts w:ascii="宋体" w:eastAsia="宋体" w:hAnsi="宋体" w:cs="宋体" w:hint="default"/>
+                <w:rFonts w:hint="default" w:ascii="宋体" w:hAnsi="宋体" w:eastAsia="宋体" w:cs="宋体"/>
                 <w:b/>
                 <w:bCs/>
                 <w:spacing w:val="-7"/>
@@ -7058,7 +7151,7 @@
             </w:pPr>
             <w:r>
               <w:rPr>
-                <w:rFonts w:ascii="宋体" w:eastAsia="宋体" w:hAnsi="宋体" w:cs="宋体" w:hint="eastAsia"/>
+                <w:rFonts w:hint="eastAsia" w:ascii="宋体" w:hAnsi="宋体" w:eastAsia="宋体" w:cs="宋体"/>
                 <w:b/>
                 <w:bCs/>
                 <w:spacing w:val="-7"/>
@@ -7074,9 +7167,9 @@
           <w:tcPr>
             <w:tcW w:w="1314" w:type="dxa"/>
             <w:tcBorders>
-              <w:top w:val="single" w:sz="6" w:space="0" w:color="000000"/>
-              <w:bottom w:val="single" w:sz="6" w:space="0" w:color="000000"/>
-              <w:right w:val="single" w:sz="6" w:space="0" w:color="000000"/>
+              <w:top w:val="single" w:color="000000" w:sz="6" w:space="0"/>
+              <w:bottom w:val="single" w:color="000000" w:sz="6" w:space="0"/>
+              <w:right w:val="single" w:color="000000" w:sz="6" w:space="0"/>
             </w:tcBorders>
             <w:shd w:val="clear" w:color="auto" w:fill="C0C0C0"/>
           </w:tcPr>
@@ -7099,7 +7192,7 @@
               <w:ind w:left="195"/>
               <w:textAlignment w:val="baseline"/>
               <w:rPr>
-                <w:rFonts w:ascii="宋体" w:eastAsia="宋体" w:hAnsi="宋体" w:cs="宋体" w:hint="default"/>
+                <w:rFonts w:hint="default" w:ascii="宋体" w:hAnsi="宋体" w:eastAsia="宋体" w:cs="宋体"/>
                 <w:b/>
                 <w:bCs/>
                 <w:spacing w:val="-7"/>
@@ -7110,7 +7203,7 @@
             </w:pPr>
             <w:r>
               <w:rPr>
-                <w:rFonts w:ascii="宋体" w:hAnsi="宋体" w:cs="宋体" w:hint="eastAsia"/>
+                <w:rFonts w:hint="eastAsia" w:ascii="宋体" w:hAnsi="宋体" w:cs="宋体"/>
                 <w:b/>
                 <w:bCs/>
                 <w:spacing w:val="-7"/>
@@ -7125,9 +7218,14 @@
       </w:tr>
       <w:tr>
         <w:tblPrEx>
-          <w:tblW w:w="8237" w:type="dxa"/>
-          <w:tblInd w:w="130" w:type="dxa"/>
-          <w:tblLayout w:type="fixed"/>
+          <w:tblBorders>
+            <w:top w:val="single" w:color="000000" w:sz="2" w:space="0"/>
+            <w:left w:val="single" w:color="000000" w:sz="2" w:space="0"/>
+            <w:bottom w:val="single" w:color="000000" w:sz="2" w:space="0"/>
+            <w:right w:val="single" w:color="000000" w:sz="2" w:space="0"/>
+            <w:insideH w:val="single" w:color="000000" w:sz="2" w:space="0"/>
+            <w:insideV w:val="single" w:color="000000" w:sz="2" w:space="0"/>
+          </w:tblBorders>
           <w:tblCellMar>
             <w:top w:w="0" w:type="dxa"/>
             <w:left w:w="0" w:type="dxa"/>
@@ -7136,14 +7234,14 @@
           </w:tblCellMar>
         </w:tblPrEx>
         <w:trPr>
-          <w:trHeight w:val="549"/>
+          <w:trHeight w:val="549" w:hRule="atLeast"/>
         </w:trPr>
         <w:tc>
           <w:tcPr>
             <w:tcW w:w="727" w:type="dxa"/>
             <w:tcBorders>
-              <w:top w:val="single" w:sz="6" w:space="0" w:color="000000"/>
-              <w:left w:val="single" w:sz="6" w:space="0" w:color="000000"/>
+              <w:top w:val="single" w:color="000000" w:sz="6" w:space="0"/>
+              <w:left w:val="single" w:color="000000" w:sz="6" w:space="0"/>
             </w:tcBorders>
           </w:tcPr>
           <w:p>
@@ -7165,7 +7263,7 @@
               <w:ind w:left="123"/>
               <w:textAlignment w:val="baseline"/>
               <w:rPr>
-                <w:rFonts w:ascii="宋体" w:eastAsia="宋体" w:hAnsi="宋体" w:cs="宋体" w:hint="eastAsia"/>
+                <w:rFonts w:hint="eastAsia" w:ascii="宋体" w:hAnsi="宋体" w:eastAsia="宋体" w:cs="宋体"/>
                 <w:spacing w:val="-2"/>
                 <w:sz w:val="24"/>
                 <w:szCs w:val="24"/>
@@ -7174,7 +7272,7 @@
             </w:pPr>
             <w:r>
               <w:rPr>
-                <w:rFonts w:ascii="宋体" w:eastAsia="宋体" w:hAnsi="宋体" w:cs="宋体" w:hint="eastAsia"/>
+                <w:rFonts w:hint="eastAsia" w:ascii="宋体" w:hAnsi="宋体" w:eastAsia="宋体" w:cs="宋体"/>
                 <w:spacing w:val="-2"/>
                 <w:sz w:val="24"/>
                 <w:szCs w:val="24"/>
@@ -7188,7 +7286,7 @@
           <w:tcPr>
             <w:tcW w:w="1337" w:type="dxa"/>
             <w:tcBorders>
-              <w:top w:val="single" w:sz="6" w:space="0" w:color="000000"/>
+              <w:top w:val="single" w:color="000000" w:sz="6" w:space="0"/>
             </w:tcBorders>
           </w:tcPr>
           <w:p>
@@ -7210,7 +7308,7 @@
               <w:ind w:left="123"/>
               <w:textAlignment w:val="baseline"/>
               <w:rPr>
-                <w:rFonts w:ascii="宋体" w:eastAsia="宋体" w:hAnsi="宋体" w:cs="宋体" w:hint="default"/>
+                <w:rFonts w:hint="default" w:ascii="宋体" w:hAnsi="宋体" w:eastAsia="宋体" w:cs="宋体"/>
                 <w:spacing w:val="-2"/>
                 <w:sz w:val="24"/>
                 <w:szCs w:val="24"/>
@@ -7219,7 +7317,7 @@
             </w:pPr>
             <w:r>
               <w:rPr>
-                <w:rFonts w:ascii="宋体" w:eastAsia="宋体" w:hAnsi="宋体" w:cs="宋体" w:hint="eastAsia"/>
+                <w:rFonts w:hint="eastAsia" w:ascii="宋体" w:hAnsi="宋体" w:eastAsia="宋体" w:cs="宋体"/>
                 <w:spacing w:val="-2"/>
                 <w:sz w:val="24"/>
                 <w:szCs w:val="24"/>
@@ -7233,8 +7331,8 @@
           <w:tcPr>
             <w:tcW w:w="3545" w:type="dxa"/>
             <w:tcBorders>
-              <w:top w:val="single" w:sz="6" w:space="0" w:color="000000"/>
-              <w:right w:val="single" w:sz="6" w:space="0" w:color="000000"/>
+              <w:top w:val="single" w:color="000000" w:sz="6" w:space="0"/>
+              <w:right w:val="single" w:color="000000" w:sz="6" w:space="0"/>
             </w:tcBorders>
           </w:tcPr>
           <w:p>
@@ -7256,7 +7354,7 @@
               <w:ind w:left="123"/>
               <w:textAlignment w:val="baseline"/>
               <w:rPr>
-                <w:rFonts w:ascii="宋体" w:eastAsia="宋体" w:hAnsi="宋体" w:cs="宋体" w:hint="default"/>
+                <w:rFonts w:hint="default" w:ascii="宋体" w:hAnsi="宋体" w:eastAsia="宋体" w:cs="宋体"/>
                 <w:spacing w:val="-2"/>
                 <w:sz w:val="24"/>
                 <w:szCs w:val="24"/>
@@ -7265,7 +7363,7 @@
             </w:pPr>
             <w:r>
               <w:rPr>
-                <w:rFonts w:ascii="宋体" w:eastAsia="宋体" w:hAnsi="宋体" w:cs="宋体" w:hint="default"/>
+                <w:rFonts w:hint="default" w:ascii="宋体" w:hAnsi="宋体" w:eastAsia="宋体" w:cs="宋体"/>
                 <w:spacing w:val="-2"/>
                 <w:sz w:val="24"/>
                 <w:szCs w:val="24"/>
@@ -7279,8 +7377,8 @@
           <w:tcPr>
             <w:tcW w:w="1314" w:type="dxa"/>
             <w:tcBorders>
-              <w:top w:val="single" w:sz="6" w:space="0" w:color="000000"/>
-              <w:right w:val="single" w:sz="6" w:space="0" w:color="000000"/>
+              <w:top w:val="single" w:color="000000" w:sz="6" w:space="0"/>
+              <w:right w:val="single" w:color="000000" w:sz="6" w:space="0"/>
             </w:tcBorders>
           </w:tcPr>
           <w:p>
@@ -7302,7 +7400,7 @@
               <w:ind w:left="123"/>
               <w:textAlignment w:val="baseline"/>
               <w:rPr>
-                <w:rFonts w:ascii="宋体" w:eastAsia="宋体" w:hAnsi="宋体" w:cs="宋体" w:hint="default"/>
+                <w:rFonts w:hint="default" w:ascii="宋体" w:hAnsi="宋体" w:eastAsia="宋体" w:cs="宋体"/>
                 <w:spacing w:val="-2"/>
                 <w:sz w:val="24"/>
                 <w:szCs w:val="24"/>
@@ -7311,7 +7409,7 @@
             </w:pPr>
             <w:r>
               <w:rPr>
-                <w:rFonts w:ascii="宋体" w:eastAsia="宋体" w:hAnsi="宋体" w:cs="宋体" w:hint="eastAsia"/>
+                <w:rFonts w:hint="eastAsia" w:ascii="宋体" w:hAnsi="宋体" w:eastAsia="宋体" w:cs="宋体"/>
                 <w:spacing w:val="-2"/>
                 <w:sz w:val="24"/>
                 <w:szCs w:val="24"/>
@@ -7325,8 +7423,8 @@
           <w:tcPr>
             <w:tcW w:w="1314" w:type="dxa"/>
             <w:tcBorders>
-              <w:top w:val="single" w:sz="6" w:space="0" w:color="000000"/>
-              <w:right w:val="single" w:sz="6" w:space="0" w:color="000000"/>
+              <w:top w:val="single" w:color="000000" w:sz="6" w:space="0"/>
+              <w:right w:val="single" w:color="000000" w:sz="6" w:space="0"/>
             </w:tcBorders>
           </w:tcPr>
           <w:p>
@@ -7348,7 +7446,7 @@
               <w:ind w:left="123"/>
               <w:textAlignment w:val="baseline"/>
               <w:rPr>
-                <w:rFonts w:ascii="宋体" w:eastAsia="宋体" w:hAnsi="宋体" w:cs="宋体" w:hint="eastAsia"/>
+                <w:rFonts w:hint="eastAsia" w:ascii="宋体" w:hAnsi="宋体" w:eastAsia="宋体" w:cs="宋体"/>
                 <w:spacing w:val="-2"/>
                 <w:sz w:val="24"/>
                 <w:szCs w:val="24"/>
@@ -7357,7 +7455,7 @@
             </w:pPr>
             <w:r>
               <w:rPr>
-                <w:rFonts w:ascii="宋体" w:eastAsia="宋体" w:hAnsi="宋体" w:cs="宋体" w:hint="default"/>
+                <w:rFonts w:hint="default" w:ascii="宋体" w:hAnsi="宋体" w:eastAsia="宋体" w:cs="宋体"/>
                 <w:spacing w:val="-2"/>
                 <w:sz w:val="24"/>
                 <w:szCs w:val="24"/>
@@ -7371,7 +7469,7 @@
     </w:tbl>
     <w:p>
       <w:pPr>
-        <w:pStyle w:val="1"/>
+        <w:pStyle w:val="26"/>
         <w:keepNext w:val="0"/>
         <w:keepLines w:val="0"/>
         <w:pageBreakBefore w:val="0"/>
@@ -7387,7 +7485,7 @@
         <w:snapToGrid w:val="0"/>
         <w:textAlignment w:val="baseline"/>
       </w:pPr>
-      <w:bookmarkStart w:id="19" w:name="_Toc17066"/>
+      <w:bookmarkStart w:id="19" w:name="_Toc17210"/>
       <w:r>
         <w:t>相关文件及模板</w:t>
       </w:r>
@@ -7412,14 +7510,14 @@
         <w:ind w:left="465"/>
         <w:textAlignment w:val="baseline"/>
         <w:rPr>
-          <w:rFonts w:ascii="宋体" w:eastAsia="宋体" w:hAnsi="宋体" w:cs="宋体"/>
+          <w:rFonts w:ascii="宋体" w:hAnsi="宋体" w:eastAsia="宋体" w:cs="宋体"/>
           <w:sz w:val="24"/>
           <w:szCs w:val="24"/>
         </w:rPr>
       </w:pPr>
       <w:r>
         <w:rPr>
-          <w:rFonts w:ascii="宋体" w:eastAsia="宋体" w:hAnsi="宋体" w:cs="宋体"/>
+          <w:rFonts w:ascii="宋体" w:hAnsi="宋体" w:eastAsia="宋体" w:cs="宋体"/>
           <w:position w:val="-5"/>
           <w:sz w:val="24"/>
           <w:szCs w:val="24"/>
@@ -7438,7 +7536,7 @@
                     <pic:cNvPicPr/>
                   </pic:nvPicPr>
                   <pic:blipFill>
-                    <a:blip xmlns:r="http://schemas.openxmlformats.org/officeDocument/2006/relationships" r:embed="rId7"/>
+                    <a:blip r:embed="rId10"/>
                     <a:stretch>
                       <a:fillRect/>
                     </a:stretch>
@@ -7460,7 +7558,7 @@
       </w:r>
       <w:r>
         <w:rPr>
-          <w:rFonts w:ascii="宋体" w:eastAsia="宋体" w:hAnsi="宋体" w:cs="宋体"/>
+          <w:rFonts w:ascii="宋体" w:hAnsi="宋体" w:eastAsia="宋体" w:cs="宋体"/>
           <w:spacing w:val="117"/>
           <w:sz w:val="24"/>
           <w:szCs w:val="24"/>
@@ -7469,7 +7567,7 @@
       </w:r>
       <w:r>
         <w:rPr>
-          <w:rFonts w:ascii="宋体" w:eastAsia="宋体" w:hAnsi="宋体" w:cs="宋体"/>
+          <w:rFonts w:ascii="宋体" w:hAnsi="宋体" w:eastAsia="宋体" w:cs="宋体"/>
           <w:spacing w:val="-1"/>
           <w:sz w:val="24"/>
           <w:szCs w:val="24"/>
@@ -7496,14 +7594,14 @@
         <w:ind w:left="465"/>
         <w:textAlignment w:val="baseline"/>
         <w:rPr>
-          <w:rFonts w:ascii="宋体" w:eastAsia="宋体" w:hAnsi="宋体" w:cs="宋体"/>
+          <w:rFonts w:ascii="宋体" w:hAnsi="宋体" w:eastAsia="宋体" w:cs="宋体"/>
           <w:sz w:val="24"/>
           <w:szCs w:val="24"/>
         </w:rPr>
       </w:pPr>
       <w:r>
         <w:rPr>
-          <w:rFonts w:ascii="宋体" w:eastAsia="宋体" w:hAnsi="宋体" w:cs="宋体"/>
+          <w:rFonts w:ascii="宋体" w:hAnsi="宋体" w:eastAsia="宋体" w:cs="宋体"/>
           <w:position w:val="-5"/>
           <w:sz w:val="24"/>
           <w:szCs w:val="24"/>
@@ -7522,7 +7620,7 @@
                     <pic:cNvPicPr/>
                   </pic:nvPicPr>
                   <pic:blipFill>
-                    <a:blip xmlns:r="http://schemas.openxmlformats.org/officeDocument/2006/relationships" r:embed="rId8"/>
+                    <a:blip r:embed="rId11"/>
                     <a:stretch>
                       <a:fillRect/>
                     </a:stretch>
@@ -7544,7 +7642,7 @@
       </w:r>
       <w:r>
         <w:rPr>
-          <w:rFonts w:ascii="宋体" w:eastAsia="宋体" w:hAnsi="宋体" w:cs="宋体"/>
+          <w:rFonts w:ascii="宋体" w:hAnsi="宋体" w:eastAsia="宋体" w:cs="宋体"/>
           <w:spacing w:val="116"/>
           <w:sz w:val="24"/>
           <w:szCs w:val="24"/>
@@ -7553,47 +7651,70 @@
       </w:r>
       <w:r>
         <w:rPr>
-          <w:rFonts w:ascii="宋体" w:eastAsia="宋体" w:hAnsi="宋体" w:cs="宋体"/>
+          <w:rFonts w:ascii="宋体" w:hAnsi="宋体" w:eastAsia="宋体" w:cs="宋体"/>
           <w:spacing w:val="-1"/>
           <w:sz w:val="24"/>
           <w:szCs w:val="24"/>
         </w:rPr>
         <w:t>《变更实施计划》</w:t>
       </w:r>
-      <w:bookmarkStart w:id="20" w:name="_GoBack"/>
-      <w:bookmarkEnd w:id="20"/>
     </w:p>
     <w:sectPr>
-      <w:footerReference w:type="default" r:id="rId9"/>
+      <w:footerReference r:id="rId5" w:type="default"/>
       <w:pgSz w:w="11906" w:h="16839"/>
       <w:pgMar w:top="1431" w:right="1785" w:bottom="1373" w:left="1785" w:header="0" w:footer="1211" w:gutter="0"/>
       <w:pgBorders>
-        <w:top w:val="nil"/>
-        <w:left w:val="nil"/>
-        <w:bottom w:val="nil"/>
-        <w:right w:val="nil"/>
+        <w:top w:val="none" w:sz="0" w:space="0"/>
+        <w:left w:val="none" w:sz="0" w:space="0"/>
+        <w:bottom w:val="none" w:sz="0" w:space="0"/>
+        <w:right w:val="none" w:sz="0" w:space="0"/>
       </w:pgBorders>
-      <w:cols w:num="1" w:space="720"/>
+      <w:cols w:space="720" w:num="1"/>
     </w:sectPr>
   </w:body>
 </w:document>
 </file>
 
+<file path=word/endnotes.xml><?xml version="1.0" encoding="utf-8"?>
+<w:endnotes xmlns:wpc="http://schemas.microsoft.com/office/word/2010/wordprocessingCanvas" xmlns:mc="http://schemas.openxmlformats.org/markup-compatibility/2006" xmlns:o="urn:schemas-microsoft-com:office:office" xmlns:r="http://schemas.openxmlformats.org/officeDocument/2006/relationships" xmlns:m="http://schemas.openxmlformats.org/officeDocument/2006/math" xmlns:v="urn:schemas-microsoft-com:vml" xmlns:wp14="http://schemas.microsoft.com/office/word/2010/wordprocessingDrawing" xmlns:wp="http://schemas.openxmlformats.org/drawingml/2006/wordprocessingDrawing" xmlns:w="http://schemas.openxmlformats.org/wordprocessingml/2006/main" xmlns:w14="http://schemas.microsoft.com/office/word/2010/wordml" xmlns:w15="http://schemas.microsoft.com/office/word/2012/wordml" xmlns:w10="urn:schemas-microsoft-com:office:word" xmlns:wpg="http://schemas.microsoft.com/office/word/2010/wordprocessingGroup" xmlns:wpi="http://schemas.microsoft.com/office/word/2010/wordprocessingInk" xmlns:wne="http://schemas.microsoft.com/office/word/2006/wordml" xmlns:wps="http://schemas.microsoft.com/office/word/2010/wordprocessingShape" xmlns:wpsCustomData="http://www.wps.cn/officeDocument/2013/wpsCustomData" mc:Ignorable="w14 w15 wp14">
+  <w:endnote w:type="separator" w:id="0">
+    <w:p>
+      <w:pPr>
+        <w:spacing w:line="240" w:lineRule="auto"/>
+      </w:pPr>
+      <w:r>
+        <w:separator/>
+      </w:r>
+    </w:p>
+  </w:endnote>
+  <w:endnote w:type="continuationSeparator" w:id="1">
+    <w:p>
+      <w:pPr>
+        <w:spacing w:line="240" w:lineRule="auto"/>
+      </w:pPr>
+      <w:r>
+        <w:continuationSeparator/>
+      </w:r>
+    </w:p>
+  </w:endnote>
+</w:endnotes>
+</file>
+
 <file path=word/footer1.xml><?xml version="1.0" encoding="utf-8"?>
-<w:ftr xmlns:wpc="http://schemas.microsoft.com/office/word/2010/wordprocessingCanvas" xmlns:mc="http://schemas.openxmlformats.org/markup-compatibility/2006" xmlns:o="urn:schemas-microsoft-com:office:office" xmlns:r="http://schemas.openxmlformats.org/officeDocument/2006/relationships" xmlns:m="http://schemas.openxmlformats.org/officeDocument/2006/math" xmlns:v="urn:schemas-microsoft-com:vml" xmlns:wp14="http://schemas.microsoft.com/office/word/2010/wordprocessingDrawing" xmlns:wp="http://schemas.openxmlformats.org/drawingml/2006/wordprocessingDrawing" xmlns:w10="urn:schemas-microsoft-com:office:word" xmlns:w="http://schemas.openxmlformats.org/wordprocessingml/2006/main" xmlns:w14="http://schemas.microsoft.com/office/word/2010/wordml" xmlns:w15="http://schemas.microsoft.com/office/word/2012/wordml" xmlns:wne="http://schemas.microsoft.com/office/word/2006/wordml" xmlns:wpg="http://schemas.microsoft.com/office/word/2010/wordprocessingGroup" xmlns:wpi="http://schemas.microsoft.com/office/word/2010/wordprocessingInk" xmlns:wps="http://schemas.microsoft.com/office/word/2010/wordprocessingShape" mc:Ignorable="w14 w15 wp14">
+<w:ftr xmlns:wpc="http://schemas.microsoft.com/office/word/2010/wordprocessingCanvas" xmlns:mc="http://schemas.openxmlformats.org/markup-compatibility/2006" xmlns:o="urn:schemas-microsoft-com:office:office" xmlns:r="http://schemas.openxmlformats.org/officeDocument/2006/relationships" xmlns:m="http://schemas.openxmlformats.org/officeDocument/2006/math" xmlns:v="urn:schemas-microsoft-com:vml" xmlns:wp14="http://schemas.microsoft.com/office/word/2010/wordprocessingDrawing" xmlns:wp="http://schemas.openxmlformats.org/drawingml/2006/wordprocessingDrawing" xmlns:w10="urn:schemas-microsoft-com:office:word" xmlns:w="http://schemas.openxmlformats.org/wordprocessingml/2006/main" xmlns:w14="http://schemas.microsoft.com/office/word/2010/wordml" xmlns:w15="http://schemas.microsoft.com/office/word/2012/wordml" xmlns:wpg="http://schemas.microsoft.com/office/word/2010/wordprocessingGroup" xmlns:wpi="http://schemas.microsoft.com/office/word/2010/wordprocessingInk" xmlns:wne="http://schemas.microsoft.com/office/word/2006/wordml" xmlns:wps="http://schemas.microsoft.com/office/word/2010/wordprocessingShape" xmlns:wpsCustomData="http://www.wps.cn/officeDocument/2013/wpsCustomData" mc:Ignorable="w14 w15 wp14">
   <w:p>
     <w:pPr>
       <w:spacing w:line="165" w:lineRule="auto"/>
       <w:ind w:left="4109"/>
       <w:rPr>
-        <w:rFonts w:ascii="Calibri" w:eastAsia="Calibri" w:hAnsi="Calibri" w:cs="Calibri"/>
+        <w:rFonts w:ascii="Calibri" w:hAnsi="Calibri" w:eastAsia="Calibri" w:cs="Calibri"/>
         <w:sz w:val="18"/>
         <w:szCs w:val="18"/>
       </w:rPr>
     </w:pPr>
     <w:r>
       <w:rPr>
-        <w:rFonts w:ascii="Calibri" w:eastAsia="Calibri" w:hAnsi="Calibri" w:cs="Calibri"/>
+        <w:rFonts w:ascii="Calibri" w:hAnsi="Calibri" w:eastAsia="Calibri" w:cs="Calibri"/>
         <w:sz w:val="18"/>
         <w:szCs w:val="18"/>
       </w:rPr>
@@ -7603,16 +7724,41 @@
 </w:ftr>
 </file>
 
+<file path=word/footnotes.xml><?xml version="1.0" encoding="utf-8"?>
+<w:footnotes xmlns:wpc="http://schemas.microsoft.com/office/word/2010/wordprocessingCanvas" xmlns:mc="http://schemas.openxmlformats.org/markup-compatibility/2006" xmlns:o="urn:schemas-microsoft-com:office:office" xmlns:r="http://schemas.openxmlformats.org/officeDocument/2006/relationships" xmlns:m="http://schemas.openxmlformats.org/officeDocument/2006/math" xmlns:v="urn:schemas-microsoft-com:vml" xmlns:wp14="http://schemas.microsoft.com/office/word/2010/wordprocessingDrawing" xmlns:wp="http://schemas.openxmlformats.org/drawingml/2006/wordprocessingDrawing" xmlns:w="http://schemas.openxmlformats.org/wordprocessingml/2006/main" xmlns:w14="http://schemas.microsoft.com/office/word/2010/wordml" xmlns:w15="http://schemas.microsoft.com/office/word/2012/wordml" xmlns:w10="urn:schemas-microsoft-com:office:word" xmlns:wpg="http://schemas.microsoft.com/office/word/2010/wordprocessingGroup" xmlns:wpi="http://schemas.microsoft.com/office/word/2010/wordprocessingInk" xmlns:wne="http://schemas.microsoft.com/office/word/2006/wordml" xmlns:wps="http://schemas.microsoft.com/office/word/2010/wordprocessingShape" xmlns:wpsCustomData="http://www.wps.cn/officeDocument/2013/wpsCustomData" mc:Ignorable="w14 w15 wp14">
+  <w:footnote w:type="separator" w:id="0">
+    <w:p>
+      <w:pPr>
+        <w:spacing w:line="360" w:lineRule="auto"/>
+      </w:pPr>
+      <w:r>
+        <w:separator/>
+      </w:r>
+    </w:p>
+  </w:footnote>
+  <w:footnote w:type="continuationSeparator" w:id="1">
+    <w:p>
+      <w:pPr>
+        <w:spacing w:line="360" w:lineRule="auto"/>
+      </w:pPr>
+      <w:r>
+        <w:continuationSeparator/>
+      </w:r>
+    </w:p>
+  </w:footnote>
+</w:footnotes>
+</file>
+
 <file path=word/numbering.xml><?xml version="1.0" encoding="utf-8"?>
-<w:numbering xmlns:wpc="http://schemas.microsoft.com/office/word/2010/wordprocessingCanvas" xmlns:mc="http://schemas.openxmlformats.org/markup-compatibility/2006" xmlns:o="urn:schemas-microsoft-com:office:office" xmlns:r="http://schemas.openxmlformats.org/officeDocument/2006/relationships" xmlns:m="http://schemas.openxmlformats.org/officeDocument/2006/math" xmlns:v="urn:schemas-microsoft-com:vml" xmlns:wp14="http://schemas.microsoft.com/office/word/2010/wordprocessingDrawing" xmlns:wp="http://schemas.openxmlformats.org/drawingml/2006/wordprocessingDrawing" xmlns:w10="urn:schemas-microsoft-com:office:word" xmlns:w="http://schemas.openxmlformats.org/wordprocessingml/2006/main" xmlns:w14="http://schemas.microsoft.com/office/word/2010/wordml" xmlns:w15="http://schemas.microsoft.com/office/word/2012/wordml" xmlns:wne="http://schemas.microsoft.com/office/word/2006/wordml" xmlns:wpg="http://schemas.microsoft.com/office/word/2010/wordprocessingGroup" xmlns:wpi="http://schemas.microsoft.com/office/word/2010/wordprocessingInk" xmlns:wps="http://schemas.microsoft.com/office/word/2010/wordprocessingShape" mc:Ignorable="w14 w15 wp14">
+<w:numbering xmlns:wpc="http://schemas.microsoft.com/office/word/2010/wordprocessingCanvas" xmlns:mc="http://schemas.openxmlformats.org/markup-compatibility/2006" xmlns:o="urn:schemas-microsoft-com:office:office" xmlns:r="http://schemas.openxmlformats.org/officeDocument/2006/relationships" xmlns:m="http://schemas.openxmlformats.org/officeDocument/2006/math" xmlns:v="urn:schemas-microsoft-com:vml" xmlns:wp14="http://schemas.microsoft.com/office/word/2010/wordprocessingDrawing" xmlns:wp="http://schemas.openxmlformats.org/drawingml/2006/wordprocessingDrawing" xmlns:w10="urn:schemas-microsoft-com:office:word" xmlns:w="http://schemas.openxmlformats.org/wordprocessingml/2006/main" xmlns:w14="http://schemas.microsoft.com/office/word/2010/wordml" xmlns:wpg="http://schemas.microsoft.com/office/word/2010/wordprocessingGroup" xmlns:wpi="http://schemas.microsoft.com/office/word/2010/wordprocessingInk" xmlns:wne="http://schemas.microsoft.com/office/word/2006/wordml" xmlns:wps="http://schemas.microsoft.com/office/word/2010/wordprocessingShape" xmlns:wpsCustomData="http://www.wps.cn/officeDocument/2013/wpsCustomData" mc:Ignorable="w14 wp14">
   <w:abstractNum w:abstractNumId="0">
     <w:nsid w:val="8E964DCE"/>
     <w:multiLevelType w:val="multilevel"/>
     <w:tmpl w:val="8E964DCE"/>
-    <w:lvl w:ilvl="0">
+    <w:lvl w:ilvl="0" w:tentative="0">
       <w:start w:val="1"/>
       <w:numFmt w:val="decimal"/>
-      <w:pStyle w:val="Heading1"/>
+      <w:pStyle w:val="2"/>
       <w:lvlText w:val="%1."/>
       <w:lvlJc w:val="left"/>
       <w:pPr>
@@ -7622,10 +7768,10 @@
         <w:rFonts w:hint="default"/>
       </w:rPr>
     </w:lvl>
-    <w:lvl w:ilvl="1">
+    <w:lvl w:ilvl="1" w:tentative="0">
       <w:start w:val="1"/>
       <w:numFmt w:val="decimal"/>
-      <w:pStyle w:val="Heading2"/>
+      <w:pStyle w:val="3"/>
       <w:lvlText w:val="%1.%2."/>
       <w:lvlJc w:val="left"/>
       <w:pPr>
@@ -7635,10 +7781,10 @@
         <w:rFonts w:hint="default"/>
       </w:rPr>
     </w:lvl>
-    <w:lvl w:ilvl="2">
+    <w:lvl w:ilvl="2" w:tentative="0">
       <w:start w:val="1"/>
       <w:numFmt w:val="decimal"/>
-      <w:pStyle w:val="Heading3"/>
+      <w:pStyle w:val="4"/>
       <w:lvlText w:val="%1.%2.%3."/>
       <w:lvlJc w:val="left"/>
       <w:pPr>
@@ -7648,10 +7794,10 @@
         <w:rFonts w:hint="default"/>
       </w:rPr>
     </w:lvl>
-    <w:lvl w:ilvl="3">
+    <w:lvl w:ilvl="3" w:tentative="0">
       <w:start w:val="1"/>
       <w:numFmt w:val="decimal"/>
-      <w:pStyle w:val="Heading4"/>
+      <w:pStyle w:val="5"/>
       <w:lvlText w:val="%1.%2.%3.%4."/>
       <w:lvlJc w:val="left"/>
       <w:pPr>
@@ -7661,10 +7807,10 @@
         <w:rFonts w:hint="default"/>
       </w:rPr>
     </w:lvl>
-    <w:lvl w:ilvl="4">
+    <w:lvl w:ilvl="4" w:tentative="0">
       <w:start w:val="1"/>
       <w:numFmt w:val="decimal"/>
-      <w:pStyle w:val="Heading5"/>
+      <w:pStyle w:val="6"/>
       <w:lvlText w:val="%1.%2.%3.%4.%5."/>
       <w:lvlJc w:val="left"/>
       <w:pPr>
@@ -7674,10 +7820,10 @@
         <w:rFonts w:hint="default"/>
       </w:rPr>
     </w:lvl>
-    <w:lvl w:ilvl="5">
+    <w:lvl w:ilvl="5" w:tentative="0">
       <w:start w:val="1"/>
       <w:numFmt w:val="decimal"/>
-      <w:pStyle w:val="Heading6"/>
+      <w:pStyle w:val="7"/>
       <w:lvlText w:val="%1.%2.%3.%4.%5.%6."/>
       <w:lvlJc w:val="left"/>
       <w:pPr>
@@ -7687,10 +7833,10 @@
         <w:rFonts w:hint="default"/>
       </w:rPr>
     </w:lvl>
-    <w:lvl w:ilvl="6">
+    <w:lvl w:ilvl="6" w:tentative="0">
       <w:start w:val="1"/>
       <w:numFmt w:val="decimal"/>
-      <w:pStyle w:val="Heading7"/>
+      <w:pStyle w:val="8"/>
       <w:lvlText w:val="%1.%2.%3.%4.%5.%6.%7."/>
       <w:lvlJc w:val="left"/>
       <w:pPr>
@@ -7700,10 +7846,10 @@
         <w:rFonts w:hint="default"/>
       </w:rPr>
     </w:lvl>
-    <w:lvl w:ilvl="7">
+    <w:lvl w:ilvl="7" w:tentative="0">
       <w:start w:val="1"/>
       <w:numFmt w:val="decimal"/>
-      <w:pStyle w:val="Heading8"/>
+      <w:pStyle w:val="9"/>
       <w:lvlText w:val="%1.%2.%3.%4.%5.%6.%7.%8."/>
       <w:lvlJc w:val="left"/>
       <w:pPr>
@@ -7713,10 +7859,10 @@
         <w:rFonts w:hint="default"/>
       </w:rPr>
     </w:lvl>
-    <w:lvl w:ilvl="8">
+    <w:lvl w:ilvl="8" w:tentative="0">
       <w:start w:val="1"/>
       <w:numFmt w:val="decimal"/>
-      <w:pStyle w:val="Heading9"/>
+      <w:pStyle w:val="10"/>
       <w:lvlText w:val="%1.%2.%3.%4.%5.%6.%7.%8.%9."/>
       <w:lvlJc w:val="left"/>
       <w:pPr>
@@ -7731,7 +7877,7 @@
     <w:nsid w:val="E02E8EF1"/>
     <w:multiLevelType w:val="singleLevel"/>
     <w:tmpl w:val="E02E8EF1"/>
-    <w:lvl w:ilvl="0">
+    <w:lvl w:ilvl="0" w:tentative="0">
       <w:start w:val="1"/>
       <w:numFmt w:val="decimal"/>
       <w:lvlText w:val="%1."/>
@@ -7748,7 +7894,7 @@
     <w:nsid w:val="EC3C530F"/>
     <w:multiLevelType w:val="singleLevel"/>
     <w:tmpl w:val="EC3C530F"/>
-    <w:lvl w:ilvl="0">
+    <w:lvl w:ilvl="0" w:tentative="0">
       <w:start w:val="1"/>
       <w:numFmt w:val="decimal"/>
       <w:lvlText w:val="%1."/>
@@ -7765,7 +7911,7 @@
     <w:nsid w:val="F558F81B"/>
     <w:multiLevelType w:val="singleLevel"/>
     <w:tmpl w:val="F558F81B"/>
-    <w:lvl w:ilvl="0">
+    <w:lvl w:ilvl="0" w:tentative="0">
       <w:start w:val="1"/>
       <w:numFmt w:val="decimal"/>
       <w:lvlText w:val="%1."/>
@@ -7782,7 +7928,7 @@
     <w:nsid w:val="2D78B592"/>
     <w:multiLevelType w:val="singleLevel"/>
     <w:tmpl w:val="2D78B592"/>
-    <w:lvl w:ilvl="0">
+    <w:lvl w:ilvl="0" w:tentative="0">
       <w:start w:val="1"/>
       <w:numFmt w:val="decimal"/>
       <w:lvlText w:val="%1."/>
@@ -7814,267 +7960,269 @@
 </file>
 
 <file path=word/styles.xml><?xml version="1.0" encoding="utf-8"?>
-<w:styles xmlns:mc="http://schemas.openxmlformats.org/markup-compatibility/2006" xmlns:r="http://schemas.openxmlformats.org/officeDocument/2006/relationships" xmlns:w="http://schemas.openxmlformats.org/wordprocessingml/2006/main" xmlns:w14="http://schemas.microsoft.com/office/word/2010/wordml" xmlns:w15="http://schemas.microsoft.com/office/word/2012/wordml" mc:Ignorable="w14 w15">
+<w:styles xmlns:mc="http://schemas.openxmlformats.org/markup-compatibility/2006" xmlns:o="urn:schemas-microsoft-com:office:office" xmlns:r="http://schemas.openxmlformats.org/officeDocument/2006/relationships" xmlns:m="http://schemas.openxmlformats.org/officeDocument/2006/math" xmlns:v="urn:schemas-microsoft-com:vml" xmlns:w="http://schemas.openxmlformats.org/wordprocessingml/2006/main" xmlns:w14="http://schemas.microsoft.com/office/word/2010/wordml" xmlns:w10="urn:schemas-microsoft-com:office:word" xmlns:sl="http://schemas.openxmlformats.org/schemaLibrary/2006/main" xmlns:wpsCustomData="http://www.wps.cn/officeDocument/2013/wpsCustomData" mc:Ignorable="w14">
   <w:docDefaults>
     <w:rPrDefault>
       <w:rPr>
-        <w:rFonts w:ascii="Arial" w:eastAsia="Arial" w:hAnsi="Arial" w:cs="Arial"/>
+        <w:rFonts w:ascii="Arial" w:hAnsi="Arial" w:eastAsia="Arial" w:cs="Arial"/>
       </w:rPr>
     </w:rPrDefault>
     <w:pPrDefault/>
   </w:docDefaults>
-  <w:latentStyles w:defLockedState="0" w:defUIPriority="99" w:defSemiHidden="1" w:defUnhideWhenUsed="1" w:defQFormat="0" w:count="260">
-    <w:lsdException w:name="Normal" w:semiHidden="0" w:uiPriority="0" w:unhideWhenUsed="0" w:qFormat="1"/>
-    <w:lsdException w:name="heading 1" w:semiHidden="0" w:uiPriority="0" w:unhideWhenUsed="0" w:qFormat="1"/>
-    <w:lsdException w:name="heading 2" w:semiHidden="0" w:uiPriority="0" w:qFormat="1"/>
-    <w:lsdException w:name="heading 3" w:uiPriority="0" w:qFormat="1"/>
-    <w:lsdException w:name="heading 4" w:semiHidden="0" w:uiPriority="0" w:qFormat="1"/>
-    <w:lsdException w:name="heading 5" w:uiPriority="0" w:qFormat="1"/>
-    <w:lsdException w:name="heading 6" w:uiPriority="0" w:qFormat="1"/>
-    <w:lsdException w:name="heading 7" w:uiPriority="0" w:qFormat="1"/>
-    <w:lsdException w:name="heading 8" w:uiPriority="0" w:qFormat="1"/>
-    <w:lsdException w:name="heading 9" w:uiPriority="0" w:qFormat="1"/>
-    <w:lsdException w:name="index 1" w:semiHidden="0" w:uiPriority="0" w:unhideWhenUsed="0"/>
-    <w:lsdException w:name="index 2" w:semiHidden="0" w:uiPriority="0" w:unhideWhenUsed="0"/>
-    <w:lsdException w:name="index 3" w:semiHidden="0" w:uiPriority="0" w:unhideWhenUsed="0"/>
-    <w:lsdException w:name="index 4" w:semiHidden="0" w:uiPriority="0" w:unhideWhenUsed="0"/>
-    <w:lsdException w:name="index 5" w:semiHidden="0" w:uiPriority="0" w:unhideWhenUsed="0"/>
-    <w:lsdException w:name="index 6" w:semiHidden="0" w:uiPriority="0" w:unhideWhenUsed="0"/>
-    <w:lsdException w:name="index 7" w:semiHidden="0" w:uiPriority="0" w:unhideWhenUsed="0"/>
-    <w:lsdException w:name="index 8" w:semiHidden="0" w:uiPriority="0" w:unhideWhenUsed="0"/>
-    <w:lsdException w:name="index 9" w:semiHidden="0" w:uiPriority="0" w:unhideWhenUsed="0"/>
-    <w:lsdException w:name="toc 1" w:semiHidden="0" w:uiPriority="0" w:unhideWhenUsed="0" w:qFormat="1"/>
-    <w:lsdException w:name="toc 2" w:semiHidden="0" w:uiPriority="0" w:unhideWhenUsed="0" w:qFormat="1"/>
-    <w:lsdException w:name="toc 3" w:semiHidden="0" w:uiPriority="0" w:unhideWhenUsed="0" w:qFormat="1"/>
-    <w:lsdException w:name="toc 4" w:semiHidden="0" w:uiPriority="0" w:unhideWhenUsed="0"/>
-    <w:lsdException w:name="toc 5" w:semiHidden="0" w:uiPriority="0" w:unhideWhenUsed="0"/>
-    <w:lsdException w:name="toc 6" w:semiHidden="0" w:uiPriority="0" w:unhideWhenUsed="0"/>
-    <w:lsdException w:name="toc 7" w:semiHidden="0" w:uiPriority="0" w:unhideWhenUsed="0"/>
-    <w:lsdException w:name="toc 8" w:semiHidden="0" w:uiPriority="0" w:unhideWhenUsed="0"/>
-    <w:lsdException w:name="toc 9" w:semiHidden="0" w:uiPriority="0" w:unhideWhenUsed="0"/>
-    <w:lsdException w:name="Normal Indent" w:semiHidden="0" w:uiPriority="0" w:unhideWhenUsed="0"/>
-    <w:lsdException w:name="footnote text" w:semiHidden="0" w:uiPriority="0" w:unhideWhenUsed="0"/>
-    <w:lsdException w:name="annotation text" w:semiHidden="0" w:uiPriority="0" w:unhideWhenUsed="0" w:qFormat="1"/>
-    <w:lsdException w:name="header" w:semiHidden="0" w:uiPriority="0" w:unhideWhenUsed="0" w:qFormat="1"/>
-    <w:lsdException w:name="footer" w:semiHidden="0" w:uiPriority="0" w:unhideWhenUsed="0" w:qFormat="1"/>
-    <w:lsdException w:name="index heading" w:semiHidden="0" w:uiPriority="0" w:unhideWhenUsed="0"/>
-    <w:lsdException w:name="caption" w:uiPriority="0" w:qFormat="1"/>
-    <w:lsdException w:name="table of figures" w:semiHidden="0" w:uiPriority="0" w:unhideWhenUsed="0"/>
-    <w:lsdException w:name="envelope address" w:semiHidden="0" w:uiPriority="0" w:unhideWhenUsed="0"/>
-    <w:lsdException w:name="envelope return" w:semiHidden="0" w:uiPriority="0" w:unhideWhenUsed="0"/>
-    <w:lsdException w:name="footnote reference" w:semiHidden="0" w:uiPriority="0" w:unhideWhenUsed="0"/>
-    <w:lsdException w:name="annotation reference" w:semiHidden="0" w:uiPriority="0" w:unhideWhenUsed="0"/>
-    <w:lsdException w:name="line number" w:semiHidden="0" w:uiPriority="0" w:unhideWhenUsed="0"/>
-    <w:lsdException w:name="page number" w:semiHidden="0" w:uiPriority="0" w:unhideWhenUsed="0"/>
-    <w:lsdException w:name="endnote reference" w:semiHidden="0" w:uiPriority="0" w:unhideWhenUsed="0"/>
-    <w:lsdException w:name="endnote text" w:semiHidden="0" w:uiPriority="0" w:unhideWhenUsed="0"/>
-    <w:lsdException w:name="table of authorities" w:semiHidden="0" w:uiPriority="0" w:unhideWhenUsed="0"/>
-    <w:lsdException w:name="macro" w:semiHidden="0" w:uiPriority="0" w:unhideWhenUsed="0"/>
-    <w:lsdException w:name="toa heading" w:semiHidden="0" w:uiPriority="0" w:unhideWhenUsed="0"/>
-    <w:lsdException w:name="List" w:semiHidden="0" w:uiPriority="0" w:unhideWhenUsed="0"/>
-    <w:lsdException w:name="List Bullet" w:semiHidden="0" w:uiPriority="0" w:unhideWhenUsed="0"/>
-    <w:lsdException w:name="List Number" w:semiHidden="0" w:uiPriority="0" w:unhideWhenUsed="0"/>
-    <w:lsdException w:name="List 2" w:semiHidden="0" w:uiPriority="0" w:unhideWhenUsed="0"/>
-    <w:lsdException w:name="List 3" w:semiHidden="0" w:uiPriority="0" w:unhideWhenUsed="0"/>
-    <w:lsdException w:name="List 4" w:semiHidden="0" w:uiPriority="0" w:unhideWhenUsed="0"/>
-    <w:lsdException w:name="List 5" w:semiHidden="0" w:uiPriority="0" w:unhideWhenUsed="0"/>
-    <w:lsdException w:name="List Bullet 2" w:semiHidden="0" w:uiPriority="0" w:unhideWhenUsed="0"/>
-    <w:lsdException w:name="List Bullet 3" w:semiHidden="0" w:uiPriority="0" w:unhideWhenUsed="0"/>
-    <w:lsdException w:name="List Bullet 4" w:semiHidden="0" w:uiPriority="0" w:unhideWhenUsed="0"/>
-    <w:lsdException w:name="List Bullet 5" w:semiHidden="0" w:uiPriority="0" w:unhideWhenUsed="0"/>
-    <w:lsdException w:name="List Number 2" w:semiHidden="0" w:uiPriority="0" w:unhideWhenUsed="0"/>
-    <w:lsdException w:name="List Number 3" w:semiHidden="0" w:uiPriority="0" w:unhideWhenUsed="0"/>
-    <w:lsdException w:name="List Number 4" w:semiHidden="0" w:uiPriority="0" w:unhideWhenUsed="0"/>
-    <w:lsdException w:name="List Number 5" w:semiHidden="0" w:uiPriority="0" w:unhideWhenUsed="0"/>
-    <w:lsdException w:name="Title" w:semiHidden="0" w:uiPriority="0" w:unhideWhenUsed="0" w:qFormat="1"/>
-    <w:lsdException w:name="Closing" w:semiHidden="0" w:uiPriority="0" w:unhideWhenUsed="0"/>
-    <w:lsdException w:name="Signature" w:semiHidden="0" w:uiPriority="0" w:unhideWhenUsed="0"/>
-    <w:lsdException w:name="Default Paragraph Font" w:uiPriority="0" w:unhideWhenUsed="0" w:qFormat="1"/>
-    <w:lsdException w:name="Body Text" w:uiPriority="0" w:unhideWhenUsed="0" w:qFormat="1"/>
-    <w:lsdException w:name="Body Text Indent" w:semiHidden="0" w:uiPriority="0" w:unhideWhenUsed="0"/>
-    <w:lsdException w:name="List Continue" w:semiHidden="0" w:uiPriority="0" w:unhideWhenUsed="0"/>
-    <w:lsdException w:name="List Continue 2" w:semiHidden="0" w:uiPriority="0" w:unhideWhenUsed="0"/>
-    <w:lsdException w:name="List Continue 3" w:semiHidden="0" w:uiPriority="0" w:unhideWhenUsed="0"/>
-    <w:lsdException w:name="List Continue 4" w:semiHidden="0" w:uiPriority="0" w:unhideWhenUsed="0"/>
-    <w:lsdException w:name="List Continue 5" w:semiHidden="0" w:uiPriority="0" w:unhideWhenUsed="0"/>
-    <w:lsdException w:name="Message Header" w:semiHidden="0" w:uiPriority="0" w:unhideWhenUsed="0"/>
-    <w:lsdException w:name="Subtitle" w:semiHidden="0" w:uiPriority="0" w:unhideWhenUsed="0" w:qFormat="1"/>
-    <w:lsdException w:name="Salutation" w:semiHidden="0" w:uiPriority="0" w:unhideWhenUsed="0"/>
-    <w:lsdException w:name="Date" w:semiHidden="0" w:uiPriority="0" w:unhideWhenUsed="0"/>
-    <w:lsdException w:name="Body Text First Indent" w:semiHidden="0" w:uiPriority="0" w:unhideWhenUsed="0"/>
-    <w:lsdException w:name="Body Text First Indent 2" w:semiHidden="0" w:uiPriority="0" w:unhideWhenUsed="0"/>
-    <w:lsdException w:name="Body Text 2" w:semiHidden="0" w:uiPriority="0" w:unhideWhenUsed="0"/>
-    <w:lsdException w:name="Body Text 3" w:semiHidden="0" w:uiPriority="0" w:unhideWhenUsed="0"/>
-    <w:lsdException w:name="Body Text Indent 2" w:semiHidden="0" w:uiPriority="0" w:unhideWhenUsed="0"/>
-    <w:lsdException w:name="Body Text Indent 3" w:semiHidden="0" w:uiPriority="0" w:unhideWhenUsed="0"/>
-    <w:lsdException w:name="Block Text" w:semiHidden="0" w:uiPriority="0" w:unhideWhenUsed="0"/>
-    <w:lsdException w:name="Hyperlink" w:semiHidden="0" w:uiPriority="0" w:unhideWhenUsed="0"/>
-    <w:lsdException w:name="FollowedHyperlink" w:semiHidden="0" w:uiPriority="0" w:unhideWhenUsed="0"/>
-    <w:lsdException w:name="Strong" w:semiHidden="0" w:uiPriority="0" w:unhideWhenUsed="0" w:qFormat="1"/>
-    <w:lsdException w:name="Emphasis" w:semiHidden="0" w:uiPriority="0" w:unhideWhenUsed="0" w:qFormat="1"/>
-    <w:lsdException w:name="Document Map" w:semiHidden="0" w:uiPriority="0" w:unhideWhenUsed="0"/>
-    <w:lsdException w:name="Plain Text" w:semiHidden="0" w:uiPriority="0" w:unhideWhenUsed="0"/>
-    <w:lsdException w:name="E-mail Signature" w:semiHidden="0" w:uiPriority="0" w:unhideWhenUsed="0"/>
-    <w:lsdException w:name="Normal (Web)" w:semiHidden="0" w:uiPriority="0" w:unhideWhenUsed="0" w:qFormat="1"/>
-    <w:lsdException w:name="HTML Acronym" w:semiHidden="0" w:uiPriority="0" w:unhideWhenUsed="0"/>
-    <w:lsdException w:name="HTML Address" w:semiHidden="0" w:uiPriority="0" w:unhideWhenUsed="0"/>
-    <w:lsdException w:name="HTML Cite" w:semiHidden="0" w:uiPriority="0" w:unhideWhenUsed="0"/>
-    <w:lsdException w:name="HTML Code" w:semiHidden="0" w:uiPriority="0" w:unhideWhenUsed="0"/>
-    <w:lsdException w:name="HTML Definition" w:semiHidden="0" w:uiPriority="0" w:unhideWhenUsed="0"/>
-    <w:lsdException w:name="HTML Keyboard" w:semiHidden="0" w:uiPriority="0" w:unhideWhenUsed="0"/>
-    <w:lsdException w:name="HTML Preformatted" w:semiHidden="0" w:uiPriority="0" w:unhideWhenUsed="0"/>
-    <w:lsdException w:name="HTML Sample" w:semiHidden="0" w:uiPriority="0" w:unhideWhenUsed="0"/>
-    <w:lsdException w:name="HTML Typewriter" w:semiHidden="0" w:uiPriority="0" w:unhideWhenUsed="0"/>
-    <w:lsdException w:name="HTML Variable" w:semiHidden="0" w:uiPriority="0" w:unhideWhenUsed="0"/>
-    <w:lsdException w:name="Normal Table" w:uiPriority="0" w:unhideWhenUsed="0" w:qFormat="1"/>
-    <w:lsdException w:name="annotation subject" w:semiHidden="0" w:uiPriority="0" w:unhideWhenUsed="0"/>
-    <w:lsdException w:name="Table Simple 1" w:semiHidden="0" w:uiPriority="0" w:unhideWhenUsed="0"/>
-    <w:lsdException w:name="Table Simple 2" w:semiHidden="0" w:uiPriority="0" w:unhideWhenUsed="0"/>
-    <w:lsdException w:name="Table Simple 3" w:semiHidden="0" w:uiPriority="0" w:unhideWhenUsed="0"/>
-    <w:lsdException w:name="Table Classic 1" w:semiHidden="0" w:uiPriority="0" w:unhideWhenUsed="0"/>
-    <w:lsdException w:name="Table Classic 2" w:semiHidden="0" w:uiPriority="0" w:unhideWhenUsed="0"/>
-    <w:lsdException w:name="Table Classic 3" w:semiHidden="0" w:uiPriority="0" w:unhideWhenUsed="0"/>
-    <w:lsdException w:name="Table Classic 4" w:semiHidden="0" w:uiPriority="0" w:unhideWhenUsed="0"/>
-    <w:lsdException w:name="Table Colorful 1" w:semiHidden="0" w:uiPriority="0" w:unhideWhenUsed="0"/>
-    <w:lsdException w:name="Table Colorful 2" w:semiHidden="0" w:uiPriority="0" w:unhideWhenUsed="0"/>
-    <w:lsdException w:name="Table Colorful 3" w:semiHidden="0" w:uiPriority="0" w:unhideWhenUsed="0"/>
-    <w:lsdException w:name="Table Columns 1" w:semiHidden="0" w:uiPriority="0" w:unhideWhenUsed="0"/>
-    <w:lsdException w:name="Table Columns 2" w:semiHidden="0" w:uiPriority="0" w:unhideWhenUsed="0"/>
-    <w:lsdException w:name="Table Columns 3" w:semiHidden="0" w:uiPriority="0" w:unhideWhenUsed="0"/>
-    <w:lsdException w:name="Table Columns 4" w:semiHidden="0" w:uiPriority="0" w:unhideWhenUsed="0"/>
-    <w:lsdException w:name="Table Columns 5" w:semiHidden="0" w:uiPriority="0" w:unhideWhenUsed="0"/>
-    <w:lsdException w:name="Table Grid 1" w:semiHidden="0" w:uiPriority="0" w:unhideWhenUsed="0"/>
-    <w:lsdException w:name="Table Grid 2" w:semiHidden="0" w:uiPriority="0" w:unhideWhenUsed="0"/>
-    <w:lsdException w:name="Table Grid 3" w:semiHidden="0" w:uiPriority="0" w:unhideWhenUsed="0"/>
-    <w:lsdException w:name="Table Grid 4" w:semiHidden="0" w:uiPriority="0" w:unhideWhenUsed="0"/>
-    <w:lsdException w:name="Table Grid 5" w:semiHidden="0" w:uiPriority="0" w:unhideWhenUsed="0"/>
-    <w:lsdException w:name="Table Grid 6" w:semiHidden="0" w:uiPriority="0" w:unhideWhenUsed="0"/>
-    <w:lsdException w:name="Table Grid 7" w:semiHidden="0" w:uiPriority="0" w:unhideWhenUsed="0"/>
-    <w:lsdException w:name="Table Grid 8" w:semiHidden="0" w:uiPriority="0" w:unhideWhenUsed="0"/>
-    <w:lsdException w:name="Table List 1" w:semiHidden="0" w:uiPriority="0" w:unhideWhenUsed="0"/>
-    <w:lsdException w:name="Table List 2" w:semiHidden="0" w:uiPriority="0" w:unhideWhenUsed="0"/>
-    <w:lsdException w:name="Table List 3" w:semiHidden="0" w:uiPriority="0" w:unhideWhenUsed="0"/>
-    <w:lsdException w:name="Table List 4" w:semiHidden="0" w:uiPriority="0" w:unhideWhenUsed="0"/>
-    <w:lsdException w:name="Table List 5" w:semiHidden="0" w:uiPriority="0" w:unhideWhenUsed="0"/>
-    <w:lsdException w:name="Table List 6" w:semiHidden="0" w:uiPriority="0" w:unhideWhenUsed="0"/>
-    <w:lsdException w:name="Table List 7" w:semiHidden="0" w:uiPriority="0" w:unhideWhenUsed="0"/>
-    <w:lsdException w:name="Table List 8" w:semiHidden="0" w:uiPriority="0" w:unhideWhenUsed="0"/>
-    <w:lsdException w:name="Table 3D effects 1" w:semiHidden="0" w:uiPriority="0" w:unhideWhenUsed="0"/>
-    <w:lsdException w:name="Table 3D effects 2" w:semiHidden="0" w:uiPriority="0" w:unhideWhenUsed="0"/>
-    <w:lsdException w:name="Table 3D effects 3" w:semiHidden="0" w:uiPriority="0" w:unhideWhenUsed="0"/>
-    <w:lsdException w:name="Table Contemporary" w:semiHidden="0" w:uiPriority="0" w:unhideWhenUsed="0"/>
-    <w:lsdException w:name="Table Elegant" w:semiHidden="0" w:uiPriority="0" w:unhideWhenUsed="0"/>
-    <w:lsdException w:name="Table Professional" w:semiHidden="0" w:uiPriority="0" w:unhideWhenUsed="0"/>
-    <w:lsdException w:name="Table Subtle 1" w:semiHidden="0" w:uiPriority="0" w:unhideWhenUsed="0"/>
-    <w:lsdException w:name="Table Subtle 2" w:semiHidden="0" w:uiPriority="0" w:unhideWhenUsed="0"/>
-    <w:lsdException w:name="Table Web 1" w:semiHidden="0" w:uiPriority="0" w:unhideWhenUsed="0"/>
-    <w:lsdException w:name="Table Web 2" w:semiHidden="0" w:uiPriority="0" w:unhideWhenUsed="0"/>
-    <w:lsdException w:name="Table Web 3" w:semiHidden="0" w:uiPriority="0" w:unhideWhenUsed="0"/>
-    <w:lsdException w:name="Balloon Text" w:semiHidden="0" w:uiPriority="0" w:unhideWhenUsed="0"/>
-    <w:lsdException w:name="Table Grid" w:semiHidden="0" w:uiPriority="0" w:unhideWhenUsed="0" w:qFormat="1"/>
-    <w:lsdException w:name="Table Theme" w:semiHidden="0" w:uiPriority="0" w:unhideWhenUsed="0"/>
-    <w:lsdException w:name="Light Shading" w:semiHidden="0" w:uiPriority="60" w:unhideWhenUsed="0"/>
-    <w:lsdException w:name="Light List" w:semiHidden="0" w:uiPriority="61" w:unhideWhenUsed="0"/>
-    <w:lsdException w:name="Light Grid" w:semiHidden="0" w:uiPriority="62" w:unhideWhenUsed="0"/>
-    <w:lsdException w:name="Medium Shading 1" w:semiHidden="0" w:uiPriority="63" w:unhideWhenUsed="0"/>
-    <w:lsdException w:name="Medium Shading 2" w:semiHidden="0" w:uiPriority="64" w:unhideWhenUsed="0"/>
-    <w:lsdException w:name="Medium List 1" w:semiHidden="0" w:uiPriority="65" w:unhideWhenUsed="0"/>
-    <w:lsdException w:name="Medium List 2" w:semiHidden="0" w:uiPriority="66" w:unhideWhenUsed="0"/>
-    <w:lsdException w:name="Medium Grid 1" w:semiHidden="0" w:uiPriority="67" w:unhideWhenUsed="0"/>
-    <w:lsdException w:name="Medium Grid 2" w:semiHidden="0" w:uiPriority="68" w:unhideWhenUsed="0"/>
-    <w:lsdException w:name="Medium Grid 3" w:semiHidden="0" w:uiPriority="69" w:unhideWhenUsed="0"/>
-    <w:lsdException w:name="Dark List" w:semiHidden="0" w:uiPriority="70" w:unhideWhenUsed="0"/>
-    <w:lsdException w:name="Colorful Shading" w:semiHidden="0" w:uiPriority="71" w:unhideWhenUsed="0"/>
-    <w:lsdException w:name="Colorful List" w:semiHidden="0" w:uiPriority="72" w:unhideWhenUsed="0"/>
-    <w:lsdException w:name="Colorful Grid" w:semiHidden="0" w:uiPriority="73" w:unhideWhenUsed="0"/>
-    <w:lsdException w:name="Light Shading Accent 1" w:semiHidden="0" w:uiPriority="60" w:unhideWhenUsed="0"/>
-    <w:lsdException w:name="Light List Accent 1" w:semiHidden="0" w:uiPriority="61" w:unhideWhenUsed="0"/>
-    <w:lsdException w:name="Light Grid Accent 1" w:semiHidden="0" w:uiPriority="62" w:unhideWhenUsed="0"/>
-    <w:lsdException w:name="Medium Shading 1 Accent 1" w:semiHidden="0" w:uiPriority="63" w:unhideWhenUsed="0"/>
-    <w:lsdException w:name="Medium Shading 2 Accent 1" w:semiHidden="0" w:uiPriority="64" w:unhideWhenUsed="0"/>
-    <w:lsdException w:name="Medium List 1 Accent 1" w:semiHidden="0" w:uiPriority="65" w:unhideWhenUsed="0"/>
-    <w:lsdException w:name="Medium List 2 Accent 1" w:semiHidden="0" w:uiPriority="66" w:unhideWhenUsed="0"/>
-    <w:lsdException w:name="Medium Grid 1 Accent 1" w:semiHidden="0" w:uiPriority="67" w:unhideWhenUsed="0"/>
-    <w:lsdException w:name="Medium Grid 2 Accent 1" w:semiHidden="0" w:uiPriority="68" w:unhideWhenUsed="0"/>
-    <w:lsdException w:name="Medium Grid 3 Accent 1" w:semiHidden="0" w:uiPriority="69" w:unhideWhenUsed="0"/>
-    <w:lsdException w:name="Dark List Accent 1" w:semiHidden="0" w:uiPriority="70" w:unhideWhenUsed="0"/>
-    <w:lsdException w:name="Colorful Shading Accent 1" w:semiHidden="0" w:uiPriority="71" w:unhideWhenUsed="0"/>
-    <w:lsdException w:name="Colorful List Accent 1" w:semiHidden="0" w:uiPriority="72" w:unhideWhenUsed="0"/>
-    <w:lsdException w:name="Colorful Grid Accent 1" w:semiHidden="0" w:uiPriority="73" w:unhideWhenUsed="0"/>
-    <w:lsdException w:name="Light Shading Accent 2" w:semiHidden="0" w:uiPriority="60" w:unhideWhenUsed="0"/>
-    <w:lsdException w:name="Light List Accent 2" w:semiHidden="0" w:uiPriority="61" w:unhideWhenUsed="0"/>
-    <w:lsdException w:name="Light Grid Accent 2" w:semiHidden="0" w:uiPriority="62" w:unhideWhenUsed="0"/>
-    <w:lsdException w:name="Medium Shading 1 Accent 2" w:semiHidden="0" w:uiPriority="63" w:unhideWhenUsed="0"/>
-    <w:lsdException w:name="Medium Shading 2 Accent 2" w:semiHidden="0" w:uiPriority="64" w:unhideWhenUsed="0"/>
-    <w:lsdException w:name="Medium List 1 Accent 2" w:semiHidden="0" w:uiPriority="65" w:unhideWhenUsed="0"/>
-    <w:lsdException w:name="Medium List 2 Accent 2" w:semiHidden="0" w:uiPriority="66" w:unhideWhenUsed="0"/>
-    <w:lsdException w:name="Medium Grid 1 Accent 2" w:semiHidden="0" w:uiPriority="67" w:unhideWhenUsed="0"/>
-    <w:lsdException w:name="Medium Grid 2 Accent 2" w:semiHidden="0" w:uiPriority="68" w:unhideWhenUsed="0"/>
-    <w:lsdException w:name="Medium Grid 3 Accent 2" w:semiHidden="0" w:uiPriority="69" w:unhideWhenUsed="0"/>
-    <w:lsdException w:name="Dark List Accent 2" w:semiHidden="0" w:uiPriority="70" w:unhideWhenUsed="0"/>
-    <w:lsdException w:name="Colorful Shading Accent 2" w:semiHidden="0" w:uiPriority="71" w:unhideWhenUsed="0"/>
-    <w:lsdException w:name="Colorful List Accent 2" w:semiHidden="0" w:uiPriority="72" w:unhideWhenUsed="0"/>
-    <w:lsdException w:name="Colorful Grid Accent 2" w:semiHidden="0" w:uiPriority="73" w:unhideWhenUsed="0"/>
-    <w:lsdException w:name="Light Shading Accent 3" w:semiHidden="0" w:uiPriority="60" w:unhideWhenUsed="0"/>
-    <w:lsdException w:name="Light List Accent 3" w:semiHidden="0" w:uiPriority="61" w:unhideWhenUsed="0"/>
-    <w:lsdException w:name="Light Grid Accent 3" w:semiHidden="0" w:uiPriority="62" w:unhideWhenUsed="0"/>
-    <w:lsdException w:name="Medium Shading 1 Accent 3" w:semiHidden="0" w:uiPriority="63" w:unhideWhenUsed="0"/>
-    <w:lsdException w:name="Medium Shading 2 Accent 3" w:semiHidden="0" w:uiPriority="64" w:unhideWhenUsed="0"/>
-    <w:lsdException w:name="Medium List 1 Accent 3" w:semiHidden="0" w:uiPriority="65" w:unhideWhenUsed="0"/>
-    <w:lsdException w:name="Medium List 2 Accent 3" w:semiHidden="0" w:uiPriority="66" w:unhideWhenUsed="0"/>
-    <w:lsdException w:name="Medium Grid 1 Accent 3" w:semiHidden="0" w:uiPriority="67" w:unhideWhenUsed="0"/>
-    <w:lsdException w:name="Medium Grid 2 Accent 3" w:semiHidden="0" w:uiPriority="68" w:unhideWhenUsed="0"/>
-    <w:lsdException w:name="Medium Grid 3 Accent 3" w:semiHidden="0" w:uiPriority="69" w:unhideWhenUsed="0"/>
-    <w:lsdException w:name="Dark List Accent 3" w:semiHidden="0" w:uiPriority="70" w:unhideWhenUsed="0"/>
-    <w:lsdException w:name="Colorful Shading Accent 3" w:semiHidden="0" w:uiPriority="71" w:unhideWhenUsed="0"/>
-    <w:lsdException w:name="Colorful List Accent 3" w:semiHidden="0" w:uiPriority="72" w:unhideWhenUsed="0"/>
-    <w:lsdException w:name="Colorful Grid Accent 3" w:semiHidden="0" w:uiPriority="73" w:unhideWhenUsed="0"/>
-    <w:lsdException w:name="Light Shading Accent 4" w:semiHidden="0" w:uiPriority="60" w:unhideWhenUsed="0"/>
-    <w:lsdException w:name="Light List Accent 4" w:semiHidden="0" w:uiPriority="61" w:unhideWhenUsed="0"/>
-    <w:lsdException w:name="Light Grid Accent 4" w:semiHidden="0" w:uiPriority="62" w:unhideWhenUsed="0"/>
-    <w:lsdException w:name="Medium Shading 1 Accent 4" w:semiHidden="0" w:uiPriority="63" w:unhideWhenUsed="0"/>
-    <w:lsdException w:name="Medium Shading 2 Accent 4" w:semiHidden="0" w:uiPriority="64" w:unhideWhenUsed="0"/>
-    <w:lsdException w:name="Medium List 1 Accent 4" w:semiHidden="0" w:uiPriority="65" w:unhideWhenUsed="0"/>
-    <w:lsdException w:name="Medium List 2 Accent 4" w:semiHidden="0" w:uiPriority="66" w:unhideWhenUsed="0"/>
-    <w:lsdException w:name="Medium Grid 1 Accent 4" w:semiHidden="0" w:uiPriority="67" w:unhideWhenUsed="0"/>
-    <w:lsdException w:name="Medium Grid 2 Accent 4" w:semiHidden="0" w:uiPriority="68" w:unhideWhenUsed="0"/>
-    <w:lsdException w:name="Medium Grid 3 Accent 4" w:semiHidden="0" w:uiPriority="69" w:unhideWhenUsed="0"/>
-    <w:lsdException w:name="Dark List Accent 4" w:semiHidden="0" w:uiPriority="70" w:unhideWhenUsed="0"/>
-    <w:lsdException w:name="Colorful Shading Accent 4" w:semiHidden="0" w:uiPriority="71" w:unhideWhenUsed="0"/>
-    <w:lsdException w:name="Colorful List Accent 4" w:semiHidden="0" w:uiPriority="72" w:unhideWhenUsed="0"/>
-    <w:lsdException w:name="Colorful Grid Accent 4" w:semiHidden="0" w:uiPriority="73" w:unhideWhenUsed="0"/>
-    <w:lsdException w:name="Light Shading Accent 5" w:semiHidden="0" w:uiPriority="60" w:unhideWhenUsed="0"/>
-    <w:lsdException w:name="Light List Accent 5" w:semiHidden="0" w:uiPriority="61" w:unhideWhenUsed="0"/>
-    <w:lsdException w:name="Light Grid Accent 5" w:semiHidden="0" w:uiPriority="62" w:unhideWhenUsed="0"/>
-    <w:lsdException w:name="Medium Shading 1 Accent 5" w:semiHidden="0" w:uiPriority="63" w:unhideWhenUsed="0"/>
-    <w:lsdException w:name="Medium Shading 2 Accent 5" w:semiHidden="0" w:uiPriority="64" w:unhideWhenUsed="0"/>
-    <w:lsdException w:name="Medium List 1 Accent 5" w:semiHidden="0" w:uiPriority="65" w:unhideWhenUsed="0"/>
-    <w:lsdException w:name="Medium List 2 Accent 5" w:semiHidden="0" w:uiPriority="66" w:unhideWhenUsed="0"/>
-    <w:lsdException w:name="Medium Grid 1 Accent 5" w:semiHidden="0" w:uiPriority="67" w:unhideWhenUsed="0"/>
-    <w:lsdException w:name="Medium Grid 2 Accent 5" w:semiHidden="0" w:uiPriority="68" w:unhideWhenUsed="0"/>
-    <w:lsdException w:name="Medium Grid 3 Accent 5" w:semiHidden="0" w:uiPriority="69" w:unhideWhenUsed="0"/>
-    <w:lsdException w:name="Dark List Accent 5" w:semiHidden="0" w:uiPriority="70" w:unhideWhenUsed="0"/>
-    <w:lsdException w:name="Colorful Shading Accent 5" w:semiHidden="0" w:uiPriority="71" w:unhideWhenUsed="0"/>
-    <w:lsdException w:name="Colorful List Accent 5" w:semiHidden="0" w:uiPriority="72" w:unhideWhenUsed="0"/>
-    <w:lsdException w:name="Colorful Grid Accent 5" w:semiHidden="0" w:uiPriority="73" w:unhideWhenUsed="0"/>
-    <w:lsdException w:name="Light Shading Accent 6" w:semiHidden="0" w:uiPriority="60" w:unhideWhenUsed="0"/>
-    <w:lsdException w:name="Light List Accent 6" w:semiHidden="0" w:uiPriority="61" w:unhideWhenUsed="0"/>
-    <w:lsdException w:name="Light Grid Accent 6" w:semiHidden="0" w:uiPriority="62" w:unhideWhenUsed="0"/>
-    <w:lsdException w:name="Medium Shading 1 Accent 6" w:semiHidden="0" w:uiPriority="63" w:unhideWhenUsed="0"/>
-    <w:lsdException w:name="Medium Shading 2 Accent 6" w:semiHidden="0" w:uiPriority="64" w:unhideWhenUsed="0"/>
-    <w:lsdException w:name="Medium List 1 Accent 6" w:semiHidden="0" w:uiPriority="65" w:unhideWhenUsed="0"/>
-    <w:lsdException w:name="Medium List 2 Accent 6" w:semiHidden="0" w:uiPriority="66" w:unhideWhenUsed="0"/>
-    <w:lsdException w:name="Medium Grid 1 Accent 6" w:semiHidden="0" w:uiPriority="67" w:unhideWhenUsed="0"/>
-    <w:lsdException w:name="Medium Grid 2 Accent 6" w:semiHidden="0" w:uiPriority="68" w:unhideWhenUsed="0"/>
-    <w:lsdException w:name="Medium Grid 3 Accent 6" w:semiHidden="0" w:uiPriority="69" w:unhideWhenUsed="0"/>
-    <w:lsdException w:name="Dark List Accent 6" w:semiHidden="0" w:uiPriority="70" w:unhideWhenUsed="0"/>
-    <w:lsdException w:name="Colorful Shading Accent 6" w:semiHidden="0" w:uiPriority="71" w:unhideWhenUsed="0"/>
-    <w:lsdException w:name="Colorful List Accent 6" w:semiHidden="0" w:uiPriority="72" w:unhideWhenUsed="0"/>
-    <w:lsdException w:name="Colorful Grid Accent 6" w:semiHidden="0" w:uiPriority="73" w:unhideWhenUsed="0"/>
+  <w:latentStyles w:count="260" w:defQFormat="0" w:defUnhideWhenUsed="1" w:defSemiHidden="1" w:defUIPriority="99" w:defLockedState="0">
+    <w:lsdException w:qFormat="1" w:unhideWhenUsed="0" w:uiPriority="0" w:semiHidden="0" w:name="Normal"/>
+    <w:lsdException w:qFormat="1" w:unhideWhenUsed="0" w:uiPriority="0" w:semiHidden="0" w:name="heading 1"/>
+    <w:lsdException w:qFormat="1" w:uiPriority="0" w:semiHidden="0" w:name="heading 2"/>
+    <w:lsdException w:qFormat="1" w:uiPriority="0" w:name="heading 3"/>
+    <w:lsdException w:qFormat="1" w:uiPriority="0" w:semiHidden="0" w:name="heading 4"/>
+    <w:lsdException w:qFormat="1" w:uiPriority="0" w:name="heading 5"/>
+    <w:lsdException w:qFormat="1" w:uiPriority="0" w:name="heading 6"/>
+    <w:lsdException w:qFormat="1" w:uiPriority="0" w:name="heading 7"/>
+    <w:lsdException w:qFormat="1" w:uiPriority="0" w:name="heading 8"/>
+    <w:lsdException w:qFormat="1" w:uiPriority="0" w:name="heading 9"/>
+    <w:lsdException w:unhideWhenUsed="0" w:uiPriority="0" w:semiHidden="0" w:name="index 1"/>
+    <w:lsdException w:unhideWhenUsed="0" w:uiPriority="0" w:semiHidden="0" w:name="index 2"/>
+    <w:lsdException w:unhideWhenUsed="0" w:uiPriority="0" w:semiHidden="0" w:name="index 3"/>
+    <w:lsdException w:unhideWhenUsed="0" w:uiPriority="0" w:semiHidden="0" w:name="index 4"/>
+    <w:lsdException w:unhideWhenUsed="0" w:uiPriority="0" w:semiHidden="0" w:name="index 5"/>
+    <w:lsdException w:unhideWhenUsed="0" w:uiPriority="0" w:semiHidden="0" w:name="index 6"/>
+    <w:lsdException w:unhideWhenUsed="0" w:uiPriority="0" w:semiHidden="0" w:name="index 7"/>
+    <w:lsdException w:unhideWhenUsed="0" w:uiPriority="0" w:semiHidden="0" w:name="index 8"/>
+    <w:lsdException w:unhideWhenUsed="0" w:uiPriority="0" w:semiHidden="0" w:name="index 9"/>
+    <w:lsdException w:qFormat="1" w:unhideWhenUsed="0" w:uiPriority="0" w:semiHidden="0" w:name="toc 1"/>
+    <w:lsdException w:qFormat="1" w:unhideWhenUsed="0" w:uiPriority="0" w:semiHidden="0" w:name="toc 2"/>
+    <w:lsdException w:qFormat="1" w:unhideWhenUsed="0" w:uiPriority="0" w:semiHidden="0" w:name="toc 3"/>
+    <w:lsdException w:unhideWhenUsed="0" w:uiPriority="0" w:semiHidden="0" w:name="toc 4"/>
+    <w:lsdException w:unhideWhenUsed="0" w:uiPriority="0" w:semiHidden="0" w:name="toc 5"/>
+    <w:lsdException w:unhideWhenUsed="0" w:uiPriority="0" w:semiHidden="0" w:name="toc 6"/>
+    <w:lsdException w:unhideWhenUsed="0" w:uiPriority="0" w:semiHidden="0" w:name="toc 7"/>
+    <w:lsdException w:unhideWhenUsed="0" w:uiPriority="0" w:semiHidden="0" w:name="toc 8"/>
+    <w:lsdException w:unhideWhenUsed="0" w:uiPriority="0" w:semiHidden="0" w:name="toc 9"/>
+    <w:lsdException w:unhideWhenUsed="0" w:uiPriority="0" w:semiHidden="0" w:name="Normal Indent"/>
+    <w:lsdException w:unhideWhenUsed="0" w:uiPriority="0" w:semiHidden="0" w:name="footnote text"/>
+    <w:lsdException w:qFormat="1" w:unhideWhenUsed="0" w:uiPriority="0" w:semiHidden="0" w:name="annotation text"/>
+    <w:lsdException w:qFormat="1" w:unhideWhenUsed="0" w:uiPriority="0" w:semiHidden="0" w:name="header"/>
+    <w:lsdException w:qFormat="1" w:unhideWhenUsed="0" w:uiPriority="0" w:semiHidden="0" w:name="footer"/>
+    <w:lsdException w:unhideWhenUsed="0" w:uiPriority="0" w:semiHidden="0" w:name="index heading"/>
+    <w:lsdException w:qFormat="1" w:uiPriority="0" w:name="caption"/>
+    <w:lsdException w:unhideWhenUsed="0" w:uiPriority="0" w:semiHidden="0" w:name="table of figures"/>
+    <w:lsdException w:unhideWhenUsed="0" w:uiPriority="0" w:semiHidden="0" w:name="envelope address"/>
+    <w:lsdException w:unhideWhenUsed="0" w:uiPriority="0" w:semiHidden="0" w:name="envelope return"/>
+    <w:lsdException w:unhideWhenUsed="0" w:uiPriority="0" w:semiHidden="0" w:name="footnote reference"/>
+    <w:lsdException w:unhideWhenUsed="0" w:uiPriority="0" w:semiHidden="0" w:name="annotation reference"/>
+    <w:lsdException w:unhideWhenUsed="0" w:uiPriority="0" w:semiHidden="0" w:name="line number"/>
+    <w:lsdException w:unhideWhenUsed="0" w:uiPriority="0" w:semiHidden="0" w:name="page number"/>
+    <w:lsdException w:unhideWhenUsed="0" w:uiPriority="0" w:semiHidden="0" w:name="endnote reference"/>
+    <w:lsdException w:unhideWhenUsed="0" w:uiPriority="0" w:semiHidden="0" w:name="endnote text"/>
+    <w:lsdException w:unhideWhenUsed="0" w:uiPriority="0" w:semiHidden="0" w:name="table of authorities"/>
+    <w:lsdException w:unhideWhenUsed="0" w:uiPriority="0" w:semiHidden="0" w:name="macro"/>
+    <w:lsdException w:unhideWhenUsed="0" w:uiPriority="0" w:semiHidden="0" w:name="toa heading"/>
+    <w:lsdException w:unhideWhenUsed="0" w:uiPriority="0" w:semiHidden="0" w:name="List"/>
+    <w:lsdException w:unhideWhenUsed="0" w:uiPriority="0" w:semiHidden="0" w:name="List Bullet"/>
+    <w:lsdException w:unhideWhenUsed="0" w:uiPriority="0" w:semiHidden="0" w:name="List Number"/>
+    <w:lsdException w:unhideWhenUsed="0" w:uiPriority="0" w:semiHidden="0" w:name="List 2"/>
+    <w:lsdException w:unhideWhenUsed="0" w:uiPriority="0" w:semiHidden="0" w:name="List 3"/>
+    <w:lsdException w:unhideWhenUsed="0" w:uiPriority="0" w:semiHidden="0" w:name="List 4"/>
+    <w:lsdException w:unhideWhenUsed="0" w:uiPriority="0" w:semiHidden="0" w:name="List 5"/>
+    <w:lsdException w:unhideWhenUsed="0" w:uiPriority="0" w:semiHidden="0" w:name="List Bullet 2"/>
+    <w:lsdException w:unhideWhenUsed="0" w:uiPriority="0" w:semiHidden="0" w:name="List Bullet 3"/>
+    <w:lsdException w:unhideWhenUsed="0" w:uiPriority="0" w:semiHidden="0" w:name="List Bullet 4"/>
+    <w:lsdException w:unhideWhenUsed="0" w:uiPriority="0" w:semiHidden="0" w:name="List Bullet 5"/>
+    <w:lsdException w:unhideWhenUsed="0" w:uiPriority="0" w:semiHidden="0" w:name="List Number 2"/>
+    <w:lsdException w:unhideWhenUsed="0" w:uiPriority="0" w:semiHidden="0" w:name="List Number 3"/>
+    <w:lsdException w:unhideWhenUsed="0" w:uiPriority="0" w:semiHidden="0" w:name="List Number 4"/>
+    <w:lsdException w:unhideWhenUsed="0" w:uiPriority="0" w:semiHidden="0" w:name="List Number 5"/>
+    <w:lsdException w:qFormat="1" w:unhideWhenUsed="0" w:uiPriority="0" w:semiHidden="0" w:name="Title"/>
+    <w:lsdException w:unhideWhenUsed="0" w:uiPriority="0" w:semiHidden="0" w:name="Closing"/>
+    <w:lsdException w:unhideWhenUsed="0" w:uiPriority="0" w:semiHidden="0" w:name="Signature"/>
+    <w:lsdException w:qFormat="1" w:unhideWhenUsed="0" w:uiPriority="0" w:name="Default Paragraph Font"/>
+    <w:lsdException w:qFormat="1" w:unhideWhenUsed="0" w:uiPriority="0" w:name="Body Text"/>
+    <w:lsdException w:unhideWhenUsed="0" w:uiPriority="0" w:semiHidden="0" w:name="Body Text Indent"/>
+    <w:lsdException w:unhideWhenUsed="0" w:uiPriority="0" w:semiHidden="0" w:name="List Continue"/>
+    <w:lsdException w:unhideWhenUsed="0" w:uiPriority="0" w:semiHidden="0" w:name="List Continue 2"/>
+    <w:lsdException w:unhideWhenUsed="0" w:uiPriority="0" w:semiHidden="0" w:name="List Continue 3"/>
+    <w:lsdException w:unhideWhenUsed="0" w:uiPriority="0" w:semiHidden="0" w:name="List Continue 4"/>
+    <w:lsdException w:unhideWhenUsed="0" w:uiPriority="0" w:semiHidden="0" w:name="List Continue 5"/>
+    <w:lsdException w:unhideWhenUsed="0" w:uiPriority="0" w:semiHidden="0" w:name="Message Header"/>
+    <w:lsdException w:qFormat="1" w:unhideWhenUsed="0" w:uiPriority="0" w:semiHidden="0" w:name="Subtitle"/>
+    <w:lsdException w:unhideWhenUsed="0" w:uiPriority="0" w:semiHidden="0" w:name="Salutation"/>
+    <w:lsdException w:unhideWhenUsed="0" w:uiPriority="0" w:semiHidden="0" w:name="Date"/>
+    <w:lsdException w:unhideWhenUsed="0" w:uiPriority="0" w:semiHidden="0" w:name="Body Text First Indent"/>
+    <w:lsdException w:unhideWhenUsed="0" w:uiPriority="0" w:semiHidden="0" w:name="Body Text First Indent 2"/>
+    <w:lsdException w:uiPriority="99" w:name="Note Heading"/>
+    <w:lsdException w:unhideWhenUsed="0" w:uiPriority="0" w:semiHidden="0" w:name="Body Text 2"/>
+    <w:lsdException w:unhideWhenUsed="0" w:uiPriority="0" w:semiHidden="0" w:name="Body Text 3"/>
+    <w:lsdException w:unhideWhenUsed="0" w:uiPriority="0" w:semiHidden="0" w:name="Body Text Indent 2"/>
+    <w:lsdException w:unhideWhenUsed="0" w:uiPriority="0" w:semiHidden="0" w:name="Body Text Indent 3"/>
+    <w:lsdException w:unhideWhenUsed="0" w:uiPriority="0" w:semiHidden="0" w:name="Block Text"/>
+    <w:lsdException w:unhideWhenUsed="0" w:uiPriority="0" w:semiHidden="0" w:name="Hyperlink"/>
+    <w:lsdException w:unhideWhenUsed="0" w:uiPriority="0" w:semiHidden="0" w:name="FollowedHyperlink"/>
+    <w:lsdException w:qFormat="1" w:unhideWhenUsed="0" w:uiPriority="0" w:semiHidden="0" w:name="Strong"/>
+    <w:lsdException w:qFormat="1" w:unhideWhenUsed="0" w:uiPriority="0" w:semiHidden="0" w:name="Emphasis"/>
+    <w:lsdException w:unhideWhenUsed="0" w:uiPriority="0" w:semiHidden="0" w:name="Document Map"/>
+    <w:lsdException w:unhideWhenUsed="0" w:uiPriority="0" w:semiHidden="0" w:name="Plain Text"/>
+    <w:lsdException w:unhideWhenUsed="0" w:uiPriority="0" w:semiHidden="0" w:name="E-mail Signature"/>
+    <w:lsdException w:qFormat="1" w:unhideWhenUsed="0" w:uiPriority="0" w:semiHidden="0" w:name="Normal (Web)"/>
+    <w:lsdException w:unhideWhenUsed="0" w:uiPriority="0" w:semiHidden="0" w:name="HTML Acronym"/>
+    <w:lsdException w:unhideWhenUsed="0" w:uiPriority="0" w:semiHidden="0" w:name="HTML Address"/>
+    <w:lsdException w:unhideWhenUsed="0" w:uiPriority="0" w:semiHidden="0" w:name="HTML Cite"/>
+    <w:lsdException w:unhideWhenUsed="0" w:uiPriority="0" w:semiHidden="0" w:name="HTML Code"/>
+    <w:lsdException w:unhideWhenUsed="0" w:uiPriority="0" w:semiHidden="0" w:name="HTML Definition"/>
+    <w:lsdException w:unhideWhenUsed="0" w:uiPriority="0" w:semiHidden="0" w:name="HTML Keyboard"/>
+    <w:lsdException w:unhideWhenUsed="0" w:uiPriority="0" w:semiHidden="0" w:name="HTML Preformatted"/>
+    <w:lsdException w:unhideWhenUsed="0" w:uiPriority="0" w:semiHidden="0" w:name="HTML Sample"/>
+    <w:lsdException w:unhideWhenUsed="0" w:uiPriority="0" w:semiHidden="0" w:name="HTML Typewriter"/>
+    <w:lsdException w:unhideWhenUsed="0" w:uiPriority="0" w:semiHidden="0" w:name="HTML Variable"/>
+    <w:lsdException w:qFormat="1" w:unhideWhenUsed="0" w:uiPriority="0" w:name="Normal Table"/>
+    <w:lsdException w:unhideWhenUsed="0" w:uiPriority="0" w:semiHidden="0" w:name="annotation subject"/>
+    <w:lsdException w:unhideWhenUsed="0" w:uiPriority="0" w:semiHidden="0" w:name="Table Simple 1"/>
+    <w:lsdException w:unhideWhenUsed="0" w:uiPriority="0" w:semiHidden="0" w:name="Table Simple 2"/>
+    <w:lsdException w:unhideWhenUsed="0" w:uiPriority="0" w:semiHidden="0" w:name="Table Simple 3"/>
+    <w:lsdException w:unhideWhenUsed="0" w:uiPriority="0" w:semiHidden="0" w:name="Table Classic 1"/>
+    <w:lsdException w:unhideWhenUsed="0" w:uiPriority="0" w:semiHidden="0" w:name="Table Classic 2"/>
+    <w:lsdException w:unhideWhenUsed="0" w:uiPriority="0" w:semiHidden="0" w:name="Table Classic 3"/>
+    <w:lsdException w:unhideWhenUsed="0" w:uiPriority="0" w:semiHidden="0" w:name="Table Classic 4"/>
+    <w:lsdException w:unhideWhenUsed="0" w:uiPriority="0" w:semiHidden="0" w:name="Table Colorful 1"/>
+    <w:lsdException w:unhideWhenUsed="0" w:uiPriority="0" w:semiHidden="0" w:name="Table Colorful 2"/>
+    <w:lsdException w:unhideWhenUsed="0" w:uiPriority="0" w:semiHidden="0" w:name="Table Colorful 3"/>
+    <w:lsdException w:unhideWhenUsed="0" w:uiPriority="0" w:semiHidden="0" w:name="Table Columns 1"/>
+    <w:lsdException w:unhideWhenUsed="0" w:uiPriority="0" w:semiHidden="0" w:name="Table Columns 2"/>
+    <w:lsdException w:unhideWhenUsed="0" w:uiPriority="0" w:semiHidden="0" w:name="Table Columns 3"/>
+    <w:lsdException w:unhideWhenUsed="0" w:uiPriority="0" w:semiHidden="0" w:name="Table Columns 4"/>
+    <w:lsdException w:unhideWhenUsed="0" w:uiPriority="0" w:semiHidden="0" w:name="Table Columns 5"/>
+    <w:lsdException w:unhideWhenUsed="0" w:uiPriority="0" w:semiHidden="0" w:name="Table Grid 1"/>
+    <w:lsdException w:unhideWhenUsed="0" w:uiPriority="0" w:semiHidden="0" w:name="Table Grid 2"/>
+    <w:lsdException w:unhideWhenUsed="0" w:uiPriority="0" w:semiHidden="0" w:name="Table Grid 3"/>
+    <w:lsdException w:unhideWhenUsed="0" w:uiPriority="0" w:semiHidden="0" w:name="Table Grid 4"/>
+    <w:lsdException w:unhideWhenUsed="0" w:uiPriority="0" w:semiHidden="0" w:name="Table Grid 5"/>
+    <w:lsdException w:unhideWhenUsed="0" w:uiPriority="0" w:semiHidden="0" w:name="Table Grid 6"/>
+    <w:lsdException w:unhideWhenUsed="0" w:uiPriority="0" w:semiHidden="0" w:name="Table Grid 7"/>
+    <w:lsdException w:unhideWhenUsed="0" w:uiPriority="0" w:semiHidden="0" w:name="Table Grid 8"/>
+    <w:lsdException w:unhideWhenUsed="0" w:uiPriority="0" w:semiHidden="0" w:name="Table List 1"/>
+    <w:lsdException w:unhideWhenUsed="0" w:uiPriority="0" w:semiHidden="0" w:name="Table List 2"/>
+    <w:lsdException w:unhideWhenUsed="0" w:uiPriority="0" w:semiHidden="0" w:name="Table List 3"/>
+    <w:lsdException w:unhideWhenUsed="0" w:uiPriority="0" w:semiHidden="0" w:name="Table List 4"/>
+    <w:lsdException w:unhideWhenUsed="0" w:uiPriority="0" w:semiHidden="0" w:name="Table List 5"/>
+    <w:lsdException w:unhideWhenUsed="0" w:uiPriority="0" w:semiHidden="0" w:name="Table List 6"/>
+    <w:lsdException w:unhideWhenUsed="0" w:uiPriority="0" w:semiHidden="0" w:name="Table List 7"/>
+    <w:lsdException w:unhideWhenUsed="0" w:uiPriority="0" w:semiHidden="0" w:name="Table List 8"/>
+    <w:lsdException w:unhideWhenUsed="0" w:uiPriority="0" w:semiHidden="0" w:name="Table 3D effects 1"/>
+    <w:lsdException w:unhideWhenUsed="0" w:uiPriority="0" w:semiHidden="0" w:name="Table 3D effects 2"/>
+    <w:lsdException w:unhideWhenUsed="0" w:uiPriority="0" w:semiHidden="0" w:name="Table 3D effects 3"/>
+    <w:lsdException w:unhideWhenUsed="0" w:uiPriority="0" w:semiHidden="0" w:name="Table Contemporary"/>
+    <w:lsdException w:unhideWhenUsed="0" w:uiPriority="0" w:semiHidden="0" w:name="Table Elegant"/>
+    <w:lsdException w:unhideWhenUsed="0" w:uiPriority="0" w:semiHidden="0" w:name="Table Professional"/>
+    <w:lsdException w:unhideWhenUsed="0" w:uiPriority="0" w:semiHidden="0" w:name="Table Subtle 1"/>
+    <w:lsdException w:unhideWhenUsed="0" w:uiPriority="0" w:semiHidden="0" w:name="Table Subtle 2"/>
+    <w:lsdException w:unhideWhenUsed="0" w:uiPriority="0" w:semiHidden="0" w:name="Table Web 1"/>
+    <w:lsdException w:unhideWhenUsed="0" w:uiPriority="0" w:semiHidden="0" w:name="Table Web 2"/>
+    <w:lsdException w:unhideWhenUsed="0" w:uiPriority="0" w:semiHidden="0" w:name="Table Web 3"/>
+    <w:lsdException w:unhideWhenUsed="0" w:uiPriority="0" w:semiHidden="0" w:name="Balloon Text"/>
+    <w:lsdException w:qFormat="1" w:unhideWhenUsed="0" w:uiPriority="0" w:semiHidden="0" w:name="Table Grid"/>
+    <w:lsdException w:unhideWhenUsed="0" w:uiPriority="0" w:semiHidden="0" w:name="Table Theme"/>
+    <w:lsdException w:unhideWhenUsed="0" w:uiPriority="60" w:semiHidden="0" w:name="Light Shading"/>
+    <w:lsdException w:unhideWhenUsed="0" w:uiPriority="61" w:semiHidden="0" w:name="Light List"/>
+    <w:lsdException w:unhideWhenUsed="0" w:uiPriority="62" w:semiHidden="0" w:name="Light Grid"/>
+    <w:lsdException w:unhideWhenUsed="0" w:uiPriority="63" w:semiHidden="0" w:name="Medium Shading 1"/>
+    <w:lsdException w:unhideWhenUsed="0" w:uiPriority="64" w:semiHidden="0" w:name="Medium Shading 2"/>
+    <w:lsdException w:unhideWhenUsed="0" w:uiPriority="65" w:semiHidden="0" w:name="Medium List 1"/>
+    <w:lsdException w:unhideWhenUsed="0" w:uiPriority="66" w:semiHidden="0" w:name="Medium List 2"/>
+    <w:lsdException w:unhideWhenUsed="0" w:uiPriority="67" w:semiHidden="0" w:name="Medium Grid 1"/>
+    <w:lsdException w:unhideWhenUsed="0" w:uiPriority="68" w:semiHidden="0" w:name="Medium Grid 2"/>
+    <w:lsdException w:unhideWhenUsed="0" w:uiPriority="69" w:semiHidden="0" w:name="Medium Grid 3"/>
+    <w:lsdException w:unhideWhenUsed="0" w:uiPriority="70" w:semiHidden="0" w:name="Dark List"/>
+    <w:lsdException w:unhideWhenUsed="0" w:uiPriority="71" w:semiHidden="0" w:name="Colorful Shading"/>
+    <w:lsdException w:unhideWhenUsed="0" w:uiPriority="72" w:semiHidden="0" w:name="Colorful List"/>
+    <w:lsdException w:unhideWhenUsed="0" w:uiPriority="73" w:semiHidden="0" w:name="Colorful Grid"/>
+    <w:lsdException w:unhideWhenUsed="0" w:uiPriority="60" w:semiHidden="0" w:name="Light Shading Accent 1"/>
+    <w:lsdException w:unhideWhenUsed="0" w:uiPriority="61" w:semiHidden="0" w:name="Light List Accent 1"/>
+    <w:lsdException w:unhideWhenUsed="0" w:uiPriority="62" w:semiHidden="0" w:name="Light Grid Accent 1"/>
+    <w:lsdException w:unhideWhenUsed="0" w:uiPriority="63" w:semiHidden="0" w:name="Medium Shading 1 Accent 1"/>
+    <w:lsdException w:unhideWhenUsed="0" w:uiPriority="64" w:semiHidden="0" w:name="Medium Shading 2 Accent 1"/>
+    <w:lsdException w:unhideWhenUsed="0" w:uiPriority="65" w:semiHidden="0" w:name="Medium List 1 Accent 1"/>
+    <w:lsdException w:unhideWhenUsed="0" w:uiPriority="66" w:semiHidden="0" w:name="Medium List 2 Accent 1"/>
+    <w:lsdException w:unhideWhenUsed="0" w:uiPriority="67" w:semiHidden="0" w:name="Medium Grid 1 Accent 1"/>
+    <w:lsdException w:unhideWhenUsed="0" w:uiPriority="68" w:semiHidden="0" w:name="Medium Grid 2 Accent 1"/>
+    <w:lsdException w:unhideWhenUsed="0" w:uiPriority="69" w:semiHidden="0" w:name="Medium Grid 3 Accent 1"/>
+    <w:lsdException w:unhideWhenUsed="0" w:uiPriority="70" w:semiHidden="0" w:name="Dark List Accent 1"/>
+    <w:lsdException w:unhideWhenUsed="0" w:uiPriority="71" w:semiHidden="0" w:name="Colorful Shading Accent 1"/>
+    <w:lsdException w:unhideWhenUsed="0" w:uiPriority="72" w:semiHidden="0" w:name="Colorful List Accent 1"/>
+    <w:lsdException w:unhideWhenUsed="0" w:uiPriority="73" w:semiHidden="0" w:name="Colorful Grid Accent 1"/>
+    <w:lsdException w:unhideWhenUsed="0" w:uiPriority="60" w:semiHidden="0" w:name="Light Shading Accent 2"/>
+    <w:lsdException w:unhideWhenUsed="0" w:uiPriority="61" w:semiHidden="0" w:name="Light List Accent 2"/>
+    <w:lsdException w:unhideWhenUsed="0" w:uiPriority="62" w:semiHidden="0" w:name="Light Grid Accent 2"/>
+    <w:lsdException w:unhideWhenUsed="0" w:uiPriority="63" w:semiHidden="0" w:name="Medium Shading 1 Accent 2"/>
+    <w:lsdException w:unhideWhenUsed="0" w:uiPriority="64" w:semiHidden="0" w:name="Medium Shading 2 Accent 2"/>
+    <w:lsdException w:unhideWhenUsed="0" w:uiPriority="65" w:semiHidden="0" w:name="Medium List 1 Accent 2"/>
+    <w:lsdException w:unhideWhenUsed="0" w:uiPriority="66" w:semiHidden="0" w:name="Medium List 2 Accent 2"/>
+    <w:lsdException w:unhideWhenUsed="0" w:uiPriority="67" w:semiHidden="0" w:name="Medium Grid 1 Accent 2"/>
+    <w:lsdException w:unhideWhenUsed="0" w:uiPriority="68" w:semiHidden="0" w:name="Medium Grid 2 Accent 2"/>
+    <w:lsdException w:unhideWhenUsed="0" w:uiPriority="69" w:semiHidden="0" w:name="Medium Grid 3 Accent 2"/>
+    <w:lsdException w:unhideWhenUsed="0" w:uiPriority="70" w:semiHidden="0" w:name="Dark List Accent 2"/>
+    <w:lsdException w:unhideWhenUsed="0" w:uiPriority="71" w:semiHidden="0" w:name="Colorful Shading Accent 2"/>
+    <w:lsdException w:unhideWhenUsed="0" w:uiPriority="72" w:semiHidden="0" w:name="Colorful List Accent 2"/>
+    <w:lsdException w:unhideWhenUsed="0" w:uiPriority="73" w:semiHidden="0" w:name="Colorful Grid Accent 2"/>
+    <w:lsdException w:unhideWhenUsed="0" w:uiPriority="60" w:semiHidden="0" w:name="Light Shading Accent 3"/>
+    <w:lsdException w:unhideWhenUsed="0" w:uiPriority="61" w:semiHidden="0" w:name="Light List Accent 3"/>
+    <w:lsdException w:unhideWhenUsed="0" w:uiPriority="62" w:semiHidden="0" w:name="Light Grid Accent 3"/>
+    <w:lsdException w:unhideWhenUsed="0" w:uiPriority="63" w:semiHidden="0" w:name="Medium Shading 1 Accent 3"/>
+    <w:lsdException w:unhideWhenUsed="0" w:uiPriority="64" w:semiHidden="0" w:name="Medium Shading 2 Accent 3"/>
+    <w:lsdException w:unhideWhenUsed="0" w:uiPriority="65" w:semiHidden="0" w:name="Medium List 1 Accent 3"/>
+    <w:lsdException w:unhideWhenUsed="0" w:uiPriority="66" w:semiHidden="0" w:name="Medium List 2 Accent 3"/>
+    <w:lsdException w:unhideWhenUsed="0" w:uiPriority="67" w:semiHidden="0" w:name="Medium Grid 1 Accent 3"/>
+    <w:lsdException w:unhideWhenUsed="0" w:uiPriority="68" w:semiHidden="0" w:name="Medium Grid 2 Accent 3"/>
+    <w:lsdException w:unhideWhenUsed="0" w:uiPriority="69" w:semiHidden="0" w:name="Medium Grid 3 Accent 3"/>
+    <w:lsdException w:unhideWhenUsed="0" w:uiPriority="70" w:semiHidden="0" w:name="Dark List Accent 3"/>
+    <w:lsdException w:unhideWhenUsed="0" w:uiPriority="71" w:semiHidden="0" w:name="Colorful Shading Accent 3"/>
+    <w:lsdException w:unhideWhenUsed="0" w:uiPriority="72" w:semiHidden="0" w:name="Colorful List Accent 3"/>
+    <w:lsdException w:unhideWhenUsed="0" w:uiPriority="73" w:semiHidden="0" w:name="Colorful Grid Accent 3"/>
+    <w:lsdException w:unhideWhenUsed="0" w:uiPriority="60" w:semiHidden="0" w:name="Light Shading Accent 4"/>
+    <w:lsdException w:unhideWhenUsed="0" w:uiPriority="61" w:semiHidden="0" w:name="Light List Accent 4"/>
+    <w:lsdException w:unhideWhenUsed="0" w:uiPriority="62" w:semiHidden="0" w:name="Light Grid Accent 4"/>
+    <w:lsdException w:unhideWhenUsed="0" w:uiPriority="63" w:semiHidden="0" w:name="Medium Shading 1 Accent 4"/>
+    <w:lsdException w:unhideWhenUsed="0" w:uiPriority="64" w:semiHidden="0" w:name="Medium Shading 2 Accent 4"/>
+    <w:lsdException w:unhideWhenUsed="0" w:uiPriority="65" w:semiHidden="0" w:name="Medium List 1 Accent 4"/>
+    <w:lsdException w:unhideWhenUsed="0" w:uiPriority="66" w:semiHidden="0" w:name="Medium List 2 Accent 4"/>
+    <w:lsdException w:unhideWhenUsed="0" w:uiPriority="67" w:semiHidden="0" w:name="Medium Grid 1 Accent 4"/>
+    <w:lsdException w:unhideWhenUsed="0" w:uiPriority="68" w:semiHidden="0" w:name="Medium Grid 2 Accent 4"/>
+    <w:lsdException w:unhideWhenUsed="0" w:uiPriority="69" w:semiHidden="0" w:name="Medium Grid 3 Accent 4"/>
+    <w:lsdException w:unhideWhenUsed="0" w:uiPriority="70" w:semiHidden="0" w:name="Dark List Accent 4"/>
+    <w:lsdException w:unhideWhenUsed="0" w:uiPriority="71" w:semiHidden="0" w:name="Colorful Shading Accent 4"/>
+    <w:lsdException w:unhideWhenUsed="0" w:uiPriority="72" w:semiHidden="0" w:name="Colorful List Accent 4"/>
+    <w:lsdException w:unhideWhenUsed="0" w:uiPriority="73" w:semiHidden="0" w:name="Colorful Grid Accent 4"/>
+    <w:lsdException w:unhideWhenUsed="0" w:uiPriority="60" w:semiHidden="0" w:name="Light Shading Accent 5"/>
+    <w:lsdException w:unhideWhenUsed="0" w:uiPriority="61" w:semiHidden="0" w:name="Light List Accent 5"/>
+    <w:lsdException w:unhideWhenUsed="0" w:uiPriority="62" w:semiHidden="0" w:name="Light Grid Accent 5"/>
+    <w:lsdException w:unhideWhenUsed="0" w:uiPriority="63" w:semiHidden="0" w:name="Medium Shading 1 Accent 5"/>
+    <w:lsdException w:unhideWhenUsed="0" w:uiPriority="64" w:semiHidden="0" w:name="Medium Shading 2 Accent 5"/>
+    <w:lsdException w:unhideWhenUsed="0" w:uiPriority="65" w:semiHidden="0" w:name="Medium List 1 Accent 5"/>
+    <w:lsdException w:unhideWhenUsed="0" w:uiPriority="66" w:semiHidden="0" w:name="Medium List 2 Accent 5"/>
+    <w:lsdException w:unhideWhenUsed="0" w:uiPriority="67" w:semiHidden="0" w:name="Medium Grid 1 Accent 5"/>
+    <w:lsdException w:unhideWhenUsed="0" w:uiPriority="68" w:semiHidden="0" w:name="Medium Grid 2 Accent 5"/>
+    <w:lsdException w:unhideWhenUsed="0" w:uiPriority="69" w:semiHidden="0" w:name="Medium Grid 3 Accent 5"/>
+    <w:lsdException w:unhideWhenUsed="0" w:uiPriority="70" w:semiHidden="0" w:name="Dark List Accent 5"/>
+    <w:lsdException w:unhideWhenUsed="0" w:uiPriority="71" w:semiHidden="0" w:name="Colorful Shading Accent 5"/>
+    <w:lsdException w:unhideWhenUsed="0" w:uiPriority="72" w:semiHidden="0" w:name="Colorful List Accent 5"/>
+    <w:lsdException w:unhideWhenUsed="0" w:uiPriority="73" w:semiHidden="0" w:name="Colorful Grid Accent 5"/>
+    <w:lsdException w:unhideWhenUsed="0" w:uiPriority="60" w:semiHidden="0" w:name="Light Shading Accent 6"/>
+    <w:lsdException w:unhideWhenUsed="0" w:uiPriority="61" w:semiHidden="0" w:name="Light List Accent 6"/>
+    <w:lsdException w:unhideWhenUsed="0" w:uiPriority="62" w:semiHidden="0" w:name="Light Grid Accent 6"/>
+    <w:lsdException w:unhideWhenUsed="0" w:uiPriority="63" w:semiHidden="0" w:name="Medium Shading 1 Accent 6"/>
+    <w:lsdException w:unhideWhenUsed="0" w:uiPriority="64" w:semiHidden="0" w:name="Medium Shading 2 Accent 6"/>
+    <w:lsdException w:unhideWhenUsed="0" w:uiPriority="65" w:semiHidden="0" w:name="Medium List 1 Accent 6"/>
+    <w:lsdException w:unhideWhenUsed="0" w:uiPriority="66" w:semiHidden="0" w:name="Medium List 2 Accent 6"/>
+    <w:lsdException w:unhideWhenUsed="0" w:uiPriority="67" w:semiHidden="0" w:name="Medium Grid 1 Accent 6"/>
+    <w:lsdException w:unhideWhenUsed="0" w:uiPriority="68" w:semiHidden="0" w:name="Medium Grid 2 Accent 6"/>
+    <w:lsdException w:unhideWhenUsed="0" w:uiPriority="69" w:semiHidden="0" w:name="Medium Grid 3 Accent 6"/>
+    <w:lsdException w:unhideWhenUsed="0" w:uiPriority="70" w:semiHidden="0" w:name="Dark List Accent 6"/>
+    <w:lsdException w:unhideWhenUsed="0" w:uiPriority="71" w:semiHidden="0" w:name="Colorful Shading Accent 6"/>
+    <w:lsdException w:unhideWhenUsed="0" w:uiPriority="72" w:semiHidden="0" w:name="Colorful List Accent 6"/>
+    <w:lsdException w:unhideWhenUsed="0" w:uiPriority="73" w:semiHidden="0" w:name="Colorful Grid Accent 6"/>
   </w:latentStyles>
-  <w:style w:type="paragraph" w:default="1" w:styleId="Normal">
+  <w:style w:type="paragraph" w:default="1" w:styleId="1">
     <w:name w:val="Normal"/>
     <w:qFormat/>
+    <w:uiPriority w:val="0"/>
     <w:pPr>
       <w:kinsoku w:val="0"/>
       <w:autoSpaceDE w:val="0"/>
@@ -8086,7 +8234,7 @@
       <w:textAlignment w:val="baseline"/>
     </w:pPr>
     <w:rPr>
-      <w:rFonts w:ascii="Arial" w:eastAsia="宋体" w:hAnsi="Arial" w:cs="Arial"/>
+      <w:rFonts w:ascii="Arial" w:hAnsi="Arial" w:eastAsia="宋体" w:cs="Arial"/>
       <w:snapToGrid w:val="0"/>
       <w:color w:val="000000"/>
       <w:kern w:val="0"/>
@@ -8095,11 +8243,12 @@
       <w:lang w:val="en-US" w:eastAsia="en-US" w:bidi="ar-SA"/>
     </w:rPr>
   </w:style>
-  <w:style w:type="paragraph" w:styleId="Heading1">
+  <w:style w:type="paragraph" w:styleId="2">
     <w:name w:val="heading 1"/>
-    <w:basedOn w:val="Normal"/>
-    <w:next w:val="Normal"/>
+    <w:basedOn w:val="1"/>
+    <w:next w:val="1"/>
     <w:qFormat/>
+    <w:uiPriority w:val="0"/>
     <w:pPr>
       <w:keepNext/>
       <w:keepLines/>
@@ -8117,12 +8266,13 @@
       <w:sz w:val="44"/>
     </w:rPr>
   </w:style>
-  <w:style w:type="paragraph" w:styleId="Heading2">
+  <w:style w:type="paragraph" w:styleId="3">
     <w:name w:val="heading 2"/>
-    <w:basedOn w:val="Normal"/>
-    <w:next w:val="Normal"/>
+    <w:basedOn w:val="1"/>
+    <w:next w:val="1"/>
     <w:unhideWhenUsed/>
     <w:qFormat/>
+    <w:uiPriority w:val="0"/>
     <w:pPr>
       <w:keepNext/>
       <w:keepLines/>
@@ -8135,18 +8285,19 @@
       <w:outlineLvl w:val="1"/>
     </w:pPr>
     <w:rPr>
-      <w:rFonts w:ascii="Arial" w:eastAsia="黑体" w:hAnsi="Arial"/>
+      <w:rFonts w:ascii="Arial" w:hAnsi="Arial" w:eastAsia="黑体"/>
       <w:b/>
       <w:sz w:val="32"/>
     </w:rPr>
   </w:style>
-  <w:style w:type="paragraph" w:styleId="Heading3">
+  <w:style w:type="paragraph" w:styleId="4">
     <w:name w:val="heading 3"/>
-    <w:basedOn w:val="Normal"/>
-    <w:next w:val="Normal"/>
+    <w:basedOn w:val="1"/>
+    <w:next w:val="1"/>
     <w:semiHidden/>
     <w:unhideWhenUsed/>
     <w:qFormat/>
+    <w:uiPriority w:val="0"/>
     <w:pPr>
       <w:keepNext/>
       <w:keepLines/>
@@ -8163,12 +8314,13 @@
       <w:sz w:val="32"/>
     </w:rPr>
   </w:style>
-  <w:style w:type="paragraph" w:styleId="Heading4">
+  <w:style w:type="paragraph" w:styleId="5">
     <w:name w:val="heading 4"/>
-    <w:basedOn w:val="Normal"/>
-    <w:next w:val="Normal"/>
+    <w:basedOn w:val="1"/>
+    <w:next w:val="1"/>
     <w:unhideWhenUsed/>
     <w:qFormat/>
+    <w:uiPriority w:val="0"/>
     <w:pPr>
       <w:keepNext/>
       <w:keepLines/>
@@ -8181,18 +8333,19 @@
       <w:outlineLvl w:val="3"/>
     </w:pPr>
     <w:rPr>
-      <w:rFonts w:ascii="Arial" w:eastAsia="黑体" w:hAnsi="Arial"/>
+      <w:rFonts w:ascii="Arial" w:hAnsi="Arial" w:eastAsia="黑体"/>
       <w:b/>
       <w:sz w:val="28"/>
     </w:rPr>
   </w:style>
-  <w:style w:type="paragraph" w:styleId="Heading5">
+  <w:style w:type="paragraph" w:styleId="6">
     <w:name w:val="heading 5"/>
-    <w:basedOn w:val="Normal"/>
-    <w:next w:val="Normal"/>
+    <w:basedOn w:val="1"/>
+    <w:next w:val="1"/>
     <w:semiHidden/>
     <w:unhideWhenUsed/>
     <w:qFormat/>
+    <w:uiPriority w:val="0"/>
     <w:pPr>
       <w:keepNext/>
       <w:keepLines/>
@@ -8209,13 +8362,14 @@
       <w:sz w:val="28"/>
     </w:rPr>
   </w:style>
-  <w:style w:type="paragraph" w:styleId="Heading6">
+  <w:style w:type="paragraph" w:styleId="7">
     <w:name w:val="heading 6"/>
-    <w:basedOn w:val="Normal"/>
-    <w:next w:val="Normal"/>
+    <w:basedOn w:val="1"/>
+    <w:next w:val="1"/>
     <w:semiHidden/>
     <w:unhideWhenUsed/>
     <w:qFormat/>
+    <w:uiPriority w:val="0"/>
     <w:pPr>
       <w:keepNext/>
       <w:keepLines/>
@@ -8228,18 +8382,19 @@
       <w:outlineLvl w:val="5"/>
     </w:pPr>
     <w:rPr>
-      <w:rFonts w:ascii="Arial" w:eastAsia="黑体" w:hAnsi="Arial"/>
+      <w:rFonts w:ascii="Arial" w:hAnsi="Arial" w:eastAsia="黑体"/>
       <w:b/>
       <w:sz w:val="24"/>
     </w:rPr>
   </w:style>
-  <w:style w:type="paragraph" w:styleId="Heading7">
+  <w:style w:type="paragraph" w:styleId="8">
     <w:name w:val="heading 7"/>
-    <w:basedOn w:val="Normal"/>
-    <w:next w:val="Normal"/>
+    <w:basedOn w:val="1"/>
+    <w:next w:val="1"/>
     <w:semiHidden/>
     <w:unhideWhenUsed/>
     <w:qFormat/>
+    <w:uiPriority w:val="0"/>
     <w:pPr>
       <w:keepNext/>
       <w:keepLines/>
@@ -8256,13 +8411,14 @@
       <w:sz w:val="24"/>
     </w:rPr>
   </w:style>
-  <w:style w:type="paragraph" w:styleId="Heading8">
+  <w:style w:type="paragraph" w:styleId="9">
     <w:name w:val="heading 8"/>
-    <w:basedOn w:val="Normal"/>
-    <w:next w:val="Normal"/>
+    <w:basedOn w:val="1"/>
+    <w:next w:val="1"/>
     <w:semiHidden/>
     <w:unhideWhenUsed/>
     <w:qFormat/>
+    <w:uiPriority w:val="0"/>
     <w:pPr>
       <w:keepNext/>
       <w:keepLines/>
@@ -8275,17 +8431,18 @@
       <w:outlineLvl w:val="7"/>
     </w:pPr>
     <w:rPr>
-      <w:rFonts w:ascii="Arial" w:eastAsia="黑体" w:hAnsi="Arial"/>
+      <w:rFonts w:ascii="Arial" w:hAnsi="Arial" w:eastAsia="黑体"/>
       <w:sz w:val="24"/>
     </w:rPr>
   </w:style>
-  <w:style w:type="paragraph" w:styleId="Heading9">
+  <w:style w:type="paragraph" w:styleId="10">
     <w:name w:val="heading 9"/>
-    <w:basedOn w:val="Normal"/>
-    <w:next w:val="Normal"/>
+    <w:basedOn w:val="1"/>
+    <w:next w:val="1"/>
     <w:semiHidden/>
     <w:unhideWhenUsed/>
     <w:qFormat/>
+    <w:uiPriority w:val="0"/>
     <w:pPr>
       <w:keepNext/>
       <w:keepLines/>
@@ -8298,19 +8455,21 @@
       <w:outlineLvl w:val="8"/>
     </w:pPr>
     <w:rPr>
-      <w:rFonts w:ascii="Arial" w:eastAsia="黑体" w:hAnsi="Arial"/>
+      <w:rFonts w:ascii="Arial" w:hAnsi="Arial" w:eastAsia="黑体"/>
       <w:sz w:val="21"/>
     </w:rPr>
   </w:style>
-  <w:style w:type="character" w:default="1" w:styleId="DefaultParagraphFont">
+  <w:style w:type="character" w:default="1" w:styleId="22">
     <w:name w:val="Default Paragraph Font"/>
     <w:semiHidden/>
     <w:qFormat/>
+    <w:uiPriority w:val="0"/>
   </w:style>
-  <w:style w:type="table" w:default="1" w:styleId="TableNormal">
+  <w:style w:type="table" w:default="1" w:styleId="20">
     <w:name w:val="Normal Table"/>
     <w:semiHidden/>
     <w:qFormat/>
+    <w:uiPriority w:val="0"/>
     <w:tblPr>
       <w:tblCellMar>
         <w:top w:w="0" w:type="dxa"/>
@@ -8320,39 +8479,43 @@
       </w:tblCellMar>
     </w:tblPr>
   </w:style>
-  <w:style w:type="paragraph" w:styleId="CommentText">
+  <w:style w:type="paragraph" w:styleId="11">
     <w:name w:val="annotation text"/>
-    <w:basedOn w:val="Normal"/>
+    <w:basedOn w:val="1"/>
     <w:qFormat/>
+    <w:uiPriority w:val="0"/>
     <w:pPr>
       <w:jc w:val="left"/>
     </w:pPr>
   </w:style>
-  <w:style w:type="paragraph" w:styleId="BodyText">
+  <w:style w:type="paragraph" w:styleId="12">
     <w:name w:val="Body Text"/>
-    <w:basedOn w:val="Normal"/>
+    <w:basedOn w:val="1"/>
     <w:semiHidden/>
     <w:qFormat/>
+    <w:uiPriority w:val="0"/>
     <w:rPr>
-      <w:rFonts w:ascii="Arial" w:eastAsia="Arial" w:hAnsi="Arial" w:cs="Arial"/>
+      <w:rFonts w:ascii="Arial" w:hAnsi="Arial" w:eastAsia="Arial" w:cs="Arial"/>
       <w:sz w:val="21"/>
       <w:szCs w:val="21"/>
       <w:lang w:val="en-US" w:eastAsia="en-US" w:bidi="ar-SA"/>
     </w:rPr>
   </w:style>
-  <w:style w:type="paragraph" w:styleId="TOC3">
+  <w:style w:type="paragraph" w:styleId="13">
     <w:name w:val="toc 3"/>
-    <w:basedOn w:val="Normal"/>
-    <w:next w:val="Normal"/>
+    <w:basedOn w:val="1"/>
+    <w:next w:val="1"/>
     <w:qFormat/>
+    <w:uiPriority w:val="0"/>
     <w:pPr>
       <w:ind w:left="840" w:leftChars="400"/>
     </w:pPr>
   </w:style>
-  <w:style w:type="paragraph" w:styleId="Footer">
+  <w:style w:type="paragraph" w:styleId="14">
     <w:name w:val="footer"/>
-    <w:basedOn w:val="Normal"/>
+    <w:basedOn w:val="1"/>
     <w:qFormat/>
+    <w:uiPriority w:val="0"/>
     <w:pPr>
       <w:tabs>
         <w:tab w:val="center" w:pos="4153"/>
@@ -8365,16 +8528,17 @@
       <w:sz w:val="18"/>
     </w:rPr>
   </w:style>
-  <w:style w:type="paragraph" w:styleId="Header">
+  <w:style w:type="paragraph" w:styleId="15">
     <w:name w:val="header"/>
-    <w:basedOn w:val="Normal"/>
+    <w:basedOn w:val="1"/>
     <w:qFormat/>
+    <w:uiPriority w:val="0"/>
     <w:pPr>
       <w:pBdr>
-        <w:top w:val="nil"/>
-        <w:left w:val="nil"/>
-        <w:bottom w:val="nil"/>
-        <w:right w:val="nil"/>
+        <w:top w:val="none" w:color="auto" w:sz="0" w:space="0"/>
+        <w:left w:val="none" w:color="auto" w:sz="0" w:space="0"/>
+        <w:bottom w:val="none" w:color="auto" w:sz="0" w:space="0"/>
+        <w:right w:val="none" w:color="auto" w:sz="0" w:space="0"/>
       </w:pBdr>
       <w:tabs>
         <w:tab w:val="center" w:pos="4153"/>
@@ -8389,37 +8553,41 @@
       <w:sz w:val="18"/>
     </w:rPr>
   </w:style>
-  <w:style w:type="paragraph" w:styleId="TOC1">
+  <w:style w:type="paragraph" w:styleId="16">
     <w:name w:val="toc 1"/>
-    <w:basedOn w:val="Normal"/>
-    <w:next w:val="Normal"/>
+    <w:basedOn w:val="1"/>
+    <w:next w:val="1"/>
     <w:qFormat/>
+    <w:uiPriority w:val="0"/>
     <w:rPr>
-      <w:rFonts w:ascii="Arial" w:eastAsia="Microsoft JhengHei" w:hAnsi="Arial"/>
+      <w:rFonts w:ascii="Arial" w:hAnsi="Arial" w:eastAsia="Microsoft JhengHei"/>
       <w:sz w:val="24"/>
     </w:rPr>
   </w:style>
-  <w:style w:type="paragraph" w:styleId="TOC2">
+  <w:style w:type="paragraph" w:styleId="17">
     <w:name w:val="toc 2"/>
-    <w:basedOn w:val="Normal"/>
-    <w:next w:val="Normal"/>
+    <w:basedOn w:val="1"/>
+    <w:next w:val="1"/>
     <w:qFormat/>
+    <w:uiPriority w:val="0"/>
     <w:pPr>
       <w:ind w:left="420" w:leftChars="200"/>
     </w:pPr>
   </w:style>
-  <w:style w:type="paragraph" w:styleId="NormalWeb">
+  <w:style w:type="paragraph" w:styleId="18">
     <w:name w:val="Normal (Web)"/>
-    <w:basedOn w:val="Normal"/>
+    <w:basedOn w:val="1"/>
     <w:qFormat/>
+    <w:uiPriority w:val="0"/>
     <w:rPr>
       <w:sz w:val="24"/>
     </w:rPr>
   </w:style>
-  <w:style w:type="paragraph" w:styleId="Title">
+  <w:style w:type="paragraph" w:styleId="19">
     <w:name w:val="Title"/>
-    <w:basedOn w:val="Normal"/>
+    <w:basedOn w:val="1"/>
     <w:qFormat/>
+    <w:uiPriority w:val="0"/>
     <w:pPr>
       <w:spacing w:before="240" w:beforeLines="0" w:beforeAutospacing="0" w:after="60" w:afterLines="0" w:afterAutospacing="0"/>
       <w:jc w:val="center"/>
@@ -8431,38 +8599,41 @@
       <w:sz w:val="32"/>
     </w:rPr>
   </w:style>
-  <w:style w:type="table" w:styleId="TableGrid">
+  <w:style w:type="table" w:styleId="21">
     <w:name w:val="Table Grid"/>
-    <w:basedOn w:val="TableNormal"/>
+    <w:basedOn w:val="20"/>
     <w:qFormat/>
+    <w:uiPriority w:val="0"/>
     <w:pPr>
       <w:widowControl w:val="0"/>
       <w:jc w:val="both"/>
     </w:pPr>
     <w:tblPr>
       <w:tblBorders>
-        <w:top w:val="single" w:sz="4" w:space="0" w:color="auto"/>
-        <w:left w:val="single" w:sz="4" w:space="0" w:color="auto"/>
-        <w:bottom w:val="single" w:sz="4" w:space="0" w:color="auto"/>
-        <w:right w:val="single" w:sz="4" w:space="0" w:color="auto"/>
-        <w:insideH w:val="single" w:sz="4" w:space="0" w:color="auto"/>
-        <w:insideV w:val="single" w:sz="4" w:space="0" w:color="auto"/>
+        <w:top w:val="single" w:color="auto" w:sz="4" w:space="0"/>
+        <w:left w:val="single" w:color="auto" w:sz="4" w:space="0"/>
+        <w:bottom w:val="single" w:color="auto" w:sz="4" w:space="0"/>
+        <w:right w:val="single" w:color="auto" w:sz="4" w:space="0"/>
+        <w:insideH w:val="single" w:color="auto" w:sz="4" w:space="0"/>
+        <w:insideV w:val="single" w:color="auto" w:sz="4" w:space="0"/>
       </w:tblBorders>
     </w:tblPr>
   </w:style>
-  <w:style w:type="character" w:styleId="Strong">
+  <w:style w:type="character" w:styleId="23">
     <w:name w:val="Strong"/>
-    <w:basedOn w:val="DefaultParagraphFont"/>
+    <w:basedOn w:val="22"/>
     <w:qFormat/>
+    <w:uiPriority w:val="0"/>
     <w:rPr>
       <w:b/>
     </w:rPr>
   </w:style>
-  <w:style w:type="table" w:customStyle="1" w:styleId="TableNormal0">
+  <w:style w:type="table" w:customStyle="1" w:styleId="24">
     <w:name w:val="Table Normal_0"/>
     <w:semiHidden/>
     <w:unhideWhenUsed/>
     <w:qFormat/>
+    <w:uiPriority w:val="0"/>
     <w:tblPr>
       <w:tblCellMar>
         <w:top w:w="0" w:type="dxa"/>
@@ -8472,81 +8643,87 @@
       </w:tblCellMar>
     </w:tblPr>
   </w:style>
-  <w:style w:type="paragraph" w:customStyle="1" w:styleId="TableText">
+  <w:style w:type="paragraph" w:customStyle="1" w:styleId="25">
     <w:name w:val="Table Text"/>
-    <w:basedOn w:val="Normal"/>
+    <w:basedOn w:val="1"/>
     <w:semiHidden/>
     <w:qFormat/>
+    <w:uiPriority w:val="0"/>
     <w:rPr>
-      <w:rFonts w:ascii="宋体" w:eastAsia="宋体" w:hAnsi="宋体" w:cs="宋体"/>
+      <w:rFonts w:ascii="宋体" w:hAnsi="宋体" w:eastAsia="宋体" w:cs="宋体"/>
       <w:sz w:val="21"/>
       <w:szCs w:val="21"/>
       <w:lang w:val="en-US" w:eastAsia="en-US" w:bidi="ar-SA"/>
     </w:rPr>
   </w:style>
-  <w:style w:type="paragraph" w:customStyle="1" w:styleId="1">
+  <w:style w:type="paragraph" w:customStyle="1" w:styleId="26">
     <w:name w:val="柴_标题1"/>
-    <w:basedOn w:val="Heading1"/>
-    <w:next w:val="a"/>
-    <w:link w:val="1Char"/>
+    <w:basedOn w:val="2"/>
+    <w:next w:val="27"/>
+    <w:link w:val="38"/>
     <w:qFormat/>
+    <w:uiPriority w:val="0"/>
     <w:pPr>
       <w:spacing w:before="100" w:after="90" w:line="360" w:lineRule="auto"/>
     </w:pPr>
     <w:rPr>
-      <w:rFonts w:ascii="Arial" w:eastAsia="宋体" w:hAnsi="Arial"/>
+      <w:rFonts w:ascii="Arial" w:hAnsi="Arial" w:eastAsia="宋体"/>
       <w:sz w:val="32"/>
     </w:rPr>
   </w:style>
-  <w:style w:type="paragraph" w:customStyle="1" w:styleId="a">
+  <w:style w:type="paragraph" w:customStyle="1" w:styleId="27">
     <w:name w:val="柴_正文"/>
-    <w:basedOn w:val="BodyText"/>
-    <w:link w:val="Char"/>
+    <w:basedOn w:val="12"/>
+    <w:link w:val="41"/>
     <w:qFormat/>
+    <w:uiPriority w:val="0"/>
     <w:pPr>
       <w:spacing w:line="360" w:lineRule="auto"/>
       <w:ind w:firstLine="470" w:firstLineChars="200"/>
     </w:pPr>
     <w:rPr>
-      <w:rFonts w:ascii="Arial" w:eastAsia="宋体" w:hAnsi="Arial"/>
+      <w:rFonts w:ascii="Arial" w:hAnsi="Arial" w:eastAsia="宋体"/>
       <w:sz w:val="24"/>
       <w:lang w:eastAsia="zh-CN"/>
     </w:rPr>
   </w:style>
-  <w:style w:type="paragraph" w:customStyle="1" w:styleId="2">
+  <w:style w:type="paragraph" w:customStyle="1" w:styleId="28">
     <w:name w:val="柴_标题2"/>
-    <w:basedOn w:val="Heading2"/>
-    <w:next w:val="a"/>
+    <w:basedOn w:val="3"/>
+    <w:next w:val="27"/>
     <w:qFormat/>
+    <w:uiPriority w:val="0"/>
     <w:pPr>
       <w:spacing w:line="360" w:lineRule="auto"/>
     </w:pPr>
     <w:rPr>
-      <w:rFonts w:ascii="Arial" w:eastAsia="宋体" w:hAnsi="Arial"/>
+      <w:rFonts w:ascii="Arial" w:hAnsi="Arial" w:eastAsia="宋体"/>
       <w:sz w:val="28"/>
     </w:rPr>
   </w:style>
-  <w:style w:type="paragraph" w:customStyle="1" w:styleId="3">
+  <w:style w:type="paragraph" w:customStyle="1" w:styleId="29">
     <w:name w:val="柴_标题3"/>
-    <w:basedOn w:val="Heading3"/>
-    <w:next w:val="a"/>
+    <w:basedOn w:val="4"/>
+    <w:next w:val="27"/>
     <w:qFormat/>
+    <w:uiPriority w:val="0"/>
     <w:pPr>
       <w:spacing w:line="360" w:lineRule="auto"/>
       <w:ind w:left="0" w:firstLine="472" w:firstLineChars="200"/>
     </w:pPr>
     <w:rPr>
-      <w:rFonts w:ascii="宋体" w:eastAsia="宋体" w:hAnsi="宋体" w:cs="宋体"/>
+      <w:rFonts w:ascii="宋体" w:hAnsi="宋体" w:eastAsia="宋体" w:cs="宋体"/>
       <w:spacing w:val="-2"/>
       <w:sz w:val="24"/>
       <w:szCs w:val="24"/>
     </w:rPr>
   </w:style>
-  <w:style w:type="paragraph" w:customStyle="1" w:styleId="a0">
+  <w:style w:type="paragraph" w:customStyle="1" w:styleId="30">
     <w:name w:val="柴_目录"/>
-    <w:basedOn w:val="Normal"/>
-    <w:next w:val="BodyText"/>
+    <w:basedOn w:val="1"/>
+    <w:next w:val="12"/>
     <w:qFormat/>
+    <w:uiPriority w:val="0"/>
     <w:pPr>
       <w:tabs>
         <w:tab w:val="right" w:leader="dot" w:pos="8442"/>
@@ -8554,89 +8731,96 @@
       <w:ind w:left="0" w:leftChars="0"/>
     </w:pPr>
     <w:rPr>
-      <w:rFonts w:ascii="Arial" w:eastAsia="Microsoft JhengHei" w:hAnsi="Arial"/>
+      <w:rFonts w:ascii="Arial" w:hAnsi="Arial" w:eastAsia="Microsoft JhengHei"/>
       <w:sz w:val="24"/>
     </w:rPr>
   </w:style>
-  <w:style w:type="paragraph" w:customStyle="1" w:styleId="a1">
+  <w:style w:type="paragraph" w:customStyle="1" w:styleId="31">
     <w:name w:val="柴_公司名"/>
-    <w:basedOn w:val="Title"/>
+    <w:basedOn w:val="19"/>
     <w:qFormat/>
+    <w:uiPriority w:val="0"/>
     <w:pPr>
       <w:spacing w:after="600" w:afterLines="600"/>
     </w:pPr>
     <w:rPr>
-      <w:rFonts w:ascii="宋体" w:eastAsia="宋体" w:hAnsi="宋体" w:cs="宋体" w:hint="eastAsia"/>
+      <w:rFonts w:hint="eastAsia" w:ascii="宋体" w:hAnsi="宋体" w:eastAsia="宋体" w:cs="宋体"/>
       <w:bCs/>
       <w:spacing w:val="-6"/>
       <w:sz w:val="52"/>
       <w:szCs w:val="52"/>
     </w:rPr>
   </w:style>
-  <w:style w:type="paragraph" w:customStyle="1" w:styleId="a2">
+  <w:style w:type="paragraph" w:customStyle="1" w:styleId="32">
     <w:name w:val="柴_文档名"/>
-    <w:basedOn w:val="Title"/>
+    <w:basedOn w:val="19"/>
     <w:qFormat/>
+    <w:uiPriority w:val="0"/>
     <w:pPr>
       <w:spacing w:after="900" w:afterLines="900"/>
     </w:pPr>
     <w:rPr>
-      <w:rFonts w:ascii="黑体" w:eastAsia="黑体" w:hAnsi="黑体" w:cs="黑体"/>
+      <w:rFonts w:ascii="黑体" w:hAnsi="黑体" w:eastAsia="黑体" w:cs="黑体"/>
       <w:bCs/>
       <w:spacing w:val="-7"/>
       <w:sz w:val="52"/>
       <w:szCs w:val="52"/>
     </w:rPr>
   </w:style>
-  <w:style w:type="paragraph" w:customStyle="1" w:styleId="WPSOffice1">
+  <w:style w:type="paragraph" w:customStyle="1" w:styleId="33">
     <w:name w:val="WPSOffice手动目录 1"/>
     <w:qFormat/>
+    <w:uiPriority w:val="0"/>
     <w:pPr>
       <w:ind w:leftChars="0"/>
     </w:pPr>
     <w:rPr>
-      <w:rFonts w:ascii="Times New Roman" w:eastAsia="宋体" w:hAnsi="Times New Roman" w:cs="Times New Roman"/>
+      <w:rFonts w:ascii="Times New Roman" w:hAnsi="Times New Roman" w:eastAsia="宋体" w:cs="Times New Roman"/>
       <w:sz w:val="20"/>
       <w:szCs w:val="20"/>
     </w:rPr>
   </w:style>
-  <w:style w:type="paragraph" w:customStyle="1" w:styleId="WPSOffice2">
+  <w:style w:type="paragraph" w:customStyle="1" w:styleId="34">
     <w:name w:val="WPSOffice手动目录 2"/>
     <w:qFormat/>
+    <w:uiPriority w:val="0"/>
     <w:pPr>
       <w:ind w:leftChars="200"/>
     </w:pPr>
     <w:rPr>
-      <w:rFonts w:ascii="Times New Roman" w:eastAsia="宋体" w:hAnsi="Times New Roman" w:cs="Times New Roman"/>
+      <w:rFonts w:ascii="Times New Roman" w:hAnsi="Times New Roman" w:eastAsia="宋体" w:cs="Times New Roman"/>
       <w:sz w:val="20"/>
       <w:szCs w:val="20"/>
     </w:rPr>
   </w:style>
-  <w:style w:type="paragraph" w:customStyle="1" w:styleId="WPSOffice3">
+  <w:style w:type="paragraph" w:customStyle="1" w:styleId="35">
     <w:name w:val="WPSOffice手动目录 3"/>
     <w:qFormat/>
+    <w:uiPriority w:val="0"/>
     <w:pPr>
       <w:ind w:leftChars="400"/>
     </w:pPr>
     <w:rPr>
-      <w:rFonts w:ascii="Times New Roman" w:eastAsia="宋体" w:hAnsi="Times New Roman" w:cs="Times New Roman"/>
+      <w:rFonts w:ascii="Times New Roman" w:hAnsi="Times New Roman" w:eastAsia="宋体" w:cs="Times New Roman"/>
       <w:sz w:val="20"/>
       <w:szCs w:val="20"/>
     </w:rPr>
   </w:style>
-  <w:style w:type="paragraph" w:customStyle="1" w:styleId="Compact">
+  <w:style w:type="paragraph" w:customStyle="1" w:styleId="36">
     <w:name w:val="Compact"/>
-    <w:basedOn w:val="BodyText"/>
+    <w:basedOn w:val="12"/>
     <w:qFormat/>
+    <w:uiPriority w:val="0"/>
     <w:pPr>
       <w:spacing w:before="36" w:after="36"/>
     </w:pPr>
   </w:style>
-  <w:style w:type="table" w:customStyle="1" w:styleId="Table">
+  <w:style w:type="table" w:customStyle="1" w:styleId="37">
     <w:name w:val="Table"/>
     <w:semiHidden/>
     <w:unhideWhenUsed/>
     <w:qFormat/>
+    <w:uiPriority w:val="0"/>
     <w:tblPr>
       <w:tblCellMar>
         <w:top w:w="0" w:type="dxa"/>
@@ -8648,25 +8832,27 @@
     <w:tblStylePr w:type="firstRow">
       <w:tcPr>
         <w:tcBorders>
-          <w:bottom w:val="single" w:sz="0" w:space="0" w:color="auto"/>
+          <w:bottom w:val="single" w:color="auto" w:sz="0" w:space="0"/>
         </w:tcBorders>
         <w:vAlign w:val="bottom"/>
       </w:tcPr>
     </w:tblStylePr>
   </w:style>
-  <w:style w:type="character" w:customStyle="1" w:styleId="1Char">
+  <w:style w:type="character" w:customStyle="1" w:styleId="38">
     <w:name w:val="柴_标题1 Char"/>
-    <w:link w:val="1"/>
+    <w:link w:val="26"/>
     <w:qFormat/>
+    <w:uiPriority w:val="0"/>
     <w:rPr>
-      <w:rFonts w:ascii="Arial" w:eastAsia="宋体" w:hAnsi="Arial"/>
+      <w:rFonts w:ascii="Arial" w:hAnsi="Arial" w:eastAsia="宋体"/>
       <w:sz w:val="32"/>
     </w:rPr>
   </w:style>
-  <w:style w:type="paragraph" w:customStyle="1" w:styleId="a3">
+  <w:style w:type="paragraph" w:customStyle="1" w:styleId="39">
     <w:name w:val="柴_正文_无缩进"/>
-    <w:basedOn w:val="Normal"/>
+    <w:basedOn w:val="1"/>
     <w:qFormat/>
+    <w:uiPriority w:val="0"/>
     <w:pPr>
       <w:ind w:firstLine="0" w:firstLineChars="0"/>
     </w:pPr>
@@ -8676,29 +8862,31 @@
       <w:lang w:eastAsia="zh-CN"/>
     </w:rPr>
   </w:style>
-  <w:style w:type="paragraph" w:customStyle="1" w:styleId="4">
+  <w:style w:type="paragraph" w:customStyle="1" w:styleId="40">
     <w:name w:val="柴_标题4"/>
-    <w:basedOn w:val="Heading4"/>
-    <w:next w:val="Normal"/>
+    <w:basedOn w:val="5"/>
+    <w:next w:val="1"/>
     <w:qFormat/>
+    <w:uiPriority w:val="0"/>
     <w:pPr>
       <w:widowControl w:val="0"/>
       <w:spacing w:before="160" w:line="360" w:lineRule="auto"/>
-      <w:ind w:left="981" w:hanging="862" w:leftChars="300"/>
+      <w:ind w:left="981" w:leftChars="300" w:hanging="862"/>
     </w:pPr>
     <w:rPr>
-      <w:rFonts w:ascii="Calibri" w:eastAsia="宋体" w:hAnsi="Calibri" w:cs="宋体" w:hint="eastAsia"/>
+      <w:rFonts w:hint="eastAsia" w:ascii="Calibri" w:hAnsi="Calibri" w:eastAsia="宋体" w:cs="宋体"/>
       <w:sz w:val="24"/>
       <w:szCs w:val="24"/>
       <w:lang w:eastAsia="zh-CN" w:bidi="zh-CN"/>
     </w:rPr>
   </w:style>
-  <w:style w:type="character" w:customStyle="1" w:styleId="Char">
+  <w:style w:type="character" w:customStyle="1" w:styleId="41">
     <w:name w:val="柴_正文 Char"/>
-    <w:link w:val="a"/>
+    <w:link w:val="27"/>
     <w:qFormat/>
+    <w:uiPriority w:val="0"/>
     <w:rPr>
-      <w:rFonts w:ascii="Arial" w:eastAsia="宋体" w:hAnsi="Arial"/>
+      <w:rFonts w:ascii="Arial" w:hAnsi="Arial" w:eastAsia="宋体"/>
       <w:sz w:val="24"/>
       <w:lang w:eastAsia="zh-CN"/>
     </w:rPr>

--- a/6-过程管理/流程制度规范类文件/060106-变更管理程序.docx
+++ b/6-过程管理/流程制度规范类文件/060106-变更管理程序.docx
@@ -39,7 +39,7 @@
         <w:snapToGrid w:val="0"/>
         <w:textAlignment w:val="baseline"/>
       </w:pPr>
-      <w:bookmarkStart w:id="0" w:name="_Toc7521"/>
+      <w:bookmarkStart w:id="0" w:name="_Toc4977"/>
       <w:r>
         <w:t>变更管理程序</w:t>
       </w:r>
@@ -63,7 +63,7 @@
         <w:snapToGrid w:val="0"/>
         <w:textAlignment w:val="baseline"/>
       </w:pPr>
-      <w:bookmarkStart w:id="1" w:name="_Toc8344"/>
+      <w:bookmarkStart w:id="1" w:name="_Toc1295"/>
       <w:r>
         <w:t>中达丰集团有限公司</w:t>
       </w:r>
@@ -181,7 +181,7 @@
           <w:szCs w:val="28"/>
         </w:rPr>
       </w:pPr>
-      <w:bookmarkStart w:id="2" w:name="_Toc6323"/>
+      <w:bookmarkStart w:id="2" w:name="_Toc789"/>
       <w:r>
         <w:rPr>
           <w:rFonts w:ascii="宋体" w:hAnsi="宋体" w:eastAsia="宋体" w:cs="宋体"/>
@@ -1672,8 +1672,6 @@
               <w:tab w:val="right" w:leader="dot" w:pos="8492"/>
             </w:tabs>
           </w:pPr>
-          <w:bookmarkStart w:id="20" w:name="_GoBack"/>
-          <w:bookmarkEnd w:id="20"/>
           <w:r>
             <w:rPr>
               <w:rFonts w:ascii="Times New Roman" w:hAnsi="Times New Roman" w:eastAsia="Times New Roman" w:cs="Times New Roman"/>
@@ -1710,7 +1708,7 @@
               <w:rFonts w:ascii="Times New Roman" w:hAnsi="Times New Roman" w:eastAsia="Times New Roman" w:cs="Times New Roman"/>
               <w:szCs w:val="24"/>
             </w:rPr>
-            <w:instrText xml:space="preserve"> HYPERLINK \l _Toc7521 </w:instrText>
+            <w:instrText xml:space="preserve"> HYPERLINK \l _Toc4977 </w:instrText>
           </w:r>
           <w:r>
             <w:rPr>
@@ -1729,7 +1727,7 @@
             <w:fldChar w:fldCharType="begin"/>
           </w:r>
           <w:r>
-            <w:instrText xml:space="preserve"> PAGEREF _Toc7521 \h </w:instrText>
+            <w:instrText xml:space="preserve"> PAGEREF _Toc4977 \h </w:instrText>
           </w:r>
           <w:r>
             <w:fldChar w:fldCharType="separate"/>
@@ -1767,7 +1765,7 @@
               <w:rFonts w:ascii="Times New Roman" w:hAnsi="Times New Roman" w:eastAsia="Times New Roman" w:cs="Times New Roman"/>
               <w:szCs w:val="24"/>
             </w:rPr>
-            <w:instrText xml:space="preserve"> HYPERLINK \l _Toc8344 </w:instrText>
+            <w:instrText xml:space="preserve"> HYPERLINK \l _Toc1295 </w:instrText>
           </w:r>
           <w:r>
             <w:rPr>
@@ -1786,7 +1784,7 @@
             <w:fldChar w:fldCharType="begin"/>
           </w:r>
           <w:r>
-            <w:instrText xml:space="preserve"> PAGEREF _Toc8344 \h </w:instrText>
+            <w:instrText xml:space="preserve"> PAGEREF _Toc1295 \h </w:instrText>
           </w:r>
           <w:r>
             <w:fldChar w:fldCharType="separate"/>
@@ -1824,7 +1822,7 @@
               <w:rFonts w:ascii="Times New Roman" w:hAnsi="Times New Roman" w:eastAsia="Times New Roman" w:cs="Times New Roman"/>
               <w:szCs w:val="24"/>
             </w:rPr>
-            <w:instrText xml:space="preserve"> HYPERLINK \l _Toc6323 </w:instrText>
+            <w:instrText xml:space="preserve"> HYPERLINK \l _Toc789 </w:instrText>
           </w:r>
           <w:r>
             <w:rPr>
@@ -1848,7 +1846,7 @@
             <w:fldChar w:fldCharType="begin"/>
           </w:r>
           <w:r>
-            <w:instrText xml:space="preserve"> PAGEREF _Toc6323 \h </w:instrText>
+            <w:instrText xml:space="preserve"> PAGEREF _Toc789 \h </w:instrText>
           </w:r>
           <w:r>
             <w:fldChar w:fldCharType="separate"/>
@@ -1886,7 +1884,7 @@
               <w:rFonts w:ascii="Times New Roman" w:hAnsi="Times New Roman" w:eastAsia="Times New Roman" w:cs="Times New Roman"/>
               <w:szCs w:val="24"/>
             </w:rPr>
-            <w:instrText xml:space="preserve"> HYPERLINK \l _Toc32462 </w:instrText>
+            <w:instrText xml:space="preserve"> HYPERLINK \l _Toc13584 </w:instrText>
           </w:r>
           <w:r>
             <w:rPr>
@@ -1911,7 +1909,7 @@
             <w:fldChar w:fldCharType="begin"/>
           </w:r>
           <w:r>
-            <w:instrText xml:space="preserve"> PAGEREF _Toc32462 \h </w:instrText>
+            <w:instrText xml:space="preserve"> PAGEREF _Toc13584 \h </w:instrText>
           </w:r>
           <w:r>
             <w:fldChar w:fldCharType="separate"/>
@@ -1949,7 +1947,7 @@
               <w:rFonts w:ascii="Times New Roman" w:hAnsi="Times New Roman" w:eastAsia="Times New Roman" w:cs="Times New Roman"/>
               <w:szCs w:val="24"/>
             </w:rPr>
-            <w:instrText xml:space="preserve"> HYPERLINK \l _Toc9769 </w:instrText>
+            <w:instrText xml:space="preserve"> HYPERLINK \l _Toc27885 </w:instrText>
           </w:r>
           <w:r>
             <w:rPr>
@@ -1974,7 +1972,7 @@
             <w:fldChar w:fldCharType="begin"/>
           </w:r>
           <w:r>
-            <w:instrText xml:space="preserve"> PAGEREF _Toc9769 \h </w:instrText>
+            <w:instrText xml:space="preserve"> PAGEREF _Toc27885 \h </w:instrText>
           </w:r>
           <w:r>
             <w:fldChar w:fldCharType="separate"/>
@@ -2012,7 +2010,7 @@
               <w:rFonts w:ascii="Times New Roman" w:hAnsi="Times New Roman" w:eastAsia="Times New Roman" w:cs="Times New Roman"/>
               <w:szCs w:val="24"/>
             </w:rPr>
-            <w:instrText xml:space="preserve"> HYPERLINK \l _Toc5192 </w:instrText>
+            <w:instrText xml:space="preserve"> HYPERLINK \l _Toc9759 </w:instrText>
           </w:r>
           <w:r>
             <w:rPr>
@@ -2037,7 +2035,7 @@
             <w:fldChar w:fldCharType="begin"/>
           </w:r>
           <w:r>
-            <w:instrText xml:space="preserve"> PAGEREF _Toc5192 \h </w:instrText>
+            <w:instrText xml:space="preserve"> PAGEREF _Toc9759 \h </w:instrText>
           </w:r>
           <w:r>
             <w:fldChar w:fldCharType="separate"/>
@@ -2075,7 +2073,7 @@
               <w:rFonts w:ascii="Times New Roman" w:hAnsi="Times New Roman" w:eastAsia="Times New Roman" w:cs="Times New Roman"/>
               <w:szCs w:val="24"/>
             </w:rPr>
-            <w:instrText xml:space="preserve"> HYPERLINK \l _Toc2506 </w:instrText>
+            <w:instrText xml:space="preserve"> HYPERLINK \l _Toc14747 </w:instrText>
           </w:r>
           <w:r>
             <w:rPr>
@@ -2100,7 +2098,7 @@
             <w:fldChar w:fldCharType="begin"/>
           </w:r>
           <w:r>
-            <w:instrText xml:space="preserve"> PAGEREF _Toc2506 \h </w:instrText>
+            <w:instrText xml:space="preserve"> PAGEREF _Toc14747 \h </w:instrText>
           </w:r>
           <w:r>
             <w:fldChar w:fldCharType="separate"/>
@@ -2138,7 +2136,7 @@
               <w:rFonts w:ascii="Times New Roman" w:hAnsi="Times New Roman" w:eastAsia="Times New Roman" w:cs="Times New Roman"/>
               <w:szCs w:val="24"/>
             </w:rPr>
-            <w:instrText xml:space="preserve"> HYPERLINK \l _Toc25685 </w:instrText>
+            <w:instrText xml:space="preserve"> HYPERLINK \l _Toc23966 </w:instrText>
           </w:r>
           <w:r>
             <w:rPr>
@@ -2163,7 +2161,7 @@
             <w:fldChar w:fldCharType="begin"/>
           </w:r>
           <w:r>
-            <w:instrText xml:space="preserve"> PAGEREF _Toc25685 \h </w:instrText>
+            <w:instrText xml:space="preserve"> PAGEREF _Toc23966 \h </w:instrText>
           </w:r>
           <w:r>
             <w:fldChar w:fldCharType="separate"/>
@@ -2201,7 +2199,7 @@
               <w:rFonts w:ascii="Times New Roman" w:hAnsi="Times New Roman" w:eastAsia="Times New Roman" w:cs="Times New Roman"/>
               <w:szCs w:val="24"/>
             </w:rPr>
-            <w:instrText xml:space="preserve"> HYPERLINK \l _Toc29547 </w:instrText>
+            <w:instrText xml:space="preserve"> HYPERLINK \l _Toc17185 </w:instrText>
           </w:r>
           <w:r>
             <w:rPr>
@@ -2226,7 +2224,7 @@
             <w:fldChar w:fldCharType="begin"/>
           </w:r>
           <w:r>
-            <w:instrText xml:space="preserve"> PAGEREF _Toc29547 \h </w:instrText>
+            <w:instrText xml:space="preserve"> PAGEREF _Toc17185 \h </w:instrText>
           </w:r>
           <w:r>
             <w:fldChar w:fldCharType="separate"/>
@@ -2264,7 +2262,7 @@
               <w:rFonts w:ascii="Times New Roman" w:hAnsi="Times New Roman" w:eastAsia="Times New Roman" w:cs="Times New Roman"/>
               <w:szCs w:val="24"/>
             </w:rPr>
-            <w:instrText xml:space="preserve"> HYPERLINK \l _Toc14902 </w:instrText>
+            <w:instrText xml:space="preserve"> HYPERLINK \l _Toc5921 </w:instrText>
           </w:r>
           <w:r>
             <w:rPr>
@@ -2289,7 +2287,7 @@
             <w:fldChar w:fldCharType="begin"/>
           </w:r>
           <w:r>
-            <w:instrText xml:space="preserve"> PAGEREF _Toc14902 \h </w:instrText>
+            <w:instrText xml:space="preserve"> PAGEREF _Toc5921 \h </w:instrText>
           </w:r>
           <w:r>
             <w:fldChar w:fldCharType="separate"/>
@@ -2327,7 +2325,7 @@
               <w:rFonts w:ascii="Times New Roman" w:hAnsi="Times New Roman" w:eastAsia="Times New Roman" w:cs="Times New Roman"/>
               <w:szCs w:val="24"/>
             </w:rPr>
-            <w:instrText xml:space="preserve"> HYPERLINK \l _Toc22814 </w:instrText>
+            <w:instrText xml:space="preserve"> HYPERLINK \l _Toc25075 </w:instrText>
           </w:r>
           <w:r>
             <w:rPr>
@@ -2352,7 +2350,7 @@
             <w:fldChar w:fldCharType="begin"/>
           </w:r>
           <w:r>
-            <w:instrText xml:space="preserve"> PAGEREF _Toc22814 \h </w:instrText>
+            <w:instrText xml:space="preserve"> PAGEREF _Toc25075 \h </w:instrText>
           </w:r>
           <w:r>
             <w:fldChar w:fldCharType="separate"/>
@@ -2390,7 +2388,7 @@
               <w:rFonts w:ascii="Times New Roman" w:hAnsi="Times New Roman" w:eastAsia="Times New Roman" w:cs="Times New Roman"/>
               <w:szCs w:val="24"/>
             </w:rPr>
-            <w:instrText xml:space="preserve"> HYPERLINK \l _Toc29757 </w:instrText>
+            <w:instrText xml:space="preserve"> HYPERLINK \l _Toc28603 </w:instrText>
           </w:r>
           <w:r>
             <w:rPr>
@@ -2415,7 +2413,7 @@
             <w:fldChar w:fldCharType="begin"/>
           </w:r>
           <w:r>
-            <w:instrText xml:space="preserve"> PAGEREF _Toc29757 \h </w:instrText>
+            <w:instrText xml:space="preserve"> PAGEREF _Toc28603 \h </w:instrText>
           </w:r>
           <w:r>
             <w:fldChar w:fldCharType="separate"/>
@@ -2453,7 +2451,7 @@
               <w:rFonts w:ascii="Times New Roman" w:hAnsi="Times New Roman" w:eastAsia="Times New Roman" w:cs="Times New Roman"/>
               <w:szCs w:val="24"/>
             </w:rPr>
-            <w:instrText xml:space="preserve"> HYPERLINK \l _Toc1614 </w:instrText>
+            <w:instrText xml:space="preserve"> HYPERLINK \l _Toc29594 </w:instrText>
           </w:r>
           <w:r>
             <w:rPr>
@@ -2478,7 +2476,7 @@
             <w:fldChar w:fldCharType="begin"/>
           </w:r>
           <w:r>
-            <w:instrText xml:space="preserve"> PAGEREF _Toc1614 \h </w:instrText>
+            <w:instrText xml:space="preserve"> PAGEREF _Toc29594 \h </w:instrText>
           </w:r>
           <w:r>
             <w:fldChar w:fldCharType="separate"/>
@@ -2516,7 +2514,7 @@
               <w:rFonts w:ascii="Times New Roman" w:hAnsi="Times New Roman" w:eastAsia="Times New Roman" w:cs="Times New Roman"/>
               <w:szCs w:val="24"/>
             </w:rPr>
-            <w:instrText xml:space="preserve"> HYPERLINK \l _Toc1281 </w:instrText>
+            <w:instrText xml:space="preserve"> HYPERLINK \l _Toc14469 </w:instrText>
           </w:r>
           <w:r>
             <w:rPr>
@@ -2541,7 +2539,7 @@
             <w:fldChar w:fldCharType="begin"/>
           </w:r>
           <w:r>
-            <w:instrText xml:space="preserve"> PAGEREF _Toc1281 \h </w:instrText>
+            <w:instrText xml:space="preserve"> PAGEREF _Toc14469 \h </w:instrText>
           </w:r>
           <w:r>
             <w:fldChar w:fldCharType="separate"/>
@@ -2579,7 +2577,7 @@
               <w:rFonts w:ascii="Times New Roman" w:hAnsi="Times New Roman" w:eastAsia="Times New Roman" w:cs="Times New Roman"/>
               <w:szCs w:val="24"/>
             </w:rPr>
-            <w:instrText xml:space="preserve"> HYPERLINK \l _Toc3238 </w:instrText>
+            <w:instrText xml:space="preserve"> HYPERLINK \l _Toc12192 </w:instrText>
           </w:r>
           <w:r>
             <w:rPr>
@@ -2604,7 +2602,7 @@
             <w:fldChar w:fldCharType="begin"/>
           </w:r>
           <w:r>
-            <w:instrText xml:space="preserve"> PAGEREF _Toc3238 \h </w:instrText>
+            <w:instrText xml:space="preserve"> PAGEREF _Toc12192 \h </w:instrText>
           </w:r>
           <w:r>
             <w:fldChar w:fldCharType="separate"/>
@@ -2642,7 +2640,7 @@
               <w:rFonts w:ascii="Times New Roman" w:hAnsi="Times New Roman" w:eastAsia="Times New Roman" w:cs="Times New Roman"/>
               <w:szCs w:val="24"/>
             </w:rPr>
-            <w:instrText xml:space="preserve"> HYPERLINK \l _Toc17196 </w:instrText>
+            <w:instrText xml:space="preserve"> HYPERLINK \l _Toc4718 </w:instrText>
           </w:r>
           <w:r>
             <w:rPr>
@@ -2667,7 +2665,7 @@
             <w:fldChar w:fldCharType="begin"/>
           </w:r>
           <w:r>
-            <w:instrText xml:space="preserve"> PAGEREF _Toc17196 \h </w:instrText>
+            <w:instrText xml:space="preserve"> PAGEREF _Toc4718 \h </w:instrText>
           </w:r>
           <w:r>
             <w:fldChar w:fldCharType="separate"/>
@@ -2705,7 +2703,7 @@
               <w:rFonts w:ascii="Times New Roman" w:hAnsi="Times New Roman" w:eastAsia="Times New Roman" w:cs="Times New Roman"/>
               <w:szCs w:val="24"/>
             </w:rPr>
-            <w:instrText xml:space="preserve"> HYPERLINK \l _Toc27948 </w:instrText>
+            <w:instrText xml:space="preserve"> HYPERLINK \l _Toc1171 </w:instrText>
           </w:r>
           <w:r>
             <w:rPr>
@@ -2730,7 +2728,7 @@
             <w:fldChar w:fldCharType="begin"/>
           </w:r>
           <w:r>
-            <w:instrText xml:space="preserve"> PAGEREF _Toc27948 \h </w:instrText>
+            <w:instrText xml:space="preserve"> PAGEREF _Toc1171 \h </w:instrText>
           </w:r>
           <w:r>
             <w:fldChar w:fldCharType="separate"/>
@@ -2768,7 +2766,7 @@
               <w:rFonts w:ascii="Times New Roman" w:hAnsi="Times New Roman" w:eastAsia="Times New Roman" w:cs="Times New Roman"/>
               <w:szCs w:val="24"/>
             </w:rPr>
-            <w:instrText xml:space="preserve"> HYPERLINK \l _Toc9381 </w:instrText>
+            <w:instrText xml:space="preserve"> HYPERLINK \l _Toc17829 </w:instrText>
           </w:r>
           <w:r>
             <w:rPr>
@@ -2791,7 +2789,7 @@
             <w:fldChar w:fldCharType="begin"/>
           </w:r>
           <w:r>
-            <w:instrText xml:space="preserve"> PAGEREF _Toc9381 \h </w:instrText>
+            <w:instrText xml:space="preserve"> PAGEREF _Toc17829 \h </w:instrText>
           </w:r>
           <w:r>
             <w:fldChar w:fldCharType="separate"/>
@@ -2829,7 +2827,7 @@
               <w:rFonts w:ascii="Times New Roman" w:hAnsi="Times New Roman" w:eastAsia="Times New Roman" w:cs="Times New Roman"/>
               <w:szCs w:val="24"/>
             </w:rPr>
-            <w:instrText xml:space="preserve"> HYPERLINK \l _Toc17210 </w:instrText>
+            <w:instrText xml:space="preserve"> HYPERLINK \l _Toc18016 </w:instrText>
           </w:r>
           <w:r>
             <w:rPr>
@@ -2854,7 +2852,7 @@
             <w:fldChar w:fldCharType="begin"/>
           </w:r>
           <w:r>
-            <w:instrText xml:space="preserve"> PAGEREF _Toc17210 \h </w:instrText>
+            <w:instrText xml:space="preserve"> PAGEREF _Toc18016 \h </w:instrText>
           </w:r>
           <w:r>
             <w:fldChar w:fldCharType="separate"/>
@@ -2967,7 +2965,7 @@
         <w:snapToGrid w:val="0"/>
         <w:textAlignment w:val="baseline"/>
       </w:pPr>
-      <w:bookmarkStart w:id="3" w:name="_Toc32462"/>
+      <w:bookmarkStart w:id="3" w:name="_Toc13584"/>
       <w:r>
         <w:t>目的</w:t>
       </w:r>
@@ -3143,7 +3141,7 @@
         <w:snapToGrid w:val="0"/>
         <w:textAlignment w:val="baseline"/>
       </w:pPr>
-      <w:bookmarkStart w:id="4" w:name="_Toc9769"/>
+      <w:bookmarkStart w:id="4" w:name="_Toc27885"/>
       <w:r>
         <w:t>适用范围</w:t>
       </w:r>
@@ -3189,7 +3187,7 @@
         <w:snapToGrid w:val="0"/>
         <w:textAlignment w:val="baseline"/>
       </w:pPr>
-      <w:bookmarkStart w:id="5" w:name="_Toc5192"/>
+      <w:bookmarkStart w:id="5" w:name="_Toc9759"/>
       <w:r>
         <w:t>术语、缩略词和定义</w:t>
       </w:r>
@@ -4647,7 +4645,7 @@
         <w:snapToGrid w:val="0"/>
         <w:textAlignment w:val="baseline"/>
       </w:pPr>
-      <w:bookmarkStart w:id="6" w:name="_Toc2506"/>
+      <w:bookmarkStart w:id="6" w:name="_Toc14747"/>
       <w:r>
         <w:t>角色与职责</w:t>
       </w:r>
@@ -5632,7 +5630,7 @@
         <w:snapToGrid w:val="0"/>
         <w:textAlignment w:val="baseline"/>
       </w:pPr>
-      <w:bookmarkStart w:id="7" w:name="_Toc25685"/>
+      <w:bookmarkStart w:id="7" w:name="_Toc23966"/>
       <w:r>
         <w:t>变更流程及说明</w:t>
       </w:r>
@@ -5656,7 +5654,7 @@
         <w:snapToGrid w:val="0"/>
         <w:textAlignment w:val="baseline"/>
       </w:pPr>
-      <w:bookmarkStart w:id="8" w:name="_Toc29547"/>
+      <w:bookmarkStart w:id="8" w:name="_Toc17185"/>
       <w:r>
         <w:t>变更管理总流程</w:t>
       </w:r>
@@ -5680,7 +5678,7 @@
         <w:snapToGrid w:val="0"/>
         <w:textAlignment w:val="baseline"/>
       </w:pPr>
-      <w:bookmarkStart w:id="9" w:name="_Toc14902"/>
+      <w:bookmarkStart w:id="9" w:name="_Toc5921"/>
       <w:r>
         <w:t>流程图</w:t>
       </w:r>
@@ -5769,7 +5767,7 @@
         <w:snapToGrid w:val="0"/>
         <w:textAlignment w:val="baseline"/>
       </w:pPr>
-      <w:bookmarkStart w:id="10" w:name="_Toc22814"/>
+      <w:bookmarkStart w:id="10" w:name="_Toc25075"/>
       <w:r>
         <w:t>流程说明</w:t>
       </w:r>
@@ -5989,7 +5987,7 @@
         <w:snapToGrid w:val="0"/>
         <w:textAlignment w:val="baseline"/>
       </w:pPr>
-      <w:bookmarkStart w:id="11" w:name="_Toc29757"/>
+      <w:bookmarkStart w:id="11" w:name="_Toc28603"/>
       <w:r>
         <w:t>一般变更子流程</w:t>
       </w:r>
@@ -6013,7 +6011,7 @@
         <w:snapToGrid w:val="0"/>
         <w:textAlignment w:val="baseline"/>
       </w:pPr>
-      <w:bookmarkStart w:id="12" w:name="_Toc1614"/>
+      <w:bookmarkStart w:id="12" w:name="_Toc29594"/>
       <w:r>
         <w:t>流程图</w:t>
       </w:r>
@@ -6088,7 +6086,7 @@
         <w:pStyle w:val="29"/>
         <w:bidi w:val="0"/>
       </w:pPr>
-      <w:bookmarkStart w:id="13" w:name="_Toc1281"/>
+      <w:bookmarkStart w:id="13" w:name="_Toc14469"/>
       <w:r>
         <w:t>流程说明</w:t>
       </w:r>
@@ -6406,7 +6404,7 @@
         <w:snapToGrid w:val="0"/>
         <w:textAlignment w:val="baseline"/>
       </w:pPr>
-      <w:bookmarkStart w:id="14" w:name="_Toc3238"/>
+      <w:bookmarkStart w:id="14" w:name="_Toc12192"/>
       <w:r>
         <w:t>紧急变更子流程</w:t>
       </w:r>
@@ -6430,7 +6428,7 @@
         <w:snapToGrid w:val="0"/>
         <w:textAlignment w:val="baseline"/>
       </w:pPr>
-      <w:bookmarkStart w:id="15" w:name="_Toc17196"/>
+      <w:bookmarkStart w:id="15" w:name="_Toc4718"/>
       <w:r>
         <w:t>流程图</w:t>
       </w:r>
@@ -6519,7 +6517,7 @@
         <w:snapToGrid w:val="0"/>
         <w:textAlignment w:val="baseline"/>
       </w:pPr>
-      <w:bookmarkStart w:id="16" w:name="_Toc27948"/>
+      <w:bookmarkStart w:id="16" w:name="_Toc1171"/>
       <w:r>
         <w:t>流程说明</w:t>
       </w:r>
@@ -6903,7 +6901,7 @@
         </w:rPr>
       </w:pPr>
       <w:bookmarkStart w:id="17" w:name="_Toc21434"/>
-      <w:bookmarkStart w:id="18" w:name="_Toc9381"/>
+      <w:bookmarkStart w:id="18" w:name="_Toc17829"/>
       <w:r>
         <w:rPr>
           <w:rFonts w:hint="default"/>
@@ -7485,7 +7483,7 @@
         <w:snapToGrid w:val="0"/>
         <w:textAlignment w:val="baseline"/>
       </w:pPr>
-      <w:bookmarkStart w:id="19" w:name="_Toc17210"/>
+      <w:bookmarkStart w:id="19" w:name="_Toc18016"/>
       <w:r>
         <w:t>相关文件及模板</w:t>
       </w:r>
@@ -7497,6 +7495,10 @@
         <w:keepLines w:val="0"/>
         <w:pageBreakBefore w:val="0"/>
         <w:widowControl w:val="0"/>
+        <w:numPr>
+          <w:ilvl w:val="0"/>
+          <w:numId w:val="6"/>
+        </w:numPr>
         <w:kinsoku w:val="0"/>
         <w:wordWrap/>
         <w:overflowPunct/>
@@ -7507,7 +7509,7 @@
         <w:adjustRightInd w:val="0"/>
         <w:snapToGrid w:val="0"/>
         <w:spacing w:before="270" w:line="220" w:lineRule="auto"/>
-        <w:ind w:left="465"/>
+        <w:ind w:left="425" w:leftChars="0" w:hanging="425" w:firstLineChars="0"/>
         <w:textAlignment w:val="baseline"/>
         <w:rPr>
           <w:rFonts w:ascii="宋体" w:hAnsi="宋体" w:eastAsia="宋体" w:cs="宋体"/>
@@ -7515,56 +7517,6 @@
           <w:szCs w:val="24"/>
         </w:rPr>
       </w:pPr>
-      <w:r>
-        <w:rPr>
-          <w:rFonts w:ascii="宋体" w:hAnsi="宋体" w:eastAsia="宋体" w:cs="宋体"/>
-          <w:position w:val="-5"/>
-          <w:sz w:val="24"/>
-          <w:szCs w:val="24"/>
-        </w:rPr>
-        <w:drawing>
-          <wp:inline distT="0" distB="0" distL="0" distR="0">
-            <wp:extent cx="107950" cy="168910"/>
-            <wp:effectExtent l="0" t="0" r="0" b="0"/>
-            <wp:docPr id="8" name="IM 8"/>
-            <wp:cNvGraphicFramePr/>
-            <a:graphic xmlns:a="http://schemas.openxmlformats.org/drawingml/2006/main">
-              <a:graphicData uri="http://schemas.openxmlformats.org/drawingml/2006/picture">
-                <pic:pic xmlns:pic="http://schemas.openxmlformats.org/drawingml/2006/picture">
-                  <pic:nvPicPr>
-                    <pic:cNvPr id="8" name="IM 8"/>
-                    <pic:cNvPicPr/>
-                  </pic:nvPicPr>
-                  <pic:blipFill>
-                    <a:blip r:embed="rId10"/>
-                    <a:stretch>
-                      <a:fillRect/>
-                    </a:stretch>
-                  </pic:blipFill>
-                  <pic:spPr>
-                    <a:xfrm>
-                      <a:off x="0" y="0"/>
-                      <a:ext cx="108203" cy="169012"/>
-                    </a:xfrm>
-                    <a:prstGeom prst="rect">
-                      <a:avLst/>
-                    </a:prstGeom>
-                  </pic:spPr>
-                </pic:pic>
-              </a:graphicData>
-            </a:graphic>
-          </wp:inline>
-        </w:drawing>
-      </w:r>
-      <w:r>
-        <w:rPr>
-          <w:rFonts w:ascii="宋体" w:hAnsi="宋体" w:eastAsia="宋体" w:cs="宋体"/>
-          <w:spacing w:val="117"/>
-          <w:sz w:val="24"/>
-          <w:szCs w:val="24"/>
-        </w:rPr>
-        <w:t xml:space="preserve"> </w:t>
-      </w:r>
       <w:r>
         <w:rPr>
           <w:rFonts w:ascii="宋体" w:hAnsi="宋体" w:eastAsia="宋体" w:cs="宋体"/>
@@ -7581,6 +7533,10 @@
         <w:keepLines w:val="0"/>
         <w:pageBreakBefore w:val="0"/>
         <w:widowControl w:val="0"/>
+        <w:numPr>
+          <w:ilvl w:val="0"/>
+          <w:numId w:val="6"/>
+        </w:numPr>
         <w:kinsoku w:val="0"/>
         <w:wordWrap/>
         <w:overflowPunct/>
@@ -7591,7 +7547,7 @@
         <w:adjustRightInd w:val="0"/>
         <w:snapToGrid w:val="0"/>
         <w:spacing w:before="182" w:line="220" w:lineRule="auto"/>
-        <w:ind w:left="465"/>
+        <w:ind w:left="425" w:leftChars="0" w:hanging="425" w:firstLineChars="0"/>
         <w:textAlignment w:val="baseline"/>
         <w:rPr>
           <w:rFonts w:ascii="宋体" w:hAnsi="宋体" w:eastAsia="宋体" w:cs="宋体"/>
@@ -7599,56 +7555,8 @@
           <w:szCs w:val="24"/>
         </w:rPr>
       </w:pPr>
-      <w:r>
-        <w:rPr>
-          <w:rFonts w:ascii="宋体" w:hAnsi="宋体" w:eastAsia="宋体" w:cs="宋体"/>
-          <w:position w:val="-5"/>
-          <w:sz w:val="24"/>
-          <w:szCs w:val="24"/>
-        </w:rPr>
-        <w:drawing>
-          <wp:inline distT="0" distB="0" distL="0" distR="0">
-            <wp:extent cx="107950" cy="168910"/>
-            <wp:effectExtent l="0" t="0" r="0" b="0"/>
-            <wp:docPr id="10" name="IM 10"/>
-            <wp:cNvGraphicFramePr/>
-            <a:graphic xmlns:a="http://schemas.openxmlformats.org/drawingml/2006/main">
-              <a:graphicData uri="http://schemas.openxmlformats.org/drawingml/2006/picture">
-                <pic:pic xmlns:pic="http://schemas.openxmlformats.org/drawingml/2006/picture">
-                  <pic:nvPicPr>
-                    <pic:cNvPr id="10" name="IM 10"/>
-                    <pic:cNvPicPr/>
-                  </pic:nvPicPr>
-                  <pic:blipFill>
-                    <a:blip r:embed="rId11"/>
-                    <a:stretch>
-                      <a:fillRect/>
-                    </a:stretch>
-                  </pic:blipFill>
-                  <pic:spPr>
-                    <a:xfrm>
-                      <a:off x="0" y="0"/>
-                      <a:ext cx="108203" cy="169012"/>
-                    </a:xfrm>
-                    <a:prstGeom prst="rect">
-                      <a:avLst/>
-                    </a:prstGeom>
-                  </pic:spPr>
-                </pic:pic>
-              </a:graphicData>
-            </a:graphic>
-          </wp:inline>
-        </w:drawing>
-      </w:r>
-      <w:r>
-        <w:rPr>
-          <w:rFonts w:ascii="宋体" w:hAnsi="宋体" w:eastAsia="宋体" w:cs="宋体"/>
-          <w:spacing w:val="116"/>
-          <w:sz w:val="24"/>
-          <w:szCs w:val="24"/>
-        </w:rPr>
-        <w:t xml:space="preserve"> </w:t>
-      </w:r>
+      <w:bookmarkStart w:id="20" w:name="_GoBack"/>
+      <w:bookmarkEnd w:id="20"/>
       <w:r>
         <w:rPr>
           <w:rFonts w:ascii="宋体" w:hAnsi="宋体" w:eastAsia="宋体" w:cs="宋体"/>
@@ -7925,6 +7833,23 @@
     </w:lvl>
   </w:abstractNum>
   <w:abstractNum w:abstractNumId="4">
+    <w:nsid w:val="26ECEE50"/>
+    <w:multiLevelType w:val="singleLevel"/>
+    <w:tmpl w:val="26ECEE50"/>
+    <w:lvl w:ilvl="0" w:tentative="0">
+      <w:start w:val="1"/>
+      <w:numFmt w:val="decimal"/>
+      <w:lvlText w:val="%1."/>
+      <w:lvlJc w:val="left"/>
+      <w:pPr>
+        <w:ind w:left="425" w:hanging="425"/>
+      </w:pPr>
+      <w:rPr>
+        <w:rFonts w:hint="default"/>
+      </w:rPr>
+    </w:lvl>
+  </w:abstractNum>
+  <w:abstractNum w:abstractNumId="5">
     <w:nsid w:val="2D78B592"/>
     <w:multiLevelType w:val="singleLevel"/>
     <w:tmpl w:val="2D78B592"/>
@@ -7945,7 +7870,7 @@
     <w:abstractNumId w:val="0"/>
   </w:num>
   <w:num w:numId="2">
-    <w:abstractNumId w:val="4"/>
+    <w:abstractNumId w:val="5"/>
   </w:num>
   <w:num w:numId="3">
     <w:abstractNumId w:val="2"/>
@@ -7955,6 +7880,9 @@
   </w:num>
   <w:num w:numId="5">
     <w:abstractNumId w:val="3"/>
+  </w:num>
+  <w:num w:numId="6">
+    <w:abstractNumId w:val="4"/>
   </w:num>
 </w:numbering>
 </file>

--- a/6-过程管理/流程制度规范类文件/060106-变更管理程序.docx
+++ b/6-过程管理/流程制度规范类文件/060106-变更管理程序.docx
@@ -39,7 +39,7 @@
         <w:snapToGrid w:val="0"/>
         <w:textAlignment w:val="baseline"/>
       </w:pPr>
-      <w:bookmarkStart w:id="0" w:name="_Toc4977"/>
+      <w:bookmarkStart w:id="0" w:name="_Toc3941"/>
       <w:r>
         <w:t>变更管理程序</w:t>
       </w:r>
@@ -63,7 +63,7 @@
         <w:snapToGrid w:val="0"/>
         <w:textAlignment w:val="baseline"/>
       </w:pPr>
-      <w:bookmarkStart w:id="1" w:name="_Toc1295"/>
+      <w:bookmarkStart w:id="1" w:name="_Toc24544"/>
       <w:r>
         <w:t>中达丰集团有限公司</w:t>
       </w:r>
@@ -181,7 +181,7 @@
           <w:szCs w:val="28"/>
         </w:rPr>
       </w:pPr>
-      <w:bookmarkStart w:id="2" w:name="_Toc789"/>
+      <w:bookmarkStart w:id="2" w:name="_Toc2004"/>
       <w:r>
         <w:rPr>
           <w:rFonts w:ascii="宋体" w:hAnsi="宋体" w:eastAsia="宋体" w:cs="宋体"/>
@@ -231,12 +231,6 @@
             <w:insideH w:val="single" w:color="000000" w:sz="4" w:space="0"/>
             <w:insideV w:val="single" w:color="000000" w:sz="4" w:space="0"/>
           </w:tblBorders>
-          <w:tblCellMar>
-            <w:top w:w="0" w:type="dxa"/>
-            <w:left w:w="0" w:type="dxa"/>
-            <w:bottom w:w="0" w:type="dxa"/>
-            <w:right w:w="0" w:type="dxa"/>
-          </w:tblCellMar>
         </w:tblPrEx>
         <w:trPr>
           <w:trHeight w:val="611" w:hRule="atLeast"/>
@@ -1708,7 +1702,7 @@
               <w:rFonts w:ascii="Times New Roman" w:hAnsi="Times New Roman" w:eastAsia="Times New Roman" w:cs="Times New Roman"/>
               <w:szCs w:val="24"/>
             </w:rPr>
-            <w:instrText xml:space="preserve"> HYPERLINK \l _Toc4977 </w:instrText>
+            <w:instrText xml:space="preserve"> HYPERLINK \l _Toc3941 </w:instrText>
           </w:r>
           <w:r>
             <w:rPr>
@@ -1727,7 +1721,7 @@
             <w:fldChar w:fldCharType="begin"/>
           </w:r>
           <w:r>
-            <w:instrText xml:space="preserve"> PAGEREF _Toc4977 \h </w:instrText>
+            <w:instrText xml:space="preserve"> PAGEREF _Toc3941 \h </w:instrText>
           </w:r>
           <w:r>
             <w:fldChar w:fldCharType="separate"/>
@@ -1765,7 +1759,7 @@
               <w:rFonts w:ascii="Times New Roman" w:hAnsi="Times New Roman" w:eastAsia="Times New Roman" w:cs="Times New Roman"/>
               <w:szCs w:val="24"/>
             </w:rPr>
-            <w:instrText xml:space="preserve"> HYPERLINK \l _Toc1295 </w:instrText>
+            <w:instrText xml:space="preserve"> HYPERLINK \l _Toc24544 </w:instrText>
           </w:r>
           <w:r>
             <w:rPr>
@@ -1784,7 +1778,7 @@
             <w:fldChar w:fldCharType="begin"/>
           </w:r>
           <w:r>
-            <w:instrText xml:space="preserve"> PAGEREF _Toc1295 \h </w:instrText>
+            <w:instrText xml:space="preserve"> PAGEREF _Toc24544 \h </w:instrText>
           </w:r>
           <w:r>
             <w:fldChar w:fldCharType="separate"/>
@@ -1822,7 +1816,7 @@
               <w:rFonts w:ascii="Times New Roman" w:hAnsi="Times New Roman" w:eastAsia="Times New Roman" w:cs="Times New Roman"/>
               <w:szCs w:val="24"/>
             </w:rPr>
-            <w:instrText xml:space="preserve"> HYPERLINK \l _Toc789 </w:instrText>
+            <w:instrText xml:space="preserve"> HYPERLINK \l _Toc2004 </w:instrText>
           </w:r>
           <w:r>
             <w:rPr>
@@ -1846,7 +1840,7 @@
             <w:fldChar w:fldCharType="begin"/>
           </w:r>
           <w:r>
-            <w:instrText xml:space="preserve"> PAGEREF _Toc789 \h </w:instrText>
+            <w:instrText xml:space="preserve"> PAGEREF _Toc2004 \h </w:instrText>
           </w:r>
           <w:r>
             <w:fldChar w:fldCharType="separate"/>
@@ -1884,7 +1878,7 @@
               <w:rFonts w:ascii="Times New Roman" w:hAnsi="Times New Roman" w:eastAsia="Times New Roman" w:cs="Times New Roman"/>
               <w:szCs w:val="24"/>
             </w:rPr>
-            <w:instrText xml:space="preserve"> HYPERLINK \l _Toc13584 </w:instrText>
+            <w:instrText xml:space="preserve"> HYPERLINK \l _Toc25468 </w:instrText>
           </w:r>
           <w:r>
             <w:rPr>
@@ -1909,7 +1903,7 @@
             <w:fldChar w:fldCharType="begin"/>
           </w:r>
           <w:r>
-            <w:instrText xml:space="preserve"> PAGEREF _Toc13584 \h </w:instrText>
+            <w:instrText xml:space="preserve"> PAGEREF _Toc25468 \h </w:instrText>
           </w:r>
           <w:r>
             <w:fldChar w:fldCharType="separate"/>
@@ -1947,7 +1941,7 @@
               <w:rFonts w:ascii="Times New Roman" w:hAnsi="Times New Roman" w:eastAsia="Times New Roman" w:cs="Times New Roman"/>
               <w:szCs w:val="24"/>
             </w:rPr>
-            <w:instrText xml:space="preserve"> HYPERLINK \l _Toc27885 </w:instrText>
+            <w:instrText xml:space="preserve"> HYPERLINK \l _Toc14057 </w:instrText>
           </w:r>
           <w:r>
             <w:rPr>
@@ -1972,7 +1966,7 @@
             <w:fldChar w:fldCharType="begin"/>
           </w:r>
           <w:r>
-            <w:instrText xml:space="preserve"> PAGEREF _Toc27885 \h </w:instrText>
+            <w:instrText xml:space="preserve"> PAGEREF _Toc14057 \h </w:instrText>
           </w:r>
           <w:r>
             <w:fldChar w:fldCharType="separate"/>
@@ -2010,7 +2004,7 @@
               <w:rFonts w:ascii="Times New Roman" w:hAnsi="Times New Roman" w:eastAsia="Times New Roman" w:cs="Times New Roman"/>
               <w:szCs w:val="24"/>
             </w:rPr>
-            <w:instrText xml:space="preserve"> HYPERLINK \l _Toc9759 </w:instrText>
+            <w:instrText xml:space="preserve"> HYPERLINK \l _Toc9891 </w:instrText>
           </w:r>
           <w:r>
             <w:rPr>
@@ -2035,7 +2029,7 @@
             <w:fldChar w:fldCharType="begin"/>
           </w:r>
           <w:r>
-            <w:instrText xml:space="preserve"> PAGEREF _Toc9759 \h </w:instrText>
+            <w:instrText xml:space="preserve"> PAGEREF _Toc9891 \h </w:instrText>
           </w:r>
           <w:r>
             <w:fldChar w:fldCharType="separate"/>
@@ -2073,7 +2067,7 @@
               <w:rFonts w:ascii="Times New Roman" w:hAnsi="Times New Roman" w:eastAsia="Times New Roman" w:cs="Times New Roman"/>
               <w:szCs w:val="24"/>
             </w:rPr>
-            <w:instrText xml:space="preserve"> HYPERLINK \l _Toc14747 </w:instrText>
+            <w:instrText xml:space="preserve"> HYPERLINK \l _Toc486 </w:instrText>
           </w:r>
           <w:r>
             <w:rPr>
@@ -2098,7 +2092,7 @@
             <w:fldChar w:fldCharType="begin"/>
           </w:r>
           <w:r>
-            <w:instrText xml:space="preserve"> PAGEREF _Toc14747 \h </w:instrText>
+            <w:instrText xml:space="preserve"> PAGEREF _Toc486 \h </w:instrText>
           </w:r>
           <w:r>
             <w:fldChar w:fldCharType="separate"/>
@@ -2136,7 +2130,7 @@
               <w:rFonts w:ascii="Times New Roman" w:hAnsi="Times New Roman" w:eastAsia="Times New Roman" w:cs="Times New Roman"/>
               <w:szCs w:val="24"/>
             </w:rPr>
-            <w:instrText xml:space="preserve"> HYPERLINK \l _Toc23966 </w:instrText>
+            <w:instrText xml:space="preserve"> HYPERLINK \l _Toc30583 </w:instrText>
           </w:r>
           <w:r>
             <w:rPr>
@@ -2161,7 +2155,7 @@
             <w:fldChar w:fldCharType="begin"/>
           </w:r>
           <w:r>
-            <w:instrText xml:space="preserve"> PAGEREF _Toc23966 \h </w:instrText>
+            <w:instrText xml:space="preserve"> PAGEREF _Toc30583 \h </w:instrText>
           </w:r>
           <w:r>
             <w:fldChar w:fldCharType="separate"/>
@@ -2199,7 +2193,7 @@
               <w:rFonts w:ascii="Times New Roman" w:hAnsi="Times New Roman" w:eastAsia="Times New Roman" w:cs="Times New Roman"/>
               <w:szCs w:val="24"/>
             </w:rPr>
-            <w:instrText xml:space="preserve"> HYPERLINK \l _Toc17185 </w:instrText>
+            <w:instrText xml:space="preserve"> HYPERLINK \l _Toc11430 </w:instrText>
           </w:r>
           <w:r>
             <w:rPr>
@@ -2224,7 +2218,7 @@
             <w:fldChar w:fldCharType="begin"/>
           </w:r>
           <w:r>
-            <w:instrText xml:space="preserve"> PAGEREF _Toc17185 \h </w:instrText>
+            <w:instrText xml:space="preserve"> PAGEREF _Toc11430 \h </w:instrText>
           </w:r>
           <w:r>
             <w:fldChar w:fldCharType="separate"/>
@@ -2262,7 +2256,7 @@
               <w:rFonts w:ascii="Times New Roman" w:hAnsi="Times New Roman" w:eastAsia="Times New Roman" w:cs="Times New Roman"/>
               <w:szCs w:val="24"/>
             </w:rPr>
-            <w:instrText xml:space="preserve"> HYPERLINK \l _Toc5921 </w:instrText>
+            <w:instrText xml:space="preserve"> HYPERLINK \l _Toc1956 </w:instrText>
           </w:r>
           <w:r>
             <w:rPr>
@@ -2287,7 +2281,7 @@
             <w:fldChar w:fldCharType="begin"/>
           </w:r>
           <w:r>
-            <w:instrText xml:space="preserve"> PAGEREF _Toc5921 \h </w:instrText>
+            <w:instrText xml:space="preserve"> PAGEREF _Toc1956 \h </w:instrText>
           </w:r>
           <w:r>
             <w:fldChar w:fldCharType="separate"/>
@@ -2325,7 +2319,7 @@
               <w:rFonts w:ascii="Times New Roman" w:hAnsi="Times New Roman" w:eastAsia="Times New Roman" w:cs="Times New Roman"/>
               <w:szCs w:val="24"/>
             </w:rPr>
-            <w:instrText xml:space="preserve"> HYPERLINK \l _Toc25075 </w:instrText>
+            <w:instrText xml:space="preserve"> HYPERLINK \l _Toc4728 </w:instrText>
           </w:r>
           <w:r>
             <w:rPr>
@@ -2350,7 +2344,7 @@
             <w:fldChar w:fldCharType="begin"/>
           </w:r>
           <w:r>
-            <w:instrText xml:space="preserve"> PAGEREF _Toc25075 \h </w:instrText>
+            <w:instrText xml:space="preserve"> PAGEREF _Toc4728 \h </w:instrText>
           </w:r>
           <w:r>
             <w:fldChar w:fldCharType="separate"/>
@@ -2388,7 +2382,7 @@
               <w:rFonts w:ascii="Times New Roman" w:hAnsi="Times New Roman" w:eastAsia="Times New Roman" w:cs="Times New Roman"/>
               <w:szCs w:val="24"/>
             </w:rPr>
-            <w:instrText xml:space="preserve"> HYPERLINK \l _Toc28603 </w:instrText>
+            <w:instrText xml:space="preserve"> HYPERLINK \l _Toc15433 </w:instrText>
           </w:r>
           <w:r>
             <w:rPr>
@@ -2413,7 +2407,7 @@
             <w:fldChar w:fldCharType="begin"/>
           </w:r>
           <w:r>
-            <w:instrText xml:space="preserve"> PAGEREF _Toc28603 \h </w:instrText>
+            <w:instrText xml:space="preserve"> PAGEREF _Toc15433 \h </w:instrText>
           </w:r>
           <w:r>
             <w:fldChar w:fldCharType="separate"/>
@@ -2451,7 +2445,7 @@
               <w:rFonts w:ascii="Times New Roman" w:hAnsi="Times New Roman" w:eastAsia="Times New Roman" w:cs="Times New Roman"/>
               <w:szCs w:val="24"/>
             </w:rPr>
-            <w:instrText xml:space="preserve"> HYPERLINK \l _Toc29594 </w:instrText>
+            <w:instrText xml:space="preserve"> HYPERLINK \l _Toc18142 </w:instrText>
           </w:r>
           <w:r>
             <w:rPr>
@@ -2476,7 +2470,7 @@
             <w:fldChar w:fldCharType="begin"/>
           </w:r>
           <w:r>
-            <w:instrText xml:space="preserve"> PAGEREF _Toc29594 \h </w:instrText>
+            <w:instrText xml:space="preserve"> PAGEREF _Toc18142 \h </w:instrText>
           </w:r>
           <w:r>
             <w:fldChar w:fldCharType="separate"/>
@@ -2514,7 +2508,7 @@
               <w:rFonts w:ascii="Times New Roman" w:hAnsi="Times New Roman" w:eastAsia="Times New Roman" w:cs="Times New Roman"/>
               <w:szCs w:val="24"/>
             </w:rPr>
-            <w:instrText xml:space="preserve"> HYPERLINK \l _Toc14469 </w:instrText>
+            <w:instrText xml:space="preserve"> HYPERLINK \l _Toc6709 </w:instrText>
           </w:r>
           <w:r>
             <w:rPr>
@@ -2539,7 +2533,7 @@
             <w:fldChar w:fldCharType="begin"/>
           </w:r>
           <w:r>
-            <w:instrText xml:space="preserve"> PAGEREF _Toc14469 \h </w:instrText>
+            <w:instrText xml:space="preserve"> PAGEREF _Toc6709 \h </w:instrText>
           </w:r>
           <w:r>
             <w:fldChar w:fldCharType="separate"/>
@@ -2577,7 +2571,7 @@
               <w:rFonts w:ascii="Times New Roman" w:hAnsi="Times New Roman" w:eastAsia="Times New Roman" w:cs="Times New Roman"/>
               <w:szCs w:val="24"/>
             </w:rPr>
-            <w:instrText xml:space="preserve"> HYPERLINK \l _Toc12192 </w:instrText>
+            <w:instrText xml:space="preserve"> HYPERLINK \l _Toc25953 </w:instrText>
           </w:r>
           <w:r>
             <w:rPr>
@@ -2602,7 +2596,7 @@
             <w:fldChar w:fldCharType="begin"/>
           </w:r>
           <w:r>
-            <w:instrText xml:space="preserve"> PAGEREF _Toc12192 \h </w:instrText>
+            <w:instrText xml:space="preserve"> PAGEREF _Toc25953 \h </w:instrText>
           </w:r>
           <w:r>
             <w:fldChar w:fldCharType="separate"/>
@@ -2640,7 +2634,7 @@
               <w:rFonts w:ascii="Times New Roman" w:hAnsi="Times New Roman" w:eastAsia="Times New Roman" w:cs="Times New Roman"/>
               <w:szCs w:val="24"/>
             </w:rPr>
-            <w:instrText xml:space="preserve"> HYPERLINK \l _Toc4718 </w:instrText>
+            <w:instrText xml:space="preserve"> HYPERLINK \l _Toc6391 </w:instrText>
           </w:r>
           <w:r>
             <w:rPr>
@@ -2665,7 +2659,7 @@
             <w:fldChar w:fldCharType="begin"/>
           </w:r>
           <w:r>
-            <w:instrText xml:space="preserve"> PAGEREF _Toc4718 \h </w:instrText>
+            <w:instrText xml:space="preserve"> PAGEREF _Toc6391 \h </w:instrText>
           </w:r>
           <w:r>
             <w:fldChar w:fldCharType="separate"/>
@@ -2703,7 +2697,7 @@
               <w:rFonts w:ascii="Times New Roman" w:hAnsi="Times New Roman" w:eastAsia="Times New Roman" w:cs="Times New Roman"/>
               <w:szCs w:val="24"/>
             </w:rPr>
-            <w:instrText xml:space="preserve"> HYPERLINK \l _Toc1171 </w:instrText>
+            <w:instrText xml:space="preserve"> HYPERLINK \l _Toc20691 </w:instrText>
           </w:r>
           <w:r>
             <w:rPr>
@@ -2728,7 +2722,7 @@
             <w:fldChar w:fldCharType="begin"/>
           </w:r>
           <w:r>
-            <w:instrText xml:space="preserve"> PAGEREF _Toc1171 \h </w:instrText>
+            <w:instrText xml:space="preserve"> PAGEREF _Toc20691 \h </w:instrText>
           </w:r>
           <w:r>
             <w:fldChar w:fldCharType="separate"/>
@@ -2766,7 +2760,7 @@
               <w:rFonts w:ascii="Times New Roman" w:hAnsi="Times New Roman" w:eastAsia="Times New Roman" w:cs="Times New Roman"/>
               <w:szCs w:val="24"/>
             </w:rPr>
-            <w:instrText xml:space="preserve"> HYPERLINK \l _Toc17829 </w:instrText>
+            <w:instrText xml:space="preserve"> HYPERLINK \l _Toc15256 </w:instrText>
           </w:r>
           <w:r>
             <w:rPr>
@@ -2789,7 +2783,7 @@
             <w:fldChar w:fldCharType="begin"/>
           </w:r>
           <w:r>
-            <w:instrText xml:space="preserve"> PAGEREF _Toc17829 \h </w:instrText>
+            <w:instrText xml:space="preserve"> PAGEREF _Toc15256 \h </w:instrText>
           </w:r>
           <w:r>
             <w:fldChar w:fldCharType="separate"/>
@@ -2827,7 +2821,7 @@
               <w:rFonts w:ascii="Times New Roman" w:hAnsi="Times New Roman" w:eastAsia="Times New Roman" w:cs="Times New Roman"/>
               <w:szCs w:val="24"/>
             </w:rPr>
-            <w:instrText xml:space="preserve"> HYPERLINK \l _Toc18016 </w:instrText>
+            <w:instrText xml:space="preserve"> HYPERLINK \l _Toc26028 </w:instrText>
           </w:r>
           <w:r>
             <w:rPr>
@@ -2852,7 +2846,7 @@
             <w:fldChar w:fldCharType="begin"/>
           </w:r>
           <w:r>
-            <w:instrText xml:space="preserve"> PAGEREF _Toc18016 \h </w:instrText>
+            <w:instrText xml:space="preserve"> PAGEREF _Toc26028 \h </w:instrText>
           </w:r>
           <w:r>
             <w:fldChar w:fldCharType="separate"/>
@@ -2965,7 +2959,7 @@
         <w:snapToGrid w:val="0"/>
         <w:textAlignment w:val="baseline"/>
       </w:pPr>
-      <w:bookmarkStart w:id="3" w:name="_Toc13584"/>
+      <w:bookmarkStart w:id="3" w:name="_Toc25468"/>
       <w:r>
         <w:t>目的</w:t>
       </w:r>
@@ -3141,7 +3135,7 @@
         <w:snapToGrid w:val="0"/>
         <w:textAlignment w:val="baseline"/>
       </w:pPr>
-      <w:bookmarkStart w:id="4" w:name="_Toc27885"/>
+      <w:bookmarkStart w:id="4" w:name="_Toc14057"/>
       <w:r>
         <w:t>适用范围</w:t>
       </w:r>
@@ -3187,7 +3181,7 @@
         <w:snapToGrid w:val="0"/>
         <w:textAlignment w:val="baseline"/>
       </w:pPr>
-      <w:bookmarkStart w:id="5" w:name="_Toc9759"/>
+      <w:bookmarkStart w:id="5" w:name="_Toc9891"/>
       <w:r>
         <w:t>术语、缩略词和定义</w:t>
       </w:r>
@@ -4645,7 +4639,7 @@
         <w:snapToGrid w:val="0"/>
         <w:textAlignment w:val="baseline"/>
       </w:pPr>
-      <w:bookmarkStart w:id="6" w:name="_Toc14747"/>
+      <w:bookmarkStart w:id="6" w:name="_Toc486"/>
       <w:r>
         <w:t>角色与职责</w:t>
       </w:r>
@@ -5079,7 +5073,19 @@
                 <w:szCs w:val="24"/>
                 <w:lang w:val="en-US" w:eastAsia="zh-CN"/>
               </w:rPr>
-              <w:t>运维项目经理</w:t>
+              <w:t>运维</w:t>
+            </w:r>
+            <w:bookmarkStart w:id="20" w:name="_GoBack"/>
+            <w:bookmarkEnd w:id="20"/>
+            <w:r>
+              <w:rPr>
+                <w:rFonts w:hint="eastAsia" w:ascii="宋体" w:hAnsi="宋体" w:cs="宋体"/>
+                <w:spacing w:val="-2"/>
+                <w:sz w:val="24"/>
+                <w:szCs w:val="24"/>
+                <w:lang w:val="en-US" w:eastAsia="zh-CN"/>
+              </w:rPr>
+              <w:t>项目经理</w:t>
             </w:r>
           </w:p>
         </w:tc>
@@ -5630,7 +5636,7 @@
         <w:snapToGrid w:val="0"/>
         <w:textAlignment w:val="baseline"/>
       </w:pPr>
-      <w:bookmarkStart w:id="7" w:name="_Toc23966"/>
+      <w:bookmarkStart w:id="7" w:name="_Toc30583"/>
       <w:r>
         <w:t>变更流程及说明</w:t>
       </w:r>
@@ -5654,7 +5660,7 @@
         <w:snapToGrid w:val="0"/>
         <w:textAlignment w:val="baseline"/>
       </w:pPr>
-      <w:bookmarkStart w:id="8" w:name="_Toc17185"/>
+      <w:bookmarkStart w:id="8" w:name="_Toc11430"/>
       <w:r>
         <w:t>变更管理总流程</w:t>
       </w:r>
@@ -5678,7 +5684,7 @@
         <w:snapToGrid w:val="0"/>
         <w:textAlignment w:val="baseline"/>
       </w:pPr>
-      <w:bookmarkStart w:id="9" w:name="_Toc5921"/>
+      <w:bookmarkStart w:id="9" w:name="_Toc1956"/>
       <w:r>
         <w:t>流程图</w:t>
       </w:r>
@@ -5767,7 +5773,7 @@
         <w:snapToGrid w:val="0"/>
         <w:textAlignment w:val="baseline"/>
       </w:pPr>
-      <w:bookmarkStart w:id="10" w:name="_Toc25075"/>
+      <w:bookmarkStart w:id="10" w:name="_Toc4728"/>
       <w:r>
         <w:t>流程说明</w:t>
       </w:r>
@@ -5987,7 +5993,7 @@
         <w:snapToGrid w:val="0"/>
         <w:textAlignment w:val="baseline"/>
       </w:pPr>
-      <w:bookmarkStart w:id="11" w:name="_Toc28603"/>
+      <w:bookmarkStart w:id="11" w:name="_Toc15433"/>
       <w:r>
         <w:t>一般变更子流程</w:t>
       </w:r>
@@ -6011,7 +6017,7 @@
         <w:snapToGrid w:val="0"/>
         <w:textAlignment w:val="baseline"/>
       </w:pPr>
-      <w:bookmarkStart w:id="12" w:name="_Toc29594"/>
+      <w:bookmarkStart w:id="12" w:name="_Toc18142"/>
       <w:r>
         <w:t>流程图</w:t>
       </w:r>
@@ -6086,7 +6092,7 @@
         <w:pStyle w:val="29"/>
         <w:bidi w:val="0"/>
       </w:pPr>
-      <w:bookmarkStart w:id="13" w:name="_Toc14469"/>
+      <w:bookmarkStart w:id="13" w:name="_Toc6709"/>
       <w:r>
         <w:t>流程说明</w:t>
       </w:r>
@@ -6404,7 +6410,7 @@
         <w:snapToGrid w:val="0"/>
         <w:textAlignment w:val="baseline"/>
       </w:pPr>
-      <w:bookmarkStart w:id="14" w:name="_Toc12192"/>
+      <w:bookmarkStart w:id="14" w:name="_Toc25953"/>
       <w:r>
         <w:t>紧急变更子流程</w:t>
       </w:r>
@@ -6428,7 +6434,7 @@
         <w:snapToGrid w:val="0"/>
         <w:textAlignment w:val="baseline"/>
       </w:pPr>
-      <w:bookmarkStart w:id="15" w:name="_Toc4718"/>
+      <w:bookmarkStart w:id="15" w:name="_Toc6391"/>
       <w:r>
         <w:t>流程图</w:t>
       </w:r>
@@ -6517,7 +6523,7 @@
         <w:snapToGrid w:val="0"/>
         <w:textAlignment w:val="baseline"/>
       </w:pPr>
-      <w:bookmarkStart w:id="16" w:name="_Toc1171"/>
+      <w:bookmarkStart w:id="16" w:name="_Toc20691"/>
       <w:r>
         <w:t>流程说明</w:t>
       </w:r>
@@ -6901,7 +6907,7 @@
         </w:rPr>
       </w:pPr>
       <w:bookmarkStart w:id="17" w:name="_Toc21434"/>
-      <w:bookmarkStart w:id="18" w:name="_Toc17829"/>
+      <w:bookmarkStart w:id="18" w:name="_Toc15256"/>
       <w:r>
         <w:rPr>
           <w:rFonts w:hint="default"/>
@@ -7483,7 +7489,7 @@
         <w:snapToGrid w:val="0"/>
         <w:textAlignment w:val="baseline"/>
       </w:pPr>
-      <w:bookmarkStart w:id="19" w:name="_Toc18016"/>
+      <w:bookmarkStart w:id="19" w:name="_Toc26028"/>
       <w:r>
         <w:t>相关文件及模板</w:t>
       </w:r>
@@ -7555,8 +7561,6 @@
           <w:szCs w:val="24"/>
         </w:rPr>
       </w:pPr>
-      <w:bookmarkStart w:id="20" w:name="_GoBack"/>
-      <w:bookmarkEnd w:id="20"/>
       <w:r>
         <w:rPr>
           <w:rFonts w:ascii="宋体" w:hAnsi="宋体" w:eastAsia="宋体" w:cs="宋体"/>
